--- a/일정/일정.docx
+++ b/일정/일정.docx
@@ -1,6 +1,6 @@
 
 <file path=word/document.xml><?xml version="1.0" encoding="utf-8"?>
-<w:document xmlns:wpc="http://schemas.microsoft.com/office/word/2010/wordprocessingCanvas" xmlns:cx="http://schemas.microsoft.com/office/drawing/2014/chartex" xmlns:cx1="http://schemas.microsoft.com/office/drawing/2015/9/8/chartex" xmlns:cx2="http://schemas.microsoft.com/office/drawing/2015/10/21/chartex" xmlns:cx3="http://schemas.microsoft.com/office/drawing/2016/5/9/chartex" xmlns:cx4="http://schemas.microsoft.com/office/drawing/2016/5/10/chartex" xmlns:cx5="http://schemas.microsoft.com/office/drawing/2016/5/11/chartex" xmlns:cx6="http://schemas.microsoft.com/office/drawing/2016/5/12/chartex" xmlns:cx7="http://schemas.microsoft.com/office/drawing/2016/5/13/chartex" xmlns:cx8="http://schemas.microsoft.com/office/drawing/2016/5/14/chartex" xmlns:mc="http://schemas.openxmlformats.org/markup-compatibility/2006" xmlns:aink="http://schemas.microsoft.com/office/drawing/2016/ink" xmlns:am3d="http://schemas.microsoft.com/office/drawing/2017/model3d" xmlns:o="urn:schemas-microsoft-com:office:office" xmlns:oel="http://schemas.microsoft.com/office/2019/extlst" xmlns:r="http://schemas.openxmlformats.org/officeDocument/2006/relationships" xmlns:m="http://schemas.openxmlformats.org/officeDocument/2006/math" xmlns:v="urn:schemas-microsoft-com:vml" xmlns:wp14="http://schemas.microsoft.com/office/word/2010/wordprocessingDrawing" xmlns:wp="http://schemas.openxmlformats.org/drawingml/2006/wordprocessingDrawing" xmlns:w10="urn:schemas-microsoft-com:office:word" xmlns:w="http://schemas.openxmlformats.org/wordprocessingml/2006/main" xmlns:w14="http://schemas.microsoft.com/office/word/2010/wordml" xmlns:w15="http://schemas.microsoft.com/office/word/2012/wordml" xmlns:w16cex="http://schemas.microsoft.com/office/word/2018/wordml/cex" xmlns:w16cid="http://schemas.microsoft.com/office/word/2016/wordml/cid" xmlns:w16="http://schemas.microsoft.com/office/word/2018/wordml" xmlns:w16du="http://schemas.microsoft.com/office/word/2023/wordml/word16du" xmlns:w16sdtdh="http://schemas.microsoft.com/office/word/2020/wordml/sdtdatahash" xmlns:w16se="http://schemas.microsoft.com/office/word/2015/wordml/symex" xmlns:wpg="http://schemas.microsoft.com/office/word/2010/wordprocessingGroup" xmlns:wpi="http://schemas.microsoft.com/office/word/2010/wordprocessingInk" xmlns:wne="http://schemas.microsoft.com/office/word/2006/wordml" xmlns:wps="http://schemas.microsoft.com/office/word/2010/wordprocessingShape" mc:Ignorable="w14 w15 w16se w16cid w16 w16cex w16sdtdh w16du wp14">
+<w:document xmlns:wpc="http://schemas.microsoft.com/office/word/2010/wordprocessingCanvas" xmlns:cx="http://schemas.microsoft.com/office/drawing/2014/chartex" xmlns:cx1="http://schemas.microsoft.com/office/drawing/2015/9/8/chartex" xmlns:cx2="http://schemas.microsoft.com/office/drawing/2015/10/21/chartex" xmlns:cx3="http://schemas.microsoft.com/office/drawing/2016/5/9/chartex" xmlns:cx4="http://schemas.microsoft.com/office/drawing/2016/5/10/chartex" xmlns:cx5="http://schemas.microsoft.com/office/drawing/2016/5/11/chartex" xmlns:cx6="http://schemas.microsoft.com/office/drawing/2016/5/12/chartex" xmlns:cx7="http://schemas.microsoft.com/office/drawing/2016/5/13/chartex" xmlns:cx8="http://schemas.microsoft.com/office/drawing/2016/5/14/chartex" xmlns:mc="http://schemas.openxmlformats.org/markup-compatibility/2006" xmlns:aink="http://schemas.microsoft.com/office/drawing/2016/ink" xmlns:am3d="http://schemas.microsoft.com/office/drawing/2017/model3d" xmlns:o="urn:schemas-microsoft-com:office:office" xmlns:oel="http://schemas.microsoft.com/office/2019/extlst" xmlns:r="http://schemas.openxmlformats.org/officeDocument/2006/relationships" xmlns:m="http://schemas.openxmlformats.org/officeDocument/2006/math" xmlns:v="urn:schemas-microsoft-com:vml" xmlns:wp14="http://schemas.microsoft.com/office/word/2010/wordprocessingDrawing" xmlns:wp="http://schemas.openxmlformats.org/drawingml/2006/wordprocessingDrawing" xmlns:w10="urn:schemas-microsoft-com:office:word" xmlns:w="http://schemas.openxmlformats.org/wordprocessingml/2006/main" xmlns:w14="http://schemas.microsoft.com/office/word/2010/wordml" xmlns:w15="http://schemas.microsoft.com/office/word/2012/wordml" xmlns:w16cex="http://schemas.microsoft.com/office/word/2018/wordml/cex" xmlns:w16cid="http://schemas.microsoft.com/office/word/2016/wordml/cid" xmlns:w16="http://schemas.microsoft.com/office/word/2018/wordml" xmlns:w16du="http://schemas.microsoft.com/office/word/2023/wordml/word16du" xmlns:w16sdtdh="http://schemas.microsoft.com/office/word/2020/wordml/sdtdatahash" xmlns:w16sdtfl="http://schemas.microsoft.com/office/word/2024/wordml/sdtformatlock" xmlns:w16se="http://schemas.microsoft.com/office/word/2015/wordml/symex" xmlns:wpg="http://schemas.microsoft.com/office/word/2010/wordprocessingGroup" xmlns:wpi="http://schemas.microsoft.com/office/word/2010/wordprocessingInk" xmlns:wne="http://schemas.microsoft.com/office/word/2006/wordml" xmlns:wps="http://schemas.microsoft.com/office/word/2010/wordprocessingShape" mc:Ignorable="w14 w15 w16se w16cid w16 w16cex w16sdtdh w16sdtfl w16du wp14">
   <w:body>
     <w:p>
       <w:pPr>
@@ -95,6 +95,7 @@
                 <w:szCs w:val="20"/>
               </w:rPr>
             </w:pPr>
+            <w:proofErr w:type="spellStart"/>
             <w:r>
               <w:rPr>
                 <w:rFonts w:ascii="HY헤드라인M" w:eastAsia="HY헤드라인M" w:hint="eastAsia"/>
@@ -103,6 +104,7 @@
               </w:rPr>
               <w:t>임채은</w:t>
             </w:r>
+            <w:proofErr w:type="spellEnd"/>
           </w:p>
         </w:tc>
         <w:tc>
@@ -261,13 +263,23 @@
                 <w:szCs w:val="18"/>
               </w:rPr>
             </w:pPr>
-            <w:r>
-              <w:rPr>
-                <w:rFonts w:ascii="HY헤드라인M" w:eastAsia="HY헤드라인M" w:hint="eastAsia"/>
-                <w:sz w:val="18"/>
-                <w:szCs w:val="18"/>
-              </w:rPr>
-              <w:t>EmotionGame 몬스터</w:t>
+            <w:proofErr w:type="spellStart"/>
+            <w:r>
+              <w:rPr>
+                <w:rFonts w:ascii="HY헤드라인M" w:eastAsia="HY헤드라인M" w:hint="eastAsia"/>
+                <w:sz w:val="18"/>
+                <w:szCs w:val="18"/>
+              </w:rPr>
+              <w:t>EmotionGame</w:t>
+            </w:r>
+            <w:proofErr w:type="spellEnd"/>
+            <w:r>
+              <w:rPr>
+                <w:rFonts w:ascii="HY헤드라인M" w:eastAsia="HY헤드라인M" w:hint="eastAsia"/>
+                <w:sz w:val="18"/>
+                <w:szCs w:val="18"/>
+              </w:rPr>
+              <w:t xml:space="preserve"> 몬스터</w:t>
             </w:r>
           </w:p>
           <w:p>
@@ -309,14 +321,52 @@
                 <w:szCs w:val="18"/>
               </w:rPr>
             </w:pPr>
-            <w:r>
-              <w:rPr>
-                <w:rFonts w:ascii="HY헤드라인M" w:eastAsia="HY헤드라인M" w:hint="eastAsia"/>
-                <w:sz w:val="18"/>
-                <w:szCs w:val="18"/>
-              </w:rPr>
-              <w:t>설정창, 메인창, 결과창</w:t>
-            </w:r>
+            <w:proofErr w:type="spellStart"/>
+            <w:r>
+              <w:rPr>
+                <w:rFonts w:ascii="HY헤드라인M" w:eastAsia="HY헤드라인M" w:hint="eastAsia"/>
+                <w:sz w:val="18"/>
+                <w:szCs w:val="18"/>
+              </w:rPr>
+              <w:t>설정창</w:t>
+            </w:r>
+            <w:proofErr w:type="spellEnd"/>
+            <w:r>
+              <w:rPr>
+                <w:rFonts w:ascii="HY헤드라인M" w:eastAsia="HY헤드라인M" w:hint="eastAsia"/>
+                <w:sz w:val="18"/>
+                <w:szCs w:val="18"/>
+              </w:rPr>
+              <w:t xml:space="preserve">, </w:t>
+            </w:r>
+            <w:proofErr w:type="spellStart"/>
+            <w:r>
+              <w:rPr>
+                <w:rFonts w:ascii="HY헤드라인M" w:eastAsia="HY헤드라인M" w:hint="eastAsia"/>
+                <w:sz w:val="18"/>
+                <w:szCs w:val="18"/>
+              </w:rPr>
+              <w:t>메인창</w:t>
+            </w:r>
+            <w:proofErr w:type="spellEnd"/>
+            <w:r>
+              <w:rPr>
+                <w:rFonts w:ascii="HY헤드라인M" w:eastAsia="HY헤드라인M" w:hint="eastAsia"/>
+                <w:sz w:val="18"/>
+                <w:szCs w:val="18"/>
+              </w:rPr>
+              <w:t xml:space="preserve">, </w:t>
+            </w:r>
+            <w:proofErr w:type="spellStart"/>
+            <w:r>
+              <w:rPr>
+                <w:rFonts w:ascii="HY헤드라인M" w:eastAsia="HY헤드라인M" w:hint="eastAsia"/>
+                <w:sz w:val="18"/>
+                <w:szCs w:val="18"/>
+              </w:rPr>
+              <w:t>결과창</w:t>
+            </w:r>
+            <w:proofErr w:type="spellEnd"/>
           </w:p>
           <w:p>
             <w:pPr>
@@ -337,8 +387,18 @@
                 <w:sz w:val="18"/>
                 <w:szCs w:val="18"/>
               </w:rPr>
-              <w:t>플레이어의 현재 감정 이모지</w:t>
-            </w:r>
+              <w:t xml:space="preserve">플레이어의 현재 감정 </w:t>
+            </w:r>
+            <w:proofErr w:type="spellStart"/>
+            <w:r>
+              <w:rPr>
+                <w:rFonts w:ascii="HY헤드라인M" w:eastAsia="HY헤드라인M" w:hint="eastAsia"/>
+                <w:sz w:val="18"/>
+                <w:szCs w:val="18"/>
+              </w:rPr>
+              <w:t>이모지</w:t>
+            </w:r>
+            <w:proofErr w:type="spellEnd"/>
           </w:p>
           <w:p>
             <w:pPr>
@@ -474,6 +534,570 @@
                 <w:szCs w:val="18"/>
               </w:rPr>
             </w:pPr>
+            <w:r>
+              <w:rPr>
+                <w:rFonts w:ascii="HY헤드라인M" w:eastAsia="HY헤드라인M" w:hint="eastAsia"/>
+                <w:sz w:val="18"/>
+                <w:szCs w:val="18"/>
+              </w:rPr>
+              <w:t>[퀘스트 시스템]</w:t>
+            </w:r>
+          </w:p>
+          <w:p>
+            <w:pPr>
+              <w:rPr>
+                <w:rFonts w:ascii="HY헤드라인M" w:eastAsia="HY헤드라인M" w:hint="eastAsia"/>
+                <w:sz w:val="18"/>
+                <w:szCs w:val="18"/>
+              </w:rPr>
+            </w:pPr>
+            <w:r>
+              <w:rPr>
+                <w:rFonts w:ascii="HY헤드라인M" w:eastAsia="HY헤드라인M" w:hint="eastAsia"/>
+                <w:sz w:val="18"/>
+                <w:szCs w:val="18"/>
+              </w:rPr>
+              <w:t>- 기능, UI, 퀘스트 내용(100개)</w:t>
+            </w:r>
+          </w:p>
+          <w:p>
+            <w:pPr>
+              <w:rPr>
+                <w:rFonts w:ascii="HY헤드라인M" w:eastAsia="HY헤드라인M" w:hint="eastAsia"/>
+                <w:sz w:val="18"/>
+                <w:szCs w:val="18"/>
+              </w:rPr>
+            </w:pPr>
+          </w:p>
+          <w:p>
+            <w:pPr>
+              <w:rPr>
+                <w:rFonts w:ascii="HY헤드라인M" w:eastAsia="HY헤드라인M"/>
+                <w:sz w:val="18"/>
+                <w:szCs w:val="18"/>
+              </w:rPr>
+            </w:pPr>
+            <w:r>
+              <w:rPr>
+                <w:rFonts w:ascii="HY헤드라인M" w:eastAsia="HY헤드라인M" w:hint="eastAsia"/>
+                <w:sz w:val="18"/>
+                <w:szCs w:val="18"/>
+              </w:rPr>
+              <w:t>[상점 시스템]</w:t>
+            </w:r>
+          </w:p>
+          <w:p>
+            <w:pPr>
+              <w:rPr>
+                <w:rFonts w:ascii="HY헤드라인M" w:eastAsia="HY헤드라인M"/>
+                <w:sz w:val="18"/>
+                <w:szCs w:val="18"/>
+              </w:rPr>
+            </w:pPr>
+            <w:r>
+              <w:rPr>
+                <w:rFonts w:ascii="HY헤드라인M" w:eastAsia="HY헤드라인M" w:hint="eastAsia"/>
+                <w:sz w:val="18"/>
+                <w:szCs w:val="18"/>
+              </w:rPr>
+              <w:t>- 기능, UI, 상점 판매 목록</w:t>
+            </w:r>
+          </w:p>
+          <w:p>
+            <w:pPr>
+              <w:rPr>
+                <w:rFonts w:ascii="HY헤드라인M" w:eastAsia="HY헤드라인M" w:hint="eastAsia"/>
+                <w:sz w:val="18"/>
+                <w:szCs w:val="18"/>
+              </w:rPr>
+            </w:pPr>
+          </w:p>
+          <w:p>
+            <w:pPr>
+              <w:rPr>
+                <w:rFonts w:ascii="HY헤드라인M" w:eastAsia="HY헤드라인M" w:hint="eastAsia"/>
+                <w:sz w:val="18"/>
+                <w:szCs w:val="18"/>
+              </w:rPr>
+            </w:pPr>
+            <w:r>
+              <w:rPr>
+                <w:rFonts w:ascii="HY헤드라인M" w:eastAsia="HY헤드라인M" w:hint="eastAsia"/>
+                <w:sz w:val="18"/>
+                <w:szCs w:val="18"/>
+              </w:rPr>
+              <w:t>[</w:t>
+            </w:r>
+            <w:proofErr w:type="spellStart"/>
+            <w:r>
+              <w:rPr>
+                <w:rFonts w:ascii="HY헤드라인M" w:eastAsia="HY헤드라인M" w:hint="eastAsia"/>
+                <w:sz w:val="18"/>
+                <w:szCs w:val="18"/>
+              </w:rPr>
+              <w:t>json</w:t>
+            </w:r>
+            <w:proofErr w:type="spellEnd"/>
+            <w:r>
+              <w:rPr>
+                <w:rFonts w:ascii="HY헤드라인M" w:eastAsia="HY헤드라인M" w:hint="eastAsia"/>
+                <w:sz w:val="18"/>
+                <w:szCs w:val="18"/>
+              </w:rPr>
+              <w:t xml:space="preserve"> 작성]</w:t>
+            </w:r>
+          </w:p>
+          <w:p>
+            <w:pPr>
+              <w:rPr>
+                <w:rFonts w:ascii="HY헤드라인M" w:eastAsia="HY헤드라인M" w:hint="eastAsia"/>
+                <w:sz w:val="18"/>
+                <w:szCs w:val="18"/>
+              </w:rPr>
+            </w:pPr>
+            <w:r>
+              <w:rPr>
+                <w:rFonts w:ascii="HY헤드라인M" w:eastAsia="HY헤드라인M" w:hint="eastAsia"/>
+                <w:sz w:val="18"/>
+                <w:szCs w:val="18"/>
+              </w:rPr>
+              <w:t xml:space="preserve">- 몬스터 5종 </w:t>
+            </w:r>
+            <w:proofErr w:type="spellStart"/>
+            <w:r>
+              <w:rPr>
+                <w:rFonts w:ascii="HY헤드라인M" w:eastAsia="HY헤드라인M" w:hint="eastAsia"/>
+                <w:sz w:val="18"/>
+                <w:szCs w:val="18"/>
+              </w:rPr>
+              <w:t>json</w:t>
+            </w:r>
+            <w:proofErr w:type="spellEnd"/>
+            <w:r>
+              <w:rPr>
+                <w:rFonts w:ascii="HY헤드라인M" w:eastAsia="HY헤드라인M" w:hint="eastAsia"/>
+                <w:sz w:val="18"/>
+                <w:szCs w:val="18"/>
+              </w:rPr>
+              <w:t xml:space="preserve"> 작성</w:t>
+            </w:r>
+          </w:p>
+          <w:p>
+            <w:pPr>
+              <w:rPr>
+                <w:rFonts w:ascii="HY헤드라인M" w:eastAsia="HY헤드라인M" w:hint="eastAsia"/>
+                <w:sz w:val="18"/>
+                <w:szCs w:val="18"/>
+              </w:rPr>
+            </w:pPr>
+            <w:r>
+              <w:rPr>
+                <w:rFonts w:ascii="HY헤드라인M" w:eastAsia="HY헤드라인M" w:hint="eastAsia"/>
+                <w:sz w:val="18"/>
+                <w:szCs w:val="18"/>
+              </w:rPr>
+              <w:t xml:space="preserve">- 플레이어 </w:t>
+            </w:r>
+            <w:proofErr w:type="spellStart"/>
+            <w:r>
+              <w:rPr>
+                <w:rFonts w:ascii="HY헤드라인M" w:eastAsia="HY헤드라인M" w:hint="eastAsia"/>
+                <w:sz w:val="18"/>
+                <w:szCs w:val="18"/>
+              </w:rPr>
+              <w:t>json</w:t>
+            </w:r>
+            <w:proofErr w:type="spellEnd"/>
+            <w:r>
+              <w:rPr>
+                <w:rFonts w:ascii="HY헤드라인M" w:eastAsia="HY헤드라인M" w:hint="eastAsia"/>
+                <w:sz w:val="18"/>
+                <w:szCs w:val="18"/>
+              </w:rPr>
+              <w:t xml:space="preserve"> 작성</w:t>
+            </w:r>
+          </w:p>
+          <w:p>
+            <w:pPr>
+              <w:rPr>
+                <w:rFonts w:ascii="HY헤드라인M" w:eastAsia="HY헤드라인M" w:hint="eastAsia"/>
+                <w:sz w:val="18"/>
+                <w:szCs w:val="18"/>
+              </w:rPr>
+            </w:pPr>
+            <w:r>
+              <w:rPr>
+                <w:rFonts w:ascii="HY헤드라인M" w:eastAsia="HY헤드라인M" w:hint="eastAsia"/>
+                <w:sz w:val="18"/>
+                <w:szCs w:val="18"/>
+              </w:rPr>
+              <w:t xml:space="preserve">- </w:t>
+            </w:r>
+            <w:proofErr w:type="spellStart"/>
+            <w:r>
+              <w:rPr>
+                <w:rFonts w:ascii="HY헤드라인M" w:eastAsia="HY헤드라인M" w:hint="eastAsia"/>
+                <w:sz w:val="18"/>
+                <w:szCs w:val="18"/>
+              </w:rPr>
+              <w:t>CubeInfos.json</w:t>
+            </w:r>
+            <w:proofErr w:type="spellEnd"/>
+            <w:r>
+              <w:rPr>
+                <w:rFonts w:ascii="HY헤드라인M" w:eastAsia="HY헤드라인M" w:hint="eastAsia"/>
+                <w:sz w:val="18"/>
+                <w:szCs w:val="18"/>
+              </w:rPr>
+              <w:t>에 가구 관련 내용 추가</w:t>
+            </w:r>
+          </w:p>
+          <w:p>
+            <w:pPr>
+              <w:rPr>
+                <w:rFonts w:ascii="HY헤드라인M" w:eastAsia="HY헤드라인M"/>
+                <w:sz w:val="18"/>
+                <w:szCs w:val="18"/>
+              </w:rPr>
+            </w:pPr>
+          </w:p>
+          <w:p>
+            <w:pPr>
+              <w:rPr>
+                <w:rFonts w:ascii="HY헤드라인M" w:eastAsia="HY헤드라인M"/>
+                <w:sz w:val="18"/>
+                <w:szCs w:val="18"/>
+              </w:rPr>
+            </w:pPr>
+            <w:r>
+              <w:rPr>
+                <w:rFonts w:ascii="HY헤드라인M" w:eastAsia="HY헤드라인M" w:hint="eastAsia"/>
+                <w:sz w:val="18"/>
+                <w:szCs w:val="18"/>
+              </w:rPr>
+              <w:t>[3D 모델]</w:t>
+            </w:r>
+          </w:p>
+          <w:p>
+            <w:pPr>
+              <w:rPr>
+                <w:rFonts w:ascii="HY헤드라인M" w:eastAsia="HY헤드라인M"/>
+                <w:sz w:val="18"/>
+                <w:szCs w:val="18"/>
+              </w:rPr>
+            </w:pPr>
+            <w:r>
+              <w:rPr>
+                <w:rFonts w:ascii="HY헤드라인M" w:eastAsia="HY헤드라인M" w:hint="eastAsia"/>
+                <w:sz w:val="18"/>
+                <w:szCs w:val="18"/>
+              </w:rPr>
+              <w:t>- 스크랩 (금괴, 고무오리, 플라스틱 적재함, 큰 나사, 해적 모자, 안전모, 엔진, 고철 조각, 빈 통조림)</w:t>
+            </w:r>
+            <w:r>
+              <w:rPr>
+                <w:rFonts w:ascii="HY헤드라인M" w:eastAsia="HY헤드라인M" w:hint="eastAsia"/>
+                <w:sz w:val="18"/>
+                <w:szCs w:val="18"/>
+              </w:rPr>
+              <w:t xml:space="preserve"> </w:t>
+            </w:r>
+            <w:proofErr w:type="spellStart"/>
+            <w:r>
+              <w:rPr>
+                <w:rFonts w:ascii="HY헤드라인M" w:eastAsia="HY헤드라인M" w:hint="eastAsia"/>
+                <w:sz w:val="18"/>
+                <w:szCs w:val="18"/>
+              </w:rPr>
+              <w:t>에셋</w:t>
+            </w:r>
+            <w:proofErr w:type="spellEnd"/>
+            <w:r>
+              <w:rPr>
+                <w:rFonts w:ascii="HY헤드라인M" w:eastAsia="HY헤드라인M" w:hint="eastAsia"/>
+                <w:sz w:val="18"/>
+                <w:szCs w:val="18"/>
+              </w:rPr>
+              <w:t xml:space="preserve"> 추가하기</w:t>
+            </w:r>
+          </w:p>
+          <w:p>
+            <w:pPr>
+              <w:rPr>
+                <w:rFonts w:ascii="HY헤드라인M" w:eastAsia="HY헤드라인M" w:hint="eastAsia"/>
+                <w:sz w:val="18"/>
+                <w:szCs w:val="18"/>
+              </w:rPr>
+            </w:pPr>
+            <w:r>
+              <w:rPr>
+                <w:rFonts w:ascii="HY헤드라인M" w:eastAsia="HY헤드라인M" w:hint="eastAsia"/>
+                <w:sz w:val="18"/>
+                <w:szCs w:val="18"/>
+              </w:rPr>
+              <w:t xml:space="preserve">- 가구 선반, 서버 </w:t>
+            </w:r>
+            <w:proofErr w:type="spellStart"/>
+            <w:r>
+              <w:rPr>
+                <w:rFonts w:ascii="HY헤드라인M" w:eastAsia="HY헤드라인M" w:hint="eastAsia"/>
+                <w:sz w:val="18"/>
+                <w:szCs w:val="18"/>
+              </w:rPr>
+              <w:t>랙</w:t>
+            </w:r>
+            <w:proofErr w:type="spellEnd"/>
+            <w:r>
+              <w:rPr>
+                <w:rFonts w:ascii="HY헤드라인M" w:eastAsia="HY헤드라인M" w:hint="eastAsia"/>
+                <w:sz w:val="18"/>
+                <w:szCs w:val="18"/>
+              </w:rPr>
+              <w:t xml:space="preserve">, 조명 </w:t>
+            </w:r>
+            <w:proofErr w:type="spellStart"/>
+            <w:r>
+              <w:rPr>
+                <w:rFonts w:ascii="HY헤드라인M" w:eastAsia="HY헤드라인M" w:hint="eastAsia"/>
+                <w:sz w:val="18"/>
+                <w:szCs w:val="18"/>
+              </w:rPr>
+              <w:t>에셋</w:t>
+            </w:r>
+            <w:proofErr w:type="spellEnd"/>
+            <w:r>
+              <w:rPr>
+                <w:rFonts w:ascii="HY헤드라인M" w:eastAsia="HY헤드라인M" w:hint="eastAsia"/>
+                <w:sz w:val="18"/>
+                <w:szCs w:val="18"/>
+              </w:rPr>
+              <w:t xml:space="preserve"> </w:t>
+            </w:r>
+            <w:r>
+              <w:rPr>
+                <w:rFonts w:ascii="HY헤드라인M" w:eastAsia="HY헤드라인M" w:hint="eastAsia"/>
+                <w:sz w:val="18"/>
+                <w:szCs w:val="18"/>
+              </w:rPr>
+              <w:t>추가하기</w:t>
+            </w:r>
+            <w:r>
+              <w:rPr>
+                <w:rFonts w:ascii="HY헤드라인M" w:eastAsia="HY헤드라인M" w:hint="eastAsia"/>
+                <w:sz w:val="18"/>
+                <w:szCs w:val="18"/>
+              </w:rPr>
+              <w:t xml:space="preserve">, 조명 배치하기, </w:t>
+            </w:r>
+            <w:r>
+              <w:rPr>
+                <w:rFonts w:ascii="HY헤드라인M" w:eastAsia="HY헤드라인M" w:hint="eastAsia"/>
+                <w:sz w:val="18"/>
+                <w:szCs w:val="18"/>
+              </w:rPr>
+              <w:t xml:space="preserve">판매기 </w:t>
+            </w:r>
+            <w:proofErr w:type="spellStart"/>
+            <w:r>
+              <w:rPr>
+                <w:rFonts w:ascii="HY헤드라인M" w:eastAsia="HY헤드라인M" w:hint="eastAsia"/>
+                <w:sz w:val="18"/>
+                <w:szCs w:val="18"/>
+              </w:rPr>
+              <w:t>텍스쳐</w:t>
+            </w:r>
+            <w:proofErr w:type="spellEnd"/>
+            <w:r>
+              <w:rPr>
+                <w:rFonts w:ascii="HY헤드라인M" w:eastAsia="HY헤드라인M" w:hint="eastAsia"/>
+                <w:sz w:val="18"/>
+                <w:szCs w:val="18"/>
+              </w:rPr>
+              <w:t xml:space="preserve"> 만들기</w:t>
+            </w:r>
+          </w:p>
+          <w:p>
+            <w:pPr>
+              <w:rPr>
+                <w:rFonts w:ascii="HY헤드라인M" w:eastAsia="HY헤드라인M"/>
+                <w:sz w:val="18"/>
+                <w:szCs w:val="18"/>
+              </w:rPr>
+            </w:pPr>
+            <w:r>
+              <w:rPr>
+                <w:rFonts w:ascii="HY헤드라인M" w:eastAsia="HY헤드라인M" w:hint="eastAsia"/>
+                <w:sz w:val="18"/>
+                <w:szCs w:val="18"/>
+              </w:rPr>
+              <w:t xml:space="preserve">- 수정: </w:t>
+            </w:r>
+            <w:proofErr w:type="spellStart"/>
+            <w:r>
+              <w:rPr>
+                <w:rFonts w:ascii="HY헤드라인M" w:eastAsia="HY헤드라인M" w:hint="eastAsia"/>
+                <w:sz w:val="18"/>
+                <w:szCs w:val="18"/>
+              </w:rPr>
+              <w:t>EmotionGame</w:t>
+            </w:r>
+            <w:proofErr w:type="spellEnd"/>
+            <w:r>
+              <w:rPr>
+                <w:rFonts w:ascii="HY헤드라인M" w:eastAsia="HY헤드라인M" w:hint="eastAsia"/>
+                <w:sz w:val="18"/>
+                <w:szCs w:val="18"/>
+              </w:rPr>
+              <w:t xml:space="preserve"> 모니터 높이 낮추기, 큐브 z-fighting 수정</w:t>
+            </w:r>
+          </w:p>
+          <w:p>
+            <w:pPr>
+              <w:rPr>
+                <w:rFonts w:ascii="HY헤드라인M" w:eastAsia="HY헤드라인M" w:hint="eastAsia"/>
+                <w:sz w:val="18"/>
+                <w:szCs w:val="18"/>
+              </w:rPr>
+            </w:pPr>
+          </w:p>
+          <w:p>
+            <w:pPr>
+              <w:rPr>
+                <w:rFonts w:ascii="HY헤드라인M" w:eastAsia="HY헤드라인M"/>
+                <w:sz w:val="18"/>
+                <w:szCs w:val="18"/>
+              </w:rPr>
+            </w:pPr>
+            <w:r>
+              <w:rPr>
+                <w:rFonts w:ascii="HY헤드라인M" w:eastAsia="HY헤드라인M" w:hint="eastAsia"/>
+                <w:sz w:val="18"/>
+                <w:szCs w:val="18"/>
+              </w:rPr>
+              <w:t>[UI]</w:t>
+            </w:r>
+          </w:p>
+          <w:p>
+            <w:pPr>
+              <w:rPr>
+                <w:rFonts w:ascii="HY헤드라인M" w:eastAsia="HY헤드라인M"/>
+                <w:sz w:val="18"/>
+                <w:szCs w:val="18"/>
+              </w:rPr>
+            </w:pPr>
+            <w:r>
+              <w:rPr>
+                <w:rFonts w:ascii="HY헤드라인M" w:eastAsia="HY헤드라인M" w:hint="eastAsia"/>
+                <w:sz w:val="18"/>
+                <w:szCs w:val="18"/>
+              </w:rPr>
+              <w:t xml:space="preserve">- 퀘스트, 상점, </w:t>
+            </w:r>
+            <w:proofErr w:type="spellStart"/>
+            <w:r>
+              <w:rPr>
+                <w:rFonts w:ascii="HY헤드라인M" w:eastAsia="HY헤드라인M" w:hint="eastAsia"/>
+                <w:sz w:val="18"/>
+                <w:szCs w:val="18"/>
+              </w:rPr>
+              <w:t>설정창</w:t>
+            </w:r>
+            <w:proofErr w:type="spellEnd"/>
+            <w:r>
+              <w:rPr>
+                <w:rFonts w:ascii="HY헤드라인M" w:eastAsia="HY헤드라인M" w:hint="eastAsia"/>
+                <w:sz w:val="18"/>
+                <w:szCs w:val="18"/>
+              </w:rPr>
+              <w:t xml:space="preserve">, </w:t>
+            </w:r>
+            <w:proofErr w:type="spellStart"/>
+            <w:r>
+              <w:rPr>
+                <w:rFonts w:ascii="HY헤드라인M" w:eastAsia="HY헤드라인M" w:hint="eastAsia"/>
+                <w:sz w:val="18"/>
+                <w:szCs w:val="18"/>
+              </w:rPr>
+              <w:t>메인창</w:t>
+            </w:r>
+            <w:proofErr w:type="spellEnd"/>
+            <w:r>
+              <w:rPr>
+                <w:rFonts w:ascii="HY헤드라인M" w:eastAsia="HY헤드라인M" w:hint="eastAsia"/>
+                <w:sz w:val="18"/>
+                <w:szCs w:val="18"/>
+              </w:rPr>
+              <w:t xml:space="preserve">, </w:t>
+            </w:r>
+            <w:proofErr w:type="spellStart"/>
+            <w:r>
+              <w:rPr>
+                <w:rFonts w:ascii="HY헤드라인M" w:eastAsia="HY헤드라인M" w:hint="eastAsia"/>
+                <w:sz w:val="18"/>
+                <w:szCs w:val="18"/>
+              </w:rPr>
+              <w:t>결과창</w:t>
+            </w:r>
+            <w:proofErr w:type="spellEnd"/>
+          </w:p>
+          <w:p>
+            <w:pPr>
+              <w:rPr>
+                <w:rFonts w:ascii="HY헤드라인M" w:eastAsia="HY헤드라인M"/>
+                <w:sz w:val="18"/>
+                <w:szCs w:val="18"/>
+              </w:rPr>
+            </w:pPr>
+          </w:p>
+          <w:p>
+            <w:pPr>
+              <w:rPr>
+                <w:rFonts w:ascii="HY헤드라인M" w:eastAsia="HY헤드라인M"/>
+                <w:sz w:val="18"/>
+                <w:szCs w:val="18"/>
+              </w:rPr>
+            </w:pPr>
+            <w:r>
+              <w:rPr>
+                <w:rFonts w:ascii="HY헤드라인M" w:eastAsia="HY헤드라인M" w:hint="eastAsia"/>
+                <w:sz w:val="18"/>
+                <w:szCs w:val="18"/>
+              </w:rPr>
+              <w:t>[사운드]</w:t>
+            </w:r>
+          </w:p>
+          <w:p>
+            <w:pPr>
+              <w:rPr>
+                <w:rFonts w:ascii="HY헤드라인M" w:eastAsia="HY헤드라인M" w:hint="eastAsia"/>
+                <w:sz w:val="18"/>
+                <w:szCs w:val="18"/>
+              </w:rPr>
+            </w:pPr>
+            <w:r>
+              <w:rPr>
+                <w:rFonts w:ascii="HY헤드라인M" w:eastAsia="HY헤드라인M" w:hint="eastAsia"/>
+                <w:sz w:val="18"/>
+                <w:szCs w:val="18"/>
+              </w:rPr>
+              <w:t xml:space="preserve">- 배경음악, 효과음(피격, 타격, 걷기, 뛰기, 점프, 레버 작동, 컴퓨터 상호작용 + </w:t>
+            </w:r>
+            <w:r>
+              <w:rPr>
+                <w:rFonts w:ascii="HY헤드라인M" w:eastAsia="HY헤드라인M"/>
+                <w:sz w:val="18"/>
+                <w:szCs w:val="18"/>
+              </w:rPr>
+              <w:t>…</w:t>
+            </w:r>
+            <w:r>
+              <w:rPr>
+                <w:rFonts w:ascii="HY헤드라인M" w:eastAsia="HY헤드라인M" w:hint="eastAsia"/>
+                <w:sz w:val="18"/>
+                <w:szCs w:val="18"/>
+              </w:rPr>
+              <w:t>)</w:t>
+            </w:r>
           </w:p>
         </w:tc>
       </w:tr>
@@ -510,7 +1134,6 @@
           <w:sz w:val="40"/>
           <w:szCs w:val="40"/>
         </w:rPr>
-        <w:lastRenderedPageBreak/>
         <w:t>개발</w:t>
       </w:r>
       <w:r>
@@ -641,8 +1264,19 @@
           <w:sz w:val="18"/>
           <w:szCs w:val="18"/>
         </w:rPr>
-        <w:t>■: 임채은</w:t>
+        <w:t xml:space="preserve">■: </w:t>
       </w:r>
+      <w:proofErr w:type="spellStart"/>
+      <w:r>
+        <w:rPr>
+          <w:rFonts w:ascii="HY헤드라인M" w:eastAsia="HY헤드라인M" w:hint="eastAsia"/>
+          <w:color w:val="A5C9EB" w:themeColor="text2" w:themeTint="40"/>
+          <w:sz w:val="18"/>
+          <w:szCs w:val="18"/>
+        </w:rPr>
+        <w:t>임채은</w:t>
+      </w:r>
+      <w:proofErr w:type="spellEnd"/>
       <w:r>
         <w:rPr>
           <w:rFonts w:ascii="HY헤드라인M" w:eastAsia="HY헤드라인M" w:hint="eastAsia"/>
@@ -2280,6 +2914,7 @@
     <w:p/>
     <w:p>
       <w:r>
+        <w:lastRenderedPageBreak/>
         <w:br/>
       </w:r>
     </w:p>
@@ -2319,7 +2954,6 @@
                 <w:sz w:val="20"/>
                 <w:szCs w:val="20"/>
               </w:rPr>
-              <w:lastRenderedPageBreak/>
               <w:t>월</w:t>
             </w:r>
           </w:p>
@@ -2722,14 +3356,24 @@
                 <w:sz w:val="16"/>
                 <w:szCs w:val="16"/>
               </w:rPr>
-              <w:t>- EmotionGame</w:t>
-            </w:r>
+              <w:t xml:space="preserve">- </w:t>
+            </w:r>
+            <w:proofErr w:type="spellStart"/>
             <w:r>
               <w:rPr>
                 <w:rFonts w:asciiTheme="majorHAnsi" w:eastAsiaTheme="majorHAnsi" w:hAnsiTheme="majorHAnsi" w:hint="eastAsia"/>
                 <w:sz w:val="16"/>
                 <w:szCs w:val="16"/>
               </w:rPr>
+              <w:t>EmotionGame</w:t>
+            </w:r>
+            <w:proofErr w:type="spellEnd"/>
+            <w:r>
+              <w:rPr>
+                <w:rFonts w:asciiTheme="majorHAnsi" w:eastAsiaTheme="majorHAnsi" w:hAnsiTheme="majorHAnsi" w:hint="eastAsia"/>
+                <w:sz w:val="16"/>
+                <w:szCs w:val="16"/>
+              </w:rPr>
               <w:t xml:space="preserve"> 로직 구현</w:t>
             </w:r>
           </w:p>
@@ -2753,17 +3397,17 @@
           <w:p>
             <w:pPr>
               <w:rPr>
+                <w:rFonts w:asciiTheme="majorHAnsi" w:eastAsiaTheme="majorHAnsi" w:hAnsiTheme="majorHAnsi"/>
+                <w:sz w:val="16"/>
+                <w:szCs w:val="16"/>
+              </w:rPr>
+            </w:pPr>
+            <w:r>
+              <w:rPr>
                 <w:rFonts w:asciiTheme="majorHAnsi" w:eastAsiaTheme="majorHAnsi" w:hAnsiTheme="majorHAnsi" w:hint="eastAsia"/>
                 <w:sz w:val="16"/>
                 <w:szCs w:val="16"/>
               </w:rPr>
-            </w:pPr>
-            <w:r>
-              <w:rPr>
-                <w:rFonts w:asciiTheme="majorHAnsi" w:eastAsiaTheme="majorHAnsi" w:hAnsiTheme="majorHAnsi" w:hint="eastAsia"/>
-                <w:sz w:val="16"/>
-                <w:szCs w:val="16"/>
-              </w:rPr>
               <w:t>- 감정 추출 방법 및 서버 통신 수정</w:t>
             </w:r>
           </w:p>
@@ -2776,7 +3420,7 @@
           <w:p>
             <w:pPr>
               <w:rPr>
-                <w:rFonts w:asciiTheme="majorHAnsi" w:eastAsiaTheme="majorHAnsi" w:hAnsiTheme="majorHAnsi" w:hint="eastAsia"/>
+                <w:rFonts w:asciiTheme="majorHAnsi" w:eastAsiaTheme="majorHAnsi" w:hAnsiTheme="majorHAnsi"/>
                 <w:sz w:val="16"/>
                 <w:szCs w:val="16"/>
               </w:rPr>
@@ -4405,7 +5049,43 @@
                 <w:sz w:val="16"/>
                 <w:szCs w:val="16"/>
               </w:rPr>
-              <w:t>[클라] 7가지 감정 이모지, 거미줄 에셋 필요</w:t>
+              <w:t xml:space="preserve">[클라] 7가지 감정 </w:t>
+            </w:r>
+            <w:proofErr w:type="spellStart"/>
+            <w:r>
+              <w:rPr>
+                <w:rFonts w:asciiTheme="majorHAnsi" w:eastAsiaTheme="majorHAnsi" w:hAnsiTheme="majorHAnsi" w:hint="eastAsia"/>
+                <w:sz w:val="16"/>
+                <w:szCs w:val="16"/>
+              </w:rPr>
+              <w:t>이모지</w:t>
+            </w:r>
+            <w:proofErr w:type="spellEnd"/>
+            <w:r>
+              <w:rPr>
+                <w:rFonts w:asciiTheme="majorHAnsi" w:eastAsiaTheme="majorHAnsi" w:hAnsiTheme="majorHAnsi" w:hint="eastAsia"/>
+                <w:sz w:val="16"/>
+                <w:szCs w:val="16"/>
+              </w:rPr>
+              <w:t xml:space="preserve">, 거미줄 </w:t>
+            </w:r>
+            <w:proofErr w:type="spellStart"/>
+            <w:r>
+              <w:rPr>
+                <w:rFonts w:asciiTheme="majorHAnsi" w:eastAsiaTheme="majorHAnsi" w:hAnsiTheme="majorHAnsi" w:hint="eastAsia"/>
+                <w:sz w:val="16"/>
+                <w:szCs w:val="16"/>
+              </w:rPr>
+              <w:t>에셋</w:t>
+            </w:r>
+            <w:proofErr w:type="spellEnd"/>
+            <w:r>
+              <w:rPr>
+                <w:rFonts w:asciiTheme="majorHAnsi" w:eastAsiaTheme="majorHAnsi" w:hAnsiTheme="majorHAnsi" w:hint="eastAsia"/>
+                <w:sz w:val="16"/>
+                <w:szCs w:val="16"/>
+              </w:rPr>
+              <w:t xml:space="preserve"> 필요</w:t>
             </w:r>
           </w:p>
         </w:tc>
@@ -4652,11 +5332,19 @@
           <w:p>
             <w:pPr>
               <w:rPr>
-                <w:rFonts w:eastAsiaTheme="minorHAnsi"/>
-                <w:sz w:val="16"/>
-                <w:szCs w:val="16"/>
-              </w:rPr>
-            </w:pPr>
+                <w:rFonts w:eastAsiaTheme="minorHAnsi" w:hint="eastAsia"/>
+                <w:sz w:val="16"/>
+                <w:szCs w:val="16"/>
+              </w:rPr>
+            </w:pPr>
+            <w:r>
+              <w:rPr>
+                <w:rFonts w:eastAsiaTheme="minorHAnsi" w:hint="eastAsia"/>
+                <w:sz w:val="16"/>
+                <w:szCs w:val="16"/>
+              </w:rPr>
+              <w:t>- 상점 시스템 작성</w:t>
+            </w:r>
           </w:p>
         </w:tc>
         <w:tc>
@@ -4672,6 +5360,14 @@
                 <w:szCs w:val="16"/>
               </w:rPr>
             </w:pPr>
+            <w:r>
+              <w:rPr>
+                <w:rFonts w:eastAsiaTheme="minorHAnsi" w:hint="eastAsia"/>
+                <w:sz w:val="16"/>
+                <w:szCs w:val="16"/>
+              </w:rPr>
+              <w:t>- 퀘스트 시스템 작성</w:t>
+            </w:r>
           </w:p>
         </w:tc>
         <w:tc>
@@ -4682,11 +5378,63 @@
           <w:p>
             <w:pPr>
               <w:rPr>
-                <w:rFonts w:eastAsiaTheme="minorHAnsi"/>
-                <w:sz w:val="16"/>
-                <w:szCs w:val="16"/>
-              </w:rPr>
-            </w:pPr>
+                <w:rFonts w:eastAsiaTheme="minorHAnsi" w:hint="eastAsia"/>
+                <w:sz w:val="16"/>
+                <w:szCs w:val="16"/>
+              </w:rPr>
+            </w:pPr>
+            <w:r>
+              <w:rPr>
+                <w:rFonts w:eastAsiaTheme="minorHAnsi" w:hint="eastAsia"/>
+                <w:sz w:val="16"/>
+                <w:szCs w:val="16"/>
+              </w:rPr>
+              <w:t xml:space="preserve">- </w:t>
+            </w:r>
+            <w:r>
+              <w:rPr>
+                <w:rFonts w:eastAsiaTheme="minorHAnsi" w:hint="eastAsia"/>
+                <w:sz w:val="16"/>
+                <w:szCs w:val="16"/>
+              </w:rPr>
+              <w:t xml:space="preserve">가구 </w:t>
+            </w:r>
+            <w:proofErr w:type="spellStart"/>
+            <w:r>
+              <w:rPr>
+                <w:rFonts w:eastAsiaTheme="minorHAnsi" w:hint="eastAsia"/>
+                <w:sz w:val="16"/>
+                <w:szCs w:val="16"/>
+              </w:rPr>
+              <w:t>에셋</w:t>
+            </w:r>
+            <w:proofErr w:type="spellEnd"/>
+            <w:r>
+              <w:rPr>
+                <w:rFonts w:eastAsiaTheme="minorHAnsi" w:hint="eastAsia"/>
+                <w:sz w:val="16"/>
+                <w:szCs w:val="16"/>
+              </w:rPr>
+              <w:t xml:space="preserve"> 추가, </w:t>
+            </w:r>
+            <w:proofErr w:type="spellStart"/>
+            <w:r>
+              <w:rPr>
+                <w:rFonts w:eastAsiaTheme="minorHAnsi" w:hint="eastAsia"/>
+                <w:sz w:val="16"/>
+                <w:szCs w:val="16"/>
+              </w:rPr>
+              <w:t>json</w:t>
+            </w:r>
+            <w:proofErr w:type="spellEnd"/>
+            <w:r>
+              <w:rPr>
+                <w:rFonts w:eastAsiaTheme="minorHAnsi" w:hint="eastAsia"/>
+                <w:sz w:val="16"/>
+                <w:szCs w:val="16"/>
+              </w:rPr>
+              <w:t xml:space="preserve"> 작성</w:t>
+            </w:r>
           </w:p>
         </w:tc>
         <w:tc>
@@ -4905,7 +5653,7 @@
           <w:p>
             <w:pPr>
               <w:rPr>
-                <w:rFonts w:eastAsiaTheme="minorHAnsi"/>
+                <w:rFonts w:eastAsiaTheme="minorHAnsi" w:hint="eastAsia"/>
                 <w:sz w:val="16"/>
                 <w:szCs w:val="16"/>
               </w:rPr>
@@ -4925,6 +5673,14 @@
                 <w:szCs w:val="16"/>
               </w:rPr>
             </w:pPr>
+            <w:r>
+              <w:rPr>
+                <w:rFonts w:eastAsiaTheme="minorHAnsi" w:hint="eastAsia"/>
+                <w:sz w:val="16"/>
+                <w:szCs w:val="16"/>
+              </w:rPr>
+              <w:t>- 퀘스트 내용 작성</w:t>
+            </w:r>
           </w:p>
         </w:tc>
         <w:tc>
@@ -5573,7 +6329,7 @@
 </file>
 
 <file path=word/endnotes.xml><?xml version="1.0" encoding="utf-8"?>
-<w:endnotes xmlns:wpc="http://schemas.microsoft.com/office/word/2010/wordprocessingCanvas" xmlns:cx="http://schemas.microsoft.com/office/drawing/2014/chartex" xmlns:cx1="http://schemas.microsoft.com/office/drawing/2015/9/8/chartex" xmlns:cx2="http://schemas.microsoft.com/office/drawing/2015/10/21/chartex" xmlns:cx3="http://schemas.microsoft.com/office/drawing/2016/5/9/chartex" xmlns:cx4="http://schemas.microsoft.com/office/drawing/2016/5/10/chartex" xmlns:cx5="http://schemas.microsoft.com/office/drawing/2016/5/11/chartex" xmlns:cx6="http://schemas.microsoft.com/office/drawing/2016/5/12/chartex" xmlns:cx7="http://schemas.microsoft.com/office/drawing/2016/5/13/chartex" xmlns:cx8="http://schemas.microsoft.com/office/drawing/2016/5/14/chartex" xmlns:mc="http://schemas.openxmlformats.org/markup-compatibility/2006" xmlns:aink="http://schemas.microsoft.com/office/drawing/2016/ink" xmlns:am3d="http://schemas.microsoft.com/office/drawing/2017/model3d" xmlns:o="urn:schemas-microsoft-com:office:office" xmlns:oel="http://schemas.microsoft.com/office/2019/extlst" xmlns:r="http://schemas.openxmlformats.org/officeDocument/2006/relationships" xmlns:m="http://schemas.openxmlformats.org/officeDocument/2006/math" xmlns:v="urn:schemas-microsoft-com:vml" xmlns:wp14="http://schemas.microsoft.com/office/word/2010/wordprocessingDrawing" xmlns:wp="http://schemas.openxmlformats.org/drawingml/2006/wordprocessingDrawing" xmlns:w10="urn:schemas-microsoft-com:office:word" xmlns:w="http://schemas.openxmlformats.org/wordprocessingml/2006/main" xmlns:w14="http://schemas.microsoft.com/office/word/2010/wordml" xmlns:w15="http://schemas.microsoft.com/office/word/2012/wordml" xmlns:w16cex="http://schemas.microsoft.com/office/word/2018/wordml/cex" xmlns:w16cid="http://schemas.microsoft.com/office/word/2016/wordml/cid" xmlns:w16="http://schemas.microsoft.com/office/word/2018/wordml" xmlns:w16du="http://schemas.microsoft.com/office/word/2023/wordml/word16du" xmlns:w16sdtdh="http://schemas.microsoft.com/office/word/2020/wordml/sdtdatahash" xmlns:w16se="http://schemas.microsoft.com/office/word/2015/wordml/symex" xmlns:wpg="http://schemas.microsoft.com/office/word/2010/wordprocessingGroup" xmlns:wpi="http://schemas.microsoft.com/office/word/2010/wordprocessingInk" xmlns:wne="http://schemas.microsoft.com/office/word/2006/wordml" xmlns:wps="http://schemas.microsoft.com/office/word/2010/wordprocessingShape" mc:Ignorable="w14 w15 w16se w16cid w16 w16cex w16sdtdh w16du wp14">
+<w:endnotes xmlns:wpc="http://schemas.microsoft.com/office/word/2010/wordprocessingCanvas" xmlns:cx="http://schemas.microsoft.com/office/drawing/2014/chartex" xmlns:cx1="http://schemas.microsoft.com/office/drawing/2015/9/8/chartex" xmlns:cx2="http://schemas.microsoft.com/office/drawing/2015/10/21/chartex" xmlns:cx3="http://schemas.microsoft.com/office/drawing/2016/5/9/chartex" xmlns:cx4="http://schemas.microsoft.com/office/drawing/2016/5/10/chartex" xmlns:cx5="http://schemas.microsoft.com/office/drawing/2016/5/11/chartex" xmlns:cx6="http://schemas.microsoft.com/office/drawing/2016/5/12/chartex" xmlns:cx7="http://schemas.microsoft.com/office/drawing/2016/5/13/chartex" xmlns:cx8="http://schemas.microsoft.com/office/drawing/2016/5/14/chartex" xmlns:mc="http://schemas.openxmlformats.org/markup-compatibility/2006" xmlns:aink="http://schemas.microsoft.com/office/drawing/2016/ink" xmlns:am3d="http://schemas.microsoft.com/office/drawing/2017/model3d" xmlns:o="urn:schemas-microsoft-com:office:office" xmlns:oel="http://schemas.microsoft.com/office/2019/extlst" xmlns:r="http://schemas.openxmlformats.org/officeDocument/2006/relationships" xmlns:m="http://schemas.openxmlformats.org/officeDocument/2006/math" xmlns:v="urn:schemas-microsoft-com:vml" xmlns:wp14="http://schemas.microsoft.com/office/word/2010/wordprocessingDrawing" xmlns:wp="http://schemas.openxmlformats.org/drawingml/2006/wordprocessingDrawing" xmlns:w10="urn:schemas-microsoft-com:office:word" xmlns:w="http://schemas.openxmlformats.org/wordprocessingml/2006/main" xmlns:w14="http://schemas.microsoft.com/office/word/2010/wordml" xmlns:w15="http://schemas.microsoft.com/office/word/2012/wordml" xmlns:w16cex="http://schemas.microsoft.com/office/word/2018/wordml/cex" xmlns:w16cid="http://schemas.microsoft.com/office/word/2016/wordml/cid" xmlns:w16="http://schemas.microsoft.com/office/word/2018/wordml" xmlns:w16du="http://schemas.microsoft.com/office/word/2023/wordml/word16du" xmlns:w16sdtdh="http://schemas.microsoft.com/office/word/2020/wordml/sdtdatahash" xmlns:w16sdtfl="http://schemas.microsoft.com/office/word/2024/wordml/sdtformatlock" xmlns:w16se="http://schemas.microsoft.com/office/word/2015/wordml/symex" xmlns:wpg="http://schemas.microsoft.com/office/word/2010/wordprocessingGroup" xmlns:wpi="http://schemas.microsoft.com/office/word/2010/wordprocessingInk" xmlns:wne="http://schemas.microsoft.com/office/word/2006/wordml" xmlns:wps="http://schemas.microsoft.com/office/word/2010/wordprocessingShape" mc:Ignorable="w14 w15 w16se w16cid w16 w16cex w16sdtdh w16sdtfl w16du wp14">
   <w:endnote w:type="separator" w:id="-1">
     <w:p>
       <w:pPr>
@@ -5598,7 +6354,7 @@
 </file>
 
 <file path=word/footnotes.xml><?xml version="1.0" encoding="utf-8"?>
-<w:footnotes xmlns:wpc="http://schemas.microsoft.com/office/word/2010/wordprocessingCanvas" xmlns:cx="http://schemas.microsoft.com/office/drawing/2014/chartex" xmlns:cx1="http://schemas.microsoft.com/office/drawing/2015/9/8/chartex" xmlns:cx2="http://schemas.microsoft.com/office/drawing/2015/10/21/chartex" xmlns:cx3="http://schemas.microsoft.com/office/drawing/2016/5/9/chartex" xmlns:cx4="http://schemas.microsoft.com/office/drawing/2016/5/10/chartex" xmlns:cx5="http://schemas.microsoft.com/office/drawing/2016/5/11/chartex" xmlns:cx6="http://schemas.microsoft.com/office/drawing/2016/5/12/chartex" xmlns:cx7="http://schemas.microsoft.com/office/drawing/2016/5/13/chartex" xmlns:cx8="http://schemas.microsoft.com/office/drawing/2016/5/14/chartex" xmlns:mc="http://schemas.openxmlformats.org/markup-compatibility/2006" xmlns:aink="http://schemas.microsoft.com/office/drawing/2016/ink" xmlns:am3d="http://schemas.microsoft.com/office/drawing/2017/model3d" xmlns:o="urn:schemas-microsoft-com:office:office" xmlns:oel="http://schemas.microsoft.com/office/2019/extlst" xmlns:r="http://schemas.openxmlformats.org/officeDocument/2006/relationships" xmlns:m="http://schemas.openxmlformats.org/officeDocument/2006/math" xmlns:v="urn:schemas-microsoft-com:vml" xmlns:wp14="http://schemas.microsoft.com/office/word/2010/wordprocessingDrawing" xmlns:wp="http://schemas.openxmlformats.org/drawingml/2006/wordprocessingDrawing" xmlns:w10="urn:schemas-microsoft-com:office:word" xmlns:w="http://schemas.openxmlformats.org/wordprocessingml/2006/main" xmlns:w14="http://schemas.microsoft.com/office/word/2010/wordml" xmlns:w15="http://schemas.microsoft.com/office/word/2012/wordml" xmlns:w16cex="http://schemas.microsoft.com/office/word/2018/wordml/cex" xmlns:w16cid="http://schemas.microsoft.com/office/word/2016/wordml/cid" xmlns:w16="http://schemas.microsoft.com/office/word/2018/wordml" xmlns:w16du="http://schemas.microsoft.com/office/word/2023/wordml/word16du" xmlns:w16sdtdh="http://schemas.microsoft.com/office/word/2020/wordml/sdtdatahash" xmlns:w16se="http://schemas.microsoft.com/office/word/2015/wordml/symex" xmlns:wpg="http://schemas.microsoft.com/office/word/2010/wordprocessingGroup" xmlns:wpi="http://schemas.microsoft.com/office/word/2010/wordprocessingInk" xmlns:wne="http://schemas.microsoft.com/office/word/2006/wordml" xmlns:wps="http://schemas.microsoft.com/office/word/2010/wordprocessingShape" mc:Ignorable="w14 w15 w16se w16cid w16 w16cex w16sdtdh w16du wp14">
+<w:footnotes xmlns:wpc="http://schemas.microsoft.com/office/word/2010/wordprocessingCanvas" xmlns:cx="http://schemas.microsoft.com/office/drawing/2014/chartex" xmlns:cx1="http://schemas.microsoft.com/office/drawing/2015/9/8/chartex" xmlns:cx2="http://schemas.microsoft.com/office/drawing/2015/10/21/chartex" xmlns:cx3="http://schemas.microsoft.com/office/drawing/2016/5/9/chartex" xmlns:cx4="http://schemas.microsoft.com/office/drawing/2016/5/10/chartex" xmlns:cx5="http://schemas.microsoft.com/office/drawing/2016/5/11/chartex" xmlns:cx6="http://schemas.microsoft.com/office/drawing/2016/5/12/chartex" xmlns:cx7="http://schemas.microsoft.com/office/drawing/2016/5/13/chartex" xmlns:cx8="http://schemas.microsoft.com/office/drawing/2016/5/14/chartex" xmlns:mc="http://schemas.openxmlformats.org/markup-compatibility/2006" xmlns:aink="http://schemas.microsoft.com/office/drawing/2016/ink" xmlns:am3d="http://schemas.microsoft.com/office/drawing/2017/model3d" xmlns:o="urn:schemas-microsoft-com:office:office" xmlns:oel="http://schemas.microsoft.com/office/2019/extlst" xmlns:r="http://schemas.openxmlformats.org/officeDocument/2006/relationships" xmlns:m="http://schemas.openxmlformats.org/officeDocument/2006/math" xmlns:v="urn:schemas-microsoft-com:vml" xmlns:wp14="http://schemas.microsoft.com/office/word/2010/wordprocessingDrawing" xmlns:wp="http://schemas.openxmlformats.org/drawingml/2006/wordprocessingDrawing" xmlns:w10="urn:schemas-microsoft-com:office:word" xmlns:w="http://schemas.openxmlformats.org/wordprocessingml/2006/main" xmlns:w14="http://schemas.microsoft.com/office/word/2010/wordml" xmlns:w15="http://schemas.microsoft.com/office/word/2012/wordml" xmlns:w16cex="http://schemas.microsoft.com/office/word/2018/wordml/cex" xmlns:w16cid="http://schemas.microsoft.com/office/word/2016/wordml/cid" xmlns:w16="http://schemas.microsoft.com/office/word/2018/wordml" xmlns:w16du="http://schemas.microsoft.com/office/word/2023/wordml/word16du" xmlns:w16sdtdh="http://schemas.microsoft.com/office/word/2020/wordml/sdtdatahash" xmlns:w16sdtfl="http://schemas.microsoft.com/office/word/2024/wordml/sdtformatlock" xmlns:w16se="http://schemas.microsoft.com/office/word/2015/wordml/symex" xmlns:wpg="http://schemas.microsoft.com/office/word/2010/wordprocessingGroup" xmlns:wpi="http://schemas.microsoft.com/office/word/2010/wordprocessingInk" xmlns:wne="http://schemas.microsoft.com/office/word/2006/wordml" xmlns:wps="http://schemas.microsoft.com/office/word/2010/wordprocessingShape" mc:Ignorable="w14 w15 w16se w16cid w16 w16cex w16sdtdh w16sdtfl w16du wp14">
   <w:footnote w:type="separator" w:id="-1">
     <w:p>
       <w:pPr>
@@ -5623,7 +6379,7 @@
 </file>
 
 <file path=word/numbering.xml><?xml version="1.0" encoding="utf-8"?>
-<w:numbering xmlns:wpc="http://schemas.microsoft.com/office/word/2010/wordprocessingCanvas" xmlns:cx="http://schemas.microsoft.com/office/drawing/2014/chartex" xmlns:cx1="http://schemas.microsoft.com/office/drawing/2015/9/8/chartex" xmlns:cx2="http://schemas.microsoft.com/office/drawing/2015/10/21/chartex" xmlns:cx3="http://schemas.microsoft.com/office/drawing/2016/5/9/chartex" xmlns:cx4="http://schemas.microsoft.com/office/drawing/2016/5/10/chartex" xmlns:cx5="http://schemas.microsoft.com/office/drawing/2016/5/11/chartex" xmlns:cx6="http://schemas.microsoft.com/office/drawing/2016/5/12/chartex" xmlns:cx7="http://schemas.microsoft.com/office/drawing/2016/5/13/chartex" xmlns:cx8="http://schemas.microsoft.com/office/drawing/2016/5/14/chartex" xmlns:mc="http://schemas.openxmlformats.org/markup-compatibility/2006" xmlns:aink="http://schemas.microsoft.com/office/drawing/2016/ink" xmlns:am3d="http://schemas.microsoft.com/office/drawing/2017/model3d" xmlns:o="urn:schemas-microsoft-com:office:office" xmlns:oel="http://schemas.microsoft.com/office/2019/extlst" xmlns:r="http://schemas.openxmlformats.org/officeDocument/2006/relationships" xmlns:m="http://schemas.openxmlformats.org/officeDocument/2006/math" xmlns:v="urn:schemas-microsoft-com:vml" xmlns:wp14="http://schemas.microsoft.com/office/word/2010/wordprocessingDrawing" xmlns:wp="http://schemas.openxmlformats.org/drawingml/2006/wordprocessingDrawing" xmlns:w10="urn:schemas-microsoft-com:office:word" xmlns:w="http://schemas.openxmlformats.org/wordprocessingml/2006/main" xmlns:w14="http://schemas.microsoft.com/office/word/2010/wordml" xmlns:w15="http://schemas.microsoft.com/office/word/2012/wordml" xmlns:w16cex="http://schemas.microsoft.com/office/word/2018/wordml/cex" xmlns:w16cid="http://schemas.microsoft.com/office/word/2016/wordml/cid" xmlns:w16="http://schemas.microsoft.com/office/word/2018/wordml" xmlns:w16du="http://schemas.microsoft.com/office/word/2023/wordml/word16du" xmlns:w16sdtdh="http://schemas.microsoft.com/office/word/2020/wordml/sdtdatahash" xmlns:w16se="http://schemas.microsoft.com/office/word/2015/wordml/symex" xmlns:wpg="http://schemas.microsoft.com/office/word/2010/wordprocessingGroup" xmlns:wpi="http://schemas.microsoft.com/office/word/2010/wordprocessingInk" xmlns:wne="http://schemas.microsoft.com/office/word/2006/wordml" xmlns:wps="http://schemas.microsoft.com/office/word/2010/wordprocessingShape" mc:Ignorable="w14 w15 w16se w16cid w16 w16cex w16sdtdh w16du wp14">
+<w:numbering xmlns:wpc="http://schemas.microsoft.com/office/word/2010/wordprocessingCanvas" xmlns:cx="http://schemas.microsoft.com/office/drawing/2014/chartex" xmlns:cx1="http://schemas.microsoft.com/office/drawing/2015/9/8/chartex" xmlns:cx2="http://schemas.microsoft.com/office/drawing/2015/10/21/chartex" xmlns:cx3="http://schemas.microsoft.com/office/drawing/2016/5/9/chartex" xmlns:cx4="http://schemas.microsoft.com/office/drawing/2016/5/10/chartex" xmlns:cx5="http://schemas.microsoft.com/office/drawing/2016/5/11/chartex" xmlns:cx6="http://schemas.microsoft.com/office/drawing/2016/5/12/chartex" xmlns:cx7="http://schemas.microsoft.com/office/drawing/2016/5/13/chartex" xmlns:cx8="http://schemas.microsoft.com/office/drawing/2016/5/14/chartex" xmlns:mc="http://schemas.openxmlformats.org/markup-compatibility/2006" xmlns:aink="http://schemas.microsoft.com/office/drawing/2016/ink" xmlns:am3d="http://schemas.microsoft.com/office/drawing/2017/model3d" xmlns:o="urn:schemas-microsoft-com:office:office" xmlns:oel="http://schemas.microsoft.com/office/2019/extlst" xmlns:r="http://schemas.openxmlformats.org/officeDocument/2006/relationships" xmlns:m="http://schemas.openxmlformats.org/officeDocument/2006/math" xmlns:v="urn:schemas-microsoft-com:vml" xmlns:wp14="http://schemas.microsoft.com/office/word/2010/wordprocessingDrawing" xmlns:wp="http://schemas.openxmlformats.org/drawingml/2006/wordprocessingDrawing" xmlns:w10="urn:schemas-microsoft-com:office:word" xmlns:w="http://schemas.openxmlformats.org/wordprocessingml/2006/main" xmlns:w14="http://schemas.microsoft.com/office/word/2010/wordml" xmlns:w15="http://schemas.microsoft.com/office/word/2012/wordml" xmlns:w16cex="http://schemas.microsoft.com/office/word/2018/wordml/cex" xmlns:w16cid="http://schemas.microsoft.com/office/word/2016/wordml/cid" xmlns:w16="http://schemas.microsoft.com/office/word/2018/wordml" xmlns:w16du="http://schemas.microsoft.com/office/word/2023/wordml/word16du" xmlns:w16sdtdh="http://schemas.microsoft.com/office/word/2020/wordml/sdtdatahash" xmlns:w16sdtfl="http://schemas.microsoft.com/office/word/2024/wordml/sdtformatlock" xmlns:w16se="http://schemas.microsoft.com/office/word/2015/wordml/symex" xmlns:wpg="http://schemas.microsoft.com/office/word/2010/wordprocessingGroup" xmlns:wpi="http://schemas.microsoft.com/office/word/2010/wordprocessingInk" xmlns:wne="http://schemas.microsoft.com/office/word/2006/wordml" xmlns:wps="http://schemas.microsoft.com/office/word/2010/wordprocessingShape" mc:Ignorable="w14 w15 w16se w16cid w16 w16cex w16sdtdh w16sdtfl w16du wp14">
   <w:abstractNum w:abstractNumId="0" w15:restartNumberingAfterBreak="0">
     <w:nsid w:val="1EE279E1"/>
     <w:multiLevelType w:val="hybridMultilevel"/>
@@ -5743,7 +6499,7 @@
 </file>
 
 <file path=word/styles.xml><?xml version="1.0" encoding="utf-8"?>
-<w:styles xmlns:mc="http://schemas.openxmlformats.org/markup-compatibility/2006" xmlns:r="http://schemas.openxmlformats.org/officeDocument/2006/relationships" xmlns:w="http://schemas.openxmlformats.org/wordprocessingml/2006/main" xmlns:w14="http://schemas.microsoft.com/office/word/2010/wordml" xmlns:w15="http://schemas.microsoft.com/office/word/2012/wordml" xmlns:w16cex="http://schemas.microsoft.com/office/word/2018/wordml/cex" xmlns:w16cid="http://schemas.microsoft.com/office/word/2016/wordml/cid" xmlns:w16="http://schemas.microsoft.com/office/word/2018/wordml" xmlns:w16du="http://schemas.microsoft.com/office/word/2023/wordml/word16du" xmlns:w16sdtdh="http://schemas.microsoft.com/office/word/2020/wordml/sdtdatahash" xmlns:w16se="http://schemas.microsoft.com/office/word/2015/wordml/symex" mc:Ignorable="w14 w15 w16se w16cid w16 w16cex w16sdtdh w16du">
+<w:styles xmlns:mc="http://schemas.openxmlformats.org/markup-compatibility/2006" xmlns:r="http://schemas.openxmlformats.org/officeDocument/2006/relationships" xmlns:w="http://schemas.openxmlformats.org/wordprocessingml/2006/main" xmlns:w14="http://schemas.microsoft.com/office/word/2010/wordml" xmlns:w15="http://schemas.microsoft.com/office/word/2012/wordml" xmlns:w16cex="http://schemas.microsoft.com/office/word/2018/wordml/cex" xmlns:w16cid="http://schemas.microsoft.com/office/word/2016/wordml/cid" xmlns:w16="http://schemas.microsoft.com/office/word/2018/wordml" xmlns:w16du="http://schemas.microsoft.com/office/word/2023/wordml/word16du" xmlns:w16sdtdh="http://schemas.microsoft.com/office/word/2020/wordml/sdtdatahash" xmlns:w16sdtfl="http://schemas.microsoft.com/office/word/2024/wordml/sdtformatlock" xmlns:w16se="http://schemas.microsoft.com/office/word/2015/wordml/symex" mc:Ignorable="w14 w15 w16se w16cid w16 w16cex w16sdtdh w16sdtfl w16du">
   <w:docDefaults>
     <w:rPrDefault>
       <w:rPr>

--- a/일정/일정.docx
+++ b/일정/일정.docx
@@ -70,10 +70,430 @@
             <w:pPr>
               <w:rPr>
                 <w:rFonts w:ascii="HY헤드라인M" w:eastAsia="HY헤드라인M"/>
-                <w:sz w:val="18"/>
-                <w:szCs w:val="18"/>
-              </w:rPr>
-            </w:pPr>
+                <w:sz w:val="24"/>
+              </w:rPr>
+            </w:pPr>
+            <w:r>
+              <w:rPr>
+                <w:rFonts w:ascii="HY헤드라인M" w:eastAsia="HY헤드라인M" w:hint="eastAsia"/>
+                <w:sz w:val="24"/>
+              </w:rPr>
+              <w:t>[</w:t>
+            </w:r>
+            <w:r>
+              <w:rPr>
+                <w:rFonts w:ascii="HY헤드라인M" w:eastAsia="HY헤드라인M" w:hint="eastAsia"/>
+                <w:sz w:val="24"/>
+              </w:rPr>
+              <w:t>컨텐츠</w:t>
+            </w:r>
+            <w:r>
+              <w:rPr>
+                <w:rFonts w:ascii="HY헤드라인M" w:eastAsia="HY헤드라인M" w:hint="eastAsia"/>
+                <w:sz w:val="24"/>
+              </w:rPr>
+              <w:t xml:space="preserve"> 구현]</w:t>
+            </w:r>
+          </w:p>
+          <w:p>
+            <w:pPr>
+              <w:rPr>
+                <w:rFonts w:ascii="HY헤드라인M" w:eastAsia="HY헤드라인M"/>
+                <w:sz w:val="24"/>
+              </w:rPr>
+            </w:pPr>
+            <w:r>
+              <w:rPr>
+                <w:rFonts w:ascii="HY헤드라인M" w:eastAsia="HY헤드라인M" w:hint="eastAsia"/>
+                <w:sz w:val="24"/>
+              </w:rPr>
+              <w:t>-Spider</w:t>
+            </w:r>
+            <w:r>
+              <w:rPr>
+                <w:rFonts w:ascii="HY헤드라인M" w:eastAsia="HY헤드라인M" w:hint="eastAsia"/>
+                <w:sz w:val="24"/>
+              </w:rPr>
+              <w:t xml:space="preserve"> 구현</w:t>
+            </w:r>
+          </w:p>
+          <w:p>
+            <w:pPr>
+              <w:rPr>
+                <w:rFonts w:ascii="HY헤드라인M" w:eastAsia="HY헤드라인M" w:hint="eastAsia"/>
+                <w:sz w:val="24"/>
+              </w:rPr>
+            </w:pPr>
+            <w:r>
+              <w:rPr>
+                <w:rFonts w:ascii="HY헤드라인M" w:eastAsia="HY헤드라인M" w:hint="eastAsia"/>
+                <w:sz w:val="24"/>
+              </w:rPr>
+              <w:t>-</w:t>
+            </w:r>
+            <w:proofErr w:type="spellStart"/>
+            <w:r>
+              <w:rPr>
+                <w:rFonts w:ascii="HY헤드라인M" w:eastAsia="HY헤드라인M" w:hint="eastAsia"/>
+                <w:sz w:val="24"/>
+              </w:rPr>
+              <w:t>EmotionGame</w:t>
+            </w:r>
+            <w:proofErr w:type="spellEnd"/>
+            <w:r>
+              <w:rPr>
+                <w:rFonts w:ascii="HY헤드라인M" w:eastAsia="HY헤드라인M" w:hint="eastAsia"/>
+                <w:sz w:val="24"/>
+              </w:rPr>
+              <w:t xml:space="preserve"> 구현</w:t>
+            </w:r>
+          </w:p>
+          <w:p>
+            <w:pPr>
+              <w:rPr>
+                <w:rFonts w:ascii="HY헤드라인M" w:eastAsia="HY헤드라인M" w:hint="eastAsia"/>
+                <w:sz w:val="24"/>
+              </w:rPr>
+            </w:pPr>
+            <w:r>
+              <w:rPr>
+                <w:rFonts w:ascii="HY헤드라인M" w:eastAsia="HY헤드라인M"/>
+                <w:sz w:val="24"/>
+              </w:rPr>
+              <w:t>-Ghost</w:t>
+            </w:r>
+            <w:r>
+              <w:rPr>
+                <w:rFonts w:ascii="HY헤드라인M" w:eastAsia="HY헤드라인M" w:hint="eastAsia"/>
+                <w:sz w:val="24"/>
+              </w:rPr>
+              <w:t xml:space="preserve"> 구현</w:t>
+            </w:r>
+          </w:p>
+          <w:p>
+            <w:pPr>
+              <w:rPr>
+                <w:rFonts w:ascii="HY헤드라인M" w:eastAsia="HY헤드라인M" w:hint="eastAsia"/>
+                <w:sz w:val="24"/>
+              </w:rPr>
+            </w:pPr>
+            <w:r>
+              <w:rPr>
+                <w:rFonts w:ascii="HY헤드라인M" w:eastAsia="HY헤드라인M"/>
+                <w:sz w:val="24"/>
+              </w:rPr>
+              <w:t>-</w:t>
+            </w:r>
+            <w:proofErr w:type="spellStart"/>
+            <w:r>
+              <w:rPr>
+                <w:rFonts w:ascii="HY헤드라인M" w:eastAsia="HY헤드라인M"/>
+                <w:sz w:val="24"/>
+              </w:rPr>
+              <w:t>TrashCollecter</w:t>
+            </w:r>
+            <w:proofErr w:type="spellEnd"/>
+            <w:r>
+              <w:rPr>
+                <w:rFonts w:ascii="HY헤드라인M" w:eastAsia="HY헤드라인M" w:hint="eastAsia"/>
+                <w:sz w:val="24"/>
+              </w:rPr>
+              <w:t xml:space="preserve"> 구현</w:t>
+            </w:r>
+          </w:p>
+          <w:p>
+            <w:pPr>
+              <w:rPr>
+                <w:rFonts w:ascii="HY헤드라인M" w:eastAsia="HY헤드라인M"/>
+                <w:sz w:val="24"/>
+              </w:rPr>
+            </w:pPr>
+            <w:r>
+              <w:rPr>
+                <w:rFonts w:ascii="HY헤드라인M" w:eastAsia="HY헤드라인M"/>
+                <w:sz w:val="24"/>
+              </w:rPr>
+              <w:t>-</w:t>
+            </w:r>
+            <w:proofErr w:type="spellStart"/>
+            <w:r>
+              <w:rPr>
+                <w:rFonts w:ascii="HY헤드라인M" w:eastAsia="HY헤드라인M"/>
+                <w:sz w:val="24"/>
+              </w:rPr>
+              <w:t>PollutionMonitor</w:t>
+            </w:r>
+            <w:proofErr w:type="spellEnd"/>
+            <w:r>
+              <w:rPr>
+                <w:rFonts w:ascii="HY헤드라인M" w:eastAsia="HY헤드라인M" w:hint="eastAsia"/>
+                <w:sz w:val="24"/>
+              </w:rPr>
+              <w:t xml:space="preserve"> 구현</w:t>
+            </w:r>
+          </w:p>
+          <w:p>
+            <w:pPr>
+              <w:rPr>
+                <w:rFonts w:ascii="HY헤드라인M" w:eastAsia="HY헤드라인M"/>
+                <w:sz w:val="24"/>
+              </w:rPr>
+            </w:pPr>
+            <w:r>
+              <w:rPr>
+                <w:rFonts w:ascii="HY헤드라인M" w:eastAsia="HY헤드라인M" w:hint="eastAsia"/>
+                <w:sz w:val="24"/>
+              </w:rPr>
+              <w:t>-퀘스트 시스템 구현</w:t>
+            </w:r>
+          </w:p>
+          <w:p>
+            <w:pPr>
+              <w:rPr>
+                <w:rFonts w:ascii="HY헤드라인M" w:eastAsia="HY헤드라인M"/>
+                <w:sz w:val="24"/>
+              </w:rPr>
+            </w:pPr>
+            <w:r>
+              <w:rPr>
+                <w:rFonts w:ascii="HY헤드라인M" w:eastAsia="HY헤드라인M" w:hint="eastAsia"/>
+                <w:sz w:val="24"/>
+              </w:rPr>
+              <w:t>-아이템 판매, 구매 구현</w:t>
+            </w:r>
+          </w:p>
+          <w:p>
+            <w:pPr>
+              <w:rPr>
+                <w:rFonts w:ascii="HY헤드라인M" w:eastAsia="HY헤드라인M"/>
+                <w:sz w:val="24"/>
+              </w:rPr>
+            </w:pPr>
+            <w:r>
+              <w:rPr>
+                <w:rFonts w:ascii="HY헤드라인M" w:eastAsia="HY헤드라인M" w:hint="eastAsia"/>
+                <w:sz w:val="24"/>
+              </w:rPr>
+              <w:t>-Base 문 구현</w:t>
+            </w:r>
+          </w:p>
+          <w:p>
+            <w:pPr>
+              <w:rPr>
+                <w:rFonts w:ascii="HY헤드라인M" w:eastAsia="HY헤드라인M"/>
+                <w:sz w:val="24"/>
+              </w:rPr>
+            </w:pPr>
+            <w:r>
+              <w:rPr>
+                <w:rFonts w:ascii="HY헤드라인M" w:eastAsia="HY헤드라인M" w:hint="eastAsia"/>
+                <w:sz w:val="24"/>
+              </w:rPr>
+              <w:t>-몬스터 계단 이동 구현</w:t>
+            </w:r>
+          </w:p>
+          <w:p>
+            <w:pPr>
+              <w:rPr>
+                <w:rFonts w:ascii="HY헤드라인M" w:eastAsia="HY헤드라인M"/>
+                <w:sz w:val="24"/>
+              </w:rPr>
+            </w:pPr>
+            <w:r>
+              <w:rPr>
+                <w:rFonts w:ascii="HY헤드라인M" w:eastAsia="HY헤드라인M"/>
+                <w:sz w:val="24"/>
+              </w:rPr>
+              <w:t>-절차적 맵 생성 규칙 및 난이도 제대로 적용</w:t>
+            </w:r>
+          </w:p>
+          <w:p>
+            <w:pPr>
+              <w:rPr>
+                <w:rFonts w:ascii="HY헤드라인M" w:eastAsia="HY헤드라인M"/>
+                <w:sz w:val="24"/>
+              </w:rPr>
+            </w:pPr>
+            <w:r>
+              <w:rPr>
+                <w:rFonts w:ascii="HY헤드라인M" w:eastAsia="HY헤드라인M"/>
+                <w:sz w:val="24"/>
+              </w:rPr>
+              <w:t xml:space="preserve">-절차적 맵 생성 시 아이템, 몬스터, 판매기 </w:t>
+            </w:r>
+            <w:r>
+              <w:rPr>
+                <w:rFonts w:ascii="HY헤드라인M" w:eastAsia="HY헤드라인M" w:hint="eastAsia"/>
+                <w:sz w:val="24"/>
+              </w:rPr>
+              <w:t>배치</w:t>
+            </w:r>
+          </w:p>
+          <w:p>
+            <w:pPr>
+              <w:rPr>
+                <w:rFonts w:ascii="HY헤드라인M" w:eastAsia="HY헤드라인M" w:hint="eastAsia"/>
+                <w:sz w:val="24"/>
+              </w:rPr>
+            </w:pPr>
+          </w:p>
+          <w:p>
+            <w:pPr>
+              <w:rPr>
+                <w:rFonts w:ascii="HY헤드라인M" w:eastAsia="HY헤드라인M" w:hint="eastAsia"/>
+                <w:sz w:val="24"/>
+              </w:rPr>
+            </w:pPr>
+            <w:r>
+              <w:rPr>
+                <w:rFonts w:ascii="HY헤드라인M" w:eastAsia="HY헤드라인M" w:hint="eastAsia"/>
+                <w:sz w:val="24"/>
+              </w:rPr>
+              <w:t>[통신 관련 구현]</w:t>
+            </w:r>
+          </w:p>
+          <w:p>
+            <w:pPr>
+              <w:rPr>
+                <w:rFonts w:ascii="HY헤드라인M" w:eastAsia="HY헤드라인M"/>
+                <w:sz w:val="24"/>
+              </w:rPr>
+            </w:pPr>
+            <w:r>
+              <w:rPr>
+                <w:rFonts w:ascii="HY헤드라인M" w:eastAsia="HY헤드라인M"/>
+                <w:sz w:val="24"/>
+              </w:rPr>
+              <w:t xml:space="preserve">-데이터베이스 연결 </w:t>
+            </w:r>
+          </w:p>
+          <w:p>
+            <w:pPr>
+              <w:rPr>
+                <w:rFonts w:ascii="HY헤드라인M" w:eastAsia="HY헤드라인M"/>
+                <w:sz w:val="24"/>
+              </w:rPr>
+            </w:pPr>
+            <w:r>
+              <w:rPr>
+                <w:rFonts w:ascii="HY헤드라인M" w:eastAsia="HY헤드라인M"/>
+                <w:sz w:val="24"/>
+              </w:rPr>
+              <w:t>-로그인/로그아웃 구현</w:t>
+            </w:r>
+          </w:p>
+          <w:p>
+            <w:pPr>
+              <w:rPr>
+                <w:rFonts w:ascii="HY헤드라인M" w:eastAsia="HY헤드라인M"/>
+                <w:sz w:val="24"/>
+              </w:rPr>
+            </w:pPr>
+            <w:r>
+              <w:rPr>
+                <w:rFonts w:ascii="HY헤드라인M" w:eastAsia="HY헤드라인M"/>
+                <w:sz w:val="24"/>
+              </w:rPr>
+              <w:t xml:space="preserve">-Room 입퇴장 구현 </w:t>
+            </w:r>
+          </w:p>
+          <w:p>
+            <w:pPr>
+              <w:rPr>
+                <w:rFonts w:ascii="HY헤드라인M" w:eastAsia="HY헤드라인M"/>
+                <w:sz w:val="24"/>
+              </w:rPr>
+            </w:pPr>
+          </w:p>
+          <w:p>
+            <w:pPr>
+              <w:rPr>
+                <w:rFonts w:ascii="HY헤드라인M" w:eastAsia="HY헤드라인M"/>
+                <w:sz w:val="24"/>
+              </w:rPr>
+            </w:pPr>
+            <w:r>
+              <w:rPr>
+                <w:rFonts w:ascii="HY헤드라인M" w:eastAsia="HY헤드라인M" w:hint="eastAsia"/>
+                <w:sz w:val="24"/>
+              </w:rPr>
+              <w:t>[기타]</w:t>
+            </w:r>
+          </w:p>
+          <w:p>
+            <w:pPr>
+              <w:rPr>
+                <w:rFonts w:ascii="HY헤드라인M" w:eastAsia="HY헤드라인M"/>
+                <w:sz w:val="24"/>
+              </w:rPr>
+            </w:pPr>
+            <w:r>
+              <w:rPr>
+                <w:rFonts w:ascii="HY헤드라인M" w:eastAsia="HY헤드라인M"/>
+                <w:sz w:val="24"/>
+              </w:rPr>
+              <w:t>-최적화</w:t>
+            </w:r>
+            <w:r>
+              <w:rPr>
+                <w:rFonts w:ascii="HY헤드라인M" w:eastAsia="HY헤드라인M" w:hint="eastAsia"/>
+                <w:sz w:val="24"/>
+              </w:rPr>
+              <w:t xml:space="preserve"> 및</w:t>
+            </w:r>
+            <w:r>
+              <w:rPr>
+                <w:rFonts w:ascii="HY헤드라인M" w:eastAsia="HY헤드라인M"/>
+                <w:sz w:val="24"/>
+              </w:rPr>
+              <w:t xml:space="preserve"> 코드 정리</w:t>
+            </w:r>
+          </w:p>
+          <w:p>
+            <w:pPr>
+              <w:rPr>
+                <w:rFonts w:ascii="HY헤드라인M" w:eastAsia="HY헤드라인M"/>
+                <w:sz w:val="24"/>
+              </w:rPr>
+            </w:pPr>
+            <w:r>
+              <w:rPr>
+                <w:rFonts w:ascii="HY헤드라인M" w:eastAsia="HY헤드라인M"/>
+                <w:sz w:val="24"/>
+              </w:rPr>
+              <w:t xml:space="preserve">-더미 클라이언트 제작 </w:t>
+            </w:r>
+          </w:p>
+          <w:p>
+            <w:pPr>
+              <w:rPr>
+                <w:rFonts w:ascii="HY헤드라인M" w:eastAsia="HY헤드라인M" w:hint="eastAsia"/>
+                <w:sz w:val="24"/>
+              </w:rPr>
+            </w:pPr>
+            <w:r>
+              <w:rPr>
+                <w:rFonts w:ascii="HY헤드라인M" w:eastAsia="HY헤드라인M"/>
+                <w:sz w:val="24"/>
+              </w:rPr>
+              <w:t xml:space="preserve">-Base </w:t>
+            </w:r>
+            <w:proofErr w:type="spellStart"/>
+            <w:r>
+              <w:rPr>
+                <w:rFonts w:ascii="HY헤드라인M" w:eastAsia="HY헤드라인M"/>
+                <w:sz w:val="24"/>
+              </w:rPr>
+              <w:t>타일맵</w:t>
+            </w:r>
+            <w:proofErr w:type="spellEnd"/>
+            <w:r>
+              <w:rPr>
+                <w:rFonts w:ascii="HY헤드라인M" w:eastAsia="HY헤드라인M"/>
+                <w:sz w:val="24"/>
+              </w:rPr>
+              <w:t xml:space="preserve"> 제작</w:t>
+            </w:r>
           </w:p>
         </w:tc>
       </w:tr>
@@ -115,15 +535,13 @@
             <w:pPr>
               <w:rPr>
                 <w:rFonts w:ascii="HY헤드라인M" w:eastAsia="HY헤드라인M"/>
-                <w:sz w:val="18"/>
-                <w:szCs w:val="18"/>
-              </w:rPr>
-            </w:pPr>
-            <w:r>
-              <w:rPr>
-                <w:rFonts w:ascii="HY헤드라인M" w:eastAsia="HY헤드라인M" w:hint="eastAsia"/>
-                <w:sz w:val="18"/>
-                <w:szCs w:val="18"/>
+                <w:sz w:val="24"/>
+              </w:rPr>
+            </w:pPr>
+            <w:r>
+              <w:rPr>
+                <w:rFonts w:ascii="HY헤드라인M" w:eastAsia="HY헤드라인M" w:hint="eastAsia"/>
+                <w:sz w:val="24"/>
               </w:rPr>
               <w:t>[감정 추출 로직]</w:t>
             </w:r>
@@ -137,15 +555,13 @@
               </w:numPr>
               <w:rPr>
                 <w:rFonts w:ascii="HY헤드라인M" w:eastAsia="HY헤드라인M"/>
-                <w:sz w:val="18"/>
-                <w:szCs w:val="18"/>
-              </w:rPr>
-            </w:pPr>
-            <w:r>
-              <w:rPr>
-                <w:rFonts w:ascii="HY헤드라인M" w:eastAsia="HY헤드라인M" w:hint="eastAsia"/>
-                <w:sz w:val="18"/>
-                <w:szCs w:val="18"/>
+                <w:sz w:val="24"/>
+              </w:rPr>
+            </w:pPr>
+            <w:r>
+              <w:rPr>
+                <w:rFonts w:ascii="HY헤드라인M" w:eastAsia="HY헤드라인M" w:hint="eastAsia"/>
+                <w:sz w:val="24"/>
               </w:rPr>
               <w:t>패킷 및 네트워크 로직 변경(감정이 바뀔 때 송신, 초별 감정 더해서 게임 끝나면 송신)</w:t>
             </w:r>
@@ -154,24 +570,21 @@
             <w:pPr>
               <w:rPr>
                 <w:rFonts w:ascii="HY헤드라인M" w:eastAsia="HY헤드라인M"/>
-                <w:sz w:val="18"/>
-                <w:szCs w:val="18"/>
-              </w:rPr>
-            </w:pPr>
-          </w:p>
-          <w:p>
-            <w:pPr>
-              <w:rPr>
-                <w:rFonts w:ascii="HY헤드라인M" w:eastAsia="HY헤드라인M"/>
-                <w:sz w:val="18"/>
-                <w:szCs w:val="18"/>
-              </w:rPr>
-            </w:pPr>
-            <w:r>
-              <w:rPr>
-                <w:rFonts w:ascii="HY헤드라인M" w:eastAsia="HY헤드라인M" w:hint="eastAsia"/>
-                <w:sz w:val="18"/>
-                <w:szCs w:val="18"/>
+                <w:sz w:val="24"/>
+              </w:rPr>
+            </w:pPr>
+          </w:p>
+          <w:p>
+            <w:pPr>
+              <w:rPr>
+                <w:rFonts w:ascii="HY헤드라인M" w:eastAsia="HY헤드라인M"/>
+                <w:sz w:val="24"/>
+              </w:rPr>
+            </w:pPr>
+            <w:r>
+              <w:rPr>
+                <w:rFonts w:ascii="HY헤드라인M" w:eastAsia="HY헤드라인M" w:hint="eastAsia"/>
+                <w:sz w:val="24"/>
               </w:rPr>
               <w:t>[서버와의 통신 및 클라 로직과 UI 구현]</w:t>
             </w:r>
@@ -185,15 +598,13 @@
               </w:numPr>
               <w:rPr>
                 <w:rFonts w:ascii="HY헤드라인M" w:eastAsia="HY헤드라인M"/>
-                <w:sz w:val="18"/>
-                <w:szCs w:val="18"/>
-              </w:rPr>
-            </w:pPr>
-            <w:r>
-              <w:rPr>
-                <w:rFonts w:ascii="HY헤드라인M" w:eastAsia="HY헤드라인M" w:hint="eastAsia"/>
-                <w:sz w:val="18"/>
-                <w:szCs w:val="18"/>
+                <w:sz w:val="24"/>
+              </w:rPr>
+            </w:pPr>
+            <w:r>
+              <w:rPr>
+                <w:rFonts w:ascii="HY헤드라인M" w:eastAsia="HY헤드라인M" w:hint="eastAsia"/>
+                <w:sz w:val="24"/>
               </w:rPr>
               <w:t>판매기 사용</w:t>
             </w:r>
@@ -207,23 +618,20 @@
               </w:numPr>
               <w:rPr>
                 <w:rFonts w:ascii="HY헤드라인M" w:eastAsia="HY헤드라인M"/>
-                <w:sz w:val="18"/>
-                <w:szCs w:val="18"/>
-              </w:rPr>
-            </w:pPr>
-            <w:r>
-              <w:rPr>
-                <w:rFonts w:ascii="HY헤드라인M" w:eastAsia="HY헤드라인M"/>
-                <w:sz w:val="18"/>
-                <w:szCs w:val="18"/>
+                <w:sz w:val="24"/>
+              </w:rPr>
+            </w:pPr>
+            <w:r>
+              <w:rPr>
+                <w:rFonts w:ascii="HY헤드라인M" w:eastAsia="HY헤드라인M"/>
+                <w:sz w:val="24"/>
               </w:rPr>
               <w:t>H</w:t>
             </w:r>
             <w:r>
               <w:rPr>
                 <w:rFonts w:ascii="HY헤드라인M" w:eastAsia="HY헤드라인M" w:hint="eastAsia"/>
-                <w:sz w:val="18"/>
-                <w:szCs w:val="18"/>
+                <w:sz w:val="24"/>
               </w:rPr>
               <w:t>p</w:t>
             </w:r>
@@ -237,15 +645,13 @@
               </w:numPr>
               <w:rPr>
                 <w:rFonts w:ascii="HY헤드라인M" w:eastAsia="HY헤드라인M"/>
-                <w:sz w:val="18"/>
-                <w:szCs w:val="18"/>
-              </w:rPr>
-            </w:pPr>
-            <w:r>
-              <w:rPr>
-                <w:rFonts w:ascii="HY헤드라인M" w:eastAsia="HY헤드라인M" w:hint="eastAsia"/>
-                <w:sz w:val="18"/>
-                <w:szCs w:val="18"/>
+                <w:sz w:val="24"/>
+              </w:rPr>
+            </w:pPr>
+            <w:r>
+              <w:rPr>
+                <w:rFonts w:ascii="HY헤드라인M" w:eastAsia="HY헤드라인M" w:hint="eastAsia"/>
+                <w:sz w:val="24"/>
               </w:rPr>
               <w:t>Base 문 열고 닫기</w:t>
             </w:r>
@@ -259,16 +665,14 @@
               </w:numPr>
               <w:rPr>
                 <w:rFonts w:ascii="HY헤드라인M" w:eastAsia="HY헤드라인M"/>
-                <w:sz w:val="18"/>
-                <w:szCs w:val="18"/>
+                <w:sz w:val="24"/>
               </w:rPr>
             </w:pPr>
             <w:proofErr w:type="spellStart"/>
             <w:r>
               <w:rPr>
                 <w:rFonts w:ascii="HY헤드라인M" w:eastAsia="HY헤드라인M" w:hint="eastAsia"/>
-                <w:sz w:val="18"/>
-                <w:szCs w:val="18"/>
+                <w:sz w:val="24"/>
               </w:rPr>
               <w:t>EmotionGame</w:t>
             </w:r>
@@ -276,8 +680,7 @@
             <w:r>
               <w:rPr>
                 <w:rFonts w:ascii="HY헤드라인M" w:eastAsia="HY헤드라인M" w:hint="eastAsia"/>
-                <w:sz w:val="18"/>
-                <w:szCs w:val="18"/>
+                <w:sz w:val="24"/>
               </w:rPr>
               <w:t xml:space="preserve"> 몬스터</w:t>
             </w:r>
@@ -286,24 +689,21 @@
             <w:pPr>
               <w:rPr>
                 <w:rFonts w:ascii="HY헤드라인M" w:eastAsia="HY헤드라인M"/>
-                <w:sz w:val="18"/>
-                <w:szCs w:val="18"/>
-              </w:rPr>
-            </w:pPr>
-          </w:p>
-          <w:p>
-            <w:pPr>
-              <w:rPr>
-                <w:rFonts w:ascii="HY헤드라인M" w:eastAsia="HY헤드라인M"/>
-                <w:sz w:val="18"/>
-                <w:szCs w:val="18"/>
-              </w:rPr>
-            </w:pPr>
-            <w:r>
-              <w:rPr>
-                <w:rFonts w:ascii="HY헤드라인M" w:eastAsia="HY헤드라인M" w:hint="eastAsia"/>
-                <w:sz w:val="18"/>
-                <w:szCs w:val="18"/>
+                <w:sz w:val="24"/>
+              </w:rPr>
+            </w:pPr>
+          </w:p>
+          <w:p>
+            <w:pPr>
+              <w:rPr>
+                <w:rFonts w:ascii="HY헤드라인M" w:eastAsia="HY헤드라인M"/>
+                <w:sz w:val="24"/>
+              </w:rPr>
+            </w:pPr>
+            <w:r>
+              <w:rPr>
+                <w:rFonts w:ascii="HY헤드라인M" w:eastAsia="HY헤드라인M" w:hint="eastAsia"/>
+                <w:sz w:val="24"/>
               </w:rPr>
               <w:t>[Scene, UI]</w:t>
             </w:r>
@@ -317,16 +717,14 @@
               </w:numPr>
               <w:rPr>
                 <w:rFonts w:ascii="HY헤드라인M" w:eastAsia="HY헤드라인M"/>
-                <w:sz w:val="18"/>
-                <w:szCs w:val="18"/>
+                <w:sz w:val="24"/>
               </w:rPr>
             </w:pPr>
             <w:proofErr w:type="spellStart"/>
             <w:r>
               <w:rPr>
                 <w:rFonts w:ascii="HY헤드라인M" w:eastAsia="HY헤드라인M" w:hint="eastAsia"/>
-                <w:sz w:val="18"/>
-                <w:szCs w:val="18"/>
+                <w:sz w:val="24"/>
               </w:rPr>
               <w:t>설정창</w:t>
             </w:r>
@@ -334,8 +732,7 @@
             <w:r>
               <w:rPr>
                 <w:rFonts w:ascii="HY헤드라인M" w:eastAsia="HY헤드라인M" w:hint="eastAsia"/>
-                <w:sz w:val="18"/>
-                <w:szCs w:val="18"/>
+                <w:sz w:val="24"/>
               </w:rPr>
               <w:t xml:space="preserve">, </w:t>
             </w:r>
@@ -343,8 +740,7 @@
             <w:r>
               <w:rPr>
                 <w:rFonts w:ascii="HY헤드라인M" w:eastAsia="HY헤드라인M" w:hint="eastAsia"/>
-                <w:sz w:val="18"/>
-                <w:szCs w:val="18"/>
+                <w:sz w:val="24"/>
               </w:rPr>
               <w:t>메인창</w:t>
             </w:r>
@@ -352,8 +748,7 @@
             <w:r>
               <w:rPr>
                 <w:rFonts w:ascii="HY헤드라인M" w:eastAsia="HY헤드라인M" w:hint="eastAsia"/>
-                <w:sz w:val="18"/>
-                <w:szCs w:val="18"/>
+                <w:sz w:val="24"/>
               </w:rPr>
               <w:t xml:space="preserve">, </w:t>
             </w:r>
@@ -361,8 +756,7 @@
             <w:r>
               <w:rPr>
                 <w:rFonts w:ascii="HY헤드라인M" w:eastAsia="HY헤드라인M" w:hint="eastAsia"/>
-                <w:sz w:val="18"/>
-                <w:szCs w:val="18"/>
+                <w:sz w:val="24"/>
               </w:rPr>
               <w:t>결과창</w:t>
             </w:r>
@@ -377,15 +771,13 @@
               </w:numPr>
               <w:rPr>
                 <w:rFonts w:ascii="HY헤드라인M" w:eastAsia="HY헤드라인M"/>
-                <w:sz w:val="18"/>
-                <w:szCs w:val="18"/>
-              </w:rPr>
-            </w:pPr>
-            <w:r>
-              <w:rPr>
-                <w:rFonts w:ascii="HY헤드라인M" w:eastAsia="HY헤드라인M" w:hint="eastAsia"/>
-                <w:sz w:val="18"/>
-                <w:szCs w:val="18"/>
+                <w:sz w:val="24"/>
+              </w:rPr>
+            </w:pPr>
+            <w:r>
+              <w:rPr>
+                <w:rFonts w:ascii="HY헤드라인M" w:eastAsia="HY헤드라인M" w:hint="eastAsia"/>
+                <w:sz w:val="24"/>
               </w:rPr>
               <w:t xml:space="preserve">플레이어의 현재 감정 </w:t>
             </w:r>
@@ -393,8 +785,7 @@
             <w:r>
               <w:rPr>
                 <w:rFonts w:ascii="HY헤드라인M" w:eastAsia="HY헤드라인M" w:hint="eastAsia"/>
-                <w:sz w:val="18"/>
-                <w:szCs w:val="18"/>
+                <w:sz w:val="24"/>
               </w:rPr>
               <w:t>이모지</w:t>
             </w:r>
@@ -409,15 +800,13 @@
               </w:numPr>
               <w:rPr>
                 <w:rFonts w:ascii="HY헤드라인M" w:eastAsia="HY헤드라인M"/>
-                <w:sz w:val="18"/>
-                <w:szCs w:val="18"/>
-              </w:rPr>
-            </w:pPr>
-            <w:r>
-              <w:rPr>
-                <w:rFonts w:ascii="HY헤드라인M" w:eastAsia="HY헤드라인M" w:hint="eastAsia"/>
-                <w:sz w:val="18"/>
-                <w:szCs w:val="18"/>
+                <w:sz w:val="24"/>
+              </w:rPr>
+            </w:pPr>
+            <w:r>
+              <w:rPr>
+                <w:rFonts w:ascii="HY헤드라인M" w:eastAsia="HY헤드라인M" w:hint="eastAsia"/>
+                <w:sz w:val="24"/>
               </w:rPr>
               <w:t>무게</w:t>
             </w:r>
@@ -426,24 +815,21 @@
             <w:pPr>
               <w:rPr>
                 <w:rFonts w:ascii="HY헤드라인M" w:eastAsia="HY헤드라인M"/>
-                <w:sz w:val="18"/>
-                <w:szCs w:val="18"/>
-              </w:rPr>
-            </w:pPr>
-          </w:p>
-          <w:p>
-            <w:pPr>
-              <w:rPr>
-                <w:rFonts w:ascii="HY헤드라인M" w:eastAsia="HY헤드라인M"/>
-                <w:sz w:val="18"/>
-                <w:szCs w:val="18"/>
-              </w:rPr>
-            </w:pPr>
-            <w:r>
-              <w:rPr>
-                <w:rFonts w:ascii="HY헤드라인M" w:eastAsia="HY헤드라인M" w:hint="eastAsia"/>
-                <w:sz w:val="18"/>
-                <w:szCs w:val="18"/>
+                <w:sz w:val="24"/>
+              </w:rPr>
+            </w:pPr>
+          </w:p>
+          <w:p>
+            <w:pPr>
+              <w:rPr>
+                <w:rFonts w:ascii="HY헤드라인M" w:eastAsia="HY헤드라인M"/>
+                <w:sz w:val="24"/>
+              </w:rPr>
+            </w:pPr>
+            <w:r>
+              <w:rPr>
+                <w:rFonts w:ascii="HY헤드라인M" w:eastAsia="HY헤드라인M" w:hint="eastAsia"/>
+                <w:sz w:val="24"/>
               </w:rPr>
               <w:t>[수정]</w:t>
             </w:r>
@@ -457,15 +843,13 @@
               </w:numPr>
               <w:rPr>
                 <w:rFonts w:ascii="HY헤드라인M" w:eastAsia="HY헤드라인M"/>
-                <w:sz w:val="18"/>
-                <w:szCs w:val="18"/>
-              </w:rPr>
-            </w:pPr>
-            <w:r>
-              <w:rPr>
-                <w:rFonts w:ascii="HY헤드라인M" w:eastAsia="HY헤드라인M" w:hint="eastAsia"/>
-                <w:sz w:val="18"/>
-                <w:szCs w:val="18"/>
+                <w:sz w:val="24"/>
+              </w:rPr>
+            </w:pPr>
+            <w:r>
+              <w:rPr>
+                <w:rFonts w:ascii="HY헤드라인M" w:eastAsia="HY헤드라인M" w:hint="eastAsia"/>
+                <w:sz w:val="24"/>
               </w:rPr>
               <w:t>전투 답답함 해소</w:t>
             </w:r>
@@ -479,15 +863,13 @@
               </w:numPr>
               <w:rPr>
                 <w:rFonts w:ascii="HY헤드라인M" w:eastAsia="HY헤드라인M"/>
-                <w:sz w:val="18"/>
-                <w:szCs w:val="18"/>
-              </w:rPr>
-            </w:pPr>
-            <w:r>
-              <w:rPr>
-                <w:rFonts w:ascii="HY헤드라인M" w:eastAsia="HY헤드라인M" w:hint="eastAsia"/>
-                <w:sz w:val="18"/>
-                <w:szCs w:val="18"/>
+                <w:sz w:val="24"/>
+              </w:rPr>
+            </w:pPr>
+            <w:r>
+              <w:rPr>
+                <w:rFonts w:ascii="HY헤드라인M" w:eastAsia="HY헤드라인M" w:hint="eastAsia"/>
+                <w:sz w:val="24"/>
               </w:rPr>
               <w:t>총 쏠 때 허리 각도 변경</w:t>
             </w:r>
@@ -518,6 +900,7 @@
                 <w:sz w:val="20"/>
                 <w:szCs w:val="20"/>
               </w:rPr>
+              <w:lastRenderedPageBreak/>
               <w:t>윤이하나</w:t>
             </w:r>
           </w:p>
@@ -530,15 +913,13 @@
             <w:pPr>
               <w:rPr>
                 <w:rFonts w:ascii="HY헤드라인M" w:eastAsia="HY헤드라인M"/>
-                <w:sz w:val="18"/>
-                <w:szCs w:val="18"/>
-              </w:rPr>
-            </w:pPr>
-            <w:r>
-              <w:rPr>
-                <w:rFonts w:ascii="HY헤드라인M" w:eastAsia="HY헤드라인M" w:hint="eastAsia"/>
-                <w:sz w:val="18"/>
-                <w:szCs w:val="18"/>
+                <w:sz w:val="24"/>
+              </w:rPr>
+            </w:pPr>
+            <w:r>
+              <w:rPr>
+                <w:rFonts w:ascii="HY헤드라인M" w:eastAsia="HY헤드라인M" w:hint="eastAsia"/>
+                <w:sz w:val="24"/>
               </w:rPr>
               <w:t>[퀘스트 시스템]</w:t>
             </w:r>
@@ -546,16 +927,14 @@
           <w:p>
             <w:pPr>
               <w:rPr>
-                <w:rFonts w:ascii="HY헤드라인M" w:eastAsia="HY헤드라인M" w:hint="eastAsia"/>
-                <w:sz w:val="18"/>
-                <w:szCs w:val="18"/>
-              </w:rPr>
-            </w:pPr>
-            <w:r>
-              <w:rPr>
-                <w:rFonts w:ascii="HY헤드라인M" w:eastAsia="HY헤드라인M" w:hint="eastAsia"/>
-                <w:sz w:val="18"/>
-                <w:szCs w:val="18"/>
+                <w:rFonts w:ascii="HY헤드라인M" w:eastAsia="HY헤드라인M"/>
+                <w:sz w:val="24"/>
+              </w:rPr>
+            </w:pPr>
+            <w:r>
+              <w:rPr>
+                <w:rFonts w:ascii="HY헤드라인M" w:eastAsia="HY헤드라인M" w:hint="eastAsia"/>
+                <w:sz w:val="24"/>
               </w:rPr>
               <w:t>- 기능, UI, 퀘스트 내용(100개)</w:t>
             </w:r>
@@ -563,25 +942,22 @@
           <w:p>
             <w:pPr>
               <w:rPr>
-                <w:rFonts w:ascii="HY헤드라인M" w:eastAsia="HY헤드라인M" w:hint="eastAsia"/>
-                <w:sz w:val="18"/>
-                <w:szCs w:val="18"/>
-              </w:rPr>
-            </w:pPr>
-          </w:p>
-          <w:p>
-            <w:pPr>
-              <w:rPr>
-                <w:rFonts w:ascii="HY헤드라인M" w:eastAsia="HY헤드라인M"/>
-                <w:sz w:val="18"/>
-                <w:szCs w:val="18"/>
-              </w:rPr>
-            </w:pPr>
-            <w:r>
-              <w:rPr>
-                <w:rFonts w:ascii="HY헤드라인M" w:eastAsia="HY헤드라인M" w:hint="eastAsia"/>
-                <w:sz w:val="18"/>
-                <w:szCs w:val="18"/>
+                <w:rFonts w:ascii="HY헤드라인M" w:eastAsia="HY헤드라인M"/>
+                <w:sz w:val="24"/>
+              </w:rPr>
+            </w:pPr>
+          </w:p>
+          <w:p>
+            <w:pPr>
+              <w:rPr>
+                <w:rFonts w:ascii="HY헤드라인M" w:eastAsia="HY헤드라인M"/>
+                <w:sz w:val="24"/>
+              </w:rPr>
+            </w:pPr>
+            <w:r>
+              <w:rPr>
+                <w:rFonts w:ascii="HY헤드라인M" w:eastAsia="HY헤드라인M" w:hint="eastAsia"/>
+                <w:sz w:val="24"/>
               </w:rPr>
               <w:t>[상점 시스템]</w:t>
             </w:r>
@@ -590,15 +966,13 @@
             <w:pPr>
               <w:rPr>
                 <w:rFonts w:ascii="HY헤드라인M" w:eastAsia="HY헤드라인M"/>
-                <w:sz w:val="18"/>
-                <w:szCs w:val="18"/>
-              </w:rPr>
-            </w:pPr>
-            <w:r>
-              <w:rPr>
-                <w:rFonts w:ascii="HY헤드라인M" w:eastAsia="HY헤드라인M" w:hint="eastAsia"/>
-                <w:sz w:val="18"/>
-                <w:szCs w:val="18"/>
+                <w:sz w:val="24"/>
+              </w:rPr>
+            </w:pPr>
+            <w:r>
+              <w:rPr>
+                <w:rFonts w:ascii="HY헤드라인M" w:eastAsia="HY헤드라인M" w:hint="eastAsia"/>
+                <w:sz w:val="24"/>
               </w:rPr>
               <w:t>- 기능, UI, 상점 판매 목록</w:t>
             </w:r>
@@ -606,25 +980,22 @@
           <w:p>
             <w:pPr>
               <w:rPr>
-                <w:rFonts w:ascii="HY헤드라인M" w:eastAsia="HY헤드라인M" w:hint="eastAsia"/>
-                <w:sz w:val="18"/>
-                <w:szCs w:val="18"/>
-              </w:rPr>
-            </w:pPr>
-          </w:p>
-          <w:p>
-            <w:pPr>
-              <w:rPr>
-                <w:rFonts w:ascii="HY헤드라인M" w:eastAsia="HY헤드라인M" w:hint="eastAsia"/>
-                <w:sz w:val="18"/>
-                <w:szCs w:val="18"/>
-              </w:rPr>
-            </w:pPr>
-            <w:r>
-              <w:rPr>
-                <w:rFonts w:ascii="HY헤드라인M" w:eastAsia="HY헤드라인M" w:hint="eastAsia"/>
-                <w:sz w:val="18"/>
-                <w:szCs w:val="18"/>
+                <w:rFonts w:ascii="HY헤드라인M" w:eastAsia="HY헤드라인M"/>
+                <w:sz w:val="24"/>
+              </w:rPr>
+            </w:pPr>
+          </w:p>
+          <w:p>
+            <w:pPr>
+              <w:rPr>
+                <w:rFonts w:ascii="HY헤드라인M" w:eastAsia="HY헤드라인M"/>
+                <w:sz w:val="24"/>
+              </w:rPr>
+            </w:pPr>
+            <w:r>
+              <w:rPr>
+                <w:rFonts w:ascii="HY헤드라인M" w:eastAsia="HY헤드라인M" w:hint="eastAsia"/>
+                <w:sz w:val="24"/>
               </w:rPr>
               <w:t>[</w:t>
             </w:r>
@@ -632,8 +1003,7 @@
             <w:r>
               <w:rPr>
                 <w:rFonts w:ascii="HY헤드라인M" w:eastAsia="HY헤드라인M" w:hint="eastAsia"/>
-                <w:sz w:val="18"/>
-                <w:szCs w:val="18"/>
+                <w:sz w:val="24"/>
               </w:rPr>
               <w:t>json</w:t>
             </w:r>
@@ -641,8 +1011,7 @@
             <w:r>
               <w:rPr>
                 <w:rFonts w:ascii="HY헤드라인M" w:eastAsia="HY헤드라인M" w:hint="eastAsia"/>
-                <w:sz w:val="18"/>
-                <w:szCs w:val="18"/>
+                <w:sz w:val="24"/>
               </w:rPr>
               <w:t xml:space="preserve"> 작성]</w:t>
             </w:r>
@@ -650,16 +1019,14 @@
           <w:p>
             <w:pPr>
               <w:rPr>
-                <w:rFonts w:ascii="HY헤드라인M" w:eastAsia="HY헤드라인M" w:hint="eastAsia"/>
-                <w:sz w:val="18"/>
-                <w:szCs w:val="18"/>
-              </w:rPr>
-            </w:pPr>
-            <w:r>
-              <w:rPr>
-                <w:rFonts w:ascii="HY헤드라인M" w:eastAsia="HY헤드라인M" w:hint="eastAsia"/>
-                <w:sz w:val="18"/>
-                <w:szCs w:val="18"/>
+                <w:rFonts w:ascii="HY헤드라인M" w:eastAsia="HY헤드라인M"/>
+                <w:sz w:val="24"/>
+              </w:rPr>
+            </w:pPr>
+            <w:r>
+              <w:rPr>
+                <w:rFonts w:ascii="HY헤드라인M" w:eastAsia="HY헤드라인M" w:hint="eastAsia"/>
+                <w:sz w:val="24"/>
               </w:rPr>
               <w:t xml:space="preserve">- 몬스터 5종 </w:t>
             </w:r>
@@ -667,8 +1034,7 @@
             <w:r>
               <w:rPr>
                 <w:rFonts w:ascii="HY헤드라인M" w:eastAsia="HY헤드라인M" w:hint="eastAsia"/>
-                <w:sz w:val="18"/>
-                <w:szCs w:val="18"/>
+                <w:sz w:val="24"/>
               </w:rPr>
               <w:t>json</w:t>
             </w:r>
@@ -676,8 +1042,7 @@
             <w:r>
               <w:rPr>
                 <w:rFonts w:ascii="HY헤드라인M" w:eastAsia="HY헤드라인M" w:hint="eastAsia"/>
-                <w:sz w:val="18"/>
-                <w:szCs w:val="18"/>
+                <w:sz w:val="24"/>
               </w:rPr>
               <w:t xml:space="preserve"> 작성</w:t>
             </w:r>
@@ -685,16 +1050,14 @@
           <w:p>
             <w:pPr>
               <w:rPr>
-                <w:rFonts w:ascii="HY헤드라인M" w:eastAsia="HY헤드라인M" w:hint="eastAsia"/>
-                <w:sz w:val="18"/>
-                <w:szCs w:val="18"/>
-              </w:rPr>
-            </w:pPr>
-            <w:r>
-              <w:rPr>
-                <w:rFonts w:ascii="HY헤드라인M" w:eastAsia="HY헤드라인M" w:hint="eastAsia"/>
-                <w:sz w:val="18"/>
-                <w:szCs w:val="18"/>
+                <w:rFonts w:ascii="HY헤드라인M" w:eastAsia="HY헤드라인M"/>
+                <w:sz w:val="24"/>
+              </w:rPr>
+            </w:pPr>
+            <w:r>
+              <w:rPr>
+                <w:rFonts w:ascii="HY헤드라인M" w:eastAsia="HY헤드라인M" w:hint="eastAsia"/>
+                <w:sz w:val="24"/>
               </w:rPr>
               <w:t xml:space="preserve">- 플레이어 </w:t>
             </w:r>
@@ -702,8 +1065,7 @@
             <w:r>
               <w:rPr>
                 <w:rFonts w:ascii="HY헤드라인M" w:eastAsia="HY헤드라인M" w:hint="eastAsia"/>
-                <w:sz w:val="18"/>
-                <w:szCs w:val="18"/>
+                <w:sz w:val="24"/>
               </w:rPr>
               <w:t>json</w:t>
             </w:r>
@@ -711,8 +1073,7 @@
             <w:r>
               <w:rPr>
                 <w:rFonts w:ascii="HY헤드라인M" w:eastAsia="HY헤드라인M" w:hint="eastAsia"/>
-                <w:sz w:val="18"/>
-                <w:szCs w:val="18"/>
+                <w:sz w:val="24"/>
               </w:rPr>
               <w:t xml:space="preserve"> 작성</w:t>
             </w:r>
@@ -720,16 +1081,14 @@
           <w:p>
             <w:pPr>
               <w:rPr>
-                <w:rFonts w:ascii="HY헤드라인M" w:eastAsia="HY헤드라인M" w:hint="eastAsia"/>
-                <w:sz w:val="18"/>
-                <w:szCs w:val="18"/>
-              </w:rPr>
-            </w:pPr>
-            <w:r>
-              <w:rPr>
-                <w:rFonts w:ascii="HY헤드라인M" w:eastAsia="HY헤드라인M" w:hint="eastAsia"/>
-                <w:sz w:val="18"/>
-                <w:szCs w:val="18"/>
+                <w:rFonts w:ascii="HY헤드라인M" w:eastAsia="HY헤드라인M"/>
+                <w:sz w:val="24"/>
+              </w:rPr>
+            </w:pPr>
+            <w:r>
+              <w:rPr>
+                <w:rFonts w:ascii="HY헤드라인M" w:eastAsia="HY헤드라인M" w:hint="eastAsia"/>
+                <w:sz w:val="24"/>
               </w:rPr>
               <w:t xml:space="preserve">- </w:t>
             </w:r>
@@ -737,8 +1096,7 @@
             <w:r>
               <w:rPr>
                 <w:rFonts w:ascii="HY헤드라인M" w:eastAsia="HY헤드라인M" w:hint="eastAsia"/>
-                <w:sz w:val="18"/>
-                <w:szCs w:val="18"/>
+                <w:sz w:val="24"/>
               </w:rPr>
               <w:t>CubeInfos.json</w:t>
             </w:r>
@@ -746,8 +1104,7 @@
             <w:r>
               <w:rPr>
                 <w:rFonts w:ascii="HY헤드라인M" w:eastAsia="HY헤드라인M" w:hint="eastAsia"/>
-                <w:sz w:val="18"/>
-                <w:szCs w:val="18"/>
+                <w:sz w:val="24"/>
               </w:rPr>
               <w:t>에 가구 관련 내용 추가</w:t>
             </w:r>
@@ -756,24 +1113,21 @@
             <w:pPr>
               <w:rPr>
                 <w:rFonts w:ascii="HY헤드라인M" w:eastAsia="HY헤드라인M"/>
-                <w:sz w:val="18"/>
-                <w:szCs w:val="18"/>
-              </w:rPr>
-            </w:pPr>
-          </w:p>
-          <w:p>
-            <w:pPr>
-              <w:rPr>
-                <w:rFonts w:ascii="HY헤드라인M" w:eastAsia="HY헤드라인M"/>
-                <w:sz w:val="18"/>
-                <w:szCs w:val="18"/>
-              </w:rPr>
-            </w:pPr>
-            <w:r>
-              <w:rPr>
-                <w:rFonts w:ascii="HY헤드라인M" w:eastAsia="HY헤드라인M" w:hint="eastAsia"/>
-                <w:sz w:val="18"/>
-                <w:szCs w:val="18"/>
+                <w:sz w:val="24"/>
+              </w:rPr>
+            </w:pPr>
+          </w:p>
+          <w:p>
+            <w:pPr>
+              <w:rPr>
+                <w:rFonts w:ascii="HY헤드라인M" w:eastAsia="HY헤드라인M"/>
+                <w:sz w:val="24"/>
+              </w:rPr>
+            </w:pPr>
+            <w:r>
+              <w:rPr>
+                <w:rFonts w:ascii="HY헤드라인M" w:eastAsia="HY헤드라인M" w:hint="eastAsia"/>
+                <w:sz w:val="24"/>
               </w:rPr>
               <w:t>[3D 모델]</w:t>
             </w:r>
@@ -782,23 +1136,20 @@
             <w:pPr>
               <w:rPr>
                 <w:rFonts w:ascii="HY헤드라인M" w:eastAsia="HY헤드라인M"/>
-                <w:sz w:val="18"/>
-                <w:szCs w:val="18"/>
-              </w:rPr>
-            </w:pPr>
-            <w:r>
-              <w:rPr>
-                <w:rFonts w:ascii="HY헤드라인M" w:eastAsia="HY헤드라인M" w:hint="eastAsia"/>
-                <w:sz w:val="18"/>
-                <w:szCs w:val="18"/>
+                <w:sz w:val="24"/>
+              </w:rPr>
+            </w:pPr>
+            <w:r>
+              <w:rPr>
+                <w:rFonts w:ascii="HY헤드라인M" w:eastAsia="HY헤드라인M" w:hint="eastAsia"/>
+                <w:sz w:val="24"/>
               </w:rPr>
               <w:t>- 스크랩 (금괴, 고무오리, 플라스틱 적재함, 큰 나사, 해적 모자, 안전모, 엔진, 고철 조각, 빈 통조림)</w:t>
             </w:r>
             <w:r>
               <w:rPr>
                 <w:rFonts w:ascii="HY헤드라인M" w:eastAsia="HY헤드라인M" w:hint="eastAsia"/>
-                <w:sz w:val="18"/>
-                <w:szCs w:val="18"/>
+                <w:sz w:val="24"/>
               </w:rPr>
               <w:t xml:space="preserve"> </w:t>
             </w:r>
@@ -806,8 +1157,7 @@
             <w:r>
               <w:rPr>
                 <w:rFonts w:ascii="HY헤드라인M" w:eastAsia="HY헤드라인M" w:hint="eastAsia"/>
-                <w:sz w:val="18"/>
-                <w:szCs w:val="18"/>
+                <w:sz w:val="24"/>
               </w:rPr>
               <w:t>에셋</w:t>
             </w:r>
@@ -815,8 +1165,7 @@
             <w:r>
               <w:rPr>
                 <w:rFonts w:ascii="HY헤드라인M" w:eastAsia="HY헤드라인M" w:hint="eastAsia"/>
-                <w:sz w:val="18"/>
-                <w:szCs w:val="18"/>
+                <w:sz w:val="24"/>
               </w:rPr>
               <w:t xml:space="preserve"> 추가하기</w:t>
             </w:r>
@@ -824,16 +1173,14 @@
           <w:p>
             <w:pPr>
               <w:rPr>
-                <w:rFonts w:ascii="HY헤드라인M" w:eastAsia="HY헤드라인M" w:hint="eastAsia"/>
-                <w:sz w:val="18"/>
-                <w:szCs w:val="18"/>
-              </w:rPr>
-            </w:pPr>
-            <w:r>
-              <w:rPr>
-                <w:rFonts w:ascii="HY헤드라인M" w:eastAsia="HY헤드라인M" w:hint="eastAsia"/>
-                <w:sz w:val="18"/>
-                <w:szCs w:val="18"/>
+                <w:rFonts w:ascii="HY헤드라인M" w:eastAsia="HY헤드라인M"/>
+                <w:sz w:val="24"/>
+              </w:rPr>
+            </w:pPr>
+            <w:r>
+              <w:rPr>
+                <w:rFonts w:ascii="HY헤드라인M" w:eastAsia="HY헤드라인M" w:hint="eastAsia"/>
+                <w:sz w:val="24"/>
               </w:rPr>
               <w:t xml:space="preserve">- 가구 선반, 서버 </w:t>
             </w:r>
@@ -841,8 +1188,7 @@
             <w:r>
               <w:rPr>
                 <w:rFonts w:ascii="HY헤드라인M" w:eastAsia="HY헤드라인M" w:hint="eastAsia"/>
-                <w:sz w:val="18"/>
-                <w:szCs w:val="18"/>
+                <w:sz w:val="24"/>
               </w:rPr>
               <w:t>랙</w:t>
             </w:r>
@@ -850,8 +1196,7 @@
             <w:r>
               <w:rPr>
                 <w:rFonts w:ascii="HY헤드라인M" w:eastAsia="HY헤드라인M" w:hint="eastAsia"/>
-                <w:sz w:val="18"/>
-                <w:szCs w:val="18"/>
+                <w:sz w:val="24"/>
               </w:rPr>
               <w:t xml:space="preserve">, 조명 </w:t>
             </w:r>
@@ -859,8 +1204,7 @@
             <w:r>
               <w:rPr>
                 <w:rFonts w:ascii="HY헤드라인M" w:eastAsia="HY헤드라인M" w:hint="eastAsia"/>
-                <w:sz w:val="18"/>
-                <w:szCs w:val="18"/>
+                <w:sz w:val="24"/>
               </w:rPr>
               <w:t>에셋</w:t>
             </w:r>
@@ -868,32 +1212,28 @@
             <w:r>
               <w:rPr>
                 <w:rFonts w:ascii="HY헤드라인M" w:eastAsia="HY헤드라인M" w:hint="eastAsia"/>
-                <w:sz w:val="18"/>
-                <w:szCs w:val="18"/>
+                <w:sz w:val="24"/>
               </w:rPr>
               <w:t xml:space="preserve"> </w:t>
             </w:r>
             <w:r>
               <w:rPr>
                 <w:rFonts w:ascii="HY헤드라인M" w:eastAsia="HY헤드라인M" w:hint="eastAsia"/>
-                <w:sz w:val="18"/>
-                <w:szCs w:val="18"/>
+                <w:sz w:val="24"/>
               </w:rPr>
               <w:t>추가하기</w:t>
             </w:r>
             <w:r>
               <w:rPr>
                 <w:rFonts w:ascii="HY헤드라인M" w:eastAsia="HY헤드라인M" w:hint="eastAsia"/>
-                <w:sz w:val="18"/>
-                <w:szCs w:val="18"/>
+                <w:sz w:val="24"/>
               </w:rPr>
               <w:t xml:space="preserve">, 조명 배치하기, </w:t>
             </w:r>
             <w:r>
               <w:rPr>
                 <w:rFonts w:ascii="HY헤드라인M" w:eastAsia="HY헤드라인M" w:hint="eastAsia"/>
-                <w:sz w:val="18"/>
-                <w:szCs w:val="18"/>
+                <w:sz w:val="24"/>
               </w:rPr>
               <w:t xml:space="preserve">판매기 </w:t>
             </w:r>
@@ -901,8 +1241,7 @@
             <w:r>
               <w:rPr>
                 <w:rFonts w:ascii="HY헤드라인M" w:eastAsia="HY헤드라인M" w:hint="eastAsia"/>
-                <w:sz w:val="18"/>
-                <w:szCs w:val="18"/>
+                <w:sz w:val="24"/>
               </w:rPr>
               <w:t>텍스쳐</w:t>
             </w:r>
@@ -910,8 +1249,7 @@
             <w:r>
               <w:rPr>
                 <w:rFonts w:ascii="HY헤드라인M" w:eastAsia="HY헤드라인M" w:hint="eastAsia"/>
-                <w:sz w:val="18"/>
-                <w:szCs w:val="18"/>
+                <w:sz w:val="24"/>
               </w:rPr>
               <w:t xml:space="preserve"> 만들기</w:t>
             </w:r>
@@ -920,15 +1258,13 @@
             <w:pPr>
               <w:rPr>
                 <w:rFonts w:ascii="HY헤드라인M" w:eastAsia="HY헤드라인M"/>
-                <w:sz w:val="18"/>
-                <w:szCs w:val="18"/>
-              </w:rPr>
-            </w:pPr>
-            <w:r>
-              <w:rPr>
-                <w:rFonts w:ascii="HY헤드라인M" w:eastAsia="HY헤드라인M" w:hint="eastAsia"/>
-                <w:sz w:val="18"/>
-                <w:szCs w:val="18"/>
+                <w:sz w:val="24"/>
+              </w:rPr>
+            </w:pPr>
+            <w:r>
+              <w:rPr>
+                <w:rFonts w:ascii="HY헤드라인M" w:eastAsia="HY헤드라인M" w:hint="eastAsia"/>
+                <w:sz w:val="24"/>
               </w:rPr>
               <w:t xml:space="preserve">- 수정: </w:t>
             </w:r>
@@ -936,8 +1272,7 @@
             <w:r>
               <w:rPr>
                 <w:rFonts w:ascii="HY헤드라인M" w:eastAsia="HY헤드라인M" w:hint="eastAsia"/>
-                <w:sz w:val="18"/>
-                <w:szCs w:val="18"/>
+                <w:sz w:val="24"/>
               </w:rPr>
               <w:t>EmotionGame</w:t>
             </w:r>
@@ -945,8 +1280,7 @@
             <w:r>
               <w:rPr>
                 <w:rFonts w:ascii="HY헤드라인M" w:eastAsia="HY헤드라인M" w:hint="eastAsia"/>
-                <w:sz w:val="18"/>
-                <w:szCs w:val="18"/>
+                <w:sz w:val="24"/>
               </w:rPr>
               <w:t xml:space="preserve"> 모니터 높이 낮추기, 큐브 z-fighting 수정</w:t>
             </w:r>
@@ -954,25 +1288,22 @@
           <w:p>
             <w:pPr>
               <w:rPr>
-                <w:rFonts w:ascii="HY헤드라인M" w:eastAsia="HY헤드라인M" w:hint="eastAsia"/>
-                <w:sz w:val="18"/>
-                <w:szCs w:val="18"/>
-              </w:rPr>
-            </w:pPr>
-          </w:p>
-          <w:p>
-            <w:pPr>
-              <w:rPr>
-                <w:rFonts w:ascii="HY헤드라인M" w:eastAsia="HY헤드라인M"/>
-                <w:sz w:val="18"/>
-                <w:szCs w:val="18"/>
-              </w:rPr>
-            </w:pPr>
-            <w:r>
-              <w:rPr>
-                <w:rFonts w:ascii="HY헤드라인M" w:eastAsia="HY헤드라인M" w:hint="eastAsia"/>
-                <w:sz w:val="18"/>
-                <w:szCs w:val="18"/>
+                <w:rFonts w:ascii="HY헤드라인M" w:eastAsia="HY헤드라인M"/>
+                <w:sz w:val="24"/>
+              </w:rPr>
+            </w:pPr>
+          </w:p>
+          <w:p>
+            <w:pPr>
+              <w:rPr>
+                <w:rFonts w:ascii="HY헤드라인M" w:eastAsia="HY헤드라인M"/>
+                <w:sz w:val="24"/>
+              </w:rPr>
+            </w:pPr>
+            <w:r>
+              <w:rPr>
+                <w:rFonts w:ascii="HY헤드라인M" w:eastAsia="HY헤드라인M" w:hint="eastAsia"/>
+                <w:sz w:val="24"/>
               </w:rPr>
               <w:t>[UI]</w:t>
             </w:r>
@@ -981,15 +1312,13 @@
             <w:pPr>
               <w:rPr>
                 <w:rFonts w:ascii="HY헤드라인M" w:eastAsia="HY헤드라인M"/>
-                <w:sz w:val="18"/>
-                <w:szCs w:val="18"/>
-              </w:rPr>
-            </w:pPr>
-            <w:r>
-              <w:rPr>
-                <w:rFonts w:ascii="HY헤드라인M" w:eastAsia="HY헤드라인M" w:hint="eastAsia"/>
-                <w:sz w:val="18"/>
-                <w:szCs w:val="18"/>
+                <w:sz w:val="24"/>
+              </w:rPr>
+            </w:pPr>
+            <w:r>
+              <w:rPr>
+                <w:rFonts w:ascii="HY헤드라인M" w:eastAsia="HY헤드라인M" w:hint="eastAsia"/>
+                <w:sz w:val="24"/>
               </w:rPr>
               <w:t xml:space="preserve">- 퀘스트, 상점, </w:t>
             </w:r>
@@ -997,8 +1326,7 @@
             <w:r>
               <w:rPr>
                 <w:rFonts w:ascii="HY헤드라인M" w:eastAsia="HY헤드라인M" w:hint="eastAsia"/>
-                <w:sz w:val="18"/>
-                <w:szCs w:val="18"/>
+                <w:sz w:val="24"/>
               </w:rPr>
               <w:t>설정창</w:t>
             </w:r>
@@ -1006,8 +1334,7 @@
             <w:r>
               <w:rPr>
                 <w:rFonts w:ascii="HY헤드라인M" w:eastAsia="HY헤드라인M" w:hint="eastAsia"/>
-                <w:sz w:val="18"/>
-                <w:szCs w:val="18"/>
+                <w:sz w:val="24"/>
               </w:rPr>
               <w:t xml:space="preserve">, </w:t>
             </w:r>
@@ -1015,8 +1342,7 @@
             <w:r>
               <w:rPr>
                 <w:rFonts w:ascii="HY헤드라인M" w:eastAsia="HY헤드라인M" w:hint="eastAsia"/>
-                <w:sz w:val="18"/>
-                <w:szCs w:val="18"/>
+                <w:sz w:val="24"/>
               </w:rPr>
               <w:t>메인창</w:t>
             </w:r>
@@ -1024,8 +1350,7 @@
             <w:r>
               <w:rPr>
                 <w:rFonts w:ascii="HY헤드라인M" w:eastAsia="HY헤드라인M" w:hint="eastAsia"/>
-                <w:sz w:val="18"/>
-                <w:szCs w:val="18"/>
+                <w:sz w:val="24"/>
               </w:rPr>
               <w:t xml:space="preserve">, </w:t>
             </w:r>
@@ -1033,8 +1358,7 @@
             <w:r>
               <w:rPr>
                 <w:rFonts w:ascii="HY헤드라인M" w:eastAsia="HY헤드라인M" w:hint="eastAsia"/>
-                <w:sz w:val="18"/>
-                <w:szCs w:val="18"/>
+                <w:sz w:val="24"/>
               </w:rPr>
               <w:t>결과창</w:t>
             </w:r>
@@ -1044,24 +1368,21 @@
             <w:pPr>
               <w:rPr>
                 <w:rFonts w:ascii="HY헤드라인M" w:eastAsia="HY헤드라인M"/>
-                <w:sz w:val="18"/>
-                <w:szCs w:val="18"/>
-              </w:rPr>
-            </w:pPr>
-          </w:p>
-          <w:p>
-            <w:pPr>
-              <w:rPr>
-                <w:rFonts w:ascii="HY헤드라인M" w:eastAsia="HY헤드라인M"/>
-                <w:sz w:val="18"/>
-                <w:szCs w:val="18"/>
-              </w:rPr>
-            </w:pPr>
-            <w:r>
-              <w:rPr>
-                <w:rFonts w:ascii="HY헤드라인M" w:eastAsia="HY헤드라인M" w:hint="eastAsia"/>
-                <w:sz w:val="18"/>
-                <w:szCs w:val="18"/>
+                <w:sz w:val="24"/>
+              </w:rPr>
+            </w:pPr>
+          </w:p>
+          <w:p>
+            <w:pPr>
+              <w:rPr>
+                <w:rFonts w:ascii="HY헤드라인M" w:eastAsia="HY헤드라인M"/>
+                <w:sz w:val="24"/>
+              </w:rPr>
+            </w:pPr>
+            <w:r>
+              <w:rPr>
+                <w:rFonts w:ascii="HY헤드라인M" w:eastAsia="HY헤드라인M" w:hint="eastAsia"/>
+                <w:sz w:val="24"/>
               </w:rPr>
               <w:t>[사운드]</w:t>
             </w:r>
@@ -1069,32 +1390,28 @@
           <w:p>
             <w:pPr>
               <w:rPr>
-                <w:rFonts w:ascii="HY헤드라인M" w:eastAsia="HY헤드라인M" w:hint="eastAsia"/>
-                <w:sz w:val="18"/>
-                <w:szCs w:val="18"/>
-              </w:rPr>
-            </w:pPr>
-            <w:r>
-              <w:rPr>
-                <w:rFonts w:ascii="HY헤드라인M" w:eastAsia="HY헤드라인M" w:hint="eastAsia"/>
-                <w:sz w:val="18"/>
-                <w:szCs w:val="18"/>
+                <w:rFonts w:ascii="HY헤드라인M" w:eastAsia="HY헤드라인M"/>
+                <w:sz w:val="24"/>
+              </w:rPr>
+            </w:pPr>
+            <w:r>
+              <w:rPr>
+                <w:rFonts w:ascii="HY헤드라인M" w:eastAsia="HY헤드라인M" w:hint="eastAsia"/>
+                <w:sz w:val="24"/>
               </w:rPr>
               <w:t xml:space="preserve">- 배경음악, 효과음(피격, 타격, 걷기, 뛰기, 점프, 레버 작동, 컴퓨터 상호작용 + </w:t>
             </w:r>
             <w:r>
               <w:rPr>
                 <w:rFonts w:ascii="HY헤드라인M" w:eastAsia="HY헤드라인M"/>
-                <w:sz w:val="18"/>
-                <w:szCs w:val="18"/>
+                <w:sz w:val="24"/>
               </w:rPr>
               <w:t>…</w:t>
             </w:r>
             <w:r>
               <w:rPr>
                 <w:rFonts w:ascii="HY헤드라인M" w:eastAsia="HY헤드라인M" w:hint="eastAsia"/>
-                <w:sz w:val="18"/>
-                <w:szCs w:val="18"/>
+                <w:sz w:val="24"/>
               </w:rPr>
               <w:t>)</w:t>
             </w:r>
@@ -2897,26 +3214,19 @@
     <w:p/>
     <w:p/>
     <w:p/>
-    <w:p/>
-    <w:p/>
-    <w:p/>
-    <w:p/>
-    <w:p/>
-    <w:p/>
-    <w:p/>
-    <w:p/>
-    <w:p/>
-    <w:p/>
-    <w:p/>
-    <w:p/>
-    <w:p/>
-    <w:p/>
-    <w:p/>
     <w:p>
-      <w:r>
-        <w:lastRenderedPageBreak/>
-        <w:br/>
-      </w:r>
+      <w:pPr>
+        <w:rPr>
+          <w:rFonts w:hint="eastAsia"/>
+        </w:rPr>
+      </w:pPr>
+    </w:p>
+    <w:p>
+      <w:pPr>
+        <w:rPr>
+          <w:rFonts w:hint="eastAsia"/>
+        </w:rPr>
+      </w:pPr>
     </w:p>
     <w:tbl>
       <w:tblPr>
@@ -4575,27 +4885,13 @@
         </w:tc>
       </w:tr>
     </w:tbl>
-    <w:p/>
-    <w:p/>
-    <w:p/>
-    <w:p/>
-    <w:p/>
-    <w:p/>
-    <w:p/>
-    <w:p/>
-    <w:p/>
-    <w:p/>
-    <w:p/>
-    <w:p/>
-    <w:p/>
-    <w:p/>
-    <w:p/>
-    <w:p/>
-    <w:p/>
-    <w:p/>
-    <w:p/>
-    <w:p/>
-    <w:p/>
+    <w:p>
+      <w:pPr>
+        <w:rPr>
+          <w:rFonts w:hint="eastAsia"/>
+        </w:rPr>
+      </w:pPr>
+    </w:p>
     <w:tbl>
       <w:tblPr>
         <w:tblStyle w:val="ac"/>
@@ -5332,7 +5628,7 @@
           <w:p>
             <w:pPr>
               <w:rPr>
-                <w:rFonts w:eastAsiaTheme="minorHAnsi" w:hint="eastAsia"/>
+                <w:rFonts w:eastAsiaTheme="minorHAnsi"/>
                 <w:sz w:val="16"/>
                 <w:szCs w:val="16"/>
               </w:rPr>
@@ -5378,7 +5674,7 @@
           <w:p>
             <w:pPr>
               <w:rPr>
-                <w:rFonts w:eastAsiaTheme="minorHAnsi" w:hint="eastAsia"/>
+                <w:rFonts w:eastAsiaTheme="minorHAnsi"/>
                 <w:sz w:val="16"/>
                 <w:szCs w:val="16"/>
               </w:rPr>
@@ -5653,7 +5949,7 @@
           <w:p>
             <w:pPr>
               <w:rPr>
-                <w:rFonts w:eastAsiaTheme="minorHAnsi" w:hint="eastAsia"/>
+                <w:rFonts w:eastAsiaTheme="minorHAnsi"/>
                 <w:sz w:val="16"/>
                 <w:szCs w:val="16"/>
               </w:rPr>
@@ -7106,7 +7402,6 @@
   <w:style w:type="character" w:default="1" w:styleId="a0">
     <w:name w:val="Default Paragraph Font"/>
     <w:uiPriority w:val="1"/>
-    <w:semiHidden/>
     <w:unhideWhenUsed/>
   </w:style>
   <w:style w:type="table" w:default="1" w:styleId="a1">

--- a/일정/일정.docx
+++ b/일정/일정.docx
@@ -120,7 +120,7 @@
           <w:p>
             <w:pPr>
               <w:rPr>
-                <w:rFonts w:ascii="HY헤드라인M" w:eastAsia="HY헤드라인M" w:hint="eastAsia"/>
+                <w:rFonts w:ascii="HY헤드라인M" w:eastAsia="HY헤드라인M"/>
                 <w:sz w:val="24"/>
               </w:rPr>
             </w:pPr>
@@ -151,7 +151,7 @@
           <w:p>
             <w:pPr>
               <w:rPr>
-                <w:rFonts w:ascii="HY헤드라인M" w:eastAsia="HY헤드라인M" w:hint="eastAsia"/>
+                <w:rFonts w:ascii="HY헤드라인M" w:eastAsia="HY헤드라인M"/>
                 <w:sz w:val="24"/>
               </w:rPr>
             </w:pPr>
@@ -173,7 +173,7 @@
           <w:p>
             <w:pPr>
               <w:rPr>
-                <w:rFonts w:ascii="HY헤드라인M" w:eastAsia="HY헤드라인M" w:hint="eastAsia"/>
+                <w:rFonts w:ascii="HY헤드라인M" w:eastAsia="HY헤드라인M"/>
                 <w:sz w:val="24"/>
               </w:rPr>
             </w:pPr>
@@ -332,15 +332,15 @@
           <w:p>
             <w:pPr>
               <w:rPr>
-                <w:rFonts w:ascii="HY헤드라인M" w:eastAsia="HY헤드라인M" w:hint="eastAsia"/>
-                <w:sz w:val="24"/>
-              </w:rPr>
-            </w:pPr>
-          </w:p>
-          <w:p>
-            <w:pPr>
-              <w:rPr>
-                <w:rFonts w:ascii="HY헤드라인M" w:eastAsia="HY헤드라인M" w:hint="eastAsia"/>
+                <w:rFonts w:ascii="HY헤드라인M" w:eastAsia="HY헤드라인M"/>
+                <w:sz w:val="24"/>
+              </w:rPr>
+            </w:pPr>
+          </w:p>
+          <w:p>
+            <w:pPr>
+              <w:rPr>
+                <w:rFonts w:ascii="HY헤드라인M" w:eastAsia="HY헤드라인M"/>
                 <w:sz w:val="24"/>
               </w:rPr>
             </w:pPr>
@@ -423,6 +423,37 @@
           <w:p>
             <w:pPr>
               <w:rPr>
+                <w:rFonts w:ascii="HY헤드라인M" w:eastAsia="HY헤드라인M" w:hint="eastAsia"/>
+                <w:sz w:val="24"/>
+              </w:rPr>
+            </w:pPr>
+            <w:r>
+              <w:rPr>
+                <w:rFonts w:ascii="HY헤드라인M" w:eastAsia="HY헤드라인M" w:hint="eastAsia"/>
+                <w:sz w:val="24"/>
+              </w:rPr>
+              <w:t xml:space="preserve">-서버 </w:t>
+            </w:r>
+            <w:proofErr w:type="spellStart"/>
+            <w:r>
+              <w:rPr>
+                <w:rFonts w:ascii="HY헤드라인M" w:eastAsia="HY헤드라인M" w:hint="eastAsia"/>
+                <w:sz w:val="24"/>
+              </w:rPr>
+              <w:t>멀티쓰레드</w:t>
+            </w:r>
+            <w:proofErr w:type="spellEnd"/>
+            <w:r>
+              <w:rPr>
+                <w:rFonts w:ascii="HY헤드라인M" w:eastAsia="HY헤드라인M" w:hint="eastAsia"/>
+                <w:sz w:val="24"/>
+              </w:rPr>
+              <w:t xml:space="preserve"> 적용</w:t>
+            </w:r>
+          </w:p>
+          <w:p>
+            <w:pPr>
+              <w:rPr>
                 <w:rFonts w:ascii="HY헤드라인M" w:eastAsia="HY헤드라인M"/>
                 <w:sz w:val="24"/>
               </w:rPr>
@@ -467,7 +498,7 @@
           <w:p>
             <w:pPr>
               <w:rPr>
-                <w:rFonts w:ascii="HY헤드라인M" w:eastAsia="HY헤드라인M" w:hint="eastAsia"/>
+                <w:rFonts w:ascii="HY헤드라인M" w:eastAsia="HY헤드라인M"/>
                 <w:sz w:val="24"/>
               </w:rPr>
             </w:pPr>
@@ -1648,15 +1679,15 @@
               <w:jc w:val="center"/>
               <w:rPr>
                 <w:rFonts w:ascii="HY헤드라인M" w:eastAsia="HY헤드라인M"/>
-                <w:sz w:val="20"/>
-                <w:szCs w:val="20"/>
-              </w:rPr>
-            </w:pPr>
-            <w:r>
-              <w:rPr>
-                <w:rFonts w:ascii="HY헤드라인M" w:eastAsia="HY헤드라인M" w:hint="eastAsia"/>
-                <w:sz w:val="20"/>
-                <w:szCs w:val="20"/>
+                <w:sz w:val="18"/>
+                <w:szCs w:val="18"/>
+              </w:rPr>
+            </w:pPr>
+            <w:r>
+              <w:rPr>
+                <w:rFonts w:ascii="HY헤드라인M" w:eastAsia="HY헤드라인M" w:hint="eastAsia"/>
+                <w:sz w:val="18"/>
+                <w:szCs w:val="18"/>
               </w:rPr>
               <w:t>월</w:t>
             </w:r>
@@ -1672,15 +1703,15 @@
               <w:jc w:val="center"/>
               <w:rPr>
                 <w:rFonts w:ascii="HY헤드라인M" w:eastAsia="HY헤드라인M"/>
-                <w:sz w:val="20"/>
-                <w:szCs w:val="20"/>
-              </w:rPr>
-            </w:pPr>
-            <w:r>
-              <w:rPr>
-                <w:rFonts w:ascii="HY헤드라인M" w:eastAsia="HY헤드라인M" w:hint="eastAsia"/>
-                <w:sz w:val="20"/>
-                <w:szCs w:val="20"/>
+                <w:sz w:val="18"/>
+                <w:szCs w:val="18"/>
+              </w:rPr>
+            </w:pPr>
+            <w:r>
+              <w:rPr>
+                <w:rFonts w:ascii="HY헤드라인M" w:eastAsia="HY헤드라인M" w:hint="eastAsia"/>
+                <w:sz w:val="18"/>
+                <w:szCs w:val="18"/>
               </w:rPr>
               <w:t>화</w:t>
             </w:r>
@@ -1696,15 +1727,15 @@
               <w:jc w:val="center"/>
               <w:rPr>
                 <w:rFonts w:ascii="HY헤드라인M" w:eastAsia="HY헤드라인M"/>
-                <w:sz w:val="20"/>
-                <w:szCs w:val="20"/>
-              </w:rPr>
-            </w:pPr>
-            <w:r>
-              <w:rPr>
-                <w:rFonts w:ascii="HY헤드라인M" w:eastAsia="HY헤드라인M" w:hint="eastAsia"/>
-                <w:sz w:val="20"/>
-                <w:szCs w:val="20"/>
+                <w:sz w:val="18"/>
+                <w:szCs w:val="18"/>
+              </w:rPr>
+            </w:pPr>
+            <w:r>
+              <w:rPr>
+                <w:rFonts w:ascii="HY헤드라인M" w:eastAsia="HY헤드라인M" w:hint="eastAsia"/>
+                <w:sz w:val="18"/>
+                <w:szCs w:val="18"/>
               </w:rPr>
               <w:t>수</w:t>
             </w:r>
@@ -1720,15 +1751,15 @@
               <w:jc w:val="center"/>
               <w:rPr>
                 <w:rFonts w:ascii="HY헤드라인M" w:eastAsia="HY헤드라인M"/>
-                <w:sz w:val="20"/>
-                <w:szCs w:val="20"/>
-              </w:rPr>
-            </w:pPr>
-            <w:r>
-              <w:rPr>
-                <w:rFonts w:ascii="HY헤드라인M" w:eastAsia="HY헤드라인M" w:hint="eastAsia"/>
-                <w:sz w:val="20"/>
-                <w:szCs w:val="20"/>
+                <w:sz w:val="18"/>
+                <w:szCs w:val="18"/>
+              </w:rPr>
+            </w:pPr>
+            <w:r>
+              <w:rPr>
+                <w:rFonts w:ascii="HY헤드라인M" w:eastAsia="HY헤드라인M" w:hint="eastAsia"/>
+                <w:sz w:val="18"/>
+                <w:szCs w:val="18"/>
               </w:rPr>
               <w:t>목</w:t>
             </w:r>
@@ -1744,15 +1775,15 @@
               <w:jc w:val="center"/>
               <w:rPr>
                 <w:rFonts w:ascii="HY헤드라인M" w:eastAsia="HY헤드라인M"/>
-                <w:sz w:val="20"/>
-                <w:szCs w:val="20"/>
-              </w:rPr>
-            </w:pPr>
-            <w:r>
-              <w:rPr>
-                <w:rFonts w:ascii="HY헤드라인M" w:eastAsia="HY헤드라인M" w:hint="eastAsia"/>
-                <w:sz w:val="20"/>
-                <w:szCs w:val="20"/>
+                <w:sz w:val="18"/>
+                <w:szCs w:val="18"/>
+              </w:rPr>
+            </w:pPr>
+            <w:r>
+              <w:rPr>
+                <w:rFonts w:ascii="HY헤드라인M" w:eastAsia="HY헤드라인M" w:hint="eastAsia"/>
+                <w:sz w:val="18"/>
+                <w:szCs w:val="18"/>
               </w:rPr>
               <w:t>금</w:t>
             </w:r>
@@ -1768,15 +1799,15 @@
               <w:jc w:val="center"/>
               <w:rPr>
                 <w:rFonts w:ascii="HY헤드라인M" w:eastAsia="HY헤드라인M"/>
-                <w:sz w:val="20"/>
-                <w:szCs w:val="20"/>
-              </w:rPr>
-            </w:pPr>
-            <w:r>
-              <w:rPr>
-                <w:rFonts w:ascii="HY헤드라인M" w:eastAsia="HY헤드라인M" w:hint="eastAsia"/>
-                <w:sz w:val="20"/>
-                <w:szCs w:val="20"/>
+                <w:sz w:val="18"/>
+                <w:szCs w:val="18"/>
+              </w:rPr>
+            </w:pPr>
+            <w:r>
+              <w:rPr>
+                <w:rFonts w:ascii="HY헤드라인M" w:eastAsia="HY헤드라인M" w:hint="eastAsia"/>
+                <w:sz w:val="18"/>
+                <w:szCs w:val="18"/>
               </w:rPr>
               <w:t>토</w:t>
             </w:r>
@@ -1792,15 +1823,15 @@
               <w:jc w:val="center"/>
               <w:rPr>
                 <w:rFonts w:ascii="HY헤드라인M" w:eastAsia="HY헤드라인M"/>
-                <w:sz w:val="20"/>
-                <w:szCs w:val="20"/>
-              </w:rPr>
-            </w:pPr>
-            <w:r>
-              <w:rPr>
-                <w:rFonts w:ascii="HY헤드라인M" w:eastAsia="HY헤드라인M" w:hint="eastAsia"/>
-                <w:sz w:val="20"/>
-                <w:szCs w:val="20"/>
+                <w:sz w:val="18"/>
+                <w:szCs w:val="18"/>
+              </w:rPr>
+            </w:pPr>
+            <w:r>
+              <w:rPr>
+                <w:rFonts w:ascii="HY헤드라인M" w:eastAsia="HY헤드라인M" w:hint="eastAsia"/>
+                <w:sz w:val="18"/>
+                <w:szCs w:val="18"/>
               </w:rPr>
               <w:t>일</w:t>
             </w:r>
@@ -1818,15 +1849,15 @@
               <w:jc w:val="center"/>
               <w:rPr>
                 <w:rFonts w:asciiTheme="majorHAnsi" w:eastAsiaTheme="majorHAnsi" w:hAnsiTheme="majorHAnsi"/>
-                <w:sz w:val="16"/>
-                <w:szCs w:val="16"/>
+                <w:sz w:val="18"/>
+                <w:szCs w:val="18"/>
               </w:rPr>
             </w:pPr>
             <w:r>
               <w:rPr>
                 <w:rFonts w:asciiTheme="majorHAnsi" w:eastAsiaTheme="majorHAnsi" w:hAnsiTheme="majorHAnsi" w:hint="eastAsia"/>
-                <w:sz w:val="16"/>
-                <w:szCs w:val="16"/>
+                <w:sz w:val="18"/>
+                <w:szCs w:val="18"/>
               </w:rPr>
               <w:t>11</w:t>
             </w:r>
@@ -1842,15 +1873,15 @@
               <w:jc w:val="center"/>
               <w:rPr>
                 <w:rFonts w:asciiTheme="majorHAnsi" w:eastAsiaTheme="majorHAnsi" w:hAnsiTheme="majorHAnsi"/>
-                <w:sz w:val="16"/>
-                <w:szCs w:val="16"/>
+                <w:sz w:val="18"/>
+                <w:szCs w:val="18"/>
               </w:rPr>
             </w:pPr>
             <w:r>
               <w:rPr>
                 <w:rFonts w:asciiTheme="majorHAnsi" w:eastAsiaTheme="majorHAnsi" w:hAnsiTheme="majorHAnsi" w:hint="eastAsia"/>
-                <w:sz w:val="16"/>
-                <w:szCs w:val="16"/>
+                <w:sz w:val="18"/>
+                <w:szCs w:val="18"/>
               </w:rPr>
               <w:t>12</w:t>
             </w:r>
@@ -1866,15 +1897,15 @@
               <w:jc w:val="center"/>
               <w:rPr>
                 <w:rFonts w:asciiTheme="majorHAnsi" w:eastAsiaTheme="majorHAnsi" w:hAnsiTheme="majorHAnsi"/>
-                <w:sz w:val="16"/>
-                <w:szCs w:val="16"/>
+                <w:sz w:val="18"/>
+                <w:szCs w:val="18"/>
               </w:rPr>
             </w:pPr>
             <w:r>
               <w:rPr>
                 <w:rFonts w:asciiTheme="majorHAnsi" w:eastAsiaTheme="majorHAnsi" w:hAnsiTheme="majorHAnsi" w:hint="eastAsia"/>
-                <w:sz w:val="16"/>
-                <w:szCs w:val="16"/>
+                <w:sz w:val="18"/>
+                <w:szCs w:val="18"/>
               </w:rPr>
               <w:t>13</w:t>
             </w:r>
@@ -1890,15 +1921,15 @@
               <w:jc w:val="center"/>
               <w:rPr>
                 <w:rFonts w:asciiTheme="majorHAnsi" w:eastAsiaTheme="majorHAnsi" w:hAnsiTheme="majorHAnsi"/>
-                <w:sz w:val="16"/>
-                <w:szCs w:val="16"/>
+                <w:sz w:val="18"/>
+                <w:szCs w:val="18"/>
               </w:rPr>
             </w:pPr>
             <w:r>
               <w:rPr>
                 <w:rFonts w:asciiTheme="majorHAnsi" w:eastAsiaTheme="majorHAnsi" w:hAnsiTheme="majorHAnsi" w:hint="eastAsia"/>
-                <w:sz w:val="16"/>
-                <w:szCs w:val="16"/>
+                <w:sz w:val="18"/>
+                <w:szCs w:val="18"/>
               </w:rPr>
               <w:t>14</w:t>
             </w:r>
@@ -1914,15 +1945,15 @@
               <w:jc w:val="center"/>
               <w:rPr>
                 <w:rFonts w:asciiTheme="majorHAnsi" w:eastAsiaTheme="majorHAnsi" w:hAnsiTheme="majorHAnsi"/>
-                <w:sz w:val="16"/>
-                <w:szCs w:val="16"/>
+                <w:sz w:val="18"/>
+                <w:szCs w:val="18"/>
               </w:rPr>
             </w:pPr>
             <w:r>
               <w:rPr>
                 <w:rFonts w:asciiTheme="majorHAnsi" w:eastAsiaTheme="majorHAnsi" w:hAnsiTheme="majorHAnsi" w:hint="eastAsia"/>
-                <w:sz w:val="16"/>
-                <w:szCs w:val="16"/>
+                <w:sz w:val="18"/>
+                <w:szCs w:val="18"/>
               </w:rPr>
               <w:t>15</w:t>
             </w:r>
@@ -1938,15 +1969,15 @@
               <w:jc w:val="center"/>
               <w:rPr>
                 <w:rFonts w:asciiTheme="majorHAnsi" w:eastAsiaTheme="majorHAnsi" w:hAnsiTheme="majorHAnsi"/>
-                <w:sz w:val="16"/>
-                <w:szCs w:val="16"/>
+                <w:sz w:val="18"/>
+                <w:szCs w:val="18"/>
               </w:rPr>
             </w:pPr>
             <w:r>
               <w:rPr>
                 <w:rFonts w:asciiTheme="majorHAnsi" w:eastAsiaTheme="majorHAnsi" w:hAnsiTheme="majorHAnsi" w:hint="eastAsia"/>
-                <w:sz w:val="16"/>
-                <w:szCs w:val="16"/>
+                <w:sz w:val="18"/>
+                <w:szCs w:val="18"/>
               </w:rPr>
               <w:t>16</w:t>
             </w:r>
@@ -1962,15 +1993,15 @@
               <w:jc w:val="center"/>
               <w:rPr>
                 <w:rFonts w:asciiTheme="majorHAnsi" w:eastAsiaTheme="majorHAnsi" w:hAnsiTheme="majorHAnsi"/>
-                <w:sz w:val="16"/>
-                <w:szCs w:val="16"/>
+                <w:sz w:val="18"/>
+                <w:szCs w:val="18"/>
               </w:rPr>
             </w:pPr>
             <w:r>
               <w:rPr>
                 <w:rFonts w:asciiTheme="majorHAnsi" w:eastAsiaTheme="majorHAnsi" w:hAnsiTheme="majorHAnsi" w:hint="eastAsia"/>
-                <w:sz w:val="16"/>
-                <w:szCs w:val="16"/>
+                <w:sz w:val="18"/>
+                <w:szCs w:val="18"/>
               </w:rPr>
               <w:t>17</w:t>
             </w:r>
@@ -1990,8 +2021,8 @@
             <w:pPr>
               <w:rPr>
                 <w:rFonts w:asciiTheme="majorHAnsi" w:eastAsiaTheme="majorHAnsi" w:hAnsiTheme="majorHAnsi"/>
-                <w:sz w:val="16"/>
-                <w:szCs w:val="16"/>
+                <w:sz w:val="18"/>
+                <w:szCs w:val="18"/>
               </w:rPr>
             </w:pPr>
           </w:p>
@@ -2005,8 +2036,8 @@
             <w:pPr>
               <w:rPr>
                 <w:rFonts w:asciiTheme="majorHAnsi" w:eastAsiaTheme="majorHAnsi" w:hAnsiTheme="majorHAnsi"/>
-                <w:sz w:val="16"/>
-                <w:szCs w:val="16"/>
+                <w:sz w:val="18"/>
+                <w:szCs w:val="18"/>
               </w:rPr>
             </w:pPr>
           </w:p>
@@ -2020,8 +2051,8 @@
             <w:pPr>
               <w:rPr>
                 <w:rFonts w:asciiTheme="majorHAnsi" w:eastAsiaTheme="majorHAnsi" w:hAnsiTheme="majorHAnsi"/>
-                <w:sz w:val="16"/>
-                <w:szCs w:val="16"/>
+                <w:sz w:val="18"/>
+                <w:szCs w:val="18"/>
               </w:rPr>
             </w:pPr>
           </w:p>
@@ -2035,8 +2066,8 @@
             <w:pPr>
               <w:rPr>
                 <w:rFonts w:asciiTheme="majorHAnsi" w:eastAsiaTheme="majorHAnsi" w:hAnsiTheme="majorHAnsi"/>
-                <w:sz w:val="16"/>
-                <w:szCs w:val="16"/>
+                <w:sz w:val="18"/>
+                <w:szCs w:val="18"/>
               </w:rPr>
             </w:pPr>
           </w:p>
@@ -2050,8 +2081,8 @@
             <w:pPr>
               <w:rPr>
                 <w:rFonts w:asciiTheme="majorHAnsi" w:eastAsiaTheme="majorHAnsi" w:hAnsiTheme="majorHAnsi"/>
-                <w:sz w:val="16"/>
-                <w:szCs w:val="16"/>
+                <w:sz w:val="18"/>
+                <w:szCs w:val="18"/>
               </w:rPr>
             </w:pPr>
           </w:p>
@@ -2065,8 +2096,8 @@
             <w:pPr>
               <w:rPr>
                 <w:rFonts w:asciiTheme="majorHAnsi" w:eastAsiaTheme="majorHAnsi" w:hAnsiTheme="majorHAnsi"/>
-                <w:sz w:val="16"/>
-                <w:szCs w:val="16"/>
+                <w:sz w:val="18"/>
+                <w:szCs w:val="18"/>
               </w:rPr>
             </w:pPr>
           </w:p>
@@ -2080,8 +2111,8 @@
             <w:pPr>
               <w:rPr>
                 <w:rFonts w:asciiTheme="majorHAnsi" w:eastAsiaTheme="majorHAnsi" w:hAnsiTheme="majorHAnsi"/>
-                <w:sz w:val="16"/>
-                <w:szCs w:val="16"/>
+                <w:sz w:val="18"/>
+                <w:szCs w:val="18"/>
               </w:rPr>
             </w:pPr>
           </w:p>
@@ -2098,15 +2129,15 @@
               <w:jc w:val="center"/>
               <w:rPr>
                 <w:rFonts w:eastAsiaTheme="minorHAnsi"/>
-                <w:sz w:val="16"/>
-                <w:szCs w:val="16"/>
-              </w:rPr>
-            </w:pPr>
-            <w:r>
-              <w:rPr>
-                <w:rFonts w:eastAsiaTheme="minorHAnsi" w:hint="eastAsia"/>
-                <w:sz w:val="16"/>
-                <w:szCs w:val="16"/>
+                <w:sz w:val="18"/>
+                <w:szCs w:val="18"/>
+              </w:rPr>
+            </w:pPr>
+            <w:r>
+              <w:rPr>
+                <w:rFonts w:eastAsiaTheme="minorHAnsi" w:hint="eastAsia"/>
+                <w:sz w:val="18"/>
+                <w:szCs w:val="18"/>
               </w:rPr>
               <w:t>18</w:t>
             </w:r>
@@ -2122,15 +2153,15 @@
               <w:jc w:val="center"/>
               <w:rPr>
                 <w:rFonts w:eastAsiaTheme="minorHAnsi"/>
-                <w:sz w:val="16"/>
-                <w:szCs w:val="16"/>
-              </w:rPr>
-            </w:pPr>
-            <w:r>
-              <w:rPr>
-                <w:rFonts w:eastAsiaTheme="minorHAnsi" w:hint="eastAsia"/>
-                <w:sz w:val="16"/>
-                <w:szCs w:val="16"/>
+                <w:sz w:val="18"/>
+                <w:szCs w:val="18"/>
+              </w:rPr>
+            </w:pPr>
+            <w:r>
+              <w:rPr>
+                <w:rFonts w:eastAsiaTheme="minorHAnsi" w:hint="eastAsia"/>
+                <w:sz w:val="18"/>
+                <w:szCs w:val="18"/>
               </w:rPr>
               <w:t>19</w:t>
             </w:r>
@@ -2146,15 +2177,15 @@
               <w:jc w:val="center"/>
               <w:rPr>
                 <w:rFonts w:eastAsiaTheme="minorHAnsi"/>
-                <w:sz w:val="16"/>
-                <w:szCs w:val="16"/>
-              </w:rPr>
-            </w:pPr>
-            <w:r>
-              <w:rPr>
-                <w:rFonts w:eastAsiaTheme="minorHAnsi" w:hint="eastAsia"/>
-                <w:sz w:val="16"/>
-                <w:szCs w:val="16"/>
+                <w:sz w:val="18"/>
+                <w:szCs w:val="18"/>
+              </w:rPr>
+            </w:pPr>
+            <w:r>
+              <w:rPr>
+                <w:rFonts w:eastAsiaTheme="minorHAnsi" w:hint="eastAsia"/>
+                <w:sz w:val="18"/>
+                <w:szCs w:val="18"/>
               </w:rPr>
               <w:t>20</w:t>
             </w:r>
@@ -2170,15 +2201,15 @@
               <w:jc w:val="center"/>
               <w:rPr>
                 <w:rFonts w:eastAsiaTheme="minorHAnsi"/>
-                <w:sz w:val="16"/>
-                <w:szCs w:val="16"/>
-              </w:rPr>
-            </w:pPr>
-            <w:r>
-              <w:rPr>
-                <w:rFonts w:eastAsiaTheme="minorHAnsi" w:hint="eastAsia"/>
-                <w:sz w:val="16"/>
-                <w:szCs w:val="16"/>
+                <w:sz w:val="18"/>
+                <w:szCs w:val="18"/>
+              </w:rPr>
+            </w:pPr>
+            <w:r>
+              <w:rPr>
+                <w:rFonts w:eastAsiaTheme="minorHAnsi" w:hint="eastAsia"/>
+                <w:sz w:val="18"/>
+                <w:szCs w:val="18"/>
               </w:rPr>
               <w:t>21</w:t>
             </w:r>
@@ -2194,15 +2225,15 @@
               <w:jc w:val="center"/>
               <w:rPr>
                 <w:rFonts w:eastAsiaTheme="minorHAnsi"/>
-                <w:sz w:val="16"/>
-                <w:szCs w:val="16"/>
-              </w:rPr>
-            </w:pPr>
-            <w:r>
-              <w:rPr>
-                <w:rFonts w:eastAsiaTheme="minorHAnsi" w:hint="eastAsia"/>
-                <w:sz w:val="16"/>
-                <w:szCs w:val="16"/>
+                <w:sz w:val="18"/>
+                <w:szCs w:val="18"/>
+              </w:rPr>
+            </w:pPr>
+            <w:r>
+              <w:rPr>
+                <w:rFonts w:eastAsiaTheme="minorHAnsi" w:hint="eastAsia"/>
+                <w:sz w:val="18"/>
+                <w:szCs w:val="18"/>
               </w:rPr>
               <w:t>22</w:t>
             </w:r>
@@ -2218,15 +2249,15 @@
               <w:jc w:val="center"/>
               <w:rPr>
                 <w:rFonts w:eastAsiaTheme="minorHAnsi"/>
-                <w:sz w:val="16"/>
-                <w:szCs w:val="16"/>
-              </w:rPr>
-            </w:pPr>
-            <w:r>
-              <w:rPr>
-                <w:rFonts w:eastAsiaTheme="minorHAnsi" w:hint="eastAsia"/>
-                <w:sz w:val="16"/>
-                <w:szCs w:val="16"/>
+                <w:sz w:val="18"/>
+                <w:szCs w:val="18"/>
+              </w:rPr>
+            </w:pPr>
+            <w:r>
+              <w:rPr>
+                <w:rFonts w:eastAsiaTheme="minorHAnsi" w:hint="eastAsia"/>
+                <w:sz w:val="18"/>
+                <w:szCs w:val="18"/>
               </w:rPr>
               <w:t>23</w:t>
             </w:r>
@@ -2242,15 +2273,15 @@
               <w:jc w:val="center"/>
               <w:rPr>
                 <w:rFonts w:eastAsiaTheme="minorHAnsi"/>
-                <w:sz w:val="16"/>
-                <w:szCs w:val="16"/>
-              </w:rPr>
-            </w:pPr>
-            <w:r>
-              <w:rPr>
-                <w:rFonts w:eastAsiaTheme="minorHAnsi" w:hint="eastAsia"/>
-                <w:sz w:val="16"/>
-                <w:szCs w:val="16"/>
+                <w:sz w:val="18"/>
+                <w:szCs w:val="18"/>
+              </w:rPr>
+            </w:pPr>
+            <w:r>
+              <w:rPr>
+                <w:rFonts w:eastAsiaTheme="minorHAnsi" w:hint="eastAsia"/>
+                <w:sz w:val="18"/>
+                <w:szCs w:val="18"/>
               </w:rPr>
               <w:t>24</w:t>
             </w:r>
@@ -2270,8 +2301,8 @@
             <w:pPr>
               <w:rPr>
                 <w:rFonts w:eastAsiaTheme="minorHAnsi"/>
-                <w:sz w:val="16"/>
-                <w:szCs w:val="16"/>
+                <w:sz w:val="18"/>
+                <w:szCs w:val="18"/>
               </w:rPr>
             </w:pPr>
           </w:p>
@@ -2285,8 +2316,8 @@
             <w:pPr>
               <w:rPr>
                 <w:rFonts w:eastAsiaTheme="minorHAnsi"/>
-                <w:sz w:val="16"/>
-                <w:szCs w:val="16"/>
+                <w:sz w:val="18"/>
+                <w:szCs w:val="18"/>
               </w:rPr>
             </w:pPr>
           </w:p>
@@ -2300,8 +2331,42 @@
             <w:pPr>
               <w:rPr>
                 <w:rFonts w:eastAsiaTheme="minorHAnsi"/>
-                <w:sz w:val="16"/>
-                <w:szCs w:val="16"/>
+                <w:sz w:val="18"/>
+                <w:szCs w:val="18"/>
+              </w:rPr>
+            </w:pPr>
+            <w:r>
+              <w:rPr>
+                <w:rFonts w:eastAsiaTheme="minorHAnsi" w:hint="eastAsia"/>
+                <w:sz w:val="18"/>
+                <w:szCs w:val="18"/>
+              </w:rPr>
+              <w:t>-Ghost 구현</w:t>
+            </w:r>
+          </w:p>
+          <w:p>
+            <w:pPr>
+              <w:rPr>
+                <w:rFonts w:eastAsiaTheme="minorHAnsi" w:hint="eastAsia"/>
+                <w:sz w:val="18"/>
+                <w:szCs w:val="18"/>
+              </w:rPr>
+            </w:pPr>
+            <w:r>
+              <w:rPr>
+                <w:rFonts w:eastAsiaTheme="minorHAnsi" w:hint="eastAsia"/>
+                <w:sz w:val="18"/>
+                <w:szCs w:val="18"/>
+              </w:rPr>
+              <w:t>-Pollution Monitor 구현</w:t>
+            </w:r>
+          </w:p>
+          <w:p>
+            <w:pPr>
+              <w:rPr>
+                <w:rFonts w:eastAsiaTheme="minorHAnsi" w:hint="eastAsia"/>
+                <w:sz w:val="18"/>
+                <w:szCs w:val="18"/>
               </w:rPr>
             </w:pPr>
           </w:p>
@@ -2315,8 +2380,8 @@
             <w:pPr>
               <w:rPr>
                 <w:rFonts w:eastAsiaTheme="minorHAnsi"/>
-                <w:sz w:val="16"/>
-                <w:szCs w:val="16"/>
+                <w:sz w:val="18"/>
+                <w:szCs w:val="18"/>
               </w:rPr>
             </w:pPr>
           </w:p>
@@ -2330,10 +2395,53 @@
             <w:pPr>
               <w:rPr>
                 <w:rFonts w:eastAsiaTheme="minorHAnsi"/>
-                <w:sz w:val="16"/>
-                <w:szCs w:val="16"/>
-              </w:rPr>
-            </w:pPr>
+                <w:sz w:val="18"/>
+                <w:szCs w:val="18"/>
+              </w:rPr>
+            </w:pPr>
+            <w:r>
+              <w:rPr>
+                <w:rFonts w:eastAsiaTheme="minorHAnsi" w:hint="eastAsia"/>
+                <w:sz w:val="18"/>
+                <w:szCs w:val="18"/>
+              </w:rPr>
+              <w:t>-</w:t>
+            </w:r>
+            <w:proofErr w:type="spellStart"/>
+            <w:r>
+              <w:rPr>
+                <w:rFonts w:eastAsiaTheme="minorHAnsi" w:hint="eastAsia"/>
+                <w:sz w:val="18"/>
+                <w:szCs w:val="18"/>
+              </w:rPr>
+              <w:t>TrashCollector</w:t>
+            </w:r>
+            <w:proofErr w:type="spellEnd"/>
+            <w:r>
+              <w:rPr>
+                <w:rFonts w:eastAsiaTheme="minorHAnsi" w:hint="eastAsia"/>
+                <w:sz w:val="18"/>
+                <w:szCs w:val="18"/>
+              </w:rPr>
+              <w:t xml:space="preserve"> 구현</w:t>
+            </w:r>
+          </w:p>
+          <w:p>
+            <w:pPr>
+              <w:rPr>
+                <w:rFonts w:eastAsiaTheme="minorHAnsi" w:hint="eastAsia"/>
+                <w:sz w:val="18"/>
+                <w:szCs w:val="18"/>
+              </w:rPr>
+            </w:pPr>
+            <w:r>
+              <w:rPr>
+                <w:rFonts w:eastAsiaTheme="minorHAnsi" w:hint="eastAsia"/>
+                <w:sz w:val="18"/>
+                <w:szCs w:val="18"/>
+              </w:rPr>
+              <w:t>-Spider 구현</w:t>
+            </w:r>
           </w:p>
         </w:tc>
         <w:tc>
@@ -2345,8 +2453,8 @@
             <w:pPr>
               <w:rPr>
                 <w:rFonts w:eastAsiaTheme="minorHAnsi"/>
-                <w:sz w:val="16"/>
-                <w:szCs w:val="16"/>
+                <w:sz w:val="18"/>
+                <w:szCs w:val="18"/>
               </w:rPr>
             </w:pPr>
           </w:p>
@@ -2360,8 +2468,8 @@
             <w:pPr>
               <w:rPr>
                 <w:rFonts w:eastAsiaTheme="minorHAnsi"/>
-                <w:sz w:val="16"/>
-                <w:szCs w:val="16"/>
+                <w:sz w:val="18"/>
+                <w:szCs w:val="18"/>
               </w:rPr>
             </w:pPr>
           </w:p>
@@ -2381,15 +2489,15 @@
               <w:jc w:val="center"/>
               <w:rPr>
                 <w:rFonts w:eastAsiaTheme="minorHAnsi"/>
-                <w:sz w:val="16"/>
-                <w:szCs w:val="16"/>
-              </w:rPr>
-            </w:pPr>
-            <w:r>
-              <w:rPr>
-                <w:rFonts w:eastAsiaTheme="minorHAnsi" w:hint="eastAsia"/>
-                <w:sz w:val="16"/>
-                <w:szCs w:val="16"/>
+                <w:sz w:val="18"/>
+                <w:szCs w:val="18"/>
+              </w:rPr>
+            </w:pPr>
+            <w:r>
+              <w:rPr>
+                <w:rFonts w:eastAsiaTheme="minorHAnsi" w:hint="eastAsia"/>
+                <w:sz w:val="18"/>
+                <w:szCs w:val="18"/>
               </w:rPr>
               <w:t>25</w:t>
             </w:r>
@@ -2405,15 +2513,15 @@
               <w:jc w:val="center"/>
               <w:rPr>
                 <w:rFonts w:eastAsiaTheme="minorHAnsi"/>
-                <w:sz w:val="16"/>
-                <w:szCs w:val="16"/>
-              </w:rPr>
-            </w:pPr>
-            <w:r>
-              <w:rPr>
-                <w:rFonts w:eastAsiaTheme="minorHAnsi" w:hint="eastAsia"/>
-                <w:sz w:val="16"/>
-                <w:szCs w:val="16"/>
+                <w:sz w:val="18"/>
+                <w:szCs w:val="18"/>
+              </w:rPr>
+            </w:pPr>
+            <w:r>
+              <w:rPr>
+                <w:rFonts w:eastAsiaTheme="minorHAnsi" w:hint="eastAsia"/>
+                <w:sz w:val="18"/>
+                <w:szCs w:val="18"/>
               </w:rPr>
               <w:t>26</w:t>
             </w:r>
@@ -2429,15 +2537,15 @@
               <w:jc w:val="center"/>
               <w:rPr>
                 <w:rFonts w:eastAsiaTheme="minorHAnsi"/>
-                <w:sz w:val="16"/>
-                <w:szCs w:val="16"/>
-              </w:rPr>
-            </w:pPr>
-            <w:r>
-              <w:rPr>
-                <w:rFonts w:eastAsiaTheme="minorHAnsi" w:hint="eastAsia"/>
-                <w:sz w:val="16"/>
-                <w:szCs w:val="16"/>
+                <w:sz w:val="18"/>
+                <w:szCs w:val="18"/>
+              </w:rPr>
+            </w:pPr>
+            <w:r>
+              <w:rPr>
+                <w:rFonts w:eastAsiaTheme="minorHAnsi" w:hint="eastAsia"/>
+                <w:sz w:val="18"/>
+                <w:szCs w:val="18"/>
               </w:rPr>
               <w:t>27</w:t>
             </w:r>
@@ -2453,15 +2561,15 @@
               <w:jc w:val="center"/>
               <w:rPr>
                 <w:rFonts w:eastAsiaTheme="minorHAnsi"/>
-                <w:sz w:val="16"/>
-                <w:szCs w:val="16"/>
-              </w:rPr>
-            </w:pPr>
-            <w:r>
-              <w:rPr>
-                <w:rFonts w:eastAsiaTheme="minorHAnsi" w:hint="eastAsia"/>
-                <w:sz w:val="16"/>
-                <w:szCs w:val="16"/>
+                <w:sz w:val="18"/>
+                <w:szCs w:val="18"/>
+              </w:rPr>
+            </w:pPr>
+            <w:r>
+              <w:rPr>
+                <w:rFonts w:eastAsiaTheme="minorHAnsi" w:hint="eastAsia"/>
+                <w:sz w:val="18"/>
+                <w:szCs w:val="18"/>
               </w:rPr>
               <w:t>28</w:t>
             </w:r>
@@ -2477,15 +2585,15 @@
               <w:jc w:val="center"/>
               <w:rPr>
                 <w:rFonts w:eastAsiaTheme="minorHAnsi"/>
-                <w:sz w:val="16"/>
-                <w:szCs w:val="16"/>
-              </w:rPr>
-            </w:pPr>
-            <w:r>
-              <w:rPr>
-                <w:rFonts w:eastAsiaTheme="minorHAnsi" w:hint="eastAsia"/>
-                <w:sz w:val="16"/>
-                <w:szCs w:val="16"/>
+                <w:sz w:val="18"/>
+                <w:szCs w:val="18"/>
+              </w:rPr>
+            </w:pPr>
+            <w:r>
+              <w:rPr>
+                <w:rFonts w:eastAsiaTheme="minorHAnsi" w:hint="eastAsia"/>
+                <w:sz w:val="18"/>
+                <w:szCs w:val="18"/>
               </w:rPr>
               <w:t>29</w:t>
             </w:r>
@@ -2501,15 +2609,15 @@
               <w:jc w:val="center"/>
               <w:rPr>
                 <w:rFonts w:eastAsiaTheme="minorHAnsi"/>
-                <w:sz w:val="16"/>
-                <w:szCs w:val="16"/>
-              </w:rPr>
-            </w:pPr>
-            <w:r>
-              <w:rPr>
-                <w:rFonts w:eastAsiaTheme="minorHAnsi" w:hint="eastAsia"/>
-                <w:sz w:val="16"/>
-                <w:szCs w:val="16"/>
+                <w:sz w:val="18"/>
+                <w:szCs w:val="18"/>
+              </w:rPr>
+            </w:pPr>
+            <w:r>
+              <w:rPr>
+                <w:rFonts w:eastAsiaTheme="minorHAnsi" w:hint="eastAsia"/>
+                <w:sz w:val="18"/>
+                <w:szCs w:val="18"/>
               </w:rPr>
               <w:t>30</w:t>
             </w:r>
@@ -2525,15 +2633,15 @@
               <w:jc w:val="center"/>
               <w:rPr>
                 <w:rFonts w:eastAsiaTheme="minorHAnsi"/>
-                <w:sz w:val="16"/>
-                <w:szCs w:val="16"/>
-              </w:rPr>
-            </w:pPr>
-            <w:r>
-              <w:rPr>
-                <w:rFonts w:eastAsiaTheme="minorHAnsi" w:hint="eastAsia"/>
-                <w:sz w:val="16"/>
-                <w:szCs w:val="16"/>
+                <w:sz w:val="18"/>
+                <w:szCs w:val="18"/>
+              </w:rPr>
+            </w:pPr>
+            <w:r>
+              <w:rPr>
+                <w:rFonts w:eastAsiaTheme="minorHAnsi" w:hint="eastAsia"/>
+                <w:sz w:val="18"/>
+                <w:szCs w:val="18"/>
               </w:rPr>
               <w:t>31</w:t>
             </w:r>
@@ -2553,8 +2661,8 @@
             <w:pPr>
               <w:rPr>
                 <w:rFonts w:eastAsiaTheme="minorHAnsi"/>
-                <w:sz w:val="16"/>
-                <w:szCs w:val="16"/>
+                <w:sz w:val="18"/>
+                <w:szCs w:val="18"/>
               </w:rPr>
             </w:pPr>
           </w:p>
@@ -2568,8 +2676,8 @@
             <w:pPr>
               <w:rPr>
                 <w:rFonts w:eastAsiaTheme="minorHAnsi"/>
-                <w:sz w:val="16"/>
-                <w:szCs w:val="16"/>
+                <w:sz w:val="18"/>
+                <w:szCs w:val="18"/>
               </w:rPr>
             </w:pPr>
           </w:p>
@@ -2583,8 +2691,8 @@
             <w:pPr>
               <w:rPr>
                 <w:rFonts w:eastAsiaTheme="minorHAnsi"/>
-                <w:sz w:val="16"/>
-                <w:szCs w:val="16"/>
+                <w:sz w:val="18"/>
+                <w:szCs w:val="18"/>
               </w:rPr>
             </w:pPr>
           </w:p>
@@ -2598,8 +2706,8 @@
             <w:pPr>
               <w:rPr>
                 <w:rFonts w:eastAsiaTheme="minorHAnsi"/>
-                <w:sz w:val="16"/>
-                <w:szCs w:val="16"/>
+                <w:sz w:val="18"/>
+                <w:szCs w:val="18"/>
               </w:rPr>
             </w:pPr>
           </w:p>
@@ -2613,8 +2721,8 @@
             <w:pPr>
               <w:rPr>
                 <w:rFonts w:eastAsiaTheme="minorHAnsi"/>
-                <w:sz w:val="16"/>
-                <w:szCs w:val="16"/>
+                <w:sz w:val="18"/>
+                <w:szCs w:val="18"/>
               </w:rPr>
             </w:pPr>
           </w:p>
@@ -2628,8 +2736,8 @@
             <w:pPr>
               <w:rPr>
                 <w:rFonts w:eastAsiaTheme="minorHAnsi"/>
-                <w:sz w:val="16"/>
-                <w:szCs w:val="16"/>
+                <w:sz w:val="18"/>
+                <w:szCs w:val="18"/>
               </w:rPr>
             </w:pPr>
           </w:p>
@@ -2643,8 +2751,8 @@
             <w:pPr>
               <w:rPr>
                 <w:rFonts w:eastAsiaTheme="minorHAnsi"/>
-                <w:sz w:val="16"/>
-                <w:szCs w:val="16"/>
+                <w:sz w:val="18"/>
+                <w:szCs w:val="18"/>
               </w:rPr>
             </w:pPr>
           </w:p>
@@ -2661,15 +2769,15 @@
               <w:jc w:val="center"/>
               <w:rPr>
                 <w:rFonts w:eastAsiaTheme="minorHAnsi"/>
-                <w:sz w:val="16"/>
-                <w:szCs w:val="16"/>
-              </w:rPr>
-            </w:pPr>
-            <w:r>
-              <w:rPr>
-                <w:rFonts w:eastAsiaTheme="minorHAnsi" w:hint="eastAsia"/>
-                <w:sz w:val="16"/>
-                <w:szCs w:val="16"/>
+                <w:sz w:val="18"/>
+                <w:szCs w:val="18"/>
+              </w:rPr>
+            </w:pPr>
+            <w:r>
+              <w:rPr>
+                <w:rFonts w:eastAsiaTheme="minorHAnsi" w:hint="eastAsia"/>
+                <w:sz w:val="18"/>
+                <w:szCs w:val="18"/>
               </w:rPr>
               <w:t>1</w:t>
             </w:r>
@@ -2685,15 +2793,15 @@
               <w:jc w:val="center"/>
               <w:rPr>
                 <w:rFonts w:eastAsiaTheme="minorHAnsi"/>
-                <w:sz w:val="16"/>
-                <w:szCs w:val="16"/>
-              </w:rPr>
-            </w:pPr>
-            <w:r>
-              <w:rPr>
-                <w:rFonts w:eastAsiaTheme="minorHAnsi" w:hint="eastAsia"/>
-                <w:sz w:val="16"/>
-                <w:szCs w:val="16"/>
+                <w:sz w:val="18"/>
+                <w:szCs w:val="18"/>
+              </w:rPr>
+            </w:pPr>
+            <w:r>
+              <w:rPr>
+                <w:rFonts w:eastAsiaTheme="minorHAnsi" w:hint="eastAsia"/>
+                <w:sz w:val="18"/>
+                <w:szCs w:val="18"/>
               </w:rPr>
               <w:t>2</w:t>
             </w:r>
@@ -2709,15 +2817,15 @@
               <w:jc w:val="center"/>
               <w:rPr>
                 <w:rFonts w:eastAsiaTheme="minorHAnsi"/>
-                <w:sz w:val="16"/>
-                <w:szCs w:val="16"/>
-              </w:rPr>
-            </w:pPr>
-            <w:r>
-              <w:rPr>
-                <w:rFonts w:eastAsiaTheme="minorHAnsi" w:hint="eastAsia"/>
-                <w:sz w:val="16"/>
-                <w:szCs w:val="16"/>
+                <w:sz w:val="18"/>
+                <w:szCs w:val="18"/>
+              </w:rPr>
+            </w:pPr>
+            <w:r>
+              <w:rPr>
+                <w:rFonts w:eastAsiaTheme="minorHAnsi" w:hint="eastAsia"/>
+                <w:sz w:val="18"/>
+                <w:szCs w:val="18"/>
               </w:rPr>
               <w:t>3</w:t>
             </w:r>
@@ -2733,15 +2841,15 @@
               <w:jc w:val="center"/>
               <w:rPr>
                 <w:rFonts w:eastAsiaTheme="minorHAnsi"/>
-                <w:sz w:val="16"/>
-                <w:szCs w:val="16"/>
-              </w:rPr>
-            </w:pPr>
-            <w:r>
-              <w:rPr>
-                <w:rFonts w:eastAsiaTheme="minorHAnsi" w:hint="eastAsia"/>
-                <w:sz w:val="16"/>
-                <w:szCs w:val="16"/>
+                <w:sz w:val="18"/>
+                <w:szCs w:val="18"/>
+              </w:rPr>
+            </w:pPr>
+            <w:r>
+              <w:rPr>
+                <w:rFonts w:eastAsiaTheme="minorHAnsi" w:hint="eastAsia"/>
+                <w:sz w:val="18"/>
+                <w:szCs w:val="18"/>
               </w:rPr>
               <w:t>4</w:t>
             </w:r>
@@ -2757,15 +2865,15 @@
               <w:jc w:val="center"/>
               <w:rPr>
                 <w:rFonts w:eastAsiaTheme="minorHAnsi"/>
-                <w:sz w:val="16"/>
-                <w:szCs w:val="16"/>
-              </w:rPr>
-            </w:pPr>
-            <w:r>
-              <w:rPr>
-                <w:rFonts w:eastAsiaTheme="minorHAnsi" w:hint="eastAsia"/>
-                <w:sz w:val="16"/>
-                <w:szCs w:val="16"/>
+                <w:sz w:val="18"/>
+                <w:szCs w:val="18"/>
+              </w:rPr>
+            </w:pPr>
+            <w:r>
+              <w:rPr>
+                <w:rFonts w:eastAsiaTheme="minorHAnsi" w:hint="eastAsia"/>
+                <w:sz w:val="18"/>
+                <w:szCs w:val="18"/>
               </w:rPr>
               <w:t>5</w:t>
             </w:r>
@@ -2781,15 +2889,15 @@
               <w:jc w:val="center"/>
               <w:rPr>
                 <w:rFonts w:eastAsiaTheme="minorHAnsi"/>
-                <w:sz w:val="16"/>
-                <w:szCs w:val="16"/>
-              </w:rPr>
-            </w:pPr>
-            <w:r>
-              <w:rPr>
-                <w:rFonts w:eastAsiaTheme="minorHAnsi" w:hint="eastAsia"/>
-                <w:sz w:val="16"/>
-                <w:szCs w:val="16"/>
+                <w:sz w:val="18"/>
+                <w:szCs w:val="18"/>
+              </w:rPr>
+            </w:pPr>
+            <w:r>
+              <w:rPr>
+                <w:rFonts w:eastAsiaTheme="minorHAnsi" w:hint="eastAsia"/>
+                <w:sz w:val="18"/>
+                <w:szCs w:val="18"/>
               </w:rPr>
               <w:t>6</w:t>
             </w:r>
@@ -2805,15 +2913,15 @@
               <w:jc w:val="center"/>
               <w:rPr>
                 <w:rFonts w:eastAsiaTheme="minorHAnsi"/>
-                <w:sz w:val="16"/>
-                <w:szCs w:val="16"/>
-              </w:rPr>
-            </w:pPr>
-            <w:r>
-              <w:rPr>
-                <w:rFonts w:eastAsiaTheme="minorHAnsi" w:hint="eastAsia"/>
-                <w:sz w:val="16"/>
-                <w:szCs w:val="16"/>
+                <w:sz w:val="18"/>
+                <w:szCs w:val="18"/>
+              </w:rPr>
+            </w:pPr>
+            <w:r>
+              <w:rPr>
+                <w:rFonts w:eastAsiaTheme="minorHAnsi" w:hint="eastAsia"/>
+                <w:sz w:val="18"/>
+                <w:szCs w:val="18"/>
               </w:rPr>
               <w:t>7</w:t>
             </w:r>
@@ -2833,8 +2941,8 @@
             <w:pPr>
               <w:rPr>
                 <w:rFonts w:eastAsiaTheme="minorHAnsi"/>
-                <w:sz w:val="16"/>
-                <w:szCs w:val="16"/>
+                <w:sz w:val="18"/>
+                <w:szCs w:val="18"/>
               </w:rPr>
             </w:pPr>
           </w:p>
@@ -2848,8 +2956,8 @@
             <w:pPr>
               <w:rPr>
                 <w:rFonts w:eastAsiaTheme="minorHAnsi"/>
-                <w:sz w:val="16"/>
-                <w:szCs w:val="16"/>
+                <w:sz w:val="18"/>
+                <w:szCs w:val="18"/>
               </w:rPr>
             </w:pPr>
           </w:p>
@@ -2863,8 +2971,8 @@
             <w:pPr>
               <w:rPr>
                 <w:rFonts w:eastAsiaTheme="minorHAnsi"/>
-                <w:sz w:val="16"/>
-                <w:szCs w:val="16"/>
+                <w:sz w:val="18"/>
+                <w:szCs w:val="18"/>
               </w:rPr>
             </w:pPr>
           </w:p>
@@ -2878,8 +2986,8 @@
             <w:pPr>
               <w:rPr>
                 <w:rFonts w:eastAsiaTheme="minorHAnsi"/>
-                <w:sz w:val="16"/>
-                <w:szCs w:val="16"/>
+                <w:sz w:val="18"/>
+                <w:szCs w:val="18"/>
               </w:rPr>
             </w:pPr>
           </w:p>
@@ -2893,8 +3001,8 @@
             <w:pPr>
               <w:rPr>
                 <w:rFonts w:eastAsiaTheme="minorHAnsi"/>
-                <w:sz w:val="16"/>
-                <w:szCs w:val="16"/>
+                <w:sz w:val="18"/>
+                <w:szCs w:val="18"/>
               </w:rPr>
             </w:pPr>
           </w:p>
@@ -2908,8 +3016,8 @@
             <w:pPr>
               <w:rPr>
                 <w:rFonts w:eastAsiaTheme="minorHAnsi"/>
-                <w:sz w:val="16"/>
-                <w:szCs w:val="16"/>
+                <w:sz w:val="18"/>
+                <w:szCs w:val="18"/>
               </w:rPr>
             </w:pPr>
           </w:p>
@@ -2923,8 +3031,8 @@
             <w:pPr>
               <w:rPr>
                 <w:rFonts w:eastAsiaTheme="minorHAnsi"/>
-                <w:sz w:val="16"/>
-                <w:szCs w:val="16"/>
+                <w:sz w:val="18"/>
+                <w:szCs w:val="18"/>
               </w:rPr>
             </w:pPr>
           </w:p>
@@ -2941,15 +3049,15 @@
               <w:jc w:val="center"/>
               <w:rPr>
                 <w:rFonts w:eastAsiaTheme="minorHAnsi"/>
-                <w:sz w:val="16"/>
-                <w:szCs w:val="16"/>
-              </w:rPr>
-            </w:pPr>
-            <w:r>
-              <w:rPr>
-                <w:rFonts w:eastAsiaTheme="minorHAnsi" w:hint="eastAsia"/>
-                <w:sz w:val="16"/>
-                <w:szCs w:val="16"/>
+                <w:sz w:val="18"/>
+                <w:szCs w:val="18"/>
+              </w:rPr>
+            </w:pPr>
+            <w:r>
+              <w:rPr>
+                <w:rFonts w:eastAsiaTheme="minorHAnsi" w:hint="eastAsia"/>
+                <w:sz w:val="18"/>
+                <w:szCs w:val="18"/>
               </w:rPr>
               <w:t>8</w:t>
             </w:r>
@@ -2965,15 +3073,15 @@
               <w:jc w:val="center"/>
               <w:rPr>
                 <w:rFonts w:eastAsiaTheme="minorHAnsi"/>
-                <w:sz w:val="16"/>
-                <w:szCs w:val="16"/>
-              </w:rPr>
-            </w:pPr>
-            <w:r>
-              <w:rPr>
-                <w:rFonts w:eastAsiaTheme="minorHAnsi" w:hint="eastAsia"/>
-                <w:sz w:val="16"/>
-                <w:szCs w:val="16"/>
+                <w:sz w:val="18"/>
+                <w:szCs w:val="18"/>
+              </w:rPr>
+            </w:pPr>
+            <w:r>
+              <w:rPr>
+                <w:rFonts w:eastAsiaTheme="minorHAnsi" w:hint="eastAsia"/>
+                <w:sz w:val="18"/>
+                <w:szCs w:val="18"/>
               </w:rPr>
               <w:t>9</w:t>
             </w:r>
@@ -2989,15 +3097,15 @@
               <w:jc w:val="center"/>
               <w:rPr>
                 <w:rFonts w:eastAsiaTheme="minorHAnsi"/>
-                <w:sz w:val="16"/>
-                <w:szCs w:val="16"/>
-              </w:rPr>
-            </w:pPr>
-            <w:r>
-              <w:rPr>
-                <w:rFonts w:eastAsiaTheme="minorHAnsi" w:hint="eastAsia"/>
-                <w:sz w:val="16"/>
-                <w:szCs w:val="16"/>
+                <w:sz w:val="18"/>
+                <w:szCs w:val="18"/>
+              </w:rPr>
+            </w:pPr>
+            <w:r>
+              <w:rPr>
+                <w:rFonts w:eastAsiaTheme="minorHAnsi" w:hint="eastAsia"/>
+                <w:sz w:val="18"/>
+                <w:szCs w:val="18"/>
               </w:rPr>
               <w:t>10</w:t>
             </w:r>
@@ -3013,15 +3121,15 @@
               <w:jc w:val="center"/>
               <w:rPr>
                 <w:rFonts w:eastAsiaTheme="minorHAnsi"/>
-                <w:sz w:val="16"/>
-                <w:szCs w:val="16"/>
-              </w:rPr>
-            </w:pPr>
-            <w:r>
-              <w:rPr>
-                <w:rFonts w:eastAsiaTheme="minorHAnsi" w:hint="eastAsia"/>
-                <w:sz w:val="16"/>
-                <w:szCs w:val="16"/>
+                <w:sz w:val="18"/>
+                <w:szCs w:val="18"/>
+              </w:rPr>
+            </w:pPr>
+            <w:r>
+              <w:rPr>
+                <w:rFonts w:eastAsiaTheme="minorHAnsi" w:hint="eastAsia"/>
+                <w:sz w:val="18"/>
+                <w:szCs w:val="18"/>
               </w:rPr>
               <w:t>11</w:t>
             </w:r>
@@ -3037,15 +3145,15 @@
               <w:jc w:val="center"/>
               <w:rPr>
                 <w:rFonts w:eastAsiaTheme="minorHAnsi"/>
-                <w:sz w:val="16"/>
-                <w:szCs w:val="16"/>
-              </w:rPr>
-            </w:pPr>
-            <w:r>
-              <w:rPr>
-                <w:rFonts w:eastAsiaTheme="minorHAnsi" w:hint="eastAsia"/>
-                <w:sz w:val="16"/>
-                <w:szCs w:val="16"/>
+                <w:sz w:val="18"/>
+                <w:szCs w:val="18"/>
+              </w:rPr>
+            </w:pPr>
+            <w:r>
+              <w:rPr>
+                <w:rFonts w:eastAsiaTheme="minorHAnsi" w:hint="eastAsia"/>
+                <w:sz w:val="18"/>
+                <w:szCs w:val="18"/>
               </w:rPr>
               <w:t>12</w:t>
             </w:r>
@@ -3061,15 +3169,15 @@
               <w:jc w:val="center"/>
               <w:rPr>
                 <w:rFonts w:eastAsiaTheme="minorHAnsi"/>
-                <w:sz w:val="16"/>
-                <w:szCs w:val="16"/>
-              </w:rPr>
-            </w:pPr>
-            <w:r>
-              <w:rPr>
-                <w:rFonts w:eastAsiaTheme="minorHAnsi" w:hint="eastAsia"/>
-                <w:sz w:val="16"/>
-                <w:szCs w:val="16"/>
+                <w:sz w:val="18"/>
+                <w:szCs w:val="18"/>
+              </w:rPr>
+            </w:pPr>
+            <w:r>
+              <w:rPr>
+                <w:rFonts w:eastAsiaTheme="minorHAnsi" w:hint="eastAsia"/>
+                <w:sz w:val="18"/>
+                <w:szCs w:val="18"/>
               </w:rPr>
               <w:t>13</w:t>
             </w:r>
@@ -3085,15 +3193,15 @@
               <w:jc w:val="center"/>
               <w:rPr>
                 <w:rFonts w:eastAsiaTheme="minorHAnsi"/>
-                <w:sz w:val="16"/>
-                <w:szCs w:val="16"/>
-              </w:rPr>
-            </w:pPr>
-            <w:r>
-              <w:rPr>
-                <w:rFonts w:eastAsiaTheme="minorHAnsi" w:hint="eastAsia"/>
-                <w:sz w:val="16"/>
-                <w:szCs w:val="16"/>
+                <w:sz w:val="18"/>
+                <w:szCs w:val="18"/>
+              </w:rPr>
+            </w:pPr>
+            <w:r>
+              <w:rPr>
+                <w:rFonts w:eastAsiaTheme="minorHAnsi" w:hint="eastAsia"/>
+                <w:sz w:val="18"/>
+                <w:szCs w:val="18"/>
               </w:rPr>
               <w:t>14</w:t>
             </w:r>
@@ -3113,8 +3221,7 @@
             <w:pPr>
               <w:rPr>
                 <w:rFonts w:eastAsiaTheme="minorHAnsi"/>
-                <w:sz w:val="16"/>
-                <w:szCs w:val="16"/>
+                <w:sz w:val="24"/>
               </w:rPr>
             </w:pPr>
           </w:p>
@@ -3128,8 +3235,7 @@
             <w:pPr>
               <w:rPr>
                 <w:rFonts w:eastAsiaTheme="minorHAnsi"/>
-                <w:sz w:val="16"/>
-                <w:szCs w:val="16"/>
+                <w:sz w:val="24"/>
               </w:rPr>
             </w:pPr>
           </w:p>
@@ -3143,8 +3249,7 @@
             <w:pPr>
               <w:rPr>
                 <w:rFonts w:eastAsiaTheme="minorHAnsi"/>
-                <w:sz w:val="16"/>
-                <w:szCs w:val="16"/>
+                <w:sz w:val="24"/>
               </w:rPr>
             </w:pPr>
           </w:p>
@@ -3158,8 +3263,7 @@
             <w:pPr>
               <w:rPr>
                 <w:rFonts w:eastAsiaTheme="minorHAnsi"/>
-                <w:sz w:val="16"/>
-                <w:szCs w:val="16"/>
+                <w:sz w:val="24"/>
               </w:rPr>
             </w:pPr>
           </w:p>
@@ -3173,8 +3277,7 @@
             <w:pPr>
               <w:rPr>
                 <w:rFonts w:eastAsiaTheme="minorHAnsi"/>
-                <w:sz w:val="16"/>
-                <w:szCs w:val="16"/>
+                <w:sz w:val="24"/>
               </w:rPr>
             </w:pPr>
           </w:p>
@@ -3188,8 +3291,7 @@
             <w:pPr>
               <w:rPr>
                 <w:rFonts w:eastAsiaTheme="minorHAnsi"/>
-                <w:sz w:val="16"/>
-                <w:szCs w:val="16"/>
+                <w:sz w:val="24"/>
               </w:rPr>
             </w:pPr>
           </w:p>
@@ -3203,8 +3305,7 @@
             <w:pPr>
               <w:rPr>
                 <w:rFonts w:eastAsiaTheme="minorHAnsi"/>
-                <w:sz w:val="16"/>
-                <w:szCs w:val="16"/>
+                <w:sz w:val="24"/>
               </w:rPr>
             </w:pPr>
           </w:p>
@@ -3214,20 +3315,8 @@
     <w:p/>
     <w:p/>
     <w:p/>
-    <w:p>
-      <w:pPr>
-        <w:rPr>
-          <w:rFonts w:hint="eastAsia"/>
-        </w:rPr>
-      </w:pPr>
-    </w:p>
-    <w:p>
-      <w:pPr>
-        <w:rPr>
-          <w:rFonts w:hint="eastAsia"/>
-        </w:rPr>
-      </w:pPr>
-    </w:p>
+    <w:p/>
+    <w:p/>
     <w:tbl>
       <w:tblPr>
         <w:tblStyle w:val="ac"/>
@@ -4885,13 +4974,7 @@
         </w:tc>
       </w:tr>
     </w:tbl>
-    <w:p>
-      <w:pPr>
-        <w:rPr>
-          <w:rFonts w:hint="eastAsia"/>
-        </w:rPr>
-      </w:pPr>
-    </w:p>
+    <w:p/>
     <w:tbl>
       <w:tblPr>
         <w:tblStyle w:val="ac"/>
@@ -7402,6 +7485,7 @@
   <w:style w:type="character" w:default="1" w:styleId="a0">
     <w:name w:val="Default Paragraph Font"/>
     <w:uiPriority w:val="1"/>
+    <w:semiHidden/>
     <w:unhideWhenUsed/>
   </w:style>
   <w:style w:type="table" w:default="1" w:styleId="a1">

--- a/일정/일정.docx
+++ b/일정/일정.docx
@@ -1,6 +1,6 @@
 
 <file path=word/document.xml><?xml version="1.0" encoding="utf-8"?>
-<w:document xmlns:wpc="http://schemas.microsoft.com/office/word/2010/wordprocessingCanvas" xmlns:cx="http://schemas.microsoft.com/office/drawing/2014/chartex" xmlns:cx1="http://schemas.microsoft.com/office/drawing/2015/9/8/chartex" xmlns:cx2="http://schemas.microsoft.com/office/drawing/2015/10/21/chartex" xmlns:cx3="http://schemas.microsoft.com/office/drawing/2016/5/9/chartex" xmlns:cx4="http://schemas.microsoft.com/office/drawing/2016/5/10/chartex" xmlns:cx5="http://schemas.microsoft.com/office/drawing/2016/5/11/chartex" xmlns:cx6="http://schemas.microsoft.com/office/drawing/2016/5/12/chartex" xmlns:cx7="http://schemas.microsoft.com/office/drawing/2016/5/13/chartex" xmlns:cx8="http://schemas.microsoft.com/office/drawing/2016/5/14/chartex" xmlns:mc="http://schemas.openxmlformats.org/markup-compatibility/2006" xmlns:aink="http://schemas.microsoft.com/office/drawing/2016/ink" xmlns:am3d="http://schemas.microsoft.com/office/drawing/2017/model3d" xmlns:o="urn:schemas-microsoft-com:office:office" xmlns:oel="http://schemas.microsoft.com/office/2019/extlst" xmlns:r="http://schemas.openxmlformats.org/officeDocument/2006/relationships" xmlns:m="http://schemas.openxmlformats.org/officeDocument/2006/math" xmlns:v="urn:schemas-microsoft-com:vml" xmlns:wp14="http://schemas.microsoft.com/office/word/2010/wordprocessingDrawing" xmlns:wp="http://schemas.openxmlformats.org/drawingml/2006/wordprocessingDrawing" xmlns:w10="urn:schemas-microsoft-com:office:word" xmlns:w="http://schemas.openxmlformats.org/wordprocessingml/2006/main" xmlns:w14="http://schemas.microsoft.com/office/word/2010/wordml" xmlns:w15="http://schemas.microsoft.com/office/word/2012/wordml" xmlns:w16cex="http://schemas.microsoft.com/office/word/2018/wordml/cex" xmlns:w16cid="http://schemas.microsoft.com/office/word/2016/wordml/cid" xmlns:w16="http://schemas.microsoft.com/office/word/2018/wordml" xmlns:w16du="http://schemas.microsoft.com/office/word/2023/wordml/word16du" xmlns:w16sdtdh="http://schemas.microsoft.com/office/word/2020/wordml/sdtdatahash" xmlns:w16sdtfl="http://schemas.microsoft.com/office/word/2024/wordml/sdtformatlock" xmlns:w16se="http://schemas.microsoft.com/office/word/2015/wordml/symex" xmlns:wpg="http://schemas.microsoft.com/office/word/2010/wordprocessingGroup" xmlns:wpi="http://schemas.microsoft.com/office/word/2010/wordprocessingInk" xmlns:wne="http://schemas.microsoft.com/office/word/2006/wordml" xmlns:wps="http://schemas.microsoft.com/office/word/2010/wordprocessingShape" mc:Ignorable="w14 w15 w16se w16cid w16 w16cex w16sdtdh w16sdtfl w16du wp14">
+<w:document xmlns:wpc="http://schemas.microsoft.com/office/word/2010/wordprocessingCanvas" xmlns:mc="http://schemas.openxmlformats.org/markup-compatibility/2006" xmlns:o="urn:schemas-microsoft-com:office:office" xmlns:r="http://schemas.openxmlformats.org/officeDocument/2006/relationships" xmlns:m="http://schemas.openxmlformats.org/officeDocument/2006/math" xmlns:v="urn:schemas-microsoft-com:vml" xmlns:wp14="http://schemas.microsoft.com/office/word/2010/wordprocessingDrawing" xmlns:wp="http://schemas.openxmlformats.org/drawingml/2006/wordprocessingDrawing" xmlns:w10="urn:schemas-microsoft-com:office:word" xmlns:w="http://schemas.openxmlformats.org/wordprocessingml/2006/main" xmlns:w14="http://schemas.microsoft.com/office/word/2010/wordml" xmlns:w15="http://schemas.microsoft.com/office/word/2012/wordml" xmlns:wpg="http://schemas.microsoft.com/office/word/2010/wordprocessingGroup" xmlns:wpi="http://schemas.microsoft.com/office/word/2010/wordprocessingInk" xmlns:wne="http://schemas.microsoft.com/office/word/2006/wordml" xmlns:wps="http://schemas.microsoft.com/office/word/2010/wordprocessingShape">
   <w:body>
     <w:p>
       <w:pPr>
@@ -9,7 +9,7 @@
         </w:pBdr>
         <w:rPr>
           <w:rFonts w:ascii="HY헤드라인M" w:eastAsia="HY헤드라인M"/>
-          <w:color w:val="F6C5AC" w:themeColor="accent2" w:themeTint="66"/>
+          <w:color w:val="F6C6AD"/>
           <w:sz w:val="18"/>
           <w:szCs w:val="18"/>
         </w:rPr>
@@ -36,12 +36,12 @@
       </w:tblGrid>
       <w:tr>
         <w:trPr>
-          <w:trHeight w:val="4468"/>
+          <w:trHeight w:val="4468" w:hRule="atLeast"/>
         </w:trPr>
         <w:tc>
           <w:tcPr>
             <w:tcW w:w="1129" w:type="dxa"/>
-            <w:shd w:val="clear" w:color="auto" w:fill="D9D9D9" w:themeFill="background1" w:themeFillShade="D9"/>
+            <w:shd w:val="clear" w:color="auto" w:fill="D9D9D9" w:themeFill="background1" w:themeFillShade="d9"/>
           </w:tcPr>
           <w:p>
             <w:pPr>
@@ -131,7 +131,6 @@
               </w:rPr>
               <w:t>-</w:t>
             </w:r>
-            <w:proofErr w:type="spellStart"/>
             <w:r>
               <w:rPr>
                 <w:rFonts w:ascii="HY헤드라인M" w:eastAsia="HY헤드라인M" w:hint="eastAsia"/>
@@ -139,7 +138,6 @@
               </w:rPr>
               <w:t>EmotionGame</w:t>
             </w:r>
-            <w:proofErr w:type="spellEnd"/>
             <w:r>
               <w:rPr>
                 <w:rFonts w:ascii="HY헤드라인M" w:eastAsia="HY헤드라인M" w:hint="eastAsia"/>
@@ -184,7 +182,6 @@
               </w:rPr>
               <w:t>-</w:t>
             </w:r>
-            <w:proofErr w:type="spellStart"/>
             <w:r>
               <w:rPr>
                 <w:rFonts w:ascii="HY헤드라인M" w:eastAsia="HY헤드라인M"/>
@@ -192,7 +189,6 @@
               </w:rPr>
               <w:t>TrashCollecter</w:t>
             </w:r>
-            <w:proofErr w:type="spellEnd"/>
             <w:r>
               <w:rPr>
                 <w:rFonts w:ascii="HY헤드라인M" w:eastAsia="HY헤드라인M" w:hint="eastAsia"/>
@@ -215,7 +211,6 @@
               </w:rPr>
               <w:t>-</w:t>
             </w:r>
-            <w:proofErr w:type="spellStart"/>
             <w:r>
               <w:rPr>
                 <w:rFonts w:ascii="HY헤드라인M" w:eastAsia="HY헤드라인M"/>
@@ -223,7 +218,6 @@
               </w:rPr>
               <w:t>PollutionMonitor</w:t>
             </w:r>
-            <w:proofErr w:type="spellEnd"/>
             <w:r>
               <w:rPr>
                 <w:rFonts w:ascii="HY헤드라인M" w:eastAsia="HY헤드라인M" w:hint="eastAsia"/>
@@ -434,7 +428,6 @@
               </w:rPr>
               <w:t xml:space="preserve">-서버 </w:t>
             </w:r>
-            <w:proofErr w:type="spellStart"/>
             <w:r>
               <w:rPr>
                 <w:rFonts w:ascii="HY헤드라인M" w:eastAsia="HY헤드라인M" w:hint="eastAsia"/>
@@ -442,7 +435,6 @@
               </w:rPr>
               <w:t>멀티쓰레드</w:t>
             </w:r>
-            <w:proofErr w:type="spellEnd"/>
             <w:r>
               <w:rPr>
                 <w:rFonts w:ascii="HY헤드라인M" w:eastAsia="HY헤드라인M" w:hint="eastAsia"/>
@@ -509,7 +501,6 @@
               </w:rPr>
               <w:t xml:space="preserve">-Base </w:t>
             </w:r>
-            <w:proofErr w:type="spellStart"/>
             <w:r>
               <w:rPr>
                 <w:rFonts w:ascii="HY헤드라인M" w:eastAsia="HY헤드라인M"/>
@@ -517,7 +508,6 @@
               </w:rPr>
               <w:t>타일맵</w:t>
             </w:r>
-            <w:proofErr w:type="spellEnd"/>
             <w:r>
               <w:rPr>
                 <w:rFonts w:ascii="HY헤드라인M" w:eastAsia="HY헤드라인M"/>
@@ -530,12 +520,12 @@
       </w:tr>
       <w:tr>
         <w:trPr>
-          <w:trHeight w:val="4468"/>
+          <w:trHeight w:val="4468" w:hRule="atLeast"/>
         </w:trPr>
         <w:tc>
           <w:tcPr>
             <w:tcW w:w="1129" w:type="dxa"/>
-            <w:shd w:val="clear" w:color="auto" w:fill="D9D9D9" w:themeFill="background1" w:themeFillShade="D9"/>
+            <w:shd w:val="clear" w:color="auto" w:fill="D9D9D9" w:themeFill="background1" w:themeFillShade="d9"/>
           </w:tcPr>
           <w:p>
             <w:pPr>
@@ -546,7 +536,6 @@
                 <w:szCs w:val="20"/>
               </w:rPr>
             </w:pPr>
-            <w:proofErr w:type="spellStart"/>
             <w:r>
               <w:rPr>
                 <w:rFonts w:ascii="HY헤드라인M" w:eastAsia="HY헤드라인M" w:hint="eastAsia"/>
@@ -555,7 +544,6 @@
               </w:rPr>
               <w:t>임채은</w:t>
             </w:r>
-            <w:proofErr w:type="spellEnd"/>
           </w:p>
         </w:tc>
         <w:tc>
@@ -566,13 +554,17 @@
             <w:pPr>
               <w:rPr>
                 <w:rFonts w:ascii="HY헤드라인M" w:eastAsia="HY헤드라인M"/>
-                <w:sz w:val="24"/>
-              </w:rPr>
-            </w:pPr>
-            <w:r>
-              <w:rPr>
-                <w:rFonts w:ascii="HY헤드라인M" w:eastAsia="HY헤드라인M" w:hint="eastAsia"/>
-                <w:sz w:val="24"/>
+                <w:strike/>
+                <w:sz w:val="24"/>
+                <w:u w:val="none" w:color="auto"/>
+              </w:rPr>
+            </w:pPr>
+            <w:r>
+              <w:rPr>
+                <w:rFonts w:ascii="HY헤드라인M" w:eastAsia="HY헤드라인M" w:hint="eastAsia"/>
+                <w:strike/>
+                <w:sz w:val="24"/>
+                <w:u w:val="none" w:color="auto"/>
               </w:rPr>
               <w:t>[감정 추출 로직]</w:t>
             </w:r>
@@ -586,13 +578,17 @@
               </w:numPr>
               <w:rPr>
                 <w:rFonts w:ascii="HY헤드라인M" w:eastAsia="HY헤드라인M"/>
-                <w:sz w:val="24"/>
-              </w:rPr>
-            </w:pPr>
-            <w:r>
-              <w:rPr>
-                <w:rFonts w:ascii="HY헤드라인M" w:eastAsia="HY헤드라인M" w:hint="eastAsia"/>
-                <w:sz w:val="24"/>
+                <w:strike/>
+                <w:sz w:val="24"/>
+                <w:u w:val="none" w:color="auto"/>
+              </w:rPr>
+            </w:pPr>
+            <w:r>
+              <w:rPr>
+                <w:rFonts w:ascii="HY헤드라인M" w:eastAsia="HY헤드라인M" w:hint="eastAsia"/>
+                <w:strike/>
+                <w:sz w:val="24"/>
+                <w:u w:val="none" w:color="auto"/>
               </w:rPr>
               <w:t>패킷 및 네트워크 로직 변경(감정이 바뀔 때 송신, 초별 감정 더해서 게임 끝나면 송신)</w:t>
             </w:r>
@@ -655,6 +651,7 @@
             <w:r>
               <w:rPr>
                 <w:rFonts w:ascii="HY헤드라인M" w:eastAsia="HY헤드라인M"/>
+                <w:strike/>
                 <w:sz w:val="24"/>
               </w:rPr>
               <w:t>H</w:t>
@@ -662,6 +659,7 @@
             <w:r>
               <w:rPr>
                 <w:rFonts w:ascii="HY헤드라인M" w:eastAsia="HY헤드라인M" w:hint="eastAsia"/>
+                <w:strike/>
                 <w:sz w:val="24"/>
               </w:rPr>
               <w:t>p</w:t>
@@ -695,48 +693,28 @@
                 <w:numId w:val="1"/>
               </w:numPr>
               <w:rPr>
-                <w:rFonts w:ascii="HY헤드라인M" w:eastAsia="HY헤드라인M"/>
-                <w:sz w:val="24"/>
-              </w:rPr>
-            </w:pPr>
-            <w:proofErr w:type="spellStart"/>
-            <w:r>
-              <w:rPr>
-                <w:rFonts w:ascii="HY헤드라인M" w:eastAsia="HY헤드라인M" w:hint="eastAsia"/>
+                <w:lang w:eastAsia="ko-KR"/>
+                <w:rFonts w:ascii="HY헤드라인M" w:eastAsia="HY헤드라인M" w:hint="eastAsia"/>
+                <w:strike/>
+                <w:sz w:val="24"/>
+                <w:rtl w:val="off"/>
+              </w:rPr>
+            </w:pPr>
+            <w:r>
+              <w:rPr>
+                <w:rFonts w:ascii="HY헤드라인M" w:eastAsia="HY헤드라인M" w:hint="eastAsia"/>
+                <w:strike/>
                 <w:sz w:val="24"/>
               </w:rPr>
               <w:t>EmotionGame</w:t>
             </w:r>
-            <w:proofErr w:type="spellEnd"/>
-            <w:r>
-              <w:rPr>
-                <w:rFonts w:ascii="HY헤드라인M" w:eastAsia="HY헤드라인M" w:hint="eastAsia"/>
+            <w:r>
+              <w:rPr>
+                <w:rFonts w:ascii="HY헤드라인M" w:eastAsia="HY헤드라인M" w:hint="eastAsia"/>
+                <w:strike/>
                 <w:sz w:val="24"/>
               </w:rPr>
               <w:t xml:space="preserve"> 몬스터</w:t>
-            </w:r>
-          </w:p>
-          <w:p>
-            <w:pPr>
-              <w:rPr>
-                <w:rFonts w:ascii="HY헤드라인M" w:eastAsia="HY헤드라인M"/>
-                <w:sz w:val="24"/>
-              </w:rPr>
-            </w:pPr>
-          </w:p>
-          <w:p>
-            <w:pPr>
-              <w:rPr>
-                <w:rFonts w:ascii="HY헤드라인M" w:eastAsia="HY헤드라인M"/>
-                <w:sz w:val="24"/>
-              </w:rPr>
-            </w:pPr>
-            <w:r>
-              <w:rPr>
-                <w:rFonts w:ascii="HY헤드라인M" w:eastAsia="HY헤드라인M" w:hint="eastAsia"/>
-                <w:sz w:val="24"/>
-              </w:rPr>
-              <w:t>[Scene, UI]</w:t>
             </w:r>
           </w:p>
           <w:p>
@@ -747,51 +725,21 @@
                 <w:numId w:val="1"/>
               </w:numPr>
               <w:rPr>
-                <w:rFonts w:ascii="HY헤드라인M" w:eastAsia="HY헤드라인M"/>
-                <w:sz w:val="24"/>
-              </w:rPr>
-            </w:pPr>
-            <w:proofErr w:type="spellStart"/>
-            <w:r>
-              <w:rPr>
-                <w:rFonts w:ascii="HY헤드라인M" w:eastAsia="HY헤드라인M" w:hint="eastAsia"/>
-                <w:sz w:val="24"/>
-              </w:rPr>
-              <w:t>설정창</w:t>
-            </w:r>
-            <w:proofErr w:type="spellEnd"/>
-            <w:r>
-              <w:rPr>
-                <w:rFonts w:ascii="HY헤드라인M" w:eastAsia="HY헤드라인M" w:hint="eastAsia"/>
-                <w:sz w:val="24"/>
-              </w:rPr>
-              <w:t xml:space="preserve">, </w:t>
-            </w:r>
-            <w:proofErr w:type="spellStart"/>
-            <w:r>
-              <w:rPr>
-                <w:rFonts w:ascii="HY헤드라인M" w:eastAsia="HY헤드라인M" w:hint="eastAsia"/>
-                <w:sz w:val="24"/>
-              </w:rPr>
-              <w:t>메인창</w:t>
-            </w:r>
-            <w:proofErr w:type="spellEnd"/>
-            <w:r>
-              <w:rPr>
-                <w:rFonts w:ascii="HY헤드라인M" w:eastAsia="HY헤드라인M" w:hint="eastAsia"/>
-                <w:sz w:val="24"/>
-              </w:rPr>
-              <w:t xml:space="preserve">, </w:t>
-            </w:r>
-            <w:proofErr w:type="spellStart"/>
-            <w:r>
-              <w:rPr>
-                <w:rFonts w:ascii="HY헤드라인M" w:eastAsia="HY헤드라인M" w:hint="eastAsia"/>
-                <w:sz w:val="24"/>
-              </w:rPr>
-              <w:t>결과창</w:t>
-            </w:r>
-            <w:proofErr w:type="spellEnd"/>
+                <w:lang w:eastAsia="ko-KR"/>
+                <w:rFonts w:ascii="HY헤드라인M" w:eastAsia="HY헤드라인M" w:hint="eastAsia"/>
+                <w:sz w:val="24"/>
+                <w:rtl w:val="off"/>
+              </w:rPr>
+            </w:pPr>
+            <w:r>
+              <w:rPr>
+                <w:lang w:eastAsia="ko-KR"/>
+                <w:rFonts w:ascii="HY헤드라인M" w:eastAsia="HY헤드라인M" w:hint="eastAsia"/>
+                <w:sz w:val="24"/>
+                <w:rtl w:val="off"/>
+              </w:rPr>
+              <w:t>Ghost 몬스터</w:t>
+            </w:r>
           </w:p>
           <w:p>
             <w:pPr>
@@ -801,26 +749,21 @@
                 <w:numId w:val="1"/>
               </w:numPr>
               <w:rPr>
-                <w:rFonts w:ascii="HY헤드라인M" w:eastAsia="HY헤드라인M"/>
-                <w:sz w:val="24"/>
-              </w:rPr>
-            </w:pPr>
-            <w:r>
-              <w:rPr>
-                <w:rFonts w:ascii="HY헤드라인M" w:eastAsia="HY헤드라인M" w:hint="eastAsia"/>
-                <w:sz w:val="24"/>
-              </w:rPr>
-              <w:t xml:space="preserve">플레이어의 현재 감정 </w:t>
-            </w:r>
-            <w:proofErr w:type="spellStart"/>
-            <w:r>
-              <w:rPr>
-                <w:rFonts w:ascii="HY헤드라인M" w:eastAsia="HY헤드라인M" w:hint="eastAsia"/>
-                <w:sz w:val="24"/>
-              </w:rPr>
-              <w:t>이모지</w:t>
-            </w:r>
-            <w:proofErr w:type="spellEnd"/>
+                <w:lang w:eastAsia="ko-KR"/>
+                <w:rFonts w:ascii="HY헤드라인M" w:eastAsia="HY헤드라인M" w:hint="eastAsia"/>
+                <w:sz w:val="24"/>
+                <w:rtl w:val="off"/>
+              </w:rPr>
+            </w:pPr>
+            <w:r>
+              <w:rPr>
+                <w:lang w:eastAsia="ko-KR"/>
+                <w:rFonts w:ascii="HY헤드라인M" w:eastAsia="HY헤드라인M"/>
+                <w:sz w:val="24"/>
+                <w:rtl w:val="off"/>
+              </w:rPr>
+              <w:t>TrashCollector 몬스터</w:t>
+            </w:r>
           </w:p>
           <w:p>
             <w:pPr>
@@ -836,33 +779,35 @@
             </w:pPr>
             <w:r>
               <w:rPr>
-                <w:rFonts w:ascii="HY헤드라인M" w:eastAsia="HY헤드라인M" w:hint="eastAsia"/>
-                <w:sz w:val="24"/>
-              </w:rPr>
-              <w:t>무게</w:t>
-            </w:r>
-          </w:p>
-          <w:p>
-            <w:pPr>
-              <w:rPr>
-                <w:rFonts w:ascii="HY헤드라인M" w:eastAsia="HY헤드라인M"/>
-                <w:sz w:val="24"/>
-              </w:rPr>
-            </w:pPr>
-          </w:p>
-          <w:p>
-            <w:pPr>
-              <w:rPr>
-                <w:rFonts w:ascii="HY헤드라인M" w:eastAsia="HY헤드라인M"/>
-                <w:sz w:val="24"/>
-              </w:rPr>
-            </w:pPr>
-            <w:r>
-              <w:rPr>
-                <w:rFonts w:ascii="HY헤드라인M" w:eastAsia="HY헤드라인M" w:hint="eastAsia"/>
-                <w:sz w:val="24"/>
-              </w:rPr>
-              <w:t>[수정]</w:t>
+                <w:lang w:eastAsia="ko-KR"/>
+                <w:rFonts w:ascii="HY헤드라인M" w:eastAsia="HY헤드라인M"/>
+                <w:sz w:val="24"/>
+                <w:rtl w:val="off"/>
+              </w:rPr>
+              <w:t>PollutionMonitor 몬스터</w:t>
+            </w:r>
+          </w:p>
+          <w:p>
+            <w:pPr>
+              <w:rPr>
+                <w:rFonts w:ascii="HY헤드라인M" w:eastAsia="HY헤드라인M"/>
+                <w:sz w:val="24"/>
+              </w:rPr>
+            </w:pPr>
+          </w:p>
+          <w:p>
+            <w:pPr>
+              <w:rPr>
+                <w:rFonts w:ascii="HY헤드라인M" w:eastAsia="HY헤드라인M"/>
+                <w:sz w:val="24"/>
+              </w:rPr>
+            </w:pPr>
+            <w:r>
+              <w:rPr>
+                <w:rFonts w:ascii="HY헤드라인M" w:eastAsia="HY헤드라인M" w:hint="eastAsia"/>
+                <w:sz w:val="24"/>
+              </w:rPr>
+              <w:t>[Scene, UI]</w:t>
             </w:r>
           </w:p>
           <w:p>
@@ -882,7 +827,35 @@
                 <w:rFonts w:ascii="HY헤드라인M" w:eastAsia="HY헤드라인M" w:hint="eastAsia"/>
                 <w:sz w:val="24"/>
               </w:rPr>
-              <w:t>전투 답답함 해소</w:t>
+              <w:t>설정창</w:t>
+            </w:r>
+            <w:r>
+              <w:rPr>
+                <w:rFonts w:ascii="HY헤드라인M" w:eastAsia="HY헤드라인M" w:hint="eastAsia"/>
+                <w:sz w:val="24"/>
+              </w:rPr>
+              <w:t xml:space="preserve">, </w:t>
+            </w:r>
+            <w:r>
+              <w:rPr>
+                <w:rFonts w:ascii="HY헤드라인M" w:eastAsia="HY헤드라인M" w:hint="eastAsia"/>
+                <w:sz w:val="24"/>
+              </w:rPr>
+              <w:t>메인창</w:t>
+            </w:r>
+            <w:r>
+              <w:rPr>
+                <w:rFonts w:ascii="HY헤드라인M" w:eastAsia="HY헤드라인M" w:hint="eastAsia"/>
+                <w:sz w:val="24"/>
+              </w:rPr>
+              <w:t xml:space="preserve">, </w:t>
+            </w:r>
+            <w:r>
+              <w:rPr>
+                <w:rFonts w:ascii="HY헤드라인M" w:eastAsia="HY헤드라인M" w:hint="eastAsia"/>
+                <w:sz w:val="24"/>
+              </w:rPr>
+              <w:t>결과창</w:t>
             </w:r>
           </w:p>
           <w:p>
@@ -902,6 +875,144 @@
                 <w:rFonts w:ascii="HY헤드라인M" w:eastAsia="HY헤드라인M" w:hint="eastAsia"/>
                 <w:sz w:val="24"/>
               </w:rPr>
+              <w:t xml:space="preserve">플레이어의 현재 감정 </w:t>
+            </w:r>
+            <w:r>
+              <w:rPr>
+                <w:rFonts w:ascii="HY헤드라인M" w:eastAsia="HY헤드라인M" w:hint="eastAsia"/>
+                <w:sz w:val="24"/>
+              </w:rPr>
+              <w:t>이모지</w:t>
+            </w:r>
+          </w:p>
+          <w:p>
+            <w:pPr>
+              <w:pStyle w:val="a6"/>
+              <w:numPr>
+                <w:ilvl w:val="0"/>
+                <w:numId w:val="1"/>
+              </w:numPr>
+              <w:rPr>
+                <w:lang w:eastAsia="ko-KR"/>
+                <w:rFonts w:ascii="HY헤드라인M" w:eastAsia="HY헤드라인M" w:hint="eastAsia"/>
+                <w:sz w:val="24"/>
+                <w:rtl w:val="off"/>
+              </w:rPr>
+            </w:pPr>
+            <w:r>
+              <w:rPr>
+                <w:rFonts w:ascii="HY헤드라인M" w:eastAsia="HY헤드라인M" w:hint="eastAsia"/>
+                <w:sz w:val="24"/>
+              </w:rPr>
+              <w:t>무게</w:t>
+            </w:r>
+          </w:p>
+          <w:p>
+            <w:pPr>
+              <w:pStyle w:val="a6"/>
+              <w:numPr>
+                <w:ilvl w:val="0"/>
+                <w:numId w:val="1"/>
+              </w:numPr>
+              <w:rPr>
+                <w:lang w:eastAsia="ko-KR"/>
+                <w:rFonts w:ascii="HY헤드라인M" w:eastAsia="HY헤드라인M" w:hint="eastAsia"/>
+                <w:sz w:val="24"/>
+                <w:rtl w:val="off"/>
+              </w:rPr>
+            </w:pPr>
+            <w:r>
+              <w:rPr>
+                <w:lang w:eastAsia="ko-KR"/>
+                <w:rFonts w:ascii="HY헤드라인M" w:eastAsia="HY헤드라인M" w:hint="eastAsia"/>
+                <w:sz w:val="24"/>
+                <w:rtl w:val="off"/>
+              </w:rPr>
+              <w:t>스캔 시 cost 데이터 연결, UI 겹치지 않게 불투명, 크기 일정하게</w:t>
+            </w:r>
+          </w:p>
+          <w:p>
+            <w:pPr>
+              <w:pStyle w:val="a6"/>
+              <w:numPr>
+                <w:ilvl w:val="0"/>
+                <w:numId w:val="1"/>
+              </w:numPr>
+              <w:rPr>
+                <w:rFonts w:ascii="HY헤드라인M" w:eastAsia="HY헤드라인M"/>
+                <w:sz w:val="24"/>
+              </w:rPr>
+            </w:pPr>
+            <w:r>
+              <w:rPr>
+                <w:lang w:eastAsia="ko-KR"/>
+                <w:rFonts w:ascii="HY헤드라인M" w:eastAsia="HY헤드라인M" w:hint="eastAsia"/>
+                <w:sz w:val="24"/>
+                <w:rtl w:val="off"/>
+              </w:rPr>
+              <w:t>스테이지 변경 연출</w:t>
+            </w:r>
+          </w:p>
+          <w:p>
+            <w:pPr>
+              <w:rPr>
+                <w:rFonts w:ascii="HY헤드라인M" w:eastAsia="HY헤드라인M"/>
+                <w:sz w:val="24"/>
+              </w:rPr>
+            </w:pPr>
+          </w:p>
+          <w:p>
+            <w:pPr>
+              <w:rPr>
+                <w:rFonts w:ascii="HY헤드라인M" w:eastAsia="HY헤드라인M"/>
+                <w:sz w:val="24"/>
+              </w:rPr>
+            </w:pPr>
+            <w:r>
+              <w:rPr>
+                <w:rFonts w:ascii="HY헤드라인M" w:eastAsia="HY헤드라인M" w:hint="eastAsia"/>
+                <w:sz w:val="24"/>
+              </w:rPr>
+              <w:t>[수정]</w:t>
+            </w:r>
+          </w:p>
+          <w:p>
+            <w:pPr>
+              <w:pStyle w:val="a6"/>
+              <w:numPr>
+                <w:ilvl w:val="0"/>
+                <w:numId w:val="1"/>
+              </w:numPr>
+              <w:rPr>
+                <w:rFonts w:ascii="HY헤드라인M" w:eastAsia="HY헤드라인M"/>
+                <w:sz w:val="24"/>
+              </w:rPr>
+            </w:pPr>
+            <w:r>
+              <w:rPr>
+                <w:rFonts w:ascii="HY헤드라인M" w:eastAsia="HY헤드라인M" w:hint="eastAsia"/>
+                <w:sz w:val="24"/>
+              </w:rPr>
+              <w:t>전투 답답함 해소</w:t>
+            </w:r>
+          </w:p>
+          <w:p>
+            <w:pPr>
+              <w:pStyle w:val="a6"/>
+              <w:numPr>
+                <w:ilvl w:val="0"/>
+                <w:numId w:val="1"/>
+              </w:numPr>
+              <w:rPr>
+                <w:rFonts w:ascii="HY헤드라인M" w:eastAsia="HY헤드라인M"/>
+                <w:sz w:val="24"/>
+              </w:rPr>
+            </w:pPr>
+            <w:r>
+              <w:rPr>
+                <w:rFonts w:ascii="HY헤드라인M" w:eastAsia="HY헤드라인M" w:hint="eastAsia"/>
+                <w:sz w:val="24"/>
+              </w:rPr>
               <w:t>총 쏠 때 허리 각도 변경</w:t>
             </w:r>
           </w:p>
@@ -909,12 +1020,12 @@
       </w:tr>
       <w:tr>
         <w:trPr>
-          <w:trHeight w:val="4468"/>
+          <w:trHeight w:val="4468" w:hRule="atLeast"/>
         </w:trPr>
         <w:tc>
           <w:tcPr>
             <w:tcW w:w="1129" w:type="dxa"/>
-            <w:shd w:val="clear" w:color="auto" w:fill="D9D9D9" w:themeFill="background1" w:themeFillShade="D9"/>
+            <w:shd w:val="clear" w:color="auto" w:fill="D9D9D9" w:themeFill="background1" w:themeFillShade="d9"/>
           </w:tcPr>
           <w:p>
             <w:pPr>
@@ -931,7 +1042,6 @@
                 <w:sz w:val="20"/>
                 <w:szCs w:val="20"/>
               </w:rPr>
-              <w:lastRenderedPageBreak/>
               <w:t>윤이하나</w:t>
             </w:r>
           </w:p>
@@ -1030,7 +1140,6 @@
               </w:rPr>
               <w:t>[</w:t>
             </w:r>
-            <w:proofErr w:type="spellStart"/>
             <w:r>
               <w:rPr>
                 <w:rFonts w:ascii="HY헤드라인M" w:eastAsia="HY헤드라인M" w:hint="eastAsia"/>
@@ -1038,7 +1147,6 @@
               </w:rPr>
               <w:t>json</w:t>
             </w:r>
-            <w:proofErr w:type="spellEnd"/>
             <w:r>
               <w:rPr>
                 <w:rFonts w:ascii="HY헤드라인M" w:eastAsia="HY헤드라인M" w:hint="eastAsia"/>
@@ -1061,7 +1169,6 @@
               </w:rPr>
               <w:t xml:space="preserve">- 몬스터 5종 </w:t>
             </w:r>
-            <w:proofErr w:type="spellStart"/>
             <w:r>
               <w:rPr>
                 <w:rFonts w:ascii="HY헤드라인M" w:eastAsia="HY헤드라인M" w:hint="eastAsia"/>
@@ -1069,7 +1176,6 @@
               </w:rPr>
               <w:t>json</w:t>
             </w:r>
-            <w:proofErr w:type="spellEnd"/>
             <w:r>
               <w:rPr>
                 <w:rFonts w:ascii="HY헤드라인M" w:eastAsia="HY헤드라인M" w:hint="eastAsia"/>
@@ -1092,7 +1198,6 @@
               </w:rPr>
               <w:t xml:space="preserve">- 플레이어 </w:t>
             </w:r>
-            <w:proofErr w:type="spellStart"/>
             <w:r>
               <w:rPr>
                 <w:rFonts w:ascii="HY헤드라인M" w:eastAsia="HY헤드라인M" w:hint="eastAsia"/>
@@ -1100,7 +1205,6 @@
               </w:rPr>
               <w:t>json</w:t>
             </w:r>
-            <w:proofErr w:type="spellEnd"/>
             <w:r>
               <w:rPr>
                 <w:rFonts w:ascii="HY헤드라인M" w:eastAsia="HY헤드라인M" w:hint="eastAsia"/>
@@ -1123,7 +1227,6 @@
               </w:rPr>
               <w:t xml:space="preserve">- </w:t>
             </w:r>
-            <w:proofErr w:type="spellStart"/>
             <w:r>
               <w:rPr>
                 <w:rFonts w:ascii="HY헤드라인M" w:eastAsia="HY헤드라인M" w:hint="eastAsia"/>
@@ -1131,7 +1234,6 @@
               </w:rPr>
               <w:t>CubeInfos.json</w:t>
             </w:r>
-            <w:proofErr w:type="spellEnd"/>
             <w:r>
               <w:rPr>
                 <w:rFonts w:ascii="HY헤드라인M" w:eastAsia="HY헤드라인M" w:hint="eastAsia"/>
@@ -1184,7 +1286,6 @@
               </w:rPr>
               <w:t xml:space="preserve"> </w:t>
             </w:r>
-            <w:proofErr w:type="spellStart"/>
             <w:r>
               <w:rPr>
                 <w:rFonts w:ascii="HY헤드라인M" w:eastAsia="HY헤드라인M" w:hint="eastAsia"/>
@@ -1192,7 +1293,6 @@
               </w:rPr>
               <w:t>에셋</w:t>
             </w:r>
-            <w:proofErr w:type="spellEnd"/>
             <w:r>
               <w:rPr>
                 <w:rFonts w:ascii="HY헤드라인M" w:eastAsia="HY헤드라인M" w:hint="eastAsia"/>
@@ -1215,7 +1315,6 @@
               </w:rPr>
               <w:t xml:space="preserve">- 가구 선반, 서버 </w:t>
             </w:r>
-            <w:proofErr w:type="spellStart"/>
             <w:r>
               <w:rPr>
                 <w:rFonts w:ascii="HY헤드라인M" w:eastAsia="HY헤드라인M" w:hint="eastAsia"/>
@@ -1223,7 +1322,6 @@
               </w:rPr>
               <w:t>랙</w:t>
             </w:r>
-            <w:proofErr w:type="spellEnd"/>
             <w:r>
               <w:rPr>
                 <w:rFonts w:ascii="HY헤드라인M" w:eastAsia="HY헤드라인M" w:hint="eastAsia"/>
@@ -1231,7 +1329,6 @@
               </w:rPr>
               <w:t xml:space="preserve">, 조명 </w:t>
             </w:r>
-            <w:proofErr w:type="spellStart"/>
             <w:r>
               <w:rPr>
                 <w:rFonts w:ascii="HY헤드라인M" w:eastAsia="HY헤드라인M" w:hint="eastAsia"/>
@@ -1239,7 +1336,6 @@
               </w:rPr>
               <w:t>에셋</w:t>
             </w:r>
-            <w:proofErr w:type="spellEnd"/>
             <w:r>
               <w:rPr>
                 <w:rFonts w:ascii="HY헤드라인M" w:eastAsia="HY헤드라인M" w:hint="eastAsia"/>
@@ -1268,7 +1364,6 @@
               </w:rPr>
               <w:t xml:space="preserve">판매기 </w:t>
             </w:r>
-            <w:proofErr w:type="spellStart"/>
             <w:r>
               <w:rPr>
                 <w:rFonts w:ascii="HY헤드라인M" w:eastAsia="HY헤드라인M" w:hint="eastAsia"/>
@@ -1276,7 +1371,6 @@
               </w:rPr>
               <w:t>텍스쳐</w:t>
             </w:r>
-            <w:proofErr w:type="spellEnd"/>
             <w:r>
               <w:rPr>
                 <w:rFonts w:ascii="HY헤드라인M" w:eastAsia="HY헤드라인M" w:hint="eastAsia"/>
@@ -1299,7 +1393,6 @@
               </w:rPr>
               <w:t xml:space="preserve">- 수정: </w:t>
             </w:r>
-            <w:proofErr w:type="spellStart"/>
             <w:r>
               <w:rPr>
                 <w:rFonts w:ascii="HY헤드라인M" w:eastAsia="HY헤드라인M" w:hint="eastAsia"/>
@@ -1307,7 +1400,6 @@
               </w:rPr>
               <w:t>EmotionGame</w:t>
             </w:r>
-            <w:proofErr w:type="spellEnd"/>
             <w:r>
               <w:rPr>
                 <w:rFonts w:ascii="HY헤드라인M" w:eastAsia="HY헤드라인M" w:hint="eastAsia"/>
@@ -1353,7 +1445,6 @@
               </w:rPr>
               <w:t xml:space="preserve">- 퀘스트, 상점, </w:t>
             </w:r>
-            <w:proofErr w:type="spellStart"/>
             <w:r>
               <w:rPr>
                 <w:rFonts w:ascii="HY헤드라인M" w:eastAsia="HY헤드라인M" w:hint="eastAsia"/>
@@ -1361,7 +1452,6 @@
               </w:rPr>
               <w:t>설정창</w:t>
             </w:r>
-            <w:proofErr w:type="spellEnd"/>
             <w:r>
               <w:rPr>
                 <w:rFonts w:ascii="HY헤드라인M" w:eastAsia="HY헤드라인M" w:hint="eastAsia"/>
@@ -1369,7 +1459,6 @@
               </w:rPr>
               <w:t xml:space="preserve">, </w:t>
             </w:r>
-            <w:proofErr w:type="spellStart"/>
             <w:r>
               <w:rPr>
                 <w:rFonts w:ascii="HY헤드라인M" w:eastAsia="HY헤드라인M" w:hint="eastAsia"/>
@@ -1377,7 +1466,6 @@
               </w:rPr>
               <w:t>메인창</w:t>
             </w:r>
-            <w:proofErr w:type="spellEnd"/>
             <w:r>
               <w:rPr>
                 <w:rFonts w:ascii="HY헤드라인M" w:eastAsia="HY헤드라인M" w:hint="eastAsia"/>
@@ -1385,7 +1473,6 @@
               </w:rPr>
               <w:t xml:space="preserve">, </w:t>
             </w:r>
-            <w:proofErr w:type="spellStart"/>
             <w:r>
               <w:rPr>
                 <w:rFonts w:ascii="HY헤드라인M" w:eastAsia="HY헤드라인M" w:hint="eastAsia"/>
@@ -1393,7 +1480,6 @@
               </w:rPr>
               <w:t>결과창</w:t>
             </w:r>
-            <w:proofErr w:type="spellEnd"/>
           </w:p>
           <w:p>
             <w:pPr>
@@ -1469,7 +1555,7 @@
         </w:pBdr>
         <w:rPr>
           <w:rFonts w:ascii="HY헤드라인M" w:eastAsia="HY헤드라인M"/>
-          <w:color w:val="F6C5AC" w:themeColor="accent2" w:themeTint="66"/>
+          <w:color w:val="F6C6AD"/>
           <w:sz w:val="18"/>
           <w:szCs w:val="18"/>
         </w:rPr>
@@ -1591,7 +1677,7 @@
       <w:r>
         <w:rPr>
           <w:rFonts w:ascii="HY헤드라인M" w:eastAsia="HY헤드라인M" w:hint="eastAsia"/>
-          <w:color w:val="E59EDC" w:themeColor="accent5" w:themeTint="66"/>
+          <w:color w:val="D9AAD3"/>
           <w:sz w:val="18"/>
           <w:szCs w:val="18"/>
         </w:rPr>
@@ -1608,23 +1694,21 @@
       <w:r>
         <w:rPr>
           <w:rFonts w:ascii="HY헤드라인M" w:eastAsia="HY헤드라인M" w:hint="eastAsia"/>
-          <w:color w:val="A5C9EB" w:themeColor="text2" w:themeTint="40"/>
+          <w:color w:val="C2C9CF"/>
           <w:sz w:val="18"/>
           <w:szCs w:val="18"/>
         </w:rPr>
         <w:t xml:space="preserve">■: </w:t>
       </w:r>
-      <w:proofErr w:type="spellStart"/>
       <w:r>
         <w:rPr>
           <w:rFonts w:ascii="HY헤드라인M" w:eastAsia="HY헤드라인M" w:hint="eastAsia"/>
-          <w:color w:val="A5C9EB" w:themeColor="text2" w:themeTint="40"/>
+          <w:color w:val="C2C9CF"/>
           <w:sz w:val="18"/>
           <w:szCs w:val="18"/>
         </w:rPr>
         <w:t>임채은</w:t>
       </w:r>
-      <w:proofErr w:type="spellEnd"/>
       <w:r>
         <w:rPr>
           <w:rFonts w:ascii="HY헤드라인M" w:eastAsia="HY헤드라인M" w:hint="eastAsia"/>
@@ -1637,7 +1721,7 @@
       <w:r>
         <w:rPr>
           <w:rFonts w:ascii="HY헤드라인M" w:eastAsia="HY헤드라인M" w:hint="eastAsia"/>
-          <w:color w:val="F6C5AC" w:themeColor="accent2" w:themeTint="66"/>
+          <w:color w:val="F6C6AD"/>
           <w:sz w:val="18"/>
           <w:szCs w:val="18"/>
         </w:rPr>
@@ -1646,7 +1730,7 @@
       <w:r>
         <w:rPr>
           <w:rFonts w:ascii="HY헤드라인M" w:eastAsia="HY헤드라인M" w:hint="eastAsia"/>
-          <w:color w:val="F6C5AC" w:themeColor="accent2" w:themeTint="66"/>
+          <w:color w:val="F6C6AD"/>
           <w:sz w:val="18"/>
           <w:szCs w:val="18"/>
         </w:rPr>
@@ -1672,7 +1756,7 @@
         <w:tc>
           <w:tcPr>
             <w:tcW w:w="1497" w:type="dxa"/>
-            <w:shd w:val="clear" w:color="auto" w:fill="D9D9D9" w:themeFill="background1" w:themeFillShade="D9"/>
+            <w:shd w:val="clear" w:color="auto" w:fill="D9D9D9" w:themeFill="background1" w:themeFillShade="d9"/>
           </w:tcPr>
           <w:p>
             <w:pPr>
@@ -1696,7 +1780,7 @@
         <w:tc>
           <w:tcPr>
             <w:tcW w:w="1498" w:type="dxa"/>
-            <w:shd w:val="clear" w:color="auto" w:fill="D9D9D9" w:themeFill="background1" w:themeFillShade="D9"/>
+            <w:shd w:val="clear" w:color="auto" w:fill="D9D9D9" w:themeFill="background1" w:themeFillShade="d9"/>
           </w:tcPr>
           <w:p>
             <w:pPr>
@@ -1720,7 +1804,7 @@
         <w:tc>
           <w:tcPr>
             <w:tcW w:w="1498" w:type="dxa"/>
-            <w:shd w:val="clear" w:color="auto" w:fill="D9D9D9" w:themeFill="background1" w:themeFillShade="D9"/>
+            <w:shd w:val="clear" w:color="auto" w:fill="D9D9D9" w:themeFill="background1" w:themeFillShade="d9"/>
           </w:tcPr>
           <w:p>
             <w:pPr>
@@ -1744,7 +1828,7 @@
         <w:tc>
           <w:tcPr>
             <w:tcW w:w="1498" w:type="dxa"/>
-            <w:shd w:val="clear" w:color="auto" w:fill="D9D9D9" w:themeFill="background1" w:themeFillShade="D9"/>
+            <w:shd w:val="clear" w:color="auto" w:fill="D9D9D9" w:themeFill="background1" w:themeFillShade="d9"/>
           </w:tcPr>
           <w:p>
             <w:pPr>
@@ -1768,7 +1852,7 @@
         <w:tc>
           <w:tcPr>
             <w:tcW w:w="1498" w:type="dxa"/>
-            <w:shd w:val="clear" w:color="auto" w:fill="D9D9D9" w:themeFill="background1" w:themeFillShade="D9"/>
+            <w:shd w:val="clear" w:color="auto" w:fill="D9D9D9" w:themeFill="background1" w:themeFillShade="d9"/>
           </w:tcPr>
           <w:p>
             <w:pPr>
@@ -1792,7 +1876,7 @@
         <w:tc>
           <w:tcPr>
             <w:tcW w:w="1498" w:type="dxa"/>
-            <w:shd w:val="clear" w:color="auto" w:fill="D9D9D9" w:themeFill="background1" w:themeFillShade="D9"/>
+            <w:shd w:val="clear" w:color="auto" w:fill="D9D9D9" w:themeFill="background1" w:themeFillShade="d9"/>
           </w:tcPr>
           <w:p>
             <w:pPr>
@@ -1816,7 +1900,7 @@
         <w:tc>
           <w:tcPr>
             <w:tcW w:w="1498" w:type="dxa"/>
-            <w:shd w:val="clear" w:color="auto" w:fill="D9D9D9" w:themeFill="background1" w:themeFillShade="D9"/>
+            <w:shd w:val="clear" w:color="auto" w:fill="D9D9D9" w:themeFill="background1" w:themeFillShade="d9"/>
           </w:tcPr>
           <w:p>
             <w:pPr>
@@ -1842,7 +1926,7 @@
         <w:tc>
           <w:tcPr>
             <w:tcW w:w="1497" w:type="dxa"/>
-            <w:shd w:val="clear" w:color="auto" w:fill="DAE9F7" w:themeFill="text2" w:themeFillTint="1A"/>
+            <w:shd w:val="clear" w:color="auto" w:fill="E6E9EB" w:themeFill="text2" w:themeFillTint="1a"/>
           </w:tcPr>
           <w:p>
             <w:pPr>
@@ -1855,7 +1939,7 @@
             </w:pPr>
             <w:r>
               <w:rPr>
-                <w:rFonts w:asciiTheme="majorHAnsi" w:eastAsiaTheme="majorHAnsi" w:hAnsiTheme="majorHAnsi" w:hint="eastAsia"/>
+                <w:rFonts w:asciiTheme="majorHAnsi" w:eastAsiaTheme="majorHAnsi" w:hAnsiTheme="majorHAnsi"/>
                 <w:sz w:val="18"/>
                 <w:szCs w:val="18"/>
               </w:rPr>
@@ -1866,7 +1950,7 @@
         <w:tc>
           <w:tcPr>
             <w:tcW w:w="1498" w:type="dxa"/>
-            <w:shd w:val="clear" w:color="auto" w:fill="DAE9F7" w:themeFill="text2" w:themeFillTint="1A"/>
+            <w:shd w:val="clear" w:color="auto" w:fill="E6E9EB" w:themeFill="text2" w:themeFillTint="1a"/>
           </w:tcPr>
           <w:p>
             <w:pPr>
@@ -1879,7 +1963,7 @@
             </w:pPr>
             <w:r>
               <w:rPr>
-                <w:rFonts w:asciiTheme="majorHAnsi" w:eastAsiaTheme="majorHAnsi" w:hAnsiTheme="majorHAnsi" w:hint="eastAsia"/>
+                <w:rFonts w:asciiTheme="majorHAnsi" w:eastAsiaTheme="majorHAnsi" w:hAnsiTheme="majorHAnsi"/>
                 <w:sz w:val="18"/>
                 <w:szCs w:val="18"/>
               </w:rPr>
@@ -1890,7 +1974,7 @@
         <w:tc>
           <w:tcPr>
             <w:tcW w:w="1498" w:type="dxa"/>
-            <w:shd w:val="clear" w:color="auto" w:fill="DAE9F7" w:themeFill="text2" w:themeFillTint="1A"/>
+            <w:shd w:val="clear" w:color="auto" w:fill="E6E9EB" w:themeFill="text2" w:themeFillTint="1a"/>
           </w:tcPr>
           <w:p>
             <w:pPr>
@@ -1903,7 +1987,7 @@
             </w:pPr>
             <w:r>
               <w:rPr>
-                <w:rFonts w:asciiTheme="majorHAnsi" w:eastAsiaTheme="majorHAnsi" w:hAnsiTheme="majorHAnsi" w:hint="eastAsia"/>
+                <w:rFonts w:asciiTheme="majorHAnsi" w:eastAsiaTheme="majorHAnsi" w:hAnsiTheme="majorHAnsi"/>
                 <w:sz w:val="18"/>
                 <w:szCs w:val="18"/>
               </w:rPr>
@@ -1914,7 +1998,7 @@
         <w:tc>
           <w:tcPr>
             <w:tcW w:w="1498" w:type="dxa"/>
-            <w:shd w:val="clear" w:color="auto" w:fill="DAE9F7" w:themeFill="text2" w:themeFillTint="1A"/>
+            <w:shd w:val="clear" w:color="auto" w:fill="E6E9EB" w:themeFill="text2" w:themeFillTint="1a"/>
           </w:tcPr>
           <w:p>
             <w:pPr>
@@ -1927,7 +2011,7 @@
             </w:pPr>
             <w:r>
               <w:rPr>
-                <w:rFonts w:asciiTheme="majorHAnsi" w:eastAsiaTheme="majorHAnsi" w:hAnsiTheme="majorHAnsi" w:hint="eastAsia"/>
+                <w:rFonts w:asciiTheme="majorHAnsi" w:eastAsiaTheme="majorHAnsi" w:hAnsiTheme="majorHAnsi"/>
                 <w:sz w:val="18"/>
                 <w:szCs w:val="18"/>
               </w:rPr>
@@ -1938,7 +2022,7 @@
         <w:tc>
           <w:tcPr>
             <w:tcW w:w="1498" w:type="dxa"/>
-            <w:shd w:val="clear" w:color="auto" w:fill="DAE9F7" w:themeFill="text2" w:themeFillTint="1A"/>
+            <w:shd w:val="clear" w:color="auto" w:fill="E6E9EB" w:themeFill="text2" w:themeFillTint="1a"/>
           </w:tcPr>
           <w:p>
             <w:pPr>
@@ -1951,7 +2035,7 @@
             </w:pPr>
             <w:r>
               <w:rPr>
-                <w:rFonts w:asciiTheme="majorHAnsi" w:eastAsiaTheme="majorHAnsi" w:hAnsiTheme="majorHAnsi" w:hint="eastAsia"/>
+                <w:rFonts w:asciiTheme="majorHAnsi" w:eastAsiaTheme="majorHAnsi" w:hAnsiTheme="majorHAnsi"/>
                 <w:sz w:val="18"/>
                 <w:szCs w:val="18"/>
               </w:rPr>
@@ -1962,7 +2046,7 @@
         <w:tc>
           <w:tcPr>
             <w:tcW w:w="1498" w:type="dxa"/>
-            <w:shd w:val="clear" w:color="auto" w:fill="DAE9F7" w:themeFill="text2" w:themeFillTint="1A"/>
+            <w:shd w:val="clear" w:color="auto" w:fill="E6E9EB" w:themeFill="text2" w:themeFillTint="1a"/>
           </w:tcPr>
           <w:p>
             <w:pPr>
@@ -1975,7 +2059,7 @@
             </w:pPr>
             <w:r>
               <w:rPr>
-                <w:rFonts w:asciiTheme="majorHAnsi" w:eastAsiaTheme="majorHAnsi" w:hAnsiTheme="majorHAnsi" w:hint="eastAsia"/>
+                <w:rFonts w:asciiTheme="majorHAnsi" w:eastAsiaTheme="majorHAnsi" w:hAnsiTheme="majorHAnsi"/>
                 <w:sz w:val="18"/>
                 <w:szCs w:val="18"/>
               </w:rPr>
@@ -1986,7 +2070,7 @@
         <w:tc>
           <w:tcPr>
             <w:tcW w:w="1498" w:type="dxa"/>
-            <w:shd w:val="clear" w:color="auto" w:fill="DAE9F7" w:themeFill="text2" w:themeFillTint="1A"/>
+            <w:shd w:val="clear" w:color="auto" w:fill="E6E9EB" w:themeFill="text2" w:themeFillTint="1a"/>
           </w:tcPr>
           <w:p>
             <w:pPr>
@@ -1999,7 +2083,7 @@
             </w:pPr>
             <w:r>
               <w:rPr>
-                <w:rFonts w:asciiTheme="majorHAnsi" w:eastAsiaTheme="majorHAnsi" w:hAnsiTheme="majorHAnsi" w:hint="eastAsia"/>
+                <w:rFonts w:asciiTheme="majorHAnsi" w:eastAsiaTheme="majorHAnsi" w:hAnsiTheme="majorHAnsi"/>
                 <w:sz w:val="18"/>
                 <w:szCs w:val="18"/>
               </w:rPr>
@@ -2010,12 +2094,12 @@
       </w:tr>
       <w:tr>
         <w:trPr>
-          <w:trHeight w:val="431"/>
+          <w:trHeight w:val="431" w:hRule="atLeast"/>
         </w:trPr>
         <w:tc>
           <w:tcPr>
             <w:tcW w:w="1497" w:type="dxa"/>
-            <w:shd w:val="clear" w:color="auto" w:fill="F2CEED" w:themeFill="accent5" w:themeFillTint="33"/>
+            <w:shd w:val="clear" w:color="auto" w:fill="ECD4E9" w:themeFill="accent5" w:themeFillTint="33"/>
           </w:tcPr>
           <w:p>
             <w:pPr>
@@ -2030,7 +2114,7 @@
         <w:tc>
           <w:tcPr>
             <w:tcW w:w="1498" w:type="dxa"/>
-            <w:shd w:val="clear" w:color="auto" w:fill="F2CEED" w:themeFill="accent5" w:themeFillTint="33"/>
+            <w:shd w:val="clear" w:color="auto" w:fill="ECD4E9" w:themeFill="accent5" w:themeFillTint="33"/>
           </w:tcPr>
           <w:p>
             <w:pPr>
@@ -2045,7 +2129,7 @@
         <w:tc>
           <w:tcPr>
             <w:tcW w:w="1498" w:type="dxa"/>
-            <w:shd w:val="clear" w:color="auto" w:fill="F2CEED" w:themeFill="accent5" w:themeFillTint="33"/>
+            <w:shd w:val="clear" w:color="auto" w:fill="ECD4E9" w:themeFill="accent5" w:themeFillTint="33"/>
           </w:tcPr>
           <w:p>
             <w:pPr>
@@ -2060,7 +2144,7 @@
         <w:tc>
           <w:tcPr>
             <w:tcW w:w="1498" w:type="dxa"/>
-            <w:shd w:val="clear" w:color="auto" w:fill="F2CEED" w:themeFill="accent5" w:themeFillTint="33"/>
+            <w:shd w:val="clear" w:color="auto" w:fill="ECD4E9" w:themeFill="accent5" w:themeFillTint="33"/>
           </w:tcPr>
           <w:p>
             <w:pPr>
@@ -2075,7 +2159,7 @@
         <w:tc>
           <w:tcPr>
             <w:tcW w:w="1498" w:type="dxa"/>
-            <w:shd w:val="clear" w:color="auto" w:fill="F2CEED" w:themeFill="accent5" w:themeFillTint="33"/>
+            <w:shd w:val="clear" w:color="auto" w:fill="ECD4E9" w:themeFill="accent5" w:themeFillTint="33"/>
           </w:tcPr>
           <w:p>
             <w:pPr>
@@ -2090,7 +2174,7 @@
         <w:tc>
           <w:tcPr>
             <w:tcW w:w="1498" w:type="dxa"/>
-            <w:shd w:val="clear" w:color="auto" w:fill="F2CEED" w:themeFill="accent5" w:themeFillTint="33"/>
+            <w:shd w:val="clear" w:color="auto" w:fill="ECD4E9" w:themeFill="accent5" w:themeFillTint="33"/>
           </w:tcPr>
           <w:p>
             <w:pPr>
@@ -2105,7 +2189,7 @@
         <w:tc>
           <w:tcPr>
             <w:tcW w:w="1498" w:type="dxa"/>
-            <w:shd w:val="clear" w:color="auto" w:fill="F2CEED" w:themeFill="accent5" w:themeFillTint="33"/>
+            <w:shd w:val="clear" w:color="auto" w:fill="ECD4E9" w:themeFill="accent5" w:themeFillTint="33"/>
           </w:tcPr>
           <w:p>
             <w:pPr>
@@ -2122,20 +2206,20 @@
         <w:tc>
           <w:tcPr>
             <w:tcW w:w="1497" w:type="dxa"/>
-            <w:shd w:val="clear" w:color="auto" w:fill="DAE9F7" w:themeFill="text2" w:themeFillTint="1A"/>
-          </w:tcPr>
-          <w:p>
-            <w:pPr>
-              <w:jc w:val="center"/>
-              <w:rPr>
-                <w:rFonts w:eastAsiaTheme="minorHAnsi"/>
-                <w:sz w:val="18"/>
-                <w:szCs w:val="18"/>
-              </w:rPr>
-            </w:pPr>
-            <w:r>
-              <w:rPr>
-                <w:rFonts w:eastAsiaTheme="minorHAnsi" w:hint="eastAsia"/>
+            <w:shd w:val="clear" w:color="auto" w:fill="E6E9EB" w:themeFill="text2" w:themeFillTint="1a"/>
+          </w:tcPr>
+          <w:p>
+            <w:pPr>
+              <w:jc w:val="center"/>
+              <w:rPr>
+                <w:rFonts w:eastAsiaTheme="minorHAnsi"/>
+                <w:sz w:val="18"/>
+                <w:szCs w:val="18"/>
+              </w:rPr>
+            </w:pPr>
+            <w:r>
+              <w:rPr>
+                <w:rFonts w:eastAsiaTheme="minorHAnsi"/>
                 <w:sz w:val="18"/>
                 <w:szCs w:val="18"/>
               </w:rPr>
@@ -2146,20 +2230,20 @@
         <w:tc>
           <w:tcPr>
             <w:tcW w:w="1498" w:type="dxa"/>
-            <w:shd w:val="clear" w:color="auto" w:fill="DAE9F7" w:themeFill="text2" w:themeFillTint="1A"/>
-          </w:tcPr>
-          <w:p>
-            <w:pPr>
-              <w:jc w:val="center"/>
-              <w:rPr>
-                <w:rFonts w:eastAsiaTheme="minorHAnsi"/>
-                <w:sz w:val="18"/>
-                <w:szCs w:val="18"/>
-              </w:rPr>
-            </w:pPr>
-            <w:r>
-              <w:rPr>
-                <w:rFonts w:eastAsiaTheme="minorHAnsi" w:hint="eastAsia"/>
+            <w:shd w:val="clear" w:color="auto" w:fill="E6E9EB" w:themeFill="text2" w:themeFillTint="1a"/>
+          </w:tcPr>
+          <w:p>
+            <w:pPr>
+              <w:jc w:val="center"/>
+              <w:rPr>
+                <w:rFonts w:eastAsiaTheme="minorHAnsi"/>
+                <w:sz w:val="18"/>
+                <w:szCs w:val="18"/>
+              </w:rPr>
+            </w:pPr>
+            <w:r>
+              <w:rPr>
+                <w:rFonts w:eastAsiaTheme="minorHAnsi"/>
                 <w:sz w:val="18"/>
                 <w:szCs w:val="18"/>
               </w:rPr>
@@ -2170,20 +2254,20 @@
         <w:tc>
           <w:tcPr>
             <w:tcW w:w="1498" w:type="dxa"/>
-            <w:shd w:val="clear" w:color="auto" w:fill="DAE9F7" w:themeFill="text2" w:themeFillTint="1A"/>
-          </w:tcPr>
-          <w:p>
-            <w:pPr>
-              <w:jc w:val="center"/>
-              <w:rPr>
-                <w:rFonts w:eastAsiaTheme="minorHAnsi"/>
-                <w:sz w:val="18"/>
-                <w:szCs w:val="18"/>
-              </w:rPr>
-            </w:pPr>
-            <w:r>
-              <w:rPr>
-                <w:rFonts w:eastAsiaTheme="minorHAnsi" w:hint="eastAsia"/>
+            <w:shd w:val="clear" w:color="auto" w:fill="E6E9EB" w:themeFill="text2" w:themeFillTint="1a"/>
+          </w:tcPr>
+          <w:p>
+            <w:pPr>
+              <w:jc w:val="center"/>
+              <w:rPr>
+                <w:rFonts w:eastAsiaTheme="minorHAnsi"/>
+                <w:sz w:val="18"/>
+                <w:szCs w:val="18"/>
+              </w:rPr>
+            </w:pPr>
+            <w:r>
+              <w:rPr>
+                <w:rFonts w:eastAsiaTheme="minorHAnsi"/>
                 <w:sz w:val="18"/>
                 <w:szCs w:val="18"/>
               </w:rPr>
@@ -2194,20 +2278,20 @@
         <w:tc>
           <w:tcPr>
             <w:tcW w:w="1498" w:type="dxa"/>
-            <w:shd w:val="clear" w:color="auto" w:fill="DAE9F7" w:themeFill="text2" w:themeFillTint="1A"/>
-          </w:tcPr>
-          <w:p>
-            <w:pPr>
-              <w:jc w:val="center"/>
-              <w:rPr>
-                <w:rFonts w:eastAsiaTheme="minorHAnsi"/>
-                <w:sz w:val="18"/>
-                <w:szCs w:val="18"/>
-              </w:rPr>
-            </w:pPr>
-            <w:r>
-              <w:rPr>
-                <w:rFonts w:eastAsiaTheme="minorHAnsi" w:hint="eastAsia"/>
+            <w:shd w:val="clear" w:color="auto" w:fill="E6E9EB" w:themeFill="text2" w:themeFillTint="1a"/>
+          </w:tcPr>
+          <w:p>
+            <w:pPr>
+              <w:jc w:val="center"/>
+              <w:rPr>
+                <w:rFonts w:eastAsiaTheme="minorHAnsi"/>
+                <w:sz w:val="18"/>
+                <w:szCs w:val="18"/>
+              </w:rPr>
+            </w:pPr>
+            <w:r>
+              <w:rPr>
+                <w:rFonts w:eastAsiaTheme="minorHAnsi"/>
                 <w:sz w:val="18"/>
                 <w:szCs w:val="18"/>
               </w:rPr>
@@ -2218,20 +2302,20 @@
         <w:tc>
           <w:tcPr>
             <w:tcW w:w="1498" w:type="dxa"/>
-            <w:shd w:val="clear" w:color="auto" w:fill="DAE9F7" w:themeFill="text2" w:themeFillTint="1A"/>
-          </w:tcPr>
-          <w:p>
-            <w:pPr>
-              <w:jc w:val="center"/>
-              <w:rPr>
-                <w:rFonts w:eastAsiaTheme="minorHAnsi"/>
-                <w:sz w:val="18"/>
-                <w:szCs w:val="18"/>
-              </w:rPr>
-            </w:pPr>
-            <w:r>
-              <w:rPr>
-                <w:rFonts w:eastAsiaTheme="minorHAnsi" w:hint="eastAsia"/>
+            <w:shd w:val="clear" w:color="auto" w:fill="E6E9EB" w:themeFill="text2" w:themeFillTint="1a"/>
+          </w:tcPr>
+          <w:p>
+            <w:pPr>
+              <w:jc w:val="center"/>
+              <w:rPr>
+                <w:rFonts w:eastAsiaTheme="minorHAnsi"/>
+                <w:sz w:val="18"/>
+                <w:szCs w:val="18"/>
+              </w:rPr>
+            </w:pPr>
+            <w:r>
+              <w:rPr>
+                <w:rFonts w:eastAsiaTheme="minorHAnsi"/>
                 <w:sz w:val="18"/>
                 <w:szCs w:val="18"/>
               </w:rPr>
@@ -2242,20 +2326,20 @@
         <w:tc>
           <w:tcPr>
             <w:tcW w:w="1498" w:type="dxa"/>
-            <w:shd w:val="clear" w:color="auto" w:fill="DAE9F7" w:themeFill="text2" w:themeFillTint="1A"/>
-          </w:tcPr>
-          <w:p>
-            <w:pPr>
-              <w:jc w:val="center"/>
-              <w:rPr>
-                <w:rFonts w:eastAsiaTheme="minorHAnsi"/>
-                <w:sz w:val="18"/>
-                <w:szCs w:val="18"/>
-              </w:rPr>
-            </w:pPr>
-            <w:r>
-              <w:rPr>
-                <w:rFonts w:eastAsiaTheme="minorHAnsi" w:hint="eastAsia"/>
+            <w:shd w:val="clear" w:color="auto" w:fill="E6E9EB" w:themeFill="text2" w:themeFillTint="1a"/>
+          </w:tcPr>
+          <w:p>
+            <w:pPr>
+              <w:jc w:val="center"/>
+              <w:rPr>
+                <w:rFonts w:eastAsiaTheme="minorHAnsi"/>
+                <w:sz w:val="18"/>
+                <w:szCs w:val="18"/>
+              </w:rPr>
+            </w:pPr>
+            <w:r>
+              <w:rPr>
+                <w:rFonts w:eastAsiaTheme="minorHAnsi"/>
                 <w:sz w:val="18"/>
                 <w:szCs w:val="18"/>
               </w:rPr>
@@ -2266,20 +2350,20 @@
         <w:tc>
           <w:tcPr>
             <w:tcW w:w="1498" w:type="dxa"/>
-            <w:shd w:val="clear" w:color="auto" w:fill="DAE9F7" w:themeFill="text2" w:themeFillTint="1A"/>
-          </w:tcPr>
-          <w:p>
-            <w:pPr>
-              <w:jc w:val="center"/>
-              <w:rPr>
-                <w:rFonts w:eastAsiaTheme="minorHAnsi"/>
-                <w:sz w:val="18"/>
-                <w:szCs w:val="18"/>
-              </w:rPr>
-            </w:pPr>
-            <w:r>
-              <w:rPr>
-                <w:rFonts w:eastAsiaTheme="minorHAnsi" w:hint="eastAsia"/>
+            <w:shd w:val="clear" w:color="auto" w:fill="E6E9EB" w:themeFill="text2" w:themeFillTint="1a"/>
+          </w:tcPr>
+          <w:p>
+            <w:pPr>
+              <w:jc w:val="center"/>
+              <w:rPr>
+                <w:rFonts w:eastAsiaTheme="minorHAnsi"/>
+                <w:sz w:val="18"/>
+                <w:szCs w:val="18"/>
+              </w:rPr>
+            </w:pPr>
+            <w:r>
+              <w:rPr>
+                <w:rFonts w:eastAsiaTheme="minorHAnsi"/>
                 <w:sz w:val="18"/>
                 <w:szCs w:val="18"/>
               </w:rPr>
@@ -2290,54 +2374,54 @@
       </w:tr>
       <w:tr>
         <w:trPr>
-          <w:trHeight w:val="410"/>
+          <w:trHeight w:val="410" w:hRule="atLeast"/>
         </w:trPr>
         <w:tc>
           <w:tcPr>
             <w:tcW w:w="1497" w:type="dxa"/>
-            <w:shd w:val="clear" w:color="auto" w:fill="F2CEED" w:themeFill="accent5" w:themeFillTint="33"/>
-          </w:tcPr>
-          <w:p>
-            <w:pPr>
-              <w:rPr>
-                <w:rFonts w:eastAsiaTheme="minorHAnsi"/>
-                <w:sz w:val="18"/>
-                <w:szCs w:val="18"/>
-              </w:rPr>
-            </w:pPr>
-          </w:p>
-        </w:tc>
-        <w:tc>
-          <w:tcPr>
-            <w:tcW w:w="1498" w:type="dxa"/>
-            <w:shd w:val="clear" w:color="auto" w:fill="F2CEED" w:themeFill="accent5" w:themeFillTint="33"/>
-          </w:tcPr>
-          <w:p>
-            <w:pPr>
-              <w:rPr>
-                <w:rFonts w:eastAsiaTheme="minorHAnsi"/>
-                <w:sz w:val="18"/>
-                <w:szCs w:val="18"/>
-              </w:rPr>
-            </w:pPr>
-          </w:p>
-        </w:tc>
-        <w:tc>
-          <w:tcPr>
-            <w:tcW w:w="1498" w:type="dxa"/>
-            <w:shd w:val="clear" w:color="auto" w:fill="F2CEED" w:themeFill="accent5" w:themeFillTint="33"/>
-          </w:tcPr>
-          <w:p>
-            <w:pPr>
-              <w:rPr>
-                <w:rFonts w:eastAsiaTheme="minorHAnsi"/>
-                <w:sz w:val="18"/>
-                <w:szCs w:val="18"/>
-              </w:rPr>
-            </w:pPr>
-            <w:r>
-              <w:rPr>
-                <w:rFonts w:eastAsiaTheme="minorHAnsi" w:hint="eastAsia"/>
+            <w:shd w:val="clear" w:color="auto" w:fill="ECD4E9" w:themeFill="accent5" w:themeFillTint="33"/>
+          </w:tcPr>
+          <w:p>
+            <w:pPr>
+              <w:rPr>
+                <w:rFonts w:eastAsiaTheme="minorHAnsi"/>
+                <w:sz w:val="18"/>
+                <w:szCs w:val="18"/>
+              </w:rPr>
+            </w:pPr>
+          </w:p>
+        </w:tc>
+        <w:tc>
+          <w:tcPr>
+            <w:tcW w:w="1498" w:type="dxa"/>
+            <w:shd w:val="clear" w:color="auto" w:fill="ECD4E9" w:themeFill="accent5" w:themeFillTint="33"/>
+          </w:tcPr>
+          <w:p>
+            <w:pPr>
+              <w:rPr>
+                <w:rFonts w:eastAsiaTheme="minorHAnsi"/>
+                <w:sz w:val="18"/>
+                <w:szCs w:val="18"/>
+              </w:rPr>
+            </w:pPr>
+          </w:p>
+        </w:tc>
+        <w:tc>
+          <w:tcPr>
+            <w:tcW w:w="1498" w:type="dxa"/>
+            <w:shd w:val="clear" w:color="auto" w:fill="ECD4E9" w:themeFill="accent5" w:themeFillTint="33"/>
+          </w:tcPr>
+          <w:p>
+            <w:pPr>
+              <w:rPr>
+                <w:rFonts w:eastAsiaTheme="minorHAnsi"/>
+                <w:sz w:val="18"/>
+                <w:szCs w:val="18"/>
+              </w:rPr>
+            </w:pPr>
+            <w:r>
+              <w:rPr>
+                <w:rFonts w:eastAsiaTheme="minorHAnsi"/>
                 <w:sz w:val="18"/>
                 <w:szCs w:val="18"/>
               </w:rPr>
@@ -2347,14 +2431,14 @@
           <w:p>
             <w:pPr>
               <w:rPr>
-                <w:rFonts w:eastAsiaTheme="minorHAnsi" w:hint="eastAsia"/>
-                <w:sz w:val="18"/>
-                <w:szCs w:val="18"/>
-              </w:rPr>
-            </w:pPr>
-            <w:r>
-              <w:rPr>
-                <w:rFonts w:eastAsiaTheme="minorHAnsi" w:hint="eastAsia"/>
+                <w:rFonts w:eastAsiaTheme="minorHAnsi"/>
+                <w:sz w:val="18"/>
+                <w:szCs w:val="18"/>
+              </w:rPr>
+            </w:pPr>
+            <w:r>
+              <w:rPr>
+                <w:rFonts w:eastAsiaTheme="minorHAnsi"/>
                 <w:sz w:val="18"/>
                 <w:szCs w:val="18"/>
               </w:rPr>
@@ -2364,62 +2448,60 @@
           <w:p>
             <w:pPr>
               <w:rPr>
-                <w:rFonts w:eastAsiaTheme="minorHAnsi" w:hint="eastAsia"/>
-                <w:sz w:val="18"/>
-                <w:szCs w:val="18"/>
-              </w:rPr>
-            </w:pPr>
-          </w:p>
-        </w:tc>
-        <w:tc>
-          <w:tcPr>
-            <w:tcW w:w="1498" w:type="dxa"/>
-            <w:shd w:val="clear" w:color="auto" w:fill="F2CEED" w:themeFill="accent5" w:themeFillTint="33"/>
-          </w:tcPr>
-          <w:p>
-            <w:pPr>
-              <w:rPr>
-                <w:rFonts w:eastAsiaTheme="minorHAnsi"/>
-                <w:sz w:val="18"/>
-                <w:szCs w:val="18"/>
-              </w:rPr>
-            </w:pPr>
-          </w:p>
-        </w:tc>
-        <w:tc>
-          <w:tcPr>
-            <w:tcW w:w="1498" w:type="dxa"/>
-            <w:shd w:val="clear" w:color="auto" w:fill="F2CEED" w:themeFill="accent5" w:themeFillTint="33"/>
-          </w:tcPr>
-          <w:p>
-            <w:pPr>
-              <w:rPr>
-                <w:rFonts w:eastAsiaTheme="minorHAnsi"/>
-                <w:sz w:val="18"/>
-                <w:szCs w:val="18"/>
-              </w:rPr>
-            </w:pPr>
-            <w:r>
-              <w:rPr>
-                <w:rFonts w:eastAsiaTheme="minorHAnsi" w:hint="eastAsia"/>
+                <w:rFonts w:eastAsiaTheme="minorHAnsi"/>
+                <w:sz w:val="18"/>
+                <w:szCs w:val="18"/>
+              </w:rPr>
+            </w:pPr>
+          </w:p>
+        </w:tc>
+        <w:tc>
+          <w:tcPr>
+            <w:tcW w:w="1498" w:type="dxa"/>
+            <w:shd w:val="clear" w:color="auto" w:fill="ECD4E9" w:themeFill="accent5" w:themeFillTint="33"/>
+          </w:tcPr>
+          <w:p>
+            <w:pPr>
+              <w:rPr>
+                <w:rFonts w:eastAsiaTheme="minorHAnsi"/>
+                <w:sz w:val="18"/>
+                <w:szCs w:val="18"/>
+              </w:rPr>
+            </w:pPr>
+          </w:p>
+        </w:tc>
+        <w:tc>
+          <w:tcPr>
+            <w:tcW w:w="1498" w:type="dxa"/>
+            <w:shd w:val="clear" w:color="auto" w:fill="ECD4E9" w:themeFill="accent5" w:themeFillTint="33"/>
+          </w:tcPr>
+          <w:p>
+            <w:pPr>
+              <w:rPr>
+                <w:rFonts w:eastAsiaTheme="minorHAnsi"/>
+                <w:sz w:val="18"/>
+                <w:szCs w:val="18"/>
+              </w:rPr>
+            </w:pPr>
+            <w:r>
+              <w:rPr>
+                <w:rFonts w:eastAsiaTheme="minorHAnsi"/>
                 <w:sz w:val="18"/>
                 <w:szCs w:val="18"/>
               </w:rPr>
               <w:t>-</w:t>
             </w:r>
-            <w:proofErr w:type="spellStart"/>
-            <w:r>
-              <w:rPr>
-                <w:rFonts w:eastAsiaTheme="minorHAnsi" w:hint="eastAsia"/>
+            <w:r>
+              <w:rPr>
+                <w:rFonts w:eastAsiaTheme="minorHAnsi"/>
                 <w:sz w:val="18"/>
                 <w:szCs w:val="18"/>
               </w:rPr>
               <w:t>TrashCollector</w:t>
             </w:r>
-            <w:proofErr w:type="spellEnd"/>
-            <w:r>
-              <w:rPr>
-                <w:rFonts w:eastAsiaTheme="minorHAnsi" w:hint="eastAsia"/>
+            <w:r>
+              <w:rPr>
+                <w:rFonts w:eastAsiaTheme="minorHAnsi"/>
                 <w:sz w:val="18"/>
                 <w:szCs w:val="18"/>
               </w:rPr>
@@ -2429,14 +2511,14 @@
           <w:p>
             <w:pPr>
               <w:rPr>
-                <w:rFonts w:eastAsiaTheme="minorHAnsi" w:hint="eastAsia"/>
-                <w:sz w:val="18"/>
-                <w:szCs w:val="18"/>
-              </w:rPr>
-            </w:pPr>
-            <w:r>
-              <w:rPr>
-                <w:rFonts w:eastAsiaTheme="minorHAnsi" w:hint="eastAsia"/>
+                <w:rFonts w:eastAsiaTheme="minorHAnsi"/>
+                <w:sz w:val="18"/>
+                <w:szCs w:val="18"/>
+              </w:rPr>
+            </w:pPr>
+            <w:r>
+              <w:rPr>
+                <w:rFonts w:eastAsiaTheme="minorHAnsi"/>
                 <w:sz w:val="18"/>
                 <w:szCs w:val="18"/>
               </w:rPr>
@@ -2447,22 +2529,22 @@
         <w:tc>
           <w:tcPr>
             <w:tcW w:w="1498" w:type="dxa"/>
-            <w:shd w:val="clear" w:color="auto" w:fill="F2CEED" w:themeFill="accent5" w:themeFillTint="33"/>
-          </w:tcPr>
-          <w:p>
-            <w:pPr>
-              <w:rPr>
-                <w:rFonts w:eastAsiaTheme="minorHAnsi"/>
-                <w:sz w:val="18"/>
-                <w:szCs w:val="18"/>
-              </w:rPr>
-            </w:pPr>
-          </w:p>
-        </w:tc>
-        <w:tc>
-          <w:tcPr>
-            <w:tcW w:w="1498" w:type="dxa"/>
-            <w:shd w:val="clear" w:color="auto" w:fill="F2CEED" w:themeFill="accent5" w:themeFillTint="33"/>
+            <w:shd w:val="clear" w:color="auto" w:fill="ECD4E9" w:themeFill="accent5" w:themeFillTint="33"/>
+          </w:tcPr>
+          <w:p>
+            <w:pPr>
+              <w:rPr>
+                <w:rFonts w:eastAsiaTheme="minorHAnsi"/>
+                <w:sz w:val="18"/>
+                <w:szCs w:val="18"/>
+              </w:rPr>
+            </w:pPr>
+          </w:p>
+        </w:tc>
+        <w:tc>
+          <w:tcPr>
+            <w:tcW w:w="1498" w:type="dxa"/>
+            <w:shd w:val="clear" w:color="auto" w:fill="ECD4E9" w:themeFill="accent5" w:themeFillTint="33"/>
           </w:tcPr>
           <w:p>
             <w:pPr>
@@ -2477,25 +2559,25 @@
       </w:tr>
       <w:tr>
         <w:trPr>
-          <w:trHeight w:val="253"/>
+          <w:trHeight w:val="253" w:hRule="atLeast"/>
         </w:trPr>
         <w:tc>
           <w:tcPr>
             <w:tcW w:w="1497" w:type="dxa"/>
-            <w:shd w:val="clear" w:color="auto" w:fill="DAE9F7" w:themeFill="text2" w:themeFillTint="1A"/>
-          </w:tcPr>
-          <w:p>
-            <w:pPr>
-              <w:jc w:val="center"/>
-              <w:rPr>
-                <w:rFonts w:eastAsiaTheme="minorHAnsi"/>
-                <w:sz w:val="18"/>
-                <w:szCs w:val="18"/>
-              </w:rPr>
-            </w:pPr>
-            <w:r>
-              <w:rPr>
-                <w:rFonts w:eastAsiaTheme="minorHAnsi" w:hint="eastAsia"/>
+            <w:shd w:val="clear" w:color="auto" w:fill="E6E9EB" w:themeFill="text2" w:themeFillTint="1a"/>
+          </w:tcPr>
+          <w:p>
+            <w:pPr>
+              <w:jc w:val="center"/>
+              <w:rPr>
+                <w:rFonts w:eastAsiaTheme="minorHAnsi"/>
+                <w:sz w:val="18"/>
+                <w:szCs w:val="18"/>
+              </w:rPr>
+            </w:pPr>
+            <w:r>
+              <w:rPr>
+                <w:rFonts w:eastAsiaTheme="minorHAnsi"/>
                 <w:sz w:val="18"/>
                 <w:szCs w:val="18"/>
               </w:rPr>
@@ -2506,20 +2588,20 @@
         <w:tc>
           <w:tcPr>
             <w:tcW w:w="1498" w:type="dxa"/>
-            <w:shd w:val="clear" w:color="auto" w:fill="DAE9F7" w:themeFill="text2" w:themeFillTint="1A"/>
-          </w:tcPr>
-          <w:p>
-            <w:pPr>
-              <w:jc w:val="center"/>
-              <w:rPr>
-                <w:rFonts w:eastAsiaTheme="minorHAnsi"/>
-                <w:sz w:val="18"/>
-                <w:szCs w:val="18"/>
-              </w:rPr>
-            </w:pPr>
-            <w:r>
-              <w:rPr>
-                <w:rFonts w:eastAsiaTheme="minorHAnsi" w:hint="eastAsia"/>
+            <w:shd w:val="clear" w:color="auto" w:fill="E6E9EB" w:themeFill="text2" w:themeFillTint="1a"/>
+          </w:tcPr>
+          <w:p>
+            <w:pPr>
+              <w:jc w:val="center"/>
+              <w:rPr>
+                <w:rFonts w:eastAsiaTheme="minorHAnsi"/>
+                <w:sz w:val="18"/>
+                <w:szCs w:val="18"/>
+              </w:rPr>
+            </w:pPr>
+            <w:r>
+              <w:rPr>
+                <w:rFonts w:eastAsiaTheme="minorHAnsi"/>
                 <w:sz w:val="18"/>
                 <w:szCs w:val="18"/>
               </w:rPr>
@@ -2530,20 +2612,20 @@
         <w:tc>
           <w:tcPr>
             <w:tcW w:w="1498" w:type="dxa"/>
-            <w:shd w:val="clear" w:color="auto" w:fill="DAE9F7" w:themeFill="text2" w:themeFillTint="1A"/>
-          </w:tcPr>
-          <w:p>
-            <w:pPr>
-              <w:jc w:val="center"/>
-              <w:rPr>
-                <w:rFonts w:eastAsiaTheme="minorHAnsi"/>
-                <w:sz w:val="18"/>
-                <w:szCs w:val="18"/>
-              </w:rPr>
-            </w:pPr>
-            <w:r>
-              <w:rPr>
-                <w:rFonts w:eastAsiaTheme="minorHAnsi" w:hint="eastAsia"/>
+            <w:shd w:val="clear" w:color="auto" w:fill="E6E9EB" w:themeFill="text2" w:themeFillTint="1a"/>
+          </w:tcPr>
+          <w:p>
+            <w:pPr>
+              <w:jc w:val="center"/>
+              <w:rPr>
+                <w:rFonts w:eastAsiaTheme="minorHAnsi"/>
+                <w:sz w:val="18"/>
+                <w:szCs w:val="18"/>
+              </w:rPr>
+            </w:pPr>
+            <w:r>
+              <w:rPr>
+                <w:rFonts w:eastAsiaTheme="minorHAnsi"/>
                 <w:sz w:val="18"/>
                 <w:szCs w:val="18"/>
               </w:rPr>
@@ -2554,20 +2636,20 @@
         <w:tc>
           <w:tcPr>
             <w:tcW w:w="1498" w:type="dxa"/>
-            <w:shd w:val="clear" w:color="auto" w:fill="DAE9F7" w:themeFill="text2" w:themeFillTint="1A"/>
-          </w:tcPr>
-          <w:p>
-            <w:pPr>
-              <w:jc w:val="center"/>
-              <w:rPr>
-                <w:rFonts w:eastAsiaTheme="minorHAnsi"/>
-                <w:sz w:val="18"/>
-                <w:szCs w:val="18"/>
-              </w:rPr>
-            </w:pPr>
-            <w:r>
-              <w:rPr>
-                <w:rFonts w:eastAsiaTheme="minorHAnsi" w:hint="eastAsia"/>
+            <w:shd w:val="clear" w:color="auto" w:fill="E6E9EB" w:themeFill="text2" w:themeFillTint="1a"/>
+          </w:tcPr>
+          <w:p>
+            <w:pPr>
+              <w:jc w:val="center"/>
+              <w:rPr>
+                <w:rFonts w:eastAsiaTheme="minorHAnsi"/>
+                <w:sz w:val="18"/>
+                <w:szCs w:val="18"/>
+              </w:rPr>
+            </w:pPr>
+            <w:r>
+              <w:rPr>
+                <w:rFonts w:eastAsiaTheme="minorHAnsi"/>
                 <w:sz w:val="18"/>
                 <w:szCs w:val="18"/>
               </w:rPr>
@@ -2578,20 +2660,20 @@
         <w:tc>
           <w:tcPr>
             <w:tcW w:w="1498" w:type="dxa"/>
-            <w:shd w:val="clear" w:color="auto" w:fill="DAE9F7" w:themeFill="text2" w:themeFillTint="1A"/>
-          </w:tcPr>
-          <w:p>
-            <w:pPr>
-              <w:jc w:val="center"/>
-              <w:rPr>
-                <w:rFonts w:eastAsiaTheme="minorHAnsi"/>
-                <w:sz w:val="18"/>
-                <w:szCs w:val="18"/>
-              </w:rPr>
-            </w:pPr>
-            <w:r>
-              <w:rPr>
-                <w:rFonts w:eastAsiaTheme="minorHAnsi" w:hint="eastAsia"/>
+            <w:shd w:val="clear" w:color="auto" w:fill="E6E9EB" w:themeFill="text2" w:themeFillTint="1a"/>
+          </w:tcPr>
+          <w:p>
+            <w:pPr>
+              <w:jc w:val="center"/>
+              <w:rPr>
+                <w:rFonts w:eastAsiaTheme="minorHAnsi"/>
+                <w:sz w:val="18"/>
+                <w:szCs w:val="18"/>
+              </w:rPr>
+            </w:pPr>
+            <w:r>
+              <w:rPr>
+                <w:rFonts w:eastAsiaTheme="minorHAnsi"/>
                 <w:sz w:val="18"/>
                 <w:szCs w:val="18"/>
               </w:rPr>
@@ -2602,20 +2684,20 @@
         <w:tc>
           <w:tcPr>
             <w:tcW w:w="1498" w:type="dxa"/>
-            <w:shd w:val="clear" w:color="auto" w:fill="DAE9F7" w:themeFill="text2" w:themeFillTint="1A"/>
-          </w:tcPr>
-          <w:p>
-            <w:pPr>
-              <w:jc w:val="center"/>
-              <w:rPr>
-                <w:rFonts w:eastAsiaTheme="minorHAnsi"/>
-                <w:sz w:val="18"/>
-                <w:szCs w:val="18"/>
-              </w:rPr>
-            </w:pPr>
-            <w:r>
-              <w:rPr>
-                <w:rFonts w:eastAsiaTheme="minorHAnsi" w:hint="eastAsia"/>
+            <w:shd w:val="clear" w:color="auto" w:fill="E6E9EB" w:themeFill="text2" w:themeFillTint="1a"/>
+          </w:tcPr>
+          <w:p>
+            <w:pPr>
+              <w:jc w:val="center"/>
+              <w:rPr>
+                <w:rFonts w:eastAsiaTheme="minorHAnsi"/>
+                <w:sz w:val="18"/>
+                <w:szCs w:val="18"/>
+              </w:rPr>
+            </w:pPr>
+            <w:r>
+              <w:rPr>
+                <w:rFonts w:eastAsiaTheme="minorHAnsi"/>
                 <w:sz w:val="18"/>
                 <w:szCs w:val="18"/>
               </w:rPr>
@@ -2626,20 +2708,20 @@
         <w:tc>
           <w:tcPr>
             <w:tcW w:w="1498" w:type="dxa"/>
-            <w:shd w:val="clear" w:color="auto" w:fill="DAE9F7" w:themeFill="text2" w:themeFillTint="1A"/>
-          </w:tcPr>
-          <w:p>
-            <w:pPr>
-              <w:jc w:val="center"/>
-              <w:rPr>
-                <w:rFonts w:eastAsiaTheme="minorHAnsi"/>
-                <w:sz w:val="18"/>
-                <w:szCs w:val="18"/>
-              </w:rPr>
-            </w:pPr>
-            <w:r>
-              <w:rPr>
-                <w:rFonts w:eastAsiaTheme="minorHAnsi" w:hint="eastAsia"/>
+            <w:shd w:val="clear" w:color="auto" w:fill="E6E9EB" w:themeFill="text2" w:themeFillTint="1a"/>
+          </w:tcPr>
+          <w:p>
+            <w:pPr>
+              <w:jc w:val="center"/>
+              <w:rPr>
+                <w:rFonts w:eastAsiaTheme="minorHAnsi"/>
+                <w:sz w:val="18"/>
+                <w:szCs w:val="18"/>
+              </w:rPr>
+            </w:pPr>
+            <w:r>
+              <w:rPr>
+                <w:rFonts w:eastAsiaTheme="minorHAnsi"/>
                 <w:sz w:val="18"/>
                 <w:szCs w:val="18"/>
               </w:rPr>
@@ -2650,102 +2732,102 @@
       </w:tr>
       <w:tr>
         <w:trPr>
-          <w:trHeight w:val="418"/>
+          <w:trHeight w:val="418" w:hRule="atLeast"/>
         </w:trPr>
         <w:tc>
           <w:tcPr>
             <w:tcW w:w="1497" w:type="dxa"/>
-            <w:shd w:val="clear" w:color="auto" w:fill="F2CEED" w:themeFill="accent5" w:themeFillTint="33"/>
-          </w:tcPr>
-          <w:p>
-            <w:pPr>
-              <w:rPr>
-                <w:rFonts w:eastAsiaTheme="minorHAnsi"/>
-                <w:sz w:val="18"/>
-                <w:szCs w:val="18"/>
-              </w:rPr>
-            </w:pPr>
-          </w:p>
-        </w:tc>
-        <w:tc>
-          <w:tcPr>
-            <w:tcW w:w="1498" w:type="dxa"/>
-            <w:shd w:val="clear" w:color="auto" w:fill="F2CEED" w:themeFill="accent5" w:themeFillTint="33"/>
-          </w:tcPr>
-          <w:p>
-            <w:pPr>
-              <w:rPr>
-                <w:rFonts w:eastAsiaTheme="minorHAnsi"/>
-                <w:sz w:val="18"/>
-                <w:szCs w:val="18"/>
-              </w:rPr>
-            </w:pPr>
-          </w:p>
-        </w:tc>
-        <w:tc>
-          <w:tcPr>
-            <w:tcW w:w="1498" w:type="dxa"/>
-            <w:shd w:val="clear" w:color="auto" w:fill="F2CEED" w:themeFill="accent5" w:themeFillTint="33"/>
-          </w:tcPr>
-          <w:p>
-            <w:pPr>
-              <w:rPr>
-                <w:rFonts w:eastAsiaTheme="minorHAnsi"/>
-                <w:sz w:val="18"/>
-                <w:szCs w:val="18"/>
-              </w:rPr>
-            </w:pPr>
-          </w:p>
-        </w:tc>
-        <w:tc>
-          <w:tcPr>
-            <w:tcW w:w="1498" w:type="dxa"/>
-            <w:shd w:val="clear" w:color="auto" w:fill="F2CEED" w:themeFill="accent5" w:themeFillTint="33"/>
-          </w:tcPr>
-          <w:p>
-            <w:pPr>
-              <w:rPr>
-                <w:rFonts w:eastAsiaTheme="minorHAnsi"/>
-                <w:sz w:val="18"/>
-                <w:szCs w:val="18"/>
-              </w:rPr>
-            </w:pPr>
-          </w:p>
-        </w:tc>
-        <w:tc>
-          <w:tcPr>
-            <w:tcW w:w="1498" w:type="dxa"/>
-            <w:shd w:val="clear" w:color="auto" w:fill="F2CEED" w:themeFill="accent5" w:themeFillTint="33"/>
-          </w:tcPr>
-          <w:p>
-            <w:pPr>
-              <w:rPr>
-                <w:rFonts w:eastAsiaTheme="minorHAnsi"/>
-                <w:sz w:val="18"/>
-                <w:szCs w:val="18"/>
-              </w:rPr>
-            </w:pPr>
-          </w:p>
-        </w:tc>
-        <w:tc>
-          <w:tcPr>
-            <w:tcW w:w="1498" w:type="dxa"/>
-            <w:shd w:val="clear" w:color="auto" w:fill="F2CEED" w:themeFill="accent5" w:themeFillTint="33"/>
-          </w:tcPr>
-          <w:p>
-            <w:pPr>
-              <w:rPr>
-                <w:rFonts w:eastAsiaTheme="minorHAnsi"/>
-                <w:sz w:val="18"/>
-                <w:szCs w:val="18"/>
-              </w:rPr>
-            </w:pPr>
-          </w:p>
-        </w:tc>
-        <w:tc>
-          <w:tcPr>
-            <w:tcW w:w="1498" w:type="dxa"/>
-            <w:shd w:val="clear" w:color="auto" w:fill="F2CEED" w:themeFill="accent5" w:themeFillTint="33"/>
+            <w:shd w:val="clear" w:color="auto" w:fill="ECD4E9" w:themeFill="accent5" w:themeFillTint="33"/>
+          </w:tcPr>
+          <w:p>
+            <w:pPr>
+              <w:rPr>
+                <w:rFonts w:eastAsiaTheme="minorHAnsi"/>
+                <w:sz w:val="18"/>
+                <w:szCs w:val="18"/>
+              </w:rPr>
+            </w:pPr>
+          </w:p>
+        </w:tc>
+        <w:tc>
+          <w:tcPr>
+            <w:tcW w:w="1498" w:type="dxa"/>
+            <w:shd w:val="clear" w:color="auto" w:fill="ECD4E9" w:themeFill="accent5" w:themeFillTint="33"/>
+          </w:tcPr>
+          <w:p>
+            <w:pPr>
+              <w:rPr>
+                <w:rFonts w:eastAsiaTheme="minorHAnsi"/>
+                <w:sz w:val="18"/>
+                <w:szCs w:val="18"/>
+              </w:rPr>
+            </w:pPr>
+          </w:p>
+        </w:tc>
+        <w:tc>
+          <w:tcPr>
+            <w:tcW w:w="1498" w:type="dxa"/>
+            <w:shd w:val="clear" w:color="auto" w:fill="ECD4E9" w:themeFill="accent5" w:themeFillTint="33"/>
+          </w:tcPr>
+          <w:p>
+            <w:pPr>
+              <w:rPr>
+                <w:rFonts w:eastAsiaTheme="minorHAnsi"/>
+                <w:sz w:val="18"/>
+                <w:szCs w:val="18"/>
+              </w:rPr>
+            </w:pPr>
+          </w:p>
+        </w:tc>
+        <w:tc>
+          <w:tcPr>
+            <w:tcW w:w="1498" w:type="dxa"/>
+            <w:shd w:val="clear" w:color="auto" w:fill="ECD4E9" w:themeFill="accent5" w:themeFillTint="33"/>
+          </w:tcPr>
+          <w:p>
+            <w:pPr>
+              <w:rPr>
+                <w:rFonts w:eastAsiaTheme="minorHAnsi"/>
+                <w:sz w:val="18"/>
+                <w:szCs w:val="18"/>
+              </w:rPr>
+            </w:pPr>
+          </w:p>
+        </w:tc>
+        <w:tc>
+          <w:tcPr>
+            <w:tcW w:w="1498" w:type="dxa"/>
+            <w:shd w:val="clear" w:color="auto" w:fill="ECD4E9" w:themeFill="accent5" w:themeFillTint="33"/>
+          </w:tcPr>
+          <w:p>
+            <w:pPr>
+              <w:rPr>
+                <w:rFonts w:eastAsiaTheme="minorHAnsi"/>
+                <w:sz w:val="18"/>
+                <w:szCs w:val="18"/>
+              </w:rPr>
+            </w:pPr>
+          </w:p>
+        </w:tc>
+        <w:tc>
+          <w:tcPr>
+            <w:tcW w:w="1498" w:type="dxa"/>
+            <w:shd w:val="clear" w:color="auto" w:fill="ECD4E9" w:themeFill="accent5" w:themeFillTint="33"/>
+          </w:tcPr>
+          <w:p>
+            <w:pPr>
+              <w:rPr>
+                <w:rFonts w:eastAsiaTheme="minorHAnsi"/>
+                <w:sz w:val="18"/>
+                <w:szCs w:val="18"/>
+              </w:rPr>
+            </w:pPr>
+          </w:p>
+        </w:tc>
+        <w:tc>
+          <w:tcPr>
+            <w:tcW w:w="1498" w:type="dxa"/>
+            <w:shd w:val="clear" w:color="auto" w:fill="ECD4E9" w:themeFill="accent5" w:themeFillTint="33"/>
           </w:tcPr>
           <w:p>
             <w:pPr>
@@ -2762,20 +2844,20 @@
         <w:tc>
           <w:tcPr>
             <w:tcW w:w="1497" w:type="dxa"/>
-            <w:shd w:val="clear" w:color="auto" w:fill="DAE9F7" w:themeFill="text2" w:themeFillTint="1A"/>
-          </w:tcPr>
-          <w:p>
-            <w:pPr>
-              <w:jc w:val="center"/>
-              <w:rPr>
-                <w:rFonts w:eastAsiaTheme="minorHAnsi"/>
-                <w:sz w:val="18"/>
-                <w:szCs w:val="18"/>
-              </w:rPr>
-            </w:pPr>
-            <w:r>
-              <w:rPr>
-                <w:rFonts w:eastAsiaTheme="minorHAnsi" w:hint="eastAsia"/>
+            <w:shd w:val="clear" w:color="auto" w:fill="E6E9EB" w:themeFill="text2" w:themeFillTint="1a"/>
+          </w:tcPr>
+          <w:p>
+            <w:pPr>
+              <w:jc w:val="center"/>
+              <w:rPr>
+                <w:rFonts w:eastAsiaTheme="minorHAnsi"/>
+                <w:sz w:val="18"/>
+                <w:szCs w:val="18"/>
+              </w:rPr>
+            </w:pPr>
+            <w:r>
+              <w:rPr>
+                <w:rFonts w:eastAsiaTheme="minorHAnsi"/>
                 <w:sz w:val="18"/>
                 <w:szCs w:val="18"/>
               </w:rPr>
@@ -2786,20 +2868,20 @@
         <w:tc>
           <w:tcPr>
             <w:tcW w:w="1498" w:type="dxa"/>
-            <w:shd w:val="clear" w:color="auto" w:fill="DAE9F7" w:themeFill="text2" w:themeFillTint="1A"/>
-          </w:tcPr>
-          <w:p>
-            <w:pPr>
-              <w:jc w:val="center"/>
-              <w:rPr>
-                <w:rFonts w:eastAsiaTheme="minorHAnsi"/>
-                <w:sz w:val="18"/>
-                <w:szCs w:val="18"/>
-              </w:rPr>
-            </w:pPr>
-            <w:r>
-              <w:rPr>
-                <w:rFonts w:eastAsiaTheme="minorHAnsi" w:hint="eastAsia"/>
+            <w:shd w:val="clear" w:color="auto" w:fill="E6E9EB" w:themeFill="text2" w:themeFillTint="1a"/>
+          </w:tcPr>
+          <w:p>
+            <w:pPr>
+              <w:jc w:val="center"/>
+              <w:rPr>
+                <w:rFonts w:eastAsiaTheme="minorHAnsi"/>
+                <w:sz w:val="18"/>
+                <w:szCs w:val="18"/>
+              </w:rPr>
+            </w:pPr>
+            <w:r>
+              <w:rPr>
+                <w:rFonts w:eastAsiaTheme="minorHAnsi"/>
                 <w:sz w:val="18"/>
                 <w:szCs w:val="18"/>
               </w:rPr>
@@ -2810,20 +2892,20 @@
         <w:tc>
           <w:tcPr>
             <w:tcW w:w="1498" w:type="dxa"/>
-            <w:shd w:val="clear" w:color="auto" w:fill="DAE9F7" w:themeFill="text2" w:themeFillTint="1A"/>
-          </w:tcPr>
-          <w:p>
-            <w:pPr>
-              <w:jc w:val="center"/>
-              <w:rPr>
-                <w:rFonts w:eastAsiaTheme="minorHAnsi"/>
-                <w:sz w:val="18"/>
-                <w:szCs w:val="18"/>
-              </w:rPr>
-            </w:pPr>
-            <w:r>
-              <w:rPr>
-                <w:rFonts w:eastAsiaTheme="minorHAnsi" w:hint="eastAsia"/>
+            <w:shd w:val="clear" w:color="auto" w:fill="E6E9EB" w:themeFill="text2" w:themeFillTint="1a"/>
+          </w:tcPr>
+          <w:p>
+            <w:pPr>
+              <w:jc w:val="center"/>
+              <w:rPr>
+                <w:rFonts w:eastAsiaTheme="minorHAnsi"/>
+                <w:sz w:val="18"/>
+                <w:szCs w:val="18"/>
+              </w:rPr>
+            </w:pPr>
+            <w:r>
+              <w:rPr>
+                <w:rFonts w:eastAsiaTheme="minorHAnsi"/>
                 <w:sz w:val="18"/>
                 <w:szCs w:val="18"/>
               </w:rPr>
@@ -2834,20 +2916,20 @@
         <w:tc>
           <w:tcPr>
             <w:tcW w:w="1498" w:type="dxa"/>
-            <w:shd w:val="clear" w:color="auto" w:fill="DAE9F7" w:themeFill="text2" w:themeFillTint="1A"/>
-          </w:tcPr>
-          <w:p>
-            <w:pPr>
-              <w:jc w:val="center"/>
-              <w:rPr>
-                <w:rFonts w:eastAsiaTheme="minorHAnsi"/>
-                <w:sz w:val="18"/>
-                <w:szCs w:val="18"/>
-              </w:rPr>
-            </w:pPr>
-            <w:r>
-              <w:rPr>
-                <w:rFonts w:eastAsiaTheme="minorHAnsi" w:hint="eastAsia"/>
+            <w:shd w:val="clear" w:color="auto" w:fill="E6E9EB" w:themeFill="text2" w:themeFillTint="1a"/>
+          </w:tcPr>
+          <w:p>
+            <w:pPr>
+              <w:jc w:val="center"/>
+              <w:rPr>
+                <w:rFonts w:eastAsiaTheme="minorHAnsi"/>
+                <w:sz w:val="18"/>
+                <w:szCs w:val="18"/>
+              </w:rPr>
+            </w:pPr>
+            <w:r>
+              <w:rPr>
+                <w:rFonts w:eastAsiaTheme="minorHAnsi"/>
                 <w:sz w:val="18"/>
                 <w:szCs w:val="18"/>
               </w:rPr>
@@ -2858,20 +2940,20 @@
         <w:tc>
           <w:tcPr>
             <w:tcW w:w="1498" w:type="dxa"/>
-            <w:shd w:val="clear" w:color="auto" w:fill="DAE9F7" w:themeFill="text2" w:themeFillTint="1A"/>
-          </w:tcPr>
-          <w:p>
-            <w:pPr>
-              <w:jc w:val="center"/>
-              <w:rPr>
-                <w:rFonts w:eastAsiaTheme="minorHAnsi"/>
-                <w:sz w:val="18"/>
-                <w:szCs w:val="18"/>
-              </w:rPr>
-            </w:pPr>
-            <w:r>
-              <w:rPr>
-                <w:rFonts w:eastAsiaTheme="minorHAnsi" w:hint="eastAsia"/>
+            <w:shd w:val="clear" w:color="auto" w:fill="E6E9EB" w:themeFill="text2" w:themeFillTint="1a"/>
+          </w:tcPr>
+          <w:p>
+            <w:pPr>
+              <w:jc w:val="center"/>
+              <w:rPr>
+                <w:rFonts w:eastAsiaTheme="minorHAnsi"/>
+                <w:sz w:val="18"/>
+                <w:szCs w:val="18"/>
+              </w:rPr>
+            </w:pPr>
+            <w:r>
+              <w:rPr>
+                <w:rFonts w:eastAsiaTheme="minorHAnsi"/>
                 <w:sz w:val="18"/>
                 <w:szCs w:val="18"/>
               </w:rPr>
@@ -2882,20 +2964,20 @@
         <w:tc>
           <w:tcPr>
             <w:tcW w:w="1498" w:type="dxa"/>
-            <w:shd w:val="clear" w:color="auto" w:fill="DAE9F7" w:themeFill="text2" w:themeFillTint="1A"/>
-          </w:tcPr>
-          <w:p>
-            <w:pPr>
-              <w:jc w:val="center"/>
-              <w:rPr>
-                <w:rFonts w:eastAsiaTheme="minorHAnsi"/>
-                <w:sz w:val="18"/>
-                <w:szCs w:val="18"/>
-              </w:rPr>
-            </w:pPr>
-            <w:r>
-              <w:rPr>
-                <w:rFonts w:eastAsiaTheme="minorHAnsi" w:hint="eastAsia"/>
+            <w:shd w:val="clear" w:color="auto" w:fill="E6E9EB" w:themeFill="text2" w:themeFillTint="1a"/>
+          </w:tcPr>
+          <w:p>
+            <w:pPr>
+              <w:jc w:val="center"/>
+              <w:rPr>
+                <w:rFonts w:eastAsiaTheme="minorHAnsi"/>
+                <w:sz w:val="18"/>
+                <w:szCs w:val="18"/>
+              </w:rPr>
+            </w:pPr>
+            <w:r>
+              <w:rPr>
+                <w:rFonts w:eastAsiaTheme="minorHAnsi"/>
                 <w:sz w:val="18"/>
                 <w:szCs w:val="18"/>
               </w:rPr>
@@ -2906,20 +2988,20 @@
         <w:tc>
           <w:tcPr>
             <w:tcW w:w="1498" w:type="dxa"/>
-            <w:shd w:val="clear" w:color="auto" w:fill="DAE9F7" w:themeFill="text2" w:themeFillTint="1A"/>
-          </w:tcPr>
-          <w:p>
-            <w:pPr>
-              <w:jc w:val="center"/>
-              <w:rPr>
-                <w:rFonts w:eastAsiaTheme="minorHAnsi"/>
-                <w:sz w:val="18"/>
-                <w:szCs w:val="18"/>
-              </w:rPr>
-            </w:pPr>
-            <w:r>
-              <w:rPr>
-                <w:rFonts w:eastAsiaTheme="minorHAnsi" w:hint="eastAsia"/>
+            <w:shd w:val="clear" w:color="auto" w:fill="E6E9EB" w:themeFill="text2" w:themeFillTint="1a"/>
+          </w:tcPr>
+          <w:p>
+            <w:pPr>
+              <w:jc w:val="center"/>
+              <w:rPr>
+                <w:rFonts w:eastAsiaTheme="minorHAnsi"/>
+                <w:sz w:val="18"/>
+                <w:szCs w:val="18"/>
+              </w:rPr>
+            </w:pPr>
+            <w:r>
+              <w:rPr>
+                <w:rFonts w:eastAsiaTheme="minorHAnsi"/>
                 <w:sz w:val="18"/>
                 <w:szCs w:val="18"/>
               </w:rPr>
@@ -2930,102 +3012,102 @@
       </w:tr>
       <w:tr>
         <w:trPr>
-          <w:trHeight w:val="412"/>
+          <w:trHeight w:val="412" w:hRule="atLeast"/>
         </w:trPr>
         <w:tc>
           <w:tcPr>
             <w:tcW w:w="1497" w:type="dxa"/>
-            <w:shd w:val="clear" w:color="auto" w:fill="F2CEED" w:themeFill="accent5" w:themeFillTint="33"/>
-          </w:tcPr>
-          <w:p>
-            <w:pPr>
-              <w:rPr>
-                <w:rFonts w:eastAsiaTheme="minorHAnsi"/>
-                <w:sz w:val="18"/>
-                <w:szCs w:val="18"/>
-              </w:rPr>
-            </w:pPr>
-          </w:p>
-        </w:tc>
-        <w:tc>
-          <w:tcPr>
-            <w:tcW w:w="1498" w:type="dxa"/>
-            <w:shd w:val="clear" w:color="auto" w:fill="F2CEED" w:themeFill="accent5" w:themeFillTint="33"/>
-          </w:tcPr>
-          <w:p>
-            <w:pPr>
-              <w:rPr>
-                <w:rFonts w:eastAsiaTheme="minorHAnsi"/>
-                <w:sz w:val="18"/>
-                <w:szCs w:val="18"/>
-              </w:rPr>
-            </w:pPr>
-          </w:p>
-        </w:tc>
-        <w:tc>
-          <w:tcPr>
-            <w:tcW w:w="1498" w:type="dxa"/>
-            <w:shd w:val="clear" w:color="auto" w:fill="F2CEED" w:themeFill="accent5" w:themeFillTint="33"/>
-          </w:tcPr>
-          <w:p>
-            <w:pPr>
-              <w:rPr>
-                <w:rFonts w:eastAsiaTheme="minorHAnsi"/>
-                <w:sz w:val="18"/>
-                <w:szCs w:val="18"/>
-              </w:rPr>
-            </w:pPr>
-          </w:p>
-        </w:tc>
-        <w:tc>
-          <w:tcPr>
-            <w:tcW w:w="1498" w:type="dxa"/>
-            <w:shd w:val="clear" w:color="auto" w:fill="F2CEED" w:themeFill="accent5" w:themeFillTint="33"/>
-          </w:tcPr>
-          <w:p>
-            <w:pPr>
-              <w:rPr>
-                <w:rFonts w:eastAsiaTheme="minorHAnsi"/>
-                <w:sz w:val="18"/>
-                <w:szCs w:val="18"/>
-              </w:rPr>
-            </w:pPr>
-          </w:p>
-        </w:tc>
-        <w:tc>
-          <w:tcPr>
-            <w:tcW w:w="1498" w:type="dxa"/>
-            <w:shd w:val="clear" w:color="auto" w:fill="F2CEED" w:themeFill="accent5" w:themeFillTint="33"/>
-          </w:tcPr>
-          <w:p>
-            <w:pPr>
-              <w:rPr>
-                <w:rFonts w:eastAsiaTheme="minorHAnsi"/>
-                <w:sz w:val="18"/>
-                <w:szCs w:val="18"/>
-              </w:rPr>
-            </w:pPr>
-          </w:p>
-        </w:tc>
-        <w:tc>
-          <w:tcPr>
-            <w:tcW w:w="1498" w:type="dxa"/>
-            <w:shd w:val="clear" w:color="auto" w:fill="F2CEED" w:themeFill="accent5" w:themeFillTint="33"/>
-          </w:tcPr>
-          <w:p>
-            <w:pPr>
-              <w:rPr>
-                <w:rFonts w:eastAsiaTheme="minorHAnsi"/>
-                <w:sz w:val="18"/>
-                <w:szCs w:val="18"/>
-              </w:rPr>
-            </w:pPr>
-          </w:p>
-        </w:tc>
-        <w:tc>
-          <w:tcPr>
-            <w:tcW w:w="1498" w:type="dxa"/>
-            <w:shd w:val="clear" w:color="auto" w:fill="F2CEED" w:themeFill="accent5" w:themeFillTint="33"/>
+            <w:shd w:val="clear" w:color="auto" w:fill="ECD4E9" w:themeFill="accent5" w:themeFillTint="33"/>
+          </w:tcPr>
+          <w:p>
+            <w:pPr>
+              <w:rPr>
+                <w:rFonts w:eastAsiaTheme="minorHAnsi"/>
+                <w:sz w:val="18"/>
+                <w:szCs w:val="18"/>
+              </w:rPr>
+            </w:pPr>
+          </w:p>
+        </w:tc>
+        <w:tc>
+          <w:tcPr>
+            <w:tcW w:w="1498" w:type="dxa"/>
+            <w:shd w:val="clear" w:color="auto" w:fill="ECD4E9" w:themeFill="accent5" w:themeFillTint="33"/>
+          </w:tcPr>
+          <w:p>
+            <w:pPr>
+              <w:rPr>
+                <w:rFonts w:eastAsiaTheme="minorHAnsi"/>
+                <w:sz w:val="18"/>
+                <w:szCs w:val="18"/>
+              </w:rPr>
+            </w:pPr>
+          </w:p>
+        </w:tc>
+        <w:tc>
+          <w:tcPr>
+            <w:tcW w:w="1498" w:type="dxa"/>
+            <w:shd w:val="clear" w:color="auto" w:fill="ECD4E9" w:themeFill="accent5" w:themeFillTint="33"/>
+          </w:tcPr>
+          <w:p>
+            <w:pPr>
+              <w:rPr>
+                <w:rFonts w:eastAsiaTheme="minorHAnsi"/>
+                <w:sz w:val="18"/>
+                <w:szCs w:val="18"/>
+              </w:rPr>
+            </w:pPr>
+          </w:p>
+        </w:tc>
+        <w:tc>
+          <w:tcPr>
+            <w:tcW w:w="1498" w:type="dxa"/>
+            <w:shd w:val="clear" w:color="auto" w:fill="ECD4E9" w:themeFill="accent5" w:themeFillTint="33"/>
+          </w:tcPr>
+          <w:p>
+            <w:pPr>
+              <w:rPr>
+                <w:rFonts w:eastAsiaTheme="minorHAnsi"/>
+                <w:sz w:val="18"/>
+                <w:szCs w:val="18"/>
+              </w:rPr>
+            </w:pPr>
+          </w:p>
+        </w:tc>
+        <w:tc>
+          <w:tcPr>
+            <w:tcW w:w="1498" w:type="dxa"/>
+            <w:shd w:val="clear" w:color="auto" w:fill="ECD4E9" w:themeFill="accent5" w:themeFillTint="33"/>
+          </w:tcPr>
+          <w:p>
+            <w:pPr>
+              <w:rPr>
+                <w:rFonts w:eastAsiaTheme="minorHAnsi"/>
+                <w:sz w:val="18"/>
+                <w:szCs w:val="18"/>
+              </w:rPr>
+            </w:pPr>
+          </w:p>
+        </w:tc>
+        <w:tc>
+          <w:tcPr>
+            <w:tcW w:w="1498" w:type="dxa"/>
+            <w:shd w:val="clear" w:color="auto" w:fill="ECD4E9" w:themeFill="accent5" w:themeFillTint="33"/>
+          </w:tcPr>
+          <w:p>
+            <w:pPr>
+              <w:rPr>
+                <w:rFonts w:eastAsiaTheme="minorHAnsi"/>
+                <w:sz w:val="18"/>
+                <w:szCs w:val="18"/>
+              </w:rPr>
+            </w:pPr>
+          </w:p>
+        </w:tc>
+        <w:tc>
+          <w:tcPr>
+            <w:tcW w:w="1498" w:type="dxa"/>
+            <w:shd w:val="clear" w:color="auto" w:fill="ECD4E9" w:themeFill="accent5" w:themeFillTint="33"/>
           </w:tcPr>
           <w:p>
             <w:pPr>
@@ -3042,20 +3124,20 @@
         <w:tc>
           <w:tcPr>
             <w:tcW w:w="1497" w:type="dxa"/>
-            <w:shd w:val="clear" w:color="auto" w:fill="DAE9F7" w:themeFill="text2" w:themeFillTint="1A"/>
-          </w:tcPr>
-          <w:p>
-            <w:pPr>
-              <w:jc w:val="center"/>
-              <w:rPr>
-                <w:rFonts w:eastAsiaTheme="minorHAnsi"/>
-                <w:sz w:val="18"/>
-                <w:szCs w:val="18"/>
-              </w:rPr>
-            </w:pPr>
-            <w:r>
-              <w:rPr>
-                <w:rFonts w:eastAsiaTheme="minorHAnsi" w:hint="eastAsia"/>
+            <w:shd w:val="clear" w:color="auto" w:fill="E6E9EB" w:themeFill="text2" w:themeFillTint="1a"/>
+          </w:tcPr>
+          <w:p>
+            <w:pPr>
+              <w:jc w:val="center"/>
+              <w:rPr>
+                <w:rFonts w:eastAsiaTheme="minorHAnsi"/>
+                <w:sz w:val="18"/>
+                <w:szCs w:val="18"/>
+              </w:rPr>
+            </w:pPr>
+            <w:r>
+              <w:rPr>
+                <w:rFonts w:eastAsiaTheme="minorHAnsi"/>
                 <w:sz w:val="18"/>
                 <w:szCs w:val="18"/>
               </w:rPr>
@@ -3066,20 +3148,20 @@
         <w:tc>
           <w:tcPr>
             <w:tcW w:w="1498" w:type="dxa"/>
-            <w:shd w:val="clear" w:color="auto" w:fill="DAE9F7" w:themeFill="text2" w:themeFillTint="1A"/>
-          </w:tcPr>
-          <w:p>
-            <w:pPr>
-              <w:jc w:val="center"/>
-              <w:rPr>
-                <w:rFonts w:eastAsiaTheme="minorHAnsi"/>
-                <w:sz w:val="18"/>
-                <w:szCs w:val="18"/>
-              </w:rPr>
-            </w:pPr>
-            <w:r>
-              <w:rPr>
-                <w:rFonts w:eastAsiaTheme="minorHAnsi" w:hint="eastAsia"/>
+            <w:shd w:val="clear" w:color="auto" w:fill="E6E9EB" w:themeFill="text2" w:themeFillTint="1a"/>
+          </w:tcPr>
+          <w:p>
+            <w:pPr>
+              <w:jc w:val="center"/>
+              <w:rPr>
+                <w:rFonts w:eastAsiaTheme="minorHAnsi"/>
+                <w:sz w:val="18"/>
+                <w:szCs w:val="18"/>
+              </w:rPr>
+            </w:pPr>
+            <w:r>
+              <w:rPr>
+                <w:rFonts w:eastAsiaTheme="minorHAnsi"/>
                 <w:sz w:val="18"/>
                 <w:szCs w:val="18"/>
               </w:rPr>
@@ -3090,20 +3172,20 @@
         <w:tc>
           <w:tcPr>
             <w:tcW w:w="1498" w:type="dxa"/>
-            <w:shd w:val="clear" w:color="auto" w:fill="DAE9F7" w:themeFill="text2" w:themeFillTint="1A"/>
-          </w:tcPr>
-          <w:p>
-            <w:pPr>
-              <w:jc w:val="center"/>
-              <w:rPr>
-                <w:rFonts w:eastAsiaTheme="minorHAnsi"/>
-                <w:sz w:val="18"/>
-                <w:szCs w:val="18"/>
-              </w:rPr>
-            </w:pPr>
-            <w:r>
-              <w:rPr>
-                <w:rFonts w:eastAsiaTheme="minorHAnsi" w:hint="eastAsia"/>
+            <w:shd w:val="clear" w:color="auto" w:fill="E6E9EB" w:themeFill="text2" w:themeFillTint="1a"/>
+          </w:tcPr>
+          <w:p>
+            <w:pPr>
+              <w:jc w:val="center"/>
+              <w:rPr>
+                <w:rFonts w:eastAsiaTheme="minorHAnsi"/>
+                <w:sz w:val="18"/>
+                <w:szCs w:val="18"/>
+              </w:rPr>
+            </w:pPr>
+            <w:r>
+              <w:rPr>
+                <w:rFonts w:eastAsiaTheme="minorHAnsi"/>
                 <w:sz w:val="18"/>
                 <w:szCs w:val="18"/>
               </w:rPr>
@@ -3114,20 +3196,20 @@
         <w:tc>
           <w:tcPr>
             <w:tcW w:w="1498" w:type="dxa"/>
-            <w:shd w:val="clear" w:color="auto" w:fill="DAE9F7" w:themeFill="text2" w:themeFillTint="1A"/>
-          </w:tcPr>
-          <w:p>
-            <w:pPr>
-              <w:jc w:val="center"/>
-              <w:rPr>
-                <w:rFonts w:eastAsiaTheme="minorHAnsi"/>
-                <w:sz w:val="18"/>
-                <w:szCs w:val="18"/>
-              </w:rPr>
-            </w:pPr>
-            <w:r>
-              <w:rPr>
-                <w:rFonts w:eastAsiaTheme="minorHAnsi" w:hint="eastAsia"/>
+            <w:shd w:val="clear" w:color="auto" w:fill="E6E9EB" w:themeFill="text2" w:themeFillTint="1a"/>
+          </w:tcPr>
+          <w:p>
+            <w:pPr>
+              <w:jc w:val="center"/>
+              <w:rPr>
+                <w:rFonts w:eastAsiaTheme="minorHAnsi"/>
+                <w:sz w:val="18"/>
+                <w:szCs w:val="18"/>
+              </w:rPr>
+            </w:pPr>
+            <w:r>
+              <w:rPr>
+                <w:rFonts w:eastAsiaTheme="minorHAnsi"/>
                 <w:sz w:val="18"/>
                 <w:szCs w:val="18"/>
               </w:rPr>
@@ -3138,20 +3220,20 @@
         <w:tc>
           <w:tcPr>
             <w:tcW w:w="1498" w:type="dxa"/>
-            <w:shd w:val="clear" w:color="auto" w:fill="DAE9F7" w:themeFill="text2" w:themeFillTint="1A"/>
-          </w:tcPr>
-          <w:p>
-            <w:pPr>
-              <w:jc w:val="center"/>
-              <w:rPr>
-                <w:rFonts w:eastAsiaTheme="minorHAnsi"/>
-                <w:sz w:val="18"/>
-                <w:szCs w:val="18"/>
-              </w:rPr>
-            </w:pPr>
-            <w:r>
-              <w:rPr>
-                <w:rFonts w:eastAsiaTheme="minorHAnsi" w:hint="eastAsia"/>
+            <w:shd w:val="clear" w:color="auto" w:fill="E6E9EB" w:themeFill="text2" w:themeFillTint="1a"/>
+          </w:tcPr>
+          <w:p>
+            <w:pPr>
+              <w:jc w:val="center"/>
+              <w:rPr>
+                <w:rFonts w:eastAsiaTheme="minorHAnsi"/>
+                <w:sz w:val="18"/>
+                <w:szCs w:val="18"/>
+              </w:rPr>
+            </w:pPr>
+            <w:r>
+              <w:rPr>
+                <w:rFonts w:eastAsiaTheme="minorHAnsi"/>
                 <w:sz w:val="18"/>
                 <w:szCs w:val="18"/>
               </w:rPr>
@@ -3162,20 +3244,20 @@
         <w:tc>
           <w:tcPr>
             <w:tcW w:w="1498" w:type="dxa"/>
-            <w:shd w:val="clear" w:color="auto" w:fill="DAE9F7" w:themeFill="text2" w:themeFillTint="1A"/>
-          </w:tcPr>
-          <w:p>
-            <w:pPr>
-              <w:jc w:val="center"/>
-              <w:rPr>
-                <w:rFonts w:eastAsiaTheme="minorHAnsi"/>
-                <w:sz w:val="18"/>
-                <w:szCs w:val="18"/>
-              </w:rPr>
-            </w:pPr>
-            <w:r>
-              <w:rPr>
-                <w:rFonts w:eastAsiaTheme="minorHAnsi" w:hint="eastAsia"/>
+            <w:shd w:val="clear" w:color="auto" w:fill="E6E9EB" w:themeFill="text2" w:themeFillTint="1a"/>
+          </w:tcPr>
+          <w:p>
+            <w:pPr>
+              <w:jc w:val="center"/>
+              <w:rPr>
+                <w:rFonts w:eastAsiaTheme="minorHAnsi"/>
+                <w:sz w:val="18"/>
+                <w:szCs w:val="18"/>
+              </w:rPr>
+            </w:pPr>
+            <w:r>
+              <w:rPr>
+                <w:rFonts w:eastAsiaTheme="minorHAnsi"/>
                 <w:sz w:val="18"/>
                 <w:szCs w:val="18"/>
               </w:rPr>
@@ -3186,20 +3268,20 @@
         <w:tc>
           <w:tcPr>
             <w:tcW w:w="1498" w:type="dxa"/>
-            <w:shd w:val="clear" w:color="auto" w:fill="DAE9F7" w:themeFill="text2" w:themeFillTint="1A"/>
-          </w:tcPr>
-          <w:p>
-            <w:pPr>
-              <w:jc w:val="center"/>
-              <w:rPr>
-                <w:rFonts w:eastAsiaTheme="minorHAnsi"/>
-                <w:sz w:val="18"/>
-                <w:szCs w:val="18"/>
-              </w:rPr>
-            </w:pPr>
-            <w:r>
-              <w:rPr>
-                <w:rFonts w:eastAsiaTheme="minorHAnsi" w:hint="eastAsia"/>
+            <w:shd w:val="clear" w:color="auto" w:fill="E6E9EB" w:themeFill="text2" w:themeFillTint="1a"/>
+          </w:tcPr>
+          <w:p>
+            <w:pPr>
+              <w:jc w:val="center"/>
+              <w:rPr>
+                <w:rFonts w:eastAsiaTheme="minorHAnsi"/>
+                <w:sz w:val="18"/>
+                <w:szCs w:val="18"/>
+              </w:rPr>
+            </w:pPr>
+            <w:r>
+              <w:rPr>
+                <w:rFonts w:eastAsiaTheme="minorHAnsi"/>
                 <w:sz w:val="18"/>
                 <w:szCs w:val="18"/>
               </w:rPr>
@@ -3210,96 +3292,96 @@
       </w:tr>
       <w:tr>
         <w:trPr>
-          <w:trHeight w:val="407"/>
+          <w:trHeight w:val="407" w:hRule="atLeast"/>
         </w:trPr>
         <w:tc>
           <w:tcPr>
             <w:tcW w:w="1497" w:type="dxa"/>
-            <w:shd w:val="clear" w:color="auto" w:fill="F2CEED" w:themeFill="accent5" w:themeFillTint="33"/>
-          </w:tcPr>
-          <w:p>
-            <w:pPr>
-              <w:rPr>
-                <w:rFonts w:eastAsiaTheme="minorHAnsi"/>
-                <w:sz w:val="24"/>
-              </w:rPr>
-            </w:pPr>
-          </w:p>
-        </w:tc>
-        <w:tc>
-          <w:tcPr>
-            <w:tcW w:w="1498" w:type="dxa"/>
-            <w:shd w:val="clear" w:color="auto" w:fill="F2CEED" w:themeFill="accent5" w:themeFillTint="33"/>
-          </w:tcPr>
-          <w:p>
-            <w:pPr>
-              <w:rPr>
-                <w:rFonts w:eastAsiaTheme="minorHAnsi"/>
-                <w:sz w:val="24"/>
-              </w:rPr>
-            </w:pPr>
-          </w:p>
-        </w:tc>
-        <w:tc>
-          <w:tcPr>
-            <w:tcW w:w="1498" w:type="dxa"/>
-            <w:shd w:val="clear" w:color="auto" w:fill="F2CEED" w:themeFill="accent5" w:themeFillTint="33"/>
-          </w:tcPr>
-          <w:p>
-            <w:pPr>
-              <w:rPr>
-                <w:rFonts w:eastAsiaTheme="minorHAnsi"/>
-                <w:sz w:val="24"/>
-              </w:rPr>
-            </w:pPr>
-          </w:p>
-        </w:tc>
-        <w:tc>
-          <w:tcPr>
-            <w:tcW w:w="1498" w:type="dxa"/>
-            <w:shd w:val="clear" w:color="auto" w:fill="F2CEED" w:themeFill="accent5" w:themeFillTint="33"/>
-          </w:tcPr>
-          <w:p>
-            <w:pPr>
-              <w:rPr>
-                <w:rFonts w:eastAsiaTheme="minorHAnsi"/>
-                <w:sz w:val="24"/>
-              </w:rPr>
-            </w:pPr>
-          </w:p>
-        </w:tc>
-        <w:tc>
-          <w:tcPr>
-            <w:tcW w:w="1498" w:type="dxa"/>
-            <w:shd w:val="clear" w:color="auto" w:fill="F2CEED" w:themeFill="accent5" w:themeFillTint="33"/>
-          </w:tcPr>
-          <w:p>
-            <w:pPr>
-              <w:rPr>
-                <w:rFonts w:eastAsiaTheme="minorHAnsi"/>
-                <w:sz w:val="24"/>
-              </w:rPr>
-            </w:pPr>
-          </w:p>
-        </w:tc>
-        <w:tc>
-          <w:tcPr>
-            <w:tcW w:w="1498" w:type="dxa"/>
-            <w:shd w:val="clear" w:color="auto" w:fill="F2CEED" w:themeFill="accent5" w:themeFillTint="33"/>
-          </w:tcPr>
-          <w:p>
-            <w:pPr>
-              <w:rPr>
-                <w:rFonts w:eastAsiaTheme="minorHAnsi"/>
-                <w:sz w:val="24"/>
-              </w:rPr>
-            </w:pPr>
-          </w:p>
-        </w:tc>
-        <w:tc>
-          <w:tcPr>
-            <w:tcW w:w="1498" w:type="dxa"/>
-            <w:shd w:val="clear" w:color="auto" w:fill="F2CEED" w:themeFill="accent5" w:themeFillTint="33"/>
+            <w:shd w:val="clear" w:color="auto" w:fill="ECD4E9" w:themeFill="accent5" w:themeFillTint="33"/>
+          </w:tcPr>
+          <w:p>
+            <w:pPr>
+              <w:rPr>
+                <w:rFonts w:eastAsiaTheme="minorHAnsi"/>
+                <w:sz w:val="24"/>
+              </w:rPr>
+            </w:pPr>
+          </w:p>
+        </w:tc>
+        <w:tc>
+          <w:tcPr>
+            <w:tcW w:w="1498" w:type="dxa"/>
+            <w:shd w:val="clear" w:color="auto" w:fill="ECD4E9" w:themeFill="accent5" w:themeFillTint="33"/>
+          </w:tcPr>
+          <w:p>
+            <w:pPr>
+              <w:rPr>
+                <w:rFonts w:eastAsiaTheme="minorHAnsi"/>
+                <w:sz w:val="24"/>
+              </w:rPr>
+            </w:pPr>
+          </w:p>
+        </w:tc>
+        <w:tc>
+          <w:tcPr>
+            <w:tcW w:w="1498" w:type="dxa"/>
+            <w:shd w:val="clear" w:color="auto" w:fill="ECD4E9" w:themeFill="accent5" w:themeFillTint="33"/>
+          </w:tcPr>
+          <w:p>
+            <w:pPr>
+              <w:rPr>
+                <w:rFonts w:eastAsiaTheme="minorHAnsi"/>
+                <w:sz w:val="24"/>
+              </w:rPr>
+            </w:pPr>
+          </w:p>
+        </w:tc>
+        <w:tc>
+          <w:tcPr>
+            <w:tcW w:w="1498" w:type="dxa"/>
+            <w:shd w:val="clear" w:color="auto" w:fill="ECD4E9" w:themeFill="accent5" w:themeFillTint="33"/>
+          </w:tcPr>
+          <w:p>
+            <w:pPr>
+              <w:rPr>
+                <w:rFonts w:eastAsiaTheme="minorHAnsi"/>
+                <w:sz w:val="24"/>
+              </w:rPr>
+            </w:pPr>
+          </w:p>
+        </w:tc>
+        <w:tc>
+          <w:tcPr>
+            <w:tcW w:w="1498" w:type="dxa"/>
+            <w:shd w:val="clear" w:color="auto" w:fill="ECD4E9" w:themeFill="accent5" w:themeFillTint="33"/>
+          </w:tcPr>
+          <w:p>
+            <w:pPr>
+              <w:rPr>
+                <w:rFonts w:eastAsiaTheme="minorHAnsi"/>
+                <w:sz w:val="24"/>
+              </w:rPr>
+            </w:pPr>
+          </w:p>
+        </w:tc>
+        <w:tc>
+          <w:tcPr>
+            <w:tcW w:w="1498" w:type="dxa"/>
+            <w:shd w:val="clear" w:color="auto" w:fill="ECD4E9" w:themeFill="accent5" w:themeFillTint="33"/>
+          </w:tcPr>
+          <w:p>
+            <w:pPr>
+              <w:rPr>
+                <w:rFonts w:eastAsiaTheme="minorHAnsi"/>
+                <w:sz w:val="24"/>
+              </w:rPr>
+            </w:pPr>
+          </w:p>
+        </w:tc>
+        <w:tc>
+          <w:tcPr>
+            <w:tcW w:w="1498" w:type="dxa"/>
+            <w:shd w:val="clear" w:color="auto" w:fill="ECD4E9" w:themeFill="accent5" w:themeFillTint="33"/>
           </w:tcPr>
           <w:p>
             <w:pPr>
@@ -3336,7 +3418,7 @@
         <w:tc>
           <w:tcPr>
             <w:tcW w:w="1497" w:type="dxa"/>
-            <w:shd w:val="clear" w:color="auto" w:fill="D9D9D9" w:themeFill="background1" w:themeFillShade="D9"/>
+            <w:shd w:val="clear" w:color="auto" w:fill="D9D9D9" w:themeFill="background1" w:themeFillShade="d9"/>
           </w:tcPr>
           <w:p>
             <w:pPr>
@@ -3360,7 +3442,7 @@
         <w:tc>
           <w:tcPr>
             <w:tcW w:w="1498" w:type="dxa"/>
-            <w:shd w:val="clear" w:color="auto" w:fill="D9D9D9" w:themeFill="background1" w:themeFillShade="D9"/>
+            <w:shd w:val="clear" w:color="auto" w:fill="D9D9D9" w:themeFill="background1" w:themeFillShade="d9"/>
           </w:tcPr>
           <w:p>
             <w:pPr>
@@ -3384,7 +3466,7 @@
         <w:tc>
           <w:tcPr>
             <w:tcW w:w="1498" w:type="dxa"/>
-            <w:shd w:val="clear" w:color="auto" w:fill="D9D9D9" w:themeFill="background1" w:themeFillShade="D9"/>
+            <w:shd w:val="clear" w:color="auto" w:fill="D9D9D9" w:themeFill="background1" w:themeFillShade="d9"/>
           </w:tcPr>
           <w:p>
             <w:pPr>
@@ -3408,7 +3490,7 @@
         <w:tc>
           <w:tcPr>
             <w:tcW w:w="1498" w:type="dxa"/>
-            <w:shd w:val="clear" w:color="auto" w:fill="D9D9D9" w:themeFill="background1" w:themeFillShade="D9"/>
+            <w:shd w:val="clear" w:color="auto" w:fill="D9D9D9" w:themeFill="background1" w:themeFillShade="d9"/>
           </w:tcPr>
           <w:p>
             <w:pPr>
@@ -3432,7 +3514,7 @@
         <w:tc>
           <w:tcPr>
             <w:tcW w:w="1498" w:type="dxa"/>
-            <w:shd w:val="clear" w:color="auto" w:fill="D9D9D9" w:themeFill="background1" w:themeFillShade="D9"/>
+            <w:shd w:val="clear" w:color="auto" w:fill="D9D9D9" w:themeFill="background1" w:themeFillShade="d9"/>
           </w:tcPr>
           <w:p>
             <w:pPr>
@@ -3456,7 +3538,7 @@
         <w:tc>
           <w:tcPr>
             <w:tcW w:w="1498" w:type="dxa"/>
-            <w:shd w:val="clear" w:color="auto" w:fill="D9D9D9" w:themeFill="background1" w:themeFillShade="D9"/>
+            <w:shd w:val="clear" w:color="auto" w:fill="D9D9D9" w:themeFill="background1" w:themeFillShade="d9"/>
           </w:tcPr>
           <w:p>
             <w:pPr>
@@ -3480,7 +3562,7 @@
         <w:tc>
           <w:tcPr>
             <w:tcW w:w="1498" w:type="dxa"/>
-            <w:shd w:val="clear" w:color="auto" w:fill="D9D9D9" w:themeFill="background1" w:themeFillShade="D9"/>
+            <w:shd w:val="clear" w:color="auto" w:fill="D9D9D9" w:themeFill="background1" w:themeFillShade="d9"/>
           </w:tcPr>
           <w:p>
             <w:pPr>
@@ -3506,7 +3588,7 @@
         <w:tc>
           <w:tcPr>
             <w:tcW w:w="1497" w:type="dxa"/>
-            <w:shd w:val="clear" w:color="auto" w:fill="DAE9F7" w:themeFill="text2" w:themeFillTint="1A"/>
+            <w:shd w:val="clear" w:color="auto" w:fill="E6E9EB" w:themeFill="text2" w:themeFillTint="1a"/>
           </w:tcPr>
           <w:p>
             <w:pPr>
@@ -3519,7 +3601,7 @@
             </w:pPr>
             <w:r>
               <w:rPr>
-                <w:rFonts w:asciiTheme="majorHAnsi" w:eastAsiaTheme="majorHAnsi" w:hAnsiTheme="majorHAnsi" w:hint="eastAsia"/>
+                <w:rFonts w:asciiTheme="majorHAnsi" w:eastAsiaTheme="majorHAnsi" w:hAnsiTheme="majorHAnsi"/>
                 <w:sz w:val="16"/>
                 <w:szCs w:val="16"/>
               </w:rPr>
@@ -3530,7 +3612,7 @@
         <w:tc>
           <w:tcPr>
             <w:tcW w:w="1498" w:type="dxa"/>
-            <w:shd w:val="clear" w:color="auto" w:fill="DAE9F7" w:themeFill="text2" w:themeFillTint="1A"/>
+            <w:shd w:val="clear" w:color="auto" w:fill="E6E9EB" w:themeFill="text2" w:themeFillTint="1a"/>
           </w:tcPr>
           <w:p>
             <w:pPr>
@@ -3543,7 +3625,7 @@
             </w:pPr>
             <w:r>
               <w:rPr>
-                <w:rFonts w:asciiTheme="majorHAnsi" w:eastAsiaTheme="majorHAnsi" w:hAnsiTheme="majorHAnsi" w:hint="eastAsia"/>
+                <w:rFonts w:asciiTheme="majorHAnsi" w:eastAsiaTheme="majorHAnsi" w:hAnsiTheme="majorHAnsi"/>
                 <w:sz w:val="16"/>
                 <w:szCs w:val="16"/>
               </w:rPr>
@@ -3554,7 +3636,7 @@
         <w:tc>
           <w:tcPr>
             <w:tcW w:w="1498" w:type="dxa"/>
-            <w:shd w:val="clear" w:color="auto" w:fill="DAE9F7" w:themeFill="text2" w:themeFillTint="1A"/>
+            <w:shd w:val="clear" w:color="auto" w:fill="E6E9EB" w:themeFill="text2" w:themeFillTint="1a"/>
           </w:tcPr>
           <w:p>
             <w:pPr>
@@ -3567,7 +3649,7 @@
             </w:pPr>
             <w:r>
               <w:rPr>
-                <w:rFonts w:asciiTheme="majorHAnsi" w:eastAsiaTheme="majorHAnsi" w:hAnsiTheme="majorHAnsi" w:hint="eastAsia"/>
+                <w:rFonts w:asciiTheme="majorHAnsi" w:eastAsiaTheme="majorHAnsi" w:hAnsiTheme="majorHAnsi"/>
                 <w:sz w:val="16"/>
                 <w:szCs w:val="16"/>
               </w:rPr>
@@ -3578,7 +3660,7 @@
         <w:tc>
           <w:tcPr>
             <w:tcW w:w="1498" w:type="dxa"/>
-            <w:shd w:val="clear" w:color="auto" w:fill="DAE9F7" w:themeFill="text2" w:themeFillTint="1A"/>
+            <w:shd w:val="clear" w:color="auto" w:fill="E6E9EB" w:themeFill="text2" w:themeFillTint="1a"/>
           </w:tcPr>
           <w:p>
             <w:pPr>
@@ -3591,7 +3673,7 @@
             </w:pPr>
             <w:r>
               <w:rPr>
-                <w:rFonts w:asciiTheme="majorHAnsi" w:eastAsiaTheme="majorHAnsi" w:hAnsiTheme="majorHAnsi" w:hint="eastAsia"/>
+                <w:rFonts w:asciiTheme="majorHAnsi" w:eastAsiaTheme="majorHAnsi" w:hAnsiTheme="majorHAnsi"/>
                 <w:sz w:val="16"/>
                 <w:szCs w:val="16"/>
               </w:rPr>
@@ -3602,7 +3684,7 @@
         <w:tc>
           <w:tcPr>
             <w:tcW w:w="1498" w:type="dxa"/>
-            <w:shd w:val="clear" w:color="auto" w:fill="DAE9F7" w:themeFill="text2" w:themeFillTint="1A"/>
+            <w:shd w:val="clear" w:color="auto" w:fill="E6E9EB" w:themeFill="text2" w:themeFillTint="1a"/>
           </w:tcPr>
           <w:p>
             <w:pPr>
@@ -3615,7 +3697,7 @@
             </w:pPr>
             <w:r>
               <w:rPr>
-                <w:rFonts w:asciiTheme="majorHAnsi" w:eastAsiaTheme="majorHAnsi" w:hAnsiTheme="majorHAnsi" w:hint="eastAsia"/>
+                <w:rFonts w:asciiTheme="majorHAnsi" w:eastAsiaTheme="majorHAnsi" w:hAnsiTheme="majorHAnsi"/>
                 <w:sz w:val="16"/>
                 <w:szCs w:val="16"/>
               </w:rPr>
@@ -3626,7 +3708,7 @@
         <w:tc>
           <w:tcPr>
             <w:tcW w:w="1498" w:type="dxa"/>
-            <w:shd w:val="clear" w:color="auto" w:fill="DAE9F7" w:themeFill="text2" w:themeFillTint="1A"/>
+            <w:shd w:val="clear" w:color="auto" w:fill="E6E9EB" w:themeFill="text2" w:themeFillTint="1a"/>
           </w:tcPr>
           <w:p>
             <w:pPr>
@@ -3639,7 +3721,7 @@
             </w:pPr>
             <w:r>
               <w:rPr>
-                <w:rFonts w:asciiTheme="majorHAnsi" w:eastAsiaTheme="majorHAnsi" w:hAnsiTheme="majorHAnsi" w:hint="eastAsia"/>
+                <w:rFonts w:asciiTheme="majorHAnsi" w:eastAsiaTheme="majorHAnsi" w:hAnsiTheme="majorHAnsi"/>
                 <w:sz w:val="16"/>
                 <w:szCs w:val="16"/>
               </w:rPr>
@@ -3650,7 +3732,7 @@
         <w:tc>
           <w:tcPr>
             <w:tcW w:w="1498" w:type="dxa"/>
-            <w:shd w:val="clear" w:color="auto" w:fill="DAE9F7" w:themeFill="text2" w:themeFillTint="1A"/>
+            <w:shd w:val="clear" w:color="auto" w:fill="E6E9EB" w:themeFill="text2" w:themeFillTint="1a"/>
           </w:tcPr>
           <w:p>
             <w:pPr>
@@ -3663,7 +3745,7 @@
             </w:pPr>
             <w:r>
               <w:rPr>
-                <w:rFonts w:asciiTheme="majorHAnsi" w:eastAsiaTheme="majorHAnsi" w:hAnsiTheme="majorHAnsi" w:hint="eastAsia"/>
+                <w:rFonts w:asciiTheme="majorHAnsi" w:eastAsiaTheme="majorHAnsi" w:hAnsiTheme="majorHAnsi"/>
                 <w:sz w:val="16"/>
                 <w:szCs w:val="16"/>
               </w:rPr>
@@ -3674,12 +3756,12 @@
       </w:tr>
       <w:tr>
         <w:trPr>
-          <w:trHeight w:val="431"/>
+          <w:trHeight w:val="431" w:hRule="atLeast"/>
         </w:trPr>
         <w:tc>
           <w:tcPr>
             <w:tcW w:w="1497" w:type="dxa"/>
-            <w:shd w:val="clear" w:color="auto" w:fill="CAEDFB" w:themeFill="accent4" w:themeFillTint="33"/>
+            <w:shd w:val="clear" w:color="auto" w:fill="CEEBF6" w:themeFill="accent4" w:themeFillTint="33"/>
           </w:tcPr>
           <w:p>
             <w:pPr>
@@ -3694,7 +3776,7 @@
         <w:tc>
           <w:tcPr>
             <w:tcW w:w="1498" w:type="dxa"/>
-            <w:shd w:val="clear" w:color="auto" w:fill="CAEDFB" w:themeFill="accent4" w:themeFillTint="33"/>
+            <w:shd w:val="clear" w:color="auto" w:fill="CEEBF6" w:themeFill="accent4" w:themeFillTint="33"/>
           </w:tcPr>
           <w:p>
             <w:pPr>
@@ -3709,7 +3791,7 @@
         <w:tc>
           <w:tcPr>
             <w:tcW w:w="1498" w:type="dxa"/>
-            <w:shd w:val="clear" w:color="auto" w:fill="CAEDFB" w:themeFill="accent4" w:themeFillTint="33"/>
+            <w:shd w:val="clear" w:color="auto" w:fill="CEEBF6" w:themeFill="accent4" w:themeFillTint="33"/>
           </w:tcPr>
           <w:p>
             <w:pPr>
@@ -3724,7 +3806,7 @@
         <w:tc>
           <w:tcPr>
             <w:tcW w:w="1498" w:type="dxa"/>
-            <w:shd w:val="clear" w:color="auto" w:fill="CAEDFB" w:themeFill="accent4" w:themeFillTint="33"/>
+            <w:shd w:val="clear" w:color="auto" w:fill="CEEBF6" w:themeFill="accent4" w:themeFillTint="33"/>
           </w:tcPr>
           <w:p>
             <w:pPr>
@@ -3739,114 +3821,160 @@
         <w:tc>
           <w:tcPr>
             <w:tcW w:w="1498" w:type="dxa"/>
-            <w:shd w:val="clear" w:color="auto" w:fill="CAEDFB" w:themeFill="accent4" w:themeFillTint="33"/>
-          </w:tcPr>
-          <w:p>
-            <w:pPr>
-              <w:rPr>
+            <w:shd w:val="clear" w:color="auto" w:fill="CEEBF6" w:themeFill="accent4" w:themeFillTint="33"/>
+          </w:tcPr>
+          <w:p>
+            <w:pPr>
+              <w:rPr>
+                <w:lang w:eastAsia="ko-KR"/>
                 <w:rFonts w:asciiTheme="majorHAnsi" w:eastAsiaTheme="majorHAnsi" w:hAnsiTheme="majorHAnsi"/>
                 <w:sz w:val="16"/>
                 <w:szCs w:val="16"/>
-              </w:rPr>
-            </w:pPr>
-            <w:r>
-              <w:rPr>
-                <w:rFonts w:asciiTheme="majorHAnsi" w:eastAsiaTheme="majorHAnsi" w:hAnsiTheme="majorHAnsi" w:hint="eastAsia"/>
-                <w:sz w:val="16"/>
-                <w:szCs w:val="16"/>
-              </w:rPr>
-              <w:t xml:space="preserve">- </w:t>
-            </w:r>
-            <w:proofErr w:type="spellStart"/>
-            <w:r>
-              <w:rPr>
-                <w:rFonts w:asciiTheme="majorHAnsi" w:eastAsiaTheme="majorHAnsi" w:hAnsiTheme="majorHAnsi" w:hint="eastAsia"/>
-                <w:sz w:val="16"/>
-                <w:szCs w:val="16"/>
-              </w:rPr>
-              <w:t>EmotionGame</w:t>
-            </w:r>
-            <w:proofErr w:type="spellEnd"/>
-            <w:r>
-              <w:rPr>
-                <w:rFonts w:asciiTheme="majorHAnsi" w:eastAsiaTheme="majorHAnsi" w:hAnsiTheme="majorHAnsi" w:hint="eastAsia"/>
-                <w:sz w:val="16"/>
-                <w:szCs w:val="16"/>
-              </w:rPr>
-              <w:t xml:space="preserve"> 로직 구현</w:t>
-            </w:r>
-          </w:p>
-          <w:p>
-            <w:pPr>
-              <w:rPr>
+                <w:rtl w:val="off"/>
+              </w:rPr>
+            </w:pPr>
+            <w:r>
+              <w:rPr>
+                <w:lang w:eastAsia="ko-KR"/>
                 <w:rFonts w:asciiTheme="majorHAnsi" w:eastAsiaTheme="majorHAnsi" w:hAnsiTheme="majorHAnsi"/>
                 <w:sz w:val="16"/>
                 <w:szCs w:val="16"/>
-              </w:rPr>
-            </w:pPr>
-            <w:r>
-              <w:rPr>
-                <w:rFonts w:asciiTheme="majorHAnsi" w:eastAsiaTheme="majorHAnsi" w:hAnsiTheme="majorHAnsi" w:hint="eastAsia"/>
-                <w:sz w:val="16"/>
-                <w:szCs w:val="16"/>
-              </w:rPr>
-              <w:t>- 판매 구현</w:t>
-            </w:r>
-          </w:p>
-          <w:p>
-            <w:pPr>
-              <w:rPr>
+                <w:rtl w:val="off"/>
+              </w:rPr>
+              <w:t>- EmotionGame, Hatch 네트워크 로직 작성</w:t>
+            </w:r>
+          </w:p>
+          <w:p>
+            <w:pPr>
+              <w:rPr>
+                <w:lang w:eastAsia="ko-KR"/>
                 <w:rFonts w:asciiTheme="majorHAnsi" w:eastAsiaTheme="majorHAnsi" w:hAnsiTheme="majorHAnsi"/>
                 <w:sz w:val="16"/>
                 <w:szCs w:val="16"/>
-              </w:rPr>
-            </w:pPr>
-            <w:r>
-              <w:rPr>
-                <w:rFonts w:asciiTheme="majorHAnsi" w:eastAsiaTheme="majorHAnsi" w:hAnsiTheme="majorHAnsi" w:hint="eastAsia"/>
-                <w:sz w:val="16"/>
-                <w:szCs w:val="16"/>
-              </w:rPr>
-              <w:t>- 감정 추출 방법 및 서버 통신 수정</w:t>
-            </w:r>
-          </w:p>
-        </w:tc>
-        <w:tc>
-          <w:tcPr>
-            <w:tcW w:w="1498" w:type="dxa"/>
-            <w:shd w:val="clear" w:color="auto" w:fill="CAEDFB" w:themeFill="accent4" w:themeFillTint="33"/>
-          </w:tcPr>
-          <w:p>
-            <w:pPr>
-              <w:rPr>
+                <w:rtl w:val="off"/>
+              </w:rPr>
+            </w:pPr>
+            <w:r>
+              <w:rPr>
+                <w:lang w:eastAsia="ko-KR"/>
                 <w:rFonts w:asciiTheme="majorHAnsi" w:eastAsiaTheme="majorHAnsi" w:hAnsiTheme="majorHAnsi"/>
                 <w:sz w:val="16"/>
                 <w:szCs w:val="16"/>
-              </w:rPr>
-            </w:pPr>
-            <w:r>
-              <w:rPr>
-                <w:rFonts w:asciiTheme="majorHAnsi" w:eastAsiaTheme="majorHAnsi" w:hAnsiTheme="majorHAnsi" w:hint="eastAsia"/>
-                <w:sz w:val="16"/>
-                <w:szCs w:val="16"/>
-              </w:rPr>
-              <w:t>- Base 문 열고 닫기 구현</w:t>
-            </w:r>
-          </w:p>
-        </w:tc>
-        <w:tc>
-          <w:tcPr>
-            <w:tcW w:w="1498" w:type="dxa"/>
-            <w:shd w:val="clear" w:color="auto" w:fill="CAEDFB" w:themeFill="accent4" w:themeFillTint="33"/>
-          </w:tcPr>
-          <w:p>
-            <w:pPr>
-              <w:rPr>
+                <w:rtl w:val="off"/>
+              </w:rPr>
+              <w:t>- 거미줄 생성</w:t>
+            </w:r>
+          </w:p>
+          <w:p>
+            <w:pPr>
+              <w:rPr>
+                <w:lang w:eastAsia="ko-KR"/>
                 <w:rFonts w:asciiTheme="majorHAnsi" w:eastAsiaTheme="majorHAnsi" w:hAnsiTheme="majorHAnsi"/>
                 <w:sz w:val="16"/>
                 <w:szCs w:val="16"/>
-              </w:rPr>
-            </w:pPr>
+                <w:rtl w:val="off"/>
+              </w:rPr>
+            </w:pPr>
+            <w:r>
+              <w:rPr>
+                <w:lang w:eastAsia="ko-KR"/>
+                <w:rFonts w:asciiTheme="majorHAnsi" w:eastAsiaTheme="majorHAnsi" w:hAnsiTheme="majorHAnsi"/>
+                <w:sz w:val="16"/>
+                <w:szCs w:val="16"/>
+                <w:rtl w:val="off"/>
+              </w:rPr>
+              <w:t>- Hatch 클래스 생성 및 상호작용 함수 구현(서버 통신X)</w:t>
+            </w:r>
+          </w:p>
+          <w:p>
+            <w:pPr>
+              <w:rPr>
+                <w:rFonts w:asciiTheme="majorHAnsi" w:eastAsiaTheme="majorHAnsi" w:hAnsiTheme="majorHAnsi"/>
+                <w:sz w:val="16"/>
+                <w:szCs w:val="16"/>
+              </w:rPr>
+            </w:pPr>
+            <w:r>
+              <w:rPr>
+                <w:lang w:eastAsia="ko-KR"/>
+                <w:rFonts w:asciiTheme="majorHAnsi" w:eastAsiaTheme="majorHAnsi" w:hAnsiTheme="majorHAnsi"/>
+                <w:sz w:val="16"/>
+                <w:szCs w:val="16"/>
+                <w:rtl w:val="off"/>
+              </w:rPr>
+              <w:t xml:space="preserve">- EmotionGame </w:t>
+            </w:r>
+          </w:p>
+        </w:tc>
+        <w:tc>
+          <w:tcPr>
+            <w:tcW w:w="1498" w:type="dxa"/>
+            <w:shd w:val="clear" w:color="auto" w:fill="CEEBF6" w:themeFill="accent4" w:themeFillTint="33"/>
+          </w:tcPr>
+          <w:p>
+            <w:pPr>
+              <w:rPr>
+                <w:lang w:eastAsia="ko-KR"/>
+                <w:rFonts w:asciiTheme="majorHAnsi" w:eastAsiaTheme="majorHAnsi" w:hAnsiTheme="majorHAnsi"/>
+                <w:sz w:val="16"/>
+                <w:szCs w:val="16"/>
+                <w:rtl w:val="off"/>
+              </w:rPr>
+            </w:pPr>
+            <w:r>
+              <w:rPr>
+                <w:lang w:eastAsia="ko-KR"/>
+                <w:rFonts w:asciiTheme="majorHAnsi" w:eastAsiaTheme="majorHAnsi" w:hAnsiTheme="majorHAnsi"/>
+                <w:sz w:val="16"/>
+                <w:szCs w:val="16"/>
+                <w:rtl w:val="off"/>
+              </w:rPr>
+              <w:t>- 감정 추출 및 전송 로직 변경, 추출된 감정 UI에 이모지 그리기</w:t>
+            </w:r>
+          </w:p>
+          <w:p>
+            <w:pPr>
+              <w:rPr>
+                <w:rFonts w:asciiTheme="majorHAnsi" w:eastAsiaTheme="majorHAnsi" w:hAnsiTheme="majorHAnsi"/>
+                <w:sz w:val="16"/>
+                <w:szCs w:val="16"/>
+              </w:rPr>
+            </w:pPr>
+            <w:r>
+              <w:rPr>
+                <w:lang w:eastAsia="ko-KR"/>
+                <w:rFonts w:asciiTheme="majorHAnsi" w:eastAsiaTheme="majorHAnsi" w:hAnsiTheme="majorHAnsi"/>
+                <w:sz w:val="16"/>
+                <w:szCs w:val="16"/>
+                <w:rtl w:val="off"/>
+              </w:rPr>
+              <w:t>- 판매기 네트워크 로직 작성</w:t>
+            </w:r>
+          </w:p>
+        </w:tc>
+        <w:tc>
+          <w:tcPr>
+            <w:tcW w:w="1498" w:type="dxa"/>
+            <w:shd w:val="clear" w:color="auto" w:fill="CEEBF6" w:themeFill="accent4" w:themeFillTint="33"/>
+          </w:tcPr>
+          <w:p>
+            <w:pPr>
+              <w:rPr>
+                <w:rFonts w:asciiTheme="majorHAnsi" w:eastAsiaTheme="majorHAnsi" w:hAnsiTheme="majorHAnsi"/>
+                <w:sz w:val="16"/>
+                <w:szCs w:val="16"/>
+              </w:rPr>
+            </w:pPr>
+            <w:r>
+              <w:rPr>
+                <w:lang w:eastAsia="ko-KR"/>
+                <w:rFonts w:asciiTheme="majorHAnsi" w:eastAsiaTheme="majorHAnsi" w:hAnsiTheme="majorHAnsi"/>
+                <w:sz w:val="16"/>
+                <w:szCs w:val="16"/>
+                <w:rtl w:val="off"/>
+              </w:rPr>
+              <w:t>- EmotionGame 로직 구현(카운트다운, 게임 결과Display 그리기)</w:t>
+            </w:r>
           </w:p>
         </w:tc>
       </w:tr>
@@ -3854,20 +3982,20 @@
         <w:tc>
           <w:tcPr>
             <w:tcW w:w="1497" w:type="dxa"/>
-            <w:shd w:val="clear" w:color="auto" w:fill="DAE9F7" w:themeFill="text2" w:themeFillTint="1A"/>
-          </w:tcPr>
-          <w:p>
-            <w:pPr>
-              <w:jc w:val="center"/>
-              <w:rPr>
-                <w:rFonts w:eastAsiaTheme="minorHAnsi"/>
-                <w:sz w:val="16"/>
-                <w:szCs w:val="16"/>
-              </w:rPr>
-            </w:pPr>
-            <w:r>
-              <w:rPr>
-                <w:rFonts w:eastAsiaTheme="minorHAnsi" w:hint="eastAsia"/>
+            <w:shd w:val="clear" w:color="auto" w:fill="E6E9EB" w:themeFill="text2" w:themeFillTint="1a"/>
+          </w:tcPr>
+          <w:p>
+            <w:pPr>
+              <w:jc w:val="center"/>
+              <w:rPr>
+                <w:rFonts w:eastAsiaTheme="minorHAnsi"/>
+                <w:sz w:val="16"/>
+                <w:szCs w:val="16"/>
+              </w:rPr>
+            </w:pPr>
+            <w:r>
+              <w:rPr>
+                <w:rFonts w:eastAsiaTheme="minorHAnsi"/>
                 <w:sz w:val="16"/>
                 <w:szCs w:val="16"/>
               </w:rPr>
@@ -3878,20 +4006,20 @@
         <w:tc>
           <w:tcPr>
             <w:tcW w:w="1498" w:type="dxa"/>
-            <w:shd w:val="clear" w:color="auto" w:fill="DAE9F7" w:themeFill="text2" w:themeFillTint="1A"/>
-          </w:tcPr>
-          <w:p>
-            <w:pPr>
-              <w:jc w:val="center"/>
-              <w:rPr>
-                <w:rFonts w:eastAsiaTheme="minorHAnsi"/>
-                <w:sz w:val="16"/>
-                <w:szCs w:val="16"/>
-              </w:rPr>
-            </w:pPr>
-            <w:r>
-              <w:rPr>
-                <w:rFonts w:eastAsiaTheme="minorHAnsi" w:hint="eastAsia"/>
+            <w:shd w:val="clear" w:color="auto" w:fill="E6E9EB" w:themeFill="text2" w:themeFillTint="1a"/>
+          </w:tcPr>
+          <w:p>
+            <w:pPr>
+              <w:jc w:val="center"/>
+              <w:rPr>
+                <w:rFonts w:eastAsiaTheme="minorHAnsi"/>
+                <w:sz w:val="16"/>
+                <w:szCs w:val="16"/>
+              </w:rPr>
+            </w:pPr>
+            <w:r>
+              <w:rPr>
+                <w:rFonts w:eastAsiaTheme="minorHAnsi"/>
                 <w:sz w:val="16"/>
                 <w:szCs w:val="16"/>
               </w:rPr>
@@ -3902,20 +4030,20 @@
         <w:tc>
           <w:tcPr>
             <w:tcW w:w="1498" w:type="dxa"/>
-            <w:shd w:val="clear" w:color="auto" w:fill="DAE9F7" w:themeFill="text2" w:themeFillTint="1A"/>
-          </w:tcPr>
-          <w:p>
-            <w:pPr>
-              <w:jc w:val="center"/>
-              <w:rPr>
-                <w:rFonts w:eastAsiaTheme="minorHAnsi"/>
-                <w:sz w:val="16"/>
-                <w:szCs w:val="16"/>
-              </w:rPr>
-            </w:pPr>
-            <w:r>
-              <w:rPr>
-                <w:rFonts w:eastAsiaTheme="minorHAnsi" w:hint="eastAsia"/>
+            <w:shd w:val="clear" w:color="auto" w:fill="E6E9EB" w:themeFill="text2" w:themeFillTint="1a"/>
+          </w:tcPr>
+          <w:p>
+            <w:pPr>
+              <w:jc w:val="center"/>
+              <w:rPr>
+                <w:rFonts w:eastAsiaTheme="minorHAnsi"/>
+                <w:sz w:val="16"/>
+                <w:szCs w:val="16"/>
+              </w:rPr>
+            </w:pPr>
+            <w:r>
+              <w:rPr>
+                <w:rFonts w:eastAsiaTheme="minorHAnsi"/>
                 <w:sz w:val="16"/>
                 <w:szCs w:val="16"/>
               </w:rPr>
@@ -3926,20 +4054,20 @@
         <w:tc>
           <w:tcPr>
             <w:tcW w:w="1498" w:type="dxa"/>
-            <w:shd w:val="clear" w:color="auto" w:fill="DAE9F7" w:themeFill="text2" w:themeFillTint="1A"/>
-          </w:tcPr>
-          <w:p>
-            <w:pPr>
-              <w:jc w:val="center"/>
-              <w:rPr>
-                <w:rFonts w:eastAsiaTheme="minorHAnsi"/>
-                <w:sz w:val="16"/>
-                <w:szCs w:val="16"/>
-              </w:rPr>
-            </w:pPr>
-            <w:r>
-              <w:rPr>
-                <w:rFonts w:eastAsiaTheme="minorHAnsi" w:hint="eastAsia"/>
+            <w:shd w:val="clear" w:color="auto" w:fill="E6E9EB" w:themeFill="text2" w:themeFillTint="1a"/>
+          </w:tcPr>
+          <w:p>
+            <w:pPr>
+              <w:jc w:val="center"/>
+              <w:rPr>
+                <w:rFonts w:eastAsiaTheme="minorHAnsi"/>
+                <w:sz w:val="16"/>
+                <w:szCs w:val="16"/>
+              </w:rPr>
+            </w:pPr>
+            <w:r>
+              <w:rPr>
+                <w:rFonts w:eastAsiaTheme="minorHAnsi"/>
                 <w:sz w:val="16"/>
                 <w:szCs w:val="16"/>
               </w:rPr>
@@ -3950,20 +4078,20 @@
         <w:tc>
           <w:tcPr>
             <w:tcW w:w="1498" w:type="dxa"/>
-            <w:shd w:val="clear" w:color="auto" w:fill="DAE9F7" w:themeFill="text2" w:themeFillTint="1A"/>
-          </w:tcPr>
-          <w:p>
-            <w:pPr>
-              <w:jc w:val="center"/>
-              <w:rPr>
-                <w:rFonts w:eastAsiaTheme="minorHAnsi"/>
-                <w:sz w:val="16"/>
-                <w:szCs w:val="16"/>
-              </w:rPr>
-            </w:pPr>
-            <w:r>
-              <w:rPr>
-                <w:rFonts w:eastAsiaTheme="minorHAnsi" w:hint="eastAsia"/>
+            <w:shd w:val="clear" w:color="auto" w:fill="E6E9EB" w:themeFill="text2" w:themeFillTint="1a"/>
+          </w:tcPr>
+          <w:p>
+            <w:pPr>
+              <w:jc w:val="center"/>
+              <w:rPr>
+                <w:rFonts w:eastAsiaTheme="minorHAnsi"/>
+                <w:sz w:val="16"/>
+                <w:szCs w:val="16"/>
+              </w:rPr>
+            </w:pPr>
+            <w:r>
+              <w:rPr>
+                <w:rFonts w:eastAsiaTheme="minorHAnsi"/>
                 <w:sz w:val="16"/>
                 <w:szCs w:val="16"/>
               </w:rPr>
@@ -3974,20 +4102,20 @@
         <w:tc>
           <w:tcPr>
             <w:tcW w:w="1498" w:type="dxa"/>
-            <w:shd w:val="clear" w:color="auto" w:fill="DAE9F7" w:themeFill="text2" w:themeFillTint="1A"/>
-          </w:tcPr>
-          <w:p>
-            <w:pPr>
-              <w:jc w:val="center"/>
-              <w:rPr>
-                <w:rFonts w:eastAsiaTheme="minorHAnsi"/>
-                <w:sz w:val="16"/>
-                <w:szCs w:val="16"/>
-              </w:rPr>
-            </w:pPr>
-            <w:r>
-              <w:rPr>
-                <w:rFonts w:eastAsiaTheme="minorHAnsi" w:hint="eastAsia"/>
+            <w:shd w:val="clear" w:color="auto" w:fill="E6E9EB" w:themeFill="text2" w:themeFillTint="1a"/>
+          </w:tcPr>
+          <w:p>
+            <w:pPr>
+              <w:jc w:val="center"/>
+              <w:rPr>
+                <w:rFonts w:eastAsiaTheme="minorHAnsi"/>
+                <w:sz w:val="16"/>
+                <w:szCs w:val="16"/>
+              </w:rPr>
+            </w:pPr>
+            <w:r>
+              <w:rPr>
+                <w:rFonts w:eastAsiaTheme="minorHAnsi"/>
                 <w:sz w:val="16"/>
                 <w:szCs w:val="16"/>
               </w:rPr>
@@ -3998,20 +4126,20 @@
         <w:tc>
           <w:tcPr>
             <w:tcW w:w="1498" w:type="dxa"/>
-            <w:shd w:val="clear" w:color="auto" w:fill="DAE9F7" w:themeFill="text2" w:themeFillTint="1A"/>
-          </w:tcPr>
-          <w:p>
-            <w:pPr>
-              <w:jc w:val="center"/>
-              <w:rPr>
-                <w:rFonts w:eastAsiaTheme="minorHAnsi"/>
-                <w:sz w:val="16"/>
-                <w:szCs w:val="16"/>
-              </w:rPr>
-            </w:pPr>
-            <w:r>
-              <w:rPr>
-                <w:rFonts w:eastAsiaTheme="minorHAnsi" w:hint="eastAsia"/>
+            <w:shd w:val="clear" w:color="auto" w:fill="E6E9EB" w:themeFill="text2" w:themeFillTint="1a"/>
+          </w:tcPr>
+          <w:p>
+            <w:pPr>
+              <w:jc w:val="center"/>
+              <w:rPr>
+                <w:rFonts w:eastAsiaTheme="minorHAnsi"/>
+                <w:sz w:val="16"/>
+                <w:szCs w:val="16"/>
+              </w:rPr>
+            </w:pPr>
+            <w:r>
+              <w:rPr>
+                <w:rFonts w:eastAsiaTheme="minorHAnsi"/>
                 <w:sz w:val="16"/>
                 <w:szCs w:val="16"/>
               </w:rPr>
@@ -4022,135 +4150,269 @@
       </w:tr>
       <w:tr>
         <w:trPr>
-          <w:trHeight w:val="410"/>
+          <w:trHeight w:val="410" w:hRule="atLeast"/>
         </w:trPr>
         <w:tc>
           <w:tcPr>
             <w:tcW w:w="1497" w:type="dxa"/>
-            <w:shd w:val="clear" w:color="auto" w:fill="C1E4F5" w:themeFill="accent1" w:themeFillTint="33"/>
-          </w:tcPr>
-          <w:p>
-            <w:pPr>
-              <w:rPr>
-                <w:rFonts w:eastAsiaTheme="minorHAnsi"/>
-                <w:sz w:val="16"/>
-                <w:szCs w:val="16"/>
-              </w:rPr>
-            </w:pPr>
-          </w:p>
-        </w:tc>
-        <w:tc>
-          <w:tcPr>
-            <w:tcW w:w="1498" w:type="dxa"/>
-            <w:shd w:val="clear" w:color="auto" w:fill="C1E4F5" w:themeFill="accent1" w:themeFillTint="33"/>
-          </w:tcPr>
-          <w:p>
-            <w:pPr>
-              <w:rPr>
-                <w:rFonts w:eastAsiaTheme="minorHAnsi"/>
-                <w:sz w:val="16"/>
-                <w:szCs w:val="16"/>
-              </w:rPr>
-            </w:pPr>
-          </w:p>
-        </w:tc>
-        <w:tc>
-          <w:tcPr>
-            <w:tcW w:w="1498" w:type="dxa"/>
-            <w:shd w:val="clear" w:color="auto" w:fill="C1E4F5" w:themeFill="accent1" w:themeFillTint="33"/>
-          </w:tcPr>
-          <w:p>
-            <w:pPr>
-              <w:rPr>
-                <w:rFonts w:eastAsiaTheme="minorHAnsi"/>
-                <w:sz w:val="16"/>
-                <w:szCs w:val="16"/>
-              </w:rPr>
-            </w:pPr>
-          </w:p>
-        </w:tc>
-        <w:tc>
-          <w:tcPr>
-            <w:tcW w:w="1498" w:type="dxa"/>
-            <w:shd w:val="clear" w:color="auto" w:fill="C1E4F5" w:themeFill="accent1" w:themeFillTint="33"/>
-          </w:tcPr>
-          <w:p>
-            <w:pPr>
-              <w:rPr>
-                <w:rFonts w:eastAsiaTheme="minorHAnsi"/>
-                <w:sz w:val="16"/>
-                <w:szCs w:val="16"/>
-              </w:rPr>
-            </w:pPr>
-          </w:p>
-        </w:tc>
-        <w:tc>
-          <w:tcPr>
-            <w:tcW w:w="1498" w:type="dxa"/>
-            <w:shd w:val="clear" w:color="auto" w:fill="C1E4F5" w:themeFill="accent1" w:themeFillTint="33"/>
-          </w:tcPr>
-          <w:p>
-            <w:pPr>
-              <w:rPr>
-                <w:rFonts w:eastAsiaTheme="minorHAnsi"/>
-                <w:sz w:val="16"/>
-                <w:szCs w:val="16"/>
-              </w:rPr>
-            </w:pPr>
-          </w:p>
-        </w:tc>
-        <w:tc>
-          <w:tcPr>
-            <w:tcW w:w="1498" w:type="dxa"/>
-            <w:shd w:val="clear" w:color="auto" w:fill="C1E4F5" w:themeFill="accent1" w:themeFillTint="33"/>
-          </w:tcPr>
-          <w:p>
-            <w:pPr>
-              <w:rPr>
-                <w:rFonts w:eastAsiaTheme="minorHAnsi"/>
-                <w:sz w:val="16"/>
-                <w:szCs w:val="16"/>
-              </w:rPr>
-            </w:pPr>
-          </w:p>
-        </w:tc>
-        <w:tc>
-          <w:tcPr>
-            <w:tcW w:w="1498" w:type="dxa"/>
-            <w:shd w:val="clear" w:color="auto" w:fill="C1E4F5" w:themeFill="accent1" w:themeFillTint="33"/>
-          </w:tcPr>
-          <w:p>
-            <w:pPr>
-              <w:rPr>
-                <w:rFonts w:eastAsiaTheme="minorHAnsi"/>
-                <w:sz w:val="16"/>
-                <w:szCs w:val="16"/>
-              </w:rPr>
-            </w:pPr>
+            <w:shd w:val="clear" w:color="auto" w:fill="D0DFE6" w:themeFill="accent1" w:themeFillTint="33"/>
+          </w:tcPr>
+          <w:p>
+            <w:pPr>
+              <w:rPr>
+                <w:lang w:eastAsia="ko-KR"/>
+                <w:rFonts w:eastAsiaTheme="minorHAnsi"/>
+                <w:sz w:val="16"/>
+                <w:szCs w:val="16"/>
+                <w:rtl w:val="off"/>
+              </w:rPr>
+            </w:pPr>
+            <w:r>
+              <w:rPr>
+                <w:lang w:eastAsia="ko-KR"/>
+                <w:rFonts w:eastAsiaTheme="minorHAnsi"/>
+                <w:sz w:val="16"/>
+                <w:szCs w:val="16"/>
+                <w:rtl w:val="off"/>
+              </w:rPr>
+              <w:t>- 스테미나, Hp 바 UI</w:t>
+            </w:r>
+          </w:p>
+          <w:p>
+            <w:pPr>
+              <w:rPr>
+                <w:rFonts w:eastAsiaTheme="minorHAnsi"/>
+                <w:sz w:val="16"/>
+                <w:szCs w:val="16"/>
+              </w:rPr>
+            </w:pPr>
+            <w:r>
+              <w:rPr>
+                <w:lang w:eastAsia="ko-KR"/>
+                <w:rFonts w:eastAsiaTheme="minorHAnsi"/>
+                <w:sz w:val="16"/>
+                <w:szCs w:val="16"/>
+                <w:rtl w:val="off"/>
+              </w:rPr>
+              <w:t>- 거미줄 설치</w:t>
+            </w:r>
+          </w:p>
+        </w:tc>
+        <w:tc>
+          <w:tcPr>
+            <w:tcW w:w="1498" w:type="dxa"/>
+            <w:shd w:val="clear" w:color="auto" w:fill="D0DFE6" w:themeFill="accent1" w:themeFillTint="33"/>
+          </w:tcPr>
+          <w:p>
+            <w:pPr>
+              <w:rPr>
+                <w:rFonts w:eastAsiaTheme="minorHAnsi"/>
+                <w:sz w:val="16"/>
+                <w:szCs w:val="16"/>
+              </w:rPr>
+            </w:pPr>
+          </w:p>
+        </w:tc>
+        <w:tc>
+          <w:tcPr>
+            <w:tcW w:w="1498" w:type="dxa"/>
+            <w:shd w:val="clear" w:color="auto" w:fill="D0DFE6" w:themeFill="accent1" w:themeFillTint="33"/>
+          </w:tcPr>
+          <w:p>
+            <w:pPr>
+              <w:rPr>
+                <w:rFonts w:eastAsiaTheme="minorHAnsi"/>
+                <w:sz w:val="16"/>
+                <w:szCs w:val="16"/>
+              </w:rPr>
+            </w:pPr>
+          </w:p>
+        </w:tc>
+        <w:tc>
+          <w:tcPr>
+            <w:tcW w:w="1498" w:type="dxa"/>
+            <w:shd w:val="clear" w:color="auto" w:fill="D0DFE6" w:themeFill="accent1" w:themeFillTint="33"/>
+          </w:tcPr>
+          <w:p>
+            <w:pPr>
+              <w:rPr>
+                <w:lang w:eastAsia="ko-KR"/>
+                <w:rFonts w:eastAsiaTheme="minorHAnsi"/>
+                <w:sz w:val="16"/>
+                <w:szCs w:val="16"/>
+                <w:rtl w:val="off"/>
+              </w:rPr>
+            </w:pPr>
+            <w:r>
+              <w:rPr>
+                <w:lang w:eastAsia="ko-KR"/>
+                <w:rFonts w:eastAsiaTheme="minorHAnsi"/>
+                <w:sz w:val="16"/>
+                <w:szCs w:val="16"/>
+                <w:rtl w:val="off"/>
+              </w:rPr>
+              <w:t>- 거미줄 충돌 이동 속도 변경</w:t>
+            </w:r>
+          </w:p>
+          <w:p>
+            <w:pPr>
+              <w:rPr>
+                <w:rFonts w:eastAsiaTheme="minorHAnsi"/>
+                <w:sz w:val="16"/>
+                <w:szCs w:val="16"/>
+              </w:rPr>
+            </w:pPr>
+            <w:r>
+              <w:rPr>
+                <w:lang w:eastAsia="ko-KR"/>
+                <w:rFonts w:eastAsiaTheme="minorHAnsi"/>
+                <w:sz w:val="16"/>
+                <w:szCs w:val="16"/>
+                <w:rtl w:val="off"/>
+              </w:rPr>
+              <w:t>- 판매기 구현</w:t>
+            </w:r>
+          </w:p>
+        </w:tc>
+        <w:tc>
+          <w:tcPr>
+            <w:tcW w:w="1498" w:type="dxa"/>
+            <w:shd w:val="clear" w:color="auto" w:fill="D0DFE6" w:themeFill="accent1" w:themeFillTint="33"/>
+          </w:tcPr>
+          <w:p>
+            <w:pPr>
+              <w:rPr>
+                <w:lang w:eastAsia="ko-KR"/>
+                <w:rFonts w:eastAsiaTheme="minorHAnsi"/>
+                <w:sz w:val="16"/>
+                <w:szCs w:val="16"/>
+                <w:rtl w:val="off"/>
+              </w:rPr>
+            </w:pPr>
+            <w:r>
+              <w:rPr>
+                <w:lang w:eastAsia="ko-KR"/>
+                <w:rFonts w:eastAsiaTheme="minorHAnsi"/>
+                <w:sz w:val="16"/>
+                <w:szCs w:val="16"/>
+                <w:rtl w:val="off"/>
+              </w:rPr>
+              <w:t>- 스캔 수정(가격 데이터 연결, UI 겹침 없도록, 크기)</w:t>
+            </w:r>
+          </w:p>
+          <w:p>
+            <w:pPr>
+              <w:rPr>
+                <w:rFonts w:eastAsiaTheme="minorHAnsi"/>
+                <w:sz w:val="16"/>
+                <w:szCs w:val="16"/>
+              </w:rPr>
+            </w:pPr>
+            <w:r>
+              <w:rPr>
+                <w:lang w:eastAsia="ko-KR"/>
+                <w:rFonts w:eastAsiaTheme="minorHAnsi"/>
+                <w:sz w:val="16"/>
+                <w:szCs w:val="16"/>
+                <w:rtl w:val="off"/>
+              </w:rPr>
+              <w:t>- EmotionGame Grab 문제 해결</w:t>
+            </w:r>
+          </w:p>
+        </w:tc>
+        <w:tc>
+          <w:tcPr>
+            <w:tcW w:w="1498" w:type="dxa"/>
+            <w:shd w:val="clear" w:color="auto" w:fill="D0DFE6" w:themeFill="accent1" w:themeFillTint="33"/>
+          </w:tcPr>
+          <w:p>
+            <w:pPr>
+              <w:rPr>
+                <w:lang w:eastAsia="ko-KR"/>
+                <w:rFonts w:eastAsiaTheme="minorHAnsi"/>
+                <w:sz w:val="16"/>
+                <w:szCs w:val="16"/>
+                <w:rtl w:val="off"/>
+              </w:rPr>
+            </w:pPr>
+            <w:r>
+              <w:rPr>
+                <w:lang w:eastAsia="ko-KR"/>
+                <w:rFonts w:eastAsiaTheme="minorHAnsi"/>
+                <w:sz w:val="16"/>
+                <w:szCs w:val="16"/>
+                <w:rtl w:val="off"/>
+              </w:rPr>
+              <w:t>- 서버 구현 몬스터 클라 구현</w:t>
+            </w:r>
+          </w:p>
+          <w:p>
+            <w:pPr>
+              <w:rPr>
+                <w:rFonts w:eastAsiaTheme="minorHAnsi"/>
+                <w:sz w:val="16"/>
+                <w:szCs w:val="16"/>
+              </w:rPr>
+            </w:pPr>
+            <w:r>
+              <w:rPr>
+                <w:lang w:eastAsia="ko-KR"/>
+                <w:rFonts w:eastAsiaTheme="minorHAnsi"/>
+                <w:sz w:val="16"/>
+                <w:szCs w:val="16"/>
+                <w:rtl w:val="off"/>
+              </w:rPr>
+              <w:t>- 스테이지 변경 연출</w:t>
+            </w:r>
+          </w:p>
+        </w:tc>
+        <w:tc>
+          <w:tcPr>
+            <w:tcW w:w="1498" w:type="dxa"/>
+            <w:shd w:val="clear" w:color="auto" w:fill="D0DFE6" w:themeFill="accent1" w:themeFillTint="33"/>
+          </w:tcPr>
+          <w:p>
+            <w:pPr>
+              <w:rPr>
+                <w:rFonts w:eastAsiaTheme="minorHAnsi"/>
+                <w:sz w:val="16"/>
+                <w:szCs w:val="16"/>
+              </w:rPr>
+            </w:pPr>
+            <w:r>
+              <w:rPr>
+                <w:lang w:eastAsia="ko-KR"/>
+                <w:rFonts w:eastAsiaTheme="minorHAnsi"/>
+                <w:sz w:val="16"/>
+                <w:szCs w:val="16"/>
+                <w:rtl w:val="off"/>
+              </w:rPr>
+              <w:t>- 서버 구현 몬스터 클라 구현</w:t>
+            </w:r>
           </w:p>
         </w:tc>
       </w:tr>
       <w:tr>
         <w:trPr>
-          <w:trHeight w:val="253"/>
+          <w:trHeight w:val="253" w:hRule="atLeast"/>
         </w:trPr>
         <w:tc>
           <w:tcPr>
             <w:tcW w:w="1497" w:type="dxa"/>
-            <w:shd w:val="clear" w:color="auto" w:fill="DAE9F7" w:themeFill="text2" w:themeFillTint="1A"/>
-          </w:tcPr>
-          <w:p>
-            <w:pPr>
-              <w:jc w:val="center"/>
-              <w:rPr>
-                <w:rFonts w:eastAsiaTheme="minorHAnsi"/>
-                <w:sz w:val="16"/>
-                <w:szCs w:val="16"/>
-              </w:rPr>
-            </w:pPr>
-            <w:r>
-              <w:rPr>
-                <w:rFonts w:eastAsiaTheme="minorHAnsi" w:hint="eastAsia"/>
+            <w:shd w:val="clear" w:color="auto" w:fill="E6E9EB" w:themeFill="text2" w:themeFillTint="1a"/>
+          </w:tcPr>
+          <w:p>
+            <w:pPr>
+              <w:jc w:val="center"/>
+              <w:rPr>
+                <w:rFonts w:eastAsiaTheme="minorHAnsi"/>
+                <w:sz w:val="16"/>
+                <w:szCs w:val="16"/>
+              </w:rPr>
+            </w:pPr>
+            <w:r>
+              <w:rPr>
+                <w:rFonts w:eastAsiaTheme="minorHAnsi"/>
                 <w:sz w:val="16"/>
                 <w:szCs w:val="16"/>
               </w:rPr>
@@ -4161,20 +4423,20 @@
         <w:tc>
           <w:tcPr>
             <w:tcW w:w="1498" w:type="dxa"/>
-            <w:shd w:val="clear" w:color="auto" w:fill="DAE9F7" w:themeFill="text2" w:themeFillTint="1A"/>
-          </w:tcPr>
-          <w:p>
-            <w:pPr>
-              <w:jc w:val="center"/>
-              <w:rPr>
-                <w:rFonts w:eastAsiaTheme="minorHAnsi"/>
-                <w:sz w:val="16"/>
-                <w:szCs w:val="16"/>
-              </w:rPr>
-            </w:pPr>
-            <w:r>
-              <w:rPr>
-                <w:rFonts w:eastAsiaTheme="minorHAnsi" w:hint="eastAsia"/>
+            <w:shd w:val="clear" w:color="auto" w:fill="E6E9EB" w:themeFill="text2" w:themeFillTint="1a"/>
+          </w:tcPr>
+          <w:p>
+            <w:pPr>
+              <w:jc w:val="center"/>
+              <w:rPr>
+                <w:rFonts w:eastAsiaTheme="minorHAnsi"/>
+                <w:sz w:val="16"/>
+                <w:szCs w:val="16"/>
+              </w:rPr>
+            </w:pPr>
+            <w:r>
+              <w:rPr>
+                <w:rFonts w:eastAsiaTheme="minorHAnsi"/>
                 <w:sz w:val="16"/>
                 <w:szCs w:val="16"/>
               </w:rPr>
@@ -4185,20 +4447,20 @@
         <w:tc>
           <w:tcPr>
             <w:tcW w:w="1498" w:type="dxa"/>
-            <w:shd w:val="clear" w:color="auto" w:fill="DAE9F7" w:themeFill="text2" w:themeFillTint="1A"/>
-          </w:tcPr>
-          <w:p>
-            <w:pPr>
-              <w:jc w:val="center"/>
-              <w:rPr>
-                <w:rFonts w:eastAsiaTheme="minorHAnsi"/>
-                <w:sz w:val="16"/>
-                <w:szCs w:val="16"/>
-              </w:rPr>
-            </w:pPr>
-            <w:r>
-              <w:rPr>
-                <w:rFonts w:eastAsiaTheme="minorHAnsi" w:hint="eastAsia"/>
+            <w:shd w:val="clear" w:color="auto" w:fill="E6E9EB" w:themeFill="text2" w:themeFillTint="1a"/>
+          </w:tcPr>
+          <w:p>
+            <w:pPr>
+              <w:jc w:val="center"/>
+              <w:rPr>
+                <w:rFonts w:eastAsiaTheme="minorHAnsi"/>
+                <w:sz w:val="16"/>
+                <w:szCs w:val="16"/>
+              </w:rPr>
+            </w:pPr>
+            <w:r>
+              <w:rPr>
+                <w:rFonts w:eastAsiaTheme="minorHAnsi"/>
                 <w:sz w:val="16"/>
                 <w:szCs w:val="16"/>
               </w:rPr>
@@ -4209,20 +4471,20 @@
         <w:tc>
           <w:tcPr>
             <w:tcW w:w="1498" w:type="dxa"/>
-            <w:shd w:val="clear" w:color="auto" w:fill="DAE9F7" w:themeFill="text2" w:themeFillTint="1A"/>
-          </w:tcPr>
-          <w:p>
-            <w:pPr>
-              <w:jc w:val="center"/>
-              <w:rPr>
-                <w:rFonts w:eastAsiaTheme="minorHAnsi"/>
-                <w:sz w:val="16"/>
-                <w:szCs w:val="16"/>
-              </w:rPr>
-            </w:pPr>
-            <w:r>
-              <w:rPr>
-                <w:rFonts w:eastAsiaTheme="minorHAnsi" w:hint="eastAsia"/>
+            <w:shd w:val="clear" w:color="auto" w:fill="E6E9EB" w:themeFill="text2" w:themeFillTint="1a"/>
+          </w:tcPr>
+          <w:p>
+            <w:pPr>
+              <w:jc w:val="center"/>
+              <w:rPr>
+                <w:rFonts w:eastAsiaTheme="minorHAnsi"/>
+                <w:sz w:val="16"/>
+                <w:szCs w:val="16"/>
+              </w:rPr>
+            </w:pPr>
+            <w:r>
+              <w:rPr>
+                <w:rFonts w:eastAsiaTheme="minorHAnsi"/>
                 <w:sz w:val="16"/>
                 <w:szCs w:val="16"/>
               </w:rPr>
@@ -4233,20 +4495,20 @@
         <w:tc>
           <w:tcPr>
             <w:tcW w:w="1498" w:type="dxa"/>
-            <w:shd w:val="clear" w:color="auto" w:fill="DAE9F7" w:themeFill="text2" w:themeFillTint="1A"/>
-          </w:tcPr>
-          <w:p>
-            <w:pPr>
-              <w:jc w:val="center"/>
-              <w:rPr>
-                <w:rFonts w:eastAsiaTheme="minorHAnsi"/>
-                <w:sz w:val="16"/>
-                <w:szCs w:val="16"/>
-              </w:rPr>
-            </w:pPr>
-            <w:r>
-              <w:rPr>
-                <w:rFonts w:eastAsiaTheme="minorHAnsi" w:hint="eastAsia"/>
+            <w:shd w:val="clear" w:color="auto" w:fill="E6E9EB" w:themeFill="text2" w:themeFillTint="1a"/>
+          </w:tcPr>
+          <w:p>
+            <w:pPr>
+              <w:jc w:val="center"/>
+              <w:rPr>
+                <w:rFonts w:eastAsiaTheme="minorHAnsi"/>
+                <w:sz w:val="16"/>
+                <w:szCs w:val="16"/>
+              </w:rPr>
+            </w:pPr>
+            <w:r>
+              <w:rPr>
+                <w:rFonts w:eastAsiaTheme="minorHAnsi"/>
                 <w:sz w:val="16"/>
                 <w:szCs w:val="16"/>
               </w:rPr>
@@ -4257,20 +4519,20 @@
         <w:tc>
           <w:tcPr>
             <w:tcW w:w="1498" w:type="dxa"/>
-            <w:shd w:val="clear" w:color="auto" w:fill="DAE9F7" w:themeFill="text2" w:themeFillTint="1A"/>
-          </w:tcPr>
-          <w:p>
-            <w:pPr>
-              <w:jc w:val="center"/>
-              <w:rPr>
-                <w:rFonts w:eastAsiaTheme="minorHAnsi"/>
-                <w:sz w:val="16"/>
-                <w:szCs w:val="16"/>
-              </w:rPr>
-            </w:pPr>
-            <w:r>
-              <w:rPr>
-                <w:rFonts w:eastAsiaTheme="minorHAnsi" w:hint="eastAsia"/>
+            <w:shd w:val="clear" w:color="auto" w:fill="E6E9EB" w:themeFill="text2" w:themeFillTint="1a"/>
+          </w:tcPr>
+          <w:p>
+            <w:pPr>
+              <w:jc w:val="center"/>
+              <w:rPr>
+                <w:rFonts w:eastAsiaTheme="minorHAnsi"/>
+                <w:sz w:val="16"/>
+                <w:szCs w:val="16"/>
+              </w:rPr>
+            </w:pPr>
+            <w:r>
+              <w:rPr>
+                <w:rFonts w:eastAsiaTheme="minorHAnsi"/>
                 <w:sz w:val="16"/>
                 <w:szCs w:val="16"/>
               </w:rPr>
@@ -4281,20 +4543,20 @@
         <w:tc>
           <w:tcPr>
             <w:tcW w:w="1498" w:type="dxa"/>
-            <w:shd w:val="clear" w:color="auto" w:fill="DAE9F7" w:themeFill="text2" w:themeFillTint="1A"/>
-          </w:tcPr>
-          <w:p>
-            <w:pPr>
-              <w:jc w:val="center"/>
-              <w:rPr>
-                <w:rFonts w:eastAsiaTheme="minorHAnsi"/>
-                <w:sz w:val="16"/>
-                <w:szCs w:val="16"/>
-              </w:rPr>
-            </w:pPr>
-            <w:r>
-              <w:rPr>
-                <w:rFonts w:eastAsiaTheme="minorHAnsi" w:hint="eastAsia"/>
+            <w:shd w:val="clear" w:color="auto" w:fill="E6E9EB" w:themeFill="text2" w:themeFillTint="1a"/>
+          </w:tcPr>
+          <w:p>
+            <w:pPr>
+              <w:jc w:val="center"/>
+              <w:rPr>
+                <w:rFonts w:eastAsiaTheme="minorHAnsi"/>
+                <w:sz w:val="16"/>
+                <w:szCs w:val="16"/>
+              </w:rPr>
+            </w:pPr>
+            <w:r>
+              <w:rPr>
+                <w:rFonts w:eastAsiaTheme="minorHAnsi"/>
                 <w:sz w:val="16"/>
                 <w:szCs w:val="16"/>
               </w:rPr>
@@ -4305,102 +4567,102 @@
       </w:tr>
       <w:tr>
         <w:trPr>
-          <w:trHeight w:val="418"/>
+          <w:trHeight w:val="418" w:hRule="atLeast"/>
         </w:trPr>
         <w:tc>
           <w:tcPr>
             <w:tcW w:w="1497" w:type="dxa"/>
-            <w:shd w:val="clear" w:color="auto" w:fill="C1E4F5" w:themeFill="accent1" w:themeFillTint="33"/>
-          </w:tcPr>
-          <w:p>
-            <w:pPr>
-              <w:rPr>
-                <w:rFonts w:eastAsiaTheme="minorHAnsi"/>
-                <w:sz w:val="16"/>
-                <w:szCs w:val="16"/>
-              </w:rPr>
-            </w:pPr>
-          </w:p>
-        </w:tc>
-        <w:tc>
-          <w:tcPr>
-            <w:tcW w:w="1498" w:type="dxa"/>
-            <w:shd w:val="clear" w:color="auto" w:fill="C1E4F5" w:themeFill="accent1" w:themeFillTint="33"/>
-          </w:tcPr>
-          <w:p>
-            <w:pPr>
-              <w:rPr>
-                <w:rFonts w:eastAsiaTheme="minorHAnsi"/>
-                <w:sz w:val="16"/>
-                <w:szCs w:val="16"/>
-              </w:rPr>
-            </w:pPr>
-          </w:p>
-        </w:tc>
-        <w:tc>
-          <w:tcPr>
-            <w:tcW w:w="1498" w:type="dxa"/>
-            <w:shd w:val="clear" w:color="auto" w:fill="C1E4F5" w:themeFill="accent1" w:themeFillTint="33"/>
-          </w:tcPr>
-          <w:p>
-            <w:pPr>
-              <w:rPr>
-                <w:rFonts w:eastAsiaTheme="minorHAnsi"/>
-                <w:sz w:val="16"/>
-                <w:szCs w:val="16"/>
-              </w:rPr>
-            </w:pPr>
-          </w:p>
-        </w:tc>
-        <w:tc>
-          <w:tcPr>
-            <w:tcW w:w="1498" w:type="dxa"/>
-            <w:shd w:val="clear" w:color="auto" w:fill="C1E4F5" w:themeFill="accent1" w:themeFillTint="33"/>
-          </w:tcPr>
-          <w:p>
-            <w:pPr>
-              <w:rPr>
-                <w:rFonts w:eastAsiaTheme="minorHAnsi"/>
-                <w:sz w:val="16"/>
-                <w:szCs w:val="16"/>
-              </w:rPr>
-            </w:pPr>
-          </w:p>
-        </w:tc>
-        <w:tc>
-          <w:tcPr>
-            <w:tcW w:w="1498" w:type="dxa"/>
-            <w:shd w:val="clear" w:color="auto" w:fill="C1E4F5" w:themeFill="accent1" w:themeFillTint="33"/>
-          </w:tcPr>
-          <w:p>
-            <w:pPr>
-              <w:rPr>
-                <w:rFonts w:eastAsiaTheme="minorHAnsi"/>
-                <w:sz w:val="16"/>
-                <w:szCs w:val="16"/>
-              </w:rPr>
-            </w:pPr>
-          </w:p>
-        </w:tc>
-        <w:tc>
-          <w:tcPr>
-            <w:tcW w:w="1498" w:type="dxa"/>
-            <w:shd w:val="clear" w:color="auto" w:fill="C1E4F5" w:themeFill="accent1" w:themeFillTint="33"/>
-          </w:tcPr>
-          <w:p>
-            <w:pPr>
-              <w:rPr>
-                <w:rFonts w:eastAsiaTheme="minorHAnsi"/>
-                <w:sz w:val="16"/>
-                <w:szCs w:val="16"/>
-              </w:rPr>
-            </w:pPr>
-          </w:p>
-        </w:tc>
-        <w:tc>
-          <w:tcPr>
-            <w:tcW w:w="1498" w:type="dxa"/>
-            <w:shd w:val="clear" w:color="auto" w:fill="C1E4F5" w:themeFill="accent1" w:themeFillTint="33"/>
+            <w:shd w:val="clear" w:color="auto" w:fill="D0DFE6" w:themeFill="accent1" w:themeFillTint="33"/>
+          </w:tcPr>
+          <w:p>
+            <w:pPr>
+              <w:rPr>
+                <w:rFonts w:eastAsiaTheme="minorHAnsi"/>
+                <w:sz w:val="16"/>
+                <w:szCs w:val="16"/>
+              </w:rPr>
+            </w:pPr>
+          </w:p>
+        </w:tc>
+        <w:tc>
+          <w:tcPr>
+            <w:tcW w:w="1498" w:type="dxa"/>
+            <w:shd w:val="clear" w:color="auto" w:fill="D0DFE6" w:themeFill="accent1" w:themeFillTint="33"/>
+          </w:tcPr>
+          <w:p>
+            <w:pPr>
+              <w:rPr>
+                <w:rFonts w:eastAsiaTheme="minorHAnsi"/>
+                <w:sz w:val="16"/>
+                <w:szCs w:val="16"/>
+              </w:rPr>
+            </w:pPr>
+          </w:p>
+        </w:tc>
+        <w:tc>
+          <w:tcPr>
+            <w:tcW w:w="1498" w:type="dxa"/>
+            <w:shd w:val="clear" w:color="auto" w:fill="D0DFE6" w:themeFill="accent1" w:themeFillTint="33"/>
+          </w:tcPr>
+          <w:p>
+            <w:pPr>
+              <w:rPr>
+                <w:rFonts w:eastAsiaTheme="minorHAnsi"/>
+                <w:sz w:val="16"/>
+                <w:szCs w:val="16"/>
+              </w:rPr>
+            </w:pPr>
+          </w:p>
+        </w:tc>
+        <w:tc>
+          <w:tcPr>
+            <w:tcW w:w="1498" w:type="dxa"/>
+            <w:shd w:val="clear" w:color="auto" w:fill="D0DFE6" w:themeFill="accent1" w:themeFillTint="33"/>
+          </w:tcPr>
+          <w:p>
+            <w:pPr>
+              <w:rPr>
+                <w:rFonts w:eastAsiaTheme="minorHAnsi"/>
+                <w:sz w:val="16"/>
+                <w:szCs w:val="16"/>
+              </w:rPr>
+            </w:pPr>
+          </w:p>
+        </w:tc>
+        <w:tc>
+          <w:tcPr>
+            <w:tcW w:w="1498" w:type="dxa"/>
+            <w:shd w:val="clear" w:color="auto" w:fill="D0DFE6" w:themeFill="accent1" w:themeFillTint="33"/>
+          </w:tcPr>
+          <w:p>
+            <w:pPr>
+              <w:rPr>
+                <w:rFonts w:eastAsiaTheme="minorHAnsi"/>
+                <w:sz w:val="16"/>
+                <w:szCs w:val="16"/>
+              </w:rPr>
+            </w:pPr>
+          </w:p>
+        </w:tc>
+        <w:tc>
+          <w:tcPr>
+            <w:tcW w:w="1498" w:type="dxa"/>
+            <w:shd w:val="clear" w:color="auto" w:fill="D0DFE6" w:themeFill="accent1" w:themeFillTint="33"/>
+          </w:tcPr>
+          <w:p>
+            <w:pPr>
+              <w:rPr>
+                <w:rFonts w:eastAsiaTheme="minorHAnsi"/>
+                <w:sz w:val="16"/>
+                <w:szCs w:val="16"/>
+              </w:rPr>
+            </w:pPr>
+          </w:p>
+        </w:tc>
+        <w:tc>
+          <w:tcPr>
+            <w:tcW w:w="1498" w:type="dxa"/>
+            <w:shd w:val="clear" w:color="auto" w:fill="D0DFE6" w:themeFill="accent1" w:themeFillTint="33"/>
           </w:tcPr>
           <w:p>
             <w:pPr>
@@ -4417,20 +4679,20 @@
         <w:tc>
           <w:tcPr>
             <w:tcW w:w="1497" w:type="dxa"/>
-            <w:shd w:val="clear" w:color="auto" w:fill="DAE9F7" w:themeFill="text2" w:themeFillTint="1A"/>
-          </w:tcPr>
-          <w:p>
-            <w:pPr>
-              <w:jc w:val="center"/>
-              <w:rPr>
-                <w:rFonts w:eastAsiaTheme="minorHAnsi"/>
-                <w:sz w:val="16"/>
-                <w:szCs w:val="16"/>
-              </w:rPr>
-            </w:pPr>
-            <w:r>
-              <w:rPr>
-                <w:rFonts w:eastAsiaTheme="minorHAnsi" w:hint="eastAsia"/>
+            <w:shd w:val="clear" w:color="auto" w:fill="E6E9EB" w:themeFill="text2" w:themeFillTint="1a"/>
+          </w:tcPr>
+          <w:p>
+            <w:pPr>
+              <w:jc w:val="center"/>
+              <w:rPr>
+                <w:rFonts w:eastAsiaTheme="minorHAnsi"/>
+                <w:sz w:val="16"/>
+                <w:szCs w:val="16"/>
+              </w:rPr>
+            </w:pPr>
+            <w:r>
+              <w:rPr>
+                <w:rFonts w:eastAsiaTheme="minorHAnsi"/>
                 <w:sz w:val="16"/>
                 <w:szCs w:val="16"/>
               </w:rPr>
@@ -4441,20 +4703,20 @@
         <w:tc>
           <w:tcPr>
             <w:tcW w:w="1498" w:type="dxa"/>
-            <w:shd w:val="clear" w:color="auto" w:fill="DAE9F7" w:themeFill="text2" w:themeFillTint="1A"/>
-          </w:tcPr>
-          <w:p>
-            <w:pPr>
-              <w:jc w:val="center"/>
-              <w:rPr>
-                <w:rFonts w:eastAsiaTheme="minorHAnsi"/>
-                <w:sz w:val="16"/>
-                <w:szCs w:val="16"/>
-              </w:rPr>
-            </w:pPr>
-            <w:r>
-              <w:rPr>
-                <w:rFonts w:eastAsiaTheme="minorHAnsi" w:hint="eastAsia"/>
+            <w:shd w:val="clear" w:color="auto" w:fill="E6E9EB" w:themeFill="text2" w:themeFillTint="1a"/>
+          </w:tcPr>
+          <w:p>
+            <w:pPr>
+              <w:jc w:val="center"/>
+              <w:rPr>
+                <w:rFonts w:eastAsiaTheme="minorHAnsi"/>
+                <w:sz w:val="16"/>
+                <w:szCs w:val="16"/>
+              </w:rPr>
+            </w:pPr>
+            <w:r>
+              <w:rPr>
+                <w:rFonts w:eastAsiaTheme="minorHAnsi"/>
                 <w:sz w:val="16"/>
                 <w:szCs w:val="16"/>
               </w:rPr>
@@ -4465,20 +4727,20 @@
         <w:tc>
           <w:tcPr>
             <w:tcW w:w="1498" w:type="dxa"/>
-            <w:shd w:val="clear" w:color="auto" w:fill="DAE9F7" w:themeFill="text2" w:themeFillTint="1A"/>
-          </w:tcPr>
-          <w:p>
-            <w:pPr>
-              <w:jc w:val="center"/>
-              <w:rPr>
-                <w:rFonts w:eastAsiaTheme="minorHAnsi"/>
-                <w:sz w:val="16"/>
-                <w:szCs w:val="16"/>
-              </w:rPr>
-            </w:pPr>
-            <w:r>
-              <w:rPr>
-                <w:rFonts w:eastAsiaTheme="minorHAnsi" w:hint="eastAsia"/>
+            <w:shd w:val="clear" w:color="auto" w:fill="E6E9EB" w:themeFill="text2" w:themeFillTint="1a"/>
+          </w:tcPr>
+          <w:p>
+            <w:pPr>
+              <w:jc w:val="center"/>
+              <w:rPr>
+                <w:rFonts w:eastAsiaTheme="minorHAnsi"/>
+                <w:sz w:val="16"/>
+                <w:szCs w:val="16"/>
+              </w:rPr>
+            </w:pPr>
+            <w:r>
+              <w:rPr>
+                <w:rFonts w:eastAsiaTheme="minorHAnsi"/>
                 <w:sz w:val="16"/>
                 <w:szCs w:val="16"/>
               </w:rPr>
@@ -4489,20 +4751,20 @@
         <w:tc>
           <w:tcPr>
             <w:tcW w:w="1498" w:type="dxa"/>
-            <w:shd w:val="clear" w:color="auto" w:fill="DAE9F7" w:themeFill="text2" w:themeFillTint="1A"/>
-          </w:tcPr>
-          <w:p>
-            <w:pPr>
-              <w:jc w:val="center"/>
-              <w:rPr>
-                <w:rFonts w:eastAsiaTheme="minorHAnsi"/>
-                <w:sz w:val="16"/>
-                <w:szCs w:val="16"/>
-              </w:rPr>
-            </w:pPr>
-            <w:r>
-              <w:rPr>
-                <w:rFonts w:eastAsiaTheme="minorHAnsi" w:hint="eastAsia"/>
+            <w:shd w:val="clear" w:color="auto" w:fill="E6E9EB" w:themeFill="text2" w:themeFillTint="1a"/>
+          </w:tcPr>
+          <w:p>
+            <w:pPr>
+              <w:jc w:val="center"/>
+              <w:rPr>
+                <w:rFonts w:eastAsiaTheme="minorHAnsi"/>
+                <w:sz w:val="16"/>
+                <w:szCs w:val="16"/>
+              </w:rPr>
+            </w:pPr>
+            <w:r>
+              <w:rPr>
+                <w:rFonts w:eastAsiaTheme="minorHAnsi"/>
                 <w:sz w:val="16"/>
                 <w:szCs w:val="16"/>
               </w:rPr>
@@ -4513,20 +4775,20 @@
         <w:tc>
           <w:tcPr>
             <w:tcW w:w="1498" w:type="dxa"/>
-            <w:shd w:val="clear" w:color="auto" w:fill="DAE9F7" w:themeFill="text2" w:themeFillTint="1A"/>
-          </w:tcPr>
-          <w:p>
-            <w:pPr>
-              <w:jc w:val="center"/>
-              <w:rPr>
-                <w:rFonts w:eastAsiaTheme="minorHAnsi"/>
-                <w:sz w:val="16"/>
-                <w:szCs w:val="16"/>
-              </w:rPr>
-            </w:pPr>
-            <w:r>
-              <w:rPr>
-                <w:rFonts w:eastAsiaTheme="minorHAnsi" w:hint="eastAsia"/>
+            <w:shd w:val="clear" w:color="auto" w:fill="E6E9EB" w:themeFill="text2" w:themeFillTint="1a"/>
+          </w:tcPr>
+          <w:p>
+            <w:pPr>
+              <w:jc w:val="center"/>
+              <w:rPr>
+                <w:rFonts w:eastAsiaTheme="minorHAnsi"/>
+                <w:sz w:val="16"/>
+                <w:szCs w:val="16"/>
+              </w:rPr>
+            </w:pPr>
+            <w:r>
+              <w:rPr>
+                <w:rFonts w:eastAsiaTheme="minorHAnsi"/>
                 <w:sz w:val="16"/>
                 <w:szCs w:val="16"/>
               </w:rPr>
@@ -4537,20 +4799,20 @@
         <w:tc>
           <w:tcPr>
             <w:tcW w:w="1498" w:type="dxa"/>
-            <w:shd w:val="clear" w:color="auto" w:fill="DAE9F7" w:themeFill="text2" w:themeFillTint="1A"/>
-          </w:tcPr>
-          <w:p>
-            <w:pPr>
-              <w:jc w:val="center"/>
-              <w:rPr>
-                <w:rFonts w:eastAsiaTheme="minorHAnsi"/>
-                <w:sz w:val="16"/>
-                <w:szCs w:val="16"/>
-              </w:rPr>
-            </w:pPr>
-            <w:r>
-              <w:rPr>
-                <w:rFonts w:eastAsiaTheme="minorHAnsi" w:hint="eastAsia"/>
+            <w:shd w:val="clear" w:color="auto" w:fill="E6E9EB" w:themeFill="text2" w:themeFillTint="1a"/>
+          </w:tcPr>
+          <w:p>
+            <w:pPr>
+              <w:jc w:val="center"/>
+              <w:rPr>
+                <w:rFonts w:eastAsiaTheme="minorHAnsi"/>
+                <w:sz w:val="16"/>
+                <w:szCs w:val="16"/>
+              </w:rPr>
+            </w:pPr>
+            <w:r>
+              <w:rPr>
+                <w:rFonts w:eastAsiaTheme="minorHAnsi"/>
                 <w:sz w:val="16"/>
                 <w:szCs w:val="16"/>
               </w:rPr>
@@ -4561,20 +4823,20 @@
         <w:tc>
           <w:tcPr>
             <w:tcW w:w="1498" w:type="dxa"/>
-            <w:shd w:val="clear" w:color="auto" w:fill="DAE9F7" w:themeFill="text2" w:themeFillTint="1A"/>
-          </w:tcPr>
-          <w:p>
-            <w:pPr>
-              <w:jc w:val="center"/>
-              <w:rPr>
-                <w:rFonts w:eastAsiaTheme="minorHAnsi"/>
-                <w:sz w:val="16"/>
-                <w:szCs w:val="16"/>
-              </w:rPr>
-            </w:pPr>
-            <w:r>
-              <w:rPr>
-                <w:rFonts w:eastAsiaTheme="minorHAnsi" w:hint="eastAsia"/>
+            <w:shd w:val="clear" w:color="auto" w:fill="E6E9EB" w:themeFill="text2" w:themeFillTint="1a"/>
+          </w:tcPr>
+          <w:p>
+            <w:pPr>
+              <w:jc w:val="center"/>
+              <w:rPr>
+                <w:rFonts w:eastAsiaTheme="minorHAnsi"/>
+                <w:sz w:val="16"/>
+                <w:szCs w:val="16"/>
+              </w:rPr>
+            </w:pPr>
+            <w:r>
+              <w:rPr>
+                <w:rFonts w:eastAsiaTheme="minorHAnsi"/>
                 <w:sz w:val="16"/>
                 <w:szCs w:val="16"/>
               </w:rPr>
@@ -4585,102 +4847,102 @@
       </w:tr>
       <w:tr>
         <w:trPr>
-          <w:trHeight w:val="412"/>
+          <w:trHeight w:val="412" w:hRule="atLeast"/>
         </w:trPr>
         <w:tc>
           <w:tcPr>
             <w:tcW w:w="1497" w:type="dxa"/>
-            <w:shd w:val="clear" w:color="auto" w:fill="C1E4F5" w:themeFill="accent1" w:themeFillTint="33"/>
-          </w:tcPr>
-          <w:p>
-            <w:pPr>
-              <w:rPr>
-                <w:rFonts w:eastAsiaTheme="minorHAnsi"/>
-                <w:sz w:val="16"/>
-                <w:szCs w:val="16"/>
-              </w:rPr>
-            </w:pPr>
-          </w:p>
-        </w:tc>
-        <w:tc>
-          <w:tcPr>
-            <w:tcW w:w="1498" w:type="dxa"/>
-            <w:shd w:val="clear" w:color="auto" w:fill="C1E4F5" w:themeFill="accent1" w:themeFillTint="33"/>
-          </w:tcPr>
-          <w:p>
-            <w:pPr>
-              <w:rPr>
-                <w:rFonts w:eastAsiaTheme="minorHAnsi"/>
-                <w:sz w:val="16"/>
-                <w:szCs w:val="16"/>
-              </w:rPr>
-            </w:pPr>
-          </w:p>
-        </w:tc>
-        <w:tc>
-          <w:tcPr>
-            <w:tcW w:w="1498" w:type="dxa"/>
-            <w:shd w:val="clear" w:color="auto" w:fill="C1E4F5" w:themeFill="accent1" w:themeFillTint="33"/>
-          </w:tcPr>
-          <w:p>
-            <w:pPr>
-              <w:rPr>
-                <w:rFonts w:eastAsiaTheme="minorHAnsi"/>
-                <w:sz w:val="16"/>
-                <w:szCs w:val="16"/>
-              </w:rPr>
-            </w:pPr>
-          </w:p>
-        </w:tc>
-        <w:tc>
-          <w:tcPr>
-            <w:tcW w:w="1498" w:type="dxa"/>
-            <w:shd w:val="clear" w:color="auto" w:fill="C1E4F5" w:themeFill="accent1" w:themeFillTint="33"/>
-          </w:tcPr>
-          <w:p>
-            <w:pPr>
-              <w:rPr>
-                <w:rFonts w:eastAsiaTheme="minorHAnsi"/>
-                <w:sz w:val="16"/>
-                <w:szCs w:val="16"/>
-              </w:rPr>
-            </w:pPr>
-          </w:p>
-        </w:tc>
-        <w:tc>
-          <w:tcPr>
-            <w:tcW w:w="1498" w:type="dxa"/>
-            <w:shd w:val="clear" w:color="auto" w:fill="C1E4F5" w:themeFill="accent1" w:themeFillTint="33"/>
-          </w:tcPr>
-          <w:p>
-            <w:pPr>
-              <w:rPr>
-                <w:rFonts w:eastAsiaTheme="minorHAnsi"/>
-                <w:sz w:val="16"/>
-                <w:szCs w:val="16"/>
-              </w:rPr>
-            </w:pPr>
-          </w:p>
-        </w:tc>
-        <w:tc>
-          <w:tcPr>
-            <w:tcW w:w="1498" w:type="dxa"/>
-            <w:shd w:val="clear" w:color="auto" w:fill="C1E4F5" w:themeFill="accent1" w:themeFillTint="33"/>
-          </w:tcPr>
-          <w:p>
-            <w:pPr>
-              <w:rPr>
-                <w:rFonts w:eastAsiaTheme="minorHAnsi"/>
-                <w:sz w:val="16"/>
-                <w:szCs w:val="16"/>
-              </w:rPr>
-            </w:pPr>
-          </w:p>
-        </w:tc>
-        <w:tc>
-          <w:tcPr>
-            <w:tcW w:w="1498" w:type="dxa"/>
-            <w:shd w:val="clear" w:color="auto" w:fill="C1E4F5" w:themeFill="accent1" w:themeFillTint="33"/>
+            <w:shd w:val="clear" w:color="auto" w:fill="D0DFE6" w:themeFill="accent1" w:themeFillTint="33"/>
+          </w:tcPr>
+          <w:p>
+            <w:pPr>
+              <w:rPr>
+                <w:rFonts w:eastAsiaTheme="minorHAnsi"/>
+                <w:sz w:val="16"/>
+                <w:szCs w:val="16"/>
+              </w:rPr>
+            </w:pPr>
+          </w:p>
+        </w:tc>
+        <w:tc>
+          <w:tcPr>
+            <w:tcW w:w="1498" w:type="dxa"/>
+            <w:shd w:val="clear" w:color="auto" w:fill="D0DFE6" w:themeFill="accent1" w:themeFillTint="33"/>
+          </w:tcPr>
+          <w:p>
+            <w:pPr>
+              <w:rPr>
+                <w:rFonts w:eastAsiaTheme="minorHAnsi"/>
+                <w:sz w:val="16"/>
+                <w:szCs w:val="16"/>
+              </w:rPr>
+            </w:pPr>
+          </w:p>
+        </w:tc>
+        <w:tc>
+          <w:tcPr>
+            <w:tcW w:w="1498" w:type="dxa"/>
+            <w:shd w:val="clear" w:color="auto" w:fill="D0DFE6" w:themeFill="accent1" w:themeFillTint="33"/>
+          </w:tcPr>
+          <w:p>
+            <w:pPr>
+              <w:rPr>
+                <w:rFonts w:eastAsiaTheme="minorHAnsi"/>
+                <w:sz w:val="16"/>
+                <w:szCs w:val="16"/>
+              </w:rPr>
+            </w:pPr>
+          </w:p>
+        </w:tc>
+        <w:tc>
+          <w:tcPr>
+            <w:tcW w:w="1498" w:type="dxa"/>
+            <w:shd w:val="clear" w:color="auto" w:fill="D0DFE6" w:themeFill="accent1" w:themeFillTint="33"/>
+          </w:tcPr>
+          <w:p>
+            <w:pPr>
+              <w:rPr>
+                <w:rFonts w:eastAsiaTheme="minorHAnsi"/>
+                <w:sz w:val="16"/>
+                <w:szCs w:val="16"/>
+              </w:rPr>
+            </w:pPr>
+          </w:p>
+        </w:tc>
+        <w:tc>
+          <w:tcPr>
+            <w:tcW w:w="1498" w:type="dxa"/>
+            <w:shd w:val="clear" w:color="auto" w:fill="D0DFE6" w:themeFill="accent1" w:themeFillTint="33"/>
+          </w:tcPr>
+          <w:p>
+            <w:pPr>
+              <w:rPr>
+                <w:rFonts w:eastAsiaTheme="minorHAnsi"/>
+                <w:sz w:val="16"/>
+                <w:szCs w:val="16"/>
+              </w:rPr>
+            </w:pPr>
+          </w:p>
+        </w:tc>
+        <w:tc>
+          <w:tcPr>
+            <w:tcW w:w="1498" w:type="dxa"/>
+            <w:shd w:val="clear" w:color="auto" w:fill="D0DFE6" w:themeFill="accent1" w:themeFillTint="33"/>
+          </w:tcPr>
+          <w:p>
+            <w:pPr>
+              <w:rPr>
+                <w:rFonts w:eastAsiaTheme="minorHAnsi"/>
+                <w:sz w:val="16"/>
+                <w:szCs w:val="16"/>
+              </w:rPr>
+            </w:pPr>
+          </w:p>
+        </w:tc>
+        <w:tc>
+          <w:tcPr>
+            <w:tcW w:w="1498" w:type="dxa"/>
+            <w:shd w:val="clear" w:color="auto" w:fill="D0DFE6" w:themeFill="accent1" w:themeFillTint="33"/>
           </w:tcPr>
           <w:p>
             <w:pPr>
@@ -4697,20 +4959,20 @@
         <w:tc>
           <w:tcPr>
             <w:tcW w:w="1497" w:type="dxa"/>
-            <w:shd w:val="clear" w:color="auto" w:fill="DAE9F7" w:themeFill="text2" w:themeFillTint="1A"/>
-          </w:tcPr>
-          <w:p>
-            <w:pPr>
-              <w:jc w:val="center"/>
-              <w:rPr>
-                <w:rFonts w:eastAsiaTheme="minorHAnsi"/>
-                <w:sz w:val="16"/>
-                <w:szCs w:val="16"/>
-              </w:rPr>
-            </w:pPr>
-            <w:r>
-              <w:rPr>
-                <w:rFonts w:eastAsiaTheme="minorHAnsi" w:hint="eastAsia"/>
+            <w:shd w:val="clear" w:color="auto" w:fill="E6E9EB" w:themeFill="text2" w:themeFillTint="1a"/>
+          </w:tcPr>
+          <w:p>
+            <w:pPr>
+              <w:jc w:val="center"/>
+              <w:rPr>
+                <w:rFonts w:eastAsiaTheme="minorHAnsi"/>
+                <w:sz w:val="16"/>
+                <w:szCs w:val="16"/>
+              </w:rPr>
+            </w:pPr>
+            <w:r>
+              <w:rPr>
+                <w:rFonts w:eastAsiaTheme="minorHAnsi"/>
                 <w:sz w:val="16"/>
                 <w:szCs w:val="16"/>
               </w:rPr>
@@ -4721,20 +4983,20 @@
         <w:tc>
           <w:tcPr>
             <w:tcW w:w="1498" w:type="dxa"/>
-            <w:shd w:val="clear" w:color="auto" w:fill="DAE9F7" w:themeFill="text2" w:themeFillTint="1A"/>
-          </w:tcPr>
-          <w:p>
-            <w:pPr>
-              <w:jc w:val="center"/>
-              <w:rPr>
-                <w:rFonts w:eastAsiaTheme="minorHAnsi"/>
-                <w:sz w:val="16"/>
-                <w:szCs w:val="16"/>
-              </w:rPr>
-            </w:pPr>
-            <w:r>
-              <w:rPr>
-                <w:rFonts w:eastAsiaTheme="minorHAnsi" w:hint="eastAsia"/>
+            <w:shd w:val="clear" w:color="auto" w:fill="E6E9EB" w:themeFill="text2" w:themeFillTint="1a"/>
+          </w:tcPr>
+          <w:p>
+            <w:pPr>
+              <w:jc w:val="center"/>
+              <w:rPr>
+                <w:rFonts w:eastAsiaTheme="minorHAnsi"/>
+                <w:sz w:val="16"/>
+                <w:szCs w:val="16"/>
+              </w:rPr>
+            </w:pPr>
+            <w:r>
+              <w:rPr>
+                <w:rFonts w:eastAsiaTheme="minorHAnsi"/>
                 <w:sz w:val="16"/>
                 <w:szCs w:val="16"/>
               </w:rPr>
@@ -4745,20 +5007,20 @@
         <w:tc>
           <w:tcPr>
             <w:tcW w:w="1498" w:type="dxa"/>
-            <w:shd w:val="clear" w:color="auto" w:fill="DAE9F7" w:themeFill="text2" w:themeFillTint="1A"/>
-          </w:tcPr>
-          <w:p>
-            <w:pPr>
-              <w:jc w:val="center"/>
-              <w:rPr>
-                <w:rFonts w:eastAsiaTheme="minorHAnsi"/>
-                <w:sz w:val="16"/>
-                <w:szCs w:val="16"/>
-              </w:rPr>
-            </w:pPr>
-            <w:r>
-              <w:rPr>
-                <w:rFonts w:eastAsiaTheme="minorHAnsi" w:hint="eastAsia"/>
+            <w:shd w:val="clear" w:color="auto" w:fill="E6E9EB" w:themeFill="text2" w:themeFillTint="1a"/>
+          </w:tcPr>
+          <w:p>
+            <w:pPr>
+              <w:jc w:val="center"/>
+              <w:rPr>
+                <w:rFonts w:eastAsiaTheme="minorHAnsi"/>
+                <w:sz w:val="16"/>
+                <w:szCs w:val="16"/>
+              </w:rPr>
+            </w:pPr>
+            <w:r>
+              <w:rPr>
+                <w:rFonts w:eastAsiaTheme="minorHAnsi"/>
                 <w:sz w:val="16"/>
                 <w:szCs w:val="16"/>
               </w:rPr>
@@ -4769,20 +5031,20 @@
         <w:tc>
           <w:tcPr>
             <w:tcW w:w="1498" w:type="dxa"/>
-            <w:shd w:val="clear" w:color="auto" w:fill="DAE9F7" w:themeFill="text2" w:themeFillTint="1A"/>
-          </w:tcPr>
-          <w:p>
-            <w:pPr>
-              <w:jc w:val="center"/>
-              <w:rPr>
-                <w:rFonts w:eastAsiaTheme="minorHAnsi"/>
-                <w:sz w:val="16"/>
-                <w:szCs w:val="16"/>
-              </w:rPr>
-            </w:pPr>
-            <w:r>
-              <w:rPr>
-                <w:rFonts w:eastAsiaTheme="minorHAnsi" w:hint="eastAsia"/>
+            <w:shd w:val="clear" w:color="auto" w:fill="E6E9EB" w:themeFill="text2" w:themeFillTint="1a"/>
+          </w:tcPr>
+          <w:p>
+            <w:pPr>
+              <w:jc w:val="center"/>
+              <w:rPr>
+                <w:rFonts w:eastAsiaTheme="minorHAnsi"/>
+                <w:sz w:val="16"/>
+                <w:szCs w:val="16"/>
+              </w:rPr>
+            </w:pPr>
+            <w:r>
+              <w:rPr>
+                <w:rFonts w:eastAsiaTheme="minorHAnsi"/>
                 <w:sz w:val="16"/>
                 <w:szCs w:val="16"/>
               </w:rPr>
@@ -4793,20 +5055,20 @@
         <w:tc>
           <w:tcPr>
             <w:tcW w:w="1498" w:type="dxa"/>
-            <w:shd w:val="clear" w:color="auto" w:fill="DAE9F7" w:themeFill="text2" w:themeFillTint="1A"/>
-          </w:tcPr>
-          <w:p>
-            <w:pPr>
-              <w:jc w:val="center"/>
-              <w:rPr>
-                <w:rFonts w:eastAsiaTheme="minorHAnsi"/>
-                <w:sz w:val="16"/>
-                <w:szCs w:val="16"/>
-              </w:rPr>
-            </w:pPr>
-            <w:r>
-              <w:rPr>
-                <w:rFonts w:eastAsiaTheme="minorHAnsi" w:hint="eastAsia"/>
+            <w:shd w:val="clear" w:color="auto" w:fill="E6E9EB" w:themeFill="text2" w:themeFillTint="1a"/>
+          </w:tcPr>
+          <w:p>
+            <w:pPr>
+              <w:jc w:val="center"/>
+              <w:rPr>
+                <w:rFonts w:eastAsiaTheme="minorHAnsi"/>
+                <w:sz w:val="16"/>
+                <w:szCs w:val="16"/>
+              </w:rPr>
+            </w:pPr>
+            <w:r>
+              <w:rPr>
+                <w:rFonts w:eastAsiaTheme="minorHAnsi"/>
                 <w:sz w:val="16"/>
                 <w:szCs w:val="16"/>
               </w:rPr>
@@ -4817,20 +5079,20 @@
         <w:tc>
           <w:tcPr>
             <w:tcW w:w="1498" w:type="dxa"/>
-            <w:shd w:val="clear" w:color="auto" w:fill="DAE9F7" w:themeFill="text2" w:themeFillTint="1A"/>
-          </w:tcPr>
-          <w:p>
-            <w:pPr>
-              <w:jc w:val="center"/>
-              <w:rPr>
-                <w:rFonts w:eastAsiaTheme="minorHAnsi"/>
-                <w:sz w:val="16"/>
-                <w:szCs w:val="16"/>
-              </w:rPr>
-            </w:pPr>
-            <w:r>
-              <w:rPr>
-                <w:rFonts w:eastAsiaTheme="minorHAnsi" w:hint="eastAsia"/>
+            <w:shd w:val="clear" w:color="auto" w:fill="E6E9EB" w:themeFill="text2" w:themeFillTint="1a"/>
+          </w:tcPr>
+          <w:p>
+            <w:pPr>
+              <w:jc w:val="center"/>
+              <w:rPr>
+                <w:rFonts w:eastAsiaTheme="minorHAnsi"/>
+                <w:sz w:val="16"/>
+                <w:szCs w:val="16"/>
+              </w:rPr>
+            </w:pPr>
+            <w:r>
+              <w:rPr>
+                <w:rFonts w:eastAsiaTheme="minorHAnsi"/>
                 <w:sz w:val="16"/>
                 <w:szCs w:val="16"/>
               </w:rPr>
@@ -4841,20 +5103,20 @@
         <w:tc>
           <w:tcPr>
             <w:tcW w:w="1498" w:type="dxa"/>
-            <w:shd w:val="clear" w:color="auto" w:fill="DAE9F7" w:themeFill="text2" w:themeFillTint="1A"/>
-          </w:tcPr>
-          <w:p>
-            <w:pPr>
-              <w:jc w:val="center"/>
-              <w:rPr>
-                <w:rFonts w:eastAsiaTheme="minorHAnsi"/>
-                <w:sz w:val="16"/>
-                <w:szCs w:val="16"/>
-              </w:rPr>
-            </w:pPr>
-            <w:r>
-              <w:rPr>
-                <w:rFonts w:eastAsiaTheme="minorHAnsi" w:hint="eastAsia"/>
+            <w:shd w:val="clear" w:color="auto" w:fill="E6E9EB" w:themeFill="text2" w:themeFillTint="1a"/>
+          </w:tcPr>
+          <w:p>
+            <w:pPr>
+              <w:jc w:val="center"/>
+              <w:rPr>
+                <w:rFonts w:eastAsiaTheme="minorHAnsi"/>
+                <w:sz w:val="16"/>
+                <w:szCs w:val="16"/>
+              </w:rPr>
+            </w:pPr>
+            <w:r>
+              <w:rPr>
+                <w:rFonts w:eastAsiaTheme="minorHAnsi"/>
                 <w:sz w:val="16"/>
                 <w:szCs w:val="16"/>
               </w:rPr>
@@ -4865,102 +5127,102 @@
       </w:tr>
       <w:tr>
         <w:trPr>
-          <w:trHeight w:val="407"/>
+          <w:trHeight w:val="407" w:hRule="atLeast"/>
         </w:trPr>
         <w:tc>
           <w:tcPr>
             <w:tcW w:w="1497" w:type="dxa"/>
-            <w:shd w:val="clear" w:color="auto" w:fill="C1E4F5" w:themeFill="accent1" w:themeFillTint="33"/>
-          </w:tcPr>
-          <w:p>
-            <w:pPr>
-              <w:rPr>
-                <w:rFonts w:eastAsiaTheme="minorHAnsi"/>
-                <w:sz w:val="16"/>
-                <w:szCs w:val="16"/>
-              </w:rPr>
-            </w:pPr>
-          </w:p>
-        </w:tc>
-        <w:tc>
-          <w:tcPr>
-            <w:tcW w:w="1498" w:type="dxa"/>
-            <w:shd w:val="clear" w:color="auto" w:fill="C1E4F5" w:themeFill="accent1" w:themeFillTint="33"/>
-          </w:tcPr>
-          <w:p>
-            <w:pPr>
-              <w:rPr>
-                <w:rFonts w:eastAsiaTheme="minorHAnsi"/>
-                <w:sz w:val="16"/>
-                <w:szCs w:val="16"/>
-              </w:rPr>
-            </w:pPr>
-          </w:p>
-        </w:tc>
-        <w:tc>
-          <w:tcPr>
-            <w:tcW w:w="1498" w:type="dxa"/>
-            <w:shd w:val="clear" w:color="auto" w:fill="C1E4F5" w:themeFill="accent1" w:themeFillTint="33"/>
-          </w:tcPr>
-          <w:p>
-            <w:pPr>
-              <w:rPr>
-                <w:rFonts w:eastAsiaTheme="minorHAnsi"/>
-                <w:sz w:val="16"/>
-                <w:szCs w:val="16"/>
-              </w:rPr>
-            </w:pPr>
-          </w:p>
-        </w:tc>
-        <w:tc>
-          <w:tcPr>
-            <w:tcW w:w="1498" w:type="dxa"/>
-            <w:shd w:val="clear" w:color="auto" w:fill="C1E4F5" w:themeFill="accent1" w:themeFillTint="33"/>
-          </w:tcPr>
-          <w:p>
-            <w:pPr>
-              <w:rPr>
-                <w:rFonts w:eastAsiaTheme="minorHAnsi"/>
-                <w:sz w:val="16"/>
-                <w:szCs w:val="16"/>
-              </w:rPr>
-            </w:pPr>
-          </w:p>
-        </w:tc>
-        <w:tc>
-          <w:tcPr>
-            <w:tcW w:w="1498" w:type="dxa"/>
-            <w:shd w:val="clear" w:color="auto" w:fill="C1E4F5" w:themeFill="accent1" w:themeFillTint="33"/>
-          </w:tcPr>
-          <w:p>
-            <w:pPr>
-              <w:rPr>
-                <w:rFonts w:eastAsiaTheme="minorHAnsi"/>
-                <w:sz w:val="16"/>
-                <w:szCs w:val="16"/>
-              </w:rPr>
-            </w:pPr>
-          </w:p>
-        </w:tc>
-        <w:tc>
-          <w:tcPr>
-            <w:tcW w:w="1498" w:type="dxa"/>
-            <w:shd w:val="clear" w:color="auto" w:fill="C1E4F5" w:themeFill="accent1" w:themeFillTint="33"/>
-          </w:tcPr>
-          <w:p>
-            <w:pPr>
-              <w:rPr>
-                <w:rFonts w:eastAsiaTheme="minorHAnsi"/>
-                <w:sz w:val="16"/>
-                <w:szCs w:val="16"/>
-              </w:rPr>
-            </w:pPr>
-          </w:p>
-        </w:tc>
-        <w:tc>
-          <w:tcPr>
-            <w:tcW w:w="1498" w:type="dxa"/>
-            <w:shd w:val="clear" w:color="auto" w:fill="C1E4F5" w:themeFill="accent1" w:themeFillTint="33"/>
+            <w:shd w:val="clear" w:color="auto" w:fill="D0DFE6" w:themeFill="accent1" w:themeFillTint="33"/>
+          </w:tcPr>
+          <w:p>
+            <w:pPr>
+              <w:rPr>
+                <w:rFonts w:eastAsiaTheme="minorHAnsi"/>
+                <w:sz w:val="16"/>
+                <w:szCs w:val="16"/>
+              </w:rPr>
+            </w:pPr>
+          </w:p>
+        </w:tc>
+        <w:tc>
+          <w:tcPr>
+            <w:tcW w:w="1498" w:type="dxa"/>
+            <w:shd w:val="clear" w:color="auto" w:fill="D0DFE6" w:themeFill="accent1" w:themeFillTint="33"/>
+          </w:tcPr>
+          <w:p>
+            <w:pPr>
+              <w:rPr>
+                <w:rFonts w:eastAsiaTheme="minorHAnsi"/>
+                <w:sz w:val="16"/>
+                <w:szCs w:val="16"/>
+              </w:rPr>
+            </w:pPr>
+          </w:p>
+        </w:tc>
+        <w:tc>
+          <w:tcPr>
+            <w:tcW w:w="1498" w:type="dxa"/>
+            <w:shd w:val="clear" w:color="auto" w:fill="D0DFE6" w:themeFill="accent1" w:themeFillTint="33"/>
+          </w:tcPr>
+          <w:p>
+            <w:pPr>
+              <w:rPr>
+                <w:rFonts w:eastAsiaTheme="minorHAnsi"/>
+                <w:sz w:val="16"/>
+                <w:szCs w:val="16"/>
+              </w:rPr>
+            </w:pPr>
+          </w:p>
+        </w:tc>
+        <w:tc>
+          <w:tcPr>
+            <w:tcW w:w="1498" w:type="dxa"/>
+            <w:shd w:val="clear" w:color="auto" w:fill="D0DFE6" w:themeFill="accent1" w:themeFillTint="33"/>
+          </w:tcPr>
+          <w:p>
+            <w:pPr>
+              <w:rPr>
+                <w:rFonts w:eastAsiaTheme="minorHAnsi"/>
+                <w:sz w:val="16"/>
+                <w:szCs w:val="16"/>
+              </w:rPr>
+            </w:pPr>
+          </w:p>
+        </w:tc>
+        <w:tc>
+          <w:tcPr>
+            <w:tcW w:w="1498" w:type="dxa"/>
+            <w:shd w:val="clear" w:color="auto" w:fill="D0DFE6" w:themeFill="accent1" w:themeFillTint="33"/>
+          </w:tcPr>
+          <w:p>
+            <w:pPr>
+              <w:rPr>
+                <w:rFonts w:eastAsiaTheme="minorHAnsi"/>
+                <w:sz w:val="16"/>
+                <w:szCs w:val="16"/>
+              </w:rPr>
+            </w:pPr>
+          </w:p>
+        </w:tc>
+        <w:tc>
+          <w:tcPr>
+            <w:tcW w:w="1498" w:type="dxa"/>
+            <w:shd w:val="clear" w:color="auto" w:fill="D0DFE6" w:themeFill="accent1" w:themeFillTint="33"/>
+          </w:tcPr>
+          <w:p>
+            <w:pPr>
+              <w:rPr>
+                <w:rFonts w:eastAsiaTheme="minorHAnsi"/>
+                <w:sz w:val="16"/>
+                <w:szCs w:val="16"/>
+              </w:rPr>
+            </w:pPr>
+          </w:p>
+        </w:tc>
+        <w:tc>
+          <w:tcPr>
+            <w:tcW w:w="1498" w:type="dxa"/>
+            <w:shd w:val="clear" w:color="auto" w:fill="D0DFE6" w:themeFill="accent1" w:themeFillTint="33"/>
           </w:tcPr>
           <w:p>
             <w:pPr>
@@ -4994,7 +5256,7 @@
         <w:tc>
           <w:tcPr>
             <w:tcW w:w="1497" w:type="dxa"/>
-            <w:shd w:val="clear" w:color="auto" w:fill="D9D9D9" w:themeFill="background1" w:themeFillShade="D9"/>
+            <w:shd w:val="clear" w:color="auto" w:fill="D9D9D9" w:themeFill="background1" w:themeFillShade="d9"/>
           </w:tcPr>
           <w:p>
             <w:pPr>
@@ -5018,7 +5280,7 @@
         <w:tc>
           <w:tcPr>
             <w:tcW w:w="1498" w:type="dxa"/>
-            <w:shd w:val="clear" w:color="auto" w:fill="D9D9D9" w:themeFill="background1" w:themeFillShade="D9"/>
+            <w:shd w:val="clear" w:color="auto" w:fill="D9D9D9" w:themeFill="background1" w:themeFillShade="d9"/>
           </w:tcPr>
           <w:p>
             <w:pPr>
@@ -5042,7 +5304,7 @@
         <w:tc>
           <w:tcPr>
             <w:tcW w:w="1498" w:type="dxa"/>
-            <w:shd w:val="clear" w:color="auto" w:fill="D9D9D9" w:themeFill="background1" w:themeFillShade="D9"/>
+            <w:shd w:val="clear" w:color="auto" w:fill="D9D9D9" w:themeFill="background1" w:themeFillShade="d9"/>
           </w:tcPr>
           <w:p>
             <w:pPr>
@@ -5066,7 +5328,7 @@
         <w:tc>
           <w:tcPr>
             <w:tcW w:w="1498" w:type="dxa"/>
-            <w:shd w:val="clear" w:color="auto" w:fill="D9D9D9" w:themeFill="background1" w:themeFillShade="D9"/>
+            <w:shd w:val="clear" w:color="auto" w:fill="D9D9D9" w:themeFill="background1" w:themeFillShade="d9"/>
           </w:tcPr>
           <w:p>
             <w:pPr>
@@ -5090,7 +5352,7 @@
         <w:tc>
           <w:tcPr>
             <w:tcW w:w="1498" w:type="dxa"/>
-            <w:shd w:val="clear" w:color="auto" w:fill="D9D9D9" w:themeFill="background1" w:themeFillShade="D9"/>
+            <w:shd w:val="clear" w:color="auto" w:fill="D9D9D9" w:themeFill="background1" w:themeFillShade="d9"/>
           </w:tcPr>
           <w:p>
             <w:pPr>
@@ -5114,7 +5376,7 @@
         <w:tc>
           <w:tcPr>
             <w:tcW w:w="1498" w:type="dxa"/>
-            <w:shd w:val="clear" w:color="auto" w:fill="D9D9D9" w:themeFill="background1" w:themeFillShade="D9"/>
+            <w:shd w:val="clear" w:color="auto" w:fill="D9D9D9" w:themeFill="background1" w:themeFillShade="d9"/>
           </w:tcPr>
           <w:p>
             <w:pPr>
@@ -5138,7 +5400,7 @@
         <w:tc>
           <w:tcPr>
             <w:tcW w:w="1498" w:type="dxa"/>
-            <w:shd w:val="clear" w:color="auto" w:fill="D9D9D9" w:themeFill="background1" w:themeFillShade="D9"/>
+            <w:shd w:val="clear" w:color="auto" w:fill="D9D9D9" w:themeFill="background1" w:themeFillShade="d9"/>
           </w:tcPr>
           <w:p>
             <w:pPr>
@@ -5164,7 +5426,7 @@
         <w:tc>
           <w:tcPr>
             <w:tcW w:w="1497" w:type="dxa"/>
-            <w:shd w:val="clear" w:color="auto" w:fill="DAE9F7" w:themeFill="text2" w:themeFillTint="1A"/>
+            <w:shd w:val="clear" w:color="auto" w:fill="E6E9EB" w:themeFill="text2" w:themeFillTint="1a"/>
           </w:tcPr>
           <w:p>
             <w:pPr>
@@ -5177,7 +5439,7 @@
             </w:pPr>
             <w:r>
               <w:rPr>
-                <w:rFonts w:asciiTheme="majorHAnsi" w:eastAsiaTheme="majorHAnsi" w:hAnsiTheme="majorHAnsi" w:hint="eastAsia"/>
+                <w:rFonts w:asciiTheme="majorHAnsi" w:eastAsiaTheme="majorHAnsi" w:hAnsiTheme="majorHAnsi"/>
                 <w:sz w:val="16"/>
                 <w:szCs w:val="16"/>
               </w:rPr>
@@ -5188,7 +5450,7 @@
         <w:tc>
           <w:tcPr>
             <w:tcW w:w="1498" w:type="dxa"/>
-            <w:shd w:val="clear" w:color="auto" w:fill="DAE9F7" w:themeFill="text2" w:themeFillTint="1A"/>
+            <w:shd w:val="clear" w:color="auto" w:fill="E6E9EB" w:themeFill="text2" w:themeFillTint="1a"/>
           </w:tcPr>
           <w:p>
             <w:pPr>
@@ -5201,7 +5463,7 @@
             </w:pPr>
             <w:r>
               <w:rPr>
-                <w:rFonts w:asciiTheme="majorHAnsi" w:eastAsiaTheme="majorHAnsi" w:hAnsiTheme="majorHAnsi" w:hint="eastAsia"/>
+                <w:rFonts w:asciiTheme="majorHAnsi" w:eastAsiaTheme="majorHAnsi" w:hAnsiTheme="majorHAnsi"/>
                 <w:sz w:val="16"/>
                 <w:szCs w:val="16"/>
               </w:rPr>
@@ -5212,7 +5474,7 @@
         <w:tc>
           <w:tcPr>
             <w:tcW w:w="1498" w:type="dxa"/>
-            <w:shd w:val="clear" w:color="auto" w:fill="DAE9F7" w:themeFill="text2" w:themeFillTint="1A"/>
+            <w:shd w:val="clear" w:color="auto" w:fill="E6E9EB" w:themeFill="text2" w:themeFillTint="1a"/>
           </w:tcPr>
           <w:p>
             <w:pPr>
@@ -5225,7 +5487,7 @@
             </w:pPr>
             <w:r>
               <w:rPr>
-                <w:rFonts w:asciiTheme="majorHAnsi" w:eastAsiaTheme="majorHAnsi" w:hAnsiTheme="majorHAnsi" w:hint="eastAsia"/>
+                <w:rFonts w:asciiTheme="majorHAnsi" w:eastAsiaTheme="majorHAnsi" w:hAnsiTheme="majorHAnsi"/>
                 <w:sz w:val="16"/>
                 <w:szCs w:val="16"/>
               </w:rPr>
@@ -5236,7 +5498,7 @@
         <w:tc>
           <w:tcPr>
             <w:tcW w:w="1498" w:type="dxa"/>
-            <w:shd w:val="clear" w:color="auto" w:fill="DAE9F7" w:themeFill="text2" w:themeFillTint="1A"/>
+            <w:shd w:val="clear" w:color="auto" w:fill="E6E9EB" w:themeFill="text2" w:themeFillTint="1a"/>
           </w:tcPr>
           <w:p>
             <w:pPr>
@@ -5249,7 +5511,7 @@
             </w:pPr>
             <w:r>
               <w:rPr>
-                <w:rFonts w:asciiTheme="majorHAnsi" w:eastAsiaTheme="majorHAnsi" w:hAnsiTheme="majorHAnsi" w:hint="eastAsia"/>
+                <w:rFonts w:asciiTheme="majorHAnsi" w:eastAsiaTheme="majorHAnsi" w:hAnsiTheme="majorHAnsi"/>
                 <w:sz w:val="16"/>
                 <w:szCs w:val="16"/>
               </w:rPr>
@@ -5260,7 +5522,7 @@
         <w:tc>
           <w:tcPr>
             <w:tcW w:w="1498" w:type="dxa"/>
-            <w:shd w:val="clear" w:color="auto" w:fill="DAE9F7" w:themeFill="text2" w:themeFillTint="1A"/>
+            <w:shd w:val="clear" w:color="auto" w:fill="E6E9EB" w:themeFill="text2" w:themeFillTint="1a"/>
           </w:tcPr>
           <w:p>
             <w:pPr>
@@ -5273,7 +5535,7 @@
             </w:pPr>
             <w:r>
               <w:rPr>
-                <w:rFonts w:asciiTheme="majorHAnsi" w:eastAsiaTheme="majorHAnsi" w:hAnsiTheme="majorHAnsi" w:hint="eastAsia"/>
+                <w:rFonts w:asciiTheme="majorHAnsi" w:eastAsiaTheme="majorHAnsi" w:hAnsiTheme="majorHAnsi"/>
                 <w:sz w:val="16"/>
                 <w:szCs w:val="16"/>
               </w:rPr>
@@ -5284,7 +5546,7 @@
         <w:tc>
           <w:tcPr>
             <w:tcW w:w="1498" w:type="dxa"/>
-            <w:shd w:val="clear" w:color="auto" w:fill="DAE9F7" w:themeFill="text2" w:themeFillTint="1A"/>
+            <w:shd w:val="clear" w:color="auto" w:fill="E6E9EB" w:themeFill="text2" w:themeFillTint="1a"/>
           </w:tcPr>
           <w:p>
             <w:pPr>
@@ -5297,7 +5559,7 @@
             </w:pPr>
             <w:r>
               <w:rPr>
-                <w:rFonts w:asciiTheme="majorHAnsi" w:eastAsiaTheme="majorHAnsi" w:hAnsiTheme="majorHAnsi" w:hint="eastAsia"/>
+                <w:rFonts w:asciiTheme="majorHAnsi" w:eastAsiaTheme="majorHAnsi" w:hAnsiTheme="majorHAnsi"/>
                 <w:sz w:val="16"/>
                 <w:szCs w:val="16"/>
               </w:rPr>
@@ -5308,7 +5570,7 @@
         <w:tc>
           <w:tcPr>
             <w:tcW w:w="1498" w:type="dxa"/>
-            <w:shd w:val="clear" w:color="auto" w:fill="DAE9F7" w:themeFill="text2" w:themeFillTint="1A"/>
+            <w:shd w:val="clear" w:color="auto" w:fill="E6E9EB" w:themeFill="text2" w:themeFillTint="1a"/>
           </w:tcPr>
           <w:p>
             <w:pPr>
@@ -5321,7 +5583,7 @@
             </w:pPr>
             <w:r>
               <w:rPr>
-                <w:rFonts w:asciiTheme="majorHAnsi" w:eastAsiaTheme="majorHAnsi" w:hAnsiTheme="majorHAnsi" w:hint="eastAsia"/>
+                <w:rFonts w:asciiTheme="majorHAnsi" w:eastAsiaTheme="majorHAnsi" w:hAnsiTheme="majorHAnsi"/>
                 <w:sz w:val="16"/>
                 <w:szCs w:val="16"/>
               </w:rPr>
@@ -5332,7 +5594,7 @@
       </w:tr>
       <w:tr>
         <w:trPr>
-          <w:trHeight w:val="431"/>
+          <w:trHeight w:val="431" w:hRule="atLeast"/>
         </w:trPr>
         <w:tc>
           <w:tcPr>
@@ -5424,43 +5686,39 @@
             </w:pPr>
             <w:r>
               <w:rPr>
-                <w:rFonts w:asciiTheme="majorHAnsi" w:eastAsiaTheme="majorHAnsi" w:hAnsiTheme="majorHAnsi" w:hint="eastAsia"/>
+                <w:rFonts w:asciiTheme="majorHAnsi" w:eastAsiaTheme="majorHAnsi" w:hAnsiTheme="majorHAnsi"/>
                 <w:sz w:val="16"/>
                 <w:szCs w:val="16"/>
               </w:rPr>
               <w:t xml:space="preserve">[클라] 7가지 감정 </w:t>
             </w:r>
-            <w:proofErr w:type="spellStart"/>
-            <w:r>
-              <w:rPr>
-                <w:rFonts w:asciiTheme="majorHAnsi" w:eastAsiaTheme="majorHAnsi" w:hAnsiTheme="majorHAnsi" w:hint="eastAsia"/>
+            <w:r>
+              <w:rPr>
+                <w:rFonts w:asciiTheme="majorHAnsi" w:eastAsiaTheme="majorHAnsi" w:hAnsiTheme="majorHAnsi"/>
                 <w:sz w:val="16"/>
                 <w:szCs w:val="16"/>
               </w:rPr>
               <w:t>이모지</w:t>
             </w:r>
-            <w:proofErr w:type="spellEnd"/>
-            <w:r>
-              <w:rPr>
-                <w:rFonts w:asciiTheme="majorHAnsi" w:eastAsiaTheme="majorHAnsi" w:hAnsiTheme="majorHAnsi" w:hint="eastAsia"/>
+            <w:r>
+              <w:rPr>
+                <w:rFonts w:asciiTheme="majorHAnsi" w:eastAsiaTheme="majorHAnsi" w:hAnsiTheme="majorHAnsi"/>
                 <w:sz w:val="16"/>
                 <w:szCs w:val="16"/>
               </w:rPr>
               <w:t xml:space="preserve">, 거미줄 </w:t>
             </w:r>
-            <w:proofErr w:type="spellStart"/>
-            <w:r>
-              <w:rPr>
-                <w:rFonts w:asciiTheme="majorHAnsi" w:eastAsiaTheme="majorHAnsi" w:hAnsiTheme="majorHAnsi" w:hint="eastAsia"/>
+            <w:r>
+              <w:rPr>
+                <w:rFonts w:asciiTheme="majorHAnsi" w:eastAsiaTheme="majorHAnsi" w:hAnsiTheme="majorHAnsi"/>
                 <w:sz w:val="16"/>
                 <w:szCs w:val="16"/>
               </w:rPr>
               <w:t>에셋</w:t>
             </w:r>
-            <w:proofErr w:type="spellEnd"/>
-            <w:r>
-              <w:rPr>
-                <w:rFonts w:asciiTheme="majorHAnsi" w:eastAsiaTheme="majorHAnsi" w:hAnsiTheme="majorHAnsi" w:hint="eastAsia"/>
+            <w:r>
+              <w:rPr>
+                <w:rFonts w:asciiTheme="majorHAnsi" w:eastAsiaTheme="majorHAnsi" w:hAnsiTheme="majorHAnsi"/>
                 <w:sz w:val="16"/>
                 <w:szCs w:val="16"/>
               </w:rPr>
@@ -5488,20 +5746,20 @@
         <w:tc>
           <w:tcPr>
             <w:tcW w:w="1497" w:type="dxa"/>
-            <w:shd w:val="clear" w:color="auto" w:fill="DAE9F7" w:themeFill="text2" w:themeFillTint="1A"/>
-          </w:tcPr>
-          <w:p>
-            <w:pPr>
-              <w:jc w:val="center"/>
-              <w:rPr>
-                <w:rFonts w:eastAsiaTheme="minorHAnsi"/>
-                <w:sz w:val="16"/>
-                <w:szCs w:val="16"/>
-              </w:rPr>
-            </w:pPr>
-            <w:r>
-              <w:rPr>
-                <w:rFonts w:eastAsiaTheme="minorHAnsi" w:hint="eastAsia"/>
+            <w:shd w:val="clear" w:color="auto" w:fill="E6E9EB" w:themeFill="text2" w:themeFillTint="1a"/>
+          </w:tcPr>
+          <w:p>
+            <w:pPr>
+              <w:jc w:val="center"/>
+              <w:rPr>
+                <w:rFonts w:eastAsiaTheme="minorHAnsi"/>
+                <w:sz w:val="16"/>
+                <w:szCs w:val="16"/>
+              </w:rPr>
+            </w:pPr>
+            <w:r>
+              <w:rPr>
+                <w:rFonts w:eastAsiaTheme="minorHAnsi"/>
                 <w:sz w:val="16"/>
                 <w:szCs w:val="16"/>
               </w:rPr>
@@ -5512,20 +5770,20 @@
         <w:tc>
           <w:tcPr>
             <w:tcW w:w="1498" w:type="dxa"/>
-            <w:shd w:val="clear" w:color="auto" w:fill="DAE9F7" w:themeFill="text2" w:themeFillTint="1A"/>
-          </w:tcPr>
-          <w:p>
-            <w:pPr>
-              <w:jc w:val="center"/>
-              <w:rPr>
-                <w:rFonts w:eastAsiaTheme="minorHAnsi"/>
-                <w:sz w:val="16"/>
-                <w:szCs w:val="16"/>
-              </w:rPr>
-            </w:pPr>
-            <w:r>
-              <w:rPr>
-                <w:rFonts w:eastAsiaTheme="minorHAnsi" w:hint="eastAsia"/>
+            <w:shd w:val="clear" w:color="auto" w:fill="E6E9EB" w:themeFill="text2" w:themeFillTint="1a"/>
+          </w:tcPr>
+          <w:p>
+            <w:pPr>
+              <w:jc w:val="center"/>
+              <w:rPr>
+                <w:rFonts w:eastAsiaTheme="minorHAnsi"/>
+                <w:sz w:val="16"/>
+                <w:szCs w:val="16"/>
+              </w:rPr>
+            </w:pPr>
+            <w:r>
+              <w:rPr>
+                <w:rFonts w:eastAsiaTheme="minorHAnsi"/>
                 <w:sz w:val="16"/>
                 <w:szCs w:val="16"/>
               </w:rPr>
@@ -5536,20 +5794,20 @@
         <w:tc>
           <w:tcPr>
             <w:tcW w:w="1498" w:type="dxa"/>
-            <w:shd w:val="clear" w:color="auto" w:fill="DAE9F7" w:themeFill="text2" w:themeFillTint="1A"/>
-          </w:tcPr>
-          <w:p>
-            <w:pPr>
-              <w:jc w:val="center"/>
-              <w:rPr>
-                <w:rFonts w:eastAsiaTheme="minorHAnsi"/>
-                <w:sz w:val="16"/>
-                <w:szCs w:val="16"/>
-              </w:rPr>
-            </w:pPr>
-            <w:r>
-              <w:rPr>
-                <w:rFonts w:eastAsiaTheme="minorHAnsi" w:hint="eastAsia"/>
+            <w:shd w:val="clear" w:color="auto" w:fill="E6E9EB" w:themeFill="text2" w:themeFillTint="1a"/>
+          </w:tcPr>
+          <w:p>
+            <w:pPr>
+              <w:jc w:val="center"/>
+              <w:rPr>
+                <w:rFonts w:eastAsiaTheme="minorHAnsi"/>
+                <w:sz w:val="16"/>
+                <w:szCs w:val="16"/>
+              </w:rPr>
+            </w:pPr>
+            <w:r>
+              <w:rPr>
+                <w:rFonts w:eastAsiaTheme="minorHAnsi"/>
                 <w:sz w:val="16"/>
                 <w:szCs w:val="16"/>
               </w:rPr>
@@ -5560,20 +5818,20 @@
         <w:tc>
           <w:tcPr>
             <w:tcW w:w="1498" w:type="dxa"/>
-            <w:shd w:val="clear" w:color="auto" w:fill="DAE9F7" w:themeFill="text2" w:themeFillTint="1A"/>
-          </w:tcPr>
-          <w:p>
-            <w:pPr>
-              <w:jc w:val="center"/>
-              <w:rPr>
-                <w:rFonts w:eastAsiaTheme="minorHAnsi"/>
-                <w:sz w:val="16"/>
-                <w:szCs w:val="16"/>
-              </w:rPr>
-            </w:pPr>
-            <w:r>
-              <w:rPr>
-                <w:rFonts w:eastAsiaTheme="minorHAnsi" w:hint="eastAsia"/>
+            <w:shd w:val="clear" w:color="auto" w:fill="E6E9EB" w:themeFill="text2" w:themeFillTint="1a"/>
+          </w:tcPr>
+          <w:p>
+            <w:pPr>
+              <w:jc w:val="center"/>
+              <w:rPr>
+                <w:rFonts w:eastAsiaTheme="minorHAnsi"/>
+                <w:sz w:val="16"/>
+                <w:szCs w:val="16"/>
+              </w:rPr>
+            </w:pPr>
+            <w:r>
+              <w:rPr>
+                <w:rFonts w:eastAsiaTheme="minorHAnsi"/>
                 <w:sz w:val="16"/>
                 <w:szCs w:val="16"/>
               </w:rPr>
@@ -5584,20 +5842,20 @@
         <w:tc>
           <w:tcPr>
             <w:tcW w:w="1498" w:type="dxa"/>
-            <w:shd w:val="clear" w:color="auto" w:fill="DAE9F7" w:themeFill="text2" w:themeFillTint="1A"/>
-          </w:tcPr>
-          <w:p>
-            <w:pPr>
-              <w:jc w:val="center"/>
-              <w:rPr>
-                <w:rFonts w:eastAsiaTheme="minorHAnsi"/>
-                <w:sz w:val="16"/>
-                <w:szCs w:val="16"/>
-              </w:rPr>
-            </w:pPr>
-            <w:r>
-              <w:rPr>
-                <w:rFonts w:eastAsiaTheme="minorHAnsi" w:hint="eastAsia"/>
+            <w:shd w:val="clear" w:color="auto" w:fill="E6E9EB" w:themeFill="text2" w:themeFillTint="1a"/>
+          </w:tcPr>
+          <w:p>
+            <w:pPr>
+              <w:jc w:val="center"/>
+              <w:rPr>
+                <w:rFonts w:eastAsiaTheme="minorHAnsi"/>
+                <w:sz w:val="16"/>
+                <w:szCs w:val="16"/>
+              </w:rPr>
+            </w:pPr>
+            <w:r>
+              <w:rPr>
+                <w:rFonts w:eastAsiaTheme="minorHAnsi"/>
                 <w:sz w:val="16"/>
                 <w:szCs w:val="16"/>
               </w:rPr>
@@ -5608,20 +5866,20 @@
         <w:tc>
           <w:tcPr>
             <w:tcW w:w="1498" w:type="dxa"/>
-            <w:shd w:val="clear" w:color="auto" w:fill="DAE9F7" w:themeFill="text2" w:themeFillTint="1A"/>
-          </w:tcPr>
-          <w:p>
-            <w:pPr>
-              <w:jc w:val="center"/>
-              <w:rPr>
-                <w:rFonts w:eastAsiaTheme="minorHAnsi"/>
-                <w:sz w:val="16"/>
-                <w:szCs w:val="16"/>
-              </w:rPr>
-            </w:pPr>
-            <w:r>
-              <w:rPr>
-                <w:rFonts w:eastAsiaTheme="minorHAnsi" w:hint="eastAsia"/>
+            <w:shd w:val="clear" w:color="auto" w:fill="E6E9EB" w:themeFill="text2" w:themeFillTint="1a"/>
+          </w:tcPr>
+          <w:p>
+            <w:pPr>
+              <w:jc w:val="center"/>
+              <w:rPr>
+                <w:rFonts w:eastAsiaTheme="minorHAnsi"/>
+                <w:sz w:val="16"/>
+                <w:szCs w:val="16"/>
+              </w:rPr>
+            </w:pPr>
+            <w:r>
+              <w:rPr>
+                <w:rFonts w:eastAsiaTheme="minorHAnsi"/>
                 <w:sz w:val="16"/>
                 <w:szCs w:val="16"/>
               </w:rPr>
@@ -5632,20 +5890,20 @@
         <w:tc>
           <w:tcPr>
             <w:tcW w:w="1498" w:type="dxa"/>
-            <w:shd w:val="clear" w:color="auto" w:fill="DAE9F7" w:themeFill="text2" w:themeFillTint="1A"/>
-          </w:tcPr>
-          <w:p>
-            <w:pPr>
-              <w:jc w:val="center"/>
-              <w:rPr>
-                <w:rFonts w:eastAsiaTheme="minorHAnsi"/>
-                <w:sz w:val="16"/>
-                <w:szCs w:val="16"/>
-              </w:rPr>
-            </w:pPr>
-            <w:r>
-              <w:rPr>
-                <w:rFonts w:eastAsiaTheme="minorHAnsi" w:hint="eastAsia"/>
+            <w:shd w:val="clear" w:color="auto" w:fill="E6E9EB" w:themeFill="text2" w:themeFillTint="1a"/>
+          </w:tcPr>
+          <w:p>
+            <w:pPr>
+              <w:jc w:val="center"/>
+              <w:rPr>
+                <w:rFonts w:eastAsiaTheme="minorHAnsi"/>
+                <w:sz w:val="16"/>
+                <w:szCs w:val="16"/>
+              </w:rPr>
+            </w:pPr>
+            <w:r>
+              <w:rPr>
+                <w:rFonts w:eastAsiaTheme="minorHAnsi"/>
                 <w:sz w:val="16"/>
                 <w:szCs w:val="16"/>
               </w:rPr>
@@ -5656,7 +5914,7 @@
       </w:tr>
       <w:tr>
         <w:trPr>
-          <w:trHeight w:val="410"/>
+          <w:trHeight w:val="410" w:hRule="atLeast"/>
         </w:trPr>
         <w:tc>
           <w:tcPr>
@@ -5718,7 +5976,7 @@
             </w:pPr>
             <w:r>
               <w:rPr>
-                <w:rFonts w:eastAsiaTheme="minorHAnsi" w:hint="eastAsia"/>
+                <w:rFonts w:eastAsiaTheme="minorHAnsi"/>
                 <w:sz w:val="16"/>
                 <w:szCs w:val="16"/>
               </w:rPr>
@@ -5741,7 +5999,7 @@
             </w:pPr>
             <w:r>
               <w:rPr>
-                <w:rFonts w:eastAsiaTheme="minorHAnsi" w:hint="eastAsia"/>
+                <w:rFonts w:eastAsiaTheme="minorHAnsi"/>
                 <w:sz w:val="16"/>
                 <w:szCs w:val="16"/>
               </w:rPr>
@@ -5764,7 +6022,7 @@
             </w:pPr>
             <w:r>
               <w:rPr>
-                <w:rFonts w:eastAsiaTheme="minorHAnsi" w:hint="eastAsia"/>
+                <w:rFonts w:eastAsiaTheme="minorHAnsi"/>
                 <w:sz w:val="16"/>
                 <w:szCs w:val="16"/>
               </w:rPr>
@@ -5772,43 +6030,39 @@
             </w:r>
             <w:r>
               <w:rPr>
-                <w:rFonts w:eastAsiaTheme="minorHAnsi" w:hint="eastAsia"/>
+                <w:rFonts w:eastAsiaTheme="minorHAnsi"/>
                 <w:sz w:val="16"/>
                 <w:szCs w:val="16"/>
               </w:rPr>
               <w:t xml:space="preserve">가구 </w:t>
             </w:r>
-            <w:proofErr w:type="spellStart"/>
-            <w:r>
-              <w:rPr>
-                <w:rFonts w:eastAsiaTheme="minorHAnsi" w:hint="eastAsia"/>
+            <w:r>
+              <w:rPr>
+                <w:rFonts w:eastAsiaTheme="minorHAnsi"/>
                 <w:sz w:val="16"/>
                 <w:szCs w:val="16"/>
               </w:rPr>
               <w:t>에셋</w:t>
             </w:r>
-            <w:proofErr w:type="spellEnd"/>
-            <w:r>
-              <w:rPr>
-                <w:rFonts w:eastAsiaTheme="minorHAnsi" w:hint="eastAsia"/>
+            <w:r>
+              <w:rPr>
+                <w:rFonts w:eastAsiaTheme="minorHAnsi"/>
                 <w:sz w:val="16"/>
                 <w:szCs w:val="16"/>
               </w:rPr>
               <w:t xml:space="preserve"> 추가, </w:t>
             </w:r>
-            <w:proofErr w:type="spellStart"/>
-            <w:r>
-              <w:rPr>
-                <w:rFonts w:eastAsiaTheme="minorHAnsi" w:hint="eastAsia"/>
+            <w:r>
+              <w:rPr>
+                <w:rFonts w:eastAsiaTheme="minorHAnsi"/>
                 <w:sz w:val="16"/>
                 <w:szCs w:val="16"/>
               </w:rPr>
               <w:t>json</w:t>
             </w:r>
-            <w:proofErr w:type="spellEnd"/>
-            <w:r>
-              <w:rPr>
-                <w:rFonts w:eastAsiaTheme="minorHAnsi" w:hint="eastAsia"/>
+            <w:r>
+              <w:rPr>
+                <w:rFonts w:eastAsiaTheme="minorHAnsi"/>
                 <w:sz w:val="16"/>
                 <w:szCs w:val="16"/>
               </w:rPr>
@@ -5834,25 +6088,25 @@
       </w:tr>
       <w:tr>
         <w:trPr>
-          <w:trHeight w:val="253"/>
+          <w:trHeight w:val="253" w:hRule="atLeast"/>
         </w:trPr>
         <w:tc>
           <w:tcPr>
             <w:tcW w:w="1497" w:type="dxa"/>
-            <w:shd w:val="clear" w:color="auto" w:fill="DAE9F7" w:themeFill="text2" w:themeFillTint="1A"/>
-          </w:tcPr>
-          <w:p>
-            <w:pPr>
-              <w:jc w:val="center"/>
-              <w:rPr>
-                <w:rFonts w:eastAsiaTheme="minorHAnsi"/>
-                <w:sz w:val="16"/>
-                <w:szCs w:val="16"/>
-              </w:rPr>
-            </w:pPr>
-            <w:r>
-              <w:rPr>
-                <w:rFonts w:eastAsiaTheme="minorHAnsi" w:hint="eastAsia"/>
+            <w:shd w:val="clear" w:color="auto" w:fill="E6E9EB" w:themeFill="text2" w:themeFillTint="1a"/>
+          </w:tcPr>
+          <w:p>
+            <w:pPr>
+              <w:jc w:val="center"/>
+              <w:rPr>
+                <w:rFonts w:eastAsiaTheme="minorHAnsi"/>
+                <w:sz w:val="16"/>
+                <w:szCs w:val="16"/>
+              </w:rPr>
+            </w:pPr>
+            <w:r>
+              <w:rPr>
+                <w:rFonts w:eastAsiaTheme="minorHAnsi"/>
                 <w:sz w:val="16"/>
                 <w:szCs w:val="16"/>
               </w:rPr>
@@ -5863,20 +6117,20 @@
         <w:tc>
           <w:tcPr>
             <w:tcW w:w="1498" w:type="dxa"/>
-            <w:shd w:val="clear" w:color="auto" w:fill="DAE9F7" w:themeFill="text2" w:themeFillTint="1A"/>
-          </w:tcPr>
-          <w:p>
-            <w:pPr>
-              <w:jc w:val="center"/>
-              <w:rPr>
-                <w:rFonts w:eastAsiaTheme="minorHAnsi"/>
-                <w:sz w:val="16"/>
-                <w:szCs w:val="16"/>
-              </w:rPr>
-            </w:pPr>
-            <w:r>
-              <w:rPr>
-                <w:rFonts w:eastAsiaTheme="minorHAnsi" w:hint="eastAsia"/>
+            <w:shd w:val="clear" w:color="auto" w:fill="E6E9EB" w:themeFill="text2" w:themeFillTint="1a"/>
+          </w:tcPr>
+          <w:p>
+            <w:pPr>
+              <w:jc w:val="center"/>
+              <w:rPr>
+                <w:rFonts w:eastAsiaTheme="minorHAnsi"/>
+                <w:sz w:val="16"/>
+                <w:szCs w:val="16"/>
+              </w:rPr>
+            </w:pPr>
+            <w:r>
+              <w:rPr>
+                <w:rFonts w:eastAsiaTheme="minorHAnsi"/>
                 <w:sz w:val="16"/>
                 <w:szCs w:val="16"/>
               </w:rPr>
@@ -5887,20 +6141,20 @@
         <w:tc>
           <w:tcPr>
             <w:tcW w:w="1498" w:type="dxa"/>
-            <w:shd w:val="clear" w:color="auto" w:fill="DAE9F7" w:themeFill="text2" w:themeFillTint="1A"/>
-          </w:tcPr>
-          <w:p>
-            <w:pPr>
-              <w:jc w:val="center"/>
-              <w:rPr>
-                <w:rFonts w:eastAsiaTheme="minorHAnsi"/>
-                <w:sz w:val="16"/>
-                <w:szCs w:val="16"/>
-              </w:rPr>
-            </w:pPr>
-            <w:r>
-              <w:rPr>
-                <w:rFonts w:eastAsiaTheme="minorHAnsi" w:hint="eastAsia"/>
+            <w:shd w:val="clear" w:color="auto" w:fill="E6E9EB" w:themeFill="text2" w:themeFillTint="1a"/>
+          </w:tcPr>
+          <w:p>
+            <w:pPr>
+              <w:jc w:val="center"/>
+              <w:rPr>
+                <w:rFonts w:eastAsiaTheme="minorHAnsi"/>
+                <w:sz w:val="16"/>
+                <w:szCs w:val="16"/>
+              </w:rPr>
+            </w:pPr>
+            <w:r>
+              <w:rPr>
+                <w:rFonts w:eastAsiaTheme="minorHAnsi"/>
                 <w:sz w:val="16"/>
                 <w:szCs w:val="16"/>
               </w:rPr>
@@ -5911,20 +6165,20 @@
         <w:tc>
           <w:tcPr>
             <w:tcW w:w="1498" w:type="dxa"/>
-            <w:shd w:val="clear" w:color="auto" w:fill="DAE9F7" w:themeFill="text2" w:themeFillTint="1A"/>
-          </w:tcPr>
-          <w:p>
-            <w:pPr>
-              <w:jc w:val="center"/>
-              <w:rPr>
-                <w:rFonts w:eastAsiaTheme="minorHAnsi"/>
-                <w:sz w:val="16"/>
-                <w:szCs w:val="16"/>
-              </w:rPr>
-            </w:pPr>
-            <w:r>
-              <w:rPr>
-                <w:rFonts w:eastAsiaTheme="minorHAnsi" w:hint="eastAsia"/>
+            <w:shd w:val="clear" w:color="auto" w:fill="E6E9EB" w:themeFill="text2" w:themeFillTint="1a"/>
+          </w:tcPr>
+          <w:p>
+            <w:pPr>
+              <w:jc w:val="center"/>
+              <w:rPr>
+                <w:rFonts w:eastAsiaTheme="minorHAnsi"/>
+                <w:sz w:val="16"/>
+                <w:szCs w:val="16"/>
+              </w:rPr>
+            </w:pPr>
+            <w:r>
+              <w:rPr>
+                <w:rFonts w:eastAsiaTheme="minorHAnsi"/>
                 <w:sz w:val="16"/>
                 <w:szCs w:val="16"/>
               </w:rPr>
@@ -5935,20 +6189,20 @@
         <w:tc>
           <w:tcPr>
             <w:tcW w:w="1498" w:type="dxa"/>
-            <w:shd w:val="clear" w:color="auto" w:fill="DAE9F7" w:themeFill="text2" w:themeFillTint="1A"/>
-          </w:tcPr>
-          <w:p>
-            <w:pPr>
-              <w:jc w:val="center"/>
-              <w:rPr>
-                <w:rFonts w:eastAsiaTheme="minorHAnsi"/>
-                <w:sz w:val="16"/>
-                <w:szCs w:val="16"/>
-              </w:rPr>
-            </w:pPr>
-            <w:r>
-              <w:rPr>
-                <w:rFonts w:eastAsiaTheme="minorHAnsi" w:hint="eastAsia"/>
+            <w:shd w:val="clear" w:color="auto" w:fill="E6E9EB" w:themeFill="text2" w:themeFillTint="1a"/>
+          </w:tcPr>
+          <w:p>
+            <w:pPr>
+              <w:jc w:val="center"/>
+              <w:rPr>
+                <w:rFonts w:eastAsiaTheme="minorHAnsi"/>
+                <w:sz w:val="16"/>
+                <w:szCs w:val="16"/>
+              </w:rPr>
+            </w:pPr>
+            <w:r>
+              <w:rPr>
+                <w:rFonts w:eastAsiaTheme="minorHAnsi"/>
                 <w:sz w:val="16"/>
                 <w:szCs w:val="16"/>
               </w:rPr>
@@ -5959,20 +6213,20 @@
         <w:tc>
           <w:tcPr>
             <w:tcW w:w="1498" w:type="dxa"/>
-            <w:shd w:val="clear" w:color="auto" w:fill="DAE9F7" w:themeFill="text2" w:themeFillTint="1A"/>
-          </w:tcPr>
-          <w:p>
-            <w:pPr>
-              <w:jc w:val="center"/>
-              <w:rPr>
-                <w:rFonts w:eastAsiaTheme="minorHAnsi"/>
-                <w:sz w:val="16"/>
-                <w:szCs w:val="16"/>
-              </w:rPr>
-            </w:pPr>
-            <w:r>
-              <w:rPr>
-                <w:rFonts w:eastAsiaTheme="minorHAnsi" w:hint="eastAsia"/>
+            <w:shd w:val="clear" w:color="auto" w:fill="E6E9EB" w:themeFill="text2" w:themeFillTint="1a"/>
+          </w:tcPr>
+          <w:p>
+            <w:pPr>
+              <w:jc w:val="center"/>
+              <w:rPr>
+                <w:rFonts w:eastAsiaTheme="minorHAnsi"/>
+                <w:sz w:val="16"/>
+                <w:szCs w:val="16"/>
+              </w:rPr>
+            </w:pPr>
+            <w:r>
+              <w:rPr>
+                <w:rFonts w:eastAsiaTheme="minorHAnsi"/>
                 <w:sz w:val="16"/>
                 <w:szCs w:val="16"/>
               </w:rPr>
@@ -5983,20 +6237,20 @@
         <w:tc>
           <w:tcPr>
             <w:tcW w:w="1498" w:type="dxa"/>
-            <w:shd w:val="clear" w:color="auto" w:fill="DAE9F7" w:themeFill="text2" w:themeFillTint="1A"/>
-          </w:tcPr>
-          <w:p>
-            <w:pPr>
-              <w:jc w:val="center"/>
-              <w:rPr>
-                <w:rFonts w:eastAsiaTheme="minorHAnsi"/>
-                <w:sz w:val="16"/>
-                <w:szCs w:val="16"/>
-              </w:rPr>
-            </w:pPr>
-            <w:r>
-              <w:rPr>
-                <w:rFonts w:eastAsiaTheme="minorHAnsi" w:hint="eastAsia"/>
+            <w:shd w:val="clear" w:color="auto" w:fill="E6E9EB" w:themeFill="text2" w:themeFillTint="1a"/>
+          </w:tcPr>
+          <w:p>
+            <w:pPr>
+              <w:jc w:val="center"/>
+              <w:rPr>
+                <w:rFonts w:eastAsiaTheme="minorHAnsi"/>
+                <w:sz w:val="16"/>
+                <w:szCs w:val="16"/>
+              </w:rPr>
+            </w:pPr>
+            <w:r>
+              <w:rPr>
+                <w:rFonts w:eastAsiaTheme="minorHAnsi"/>
                 <w:sz w:val="16"/>
                 <w:szCs w:val="16"/>
               </w:rPr>
@@ -6007,7 +6261,7 @@
       </w:tr>
       <w:tr>
         <w:trPr>
-          <w:trHeight w:val="418"/>
+          <w:trHeight w:val="418" w:hRule="atLeast"/>
         </w:trPr>
         <w:tc>
           <w:tcPr>
@@ -6054,7 +6308,7 @@
             </w:pPr>
             <w:r>
               <w:rPr>
-                <w:rFonts w:eastAsiaTheme="minorHAnsi" w:hint="eastAsia"/>
+                <w:rFonts w:eastAsiaTheme="minorHAnsi"/>
                 <w:sz w:val="16"/>
                 <w:szCs w:val="16"/>
               </w:rPr>
@@ -6127,20 +6381,20 @@
         <w:tc>
           <w:tcPr>
             <w:tcW w:w="1497" w:type="dxa"/>
-            <w:shd w:val="clear" w:color="auto" w:fill="DAE9F7" w:themeFill="text2" w:themeFillTint="1A"/>
-          </w:tcPr>
-          <w:p>
-            <w:pPr>
-              <w:jc w:val="center"/>
-              <w:rPr>
-                <w:rFonts w:eastAsiaTheme="minorHAnsi"/>
-                <w:sz w:val="16"/>
-                <w:szCs w:val="16"/>
-              </w:rPr>
-            </w:pPr>
-            <w:r>
-              <w:rPr>
-                <w:rFonts w:eastAsiaTheme="minorHAnsi" w:hint="eastAsia"/>
+            <w:shd w:val="clear" w:color="auto" w:fill="E6E9EB" w:themeFill="text2" w:themeFillTint="1a"/>
+          </w:tcPr>
+          <w:p>
+            <w:pPr>
+              <w:jc w:val="center"/>
+              <w:rPr>
+                <w:rFonts w:eastAsiaTheme="minorHAnsi"/>
+                <w:sz w:val="16"/>
+                <w:szCs w:val="16"/>
+              </w:rPr>
+            </w:pPr>
+            <w:r>
+              <w:rPr>
+                <w:rFonts w:eastAsiaTheme="minorHAnsi"/>
                 <w:sz w:val="16"/>
                 <w:szCs w:val="16"/>
               </w:rPr>
@@ -6151,20 +6405,20 @@
         <w:tc>
           <w:tcPr>
             <w:tcW w:w="1498" w:type="dxa"/>
-            <w:shd w:val="clear" w:color="auto" w:fill="DAE9F7" w:themeFill="text2" w:themeFillTint="1A"/>
-          </w:tcPr>
-          <w:p>
-            <w:pPr>
-              <w:jc w:val="center"/>
-              <w:rPr>
-                <w:rFonts w:eastAsiaTheme="minorHAnsi"/>
-                <w:sz w:val="16"/>
-                <w:szCs w:val="16"/>
-              </w:rPr>
-            </w:pPr>
-            <w:r>
-              <w:rPr>
-                <w:rFonts w:eastAsiaTheme="minorHAnsi" w:hint="eastAsia"/>
+            <w:shd w:val="clear" w:color="auto" w:fill="E6E9EB" w:themeFill="text2" w:themeFillTint="1a"/>
+          </w:tcPr>
+          <w:p>
+            <w:pPr>
+              <w:jc w:val="center"/>
+              <w:rPr>
+                <w:rFonts w:eastAsiaTheme="minorHAnsi"/>
+                <w:sz w:val="16"/>
+                <w:szCs w:val="16"/>
+              </w:rPr>
+            </w:pPr>
+            <w:r>
+              <w:rPr>
+                <w:rFonts w:eastAsiaTheme="minorHAnsi"/>
                 <w:sz w:val="16"/>
                 <w:szCs w:val="16"/>
               </w:rPr>
@@ -6175,20 +6429,20 @@
         <w:tc>
           <w:tcPr>
             <w:tcW w:w="1498" w:type="dxa"/>
-            <w:shd w:val="clear" w:color="auto" w:fill="DAE9F7" w:themeFill="text2" w:themeFillTint="1A"/>
-          </w:tcPr>
-          <w:p>
-            <w:pPr>
-              <w:jc w:val="center"/>
-              <w:rPr>
-                <w:rFonts w:eastAsiaTheme="minorHAnsi"/>
-                <w:sz w:val="16"/>
-                <w:szCs w:val="16"/>
-              </w:rPr>
-            </w:pPr>
-            <w:r>
-              <w:rPr>
-                <w:rFonts w:eastAsiaTheme="minorHAnsi" w:hint="eastAsia"/>
+            <w:shd w:val="clear" w:color="auto" w:fill="E6E9EB" w:themeFill="text2" w:themeFillTint="1a"/>
+          </w:tcPr>
+          <w:p>
+            <w:pPr>
+              <w:jc w:val="center"/>
+              <w:rPr>
+                <w:rFonts w:eastAsiaTheme="minorHAnsi"/>
+                <w:sz w:val="16"/>
+                <w:szCs w:val="16"/>
+              </w:rPr>
+            </w:pPr>
+            <w:r>
+              <w:rPr>
+                <w:rFonts w:eastAsiaTheme="minorHAnsi"/>
                 <w:sz w:val="16"/>
                 <w:szCs w:val="16"/>
               </w:rPr>
@@ -6199,20 +6453,20 @@
         <w:tc>
           <w:tcPr>
             <w:tcW w:w="1498" w:type="dxa"/>
-            <w:shd w:val="clear" w:color="auto" w:fill="DAE9F7" w:themeFill="text2" w:themeFillTint="1A"/>
-          </w:tcPr>
-          <w:p>
-            <w:pPr>
-              <w:jc w:val="center"/>
-              <w:rPr>
-                <w:rFonts w:eastAsiaTheme="minorHAnsi"/>
-                <w:sz w:val="16"/>
-                <w:szCs w:val="16"/>
-              </w:rPr>
-            </w:pPr>
-            <w:r>
-              <w:rPr>
-                <w:rFonts w:eastAsiaTheme="minorHAnsi" w:hint="eastAsia"/>
+            <w:shd w:val="clear" w:color="auto" w:fill="E6E9EB" w:themeFill="text2" w:themeFillTint="1a"/>
+          </w:tcPr>
+          <w:p>
+            <w:pPr>
+              <w:jc w:val="center"/>
+              <w:rPr>
+                <w:rFonts w:eastAsiaTheme="minorHAnsi"/>
+                <w:sz w:val="16"/>
+                <w:szCs w:val="16"/>
+              </w:rPr>
+            </w:pPr>
+            <w:r>
+              <w:rPr>
+                <w:rFonts w:eastAsiaTheme="minorHAnsi"/>
                 <w:sz w:val="16"/>
                 <w:szCs w:val="16"/>
               </w:rPr>
@@ -6223,20 +6477,20 @@
         <w:tc>
           <w:tcPr>
             <w:tcW w:w="1498" w:type="dxa"/>
-            <w:shd w:val="clear" w:color="auto" w:fill="DAE9F7" w:themeFill="text2" w:themeFillTint="1A"/>
-          </w:tcPr>
-          <w:p>
-            <w:pPr>
-              <w:jc w:val="center"/>
-              <w:rPr>
-                <w:rFonts w:eastAsiaTheme="minorHAnsi"/>
-                <w:sz w:val="16"/>
-                <w:szCs w:val="16"/>
-              </w:rPr>
-            </w:pPr>
-            <w:r>
-              <w:rPr>
-                <w:rFonts w:eastAsiaTheme="minorHAnsi" w:hint="eastAsia"/>
+            <w:shd w:val="clear" w:color="auto" w:fill="E6E9EB" w:themeFill="text2" w:themeFillTint="1a"/>
+          </w:tcPr>
+          <w:p>
+            <w:pPr>
+              <w:jc w:val="center"/>
+              <w:rPr>
+                <w:rFonts w:eastAsiaTheme="minorHAnsi"/>
+                <w:sz w:val="16"/>
+                <w:szCs w:val="16"/>
+              </w:rPr>
+            </w:pPr>
+            <w:r>
+              <w:rPr>
+                <w:rFonts w:eastAsiaTheme="minorHAnsi"/>
                 <w:sz w:val="16"/>
                 <w:szCs w:val="16"/>
               </w:rPr>
@@ -6247,20 +6501,20 @@
         <w:tc>
           <w:tcPr>
             <w:tcW w:w="1498" w:type="dxa"/>
-            <w:shd w:val="clear" w:color="auto" w:fill="DAE9F7" w:themeFill="text2" w:themeFillTint="1A"/>
-          </w:tcPr>
-          <w:p>
-            <w:pPr>
-              <w:jc w:val="center"/>
-              <w:rPr>
-                <w:rFonts w:eastAsiaTheme="minorHAnsi"/>
-                <w:sz w:val="16"/>
-                <w:szCs w:val="16"/>
-              </w:rPr>
-            </w:pPr>
-            <w:r>
-              <w:rPr>
-                <w:rFonts w:eastAsiaTheme="minorHAnsi" w:hint="eastAsia"/>
+            <w:shd w:val="clear" w:color="auto" w:fill="E6E9EB" w:themeFill="text2" w:themeFillTint="1a"/>
+          </w:tcPr>
+          <w:p>
+            <w:pPr>
+              <w:jc w:val="center"/>
+              <w:rPr>
+                <w:rFonts w:eastAsiaTheme="minorHAnsi"/>
+                <w:sz w:val="16"/>
+                <w:szCs w:val="16"/>
+              </w:rPr>
+            </w:pPr>
+            <w:r>
+              <w:rPr>
+                <w:rFonts w:eastAsiaTheme="minorHAnsi"/>
                 <w:sz w:val="16"/>
                 <w:szCs w:val="16"/>
               </w:rPr>
@@ -6271,20 +6525,20 @@
         <w:tc>
           <w:tcPr>
             <w:tcW w:w="1498" w:type="dxa"/>
-            <w:shd w:val="clear" w:color="auto" w:fill="DAE9F7" w:themeFill="text2" w:themeFillTint="1A"/>
-          </w:tcPr>
-          <w:p>
-            <w:pPr>
-              <w:jc w:val="center"/>
-              <w:rPr>
-                <w:rFonts w:eastAsiaTheme="minorHAnsi"/>
-                <w:sz w:val="16"/>
-                <w:szCs w:val="16"/>
-              </w:rPr>
-            </w:pPr>
-            <w:r>
-              <w:rPr>
-                <w:rFonts w:eastAsiaTheme="minorHAnsi" w:hint="eastAsia"/>
+            <w:shd w:val="clear" w:color="auto" w:fill="E6E9EB" w:themeFill="text2" w:themeFillTint="1a"/>
+          </w:tcPr>
+          <w:p>
+            <w:pPr>
+              <w:jc w:val="center"/>
+              <w:rPr>
+                <w:rFonts w:eastAsiaTheme="minorHAnsi"/>
+                <w:sz w:val="16"/>
+                <w:szCs w:val="16"/>
+              </w:rPr>
+            </w:pPr>
+            <w:r>
+              <w:rPr>
+                <w:rFonts w:eastAsiaTheme="minorHAnsi"/>
                 <w:sz w:val="16"/>
                 <w:szCs w:val="16"/>
               </w:rPr>
@@ -6295,7 +6549,7 @@
       </w:tr>
       <w:tr>
         <w:trPr>
-          <w:trHeight w:val="412"/>
+          <w:trHeight w:val="412" w:hRule="atLeast"/>
         </w:trPr>
         <w:tc>
           <w:tcPr>
@@ -6407,20 +6661,20 @@
         <w:tc>
           <w:tcPr>
             <w:tcW w:w="1497" w:type="dxa"/>
-            <w:shd w:val="clear" w:color="auto" w:fill="DAE9F7" w:themeFill="text2" w:themeFillTint="1A"/>
-          </w:tcPr>
-          <w:p>
-            <w:pPr>
-              <w:jc w:val="center"/>
-              <w:rPr>
-                <w:rFonts w:eastAsiaTheme="minorHAnsi"/>
-                <w:sz w:val="16"/>
-                <w:szCs w:val="16"/>
-              </w:rPr>
-            </w:pPr>
-            <w:r>
-              <w:rPr>
-                <w:rFonts w:eastAsiaTheme="minorHAnsi" w:hint="eastAsia"/>
+            <w:shd w:val="clear" w:color="auto" w:fill="E6E9EB" w:themeFill="text2" w:themeFillTint="1a"/>
+          </w:tcPr>
+          <w:p>
+            <w:pPr>
+              <w:jc w:val="center"/>
+              <w:rPr>
+                <w:rFonts w:eastAsiaTheme="minorHAnsi"/>
+                <w:sz w:val="16"/>
+                <w:szCs w:val="16"/>
+              </w:rPr>
+            </w:pPr>
+            <w:r>
+              <w:rPr>
+                <w:rFonts w:eastAsiaTheme="minorHAnsi"/>
                 <w:sz w:val="16"/>
                 <w:szCs w:val="16"/>
               </w:rPr>
@@ -6431,20 +6685,20 @@
         <w:tc>
           <w:tcPr>
             <w:tcW w:w="1498" w:type="dxa"/>
-            <w:shd w:val="clear" w:color="auto" w:fill="DAE9F7" w:themeFill="text2" w:themeFillTint="1A"/>
-          </w:tcPr>
-          <w:p>
-            <w:pPr>
-              <w:jc w:val="center"/>
-              <w:rPr>
-                <w:rFonts w:eastAsiaTheme="minorHAnsi"/>
-                <w:sz w:val="16"/>
-                <w:szCs w:val="16"/>
-              </w:rPr>
-            </w:pPr>
-            <w:r>
-              <w:rPr>
-                <w:rFonts w:eastAsiaTheme="minorHAnsi" w:hint="eastAsia"/>
+            <w:shd w:val="clear" w:color="auto" w:fill="E6E9EB" w:themeFill="text2" w:themeFillTint="1a"/>
+          </w:tcPr>
+          <w:p>
+            <w:pPr>
+              <w:jc w:val="center"/>
+              <w:rPr>
+                <w:rFonts w:eastAsiaTheme="minorHAnsi"/>
+                <w:sz w:val="16"/>
+                <w:szCs w:val="16"/>
+              </w:rPr>
+            </w:pPr>
+            <w:r>
+              <w:rPr>
+                <w:rFonts w:eastAsiaTheme="minorHAnsi"/>
                 <w:sz w:val="16"/>
                 <w:szCs w:val="16"/>
               </w:rPr>
@@ -6455,20 +6709,20 @@
         <w:tc>
           <w:tcPr>
             <w:tcW w:w="1498" w:type="dxa"/>
-            <w:shd w:val="clear" w:color="auto" w:fill="DAE9F7" w:themeFill="text2" w:themeFillTint="1A"/>
-          </w:tcPr>
-          <w:p>
-            <w:pPr>
-              <w:jc w:val="center"/>
-              <w:rPr>
-                <w:rFonts w:eastAsiaTheme="minorHAnsi"/>
-                <w:sz w:val="16"/>
-                <w:szCs w:val="16"/>
-              </w:rPr>
-            </w:pPr>
-            <w:r>
-              <w:rPr>
-                <w:rFonts w:eastAsiaTheme="minorHAnsi" w:hint="eastAsia"/>
+            <w:shd w:val="clear" w:color="auto" w:fill="E6E9EB" w:themeFill="text2" w:themeFillTint="1a"/>
+          </w:tcPr>
+          <w:p>
+            <w:pPr>
+              <w:jc w:val="center"/>
+              <w:rPr>
+                <w:rFonts w:eastAsiaTheme="minorHAnsi"/>
+                <w:sz w:val="16"/>
+                <w:szCs w:val="16"/>
+              </w:rPr>
+            </w:pPr>
+            <w:r>
+              <w:rPr>
+                <w:rFonts w:eastAsiaTheme="minorHAnsi"/>
                 <w:sz w:val="16"/>
                 <w:szCs w:val="16"/>
               </w:rPr>
@@ -6479,20 +6733,20 @@
         <w:tc>
           <w:tcPr>
             <w:tcW w:w="1498" w:type="dxa"/>
-            <w:shd w:val="clear" w:color="auto" w:fill="DAE9F7" w:themeFill="text2" w:themeFillTint="1A"/>
-          </w:tcPr>
-          <w:p>
-            <w:pPr>
-              <w:jc w:val="center"/>
-              <w:rPr>
-                <w:rFonts w:eastAsiaTheme="minorHAnsi"/>
-                <w:sz w:val="16"/>
-                <w:szCs w:val="16"/>
-              </w:rPr>
-            </w:pPr>
-            <w:r>
-              <w:rPr>
-                <w:rFonts w:eastAsiaTheme="minorHAnsi" w:hint="eastAsia"/>
+            <w:shd w:val="clear" w:color="auto" w:fill="E6E9EB" w:themeFill="text2" w:themeFillTint="1a"/>
+          </w:tcPr>
+          <w:p>
+            <w:pPr>
+              <w:jc w:val="center"/>
+              <w:rPr>
+                <w:rFonts w:eastAsiaTheme="minorHAnsi"/>
+                <w:sz w:val="16"/>
+                <w:szCs w:val="16"/>
+              </w:rPr>
+            </w:pPr>
+            <w:r>
+              <w:rPr>
+                <w:rFonts w:eastAsiaTheme="minorHAnsi"/>
                 <w:sz w:val="16"/>
                 <w:szCs w:val="16"/>
               </w:rPr>
@@ -6503,20 +6757,20 @@
         <w:tc>
           <w:tcPr>
             <w:tcW w:w="1498" w:type="dxa"/>
-            <w:shd w:val="clear" w:color="auto" w:fill="DAE9F7" w:themeFill="text2" w:themeFillTint="1A"/>
-          </w:tcPr>
-          <w:p>
-            <w:pPr>
-              <w:jc w:val="center"/>
-              <w:rPr>
-                <w:rFonts w:eastAsiaTheme="minorHAnsi"/>
-                <w:sz w:val="16"/>
-                <w:szCs w:val="16"/>
-              </w:rPr>
-            </w:pPr>
-            <w:r>
-              <w:rPr>
-                <w:rFonts w:eastAsiaTheme="minorHAnsi" w:hint="eastAsia"/>
+            <w:shd w:val="clear" w:color="auto" w:fill="E6E9EB" w:themeFill="text2" w:themeFillTint="1a"/>
+          </w:tcPr>
+          <w:p>
+            <w:pPr>
+              <w:jc w:val="center"/>
+              <w:rPr>
+                <w:rFonts w:eastAsiaTheme="minorHAnsi"/>
+                <w:sz w:val="16"/>
+                <w:szCs w:val="16"/>
+              </w:rPr>
+            </w:pPr>
+            <w:r>
+              <w:rPr>
+                <w:rFonts w:eastAsiaTheme="minorHAnsi"/>
                 <w:sz w:val="16"/>
                 <w:szCs w:val="16"/>
               </w:rPr>
@@ -6527,20 +6781,20 @@
         <w:tc>
           <w:tcPr>
             <w:tcW w:w="1498" w:type="dxa"/>
-            <w:shd w:val="clear" w:color="auto" w:fill="DAE9F7" w:themeFill="text2" w:themeFillTint="1A"/>
-          </w:tcPr>
-          <w:p>
-            <w:pPr>
-              <w:jc w:val="center"/>
-              <w:rPr>
-                <w:rFonts w:eastAsiaTheme="minorHAnsi"/>
-                <w:sz w:val="16"/>
-                <w:szCs w:val="16"/>
-              </w:rPr>
-            </w:pPr>
-            <w:r>
-              <w:rPr>
-                <w:rFonts w:eastAsiaTheme="minorHAnsi" w:hint="eastAsia"/>
+            <w:shd w:val="clear" w:color="auto" w:fill="E6E9EB" w:themeFill="text2" w:themeFillTint="1a"/>
+          </w:tcPr>
+          <w:p>
+            <w:pPr>
+              <w:jc w:val="center"/>
+              <w:rPr>
+                <w:rFonts w:eastAsiaTheme="minorHAnsi"/>
+                <w:sz w:val="16"/>
+                <w:szCs w:val="16"/>
+              </w:rPr>
+            </w:pPr>
+            <w:r>
+              <w:rPr>
+                <w:rFonts w:eastAsiaTheme="minorHAnsi"/>
                 <w:sz w:val="16"/>
                 <w:szCs w:val="16"/>
               </w:rPr>
@@ -6551,20 +6805,20 @@
         <w:tc>
           <w:tcPr>
             <w:tcW w:w="1498" w:type="dxa"/>
-            <w:shd w:val="clear" w:color="auto" w:fill="DAE9F7" w:themeFill="text2" w:themeFillTint="1A"/>
-          </w:tcPr>
-          <w:p>
-            <w:pPr>
-              <w:jc w:val="center"/>
-              <w:rPr>
-                <w:rFonts w:eastAsiaTheme="minorHAnsi"/>
-                <w:sz w:val="16"/>
-                <w:szCs w:val="16"/>
-              </w:rPr>
-            </w:pPr>
-            <w:r>
-              <w:rPr>
-                <w:rFonts w:eastAsiaTheme="minorHAnsi" w:hint="eastAsia"/>
+            <w:shd w:val="clear" w:color="auto" w:fill="E6E9EB" w:themeFill="text2" w:themeFillTint="1a"/>
+          </w:tcPr>
+          <w:p>
+            <w:pPr>
+              <w:jc w:val="center"/>
+              <w:rPr>
+                <w:rFonts w:eastAsiaTheme="minorHAnsi"/>
+                <w:sz w:val="16"/>
+                <w:szCs w:val="16"/>
+              </w:rPr>
+            </w:pPr>
+            <w:r>
+              <w:rPr>
+                <w:rFonts w:eastAsiaTheme="minorHAnsi"/>
                 <w:sz w:val="16"/>
                 <w:szCs w:val="16"/>
               </w:rPr>
@@ -6575,7 +6829,7 @@
       </w:tr>
       <w:tr>
         <w:trPr>
-          <w:trHeight w:val="407"/>
+          <w:trHeight w:val="407" w:hRule="atLeast"/>
         </w:trPr>
         <w:tc>
           <w:tcPr>
@@ -6700,70 +6954,20 @@
     <w:sectPr>
       <w:pgSz w:w="11906" w:h="16838"/>
       <w:pgMar w:top="720" w:right="720" w:bottom="720" w:left="720" w:header="851" w:footer="992" w:gutter="0"/>
-      <w:cols w:space="425"/>
+      <w:cols/>
       <w:docGrid w:linePitch="360"/>
     </w:sectPr>
   </w:body>
 </w:document>
 </file>
 
-<file path=word/endnotes.xml><?xml version="1.0" encoding="utf-8"?>
-<w:endnotes xmlns:wpc="http://schemas.microsoft.com/office/word/2010/wordprocessingCanvas" xmlns:cx="http://schemas.microsoft.com/office/drawing/2014/chartex" xmlns:cx1="http://schemas.microsoft.com/office/drawing/2015/9/8/chartex" xmlns:cx2="http://schemas.microsoft.com/office/drawing/2015/10/21/chartex" xmlns:cx3="http://schemas.microsoft.com/office/drawing/2016/5/9/chartex" xmlns:cx4="http://schemas.microsoft.com/office/drawing/2016/5/10/chartex" xmlns:cx5="http://schemas.microsoft.com/office/drawing/2016/5/11/chartex" xmlns:cx6="http://schemas.microsoft.com/office/drawing/2016/5/12/chartex" xmlns:cx7="http://schemas.microsoft.com/office/drawing/2016/5/13/chartex" xmlns:cx8="http://schemas.microsoft.com/office/drawing/2016/5/14/chartex" xmlns:mc="http://schemas.openxmlformats.org/markup-compatibility/2006" xmlns:aink="http://schemas.microsoft.com/office/drawing/2016/ink" xmlns:am3d="http://schemas.microsoft.com/office/drawing/2017/model3d" xmlns:o="urn:schemas-microsoft-com:office:office" xmlns:oel="http://schemas.microsoft.com/office/2019/extlst" xmlns:r="http://schemas.openxmlformats.org/officeDocument/2006/relationships" xmlns:m="http://schemas.openxmlformats.org/officeDocument/2006/math" xmlns:v="urn:schemas-microsoft-com:vml" xmlns:wp14="http://schemas.microsoft.com/office/word/2010/wordprocessingDrawing" xmlns:wp="http://schemas.openxmlformats.org/drawingml/2006/wordprocessingDrawing" xmlns:w10="urn:schemas-microsoft-com:office:word" xmlns:w="http://schemas.openxmlformats.org/wordprocessingml/2006/main" xmlns:w14="http://schemas.microsoft.com/office/word/2010/wordml" xmlns:w15="http://schemas.microsoft.com/office/word/2012/wordml" xmlns:w16cex="http://schemas.microsoft.com/office/word/2018/wordml/cex" xmlns:w16cid="http://schemas.microsoft.com/office/word/2016/wordml/cid" xmlns:w16="http://schemas.microsoft.com/office/word/2018/wordml" xmlns:w16du="http://schemas.microsoft.com/office/word/2023/wordml/word16du" xmlns:w16sdtdh="http://schemas.microsoft.com/office/word/2020/wordml/sdtdatahash" xmlns:w16sdtfl="http://schemas.microsoft.com/office/word/2024/wordml/sdtformatlock" xmlns:w16se="http://schemas.microsoft.com/office/word/2015/wordml/symex" xmlns:wpg="http://schemas.microsoft.com/office/word/2010/wordprocessingGroup" xmlns:wpi="http://schemas.microsoft.com/office/word/2010/wordprocessingInk" xmlns:wne="http://schemas.microsoft.com/office/word/2006/wordml" xmlns:wps="http://schemas.microsoft.com/office/word/2010/wordprocessingShape" mc:Ignorable="w14 w15 w16se w16cid w16 w16cex w16sdtdh w16sdtfl w16du wp14">
-  <w:endnote w:type="separator" w:id="-1">
-    <w:p>
-      <w:pPr>
-        <w:spacing w:after="0"/>
-      </w:pPr>
-      <w:r>
-        <w:separator/>
-      </w:r>
-    </w:p>
-  </w:endnote>
-  <w:endnote w:type="continuationSeparator" w:id="0">
-    <w:p>
-      <w:pPr>
-        <w:spacing w:after="0"/>
-      </w:pPr>
-      <w:r>
-        <w:continuationSeparator/>
-      </w:r>
-    </w:p>
-  </w:endnote>
-</w:endnotes>
-</file>
-
-<file path=word/footnotes.xml><?xml version="1.0" encoding="utf-8"?>
-<w:footnotes xmlns:wpc="http://schemas.microsoft.com/office/word/2010/wordprocessingCanvas" xmlns:cx="http://schemas.microsoft.com/office/drawing/2014/chartex" xmlns:cx1="http://schemas.microsoft.com/office/drawing/2015/9/8/chartex" xmlns:cx2="http://schemas.microsoft.com/office/drawing/2015/10/21/chartex" xmlns:cx3="http://schemas.microsoft.com/office/drawing/2016/5/9/chartex" xmlns:cx4="http://schemas.microsoft.com/office/drawing/2016/5/10/chartex" xmlns:cx5="http://schemas.microsoft.com/office/drawing/2016/5/11/chartex" xmlns:cx6="http://schemas.microsoft.com/office/drawing/2016/5/12/chartex" xmlns:cx7="http://schemas.microsoft.com/office/drawing/2016/5/13/chartex" xmlns:cx8="http://schemas.microsoft.com/office/drawing/2016/5/14/chartex" xmlns:mc="http://schemas.openxmlformats.org/markup-compatibility/2006" xmlns:aink="http://schemas.microsoft.com/office/drawing/2016/ink" xmlns:am3d="http://schemas.microsoft.com/office/drawing/2017/model3d" xmlns:o="urn:schemas-microsoft-com:office:office" xmlns:oel="http://schemas.microsoft.com/office/2019/extlst" xmlns:r="http://schemas.openxmlformats.org/officeDocument/2006/relationships" xmlns:m="http://schemas.openxmlformats.org/officeDocument/2006/math" xmlns:v="urn:schemas-microsoft-com:vml" xmlns:wp14="http://schemas.microsoft.com/office/word/2010/wordprocessingDrawing" xmlns:wp="http://schemas.openxmlformats.org/drawingml/2006/wordprocessingDrawing" xmlns:w10="urn:schemas-microsoft-com:office:word" xmlns:w="http://schemas.openxmlformats.org/wordprocessingml/2006/main" xmlns:w14="http://schemas.microsoft.com/office/word/2010/wordml" xmlns:w15="http://schemas.microsoft.com/office/word/2012/wordml" xmlns:w16cex="http://schemas.microsoft.com/office/word/2018/wordml/cex" xmlns:w16cid="http://schemas.microsoft.com/office/word/2016/wordml/cid" xmlns:w16="http://schemas.microsoft.com/office/word/2018/wordml" xmlns:w16du="http://schemas.microsoft.com/office/word/2023/wordml/word16du" xmlns:w16sdtdh="http://schemas.microsoft.com/office/word/2020/wordml/sdtdatahash" xmlns:w16sdtfl="http://schemas.microsoft.com/office/word/2024/wordml/sdtformatlock" xmlns:w16se="http://schemas.microsoft.com/office/word/2015/wordml/symex" xmlns:wpg="http://schemas.microsoft.com/office/word/2010/wordprocessingGroup" xmlns:wpi="http://schemas.microsoft.com/office/word/2010/wordprocessingInk" xmlns:wne="http://schemas.microsoft.com/office/word/2006/wordml" xmlns:wps="http://schemas.microsoft.com/office/word/2010/wordprocessingShape" mc:Ignorable="w14 w15 w16se w16cid w16 w16cex w16sdtdh w16sdtfl w16du wp14">
-  <w:footnote w:type="separator" w:id="-1">
-    <w:p>
-      <w:pPr>
-        <w:spacing w:after="0"/>
-      </w:pPr>
-      <w:r>
-        <w:separator/>
-      </w:r>
-    </w:p>
-  </w:footnote>
-  <w:footnote w:type="continuationSeparator" w:id="0">
-    <w:p>
-      <w:pPr>
-        <w:spacing w:after="0"/>
-      </w:pPr>
-      <w:r>
-        <w:continuationSeparator/>
-      </w:r>
-    </w:p>
-  </w:footnote>
-</w:footnotes>
-</file>
-
 <file path=word/numbering.xml><?xml version="1.0" encoding="utf-8"?>
-<w:numbering xmlns:wpc="http://schemas.microsoft.com/office/word/2010/wordprocessingCanvas" xmlns:cx="http://schemas.microsoft.com/office/drawing/2014/chartex" xmlns:cx1="http://schemas.microsoft.com/office/drawing/2015/9/8/chartex" xmlns:cx2="http://schemas.microsoft.com/office/drawing/2015/10/21/chartex" xmlns:cx3="http://schemas.microsoft.com/office/drawing/2016/5/9/chartex" xmlns:cx4="http://schemas.microsoft.com/office/drawing/2016/5/10/chartex" xmlns:cx5="http://schemas.microsoft.com/office/drawing/2016/5/11/chartex" xmlns:cx6="http://schemas.microsoft.com/office/drawing/2016/5/12/chartex" xmlns:cx7="http://schemas.microsoft.com/office/drawing/2016/5/13/chartex" xmlns:cx8="http://schemas.microsoft.com/office/drawing/2016/5/14/chartex" xmlns:mc="http://schemas.openxmlformats.org/markup-compatibility/2006" xmlns:aink="http://schemas.microsoft.com/office/drawing/2016/ink" xmlns:am3d="http://schemas.microsoft.com/office/drawing/2017/model3d" xmlns:o="urn:schemas-microsoft-com:office:office" xmlns:oel="http://schemas.microsoft.com/office/2019/extlst" xmlns:r="http://schemas.openxmlformats.org/officeDocument/2006/relationships" xmlns:m="http://schemas.openxmlformats.org/officeDocument/2006/math" xmlns:v="urn:schemas-microsoft-com:vml" xmlns:wp14="http://schemas.microsoft.com/office/word/2010/wordprocessingDrawing" xmlns:wp="http://schemas.openxmlformats.org/drawingml/2006/wordprocessingDrawing" xmlns:w10="urn:schemas-microsoft-com:office:word" xmlns:w="http://schemas.openxmlformats.org/wordprocessingml/2006/main" xmlns:w14="http://schemas.microsoft.com/office/word/2010/wordml" xmlns:w15="http://schemas.microsoft.com/office/word/2012/wordml" xmlns:w16cex="http://schemas.microsoft.com/office/word/2018/wordml/cex" xmlns:w16cid="http://schemas.microsoft.com/office/word/2016/wordml/cid" xmlns:w16="http://schemas.microsoft.com/office/word/2018/wordml" xmlns:w16du="http://schemas.microsoft.com/office/word/2023/wordml/word16du" xmlns:w16sdtdh="http://schemas.microsoft.com/office/word/2020/wordml/sdtdatahash" xmlns:w16sdtfl="http://schemas.microsoft.com/office/word/2024/wordml/sdtformatlock" xmlns:w16se="http://schemas.microsoft.com/office/word/2015/wordml/symex" xmlns:wpg="http://schemas.microsoft.com/office/word/2010/wordprocessingGroup" xmlns:wpi="http://schemas.microsoft.com/office/word/2010/wordprocessingInk" xmlns:wne="http://schemas.microsoft.com/office/word/2006/wordml" xmlns:wps="http://schemas.microsoft.com/office/word/2010/wordprocessingShape" mc:Ignorable="w14 w15 w16se w16cid w16 w16cex w16sdtdh w16sdtfl w16du wp14">
-  <w:abstractNum w:abstractNumId="0" w15:restartNumberingAfterBreak="0">
-    <w:nsid w:val="1EE279E1"/>
+<w:numbering xmlns:ve="http://schemas.openxmlformats.org/markup-compatibility/2006" xmlns:o="urn:schemas-microsoft-com:office:office" xmlns:r="http://schemas.openxmlformats.org/officeDocument/2006/relationships" xmlns:m="http://schemas.openxmlformats.org/officeDocument/2006/math" xmlns:v="urn:schemas-microsoft-com:vml" xmlns:wp="http://schemas.openxmlformats.org/drawingml/2006/wordprocessingDrawing" xmlns:w10="urn:schemas-microsoft-com:office:word" xmlns:w="http://schemas.openxmlformats.org/wordprocessingml/2006/main" xmlns:w14="http://schemas.microsoft.com/office/word/2010/wordml" xmlns:wne="http://schemas.microsoft.com/office/word/2006/wordml">
+  <w:abstractNum w:abstractNumId="0">
+    <w:nsid w:val="1ee279e1"/>
     <w:multiLevelType w:val="hybridMultilevel"/>
-    <w:tmpl w:val="4A4837B8"/>
-    <w:lvl w:ilvl="0" w:tplc="003AEDC6">
+    <w:tmpl w:val="4a4837b8"/>
+    <w:lvl w:ilvl="0" w:tplc="3aedc6">
       <w:numFmt w:val="bullet"/>
       <w:lvlText w:val="-"/>
       <w:lvlJc w:val="left"/>
@@ -6771,10 +6975,10 @@
         <w:ind w:left="800" w:hanging="360"/>
       </w:pPr>
       <w:rPr>
-        <w:rFonts w:ascii="HY헤드라인M" w:eastAsia="HY헤드라인M" w:hAnsiTheme="minorHAnsi" w:cstheme="minorBidi" w:hint="eastAsia"/>
+        <w:rFonts w:ascii="HY헤드라인M" w:eastAsia="HY헤드라인M" w:hint="eastAsia"/>
       </w:rPr>
     </w:lvl>
-    <w:lvl w:ilvl="1" w:tplc="04090003" w:tentative="1">
+    <w:lvl w:ilvl="1" w:tentative="on" w:tplc="4090003">
       <w:start w:val="1"/>
       <w:numFmt w:val="bullet"/>
       <w:lvlText w:val=""/>
@@ -6786,7 +6990,7 @@
         <w:rFonts w:ascii="Wingdings" w:hAnsi="Wingdings" w:hint="default"/>
       </w:rPr>
     </w:lvl>
-    <w:lvl w:ilvl="2" w:tplc="04090005" w:tentative="1">
+    <w:lvl w:ilvl="2" w:tentative="on" w:tplc="4090005">
       <w:start w:val="1"/>
       <w:numFmt w:val="bullet"/>
       <w:lvlText w:val=""/>
@@ -6798,7 +7002,7 @@
         <w:rFonts w:ascii="Wingdings" w:hAnsi="Wingdings" w:hint="default"/>
       </w:rPr>
     </w:lvl>
-    <w:lvl w:ilvl="3" w:tplc="04090001" w:tentative="1">
+    <w:lvl w:ilvl="3" w:tentative="on" w:tplc="4090001">
       <w:start w:val="1"/>
       <w:numFmt w:val="bullet"/>
       <w:lvlText w:val=""/>
@@ -6810,7 +7014,7 @@
         <w:rFonts w:ascii="Wingdings" w:hAnsi="Wingdings" w:hint="default"/>
       </w:rPr>
     </w:lvl>
-    <w:lvl w:ilvl="4" w:tplc="04090003" w:tentative="1">
+    <w:lvl w:ilvl="4" w:tentative="on" w:tplc="4090003">
       <w:start w:val="1"/>
       <w:numFmt w:val="bullet"/>
       <w:lvlText w:val=""/>
@@ -6822,7 +7026,7 @@
         <w:rFonts w:ascii="Wingdings" w:hAnsi="Wingdings" w:hint="default"/>
       </w:rPr>
     </w:lvl>
-    <w:lvl w:ilvl="5" w:tplc="04090005" w:tentative="1">
+    <w:lvl w:ilvl="5" w:tentative="on" w:tplc="4090005">
       <w:start w:val="1"/>
       <w:numFmt w:val="bullet"/>
       <w:lvlText w:val=""/>
@@ -6834,7 +7038,7 @@
         <w:rFonts w:ascii="Wingdings" w:hAnsi="Wingdings" w:hint="default"/>
       </w:rPr>
     </w:lvl>
-    <w:lvl w:ilvl="6" w:tplc="04090001" w:tentative="1">
+    <w:lvl w:ilvl="6" w:tentative="on" w:tplc="4090001">
       <w:start w:val="1"/>
       <w:numFmt w:val="bullet"/>
       <w:lvlText w:val=""/>
@@ -6846,7 +7050,7 @@
         <w:rFonts w:ascii="Wingdings" w:hAnsi="Wingdings" w:hint="default"/>
       </w:rPr>
     </w:lvl>
-    <w:lvl w:ilvl="7" w:tplc="04090003" w:tentative="1">
+    <w:lvl w:ilvl="7" w:tentative="on" w:tplc="4090003">
       <w:start w:val="1"/>
       <w:numFmt w:val="bullet"/>
       <w:lvlText w:val=""/>
@@ -6858,7 +7062,7 @@
         <w:rFonts w:ascii="Wingdings" w:hAnsi="Wingdings" w:hint="default"/>
       </w:rPr>
     </w:lvl>
-    <w:lvl w:ilvl="8" w:tplc="04090005" w:tentative="1">
+    <w:lvl w:ilvl="8" w:tentative="on" w:tplc="4090005">
       <w:start w:val="1"/>
       <w:numFmt w:val="bullet"/>
       <w:lvlText w:val=""/>
@@ -6871,23 +7075,22 @@
       </w:rPr>
     </w:lvl>
   </w:abstractNum>
-  <w:num w:numId="1" w16cid:durableId="560559358">
+  <w:num w:numId="1">
     <w:abstractNumId w:val="0"/>
   </w:num>
 </w:numbering>
 </file>
 
 <file path=word/styles.xml><?xml version="1.0" encoding="utf-8"?>
-<w:styles xmlns:mc="http://schemas.openxmlformats.org/markup-compatibility/2006" xmlns:r="http://schemas.openxmlformats.org/officeDocument/2006/relationships" xmlns:w="http://schemas.openxmlformats.org/wordprocessingml/2006/main" xmlns:w14="http://schemas.microsoft.com/office/word/2010/wordml" xmlns:w15="http://schemas.microsoft.com/office/word/2012/wordml" xmlns:w16cex="http://schemas.microsoft.com/office/word/2018/wordml/cex" xmlns:w16cid="http://schemas.microsoft.com/office/word/2016/wordml/cid" xmlns:w16="http://schemas.microsoft.com/office/word/2018/wordml" xmlns:w16du="http://schemas.microsoft.com/office/word/2023/wordml/word16du" xmlns:w16sdtdh="http://schemas.microsoft.com/office/word/2020/wordml/sdtdatahash" xmlns:w16sdtfl="http://schemas.microsoft.com/office/word/2024/wordml/sdtformatlock" xmlns:w16se="http://schemas.microsoft.com/office/word/2015/wordml/symex" mc:Ignorable="w14 w15 w16se w16cid w16 w16cex w16sdtdh w16sdtfl w16du">
+<w:styles xmlns:r="http://schemas.openxmlformats.org/officeDocument/2006/relationships" xmlns:w="http://schemas.openxmlformats.org/wordprocessingml/2006/main">
   <w:docDefaults>
     <w:rPrDefault>
       <w:rPr>
+        <w:lang w:val="en-US" w:eastAsia="ko-KR" w:bidi="ar-SA"/>
         <w:rFonts w:asciiTheme="minorHAnsi" w:eastAsiaTheme="minorEastAsia" w:hAnsiTheme="minorHAnsi" w:cstheme="minorBidi"/>
-        <w:kern w:val="2"/>
         <w:sz w:val="22"/>
         <w:szCs w:val="24"/>
-        <w:lang w:val="en-US" w:eastAsia="ko-KR" w:bidi="ar-SA"/>
-        <w14:ligatures w14:val="standardContextual"/>
+        <w:kern w:val="2"/>
       </w:rPr>
     </w:rPrDefault>
     <w:pPrDefault>
@@ -6916,22 +7119,22 @@
     <w:lsdException w:name="index 7" w:semiHidden="1" w:unhideWhenUsed="1"/>
     <w:lsdException w:name="index 8" w:semiHidden="1" w:unhideWhenUsed="1"/>
     <w:lsdException w:name="index 9" w:semiHidden="1" w:unhideWhenUsed="1"/>
-    <w:lsdException w:name="toc 1" w:semiHidden="1" w:uiPriority="39" w:unhideWhenUsed="1"/>
-    <w:lsdException w:name="toc 2" w:semiHidden="1" w:uiPriority="39" w:unhideWhenUsed="1"/>
-    <w:lsdException w:name="toc 3" w:semiHidden="1" w:uiPriority="39" w:unhideWhenUsed="1"/>
-    <w:lsdException w:name="toc 4" w:semiHidden="1" w:uiPriority="39" w:unhideWhenUsed="1"/>
-    <w:lsdException w:name="toc 5" w:semiHidden="1" w:uiPriority="39" w:unhideWhenUsed="1"/>
-    <w:lsdException w:name="toc 6" w:semiHidden="1" w:uiPriority="39" w:unhideWhenUsed="1"/>
-    <w:lsdException w:name="toc 7" w:semiHidden="1" w:uiPriority="39" w:unhideWhenUsed="1"/>
-    <w:lsdException w:name="toc 8" w:semiHidden="1" w:uiPriority="39" w:unhideWhenUsed="1"/>
-    <w:lsdException w:name="toc 9" w:semiHidden="1" w:uiPriority="39" w:unhideWhenUsed="1"/>
+    <w:lsdException w:name="toc 1" w:semiHidden="1" w:uiPriority="57" w:unhideWhenUsed="1"/>
+    <w:lsdException w:name="toc 2" w:semiHidden="1" w:uiPriority="57" w:unhideWhenUsed="1"/>
+    <w:lsdException w:name="toc 3" w:semiHidden="1" w:uiPriority="57" w:unhideWhenUsed="1"/>
+    <w:lsdException w:name="toc 4" w:semiHidden="1" w:uiPriority="57" w:unhideWhenUsed="1"/>
+    <w:lsdException w:name="toc 5" w:semiHidden="1" w:uiPriority="57" w:unhideWhenUsed="1"/>
+    <w:lsdException w:name="toc 6" w:semiHidden="1" w:uiPriority="57" w:unhideWhenUsed="1"/>
+    <w:lsdException w:name="toc 7" w:semiHidden="1" w:uiPriority="57" w:unhideWhenUsed="1"/>
+    <w:lsdException w:name="toc 8" w:semiHidden="1" w:uiPriority="57" w:unhideWhenUsed="1"/>
+    <w:lsdException w:name="toc 9" w:semiHidden="1" w:uiPriority="57" w:unhideWhenUsed="1"/>
     <w:lsdException w:name="Normal Indent" w:semiHidden="1" w:unhideWhenUsed="1"/>
     <w:lsdException w:name="footnote text" w:semiHidden="1" w:unhideWhenUsed="1"/>
     <w:lsdException w:name="annotation text" w:semiHidden="1" w:unhideWhenUsed="1"/>
     <w:lsdException w:name="header" w:semiHidden="1" w:unhideWhenUsed="1"/>
     <w:lsdException w:name="footer" w:semiHidden="1" w:unhideWhenUsed="1"/>
     <w:lsdException w:name="index heading" w:semiHidden="1" w:unhideWhenUsed="1"/>
-    <w:lsdException w:name="caption" w:semiHidden="1" w:uiPriority="35" w:unhideWhenUsed="1" w:qFormat="1"/>
+    <w:lsdException w:name="caption" w:semiHidden="1" w:uiPriority="53" w:unhideWhenUsed="1" w:qFormat="1"/>
     <w:lsdException w:name="table of figures" w:semiHidden="1" w:unhideWhenUsed="1"/>
     <w:lsdException w:name="envelope address" w:semiHidden="1" w:unhideWhenUsed="1"/>
     <w:lsdException w:name="envelope return" w:semiHidden="1" w:unhideWhenUsed="1"/>
@@ -6959,7 +7162,7 @@
     <w:lsdException w:name="List Number 3" w:semiHidden="1" w:unhideWhenUsed="1"/>
     <w:lsdException w:name="List Number 4" w:semiHidden="1" w:unhideWhenUsed="1"/>
     <w:lsdException w:name="List Number 5" w:semiHidden="1" w:unhideWhenUsed="1"/>
-    <w:lsdException w:name="Title" w:uiPriority="10" w:qFormat="1"/>
+    <w:lsdException w:name="Title" w:uiPriority="16" w:qFormat="1"/>
     <w:lsdException w:name="Closing" w:semiHidden="1" w:unhideWhenUsed="1"/>
     <w:lsdException w:name="Signature" w:semiHidden="1" w:unhideWhenUsed="1"/>
     <w:lsdException w:name="Default Paragraph Font" w:semiHidden="1" w:uiPriority="1" w:unhideWhenUsed="1"/>
@@ -6971,7 +7174,7 @@
     <w:lsdException w:name="List Continue 4" w:semiHidden="1" w:unhideWhenUsed="1"/>
     <w:lsdException w:name="List Continue 5" w:semiHidden="1" w:unhideWhenUsed="1"/>
     <w:lsdException w:name="Message Header" w:semiHidden="1" w:unhideWhenUsed="1"/>
-    <w:lsdException w:name="Subtitle" w:uiPriority="11" w:qFormat="1"/>
+    <w:lsdException w:name="Subtitle" w:uiPriority="17" w:qFormat="1"/>
     <w:lsdException w:name="Salutation" w:semiHidden="1" w:unhideWhenUsed="1"/>
     <w:lsdException w:name="Date" w:semiHidden="1" w:unhideWhenUsed="1"/>
     <w:lsdException w:name="Body Text First Indent" w:semiHidden="1" w:unhideWhenUsed="1"/>
@@ -6984,8 +7187,8 @@
     <w:lsdException w:name="Block Text" w:semiHidden="1" w:unhideWhenUsed="1"/>
     <w:lsdException w:name="Hyperlink" w:semiHidden="1" w:unhideWhenUsed="1"/>
     <w:lsdException w:name="FollowedHyperlink" w:semiHidden="1" w:unhideWhenUsed="1"/>
-    <w:lsdException w:name="Strong" w:uiPriority="22" w:qFormat="1"/>
-    <w:lsdException w:name="Emphasis" w:uiPriority="20" w:qFormat="1"/>
+    <w:lsdException w:name="Strong" w:uiPriority="34" w:qFormat="1"/>
+    <w:lsdException w:name="Emphasis" w:uiPriority="32" w:qFormat="1"/>
     <w:lsdException w:name="Document Map" w:semiHidden="1" w:unhideWhenUsed="1"/>
     <w:lsdException w:name="Plain Text" w:semiHidden="1" w:unhideWhenUsed="1"/>
     <w:lsdException w:name="E-mail Signature" w:semiHidden="1" w:unhideWhenUsed="1"/>
@@ -7051,223 +7254,223 @@
     <w:lsdException w:name="Table Web 2" w:semiHidden="1" w:unhideWhenUsed="1"/>
     <w:lsdException w:name="Table Web 3" w:semiHidden="1" w:unhideWhenUsed="1"/>
     <w:lsdException w:name="Balloon Text" w:semiHidden="1" w:unhideWhenUsed="1"/>
-    <w:lsdException w:name="Table Grid" w:uiPriority="39"/>
+    <w:lsdException w:name="Table Grid" w:uiPriority="57"/>
     <w:lsdException w:name="Table Theme" w:semiHidden="1" w:unhideWhenUsed="1"/>
     <w:lsdException w:name="Placeholder Text" w:semiHidden="1"/>
     <w:lsdException w:name="No Spacing" w:uiPriority="1" w:qFormat="1"/>
-    <w:lsdException w:name="Light Shading" w:uiPriority="60"/>
-    <w:lsdException w:name="Light List" w:uiPriority="61"/>
-    <w:lsdException w:name="Light Grid" w:uiPriority="62"/>
-    <w:lsdException w:name="Medium Shading 1" w:uiPriority="63"/>
-    <w:lsdException w:name="Medium Shading 2" w:uiPriority="64"/>
-    <w:lsdException w:name="Medium List 1" w:uiPriority="65"/>
-    <w:lsdException w:name="Medium List 2" w:uiPriority="66"/>
-    <w:lsdException w:name="Medium Grid 1" w:uiPriority="67"/>
-    <w:lsdException w:name="Medium Grid 2" w:uiPriority="68"/>
-    <w:lsdException w:name="Medium Grid 3" w:uiPriority="69"/>
-    <w:lsdException w:name="Dark List" w:uiPriority="70"/>
-    <w:lsdException w:name="Colorful Shading" w:uiPriority="71"/>
-    <w:lsdException w:name="Colorful List" w:uiPriority="72"/>
-    <w:lsdException w:name="Colorful Grid" w:uiPriority="73"/>
-    <w:lsdException w:name="Light Shading Accent 1" w:uiPriority="60"/>
-    <w:lsdException w:name="Light List Accent 1" w:uiPriority="61"/>
-    <w:lsdException w:name="Light Grid Accent 1" w:uiPriority="62"/>
-    <w:lsdException w:name="Medium Shading 1 Accent 1" w:uiPriority="63"/>
-    <w:lsdException w:name="Medium Shading 2 Accent 1" w:uiPriority="64"/>
-    <w:lsdException w:name="Medium List 1 Accent 1" w:uiPriority="65"/>
+    <w:lsdException w:name="Light Shading" w:uiPriority="96"/>
+    <w:lsdException w:name="Light List" w:uiPriority="97"/>
+    <w:lsdException w:name="Light Grid" w:uiPriority="98"/>
+    <w:lsdException w:name="Medium Shading 1" w:uiPriority="99"/>
+    <w:lsdException w:name="Medium Shading 2" w:uiPriority="100"/>
+    <w:lsdException w:name="Medium List 1" w:uiPriority="101"/>
+    <w:lsdException w:name="Medium List 2" w:uiPriority="102"/>
+    <w:lsdException w:name="Medium Grid 1" w:uiPriority="103"/>
+    <w:lsdException w:name="Medium Grid 2" w:uiPriority="104"/>
+    <w:lsdException w:name="Medium Grid 3" w:uiPriority="105"/>
+    <w:lsdException w:name="Dark List" w:uiPriority="112"/>
+    <w:lsdException w:name="Colorful Shading" w:uiPriority="113"/>
+    <w:lsdException w:name="Colorful List" w:uiPriority="114"/>
+    <w:lsdException w:name="Colorful Grid" w:uiPriority="115"/>
+    <w:lsdException w:name="Light Shading Accent 1" w:uiPriority="96"/>
+    <w:lsdException w:name="Light List Accent 1" w:uiPriority="97"/>
+    <w:lsdException w:name="Light Grid Accent 1" w:uiPriority="98"/>
+    <w:lsdException w:name="Medium Shading 1 Accent 1" w:uiPriority="99"/>
+    <w:lsdException w:name="Medium Shading 2 Accent 1" w:uiPriority="100"/>
+    <w:lsdException w:name="Medium List 1 Accent 1" w:uiPriority="101"/>
     <w:lsdException w:name="Revision" w:semiHidden="1"/>
-    <w:lsdException w:name="List Paragraph" w:uiPriority="34" w:qFormat="1"/>
-    <w:lsdException w:name="Quote" w:uiPriority="29" w:qFormat="1"/>
-    <w:lsdException w:name="Intense Quote" w:uiPriority="30" w:qFormat="1"/>
-    <w:lsdException w:name="Medium List 2 Accent 1" w:uiPriority="66"/>
-    <w:lsdException w:name="Medium Grid 1 Accent 1" w:uiPriority="67"/>
-    <w:lsdException w:name="Medium Grid 2 Accent 1" w:uiPriority="68"/>
-    <w:lsdException w:name="Medium Grid 3 Accent 1" w:uiPriority="69"/>
-    <w:lsdException w:name="Dark List Accent 1" w:uiPriority="70"/>
-    <w:lsdException w:name="Colorful Shading Accent 1" w:uiPriority="71"/>
-    <w:lsdException w:name="Colorful List Accent 1" w:uiPriority="72"/>
-    <w:lsdException w:name="Colorful Grid Accent 1" w:uiPriority="73"/>
-    <w:lsdException w:name="Light Shading Accent 2" w:uiPriority="60"/>
-    <w:lsdException w:name="Light List Accent 2" w:uiPriority="61"/>
-    <w:lsdException w:name="Light Grid Accent 2" w:uiPriority="62"/>
-    <w:lsdException w:name="Medium Shading 1 Accent 2" w:uiPriority="63"/>
-    <w:lsdException w:name="Medium Shading 2 Accent 2" w:uiPriority="64"/>
-    <w:lsdException w:name="Medium List 1 Accent 2" w:uiPriority="65"/>
-    <w:lsdException w:name="Medium List 2 Accent 2" w:uiPriority="66"/>
-    <w:lsdException w:name="Medium Grid 1 Accent 2" w:uiPriority="67"/>
-    <w:lsdException w:name="Medium Grid 2 Accent 2" w:uiPriority="68"/>
-    <w:lsdException w:name="Medium Grid 3 Accent 2" w:uiPriority="69"/>
-    <w:lsdException w:name="Dark List Accent 2" w:uiPriority="70"/>
-    <w:lsdException w:name="Colorful Shading Accent 2" w:uiPriority="71"/>
-    <w:lsdException w:name="Colorful List Accent 2" w:uiPriority="72"/>
-    <w:lsdException w:name="Colorful Grid Accent 2" w:uiPriority="73"/>
-    <w:lsdException w:name="Light Shading Accent 3" w:uiPriority="60"/>
-    <w:lsdException w:name="Light List Accent 3" w:uiPriority="61"/>
-    <w:lsdException w:name="Light Grid Accent 3" w:uiPriority="62"/>
-    <w:lsdException w:name="Medium Shading 1 Accent 3" w:uiPriority="63"/>
-    <w:lsdException w:name="Medium Shading 2 Accent 3" w:uiPriority="64"/>
-    <w:lsdException w:name="Medium List 1 Accent 3" w:uiPriority="65"/>
-    <w:lsdException w:name="Medium List 2 Accent 3" w:uiPriority="66"/>
-    <w:lsdException w:name="Medium Grid 1 Accent 3" w:uiPriority="67"/>
-    <w:lsdException w:name="Medium Grid 2 Accent 3" w:uiPriority="68"/>
-    <w:lsdException w:name="Medium Grid 3 Accent 3" w:uiPriority="69"/>
-    <w:lsdException w:name="Dark List Accent 3" w:uiPriority="70"/>
-    <w:lsdException w:name="Colorful Shading Accent 3" w:uiPriority="71"/>
-    <w:lsdException w:name="Colorful List Accent 3" w:uiPriority="72"/>
-    <w:lsdException w:name="Colorful Grid Accent 3" w:uiPriority="73"/>
-    <w:lsdException w:name="Light Shading Accent 4" w:uiPriority="60"/>
-    <w:lsdException w:name="Light List Accent 4" w:uiPriority="61"/>
-    <w:lsdException w:name="Light Grid Accent 4" w:uiPriority="62"/>
-    <w:lsdException w:name="Medium Shading 1 Accent 4" w:uiPriority="63"/>
-    <w:lsdException w:name="Medium Shading 2 Accent 4" w:uiPriority="64"/>
-    <w:lsdException w:name="Medium List 1 Accent 4" w:uiPriority="65"/>
-    <w:lsdException w:name="Medium List 2 Accent 4" w:uiPriority="66"/>
-    <w:lsdException w:name="Medium Grid 1 Accent 4" w:uiPriority="67"/>
-    <w:lsdException w:name="Medium Grid 2 Accent 4" w:uiPriority="68"/>
-    <w:lsdException w:name="Medium Grid 3 Accent 4" w:uiPriority="69"/>
-    <w:lsdException w:name="Dark List Accent 4" w:uiPriority="70"/>
-    <w:lsdException w:name="Colorful Shading Accent 4" w:uiPriority="71"/>
-    <w:lsdException w:name="Colorful List Accent 4" w:uiPriority="72"/>
-    <w:lsdException w:name="Colorful Grid Accent 4" w:uiPriority="73"/>
-    <w:lsdException w:name="Light Shading Accent 5" w:uiPriority="60"/>
-    <w:lsdException w:name="Light List Accent 5" w:uiPriority="61"/>
-    <w:lsdException w:name="Light Grid Accent 5" w:uiPriority="62"/>
-    <w:lsdException w:name="Medium Shading 1 Accent 5" w:uiPriority="63"/>
-    <w:lsdException w:name="Medium Shading 2 Accent 5" w:uiPriority="64"/>
-    <w:lsdException w:name="Medium List 1 Accent 5" w:uiPriority="65"/>
-    <w:lsdException w:name="Medium List 2 Accent 5" w:uiPriority="66"/>
-    <w:lsdException w:name="Medium Grid 1 Accent 5" w:uiPriority="67"/>
-    <w:lsdException w:name="Medium Grid 2 Accent 5" w:uiPriority="68"/>
-    <w:lsdException w:name="Medium Grid 3 Accent 5" w:uiPriority="69"/>
-    <w:lsdException w:name="Dark List Accent 5" w:uiPriority="70"/>
-    <w:lsdException w:name="Colorful Shading Accent 5" w:uiPriority="71"/>
-    <w:lsdException w:name="Colorful List Accent 5" w:uiPriority="72"/>
-    <w:lsdException w:name="Colorful Grid Accent 5" w:uiPriority="73"/>
-    <w:lsdException w:name="Light Shading Accent 6" w:uiPriority="60"/>
-    <w:lsdException w:name="Light List Accent 6" w:uiPriority="61"/>
-    <w:lsdException w:name="Light Grid Accent 6" w:uiPriority="62"/>
-    <w:lsdException w:name="Medium Shading 1 Accent 6" w:uiPriority="63"/>
-    <w:lsdException w:name="Medium Shading 2 Accent 6" w:uiPriority="64"/>
-    <w:lsdException w:name="Medium List 1 Accent 6" w:uiPriority="65"/>
-    <w:lsdException w:name="Medium List 2 Accent 6" w:uiPriority="66"/>
-    <w:lsdException w:name="Medium Grid 1 Accent 6" w:uiPriority="67"/>
-    <w:lsdException w:name="Medium Grid 2 Accent 6" w:uiPriority="68"/>
-    <w:lsdException w:name="Medium Grid 3 Accent 6" w:uiPriority="69"/>
-    <w:lsdException w:name="Dark List Accent 6" w:uiPriority="70"/>
-    <w:lsdException w:name="Colorful Shading Accent 6" w:uiPriority="71"/>
-    <w:lsdException w:name="Colorful List Accent 6" w:uiPriority="72"/>
-    <w:lsdException w:name="Colorful Grid Accent 6" w:uiPriority="73"/>
-    <w:lsdException w:name="Subtle Emphasis" w:uiPriority="19" w:qFormat="1"/>
-    <w:lsdException w:name="Intense Emphasis" w:uiPriority="21" w:qFormat="1"/>
-    <w:lsdException w:name="Subtle Reference" w:uiPriority="31" w:qFormat="1"/>
-    <w:lsdException w:name="Intense Reference" w:uiPriority="32" w:qFormat="1"/>
-    <w:lsdException w:name="Book Title" w:uiPriority="33" w:qFormat="1"/>
-    <w:lsdException w:name="Bibliography" w:semiHidden="1" w:uiPriority="37" w:unhideWhenUsed="1"/>
-    <w:lsdException w:name="TOC Heading" w:semiHidden="1" w:uiPriority="39" w:unhideWhenUsed="1" w:qFormat="1"/>
-    <w:lsdException w:name="Plain Table 1" w:uiPriority="41"/>
-    <w:lsdException w:name="Plain Table 2" w:uiPriority="42"/>
-    <w:lsdException w:name="Plain Table 3" w:uiPriority="43"/>
-    <w:lsdException w:name="Plain Table 4" w:uiPriority="44"/>
-    <w:lsdException w:name="Plain Table 5" w:uiPriority="45"/>
-    <w:lsdException w:name="Grid Table Light" w:uiPriority="40"/>
-    <w:lsdException w:name="Grid Table 1 Light" w:uiPriority="46"/>
-    <w:lsdException w:name="Grid Table 2" w:uiPriority="47"/>
-    <w:lsdException w:name="Grid Table 3" w:uiPriority="48"/>
-    <w:lsdException w:name="Grid Table 4" w:uiPriority="49"/>
-    <w:lsdException w:name="Grid Table 5 Dark" w:uiPriority="50"/>
-    <w:lsdException w:name="Grid Table 6 Colorful" w:uiPriority="51"/>
-    <w:lsdException w:name="Grid Table 7 Colorful" w:uiPriority="52"/>
-    <w:lsdException w:name="Grid Table 1 Light Accent 1" w:uiPriority="46"/>
-    <w:lsdException w:name="Grid Table 2 Accent 1" w:uiPriority="47"/>
-    <w:lsdException w:name="Grid Table 3 Accent 1" w:uiPriority="48"/>
-    <w:lsdException w:name="Grid Table 4 Accent 1" w:uiPriority="49"/>
-    <w:lsdException w:name="Grid Table 5 Dark Accent 1" w:uiPriority="50"/>
-    <w:lsdException w:name="Grid Table 6 Colorful Accent 1" w:uiPriority="51"/>
-    <w:lsdException w:name="Grid Table 7 Colorful Accent 1" w:uiPriority="52"/>
-    <w:lsdException w:name="Grid Table 1 Light Accent 2" w:uiPriority="46"/>
-    <w:lsdException w:name="Grid Table 2 Accent 2" w:uiPriority="47"/>
-    <w:lsdException w:name="Grid Table 3 Accent 2" w:uiPriority="48"/>
-    <w:lsdException w:name="Grid Table 4 Accent 2" w:uiPriority="49"/>
-    <w:lsdException w:name="Grid Table 5 Dark Accent 2" w:uiPriority="50"/>
-    <w:lsdException w:name="Grid Table 6 Colorful Accent 2" w:uiPriority="51"/>
-    <w:lsdException w:name="Grid Table 7 Colorful Accent 2" w:uiPriority="52"/>
-    <w:lsdException w:name="Grid Table 1 Light Accent 3" w:uiPriority="46"/>
-    <w:lsdException w:name="Grid Table 2 Accent 3" w:uiPriority="47"/>
-    <w:lsdException w:name="Grid Table 3 Accent 3" w:uiPriority="48"/>
-    <w:lsdException w:name="Grid Table 4 Accent 3" w:uiPriority="49"/>
-    <w:lsdException w:name="Grid Table 5 Dark Accent 3" w:uiPriority="50"/>
-    <w:lsdException w:name="Grid Table 6 Colorful Accent 3" w:uiPriority="51"/>
-    <w:lsdException w:name="Grid Table 7 Colorful Accent 3" w:uiPriority="52"/>
-    <w:lsdException w:name="Grid Table 1 Light Accent 4" w:uiPriority="46"/>
-    <w:lsdException w:name="Grid Table 2 Accent 4" w:uiPriority="47"/>
-    <w:lsdException w:name="Grid Table 3 Accent 4" w:uiPriority="48"/>
-    <w:lsdException w:name="Grid Table 4 Accent 4" w:uiPriority="49"/>
-    <w:lsdException w:name="Grid Table 5 Dark Accent 4" w:uiPriority="50"/>
-    <w:lsdException w:name="Grid Table 6 Colorful Accent 4" w:uiPriority="51"/>
-    <w:lsdException w:name="Grid Table 7 Colorful Accent 4" w:uiPriority="52"/>
-    <w:lsdException w:name="Grid Table 1 Light Accent 5" w:uiPriority="46"/>
-    <w:lsdException w:name="Grid Table 2 Accent 5" w:uiPriority="47"/>
-    <w:lsdException w:name="Grid Table 3 Accent 5" w:uiPriority="48"/>
-    <w:lsdException w:name="Grid Table 4 Accent 5" w:uiPriority="49"/>
-    <w:lsdException w:name="Grid Table 5 Dark Accent 5" w:uiPriority="50"/>
-    <w:lsdException w:name="Grid Table 6 Colorful Accent 5" w:uiPriority="51"/>
-    <w:lsdException w:name="Grid Table 7 Colorful Accent 5" w:uiPriority="52"/>
-    <w:lsdException w:name="Grid Table 1 Light Accent 6" w:uiPriority="46"/>
-    <w:lsdException w:name="Grid Table 2 Accent 6" w:uiPriority="47"/>
-    <w:lsdException w:name="Grid Table 3 Accent 6" w:uiPriority="48"/>
-    <w:lsdException w:name="Grid Table 4 Accent 6" w:uiPriority="49"/>
-    <w:lsdException w:name="Grid Table 5 Dark Accent 6" w:uiPriority="50"/>
-    <w:lsdException w:name="Grid Table 6 Colorful Accent 6" w:uiPriority="51"/>
-    <w:lsdException w:name="Grid Table 7 Colorful Accent 6" w:uiPriority="52"/>
-    <w:lsdException w:name="List Table 1 Light" w:uiPriority="46"/>
-    <w:lsdException w:name="List Table 2" w:uiPriority="47"/>
-    <w:lsdException w:name="List Table 3" w:uiPriority="48"/>
-    <w:lsdException w:name="List Table 4" w:uiPriority="49"/>
-    <w:lsdException w:name="List Table 5 Dark" w:uiPriority="50"/>
-    <w:lsdException w:name="List Table 6 Colorful" w:uiPriority="51"/>
-    <w:lsdException w:name="List Table 7 Colorful" w:uiPriority="52"/>
-    <w:lsdException w:name="List Table 1 Light Accent 1" w:uiPriority="46"/>
-    <w:lsdException w:name="List Table 2 Accent 1" w:uiPriority="47"/>
-    <w:lsdException w:name="List Table 3 Accent 1" w:uiPriority="48"/>
-    <w:lsdException w:name="List Table 4 Accent 1" w:uiPriority="49"/>
-    <w:lsdException w:name="List Table 5 Dark Accent 1" w:uiPriority="50"/>
-    <w:lsdException w:name="List Table 6 Colorful Accent 1" w:uiPriority="51"/>
-    <w:lsdException w:name="List Table 7 Colorful Accent 1" w:uiPriority="52"/>
-    <w:lsdException w:name="List Table 1 Light Accent 2" w:uiPriority="46"/>
-    <w:lsdException w:name="List Table 2 Accent 2" w:uiPriority="47"/>
-    <w:lsdException w:name="List Table 3 Accent 2" w:uiPriority="48"/>
-    <w:lsdException w:name="List Table 4 Accent 2" w:uiPriority="49"/>
-    <w:lsdException w:name="List Table 5 Dark Accent 2" w:uiPriority="50"/>
-    <w:lsdException w:name="List Table 6 Colorful Accent 2" w:uiPriority="51"/>
-    <w:lsdException w:name="List Table 7 Colorful Accent 2" w:uiPriority="52"/>
-    <w:lsdException w:name="List Table 1 Light Accent 3" w:uiPriority="46"/>
-    <w:lsdException w:name="List Table 2 Accent 3" w:uiPriority="47"/>
-    <w:lsdException w:name="List Table 3 Accent 3" w:uiPriority="48"/>
-    <w:lsdException w:name="List Table 4 Accent 3" w:uiPriority="49"/>
-    <w:lsdException w:name="List Table 5 Dark Accent 3" w:uiPriority="50"/>
-    <w:lsdException w:name="List Table 6 Colorful Accent 3" w:uiPriority="51"/>
-    <w:lsdException w:name="List Table 7 Colorful Accent 3" w:uiPriority="52"/>
-    <w:lsdException w:name="List Table 1 Light Accent 4" w:uiPriority="46"/>
-    <w:lsdException w:name="List Table 2 Accent 4" w:uiPriority="47"/>
-    <w:lsdException w:name="List Table 3 Accent 4" w:uiPriority="48"/>
-    <w:lsdException w:name="List Table 4 Accent 4" w:uiPriority="49"/>
-    <w:lsdException w:name="List Table 5 Dark Accent 4" w:uiPriority="50"/>
-    <w:lsdException w:name="List Table 6 Colorful Accent 4" w:uiPriority="51"/>
-    <w:lsdException w:name="List Table 7 Colorful Accent 4" w:uiPriority="52"/>
-    <w:lsdException w:name="List Table 1 Light Accent 5" w:uiPriority="46"/>
-    <w:lsdException w:name="List Table 2 Accent 5" w:uiPriority="47"/>
-    <w:lsdException w:name="List Table 3 Accent 5" w:uiPriority="48"/>
-    <w:lsdException w:name="List Table 4 Accent 5" w:uiPriority="49"/>
-    <w:lsdException w:name="List Table 5 Dark Accent 5" w:uiPriority="50"/>
-    <w:lsdException w:name="List Table 6 Colorful Accent 5" w:uiPriority="51"/>
-    <w:lsdException w:name="List Table 7 Colorful Accent 5" w:uiPriority="52"/>
-    <w:lsdException w:name="List Table 1 Light Accent 6" w:uiPriority="46"/>
-    <w:lsdException w:name="List Table 2 Accent 6" w:uiPriority="47"/>
-    <w:lsdException w:name="List Table 3 Accent 6" w:uiPriority="48"/>
-    <w:lsdException w:name="List Table 4 Accent 6" w:uiPriority="49"/>
-    <w:lsdException w:name="List Table 5 Dark Accent 6" w:uiPriority="50"/>
-    <w:lsdException w:name="List Table 6 Colorful Accent 6" w:uiPriority="51"/>
-    <w:lsdException w:name="List Table 7 Colorful Accent 6" w:uiPriority="52"/>
+    <w:lsdException w:name="List Paragraph" w:uiPriority="52" w:qFormat="1"/>
+    <w:lsdException w:name="Quote" w:uiPriority="41" w:qFormat="1"/>
+    <w:lsdException w:name="Intense Quote" w:uiPriority="48" w:qFormat="1"/>
+    <w:lsdException w:name="Medium List 2 Accent 1" w:uiPriority="102"/>
+    <w:lsdException w:name="Medium Grid 1 Accent 1" w:uiPriority="103"/>
+    <w:lsdException w:name="Medium Grid 2 Accent 1" w:uiPriority="104"/>
+    <w:lsdException w:name="Medium Grid 3 Accent 1" w:uiPriority="105"/>
+    <w:lsdException w:name="Dark List Accent 1" w:uiPriority="112"/>
+    <w:lsdException w:name="Colorful Shading Accent 1" w:uiPriority="113"/>
+    <w:lsdException w:name="Colorful List Accent 1" w:uiPriority="114"/>
+    <w:lsdException w:name="Colorful Grid Accent 1" w:uiPriority="115"/>
+    <w:lsdException w:name="Light Shading Accent 2" w:uiPriority="96"/>
+    <w:lsdException w:name="Light List Accent 2" w:uiPriority="97"/>
+    <w:lsdException w:name="Light Grid Accent 2" w:uiPriority="98"/>
+    <w:lsdException w:name="Medium Shading 1 Accent 2" w:uiPriority="99"/>
+    <w:lsdException w:name="Medium Shading 2 Accent 2" w:uiPriority="100"/>
+    <w:lsdException w:name="Medium List 1 Accent 2" w:uiPriority="101"/>
+    <w:lsdException w:name="Medium List 2 Accent 2" w:uiPriority="102"/>
+    <w:lsdException w:name="Medium Grid 1 Accent 2" w:uiPriority="103"/>
+    <w:lsdException w:name="Medium Grid 2 Accent 2" w:uiPriority="104"/>
+    <w:lsdException w:name="Medium Grid 3 Accent 2" w:uiPriority="105"/>
+    <w:lsdException w:name="Dark List Accent 2" w:uiPriority="112"/>
+    <w:lsdException w:name="Colorful Shading Accent 2" w:uiPriority="113"/>
+    <w:lsdException w:name="Colorful List Accent 2" w:uiPriority="114"/>
+    <w:lsdException w:name="Colorful Grid Accent 2" w:uiPriority="115"/>
+    <w:lsdException w:name="Light Shading Accent 3" w:uiPriority="96"/>
+    <w:lsdException w:name="Light List Accent 3" w:uiPriority="97"/>
+    <w:lsdException w:name="Light Grid Accent 3" w:uiPriority="98"/>
+    <w:lsdException w:name="Medium Shading 1 Accent 3" w:uiPriority="99"/>
+    <w:lsdException w:name="Medium Shading 2 Accent 3" w:uiPriority="100"/>
+    <w:lsdException w:name="Medium List 1 Accent 3" w:uiPriority="101"/>
+    <w:lsdException w:name="Medium List 2 Accent 3" w:uiPriority="102"/>
+    <w:lsdException w:name="Medium Grid 1 Accent 3" w:uiPriority="103"/>
+    <w:lsdException w:name="Medium Grid 2 Accent 3" w:uiPriority="104"/>
+    <w:lsdException w:name="Medium Grid 3 Accent 3" w:uiPriority="105"/>
+    <w:lsdException w:name="Dark List Accent 3" w:uiPriority="112"/>
+    <w:lsdException w:name="Colorful Shading Accent 3" w:uiPriority="113"/>
+    <w:lsdException w:name="Colorful List Accent 3" w:uiPriority="114"/>
+    <w:lsdException w:name="Colorful Grid Accent 3" w:uiPriority="115"/>
+    <w:lsdException w:name="Light Shading Accent 4" w:uiPriority="96"/>
+    <w:lsdException w:name="Light List Accent 4" w:uiPriority="97"/>
+    <w:lsdException w:name="Light Grid Accent 4" w:uiPriority="98"/>
+    <w:lsdException w:name="Medium Shading 1 Accent 4" w:uiPriority="99"/>
+    <w:lsdException w:name="Medium Shading 2 Accent 4" w:uiPriority="100"/>
+    <w:lsdException w:name="Medium List 1 Accent 4" w:uiPriority="101"/>
+    <w:lsdException w:name="Medium List 2 Accent 4" w:uiPriority="102"/>
+    <w:lsdException w:name="Medium Grid 1 Accent 4" w:uiPriority="103"/>
+    <w:lsdException w:name="Medium Grid 2 Accent 4" w:uiPriority="104"/>
+    <w:lsdException w:name="Medium Grid 3 Accent 4" w:uiPriority="105"/>
+    <w:lsdException w:name="Dark List Accent 4" w:uiPriority="112"/>
+    <w:lsdException w:name="Colorful Shading Accent 4" w:uiPriority="113"/>
+    <w:lsdException w:name="Colorful List Accent 4" w:uiPriority="114"/>
+    <w:lsdException w:name="Colorful Grid Accent 4" w:uiPriority="115"/>
+    <w:lsdException w:name="Light Shading Accent 5" w:uiPriority="96"/>
+    <w:lsdException w:name="Light List Accent 5" w:uiPriority="97"/>
+    <w:lsdException w:name="Light Grid Accent 5" w:uiPriority="98"/>
+    <w:lsdException w:name="Medium Shading 1 Accent 5" w:uiPriority="99"/>
+    <w:lsdException w:name="Medium Shading 2 Accent 5" w:uiPriority="100"/>
+    <w:lsdException w:name="Medium List 1 Accent 5" w:uiPriority="101"/>
+    <w:lsdException w:name="Medium List 2 Accent 5" w:uiPriority="102"/>
+    <w:lsdException w:name="Medium Grid 1 Accent 5" w:uiPriority="103"/>
+    <w:lsdException w:name="Medium Grid 2 Accent 5" w:uiPriority="104"/>
+    <w:lsdException w:name="Medium Grid 3 Accent 5" w:uiPriority="105"/>
+    <w:lsdException w:name="Dark List Accent 5" w:uiPriority="112"/>
+    <w:lsdException w:name="Colorful Shading Accent 5" w:uiPriority="113"/>
+    <w:lsdException w:name="Colorful List Accent 5" w:uiPriority="114"/>
+    <w:lsdException w:name="Colorful Grid Accent 5" w:uiPriority="115"/>
+    <w:lsdException w:name="Light Shading Accent 6" w:uiPriority="96"/>
+    <w:lsdException w:name="Light List Accent 6" w:uiPriority="97"/>
+    <w:lsdException w:name="Light Grid Accent 6" w:uiPriority="98"/>
+    <w:lsdException w:name="Medium Shading 1 Accent 6" w:uiPriority="99"/>
+    <w:lsdException w:name="Medium Shading 2 Accent 6" w:uiPriority="100"/>
+    <w:lsdException w:name="Medium List 1 Accent 6" w:uiPriority="101"/>
+    <w:lsdException w:name="Medium List 2 Accent 6" w:uiPriority="102"/>
+    <w:lsdException w:name="Medium Grid 1 Accent 6" w:uiPriority="103"/>
+    <w:lsdException w:name="Medium Grid 2 Accent 6" w:uiPriority="104"/>
+    <w:lsdException w:name="Medium Grid 3 Accent 6" w:uiPriority="105"/>
+    <w:lsdException w:name="Dark List Accent 6" w:uiPriority="112"/>
+    <w:lsdException w:name="Colorful Shading Accent 6" w:uiPriority="113"/>
+    <w:lsdException w:name="Colorful List Accent 6" w:uiPriority="114"/>
+    <w:lsdException w:name="Colorful Grid Accent 6" w:uiPriority="115"/>
+    <w:lsdException w:name="Subtle Emphasis" w:uiPriority="25" w:qFormat="1"/>
+    <w:lsdException w:name="Intense Emphasis" w:uiPriority="33" w:qFormat="1"/>
+    <w:lsdException w:name="Subtle Reference" w:uiPriority="49" w:qFormat="1"/>
+    <w:lsdException w:name="Intense Reference" w:uiPriority="50" w:qFormat="1"/>
+    <w:lsdException w:name="Book Title" w:uiPriority="51" w:qFormat="1"/>
+    <w:lsdException w:name="Bibliography" w:semiHidden="1" w:uiPriority="55" w:unhideWhenUsed="1"/>
+    <w:lsdException w:name="TOC Heading" w:semiHidden="1" w:uiPriority="57" w:unhideWhenUsed="1" w:qFormat="1"/>
+    <w:lsdException w:name="Plain Table 1" w:uiPriority="65"/>
+    <w:lsdException w:name="Plain Table 2" w:uiPriority="66"/>
+    <w:lsdException w:name="Plain Table 3" w:uiPriority="67"/>
+    <w:lsdException w:name="Plain Table 4" w:uiPriority="68"/>
+    <w:lsdException w:name="Plain Table 5" w:uiPriority="69"/>
+    <w:lsdException w:name="Grid Table Light" w:uiPriority="64"/>
+    <w:lsdException w:name="Grid Table 1 Light" w:uiPriority="70"/>
+    <w:lsdException w:name="Grid Table 2" w:uiPriority="71"/>
+    <w:lsdException w:name="Grid Table 3" w:uiPriority="72"/>
+    <w:lsdException w:name="Grid Table 4" w:uiPriority="73"/>
+    <w:lsdException w:name="Grid Table 5 Dark" w:uiPriority="80"/>
+    <w:lsdException w:name="Grid Table 6 Colorful" w:uiPriority="81"/>
+    <w:lsdException w:name="Grid Table 7 Colorful" w:uiPriority="82"/>
+    <w:lsdException w:name="Grid Table 1 Light Accent 1" w:uiPriority="70"/>
+    <w:lsdException w:name="Grid Table 2 Accent 1" w:uiPriority="71"/>
+    <w:lsdException w:name="Grid Table 3 Accent 1" w:uiPriority="72"/>
+    <w:lsdException w:name="Grid Table 4 Accent 1" w:uiPriority="73"/>
+    <w:lsdException w:name="Grid Table 5 Dark Accent 1" w:uiPriority="80"/>
+    <w:lsdException w:name="Grid Table 6 Colorful Accent 1" w:uiPriority="81"/>
+    <w:lsdException w:name="Grid Table 7 Colorful Accent 1" w:uiPriority="82"/>
+    <w:lsdException w:name="Grid Table 1 Light Accent 2" w:uiPriority="70"/>
+    <w:lsdException w:name="Grid Table 2 Accent 2" w:uiPriority="71"/>
+    <w:lsdException w:name="Grid Table 3 Accent 2" w:uiPriority="72"/>
+    <w:lsdException w:name="Grid Table 4 Accent 2" w:uiPriority="73"/>
+    <w:lsdException w:name="Grid Table 5 Dark Accent 2" w:uiPriority="80"/>
+    <w:lsdException w:name="Grid Table 6 Colorful Accent 2" w:uiPriority="81"/>
+    <w:lsdException w:name="Grid Table 7 Colorful Accent 2" w:uiPriority="82"/>
+    <w:lsdException w:name="Grid Table 1 Light Accent 3" w:uiPriority="70"/>
+    <w:lsdException w:name="Grid Table 2 Accent 3" w:uiPriority="71"/>
+    <w:lsdException w:name="Grid Table 3 Accent 3" w:uiPriority="72"/>
+    <w:lsdException w:name="Grid Table 4 Accent 3" w:uiPriority="73"/>
+    <w:lsdException w:name="Grid Table 5 Dark Accent 3" w:uiPriority="80"/>
+    <w:lsdException w:name="Grid Table 6 Colorful Accent 3" w:uiPriority="81"/>
+    <w:lsdException w:name="Grid Table 7 Colorful Accent 3" w:uiPriority="82"/>
+    <w:lsdException w:name="Grid Table 1 Light Accent 4" w:uiPriority="70"/>
+    <w:lsdException w:name="Grid Table 2 Accent 4" w:uiPriority="71"/>
+    <w:lsdException w:name="Grid Table 3 Accent 4" w:uiPriority="72"/>
+    <w:lsdException w:name="Grid Table 4 Accent 4" w:uiPriority="73"/>
+    <w:lsdException w:name="Grid Table 5 Dark Accent 4" w:uiPriority="80"/>
+    <w:lsdException w:name="Grid Table 6 Colorful Accent 4" w:uiPriority="81"/>
+    <w:lsdException w:name="Grid Table 7 Colorful Accent 4" w:uiPriority="82"/>
+    <w:lsdException w:name="Grid Table 1 Light Accent 5" w:uiPriority="70"/>
+    <w:lsdException w:name="Grid Table 2 Accent 5" w:uiPriority="71"/>
+    <w:lsdException w:name="Grid Table 3 Accent 5" w:uiPriority="72"/>
+    <w:lsdException w:name="Grid Table 4 Accent 5" w:uiPriority="73"/>
+    <w:lsdException w:name="Grid Table 5 Dark Accent 5" w:uiPriority="80"/>
+    <w:lsdException w:name="Grid Table 6 Colorful Accent 5" w:uiPriority="81"/>
+    <w:lsdException w:name="Grid Table 7 Colorful Accent 5" w:uiPriority="82"/>
+    <w:lsdException w:name="Grid Table 1 Light Accent 6" w:uiPriority="70"/>
+    <w:lsdException w:name="Grid Table 2 Accent 6" w:uiPriority="71"/>
+    <w:lsdException w:name="Grid Table 3 Accent 6" w:uiPriority="72"/>
+    <w:lsdException w:name="Grid Table 4 Accent 6" w:uiPriority="73"/>
+    <w:lsdException w:name="Grid Table 5 Dark Accent 6" w:uiPriority="80"/>
+    <w:lsdException w:name="Grid Table 6 Colorful Accent 6" w:uiPriority="81"/>
+    <w:lsdException w:name="Grid Table 7 Colorful Accent 6" w:uiPriority="82"/>
+    <w:lsdException w:name="List Table 1 Light" w:uiPriority="70"/>
+    <w:lsdException w:name="List Table 2" w:uiPriority="71"/>
+    <w:lsdException w:name="List Table 3" w:uiPriority="72"/>
+    <w:lsdException w:name="List Table 4" w:uiPriority="73"/>
+    <w:lsdException w:name="List Table 5 Dark" w:uiPriority="80"/>
+    <w:lsdException w:name="List Table 6 Colorful" w:uiPriority="81"/>
+    <w:lsdException w:name="List Table 7 Colorful" w:uiPriority="82"/>
+    <w:lsdException w:name="List Table 1 Light Accent 1" w:uiPriority="70"/>
+    <w:lsdException w:name="List Table 2 Accent 1" w:uiPriority="71"/>
+    <w:lsdException w:name="List Table 3 Accent 1" w:uiPriority="72"/>
+    <w:lsdException w:name="List Table 4 Accent 1" w:uiPriority="73"/>
+    <w:lsdException w:name="List Table 5 Dark Accent 1" w:uiPriority="80"/>
+    <w:lsdException w:name="List Table 6 Colorful Accent 1" w:uiPriority="81"/>
+    <w:lsdException w:name="List Table 7 Colorful Accent 1" w:uiPriority="82"/>
+    <w:lsdException w:name="List Table 1 Light Accent 2" w:uiPriority="70"/>
+    <w:lsdException w:name="List Table 2 Accent 2" w:uiPriority="71"/>
+    <w:lsdException w:name="List Table 3 Accent 2" w:uiPriority="72"/>
+    <w:lsdException w:name="List Table 4 Accent 2" w:uiPriority="73"/>
+    <w:lsdException w:name="List Table 5 Dark Accent 2" w:uiPriority="80"/>
+    <w:lsdException w:name="List Table 6 Colorful Accent 2" w:uiPriority="81"/>
+    <w:lsdException w:name="List Table 7 Colorful Accent 2" w:uiPriority="82"/>
+    <w:lsdException w:name="List Table 1 Light Accent 3" w:uiPriority="70"/>
+    <w:lsdException w:name="List Table 2 Accent 3" w:uiPriority="71"/>
+    <w:lsdException w:name="List Table 3 Accent 3" w:uiPriority="72"/>
+    <w:lsdException w:name="List Table 4 Accent 3" w:uiPriority="73"/>
+    <w:lsdException w:name="List Table 5 Dark Accent 3" w:uiPriority="80"/>
+    <w:lsdException w:name="List Table 6 Colorful Accent 3" w:uiPriority="81"/>
+    <w:lsdException w:name="List Table 7 Colorful Accent 3" w:uiPriority="82"/>
+    <w:lsdException w:name="List Table 1 Light Accent 4" w:uiPriority="70"/>
+    <w:lsdException w:name="List Table 2 Accent 4" w:uiPriority="71"/>
+    <w:lsdException w:name="List Table 3 Accent 4" w:uiPriority="72"/>
+    <w:lsdException w:name="List Table 4 Accent 4" w:uiPriority="73"/>
+    <w:lsdException w:name="List Table 5 Dark Accent 4" w:uiPriority="80"/>
+    <w:lsdException w:name="List Table 6 Colorful Accent 4" w:uiPriority="81"/>
+    <w:lsdException w:name="List Table 7 Colorful Accent 4" w:uiPriority="82"/>
+    <w:lsdException w:name="List Table 1 Light Accent 5" w:uiPriority="70"/>
+    <w:lsdException w:name="List Table 2 Accent 5" w:uiPriority="71"/>
+    <w:lsdException w:name="List Table 3 Accent 5" w:uiPriority="72"/>
+    <w:lsdException w:name="List Table 4 Accent 5" w:uiPriority="73"/>
+    <w:lsdException w:name="List Table 5 Dark Accent 5" w:uiPriority="80"/>
+    <w:lsdException w:name="List Table 6 Colorful Accent 5" w:uiPriority="81"/>
+    <w:lsdException w:name="List Table 7 Colorful Accent 5" w:uiPriority="82"/>
+    <w:lsdException w:name="List Table 1 Light Accent 6" w:uiPriority="70"/>
+    <w:lsdException w:name="List Table 2 Accent 6" w:uiPriority="71"/>
+    <w:lsdException w:name="List Table 3 Accent 6" w:uiPriority="72"/>
+    <w:lsdException w:name="List Table 4 Accent 6" w:uiPriority="73"/>
+    <w:lsdException w:name="List Table 5 Dark Accent 6" w:uiPriority="80"/>
+    <w:lsdException w:name="List Table 6 Colorful Accent 6" w:uiPriority="81"/>
+    <w:lsdException w:name="List Table 7 Colorful Accent 6" w:uiPriority="82"/>
     <w:lsdException w:name="Mention" w:semiHidden="1" w:unhideWhenUsed="1"/>
     <w:lsdException w:name="Smart Hyperlink" w:semiHidden="1" w:unhideWhenUsed="1"/>
     <w:lsdException w:name="Hashtag" w:semiHidden="1" w:unhideWhenUsed="1"/>
@@ -7277,209 +7480,199 @@
   <w:style w:type="paragraph" w:default="1" w:styleId="a">
     <w:name w:val="Normal"/>
     <w:qFormat/>
-    <w:rsid w:val="008442C3"/>
     <w:pPr>
-      <w:widowControl w:val="0"/>
-      <w:wordWrap w:val="0"/>
-      <w:autoSpaceDE w:val="0"/>
-      <w:autoSpaceDN w:val="0"/>
+      <w:autoSpaceDE w:val="off"/>
+      <w:autoSpaceDN w:val="off"/>
+      <w:widowControl w:val="off"/>
+      <w:wordWrap w:val="off"/>
     </w:pPr>
   </w:style>
   <w:style w:type="paragraph" w:styleId="1">
     <w:name w:val="heading 1"/>
+    <w:uiPriority w:val="9"/>
     <w:basedOn w:val="a"/>
     <w:next w:val="a"/>
     <w:link w:val="1Char"/>
-    <w:uiPriority w:val="9"/>
     <w:qFormat/>
-    <w:rsid w:val="004548C2"/>
     <w:pPr>
       <w:keepNext/>
       <w:keepLines/>
-      <w:spacing w:before="280" w:after="80"/>
       <w:outlineLvl w:val="0"/>
+      <w:spacing w:after="80" w:before="280"/>
     </w:pPr>
     <w:rPr>
       <w:rFonts w:asciiTheme="majorHAnsi" w:eastAsiaTheme="majorEastAsia" w:hAnsiTheme="majorHAnsi" w:cstheme="majorBidi"/>
-      <w:color w:val="000000" w:themeColor="text1"/>
+      <w:color w:val="000000"/>
       <w:sz w:val="32"/>
       <w:szCs w:val="32"/>
     </w:rPr>
   </w:style>
   <w:style w:type="paragraph" w:styleId="2">
     <w:name w:val="heading 2"/>
+    <w:uiPriority w:val="9"/>
     <w:basedOn w:val="a"/>
     <w:next w:val="a"/>
     <w:link w:val="2Char"/>
-    <w:uiPriority w:val="9"/>
+    <w:qFormat/>
     <w:semiHidden/>
     <w:unhideWhenUsed/>
-    <w:qFormat/>
-    <w:rsid w:val="004548C2"/>
     <w:pPr>
       <w:keepNext/>
       <w:keepLines/>
-      <w:spacing w:before="160" w:after="80"/>
       <w:outlineLvl w:val="1"/>
+      <w:spacing w:after="80" w:before="160"/>
     </w:pPr>
     <w:rPr>
       <w:rFonts w:asciiTheme="majorHAnsi" w:eastAsiaTheme="majorEastAsia" w:hAnsiTheme="majorHAnsi" w:cstheme="majorBidi"/>
-      <w:color w:val="000000" w:themeColor="text1"/>
+      <w:color w:val="000000"/>
       <w:sz w:val="28"/>
       <w:szCs w:val="28"/>
     </w:rPr>
   </w:style>
   <w:style w:type="paragraph" w:styleId="3">
     <w:name w:val="heading 3"/>
+    <w:uiPriority w:val="9"/>
     <w:basedOn w:val="a"/>
     <w:next w:val="a"/>
     <w:link w:val="3Char"/>
-    <w:uiPriority w:val="9"/>
+    <w:qFormat/>
     <w:semiHidden/>
     <w:unhideWhenUsed/>
-    <w:qFormat/>
-    <w:rsid w:val="004548C2"/>
     <w:pPr>
       <w:keepNext/>
       <w:keepLines/>
-      <w:spacing w:before="160" w:after="80"/>
       <w:outlineLvl w:val="2"/>
+      <w:spacing w:after="80" w:before="160"/>
     </w:pPr>
     <w:rPr>
       <w:rFonts w:asciiTheme="majorHAnsi" w:eastAsiaTheme="majorEastAsia" w:hAnsiTheme="majorHAnsi" w:cstheme="majorBidi"/>
-      <w:color w:val="000000" w:themeColor="text1"/>
+      <w:color w:val="000000"/>
       <w:sz w:val="24"/>
     </w:rPr>
   </w:style>
   <w:style w:type="paragraph" w:styleId="4">
     <w:name w:val="heading 4"/>
+    <w:uiPriority w:val="9"/>
     <w:basedOn w:val="a"/>
     <w:next w:val="a"/>
     <w:link w:val="4Char"/>
-    <w:uiPriority w:val="9"/>
+    <w:qFormat/>
     <w:semiHidden/>
     <w:unhideWhenUsed/>
-    <w:qFormat/>
-    <w:rsid w:val="004548C2"/>
     <w:pPr>
       <w:keepNext/>
       <w:keepLines/>
-      <w:spacing w:before="80" w:after="40"/>
       <w:outlineLvl w:val="3"/>
+      <w:spacing w:after="40" w:before="80"/>
     </w:pPr>
     <w:rPr>
       <w:rFonts w:asciiTheme="majorHAnsi" w:eastAsiaTheme="majorEastAsia" w:hAnsiTheme="majorHAnsi" w:cstheme="majorBidi"/>
-      <w:color w:val="000000" w:themeColor="text1"/>
+      <w:color w:val="000000"/>
     </w:rPr>
   </w:style>
   <w:style w:type="paragraph" w:styleId="5">
     <w:name w:val="heading 5"/>
+    <w:uiPriority w:val="9"/>
     <w:basedOn w:val="a"/>
     <w:next w:val="a"/>
     <w:link w:val="5Char"/>
-    <w:uiPriority w:val="9"/>
+    <w:qFormat/>
     <w:semiHidden/>
     <w:unhideWhenUsed/>
-    <w:qFormat/>
-    <w:rsid w:val="004548C2"/>
     <w:pPr>
+      <w:ind w:leftChars="100" w:left="100"/>
       <w:keepNext/>
       <w:keepLines/>
-      <w:spacing w:before="80" w:after="40"/>
-      <w:ind w:leftChars="100" w:left="100"/>
       <w:outlineLvl w:val="4"/>
+      <w:spacing w:after="40" w:before="80"/>
     </w:pPr>
     <w:rPr>
       <w:rFonts w:asciiTheme="majorHAnsi" w:eastAsiaTheme="majorEastAsia" w:hAnsiTheme="majorHAnsi" w:cstheme="majorBidi"/>
-      <w:color w:val="000000" w:themeColor="text1"/>
+      <w:color w:val="000000"/>
     </w:rPr>
   </w:style>
   <w:style w:type="paragraph" w:styleId="6">
     <w:name w:val="heading 6"/>
+    <w:uiPriority w:val="9"/>
     <w:basedOn w:val="a"/>
     <w:next w:val="a"/>
     <w:link w:val="6Char"/>
-    <w:uiPriority w:val="9"/>
+    <w:qFormat/>
     <w:semiHidden/>
     <w:unhideWhenUsed/>
-    <w:qFormat/>
-    <w:rsid w:val="004548C2"/>
     <w:pPr>
+      <w:ind w:leftChars="200" w:left="200"/>
       <w:keepNext/>
       <w:keepLines/>
-      <w:spacing w:before="80" w:after="40"/>
-      <w:ind w:leftChars="200" w:left="200"/>
       <w:outlineLvl w:val="5"/>
+      <w:spacing w:after="40" w:before="80"/>
     </w:pPr>
     <w:rPr>
       <w:rFonts w:asciiTheme="majorHAnsi" w:eastAsiaTheme="majorEastAsia" w:hAnsiTheme="majorHAnsi" w:cstheme="majorBidi"/>
-      <w:color w:val="000000" w:themeColor="text1"/>
+      <w:color w:val="000000"/>
     </w:rPr>
   </w:style>
   <w:style w:type="paragraph" w:styleId="7">
     <w:name w:val="heading 7"/>
+    <w:uiPriority w:val="9"/>
     <w:basedOn w:val="a"/>
     <w:next w:val="a"/>
     <w:link w:val="7Char"/>
-    <w:uiPriority w:val="9"/>
+    <w:qFormat/>
     <w:semiHidden/>
     <w:unhideWhenUsed/>
-    <w:qFormat/>
-    <w:rsid w:val="004548C2"/>
     <w:pPr>
+      <w:ind w:leftChars="300" w:left="300"/>
       <w:keepNext/>
       <w:keepLines/>
-      <w:spacing w:before="80" w:after="40"/>
-      <w:ind w:leftChars="300" w:left="300"/>
       <w:outlineLvl w:val="6"/>
+      <w:spacing w:after="40" w:before="80"/>
     </w:pPr>
     <w:rPr>
       <w:rFonts w:asciiTheme="majorHAnsi" w:eastAsiaTheme="majorEastAsia" w:hAnsiTheme="majorHAnsi" w:cstheme="majorBidi"/>
-      <w:color w:val="000000" w:themeColor="text1"/>
+      <w:color w:val="000000"/>
     </w:rPr>
   </w:style>
   <w:style w:type="paragraph" w:styleId="8">
     <w:name w:val="heading 8"/>
+    <w:uiPriority w:val="9"/>
     <w:basedOn w:val="a"/>
     <w:next w:val="a"/>
     <w:link w:val="8Char"/>
-    <w:uiPriority w:val="9"/>
+    <w:qFormat/>
     <w:semiHidden/>
     <w:unhideWhenUsed/>
-    <w:qFormat/>
-    <w:rsid w:val="004548C2"/>
     <w:pPr>
+      <w:ind w:leftChars="400" w:left="400"/>
       <w:keepNext/>
       <w:keepLines/>
-      <w:spacing w:before="80" w:after="40"/>
-      <w:ind w:leftChars="400" w:left="400"/>
       <w:outlineLvl w:val="7"/>
+      <w:spacing w:after="40" w:before="80"/>
     </w:pPr>
     <w:rPr>
       <w:rFonts w:asciiTheme="majorHAnsi" w:eastAsiaTheme="majorEastAsia" w:hAnsiTheme="majorHAnsi" w:cstheme="majorBidi"/>
-      <w:color w:val="000000" w:themeColor="text1"/>
+      <w:color w:val="000000"/>
     </w:rPr>
   </w:style>
   <w:style w:type="paragraph" w:styleId="9">
     <w:name w:val="heading 9"/>
+    <w:uiPriority w:val="9"/>
     <w:basedOn w:val="a"/>
     <w:next w:val="a"/>
     <w:link w:val="9Char"/>
-    <w:uiPriority w:val="9"/>
+    <w:qFormat/>
     <w:semiHidden/>
     <w:unhideWhenUsed/>
-    <w:qFormat/>
-    <w:rsid w:val="004548C2"/>
     <w:pPr>
+      <w:ind w:leftChars="500" w:left="500"/>
       <w:keepNext/>
       <w:keepLines/>
-      <w:spacing w:before="80" w:after="40"/>
-      <w:ind w:leftChars="500" w:left="500"/>
       <w:outlineLvl w:val="8"/>
+      <w:spacing w:after="40" w:before="80"/>
     </w:pPr>
     <w:rPr>
       <w:rFonts w:asciiTheme="majorHAnsi" w:eastAsiaTheme="majorEastAsia" w:hAnsiTheme="majorHAnsi" w:cstheme="majorBidi"/>
-      <w:color w:val="000000" w:themeColor="text1"/>
+      <w:color w:val="000000"/>
     </w:rPr>
   </w:style>
   <w:style w:type="character" w:default="1" w:styleId="a0">
@@ -7511,223 +7704,207 @@
   </w:style>
   <w:style w:type="character" w:customStyle="1" w:styleId="1Char">
     <w:name w:val="제목 1 Char"/>
+    <w:uiPriority w:val="9"/>
     <w:basedOn w:val="a0"/>
     <w:link w:val="1"/>
-    <w:uiPriority w:val="9"/>
-    <w:rsid w:val="004548C2"/>
     <w:rPr>
       <w:rFonts w:asciiTheme="majorHAnsi" w:eastAsiaTheme="majorEastAsia" w:hAnsiTheme="majorHAnsi" w:cstheme="majorBidi"/>
-      <w:color w:val="000000" w:themeColor="text1"/>
+      <w:color w:val="000000"/>
       <w:sz w:val="32"/>
       <w:szCs w:val="32"/>
     </w:rPr>
   </w:style>
   <w:style w:type="character" w:customStyle="1" w:styleId="2Char">
     <w:name w:val="제목 2 Char"/>
+    <w:uiPriority w:val="9"/>
     <w:basedOn w:val="a0"/>
     <w:link w:val="2"/>
-    <w:uiPriority w:val="9"/>
     <w:semiHidden/>
-    <w:rsid w:val="004548C2"/>
     <w:rPr>
       <w:rFonts w:asciiTheme="majorHAnsi" w:eastAsiaTheme="majorEastAsia" w:hAnsiTheme="majorHAnsi" w:cstheme="majorBidi"/>
-      <w:color w:val="000000" w:themeColor="text1"/>
+      <w:color w:val="000000"/>
       <w:sz w:val="28"/>
       <w:szCs w:val="28"/>
     </w:rPr>
   </w:style>
   <w:style w:type="character" w:customStyle="1" w:styleId="3Char">
     <w:name w:val="제목 3 Char"/>
+    <w:uiPriority w:val="9"/>
     <w:basedOn w:val="a0"/>
     <w:link w:val="3"/>
-    <w:uiPriority w:val="9"/>
     <w:semiHidden/>
-    <w:rsid w:val="004548C2"/>
     <w:rPr>
       <w:rFonts w:asciiTheme="majorHAnsi" w:eastAsiaTheme="majorEastAsia" w:hAnsiTheme="majorHAnsi" w:cstheme="majorBidi"/>
-      <w:color w:val="000000" w:themeColor="text1"/>
+      <w:color w:val="000000"/>
       <w:sz w:val="24"/>
     </w:rPr>
   </w:style>
   <w:style w:type="character" w:customStyle="1" w:styleId="4Char">
     <w:name w:val="제목 4 Char"/>
+    <w:uiPriority w:val="9"/>
     <w:basedOn w:val="a0"/>
     <w:link w:val="4"/>
-    <w:uiPriority w:val="9"/>
     <w:semiHidden/>
-    <w:rsid w:val="004548C2"/>
     <w:rPr>
       <w:rFonts w:asciiTheme="majorHAnsi" w:eastAsiaTheme="majorEastAsia" w:hAnsiTheme="majorHAnsi" w:cstheme="majorBidi"/>
-      <w:color w:val="000000" w:themeColor="text1"/>
+      <w:color w:val="000000"/>
     </w:rPr>
   </w:style>
   <w:style w:type="character" w:customStyle="1" w:styleId="5Char">
     <w:name w:val="제목 5 Char"/>
+    <w:uiPriority w:val="9"/>
     <w:basedOn w:val="a0"/>
     <w:link w:val="5"/>
-    <w:uiPriority w:val="9"/>
     <w:semiHidden/>
-    <w:rsid w:val="004548C2"/>
     <w:rPr>
       <w:rFonts w:asciiTheme="majorHAnsi" w:eastAsiaTheme="majorEastAsia" w:hAnsiTheme="majorHAnsi" w:cstheme="majorBidi"/>
-      <w:color w:val="000000" w:themeColor="text1"/>
+      <w:color w:val="000000"/>
     </w:rPr>
   </w:style>
   <w:style w:type="character" w:customStyle="1" w:styleId="6Char">
     <w:name w:val="제목 6 Char"/>
+    <w:uiPriority w:val="9"/>
     <w:basedOn w:val="a0"/>
     <w:link w:val="6"/>
-    <w:uiPriority w:val="9"/>
     <w:semiHidden/>
-    <w:rsid w:val="004548C2"/>
     <w:rPr>
       <w:rFonts w:asciiTheme="majorHAnsi" w:eastAsiaTheme="majorEastAsia" w:hAnsiTheme="majorHAnsi" w:cstheme="majorBidi"/>
-      <w:color w:val="000000" w:themeColor="text1"/>
+      <w:color w:val="000000"/>
     </w:rPr>
   </w:style>
   <w:style w:type="character" w:customStyle="1" w:styleId="7Char">
     <w:name w:val="제목 7 Char"/>
+    <w:uiPriority w:val="9"/>
     <w:basedOn w:val="a0"/>
     <w:link w:val="7"/>
-    <w:uiPriority w:val="9"/>
     <w:semiHidden/>
-    <w:rsid w:val="004548C2"/>
     <w:rPr>
       <w:rFonts w:asciiTheme="majorHAnsi" w:eastAsiaTheme="majorEastAsia" w:hAnsiTheme="majorHAnsi" w:cstheme="majorBidi"/>
-      <w:color w:val="000000" w:themeColor="text1"/>
+      <w:color w:val="000000"/>
     </w:rPr>
   </w:style>
   <w:style w:type="character" w:customStyle="1" w:styleId="8Char">
     <w:name w:val="제목 8 Char"/>
+    <w:uiPriority w:val="9"/>
     <w:basedOn w:val="a0"/>
     <w:link w:val="8"/>
-    <w:uiPriority w:val="9"/>
     <w:semiHidden/>
-    <w:rsid w:val="004548C2"/>
     <w:rPr>
       <w:rFonts w:asciiTheme="majorHAnsi" w:eastAsiaTheme="majorEastAsia" w:hAnsiTheme="majorHAnsi" w:cstheme="majorBidi"/>
-      <w:color w:val="000000" w:themeColor="text1"/>
+      <w:color w:val="000000"/>
     </w:rPr>
   </w:style>
   <w:style w:type="character" w:customStyle="1" w:styleId="9Char">
     <w:name w:val="제목 9 Char"/>
+    <w:uiPriority w:val="9"/>
     <w:basedOn w:val="a0"/>
     <w:link w:val="9"/>
-    <w:uiPriority w:val="9"/>
     <w:semiHidden/>
-    <w:rsid w:val="004548C2"/>
     <w:rPr>
       <w:rFonts w:asciiTheme="majorHAnsi" w:eastAsiaTheme="majorEastAsia" w:hAnsiTheme="majorHAnsi" w:cstheme="majorBidi"/>
-      <w:color w:val="000000" w:themeColor="text1"/>
+      <w:color w:val="000000"/>
     </w:rPr>
   </w:style>
   <w:style w:type="paragraph" w:styleId="a3">
     <w:name w:val="Title"/>
+    <w:uiPriority w:val="10"/>
     <w:basedOn w:val="a"/>
     <w:next w:val="a"/>
     <w:link w:val="Char"/>
-    <w:uiPriority w:val="10"/>
     <w:qFormat/>
-    <w:rsid w:val="004548C2"/>
     <w:pPr>
-      <w:spacing w:after="80"/>
       <w:contextualSpacing/>
       <w:jc w:val="center"/>
+      <w:spacing w:after="80"/>
     </w:pPr>
     <w:rPr>
       <w:rFonts w:asciiTheme="majorHAnsi" w:eastAsiaTheme="majorEastAsia" w:hAnsiTheme="majorHAnsi" w:cstheme="majorBidi"/>
-      <w:spacing w:val="-10"/>
-      <w:kern w:val="28"/>
       <w:sz w:val="56"/>
       <w:szCs w:val="56"/>
+      <w:kern w:val="28"/>
+      <w:spacing w:val="-10"/>
     </w:rPr>
   </w:style>
   <w:style w:type="character" w:customStyle="1" w:styleId="Char">
     <w:name w:val="제목 Char"/>
+    <w:uiPriority w:val="10"/>
     <w:basedOn w:val="a0"/>
     <w:link w:val="a3"/>
-    <w:uiPriority w:val="10"/>
-    <w:rsid w:val="004548C2"/>
     <w:rPr>
       <w:rFonts w:asciiTheme="majorHAnsi" w:eastAsiaTheme="majorEastAsia" w:hAnsiTheme="majorHAnsi" w:cstheme="majorBidi"/>
-      <w:spacing w:val="-10"/>
-      <w:kern w:val="28"/>
       <w:sz w:val="56"/>
       <w:szCs w:val="56"/>
+      <w:kern w:val="28"/>
+      <w:spacing w:val="-10"/>
     </w:rPr>
   </w:style>
   <w:style w:type="paragraph" w:styleId="a4">
     <w:name w:val="Subtitle"/>
+    <w:uiPriority w:val="11"/>
     <w:basedOn w:val="a"/>
     <w:next w:val="a"/>
     <w:link w:val="Char0"/>
-    <w:uiPriority w:val="11"/>
     <w:qFormat/>
-    <w:rsid w:val="004548C2"/>
     <w:pPr>
+      <w:jc w:val="center"/>
       <w:numPr>
         <w:ilvl w:val="1"/>
       </w:numPr>
-      <w:jc w:val="center"/>
     </w:pPr>
     <w:rPr>
       <w:rFonts w:asciiTheme="majorHAnsi" w:eastAsiaTheme="majorEastAsia" w:hAnsiTheme="majorHAnsi" w:cstheme="majorBidi"/>
-      <w:color w:val="595959" w:themeColor="text1" w:themeTint="A6"/>
-      <w:spacing w:val="15"/>
+      <w:color w:val="595959"/>
       <w:sz w:val="28"/>
       <w:szCs w:val="28"/>
+      <w:spacing w:val="15"/>
     </w:rPr>
   </w:style>
   <w:style w:type="character" w:customStyle="1" w:styleId="Char0">
     <w:name w:val="부제 Char"/>
+    <w:uiPriority w:val="11"/>
     <w:basedOn w:val="a0"/>
     <w:link w:val="a4"/>
-    <w:uiPriority w:val="11"/>
-    <w:rsid w:val="004548C2"/>
     <w:rPr>
       <w:rFonts w:asciiTheme="majorHAnsi" w:eastAsiaTheme="majorEastAsia" w:hAnsiTheme="majorHAnsi" w:cstheme="majorBidi"/>
-      <w:color w:val="595959" w:themeColor="text1" w:themeTint="A6"/>
-      <w:spacing w:val="15"/>
+      <w:color w:val="595959"/>
       <w:sz w:val="28"/>
       <w:szCs w:val="28"/>
+      <w:spacing w:val="15"/>
     </w:rPr>
   </w:style>
   <w:style w:type="paragraph" w:styleId="a5">
     <w:name w:val="Quote"/>
+    <w:uiPriority w:val="29"/>
     <w:basedOn w:val="a"/>
     <w:next w:val="a"/>
     <w:link w:val="Char1"/>
-    <w:uiPriority w:val="29"/>
     <w:qFormat/>
-    <w:rsid w:val="004548C2"/>
     <w:pPr>
+      <w:jc w:val="center"/>
       <w:spacing w:before="160"/>
-      <w:jc w:val="center"/>
     </w:pPr>
     <w:rPr>
       <w:i/>
       <w:iCs/>
-      <w:color w:val="404040" w:themeColor="text1" w:themeTint="BF"/>
+      <w:color w:val="3F3F3F"/>
     </w:rPr>
   </w:style>
   <w:style w:type="character" w:customStyle="1" w:styleId="Char1">
     <w:name w:val="인용 Char"/>
+    <w:uiPriority w:val="29"/>
     <w:basedOn w:val="a0"/>
     <w:link w:val="a5"/>
-    <w:uiPriority w:val="29"/>
-    <w:rsid w:val="004548C2"/>
     <w:rPr>
       <w:i/>
       <w:iCs/>
-      <w:color w:val="404040" w:themeColor="text1" w:themeTint="BF"/>
+      <w:color w:val="3F3F3F"/>
     </w:rPr>
   </w:style>
   <w:style w:type="paragraph" w:styleId="a6">
     <w:name w:val="List Paragraph"/>
+    <w:uiPriority w:val="34"/>
     <w:basedOn w:val="a"/>
-    <w:uiPriority w:val="34"/>
     <w:qFormat/>
-    <w:rsid w:val="004548C2"/>
     <w:pPr>
       <w:ind w:left="720"/>
       <w:contextualSpacing/>
@@ -7735,114 +7912,105 @@
   </w:style>
   <w:style w:type="character" w:styleId="a7">
     <w:name w:val="Intense Emphasis"/>
+    <w:uiPriority w:val="21"/>
     <w:basedOn w:val="a0"/>
-    <w:uiPriority w:val="21"/>
     <w:qFormat/>
-    <w:rsid w:val="004548C2"/>
     <w:rPr>
       <w:i/>
       <w:iCs/>
-      <w:color w:val="0F4761" w:themeColor="accent1" w:themeShade="BF"/>
+      <w:color w:val="104861"/>
     </w:rPr>
   </w:style>
   <w:style w:type="paragraph" w:styleId="a8">
     <w:name w:val="Intense Quote"/>
+    <w:uiPriority w:val="30"/>
     <w:basedOn w:val="a"/>
     <w:next w:val="a"/>
     <w:link w:val="Char2"/>
-    <w:uiPriority w:val="30"/>
     <w:qFormat/>
-    <w:rsid w:val="004548C2"/>
     <w:pPr>
-      <w:pBdr>
-        <w:top w:val="single" w:sz="4" w:space="10" w:color="0F4761" w:themeColor="accent1" w:themeShade="BF"/>
-        <w:bottom w:val="single" w:sz="4" w:space="10" w:color="0F4761" w:themeColor="accent1" w:themeShade="BF"/>
-      </w:pBdr>
-      <w:spacing w:before="360" w:after="360"/>
       <w:ind w:left="864" w:right="864"/>
       <w:jc w:val="center"/>
+      <w:pBdr>
+        <w:top w:val="single" w:sz="4" w:space="10" w:color="104861" w:themeColor="accent1" w:themeShade="bf"/>
+        <w:bottom w:val="single" w:sz="4" w:space="10" w:color="104861" w:themeColor="accent1" w:themeShade="bf"/>
+      </w:pBdr>
+      <w:spacing w:after="360" w:before="360"/>
     </w:pPr>
     <w:rPr>
       <w:i/>
       <w:iCs/>
-      <w:color w:val="0F4761" w:themeColor="accent1" w:themeShade="BF"/>
+      <w:color w:val="104861"/>
     </w:rPr>
   </w:style>
   <w:style w:type="character" w:customStyle="1" w:styleId="Char2">
     <w:name w:val="강한 인용 Char"/>
+    <w:uiPriority w:val="30"/>
     <w:basedOn w:val="a0"/>
     <w:link w:val="a8"/>
-    <w:uiPriority w:val="30"/>
-    <w:rsid w:val="004548C2"/>
     <w:rPr>
       <w:i/>
       <w:iCs/>
-      <w:color w:val="0F4761" w:themeColor="accent1" w:themeShade="BF"/>
+      <w:color w:val="104861"/>
     </w:rPr>
   </w:style>
   <w:style w:type="character" w:styleId="a9">
     <w:name w:val="Intense Reference"/>
+    <w:uiPriority w:val="32"/>
     <w:basedOn w:val="a0"/>
-    <w:uiPriority w:val="32"/>
     <w:qFormat/>
-    <w:rsid w:val="004548C2"/>
     <w:rPr>
       <w:b/>
       <w:bCs/>
       <w:smallCaps/>
-      <w:color w:val="0F4761" w:themeColor="accent1" w:themeShade="BF"/>
+      <w:color w:val="104861"/>
       <w:spacing w:val="5"/>
     </w:rPr>
   </w:style>
   <w:style w:type="paragraph" w:styleId="aa">
     <w:name w:val="header"/>
+    <w:uiPriority w:val="99"/>
     <w:basedOn w:val="a"/>
     <w:link w:val="Char3"/>
-    <w:uiPriority w:val="99"/>
     <w:unhideWhenUsed/>
-    <w:rsid w:val="00FA4B45"/>
     <w:pPr>
+      <w:snapToGrid w:val="0"/>
       <w:tabs>
         <w:tab w:val="center" w:pos="4513"/>
         <w:tab w:val="right" w:pos="9026"/>
       </w:tabs>
-      <w:snapToGrid w:val="0"/>
     </w:pPr>
   </w:style>
   <w:style w:type="character" w:customStyle="1" w:styleId="Char3">
     <w:name w:val="머리글 Char"/>
+    <w:uiPriority w:val="99"/>
     <w:basedOn w:val="a0"/>
     <w:link w:val="aa"/>
-    <w:uiPriority w:val="99"/>
-    <w:rsid w:val="00FA4B45"/>
   </w:style>
   <w:style w:type="paragraph" w:styleId="ab">
     <w:name w:val="footer"/>
+    <w:uiPriority w:val="99"/>
     <w:basedOn w:val="a"/>
     <w:link w:val="Char4"/>
-    <w:uiPriority w:val="99"/>
     <w:unhideWhenUsed/>
-    <w:rsid w:val="00FA4B45"/>
     <w:pPr>
+      <w:snapToGrid w:val="0"/>
       <w:tabs>
         <w:tab w:val="center" w:pos="4513"/>
         <w:tab w:val="right" w:pos="9026"/>
       </w:tabs>
-      <w:snapToGrid w:val="0"/>
     </w:pPr>
   </w:style>
   <w:style w:type="character" w:customStyle="1" w:styleId="Char4">
     <w:name w:val="바닥글 Char"/>
+    <w:uiPriority w:val="99"/>
     <w:basedOn w:val="a0"/>
     <w:link w:val="ab"/>
-    <w:uiPriority w:val="99"/>
-    <w:rsid w:val="00FA4B45"/>
   </w:style>
   <w:style w:type="table" w:styleId="ac">
     <w:name w:val="Table Grid"/>
+    <w:uiPriority w:val="39"/>
     <w:basedOn w:val="a1"/>
-    <w:uiPriority w:val="39"/>
-    <w:rsid w:val="00FA4B45"/>
     <w:pPr>
       <w:spacing w:after="0"/>
     </w:pPr>
@@ -7859,21 +8027,19 @@
   </w:style>
   <w:style w:type="table" w:customStyle="1" w:styleId="10">
     <w:name w:val="달력 1"/>
+    <w:uiPriority w:val="99"/>
     <w:basedOn w:val="a1"/>
-    <w:uiPriority w:val="99"/>
     <w:qFormat/>
-    <w:rsid w:val="00FA4B45"/>
     <w:pPr>
       <w:spacing w:after="0"/>
     </w:pPr>
     <w:rPr>
+      <w:szCs w:val="22"/>
       <w:kern w:val="0"/>
-      <w:szCs w:val="22"/>
-      <w14:ligatures w14:val="none"/>
     </w:rPr>
     <w:tblPr>
+      <w:tblStyleColBandSize w:val="1"/>
       <w:tblStyleRowBandSize w:val="1"/>
-      <w:tblStyleColBandSize w:val="1"/>
     </w:tblPr>
     <w:tcPr>
       <w:shd w:val="clear" w:color="auto" w:fill="auto"/>
@@ -7881,7 +8047,7 @@
     <w:tblStylePr w:type="firstRow">
       <w:pPr>
         <w:wordWrap/>
-        <w:spacing w:beforeLines="0" w:beforeAutospacing="0" w:afterLines="0" w:afterAutospacing="0" w:line="240" w:lineRule="auto"/>
+        <w:spacing w:afterLines="0" w:afterAutospacing="0" w:beforeLines="0" w:beforeAutospacing="0" w:line="240" w:lineRule="auto"/>
       </w:pPr>
       <w:rPr>
         <w:rFonts w:asciiTheme="minorHAnsi" w:eastAsiaTheme="minorEastAsia" w:hAnsiTheme="minorHAnsi"/>
@@ -7892,7 +8058,7 @@
       </w:rPr>
       <w:tblPr/>
       <w:tcPr>
-        <w:vAlign w:val="bottom"/>
+        <w:vAlign w:val="both"/>
       </w:tcPr>
     </w:tblStylePr>
     <w:tblStylePr w:type="lastRow">
@@ -7946,20 +8112,18 @@
   </w:style>
   <w:style w:type="table" w:customStyle="1" w:styleId="30">
     <w:name w:val="달력 3"/>
+    <w:uiPriority w:val="99"/>
     <w:basedOn w:val="a1"/>
-    <w:uiPriority w:val="99"/>
     <w:qFormat/>
-    <w:rsid w:val="00FA4B45"/>
     <w:pPr>
+      <w:jc w:val="right"/>
       <w:spacing w:after="0"/>
-      <w:jc w:val="right"/>
     </w:pPr>
     <w:rPr>
       <w:rFonts w:asciiTheme="majorHAnsi" w:eastAsiaTheme="majorEastAsia" w:hAnsiTheme="majorHAnsi" w:cstheme="majorBidi"/>
-      <w:color w:val="000000" w:themeColor="text1"/>
+      <w:color w:val="000000"/>
+      <w:szCs w:val="22"/>
       <w:kern w:val="0"/>
-      <w:szCs w:val="22"/>
-      <w14:ligatures w14:val="none"/>
     </w:rPr>
     <w:tblPr/>
     <w:tblStylePr w:type="firstRow">
@@ -7968,27 +8132,26 @@
         <w:jc w:val="right"/>
       </w:pPr>
       <w:rPr>
-        <w:color w:val="156082" w:themeColor="accent1"/>
+        <w:color w:val="156082"/>
         <w:sz w:val="44"/>
       </w:rPr>
     </w:tblStylePr>
     <w:tblStylePr w:type="firstCol">
       <w:rPr>
-        <w:color w:val="156082" w:themeColor="accent1"/>
+        <w:color w:val="156082"/>
       </w:rPr>
     </w:tblStylePr>
     <w:tblStylePr w:type="lastCol">
       <w:rPr>
-        <w:color w:val="156082" w:themeColor="accent1"/>
+        <w:color w:val="156082"/>
       </w:rPr>
     </w:tblStylePr>
   </w:style>
   <w:style w:type="character" w:styleId="ad">
     <w:name w:val="Strong"/>
+    <w:uiPriority w:val="22"/>
     <w:basedOn w:val="a0"/>
-    <w:uiPriority w:val="22"/>
     <w:qFormat/>
-    <w:rsid w:val="008442C3"/>
     <w:rPr>
       <w:b/>
       <w:bCs/>
@@ -7996,10 +8159,9 @@
   </w:style>
   <w:style w:type="character" w:styleId="ae">
     <w:name w:val="Emphasis"/>
+    <w:uiPriority w:val="20"/>
     <w:basedOn w:val="a0"/>
-    <w:uiPriority w:val="20"/>
     <w:qFormat/>
-    <w:rsid w:val="008442C3"/>
     <w:rPr>
       <w:i/>
       <w:iCs/>
@@ -8051,7 +8213,7 @@
     </a:clrScheme>
     <a:fontScheme name="Office">
       <a:majorFont>
-        <a:latin typeface="맑은 고딕" panose="02110004020202020204"/>
+        <a:latin typeface="맑은 고딕"/>
         <a:ea typeface=""/>
         <a:cs typeface=""/>
         <a:font script="Jpan" typeface="游ゴシック Light"/>
@@ -8084,26 +8246,10 @@
         <a:font script="Viet" typeface="Times New Roman"/>
         <a:font script="Uigh" typeface="Microsoft Uighur"/>
         <a:font script="Geor" typeface="Sylfaen"/>
-        <a:font script="Armn" typeface="Arial"/>
-        <a:font script="Bugi" typeface="Leelawadee UI"/>
-        <a:font script="Bopo" typeface="Microsoft JhengHei"/>
-        <a:font script="Java" typeface="Javanese Text"/>
-        <a:font script="Lisu" typeface="Segoe UI"/>
         <a:font script="Mymr" typeface="Myanmar Text"/>
-        <a:font script="Nkoo" typeface="Ebrima"/>
-        <a:font script="Olck" typeface="Nirmala UI"/>
-        <a:font script="Osma" typeface="Ebrima"/>
-        <a:font script="Phag" typeface="Phagspa"/>
-        <a:font script="Syrn" typeface="Estrangelo Edessa"/>
-        <a:font script="Syrj" typeface="Estrangelo Edessa"/>
-        <a:font script="Syre" typeface="Estrangelo Edessa"/>
-        <a:font script="Sora" typeface="Nirmala UI"/>
-        <a:font script="Tale" typeface="Microsoft Tai Le"/>
-        <a:font script="Talu" typeface="Microsoft New Tai Lue"/>
-        <a:font script="Tfng" typeface="Ebrima"/>
       </a:majorFont>
       <a:minorFont>
-        <a:latin typeface="맑은 고딕" panose="02110004020202020204"/>
+        <a:latin typeface="맑은 고딕"/>
         <a:ea typeface=""/>
         <a:cs typeface=""/>
         <a:font script="Jpan" typeface="游明朝"/>
@@ -8136,23 +8282,7 @@
         <a:font script="Viet" typeface="Arial"/>
         <a:font script="Uigh" typeface="Microsoft Uighur"/>
         <a:font script="Geor" typeface="Sylfaen"/>
-        <a:font script="Armn" typeface="Arial"/>
-        <a:font script="Bugi" typeface="Leelawadee UI"/>
-        <a:font script="Bopo" typeface="Microsoft JhengHei"/>
-        <a:font script="Java" typeface="Javanese Text"/>
-        <a:font script="Lisu" typeface="Segoe UI"/>
         <a:font script="Mymr" typeface="Myanmar Text"/>
-        <a:font script="Nkoo" typeface="Ebrima"/>
-        <a:font script="Olck" typeface="Nirmala UI"/>
-        <a:font script="Osma" typeface="Ebrima"/>
-        <a:font script="Phag" typeface="Phagspa"/>
-        <a:font script="Syrn" typeface="Estrangelo Edessa"/>
-        <a:font script="Syrj" typeface="Estrangelo Edessa"/>
-        <a:font script="Syre" typeface="Estrangelo Edessa"/>
-        <a:font script="Sora" typeface="Nirmala UI"/>
-        <a:font script="Tale" typeface="Microsoft Tai Le"/>
-        <a:font script="Talu" typeface="Microsoft New Tai Lue"/>
-        <a:font script="Tfng" typeface="Ebrima"/>
       </a:minorFont>
     </a:fontScheme>
     <a:fmtScheme name="Office">
@@ -8164,141 +8294,162 @@
           <a:gsLst>
             <a:gs pos="0">
               <a:schemeClr val="phClr">
-                <a:lumMod val="110000"/>
-                <a:satMod val="105000"/>
-                <a:tint val="67000"/>
+                <a:tint val="50000"/>
+                <a:satMod val="300000"/>
               </a:schemeClr>
             </a:gs>
-            <a:gs pos="50000">
+            <a:gs pos="35000">
               <a:schemeClr val="phClr">
-                <a:lumMod val="105000"/>
-                <a:satMod val="103000"/>
-                <a:tint val="73000"/>
+                <a:tint val="37000"/>
+                <a:satMod val="300000"/>
               </a:schemeClr>
             </a:gs>
             <a:gs pos="100000">
               <a:schemeClr val="phClr">
-                <a:lumMod val="105000"/>
-                <a:satMod val="109000"/>
-                <a:tint val="81000"/>
+                <a:tint val="15000"/>
+                <a:satMod val="350000"/>
               </a:schemeClr>
             </a:gs>
           </a:gsLst>
-          <a:lin ang="5400000" scaled="0"/>
+          <a:lin ang="16200000" scaled="1"/>
         </a:gradFill>
         <a:gradFill rotWithShape="1">
           <a:gsLst>
             <a:gs pos="0">
               <a:schemeClr val="phClr">
-                <a:satMod val="103000"/>
-                <a:lumMod val="102000"/>
-                <a:tint val="94000"/>
+                <a:shade val="51000"/>
+                <a:satMod val="130000"/>
               </a:schemeClr>
             </a:gs>
-            <a:gs pos="50000">
+            <a:gs pos="80000">
               <a:schemeClr val="phClr">
-                <a:satMod val="110000"/>
-                <a:lumMod val="100000"/>
-                <a:shade val="100000"/>
+                <a:shade val="93000"/>
+                <a:satMod val="130000"/>
               </a:schemeClr>
             </a:gs>
             <a:gs pos="100000">
               <a:schemeClr val="phClr">
-                <a:lumMod val="99000"/>
-                <a:satMod val="120000"/>
-                <a:shade val="78000"/>
+                <a:shade val="94000"/>
+                <a:satMod val="135000"/>
               </a:schemeClr>
             </a:gs>
           </a:gsLst>
-          <a:lin ang="5400000" scaled="0"/>
+          <a:lin ang="16200000" scaled="0"/>
         </a:gradFill>
       </a:fillStyleLst>
       <a:lnStyleLst>
-        <a:ln w="6350" cap="flat" cmpd="sng" algn="ctr">
+        <a:ln w="6350">
           <a:solidFill>
             <a:schemeClr val="phClr"/>
           </a:solidFill>
-          <a:prstDash val="solid"/>
           <a:miter lim="800000"/>
         </a:ln>
-        <a:ln w="12700" cap="flat" cmpd="sng" algn="ctr">
+        <a:ln w="12700">
           <a:solidFill>
             <a:schemeClr val="phClr"/>
           </a:solidFill>
-          <a:prstDash val="solid"/>
           <a:miter lim="800000"/>
         </a:ln>
-        <a:ln w="19050" cap="flat" cmpd="sng" algn="ctr">
+        <a:ln w="19050">
           <a:solidFill>
             <a:schemeClr val="phClr"/>
           </a:solidFill>
-          <a:prstDash val="solid"/>
           <a:miter lim="800000"/>
         </a:ln>
       </a:lnStyleLst>
       <a:effectStyleLst>
         <a:effectStyle>
-          <a:effectLst/>
-        </a:effectStyle>
-        <a:effectStyle>
-          <a:effectLst/>
+          <a:effectLst>
+            <a:outerShdw blurRad="40000" dist="20000" dir="5400000" rotWithShape="0">
+              <a:srgbClr val="000000">
+                <a:alpha val="38000"/>
+              </a:srgbClr>
+            </a:outerShdw>
+          </a:effectLst>
         </a:effectStyle>
         <a:effectStyle>
           <a:effectLst>
-            <a:outerShdw blurRad="57150" dist="19050" dir="5400000" algn="ctr" rotWithShape="0">
+            <a:outerShdw blurRad="40000" dist="23000" dir="5400000" rotWithShape="0">
               <a:srgbClr val="000000">
-                <a:alpha val="63000"/>
+                <a:alpha val="35000"/>
               </a:srgbClr>
             </a:outerShdw>
           </a:effectLst>
+        </a:effectStyle>
+        <a:effectStyle>
+          <a:effectLst>
+            <a:outerShdw blurRad="40000" dist="23000" dir="5400000" rotWithShape="0">
+              <a:srgbClr val="000000">
+                <a:alpha val="35000"/>
+              </a:srgbClr>
+            </a:outerShdw>
+          </a:effectLst>
+          <a:scene3d>
+            <a:camera prst="orthographicFront">
+              <a:rot lat="0" lon="0" rev="0"/>
+            </a:camera>
+            <a:lightRig rig="threePt" dir="t">
+              <a:rot lat="0" lon="0" rev="1200000"/>
+            </a:lightRig>
+          </a:scene3d>
+          <a:sp3d>
+            <a:bevelT w="63500" h="25400"/>
+          </a:sp3d>
         </a:effectStyle>
       </a:effectStyleLst>
       <a:bgFillStyleLst>
         <a:solidFill>
           <a:schemeClr val="phClr"/>
         </a:solidFill>
-        <a:solidFill>
-          <a:schemeClr val="phClr">
-            <a:tint val="95000"/>
-            <a:satMod val="170000"/>
-          </a:schemeClr>
-        </a:solidFill>
         <a:gradFill rotWithShape="1">
           <a:gsLst>
             <a:gs pos="0">
               <a:schemeClr val="phClr">
-                <a:tint val="93000"/>
-                <a:satMod val="150000"/>
-                <a:shade val="98000"/>
-                <a:lumMod val="102000"/>
+                <a:tint val="40000"/>
+                <a:satMod val="350000"/>
               </a:schemeClr>
             </a:gs>
-            <a:gs pos="50000">
+            <a:gs pos="40000">
               <a:schemeClr val="phClr">
-                <a:tint val="98000"/>
-                <a:satMod val="130000"/>
-                <a:shade val="90000"/>
-                <a:lumMod val="103000"/>
+                <a:tint val="45000"/>
+                <a:shade val="99000"/>
+                <a:satMod val="350000"/>
               </a:schemeClr>
             </a:gs>
             <a:gs pos="100000">
               <a:schemeClr val="phClr">
-                <a:shade val="63000"/>
-                <a:satMod val="120000"/>
+                <a:shade val="20000"/>
+                <a:satMod val="255000"/>
               </a:schemeClr>
             </a:gs>
           </a:gsLst>
-          <a:lin ang="5400000" scaled="0"/>
+          <a:path path="circle">
+            <a:fillToRect l="50000" t="-80000" r="50000" b="180000"/>
+          </a:path>
+        </a:gradFill>
+        <a:gradFill rotWithShape="1">
+          <a:gsLst>
+            <a:gs pos="0">
+              <a:schemeClr val="phClr">
+                <a:tint val="80000"/>
+                <a:satMod val="300000"/>
+              </a:schemeClr>
+            </a:gs>
+            <a:gs pos="100000">
+              <a:schemeClr val="phClr">
+                <a:shade val="30000"/>
+                <a:satMod val="200000"/>
+              </a:schemeClr>
+            </a:gs>
+          </a:gsLst>
+          <a:path path="circle">
+            <a:fillToRect l="50000" t="50000" r="50000" b="50000"/>
+          </a:path>
         </a:gradFill>
       </a:bgFillStyleLst>
     </a:fmtScheme>
   </a:themeElements>
   <a:objectDefaults/>
   <a:extraClrSchemeLst/>
-  <a:extLst>
-    <a:ext uri="{05A4C25C-085E-4340-85A3-A5531E510DB2}">
-      <thm15:themeFamily xmlns:thm15="http://schemas.microsoft.com/office/thememl/2012/main" name="Office Theme" id="{2E142A2C-CD16-42D6-873A-C26D2A0506FA}" vid="{1BDDFF52-6CD6-40A5-AB3C-68EB2F1E4D0A}"/>
-    </a:ext>
-  </a:extLst>
 </a:theme>
 </file>
--- a/일정/일정.docx
+++ b/일정/일정.docx
@@ -1,6 +1,6 @@
 
 <file path=word/document.xml><?xml version="1.0" encoding="utf-8"?>
-<w:document xmlns:wpc="http://schemas.microsoft.com/office/word/2010/wordprocessingCanvas" xmlns:mc="http://schemas.openxmlformats.org/markup-compatibility/2006" xmlns:o="urn:schemas-microsoft-com:office:office" xmlns:r="http://schemas.openxmlformats.org/officeDocument/2006/relationships" xmlns:m="http://schemas.openxmlformats.org/officeDocument/2006/math" xmlns:v="urn:schemas-microsoft-com:vml" xmlns:wp14="http://schemas.microsoft.com/office/word/2010/wordprocessingDrawing" xmlns:wp="http://schemas.openxmlformats.org/drawingml/2006/wordprocessingDrawing" xmlns:w10="urn:schemas-microsoft-com:office:word" xmlns:w="http://schemas.openxmlformats.org/wordprocessingml/2006/main" xmlns:w14="http://schemas.microsoft.com/office/word/2010/wordml" xmlns:w15="http://schemas.microsoft.com/office/word/2012/wordml" xmlns:wpg="http://schemas.microsoft.com/office/word/2010/wordprocessingGroup" xmlns:wpi="http://schemas.microsoft.com/office/word/2010/wordprocessingInk" xmlns:wne="http://schemas.microsoft.com/office/word/2006/wordml" xmlns:wps="http://schemas.microsoft.com/office/word/2010/wordprocessingShape">
+<w:document xmlns:wpc="http://schemas.microsoft.com/office/word/2010/wordprocessingCanvas" xmlns:cx="http://schemas.microsoft.com/office/drawing/2014/chartex" xmlns:cx1="http://schemas.microsoft.com/office/drawing/2015/9/8/chartex" xmlns:cx2="http://schemas.microsoft.com/office/drawing/2015/10/21/chartex" xmlns:cx3="http://schemas.microsoft.com/office/drawing/2016/5/9/chartex" xmlns:cx4="http://schemas.microsoft.com/office/drawing/2016/5/10/chartex" xmlns:cx5="http://schemas.microsoft.com/office/drawing/2016/5/11/chartex" xmlns:cx6="http://schemas.microsoft.com/office/drawing/2016/5/12/chartex" xmlns:cx7="http://schemas.microsoft.com/office/drawing/2016/5/13/chartex" xmlns:cx8="http://schemas.microsoft.com/office/drawing/2016/5/14/chartex" xmlns:mc="http://schemas.openxmlformats.org/markup-compatibility/2006" xmlns:aink="http://schemas.microsoft.com/office/drawing/2016/ink" xmlns:am3d="http://schemas.microsoft.com/office/drawing/2017/model3d" xmlns:o="urn:schemas-microsoft-com:office:office" xmlns:oel="http://schemas.microsoft.com/office/2019/extlst" xmlns:r="http://schemas.openxmlformats.org/officeDocument/2006/relationships" xmlns:m="http://schemas.openxmlformats.org/officeDocument/2006/math" xmlns:v="urn:schemas-microsoft-com:vml" xmlns:wp14="http://schemas.microsoft.com/office/word/2010/wordprocessingDrawing" xmlns:wp="http://schemas.openxmlformats.org/drawingml/2006/wordprocessingDrawing" xmlns:w10="urn:schemas-microsoft-com:office:word" xmlns:w="http://schemas.openxmlformats.org/wordprocessingml/2006/main" xmlns:w14="http://schemas.microsoft.com/office/word/2010/wordml" xmlns:w15="http://schemas.microsoft.com/office/word/2012/wordml" xmlns:w16cex="http://schemas.microsoft.com/office/word/2018/wordml/cex" xmlns:w16cid="http://schemas.microsoft.com/office/word/2016/wordml/cid" xmlns:w16="http://schemas.microsoft.com/office/word/2018/wordml" xmlns:w16du="http://schemas.microsoft.com/office/word/2023/wordml/word16du" xmlns:w16sdtdh="http://schemas.microsoft.com/office/word/2020/wordml/sdtdatahash" xmlns:w16sdtfl="http://schemas.microsoft.com/office/word/2024/wordml/sdtformatlock" xmlns:w16se="http://schemas.microsoft.com/office/word/2015/wordml/symex" xmlns:wpg="http://schemas.microsoft.com/office/word/2010/wordprocessingGroup" xmlns:wpi="http://schemas.microsoft.com/office/word/2010/wordprocessingInk" xmlns:wne="http://schemas.microsoft.com/office/word/2006/wordml" xmlns:wps="http://schemas.microsoft.com/office/word/2010/wordprocessingShape" mc:Ignorable="w14 w15 w16se w16cid w16 w16cex w16sdtdh w16sdtfl w16du wp14">
   <w:body>
     <w:p>
       <w:pPr>
@@ -36,12 +36,12 @@
       </w:tblGrid>
       <w:tr>
         <w:trPr>
-          <w:trHeight w:val="4468" w:hRule="atLeast"/>
+          <w:trHeight w:val="4468"/>
         </w:trPr>
         <w:tc>
           <w:tcPr>
             <w:tcW w:w="1129" w:type="dxa"/>
-            <w:shd w:val="clear" w:color="auto" w:fill="D9D9D9" w:themeFill="background1" w:themeFillShade="d9"/>
+            <w:shd w:val="clear" w:color="auto" w:fill="D9D9D9" w:themeFill="background1" w:themeFillShade="D9"/>
           </w:tcPr>
           <w:p>
             <w:pPr>
@@ -78,36 +78,74 @@
                 <w:rFonts w:ascii="HY헤드라인M" w:eastAsia="HY헤드라인M" w:hint="eastAsia"/>
                 <w:sz w:val="24"/>
               </w:rPr>
-              <w:t>[</w:t>
-            </w:r>
+              <w:t>[컨텐츠 구현]</w:t>
+            </w:r>
+          </w:p>
+          <w:p>
+            <w:pPr>
+              <w:rPr>
+                <w:rFonts w:ascii="HY헤드라인M" w:eastAsia="HY헤드라인M"/>
+                <w:sz w:val="24"/>
+              </w:rPr>
+            </w:pPr>
             <w:r>
               <w:rPr>
                 <w:rFonts w:ascii="HY헤드라인M" w:eastAsia="HY헤드라인M" w:hint="eastAsia"/>
                 <w:sz w:val="24"/>
               </w:rPr>
-              <w:t>컨텐츠</w:t>
-            </w:r>
+              <w:t>-Spider 구현</w:t>
+            </w:r>
+          </w:p>
+          <w:p>
+            <w:pPr>
+              <w:rPr>
+                <w:rFonts w:ascii="HY헤드라인M" w:eastAsia="HY헤드라인M"/>
+                <w:sz w:val="24"/>
+              </w:rPr>
+            </w:pPr>
             <w:r>
               <w:rPr>
                 <w:rFonts w:ascii="HY헤드라인M" w:eastAsia="HY헤드라인M" w:hint="eastAsia"/>
                 <w:sz w:val="24"/>
               </w:rPr>
-              <w:t xml:space="preserve"> 구현]</w:t>
-            </w:r>
-          </w:p>
-          <w:p>
-            <w:pPr>
-              <w:rPr>
-                <w:rFonts w:ascii="HY헤드라인M" w:eastAsia="HY헤드라인M"/>
-                <w:sz w:val="24"/>
-              </w:rPr>
-            </w:pPr>
+              <w:t>-EmotionGame 구현</w:t>
+            </w:r>
+          </w:p>
+          <w:p>
+            <w:pPr>
+              <w:rPr>
+                <w:rFonts w:ascii="HY헤드라인M" w:eastAsia="HY헤드라인M"/>
+                <w:sz w:val="24"/>
+              </w:rPr>
+            </w:pPr>
+            <w:r>
+              <w:rPr>
+                <w:rFonts w:ascii="HY헤드라인M" w:eastAsia="HY헤드라인M"/>
+                <w:sz w:val="24"/>
+              </w:rPr>
+              <w:t>-Ghost</w:t>
+            </w:r>
             <w:r>
               <w:rPr>
                 <w:rFonts w:ascii="HY헤드라인M" w:eastAsia="HY헤드라인M" w:hint="eastAsia"/>
                 <w:sz w:val="24"/>
               </w:rPr>
-              <w:t>-Spider</w:t>
+              <w:t xml:space="preserve"> 구현</w:t>
+            </w:r>
+          </w:p>
+          <w:p>
+            <w:pPr>
+              <w:rPr>
+                <w:rFonts w:ascii="HY헤드라인M" w:eastAsia="HY헤드라인M"/>
+                <w:sz w:val="24"/>
+              </w:rPr>
+            </w:pPr>
+            <w:r>
+              <w:rPr>
+                <w:rFonts w:ascii="HY헤드라인M" w:eastAsia="HY헤드라인M"/>
+                <w:sz w:val="24"/>
+              </w:rPr>
+              <w:t>-TrashCollecter</w:t>
             </w:r>
             <w:r>
               <w:rPr>
@@ -126,105 +164,123 @@
             </w:pPr>
             <w:r>
               <w:rPr>
+                <w:rFonts w:ascii="HY헤드라인M" w:eastAsia="HY헤드라인M"/>
+                <w:sz w:val="24"/>
+              </w:rPr>
+              <w:t>-PollutionMonitor</w:t>
+            </w:r>
+            <w:r>
+              <w:rPr>
                 <w:rFonts w:ascii="HY헤드라인M" w:eastAsia="HY헤드라인M" w:hint="eastAsia"/>
                 <w:sz w:val="24"/>
               </w:rPr>
-              <w:t>-</w:t>
-            </w:r>
+              <w:t xml:space="preserve"> 구현</w:t>
+            </w:r>
+          </w:p>
+          <w:p>
+            <w:pPr>
+              <w:rPr>
+                <w:rFonts w:ascii="HY헤드라인M" w:eastAsia="HY헤드라인M"/>
+                <w:sz w:val="24"/>
+              </w:rPr>
+            </w:pPr>
             <w:r>
               <w:rPr>
                 <w:rFonts w:ascii="HY헤드라인M" w:eastAsia="HY헤드라인M" w:hint="eastAsia"/>
                 <w:sz w:val="24"/>
               </w:rPr>
-              <w:t>EmotionGame</w:t>
-            </w:r>
+              <w:t>-퀘스트 시스템 구현</w:t>
+            </w:r>
+          </w:p>
+          <w:p>
+            <w:pPr>
+              <w:rPr>
+                <w:rFonts w:ascii="HY헤드라인M" w:eastAsia="HY헤드라인M"/>
+                <w:sz w:val="24"/>
+              </w:rPr>
+            </w:pPr>
             <w:r>
               <w:rPr>
                 <w:rFonts w:ascii="HY헤드라인M" w:eastAsia="HY헤드라인M" w:hint="eastAsia"/>
                 <w:sz w:val="24"/>
               </w:rPr>
-              <w:t xml:space="preserve"> 구현</w:t>
-            </w:r>
-          </w:p>
-          <w:p>
-            <w:pPr>
-              <w:rPr>
-                <w:rFonts w:ascii="HY헤드라인M" w:eastAsia="HY헤드라인M"/>
-                <w:sz w:val="24"/>
-              </w:rPr>
-            </w:pPr>
-            <w:r>
-              <w:rPr>
-                <w:rFonts w:ascii="HY헤드라인M" w:eastAsia="HY헤드라인M"/>
-                <w:sz w:val="24"/>
-              </w:rPr>
-              <w:t>-Ghost</w:t>
-            </w:r>
+              <w:t>-아이템 판매, 구매 구현</w:t>
+            </w:r>
+          </w:p>
+          <w:p>
+            <w:pPr>
+              <w:rPr>
+                <w:rFonts w:ascii="HY헤드라인M" w:eastAsia="HY헤드라인M"/>
+                <w:sz w:val="24"/>
+              </w:rPr>
+            </w:pPr>
             <w:r>
               <w:rPr>
                 <w:rFonts w:ascii="HY헤드라인M" w:eastAsia="HY헤드라인M" w:hint="eastAsia"/>
                 <w:sz w:val="24"/>
               </w:rPr>
-              <w:t xml:space="preserve"> 구현</w:t>
-            </w:r>
-          </w:p>
-          <w:p>
-            <w:pPr>
-              <w:rPr>
-                <w:rFonts w:ascii="HY헤드라인M" w:eastAsia="HY헤드라인M"/>
-                <w:sz w:val="24"/>
-              </w:rPr>
-            </w:pPr>
-            <w:r>
-              <w:rPr>
-                <w:rFonts w:ascii="HY헤드라인M" w:eastAsia="HY헤드라인M"/>
-                <w:sz w:val="24"/>
-              </w:rPr>
-              <w:t>-</w:t>
-            </w:r>
-            <w:r>
-              <w:rPr>
-                <w:rFonts w:ascii="HY헤드라인M" w:eastAsia="HY헤드라인M"/>
-                <w:sz w:val="24"/>
-              </w:rPr>
-              <w:t>TrashCollecter</w:t>
-            </w:r>
+              <w:t>-Base 문 구현</w:t>
+            </w:r>
+          </w:p>
+          <w:p>
+            <w:pPr>
+              <w:rPr>
+                <w:rFonts w:ascii="HY헤드라인M" w:eastAsia="HY헤드라인M"/>
+                <w:sz w:val="24"/>
+              </w:rPr>
+            </w:pPr>
             <w:r>
               <w:rPr>
                 <w:rFonts w:ascii="HY헤드라인M" w:eastAsia="HY헤드라인M" w:hint="eastAsia"/>
                 <w:sz w:val="24"/>
               </w:rPr>
-              <w:t xml:space="preserve"> 구현</w:t>
-            </w:r>
-          </w:p>
-          <w:p>
-            <w:pPr>
-              <w:rPr>
-                <w:rFonts w:ascii="HY헤드라인M" w:eastAsia="HY헤드라인M"/>
-                <w:sz w:val="24"/>
-              </w:rPr>
-            </w:pPr>
-            <w:r>
-              <w:rPr>
-                <w:rFonts w:ascii="HY헤드라인M" w:eastAsia="HY헤드라인M"/>
-                <w:sz w:val="24"/>
-              </w:rPr>
-              <w:t>-</w:t>
-            </w:r>
-            <w:r>
-              <w:rPr>
-                <w:rFonts w:ascii="HY헤드라인M" w:eastAsia="HY헤드라인M"/>
-                <w:sz w:val="24"/>
-              </w:rPr>
-              <w:t>PollutionMonitor</w:t>
+              <w:t>-몬스터 계단 이동 구현</w:t>
+            </w:r>
+          </w:p>
+          <w:p>
+            <w:pPr>
+              <w:rPr>
+                <w:rFonts w:ascii="HY헤드라인M" w:eastAsia="HY헤드라인M"/>
+                <w:sz w:val="24"/>
+              </w:rPr>
+            </w:pPr>
+            <w:r>
+              <w:rPr>
+                <w:rFonts w:ascii="HY헤드라인M" w:eastAsia="HY헤드라인M"/>
+                <w:sz w:val="24"/>
+              </w:rPr>
+              <w:t>-절차적 맵 생성 규칙 및 난이도 제대로 적용</w:t>
+            </w:r>
+          </w:p>
+          <w:p>
+            <w:pPr>
+              <w:rPr>
+                <w:rFonts w:ascii="HY헤드라인M" w:eastAsia="HY헤드라인M"/>
+                <w:sz w:val="24"/>
+              </w:rPr>
+            </w:pPr>
+            <w:r>
+              <w:rPr>
+                <w:rFonts w:ascii="HY헤드라인M" w:eastAsia="HY헤드라인M"/>
+                <w:sz w:val="24"/>
+              </w:rPr>
+              <w:t xml:space="preserve">-절차적 맵 생성 시 아이템, 몬스터, 판매기 </w:t>
             </w:r>
             <w:r>
               <w:rPr>
                 <w:rFonts w:ascii="HY헤드라인M" w:eastAsia="HY헤드라인M" w:hint="eastAsia"/>
                 <w:sz w:val="24"/>
               </w:rPr>
-              <w:t xml:space="preserve"> 구현</w:t>
-            </w:r>
+              <w:t>배치</w:t>
+            </w:r>
+          </w:p>
+          <w:p>
+            <w:pPr>
+              <w:rPr>
+                <w:rFonts w:ascii="HY헤드라인M" w:eastAsia="HY헤드라인M"/>
+                <w:sz w:val="24"/>
+              </w:rPr>
+            </w:pPr>
           </w:p>
           <w:p>
             <w:pPr>
@@ -238,8 +294,61 @@
                 <w:rFonts w:ascii="HY헤드라인M" w:eastAsia="HY헤드라인M" w:hint="eastAsia"/>
                 <w:sz w:val="24"/>
               </w:rPr>
-              <w:t>-퀘스트 시스템 구현</w:t>
-            </w:r>
+              <w:t>[통신 관련 구현]</w:t>
+            </w:r>
+          </w:p>
+          <w:p>
+            <w:pPr>
+              <w:rPr>
+                <w:rFonts w:ascii="HY헤드라인M" w:eastAsia="HY헤드라인M"/>
+                <w:sz w:val="24"/>
+              </w:rPr>
+            </w:pPr>
+            <w:r>
+              <w:rPr>
+                <w:rFonts w:ascii="HY헤드라인M" w:eastAsia="HY헤드라인M"/>
+                <w:sz w:val="24"/>
+              </w:rPr>
+              <w:t xml:space="preserve">-데이터베이스 연결 </w:t>
+            </w:r>
+          </w:p>
+          <w:p>
+            <w:pPr>
+              <w:rPr>
+                <w:rFonts w:ascii="HY헤드라인M" w:eastAsia="HY헤드라인M"/>
+                <w:sz w:val="24"/>
+              </w:rPr>
+            </w:pPr>
+            <w:r>
+              <w:rPr>
+                <w:rFonts w:ascii="HY헤드라인M" w:eastAsia="HY헤드라인M"/>
+                <w:sz w:val="24"/>
+              </w:rPr>
+              <w:t>-로그인/로그아웃 구현</w:t>
+            </w:r>
+          </w:p>
+          <w:p>
+            <w:pPr>
+              <w:rPr>
+                <w:rFonts w:ascii="HY헤드라인M" w:eastAsia="HY헤드라인M"/>
+                <w:sz w:val="24"/>
+              </w:rPr>
+            </w:pPr>
+            <w:r>
+              <w:rPr>
+                <w:rFonts w:ascii="HY헤드라인M" w:eastAsia="HY헤드라인M"/>
+                <w:sz w:val="24"/>
+              </w:rPr>
+              <w:t xml:space="preserve">-Room 입퇴장 구현 </w:t>
+            </w:r>
+          </w:p>
+          <w:p>
+            <w:pPr>
+              <w:rPr>
+                <w:rFonts w:ascii="HY헤드라인M" w:eastAsia="HY헤드라인M"/>
+                <w:sz w:val="24"/>
+              </w:rPr>
+            </w:pPr>
           </w:p>
           <w:p>
             <w:pPr>
@@ -253,7 +362,7 @@
                 <w:rFonts w:ascii="HY헤드라인M" w:eastAsia="HY헤드라인M" w:hint="eastAsia"/>
                 <w:sz w:val="24"/>
               </w:rPr>
-              <w:t>-아이템 판매, 구매 구현</w:t>
+              <w:t>[기타]</w:t>
             </w:r>
           </w:p>
           <w:p>
@@ -268,264 +377,93 @@
                 <w:rFonts w:ascii="HY헤드라인M" w:eastAsia="HY헤드라인M" w:hint="eastAsia"/>
                 <w:sz w:val="24"/>
               </w:rPr>
-              <w:t>-Base 문 구현</w:t>
-            </w:r>
-          </w:p>
-          <w:p>
-            <w:pPr>
-              <w:rPr>
-                <w:rFonts w:ascii="HY헤드라인M" w:eastAsia="HY헤드라인M"/>
-                <w:sz w:val="24"/>
-              </w:rPr>
-            </w:pPr>
+              <w:t>-서버 멀티쓰레드 적용</w:t>
+            </w:r>
+          </w:p>
+          <w:p>
+            <w:pPr>
+              <w:rPr>
+                <w:rFonts w:ascii="HY헤드라인M" w:eastAsia="HY헤드라인M"/>
+                <w:sz w:val="24"/>
+              </w:rPr>
+            </w:pPr>
+            <w:r>
+              <w:rPr>
+                <w:rFonts w:ascii="HY헤드라인M" w:eastAsia="HY헤드라인M"/>
+                <w:sz w:val="24"/>
+              </w:rPr>
+              <w:t>-최적화</w:t>
+            </w:r>
             <w:r>
               <w:rPr>
                 <w:rFonts w:ascii="HY헤드라인M" w:eastAsia="HY헤드라인M" w:hint="eastAsia"/>
                 <w:sz w:val="24"/>
               </w:rPr>
-              <w:t>-몬스터 계단 이동 구현</w:t>
-            </w:r>
-          </w:p>
-          <w:p>
-            <w:pPr>
-              <w:rPr>
-                <w:rFonts w:ascii="HY헤드라인M" w:eastAsia="HY헤드라인M"/>
-                <w:sz w:val="24"/>
-              </w:rPr>
-            </w:pPr>
-            <w:r>
-              <w:rPr>
-                <w:rFonts w:ascii="HY헤드라인M" w:eastAsia="HY헤드라인M"/>
-                <w:sz w:val="24"/>
-              </w:rPr>
-              <w:t>-절차적 맵 생성 규칙 및 난이도 제대로 적용</w:t>
-            </w:r>
-          </w:p>
-          <w:p>
-            <w:pPr>
-              <w:rPr>
-                <w:rFonts w:ascii="HY헤드라인M" w:eastAsia="HY헤드라인M"/>
-                <w:sz w:val="24"/>
-              </w:rPr>
-            </w:pPr>
-            <w:r>
-              <w:rPr>
-                <w:rFonts w:ascii="HY헤드라인M" w:eastAsia="HY헤드라인M"/>
-                <w:sz w:val="24"/>
-              </w:rPr>
-              <w:t xml:space="preserve">-절차적 맵 생성 시 아이템, 몬스터, 판매기 </w:t>
-            </w:r>
-            <w:r>
+              <w:t xml:space="preserve"> 및</w:t>
+            </w:r>
+            <w:r>
+              <w:rPr>
+                <w:rFonts w:ascii="HY헤드라인M" w:eastAsia="HY헤드라인M"/>
+                <w:sz w:val="24"/>
+              </w:rPr>
+              <w:t xml:space="preserve"> 코드 정리</w:t>
+            </w:r>
+          </w:p>
+          <w:p>
+            <w:pPr>
+              <w:rPr>
+                <w:rFonts w:ascii="HY헤드라인M" w:eastAsia="HY헤드라인M"/>
+                <w:sz w:val="24"/>
+              </w:rPr>
+            </w:pPr>
+            <w:r>
+              <w:rPr>
+                <w:rFonts w:ascii="HY헤드라인M" w:eastAsia="HY헤드라인M"/>
+                <w:sz w:val="24"/>
+              </w:rPr>
+              <w:t xml:space="preserve">-더미 클라이언트 제작 </w:t>
+            </w:r>
+          </w:p>
+          <w:p>
+            <w:pPr>
+              <w:rPr>
+                <w:rFonts w:ascii="HY헤드라인M" w:eastAsia="HY헤드라인M"/>
+                <w:sz w:val="24"/>
+              </w:rPr>
+            </w:pPr>
+            <w:r>
+              <w:rPr>
+                <w:rFonts w:ascii="HY헤드라인M" w:eastAsia="HY헤드라인M"/>
+                <w:sz w:val="24"/>
+              </w:rPr>
+              <w:t>-Base 타일맵 제작</w:t>
+            </w:r>
+          </w:p>
+          <w:p>
+            <w:pPr>
               <w:rPr>
                 <w:rFonts w:ascii="HY헤드라인M" w:eastAsia="HY헤드라인M" w:hint="eastAsia"/>
                 <w:sz w:val="24"/>
               </w:rPr>
-              <w:t>배치</w:t>
-            </w:r>
-          </w:p>
-          <w:p>
-            <w:pPr>
-              <w:rPr>
-                <w:rFonts w:ascii="HY헤드라인M" w:eastAsia="HY헤드라인M"/>
-                <w:sz w:val="24"/>
-              </w:rPr>
-            </w:pPr>
-          </w:p>
-          <w:p>
-            <w:pPr>
-              <w:rPr>
-                <w:rFonts w:ascii="HY헤드라인M" w:eastAsia="HY헤드라인M"/>
-                <w:sz w:val="24"/>
-              </w:rPr>
             </w:pPr>
             <w:r>
               <w:rPr>
                 <w:rFonts w:ascii="HY헤드라인M" w:eastAsia="HY헤드라인M" w:hint="eastAsia"/>
                 <w:sz w:val="24"/>
               </w:rPr>
-              <w:t>[통신 관련 구현]</w:t>
-            </w:r>
-          </w:p>
-          <w:p>
-            <w:pPr>
-              <w:rPr>
-                <w:rFonts w:ascii="HY헤드라인M" w:eastAsia="HY헤드라인M"/>
-                <w:sz w:val="24"/>
-              </w:rPr>
-            </w:pPr>
-            <w:r>
-              <w:rPr>
-                <w:rFonts w:ascii="HY헤드라인M" w:eastAsia="HY헤드라인M"/>
-                <w:sz w:val="24"/>
-              </w:rPr>
-              <w:t xml:space="preserve">-데이터베이스 연결 </w:t>
-            </w:r>
-          </w:p>
-          <w:p>
-            <w:pPr>
-              <w:rPr>
-                <w:rFonts w:ascii="HY헤드라인M" w:eastAsia="HY헤드라인M"/>
-                <w:sz w:val="24"/>
-              </w:rPr>
-            </w:pPr>
-            <w:r>
-              <w:rPr>
-                <w:rFonts w:ascii="HY헤드라인M" w:eastAsia="HY헤드라인M"/>
-                <w:sz w:val="24"/>
-              </w:rPr>
-              <w:t>-로그인/로그아웃 구현</w:t>
-            </w:r>
-          </w:p>
-          <w:p>
-            <w:pPr>
-              <w:rPr>
-                <w:rFonts w:ascii="HY헤드라인M" w:eastAsia="HY헤드라인M"/>
-                <w:sz w:val="24"/>
-              </w:rPr>
-            </w:pPr>
-            <w:r>
-              <w:rPr>
-                <w:rFonts w:ascii="HY헤드라인M" w:eastAsia="HY헤드라인M"/>
-                <w:sz w:val="24"/>
-              </w:rPr>
-              <w:t xml:space="preserve">-Room 입퇴장 구현 </w:t>
-            </w:r>
-          </w:p>
-          <w:p>
-            <w:pPr>
-              <w:rPr>
-                <w:rFonts w:ascii="HY헤드라인M" w:eastAsia="HY헤드라인M"/>
-                <w:sz w:val="24"/>
-              </w:rPr>
-            </w:pPr>
-          </w:p>
-          <w:p>
-            <w:pPr>
-              <w:rPr>
-                <w:rFonts w:ascii="HY헤드라인M" w:eastAsia="HY헤드라인M"/>
-                <w:sz w:val="24"/>
-              </w:rPr>
-            </w:pPr>
-            <w:r>
-              <w:rPr>
-                <w:rFonts w:ascii="HY헤드라인M" w:eastAsia="HY헤드라인M" w:hint="eastAsia"/>
-                <w:sz w:val="24"/>
-              </w:rPr>
-              <w:t>[기타]</w:t>
-            </w:r>
-          </w:p>
-          <w:p>
-            <w:pPr>
-              <w:rPr>
-                <w:rFonts w:ascii="HY헤드라인M" w:eastAsia="HY헤드라인M" w:hint="eastAsia"/>
-                <w:sz w:val="24"/>
-              </w:rPr>
-            </w:pPr>
-            <w:r>
-              <w:rPr>
-                <w:rFonts w:ascii="HY헤드라인M" w:eastAsia="HY헤드라인M" w:hint="eastAsia"/>
-                <w:sz w:val="24"/>
-              </w:rPr>
-              <w:t xml:space="preserve">-서버 </w:t>
-            </w:r>
-            <w:r>
-              <w:rPr>
-                <w:rFonts w:ascii="HY헤드라인M" w:eastAsia="HY헤드라인M" w:hint="eastAsia"/>
-                <w:sz w:val="24"/>
-              </w:rPr>
-              <w:t>멀티쓰레드</w:t>
-            </w:r>
-            <w:r>
-              <w:rPr>
-                <w:rFonts w:ascii="HY헤드라인M" w:eastAsia="HY헤드라인M" w:hint="eastAsia"/>
-                <w:sz w:val="24"/>
-              </w:rPr>
-              <w:t xml:space="preserve"> 적용</w:t>
-            </w:r>
-          </w:p>
-          <w:p>
-            <w:pPr>
-              <w:rPr>
-                <w:rFonts w:ascii="HY헤드라인M" w:eastAsia="HY헤드라인M"/>
-                <w:sz w:val="24"/>
-              </w:rPr>
-            </w:pPr>
-            <w:r>
-              <w:rPr>
-                <w:rFonts w:ascii="HY헤드라인M" w:eastAsia="HY헤드라인M"/>
-                <w:sz w:val="24"/>
-              </w:rPr>
-              <w:t>-최적화</w:t>
-            </w:r>
-            <w:r>
-              <w:rPr>
-                <w:rFonts w:ascii="HY헤드라인M" w:eastAsia="HY헤드라인M" w:hint="eastAsia"/>
-                <w:sz w:val="24"/>
-              </w:rPr>
-              <w:t xml:space="preserve"> 및</w:t>
-            </w:r>
-            <w:r>
-              <w:rPr>
-                <w:rFonts w:ascii="HY헤드라인M" w:eastAsia="HY헤드라인M"/>
-                <w:sz w:val="24"/>
-              </w:rPr>
-              <w:t xml:space="preserve"> 코드 정리</w:t>
-            </w:r>
-          </w:p>
-          <w:p>
-            <w:pPr>
-              <w:rPr>
-                <w:rFonts w:ascii="HY헤드라인M" w:eastAsia="HY헤드라인M"/>
-                <w:sz w:val="24"/>
-              </w:rPr>
-            </w:pPr>
-            <w:r>
-              <w:rPr>
-                <w:rFonts w:ascii="HY헤드라인M" w:eastAsia="HY헤드라인M"/>
-                <w:sz w:val="24"/>
-              </w:rPr>
-              <w:t xml:space="preserve">-더미 클라이언트 제작 </w:t>
-            </w:r>
-          </w:p>
-          <w:p>
-            <w:pPr>
-              <w:rPr>
-                <w:rFonts w:ascii="HY헤드라인M" w:eastAsia="HY헤드라인M"/>
-                <w:sz w:val="24"/>
-              </w:rPr>
-            </w:pPr>
-            <w:r>
-              <w:rPr>
-                <w:rFonts w:ascii="HY헤드라인M" w:eastAsia="HY헤드라인M"/>
-                <w:sz w:val="24"/>
-              </w:rPr>
-              <w:t xml:space="preserve">-Base </w:t>
-            </w:r>
-            <w:r>
-              <w:rPr>
-                <w:rFonts w:ascii="HY헤드라인M" w:eastAsia="HY헤드라인M"/>
-                <w:sz w:val="24"/>
-              </w:rPr>
-              <w:t>타일맵</w:t>
-            </w:r>
-            <w:r>
-              <w:rPr>
-                <w:rFonts w:ascii="HY헤드라인M" w:eastAsia="HY헤드라인M"/>
-                <w:sz w:val="24"/>
-              </w:rPr>
-              <w:t xml:space="preserve"> 제작</w:t>
+              <w:t>-UDP 통신 구현(마이크)</w:t>
             </w:r>
           </w:p>
         </w:tc>
       </w:tr>
       <w:tr>
         <w:trPr>
-          <w:trHeight w:val="4468" w:hRule="atLeast"/>
+          <w:trHeight w:val="4468"/>
         </w:trPr>
         <w:tc>
           <w:tcPr>
             <w:tcW w:w="1129" w:type="dxa"/>
-            <w:shd w:val="clear" w:color="auto" w:fill="D9D9D9" w:themeFill="background1" w:themeFillShade="d9"/>
+            <w:shd w:val="clear" w:color="auto" w:fill="D9D9D9" w:themeFill="background1" w:themeFillShade="D9"/>
           </w:tcPr>
           <w:p>
             <w:pPr>
@@ -556,7 +494,6 @@
                 <w:rFonts w:ascii="HY헤드라인M" w:eastAsia="HY헤드라인M"/>
                 <w:strike/>
                 <w:sz w:val="24"/>
-                <w:u w:val="none" w:color="auto"/>
               </w:rPr>
             </w:pPr>
             <w:r>
@@ -564,7 +501,6 @@
                 <w:rFonts w:ascii="HY헤드라인M" w:eastAsia="HY헤드라인M" w:hint="eastAsia"/>
                 <w:strike/>
                 <w:sz w:val="24"/>
-                <w:u w:val="none" w:color="auto"/>
               </w:rPr>
               <w:t>[감정 추출 로직]</w:t>
             </w:r>
@@ -580,7 +516,6 @@
                 <w:rFonts w:ascii="HY헤드라인M" w:eastAsia="HY헤드라인M"/>
                 <w:strike/>
                 <w:sz w:val="24"/>
-                <w:u w:val="none" w:color="auto"/>
               </w:rPr>
             </w:pPr>
             <w:r>
@@ -588,7 +523,6 @@
                 <w:rFonts w:ascii="HY헤드라인M" w:eastAsia="HY헤드라인M" w:hint="eastAsia"/>
                 <w:strike/>
                 <w:sz w:val="24"/>
-                <w:u w:val="none" w:color="auto"/>
               </w:rPr>
               <w:t>패킷 및 네트워크 로직 변경(감정이 바뀔 때 송신, 초별 감정 더해서 게임 끝나면 송신)</w:t>
             </w:r>
@@ -693,28 +627,18 @@
                 <w:numId w:val="1"/>
               </w:numPr>
               <w:rPr>
-                <w:lang w:eastAsia="ko-KR"/>
+                <w:rFonts w:ascii="HY헤드라인M" w:eastAsia="HY헤드라인M"/>
+                <w:strike/>
+                <w:sz w:val="24"/>
+              </w:rPr>
+            </w:pPr>
+            <w:r>
+              <w:rPr>
                 <w:rFonts w:ascii="HY헤드라인M" w:eastAsia="HY헤드라인M" w:hint="eastAsia"/>
                 <w:strike/>
                 <w:sz w:val="24"/>
-                <w:rtl w:val="off"/>
-              </w:rPr>
-            </w:pPr>
-            <w:r>
-              <w:rPr>
-                <w:rFonts w:ascii="HY헤드라인M" w:eastAsia="HY헤드라인M" w:hint="eastAsia"/>
-                <w:strike/>
-                <w:sz w:val="24"/>
-              </w:rPr>
-              <w:t>EmotionGame</w:t>
-            </w:r>
-            <w:r>
-              <w:rPr>
-                <w:rFonts w:ascii="HY헤드라인M" w:eastAsia="HY헤드라인M" w:hint="eastAsia"/>
-                <w:strike/>
-                <w:sz w:val="24"/>
-              </w:rPr>
-              <w:t xml:space="preserve"> 몬스터</w:t>
+              </w:rPr>
+              <w:t>EmotionGame 몬스터</w:t>
             </w:r>
           </w:p>
           <w:p>
@@ -725,18 +649,14 @@
                 <w:numId w:val="1"/>
               </w:numPr>
               <w:rPr>
-                <w:lang w:eastAsia="ko-KR"/>
+                <w:rFonts w:ascii="HY헤드라인M" w:eastAsia="HY헤드라인M"/>
+                <w:sz w:val="24"/>
+              </w:rPr>
+            </w:pPr>
+            <w:r>
+              <w:rPr>
                 <w:rFonts w:ascii="HY헤드라인M" w:eastAsia="HY헤드라인M" w:hint="eastAsia"/>
                 <w:sz w:val="24"/>
-                <w:rtl w:val="off"/>
-              </w:rPr>
-            </w:pPr>
-            <w:r>
-              <w:rPr>
-                <w:lang w:eastAsia="ko-KR"/>
-                <w:rFonts w:ascii="HY헤드라인M" w:eastAsia="HY헤드라인M" w:hint="eastAsia"/>
-                <w:sz w:val="24"/>
-                <w:rtl w:val="off"/>
               </w:rPr>
               <w:t>Ghost 몬스터</w:t>
             </w:r>
@@ -749,18 +669,14 @@
                 <w:numId w:val="1"/>
               </w:numPr>
               <w:rPr>
-                <w:lang w:eastAsia="ko-KR"/>
-                <w:rFonts w:ascii="HY헤드라인M" w:eastAsia="HY헤드라인M" w:hint="eastAsia"/>
-                <w:sz w:val="24"/>
-                <w:rtl w:val="off"/>
-              </w:rPr>
-            </w:pPr>
-            <w:r>
-              <w:rPr>
-                <w:lang w:eastAsia="ko-KR"/>
-                <w:rFonts w:ascii="HY헤드라인M" w:eastAsia="HY헤드라인M"/>
-                <w:sz w:val="24"/>
-                <w:rtl w:val="off"/>
+                <w:rFonts w:ascii="HY헤드라인M" w:eastAsia="HY헤드라인M"/>
+                <w:sz w:val="24"/>
+              </w:rPr>
+            </w:pPr>
+            <w:r>
+              <w:rPr>
+                <w:rFonts w:ascii="HY헤드라인M" w:eastAsia="HY헤드라인M"/>
+                <w:sz w:val="24"/>
               </w:rPr>
               <w:t>TrashCollector 몬스터</w:t>
             </w:r>
@@ -779,10 +695,8 @@
             </w:pPr>
             <w:r>
               <w:rPr>
-                <w:lang w:eastAsia="ko-KR"/>
-                <w:rFonts w:ascii="HY헤드라인M" w:eastAsia="HY헤드라인M"/>
-                <w:sz w:val="24"/>
-                <w:rtl w:val="off"/>
+                <w:rFonts w:ascii="HY헤드라인M" w:eastAsia="HY헤드라인M"/>
+                <w:sz w:val="24"/>
               </w:rPr>
               <w:t>PollutionMonitor 몬스터</w:t>
             </w:r>
@@ -827,35 +741,7 @@
                 <w:rFonts w:ascii="HY헤드라인M" w:eastAsia="HY헤드라인M" w:hint="eastAsia"/>
                 <w:sz w:val="24"/>
               </w:rPr>
-              <w:t>설정창</w:t>
-            </w:r>
-            <w:r>
-              <w:rPr>
-                <w:rFonts w:ascii="HY헤드라인M" w:eastAsia="HY헤드라인M" w:hint="eastAsia"/>
-                <w:sz w:val="24"/>
-              </w:rPr>
-              <w:t xml:space="preserve">, </w:t>
-            </w:r>
-            <w:r>
-              <w:rPr>
-                <w:rFonts w:ascii="HY헤드라인M" w:eastAsia="HY헤드라인M" w:hint="eastAsia"/>
-                <w:sz w:val="24"/>
-              </w:rPr>
-              <w:t>메인창</w:t>
-            </w:r>
-            <w:r>
-              <w:rPr>
-                <w:rFonts w:ascii="HY헤드라인M" w:eastAsia="HY헤드라인M" w:hint="eastAsia"/>
-                <w:sz w:val="24"/>
-              </w:rPr>
-              <w:t xml:space="preserve">, </w:t>
-            </w:r>
-            <w:r>
-              <w:rPr>
-                <w:rFonts w:ascii="HY헤드라인M" w:eastAsia="HY헤드라인M" w:hint="eastAsia"/>
-                <w:sz w:val="24"/>
-              </w:rPr>
-              <w:t>결과창</w:t>
+              <w:t>설정창, 메인창, 결과창</w:t>
             </w:r>
           </w:p>
           <w:p>
@@ -875,14 +761,7 @@
                 <w:rFonts w:ascii="HY헤드라인M" w:eastAsia="HY헤드라인M" w:hint="eastAsia"/>
                 <w:sz w:val="24"/>
               </w:rPr>
-              <w:t xml:space="preserve">플레이어의 현재 감정 </w:t>
-            </w:r>
-            <w:r>
-              <w:rPr>
-                <w:rFonts w:ascii="HY헤드라인M" w:eastAsia="HY헤드라인M" w:hint="eastAsia"/>
-                <w:sz w:val="24"/>
-              </w:rPr>
-              <w:t>이모지</w:t>
+              <w:t>플레이어의 현재 감정 이모지</w:t>
             </w:r>
           </w:p>
           <w:p>
@@ -893,10 +772,8 @@
                 <w:numId w:val="1"/>
               </w:numPr>
               <w:rPr>
-                <w:lang w:eastAsia="ko-KR"/>
-                <w:rFonts w:ascii="HY헤드라인M" w:eastAsia="HY헤드라인M" w:hint="eastAsia"/>
-                <w:sz w:val="24"/>
-                <w:rtl w:val="off"/>
+                <w:rFonts w:ascii="HY헤드라인M" w:eastAsia="HY헤드라인M"/>
+                <w:sz w:val="24"/>
               </w:rPr>
             </w:pPr>
             <w:r>
@@ -915,18 +792,14 @@
                 <w:numId w:val="1"/>
               </w:numPr>
               <w:rPr>
-                <w:lang w:eastAsia="ko-KR"/>
+                <w:rFonts w:ascii="HY헤드라인M" w:eastAsia="HY헤드라인M"/>
+                <w:sz w:val="24"/>
+              </w:rPr>
+            </w:pPr>
+            <w:r>
+              <w:rPr>
                 <w:rFonts w:ascii="HY헤드라인M" w:eastAsia="HY헤드라인M" w:hint="eastAsia"/>
                 <w:sz w:val="24"/>
-                <w:rtl w:val="off"/>
-              </w:rPr>
-            </w:pPr>
-            <w:r>
-              <w:rPr>
-                <w:lang w:eastAsia="ko-KR"/>
-                <w:rFonts w:ascii="HY헤드라인M" w:eastAsia="HY헤드라인M" w:hint="eastAsia"/>
-                <w:sz w:val="24"/>
-                <w:rtl w:val="off"/>
               </w:rPr>
               <w:t>스캔 시 cost 데이터 연결, UI 겹치지 않게 불투명, 크기 일정하게</w:t>
             </w:r>
@@ -945,10 +818,8 @@
             </w:pPr>
             <w:r>
               <w:rPr>
-                <w:lang w:eastAsia="ko-KR"/>
                 <w:rFonts w:ascii="HY헤드라인M" w:eastAsia="HY헤드라인M" w:hint="eastAsia"/>
                 <w:sz w:val="24"/>
-                <w:rtl w:val="off"/>
               </w:rPr>
               <w:t>스테이지 변경 연출</w:t>
             </w:r>
@@ -984,7 +855,7 @@
                 <w:numId w:val="1"/>
               </w:numPr>
               <w:rPr>
-                <w:rFonts w:ascii="HY헤드라인M" w:eastAsia="HY헤드라인M"/>
+                <w:rFonts w:ascii="HY헤드라인M" w:eastAsia="HY헤드라인M" w:hint="eastAsia"/>
                 <w:sz w:val="24"/>
               </w:rPr>
             </w:pPr>
@@ -1013,19 +884,43 @@
                 <w:rFonts w:ascii="HY헤드라인M" w:eastAsia="HY헤드라인M" w:hint="eastAsia"/>
                 <w:sz w:val="24"/>
               </w:rPr>
+              <w:lastRenderedPageBreak/>
               <w:t>총 쏠 때 허리 각도 변경</w:t>
+            </w:r>
+          </w:p>
+          <w:p>
+            <w:pPr>
+              <w:rPr>
+                <w:rFonts w:ascii="HY헤드라인M" w:eastAsia="HY헤드라인M"/>
+                <w:sz w:val="24"/>
+              </w:rPr>
+            </w:pPr>
+          </w:p>
+          <w:p>
+            <w:pPr>
+              <w:rPr>
+                <w:rFonts w:ascii="HY헤드라인M" w:eastAsia="HY헤드라인M" w:hint="eastAsia"/>
+                <w:sz w:val="24"/>
+              </w:rPr>
+            </w:pPr>
+            <w:r>
+              <w:rPr>
+                <w:rFonts w:ascii="HY헤드라인M" w:eastAsia="HY헤드라인M" w:hint="eastAsia"/>
+                <w:sz w:val="24"/>
+              </w:rPr>
+              <w:t>-마이크 구현</w:t>
             </w:r>
           </w:p>
         </w:tc>
       </w:tr>
       <w:tr>
         <w:trPr>
-          <w:trHeight w:val="4468" w:hRule="atLeast"/>
+          <w:trHeight w:val="4468"/>
         </w:trPr>
         <w:tc>
           <w:tcPr>
             <w:tcW w:w="1129" w:type="dxa"/>
-            <w:shd w:val="clear" w:color="auto" w:fill="D9D9D9" w:themeFill="background1" w:themeFillShade="d9"/>
+            <w:shd w:val="clear" w:color="auto" w:fill="D9D9D9" w:themeFill="background1" w:themeFillShade="D9"/>
           </w:tcPr>
           <w:p>
             <w:pPr>
@@ -1042,6 +937,7 @@
                 <w:sz w:val="20"/>
                 <w:szCs w:val="20"/>
               </w:rPr>
+              <w:lastRenderedPageBreak/>
               <w:t>윤이하나</w:t>
             </w:r>
           </w:p>
@@ -1138,21 +1034,37 @@
                 <w:rFonts w:ascii="HY헤드라인M" w:eastAsia="HY헤드라인M" w:hint="eastAsia"/>
                 <w:sz w:val="24"/>
               </w:rPr>
-              <w:t>[</w:t>
-            </w:r>
+              <w:t>[json 작성]</w:t>
+            </w:r>
+          </w:p>
+          <w:p>
+            <w:pPr>
+              <w:rPr>
+                <w:rFonts w:ascii="HY헤드라인M" w:eastAsia="HY헤드라인M"/>
+                <w:sz w:val="24"/>
+              </w:rPr>
+            </w:pPr>
             <w:r>
               <w:rPr>
                 <w:rFonts w:ascii="HY헤드라인M" w:eastAsia="HY헤드라인M" w:hint="eastAsia"/>
                 <w:sz w:val="24"/>
               </w:rPr>
-              <w:t>json</w:t>
-            </w:r>
+              <w:t>- 몬스터 5종 json 작성</w:t>
+            </w:r>
+          </w:p>
+          <w:p>
+            <w:pPr>
+              <w:rPr>
+                <w:rFonts w:ascii="HY헤드라인M" w:eastAsia="HY헤드라인M"/>
+                <w:sz w:val="24"/>
+              </w:rPr>
+            </w:pPr>
             <w:r>
               <w:rPr>
                 <w:rFonts w:ascii="HY헤드라인M" w:eastAsia="HY헤드라인M" w:hint="eastAsia"/>
                 <w:sz w:val="24"/>
               </w:rPr>
-              <w:t xml:space="preserve"> 작성]</w:t>
+              <w:t>- 플레이어 json 작성</w:t>
             </w:r>
           </w:p>
           <w:p>
@@ -1167,21 +1079,45 @@
                 <w:rFonts w:ascii="HY헤드라인M" w:eastAsia="HY헤드라인M" w:hint="eastAsia"/>
                 <w:sz w:val="24"/>
               </w:rPr>
-              <w:t xml:space="preserve">- 몬스터 5종 </w:t>
-            </w:r>
+              <w:t>- CubeInfos.json에 가구 관련 내용 추가</w:t>
+            </w:r>
+          </w:p>
+          <w:p>
+            <w:pPr>
+              <w:rPr>
+                <w:rFonts w:ascii="HY헤드라인M" w:eastAsia="HY헤드라인M"/>
+                <w:sz w:val="24"/>
+              </w:rPr>
+            </w:pPr>
+          </w:p>
+          <w:p>
+            <w:pPr>
+              <w:rPr>
+                <w:rFonts w:ascii="HY헤드라인M" w:eastAsia="HY헤드라인M"/>
+                <w:sz w:val="24"/>
+              </w:rPr>
+            </w:pPr>
             <w:r>
               <w:rPr>
                 <w:rFonts w:ascii="HY헤드라인M" w:eastAsia="HY헤드라인M" w:hint="eastAsia"/>
                 <w:sz w:val="24"/>
               </w:rPr>
-              <w:t>json</w:t>
-            </w:r>
+              <w:t>[3D 모델]</w:t>
+            </w:r>
+          </w:p>
+          <w:p>
+            <w:pPr>
+              <w:rPr>
+                <w:rFonts w:ascii="HY헤드라인M" w:eastAsia="HY헤드라인M"/>
+                <w:sz w:val="24"/>
+              </w:rPr>
+            </w:pPr>
             <w:r>
               <w:rPr>
                 <w:rFonts w:ascii="HY헤드라인M" w:eastAsia="HY헤드라인M" w:hint="eastAsia"/>
                 <w:sz w:val="24"/>
               </w:rPr>
-              <w:t xml:space="preserve"> 작성</w:t>
+              <w:t>- 스크랩 (금괴, 고무오리, 플라스틱 적재함, 큰 나사, 해적 모자, 안전모, 엔진, 고철 조각, 빈 통조림) 에셋 추가하기</w:t>
             </w:r>
           </w:p>
           <w:p>
@@ -1196,21 +1132,45 @@
                 <w:rFonts w:ascii="HY헤드라인M" w:eastAsia="HY헤드라인M" w:hint="eastAsia"/>
                 <w:sz w:val="24"/>
               </w:rPr>
-              <w:t xml:space="preserve">- 플레이어 </w:t>
-            </w:r>
+              <w:t>- 가구 선반, 서버 랙, 조명 에셋 추가하기, 조명 배치하기, 판매기 텍스쳐 만들기</w:t>
+            </w:r>
+          </w:p>
+          <w:p>
+            <w:pPr>
+              <w:rPr>
+                <w:rFonts w:ascii="HY헤드라인M" w:eastAsia="HY헤드라인M"/>
+                <w:sz w:val="24"/>
+              </w:rPr>
+            </w:pPr>
             <w:r>
               <w:rPr>
                 <w:rFonts w:ascii="HY헤드라인M" w:eastAsia="HY헤드라인M" w:hint="eastAsia"/>
                 <w:sz w:val="24"/>
               </w:rPr>
-              <w:t>json</w:t>
-            </w:r>
+              <w:t>- 수정: EmotionGame 모니터 높이 낮추기, 큐브 z-fighting 수정</w:t>
+            </w:r>
+          </w:p>
+          <w:p>
+            <w:pPr>
+              <w:rPr>
+                <w:rFonts w:ascii="HY헤드라인M" w:eastAsia="HY헤드라인M"/>
+                <w:sz w:val="24"/>
+              </w:rPr>
+            </w:pPr>
+          </w:p>
+          <w:p>
+            <w:pPr>
+              <w:rPr>
+                <w:rFonts w:ascii="HY헤드라인M" w:eastAsia="HY헤드라인M"/>
+                <w:sz w:val="24"/>
+              </w:rPr>
+            </w:pPr>
             <w:r>
               <w:rPr>
                 <w:rFonts w:ascii="HY헤드라인M" w:eastAsia="HY헤드라인M" w:hint="eastAsia"/>
                 <w:sz w:val="24"/>
               </w:rPr>
-              <w:t xml:space="preserve"> 작성</w:t>
+              <w:t>[UI]</w:t>
             </w:r>
           </w:p>
           <w:p>
@@ -1225,260 +1185,7 @@
                 <w:rFonts w:ascii="HY헤드라인M" w:eastAsia="HY헤드라인M" w:hint="eastAsia"/>
                 <w:sz w:val="24"/>
               </w:rPr>
-              <w:t xml:space="preserve">- </w:t>
-            </w:r>
-            <w:r>
-              <w:rPr>
-                <w:rFonts w:ascii="HY헤드라인M" w:eastAsia="HY헤드라인M" w:hint="eastAsia"/>
-                <w:sz w:val="24"/>
-              </w:rPr>
-              <w:t>CubeInfos.json</w:t>
-            </w:r>
-            <w:r>
-              <w:rPr>
-                <w:rFonts w:ascii="HY헤드라인M" w:eastAsia="HY헤드라인M" w:hint="eastAsia"/>
-                <w:sz w:val="24"/>
-              </w:rPr>
-              <w:t>에 가구 관련 내용 추가</w:t>
-            </w:r>
-          </w:p>
-          <w:p>
-            <w:pPr>
-              <w:rPr>
-                <w:rFonts w:ascii="HY헤드라인M" w:eastAsia="HY헤드라인M"/>
-                <w:sz w:val="24"/>
-              </w:rPr>
-            </w:pPr>
-          </w:p>
-          <w:p>
-            <w:pPr>
-              <w:rPr>
-                <w:rFonts w:ascii="HY헤드라인M" w:eastAsia="HY헤드라인M"/>
-                <w:sz w:val="24"/>
-              </w:rPr>
-            </w:pPr>
-            <w:r>
-              <w:rPr>
-                <w:rFonts w:ascii="HY헤드라인M" w:eastAsia="HY헤드라인M" w:hint="eastAsia"/>
-                <w:sz w:val="24"/>
-              </w:rPr>
-              <w:t>[3D 모델]</w:t>
-            </w:r>
-          </w:p>
-          <w:p>
-            <w:pPr>
-              <w:rPr>
-                <w:rFonts w:ascii="HY헤드라인M" w:eastAsia="HY헤드라인M"/>
-                <w:sz w:val="24"/>
-              </w:rPr>
-            </w:pPr>
-            <w:r>
-              <w:rPr>
-                <w:rFonts w:ascii="HY헤드라인M" w:eastAsia="HY헤드라인M" w:hint="eastAsia"/>
-                <w:sz w:val="24"/>
-              </w:rPr>
-              <w:t>- 스크랩 (금괴, 고무오리, 플라스틱 적재함, 큰 나사, 해적 모자, 안전모, 엔진, 고철 조각, 빈 통조림)</w:t>
-            </w:r>
-            <w:r>
-              <w:rPr>
-                <w:rFonts w:ascii="HY헤드라인M" w:eastAsia="HY헤드라인M" w:hint="eastAsia"/>
-                <w:sz w:val="24"/>
-              </w:rPr>
-              <w:t xml:space="preserve"> </w:t>
-            </w:r>
-            <w:r>
-              <w:rPr>
-                <w:rFonts w:ascii="HY헤드라인M" w:eastAsia="HY헤드라인M" w:hint="eastAsia"/>
-                <w:sz w:val="24"/>
-              </w:rPr>
-              <w:t>에셋</w:t>
-            </w:r>
-            <w:r>
-              <w:rPr>
-                <w:rFonts w:ascii="HY헤드라인M" w:eastAsia="HY헤드라인M" w:hint="eastAsia"/>
-                <w:sz w:val="24"/>
-              </w:rPr>
-              <w:t xml:space="preserve"> 추가하기</w:t>
-            </w:r>
-          </w:p>
-          <w:p>
-            <w:pPr>
-              <w:rPr>
-                <w:rFonts w:ascii="HY헤드라인M" w:eastAsia="HY헤드라인M"/>
-                <w:sz w:val="24"/>
-              </w:rPr>
-            </w:pPr>
-            <w:r>
-              <w:rPr>
-                <w:rFonts w:ascii="HY헤드라인M" w:eastAsia="HY헤드라인M" w:hint="eastAsia"/>
-                <w:sz w:val="24"/>
-              </w:rPr>
-              <w:t xml:space="preserve">- 가구 선반, 서버 </w:t>
-            </w:r>
-            <w:r>
-              <w:rPr>
-                <w:rFonts w:ascii="HY헤드라인M" w:eastAsia="HY헤드라인M" w:hint="eastAsia"/>
-                <w:sz w:val="24"/>
-              </w:rPr>
-              <w:t>랙</w:t>
-            </w:r>
-            <w:r>
-              <w:rPr>
-                <w:rFonts w:ascii="HY헤드라인M" w:eastAsia="HY헤드라인M" w:hint="eastAsia"/>
-                <w:sz w:val="24"/>
-              </w:rPr>
-              <w:t xml:space="preserve">, 조명 </w:t>
-            </w:r>
-            <w:r>
-              <w:rPr>
-                <w:rFonts w:ascii="HY헤드라인M" w:eastAsia="HY헤드라인M" w:hint="eastAsia"/>
-                <w:sz w:val="24"/>
-              </w:rPr>
-              <w:t>에셋</w:t>
-            </w:r>
-            <w:r>
-              <w:rPr>
-                <w:rFonts w:ascii="HY헤드라인M" w:eastAsia="HY헤드라인M" w:hint="eastAsia"/>
-                <w:sz w:val="24"/>
-              </w:rPr>
-              <w:t xml:space="preserve"> </w:t>
-            </w:r>
-            <w:r>
-              <w:rPr>
-                <w:rFonts w:ascii="HY헤드라인M" w:eastAsia="HY헤드라인M" w:hint="eastAsia"/>
-                <w:sz w:val="24"/>
-              </w:rPr>
-              <w:t>추가하기</w:t>
-            </w:r>
-            <w:r>
-              <w:rPr>
-                <w:rFonts w:ascii="HY헤드라인M" w:eastAsia="HY헤드라인M" w:hint="eastAsia"/>
-                <w:sz w:val="24"/>
-              </w:rPr>
-              <w:t xml:space="preserve">, 조명 배치하기, </w:t>
-            </w:r>
-            <w:r>
-              <w:rPr>
-                <w:rFonts w:ascii="HY헤드라인M" w:eastAsia="HY헤드라인M" w:hint="eastAsia"/>
-                <w:sz w:val="24"/>
-              </w:rPr>
-              <w:t xml:space="preserve">판매기 </w:t>
-            </w:r>
-            <w:r>
-              <w:rPr>
-                <w:rFonts w:ascii="HY헤드라인M" w:eastAsia="HY헤드라인M" w:hint="eastAsia"/>
-                <w:sz w:val="24"/>
-              </w:rPr>
-              <w:t>텍스쳐</w:t>
-            </w:r>
-            <w:r>
-              <w:rPr>
-                <w:rFonts w:ascii="HY헤드라인M" w:eastAsia="HY헤드라인M" w:hint="eastAsia"/>
-                <w:sz w:val="24"/>
-              </w:rPr>
-              <w:t xml:space="preserve"> 만들기</w:t>
-            </w:r>
-          </w:p>
-          <w:p>
-            <w:pPr>
-              <w:rPr>
-                <w:rFonts w:ascii="HY헤드라인M" w:eastAsia="HY헤드라인M"/>
-                <w:sz w:val="24"/>
-              </w:rPr>
-            </w:pPr>
-            <w:r>
-              <w:rPr>
-                <w:rFonts w:ascii="HY헤드라인M" w:eastAsia="HY헤드라인M" w:hint="eastAsia"/>
-                <w:sz w:val="24"/>
-              </w:rPr>
-              <w:t xml:space="preserve">- 수정: </w:t>
-            </w:r>
-            <w:r>
-              <w:rPr>
-                <w:rFonts w:ascii="HY헤드라인M" w:eastAsia="HY헤드라인M" w:hint="eastAsia"/>
-                <w:sz w:val="24"/>
-              </w:rPr>
-              <w:t>EmotionGame</w:t>
-            </w:r>
-            <w:r>
-              <w:rPr>
-                <w:rFonts w:ascii="HY헤드라인M" w:eastAsia="HY헤드라인M" w:hint="eastAsia"/>
-                <w:sz w:val="24"/>
-              </w:rPr>
-              <w:t xml:space="preserve"> 모니터 높이 낮추기, 큐브 z-fighting 수정</w:t>
-            </w:r>
-          </w:p>
-          <w:p>
-            <w:pPr>
-              <w:rPr>
-                <w:rFonts w:ascii="HY헤드라인M" w:eastAsia="HY헤드라인M"/>
-                <w:sz w:val="24"/>
-              </w:rPr>
-            </w:pPr>
-          </w:p>
-          <w:p>
-            <w:pPr>
-              <w:rPr>
-                <w:rFonts w:ascii="HY헤드라인M" w:eastAsia="HY헤드라인M"/>
-                <w:sz w:val="24"/>
-              </w:rPr>
-            </w:pPr>
-            <w:r>
-              <w:rPr>
-                <w:rFonts w:ascii="HY헤드라인M" w:eastAsia="HY헤드라인M" w:hint="eastAsia"/>
-                <w:sz w:val="24"/>
-              </w:rPr>
-              <w:t>[UI]</w:t>
-            </w:r>
-          </w:p>
-          <w:p>
-            <w:pPr>
-              <w:rPr>
-                <w:rFonts w:ascii="HY헤드라인M" w:eastAsia="HY헤드라인M"/>
-                <w:sz w:val="24"/>
-              </w:rPr>
-            </w:pPr>
-            <w:r>
-              <w:rPr>
-                <w:rFonts w:ascii="HY헤드라인M" w:eastAsia="HY헤드라인M" w:hint="eastAsia"/>
-                <w:sz w:val="24"/>
-              </w:rPr>
-              <w:t xml:space="preserve">- 퀘스트, 상점, </w:t>
-            </w:r>
-            <w:r>
-              <w:rPr>
-                <w:rFonts w:ascii="HY헤드라인M" w:eastAsia="HY헤드라인M" w:hint="eastAsia"/>
-                <w:sz w:val="24"/>
-              </w:rPr>
-              <w:t>설정창</w:t>
-            </w:r>
-            <w:r>
-              <w:rPr>
-                <w:rFonts w:ascii="HY헤드라인M" w:eastAsia="HY헤드라인M" w:hint="eastAsia"/>
-                <w:sz w:val="24"/>
-              </w:rPr>
-              <w:t xml:space="preserve">, </w:t>
-            </w:r>
-            <w:r>
-              <w:rPr>
-                <w:rFonts w:ascii="HY헤드라인M" w:eastAsia="HY헤드라인M" w:hint="eastAsia"/>
-                <w:sz w:val="24"/>
-              </w:rPr>
-              <w:t>메인창</w:t>
-            </w:r>
-            <w:r>
-              <w:rPr>
-                <w:rFonts w:ascii="HY헤드라인M" w:eastAsia="HY헤드라인M" w:hint="eastAsia"/>
-                <w:sz w:val="24"/>
-              </w:rPr>
-              <w:t xml:space="preserve">, </w:t>
-            </w:r>
-            <w:r>
-              <w:rPr>
-                <w:rFonts w:ascii="HY헤드라인M" w:eastAsia="HY헤드라인M" w:hint="eastAsia"/>
-                <w:sz w:val="24"/>
-              </w:rPr>
-              <w:t>결과창</w:t>
+              <w:t>- 퀘스트, 상점, 설정창, 메인창, 결과창</w:t>
             </w:r>
           </w:p>
           <w:p>
@@ -1698,16 +1405,7 @@
           <w:sz w:val="18"/>
           <w:szCs w:val="18"/>
         </w:rPr>
-        <w:t xml:space="preserve">■: </w:t>
-      </w:r>
-      <w:r>
-        <w:rPr>
-          <w:rFonts w:ascii="HY헤드라인M" w:eastAsia="HY헤드라인M" w:hint="eastAsia"/>
-          <w:color w:val="C2C9CF"/>
-          <w:sz w:val="18"/>
-          <w:szCs w:val="18"/>
-        </w:rPr>
-        <w:t>임채은</w:t>
+        <w:t>■: 임채은</w:t>
       </w:r>
       <w:r>
         <w:rPr>
@@ -1725,16 +1423,7 @@
           <w:sz w:val="18"/>
           <w:szCs w:val="18"/>
         </w:rPr>
-        <w:t>■: 윤이하</w:t>
-      </w:r>
-      <w:r>
-        <w:rPr>
-          <w:rFonts w:ascii="HY헤드라인M" w:eastAsia="HY헤드라인M" w:hint="eastAsia"/>
-          <w:color w:val="F6C6AD"/>
-          <w:sz w:val="18"/>
-          <w:szCs w:val="18"/>
-        </w:rPr>
-        <w:t>나</w:t>
+        <w:t>■: 윤이하나</w:t>
       </w:r>
     </w:p>
     <w:tbl>
@@ -1756,7 +1445,7 @@
         <w:tc>
           <w:tcPr>
             <w:tcW w:w="1497" w:type="dxa"/>
-            <w:shd w:val="clear" w:color="auto" w:fill="D9D9D9" w:themeFill="background1" w:themeFillShade="d9"/>
+            <w:shd w:val="clear" w:color="auto" w:fill="D9D9D9" w:themeFill="background1" w:themeFillShade="D9"/>
           </w:tcPr>
           <w:p>
             <w:pPr>
@@ -1780,7 +1469,7 @@
         <w:tc>
           <w:tcPr>
             <w:tcW w:w="1498" w:type="dxa"/>
-            <w:shd w:val="clear" w:color="auto" w:fill="D9D9D9" w:themeFill="background1" w:themeFillShade="d9"/>
+            <w:shd w:val="clear" w:color="auto" w:fill="D9D9D9" w:themeFill="background1" w:themeFillShade="D9"/>
           </w:tcPr>
           <w:p>
             <w:pPr>
@@ -1804,7 +1493,7 @@
         <w:tc>
           <w:tcPr>
             <w:tcW w:w="1498" w:type="dxa"/>
-            <w:shd w:val="clear" w:color="auto" w:fill="D9D9D9" w:themeFill="background1" w:themeFillShade="d9"/>
+            <w:shd w:val="clear" w:color="auto" w:fill="D9D9D9" w:themeFill="background1" w:themeFillShade="D9"/>
           </w:tcPr>
           <w:p>
             <w:pPr>
@@ -1828,7 +1517,7 @@
         <w:tc>
           <w:tcPr>
             <w:tcW w:w="1498" w:type="dxa"/>
-            <w:shd w:val="clear" w:color="auto" w:fill="D9D9D9" w:themeFill="background1" w:themeFillShade="d9"/>
+            <w:shd w:val="clear" w:color="auto" w:fill="D9D9D9" w:themeFill="background1" w:themeFillShade="D9"/>
           </w:tcPr>
           <w:p>
             <w:pPr>
@@ -1852,7 +1541,7 @@
         <w:tc>
           <w:tcPr>
             <w:tcW w:w="1498" w:type="dxa"/>
-            <w:shd w:val="clear" w:color="auto" w:fill="D9D9D9" w:themeFill="background1" w:themeFillShade="d9"/>
+            <w:shd w:val="clear" w:color="auto" w:fill="D9D9D9" w:themeFill="background1" w:themeFillShade="D9"/>
           </w:tcPr>
           <w:p>
             <w:pPr>
@@ -1876,7 +1565,7 @@
         <w:tc>
           <w:tcPr>
             <w:tcW w:w="1498" w:type="dxa"/>
-            <w:shd w:val="clear" w:color="auto" w:fill="D9D9D9" w:themeFill="background1" w:themeFillShade="d9"/>
+            <w:shd w:val="clear" w:color="auto" w:fill="D9D9D9" w:themeFill="background1" w:themeFillShade="D9"/>
           </w:tcPr>
           <w:p>
             <w:pPr>
@@ -1900,7 +1589,7 @@
         <w:tc>
           <w:tcPr>
             <w:tcW w:w="1498" w:type="dxa"/>
-            <w:shd w:val="clear" w:color="auto" w:fill="D9D9D9" w:themeFill="background1" w:themeFillShade="d9"/>
+            <w:shd w:val="clear" w:color="auto" w:fill="D9D9D9" w:themeFill="background1" w:themeFillShade="D9"/>
           </w:tcPr>
           <w:p>
             <w:pPr>
@@ -1926,7 +1615,7 @@
         <w:tc>
           <w:tcPr>
             <w:tcW w:w="1497" w:type="dxa"/>
-            <w:shd w:val="clear" w:color="auto" w:fill="E6E9EB" w:themeFill="text2" w:themeFillTint="1a"/>
+            <w:shd w:val="clear" w:color="auto" w:fill="DAE9F7" w:themeFill="text2" w:themeFillTint="1A"/>
           </w:tcPr>
           <w:p>
             <w:pPr>
@@ -1950,7 +1639,7 @@
         <w:tc>
           <w:tcPr>
             <w:tcW w:w="1498" w:type="dxa"/>
-            <w:shd w:val="clear" w:color="auto" w:fill="E6E9EB" w:themeFill="text2" w:themeFillTint="1a"/>
+            <w:shd w:val="clear" w:color="auto" w:fill="DAE9F7" w:themeFill="text2" w:themeFillTint="1A"/>
           </w:tcPr>
           <w:p>
             <w:pPr>
@@ -1974,7 +1663,7 @@
         <w:tc>
           <w:tcPr>
             <w:tcW w:w="1498" w:type="dxa"/>
-            <w:shd w:val="clear" w:color="auto" w:fill="E6E9EB" w:themeFill="text2" w:themeFillTint="1a"/>
+            <w:shd w:val="clear" w:color="auto" w:fill="DAE9F7" w:themeFill="text2" w:themeFillTint="1A"/>
           </w:tcPr>
           <w:p>
             <w:pPr>
@@ -1998,7 +1687,7 @@
         <w:tc>
           <w:tcPr>
             <w:tcW w:w="1498" w:type="dxa"/>
-            <w:shd w:val="clear" w:color="auto" w:fill="E6E9EB" w:themeFill="text2" w:themeFillTint="1a"/>
+            <w:shd w:val="clear" w:color="auto" w:fill="DAE9F7" w:themeFill="text2" w:themeFillTint="1A"/>
           </w:tcPr>
           <w:p>
             <w:pPr>
@@ -2022,7 +1711,7 @@
         <w:tc>
           <w:tcPr>
             <w:tcW w:w="1498" w:type="dxa"/>
-            <w:shd w:val="clear" w:color="auto" w:fill="E6E9EB" w:themeFill="text2" w:themeFillTint="1a"/>
+            <w:shd w:val="clear" w:color="auto" w:fill="DAE9F7" w:themeFill="text2" w:themeFillTint="1A"/>
           </w:tcPr>
           <w:p>
             <w:pPr>
@@ -2046,7 +1735,7 @@
         <w:tc>
           <w:tcPr>
             <w:tcW w:w="1498" w:type="dxa"/>
-            <w:shd w:val="clear" w:color="auto" w:fill="E6E9EB" w:themeFill="text2" w:themeFillTint="1a"/>
+            <w:shd w:val="clear" w:color="auto" w:fill="DAE9F7" w:themeFill="text2" w:themeFillTint="1A"/>
           </w:tcPr>
           <w:p>
             <w:pPr>
@@ -2070,7 +1759,7 @@
         <w:tc>
           <w:tcPr>
             <w:tcW w:w="1498" w:type="dxa"/>
-            <w:shd w:val="clear" w:color="auto" w:fill="E6E9EB" w:themeFill="text2" w:themeFillTint="1a"/>
+            <w:shd w:val="clear" w:color="auto" w:fill="DAE9F7" w:themeFill="text2" w:themeFillTint="1A"/>
           </w:tcPr>
           <w:p>
             <w:pPr>
@@ -2094,12 +1783,12 @@
       </w:tr>
       <w:tr>
         <w:trPr>
-          <w:trHeight w:val="431" w:hRule="atLeast"/>
+          <w:trHeight w:val="431"/>
         </w:trPr>
         <w:tc>
           <w:tcPr>
             <w:tcW w:w="1497" w:type="dxa"/>
-            <w:shd w:val="clear" w:color="auto" w:fill="ECD4E9" w:themeFill="accent5" w:themeFillTint="33"/>
+            <w:shd w:val="clear" w:color="auto" w:fill="F2CEED" w:themeFill="accent5" w:themeFillTint="33"/>
           </w:tcPr>
           <w:p>
             <w:pPr>
@@ -2114,7 +1803,7 @@
         <w:tc>
           <w:tcPr>
             <w:tcW w:w="1498" w:type="dxa"/>
-            <w:shd w:val="clear" w:color="auto" w:fill="ECD4E9" w:themeFill="accent5" w:themeFillTint="33"/>
+            <w:shd w:val="clear" w:color="auto" w:fill="F2CEED" w:themeFill="accent5" w:themeFillTint="33"/>
           </w:tcPr>
           <w:p>
             <w:pPr>
@@ -2129,7 +1818,7 @@
         <w:tc>
           <w:tcPr>
             <w:tcW w:w="1498" w:type="dxa"/>
-            <w:shd w:val="clear" w:color="auto" w:fill="ECD4E9" w:themeFill="accent5" w:themeFillTint="33"/>
+            <w:shd w:val="clear" w:color="auto" w:fill="F2CEED" w:themeFill="accent5" w:themeFillTint="33"/>
           </w:tcPr>
           <w:p>
             <w:pPr>
@@ -2144,7 +1833,7 @@
         <w:tc>
           <w:tcPr>
             <w:tcW w:w="1498" w:type="dxa"/>
-            <w:shd w:val="clear" w:color="auto" w:fill="ECD4E9" w:themeFill="accent5" w:themeFillTint="33"/>
+            <w:shd w:val="clear" w:color="auto" w:fill="F2CEED" w:themeFill="accent5" w:themeFillTint="33"/>
           </w:tcPr>
           <w:p>
             <w:pPr>
@@ -2159,7 +1848,7 @@
         <w:tc>
           <w:tcPr>
             <w:tcW w:w="1498" w:type="dxa"/>
-            <w:shd w:val="clear" w:color="auto" w:fill="ECD4E9" w:themeFill="accent5" w:themeFillTint="33"/>
+            <w:shd w:val="clear" w:color="auto" w:fill="F2CEED" w:themeFill="accent5" w:themeFillTint="33"/>
           </w:tcPr>
           <w:p>
             <w:pPr>
@@ -2174,7 +1863,7 @@
         <w:tc>
           <w:tcPr>
             <w:tcW w:w="1498" w:type="dxa"/>
-            <w:shd w:val="clear" w:color="auto" w:fill="ECD4E9" w:themeFill="accent5" w:themeFillTint="33"/>
+            <w:shd w:val="clear" w:color="auto" w:fill="F2CEED" w:themeFill="accent5" w:themeFillTint="33"/>
           </w:tcPr>
           <w:p>
             <w:pPr>
@@ -2189,7 +1878,7 @@
         <w:tc>
           <w:tcPr>
             <w:tcW w:w="1498" w:type="dxa"/>
-            <w:shd w:val="clear" w:color="auto" w:fill="ECD4E9" w:themeFill="accent5" w:themeFillTint="33"/>
+            <w:shd w:val="clear" w:color="auto" w:fill="F2CEED" w:themeFill="accent5" w:themeFillTint="33"/>
           </w:tcPr>
           <w:p>
             <w:pPr>
@@ -2206,7 +1895,7 @@
         <w:tc>
           <w:tcPr>
             <w:tcW w:w="1497" w:type="dxa"/>
-            <w:shd w:val="clear" w:color="auto" w:fill="E6E9EB" w:themeFill="text2" w:themeFillTint="1a"/>
+            <w:shd w:val="clear" w:color="auto" w:fill="DAE9F7" w:themeFill="text2" w:themeFillTint="1A"/>
           </w:tcPr>
           <w:p>
             <w:pPr>
@@ -2230,7 +1919,7 @@
         <w:tc>
           <w:tcPr>
             <w:tcW w:w="1498" w:type="dxa"/>
-            <w:shd w:val="clear" w:color="auto" w:fill="E6E9EB" w:themeFill="text2" w:themeFillTint="1a"/>
+            <w:shd w:val="clear" w:color="auto" w:fill="DAE9F7" w:themeFill="text2" w:themeFillTint="1A"/>
           </w:tcPr>
           <w:p>
             <w:pPr>
@@ -2254,7 +1943,7 @@
         <w:tc>
           <w:tcPr>
             <w:tcW w:w="1498" w:type="dxa"/>
-            <w:shd w:val="clear" w:color="auto" w:fill="E6E9EB" w:themeFill="text2" w:themeFillTint="1a"/>
+            <w:shd w:val="clear" w:color="auto" w:fill="DAE9F7" w:themeFill="text2" w:themeFillTint="1A"/>
           </w:tcPr>
           <w:p>
             <w:pPr>
@@ -2278,7 +1967,7 @@
         <w:tc>
           <w:tcPr>
             <w:tcW w:w="1498" w:type="dxa"/>
-            <w:shd w:val="clear" w:color="auto" w:fill="E6E9EB" w:themeFill="text2" w:themeFillTint="1a"/>
+            <w:shd w:val="clear" w:color="auto" w:fill="DAE9F7" w:themeFill="text2" w:themeFillTint="1A"/>
           </w:tcPr>
           <w:p>
             <w:pPr>
@@ -2302,7 +1991,7 @@
         <w:tc>
           <w:tcPr>
             <w:tcW w:w="1498" w:type="dxa"/>
-            <w:shd w:val="clear" w:color="auto" w:fill="E6E9EB" w:themeFill="text2" w:themeFillTint="1a"/>
+            <w:shd w:val="clear" w:color="auto" w:fill="DAE9F7" w:themeFill="text2" w:themeFillTint="1A"/>
           </w:tcPr>
           <w:p>
             <w:pPr>
@@ -2326,7 +2015,7 @@
         <w:tc>
           <w:tcPr>
             <w:tcW w:w="1498" w:type="dxa"/>
-            <w:shd w:val="clear" w:color="auto" w:fill="E6E9EB" w:themeFill="text2" w:themeFillTint="1a"/>
+            <w:shd w:val="clear" w:color="auto" w:fill="DAE9F7" w:themeFill="text2" w:themeFillTint="1A"/>
           </w:tcPr>
           <w:p>
             <w:pPr>
@@ -2350,7 +2039,7 @@
         <w:tc>
           <w:tcPr>
             <w:tcW w:w="1498" w:type="dxa"/>
-            <w:shd w:val="clear" w:color="auto" w:fill="E6E9EB" w:themeFill="text2" w:themeFillTint="1a"/>
+            <w:shd w:val="clear" w:color="auto" w:fill="DAE9F7" w:themeFill="text2" w:themeFillTint="1A"/>
           </w:tcPr>
           <w:p>
             <w:pPr>
@@ -2374,42 +2063,42 @@
       </w:tr>
       <w:tr>
         <w:trPr>
-          <w:trHeight w:val="410" w:hRule="atLeast"/>
+          <w:trHeight w:val="410"/>
         </w:trPr>
         <w:tc>
           <w:tcPr>
             <w:tcW w:w="1497" w:type="dxa"/>
-            <w:shd w:val="clear" w:color="auto" w:fill="ECD4E9" w:themeFill="accent5" w:themeFillTint="33"/>
-          </w:tcPr>
-          <w:p>
-            <w:pPr>
-              <w:rPr>
-                <w:rFonts w:eastAsiaTheme="minorHAnsi"/>
-                <w:sz w:val="18"/>
-                <w:szCs w:val="18"/>
-              </w:rPr>
-            </w:pPr>
-          </w:p>
-        </w:tc>
-        <w:tc>
-          <w:tcPr>
-            <w:tcW w:w="1498" w:type="dxa"/>
-            <w:shd w:val="clear" w:color="auto" w:fill="ECD4E9" w:themeFill="accent5" w:themeFillTint="33"/>
-          </w:tcPr>
-          <w:p>
-            <w:pPr>
-              <w:rPr>
-                <w:rFonts w:eastAsiaTheme="minorHAnsi"/>
-                <w:sz w:val="18"/>
-                <w:szCs w:val="18"/>
-              </w:rPr>
-            </w:pPr>
-          </w:p>
-        </w:tc>
-        <w:tc>
-          <w:tcPr>
-            <w:tcW w:w="1498" w:type="dxa"/>
-            <w:shd w:val="clear" w:color="auto" w:fill="ECD4E9" w:themeFill="accent5" w:themeFillTint="33"/>
+            <w:shd w:val="clear" w:color="auto" w:fill="F2CEED" w:themeFill="accent5" w:themeFillTint="33"/>
+          </w:tcPr>
+          <w:p>
+            <w:pPr>
+              <w:rPr>
+                <w:rFonts w:eastAsiaTheme="minorHAnsi"/>
+                <w:sz w:val="18"/>
+                <w:szCs w:val="18"/>
+              </w:rPr>
+            </w:pPr>
+          </w:p>
+        </w:tc>
+        <w:tc>
+          <w:tcPr>
+            <w:tcW w:w="1498" w:type="dxa"/>
+            <w:shd w:val="clear" w:color="auto" w:fill="F2CEED" w:themeFill="accent5" w:themeFillTint="33"/>
+          </w:tcPr>
+          <w:p>
+            <w:pPr>
+              <w:rPr>
+                <w:rFonts w:eastAsiaTheme="minorHAnsi"/>
+                <w:sz w:val="18"/>
+                <w:szCs w:val="18"/>
+              </w:rPr>
+            </w:pPr>
+          </w:p>
+        </w:tc>
+        <w:tc>
+          <w:tcPr>
+            <w:tcW w:w="1498" w:type="dxa"/>
+            <w:shd w:val="clear" w:color="auto" w:fill="F2CEED" w:themeFill="accent5" w:themeFillTint="33"/>
           </w:tcPr>
           <w:p>
             <w:pPr>
@@ -2442,6 +2131,7 @@
                 <w:sz w:val="18"/>
                 <w:szCs w:val="18"/>
               </w:rPr>
+              <w:lastRenderedPageBreak/>
               <w:t>-Pollution Monitor 구현</w:t>
             </w:r>
           </w:p>
@@ -2458,54 +2148,47 @@
         <w:tc>
           <w:tcPr>
             <w:tcW w:w="1498" w:type="dxa"/>
-            <w:shd w:val="clear" w:color="auto" w:fill="ECD4E9" w:themeFill="accent5" w:themeFillTint="33"/>
-          </w:tcPr>
-          <w:p>
-            <w:pPr>
-              <w:rPr>
-                <w:rFonts w:eastAsiaTheme="minorHAnsi"/>
-                <w:sz w:val="18"/>
-                <w:szCs w:val="18"/>
-              </w:rPr>
-            </w:pPr>
-          </w:p>
-        </w:tc>
-        <w:tc>
-          <w:tcPr>
-            <w:tcW w:w="1498" w:type="dxa"/>
-            <w:shd w:val="clear" w:color="auto" w:fill="ECD4E9" w:themeFill="accent5" w:themeFillTint="33"/>
-          </w:tcPr>
-          <w:p>
-            <w:pPr>
-              <w:rPr>
-                <w:rFonts w:eastAsiaTheme="minorHAnsi"/>
-                <w:sz w:val="18"/>
-                <w:szCs w:val="18"/>
-              </w:rPr>
-            </w:pPr>
-            <w:r>
-              <w:rPr>
-                <w:rFonts w:eastAsiaTheme="minorHAnsi"/>
-                <w:sz w:val="18"/>
-                <w:szCs w:val="18"/>
-              </w:rPr>
-              <w:t>-</w:t>
-            </w:r>
-            <w:r>
-              <w:rPr>
-                <w:rFonts w:eastAsiaTheme="minorHAnsi"/>
-                <w:sz w:val="18"/>
-                <w:szCs w:val="18"/>
-              </w:rPr>
-              <w:t>TrashCollector</w:t>
-            </w:r>
-            <w:r>
-              <w:rPr>
-                <w:rFonts w:eastAsiaTheme="minorHAnsi"/>
-                <w:sz w:val="18"/>
-                <w:szCs w:val="18"/>
-              </w:rPr>
-              <w:t xml:space="preserve"> 구현</w:t>
+            <w:shd w:val="clear" w:color="auto" w:fill="F2CEED" w:themeFill="accent5" w:themeFillTint="33"/>
+          </w:tcPr>
+          <w:p>
+            <w:pPr>
+              <w:rPr>
+                <w:rFonts w:eastAsiaTheme="minorHAnsi"/>
+                <w:sz w:val="18"/>
+                <w:szCs w:val="18"/>
+              </w:rPr>
+            </w:pPr>
+          </w:p>
+        </w:tc>
+        <w:tc>
+          <w:tcPr>
+            <w:tcW w:w="1498" w:type="dxa"/>
+            <w:shd w:val="clear" w:color="auto" w:fill="F2CEED" w:themeFill="accent5" w:themeFillTint="33"/>
+          </w:tcPr>
+          <w:p>
+            <w:pPr>
+              <w:rPr>
+                <w:rFonts w:eastAsiaTheme="minorHAnsi"/>
+                <w:sz w:val="18"/>
+                <w:szCs w:val="18"/>
+              </w:rPr>
+            </w:pPr>
+            <w:r>
+              <w:rPr>
+                <w:rFonts w:eastAsiaTheme="minorHAnsi"/>
+                <w:sz w:val="18"/>
+                <w:szCs w:val="18"/>
+              </w:rPr>
+              <w:t xml:space="preserve">-TrashCollector </w:t>
+            </w:r>
+            <w:r>
+              <w:rPr>
+                <w:rFonts w:eastAsiaTheme="minorHAnsi"/>
+                <w:sz w:val="18"/>
+                <w:szCs w:val="18"/>
+              </w:rPr>
+              <w:lastRenderedPageBreak/>
+              <w:t>구현</w:t>
             </w:r>
           </w:p>
           <w:p>
@@ -2529,22 +2212,22 @@
         <w:tc>
           <w:tcPr>
             <w:tcW w:w="1498" w:type="dxa"/>
-            <w:shd w:val="clear" w:color="auto" w:fill="ECD4E9" w:themeFill="accent5" w:themeFillTint="33"/>
-          </w:tcPr>
-          <w:p>
-            <w:pPr>
-              <w:rPr>
-                <w:rFonts w:eastAsiaTheme="minorHAnsi"/>
-                <w:sz w:val="18"/>
-                <w:szCs w:val="18"/>
-              </w:rPr>
-            </w:pPr>
-          </w:p>
-        </w:tc>
-        <w:tc>
-          <w:tcPr>
-            <w:tcW w:w="1498" w:type="dxa"/>
-            <w:shd w:val="clear" w:color="auto" w:fill="ECD4E9" w:themeFill="accent5" w:themeFillTint="33"/>
+            <w:shd w:val="clear" w:color="auto" w:fill="F2CEED" w:themeFill="accent5" w:themeFillTint="33"/>
+          </w:tcPr>
+          <w:p>
+            <w:pPr>
+              <w:rPr>
+                <w:rFonts w:eastAsiaTheme="minorHAnsi"/>
+                <w:sz w:val="18"/>
+                <w:szCs w:val="18"/>
+              </w:rPr>
+            </w:pPr>
+          </w:p>
+        </w:tc>
+        <w:tc>
+          <w:tcPr>
+            <w:tcW w:w="1498" w:type="dxa"/>
+            <w:shd w:val="clear" w:color="auto" w:fill="F2CEED" w:themeFill="accent5" w:themeFillTint="33"/>
           </w:tcPr>
           <w:p>
             <w:pPr>
@@ -2559,12 +2242,12 @@
       </w:tr>
       <w:tr>
         <w:trPr>
-          <w:trHeight w:val="253" w:hRule="atLeast"/>
+          <w:trHeight w:val="253"/>
         </w:trPr>
         <w:tc>
           <w:tcPr>
             <w:tcW w:w="1497" w:type="dxa"/>
-            <w:shd w:val="clear" w:color="auto" w:fill="E6E9EB" w:themeFill="text2" w:themeFillTint="1a"/>
+            <w:shd w:val="clear" w:color="auto" w:fill="DAE9F7" w:themeFill="text2" w:themeFillTint="1A"/>
           </w:tcPr>
           <w:p>
             <w:pPr>
@@ -2588,7 +2271,7 @@
         <w:tc>
           <w:tcPr>
             <w:tcW w:w="1498" w:type="dxa"/>
-            <w:shd w:val="clear" w:color="auto" w:fill="E6E9EB" w:themeFill="text2" w:themeFillTint="1a"/>
+            <w:shd w:val="clear" w:color="auto" w:fill="DAE9F7" w:themeFill="text2" w:themeFillTint="1A"/>
           </w:tcPr>
           <w:p>
             <w:pPr>
@@ -2612,7 +2295,7 @@
         <w:tc>
           <w:tcPr>
             <w:tcW w:w="1498" w:type="dxa"/>
-            <w:shd w:val="clear" w:color="auto" w:fill="E6E9EB" w:themeFill="text2" w:themeFillTint="1a"/>
+            <w:shd w:val="clear" w:color="auto" w:fill="DAE9F7" w:themeFill="text2" w:themeFillTint="1A"/>
           </w:tcPr>
           <w:p>
             <w:pPr>
@@ -2636,7 +2319,7 @@
         <w:tc>
           <w:tcPr>
             <w:tcW w:w="1498" w:type="dxa"/>
-            <w:shd w:val="clear" w:color="auto" w:fill="E6E9EB" w:themeFill="text2" w:themeFillTint="1a"/>
+            <w:shd w:val="clear" w:color="auto" w:fill="DAE9F7" w:themeFill="text2" w:themeFillTint="1A"/>
           </w:tcPr>
           <w:p>
             <w:pPr>
@@ -2660,7 +2343,7 @@
         <w:tc>
           <w:tcPr>
             <w:tcW w:w="1498" w:type="dxa"/>
-            <w:shd w:val="clear" w:color="auto" w:fill="E6E9EB" w:themeFill="text2" w:themeFillTint="1a"/>
+            <w:shd w:val="clear" w:color="auto" w:fill="DAE9F7" w:themeFill="text2" w:themeFillTint="1A"/>
           </w:tcPr>
           <w:p>
             <w:pPr>
@@ -2684,7 +2367,7 @@
         <w:tc>
           <w:tcPr>
             <w:tcW w:w="1498" w:type="dxa"/>
-            <w:shd w:val="clear" w:color="auto" w:fill="E6E9EB" w:themeFill="text2" w:themeFillTint="1a"/>
+            <w:shd w:val="clear" w:color="auto" w:fill="DAE9F7" w:themeFill="text2" w:themeFillTint="1A"/>
           </w:tcPr>
           <w:p>
             <w:pPr>
@@ -2708,7 +2391,7 @@
         <w:tc>
           <w:tcPr>
             <w:tcW w:w="1498" w:type="dxa"/>
-            <w:shd w:val="clear" w:color="auto" w:fill="E6E9EB" w:themeFill="text2" w:themeFillTint="1a"/>
+            <w:shd w:val="clear" w:color="auto" w:fill="DAE9F7" w:themeFill="text2" w:themeFillTint="1A"/>
           </w:tcPr>
           <w:p>
             <w:pPr>
@@ -2732,102 +2415,102 @@
       </w:tr>
       <w:tr>
         <w:trPr>
-          <w:trHeight w:val="418" w:hRule="atLeast"/>
+          <w:trHeight w:val="418"/>
         </w:trPr>
         <w:tc>
           <w:tcPr>
             <w:tcW w:w="1497" w:type="dxa"/>
-            <w:shd w:val="clear" w:color="auto" w:fill="ECD4E9" w:themeFill="accent5" w:themeFillTint="33"/>
-          </w:tcPr>
-          <w:p>
-            <w:pPr>
-              <w:rPr>
-                <w:rFonts w:eastAsiaTheme="minorHAnsi"/>
-                <w:sz w:val="18"/>
-                <w:szCs w:val="18"/>
-              </w:rPr>
-            </w:pPr>
-          </w:p>
-        </w:tc>
-        <w:tc>
-          <w:tcPr>
-            <w:tcW w:w="1498" w:type="dxa"/>
-            <w:shd w:val="clear" w:color="auto" w:fill="ECD4E9" w:themeFill="accent5" w:themeFillTint="33"/>
-          </w:tcPr>
-          <w:p>
-            <w:pPr>
-              <w:rPr>
-                <w:rFonts w:eastAsiaTheme="minorHAnsi"/>
-                <w:sz w:val="18"/>
-                <w:szCs w:val="18"/>
-              </w:rPr>
-            </w:pPr>
-          </w:p>
-        </w:tc>
-        <w:tc>
-          <w:tcPr>
-            <w:tcW w:w="1498" w:type="dxa"/>
-            <w:shd w:val="clear" w:color="auto" w:fill="ECD4E9" w:themeFill="accent5" w:themeFillTint="33"/>
-          </w:tcPr>
-          <w:p>
-            <w:pPr>
-              <w:rPr>
-                <w:rFonts w:eastAsiaTheme="minorHAnsi"/>
-                <w:sz w:val="18"/>
-                <w:szCs w:val="18"/>
-              </w:rPr>
-            </w:pPr>
-          </w:p>
-        </w:tc>
-        <w:tc>
-          <w:tcPr>
-            <w:tcW w:w="1498" w:type="dxa"/>
-            <w:shd w:val="clear" w:color="auto" w:fill="ECD4E9" w:themeFill="accent5" w:themeFillTint="33"/>
-          </w:tcPr>
-          <w:p>
-            <w:pPr>
-              <w:rPr>
-                <w:rFonts w:eastAsiaTheme="minorHAnsi"/>
-                <w:sz w:val="18"/>
-                <w:szCs w:val="18"/>
-              </w:rPr>
-            </w:pPr>
-          </w:p>
-        </w:tc>
-        <w:tc>
-          <w:tcPr>
-            <w:tcW w:w="1498" w:type="dxa"/>
-            <w:shd w:val="clear" w:color="auto" w:fill="ECD4E9" w:themeFill="accent5" w:themeFillTint="33"/>
-          </w:tcPr>
-          <w:p>
-            <w:pPr>
-              <w:rPr>
-                <w:rFonts w:eastAsiaTheme="minorHAnsi"/>
-                <w:sz w:val="18"/>
-                <w:szCs w:val="18"/>
-              </w:rPr>
-            </w:pPr>
-          </w:p>
-        </w:tc>
-        <w:tc>
-          <w:tcPr>
-            <w:tcW w:w="1498" w:type="dxa"/>
-            <w:shd w:val="clear" w:color="auto" w:fill="ECD4E9" w:themeFill="accent5" w:themeFillTint="33"/>
-          </w:tcPr>
-          <w:p>
-            <w:pPr>
-              <w:rPr>
-                <w:rFonts w:eastAsiaTheme="minorHAnsi"/>
-                <w:sz w:val="18"/>
-                <w:szCs w:val="18"/>
-              </w:rPr>
-            </w:pPr>
-          </w:p>
-        </w:tc>
-        <w:tc>
-          <w:tcPr>
-            <w:tcW w:w="1498" w:type="dxa"/>
-            <w:shd w:val="clear" w:color="auto" w:fill="ECD4E9" w:themeFill="accent5" w:themeFillTint="33"/>
+            <w:shd w:val="clear" w:color="auto" w:fill="F2CEED" w:themeFill="accent5" w:themeFillTint="33"/>
+          </w:tcPr>
+          <w:p>
+            <w:pPr>
+              <w:rPr>
+                <w:rFonts w:eastAsiaTheme="minorHAnsi"/>
+                <w:sz w:val="18"/>
+                <w:szCs w:val="18"/>
+              </w:rPr>
+            </w:pPr>
+          </w:p>
+        </w:tc>
+        <w:tc>
+          <w:tcPr>
+            <w:tcW w:w="1498" w:type="dxa"/>
+            <w:shd w:val="clear" w:color="auto" w:fill="F2CEED" w:themeFill="accent5" w:themeFillTint="33"/>
+          </w:tcPr>
+          <w:p>
+            <w:pPr>
+              <w:rPr>
+                <w:rFonts w:eastAsiaTheme="minorHAnsi"/>
+                <w:sz w:val="18"/>
+                <w:szCs w:val="18"/>
+              </w:rPr>
+            </w:pPr>
+          </w:p>
+        </w:tc>
+        <w:tc>
+          <w:tcPr>
+            <w:tcW w:w="1498" w:type="dxa"/>
+            <w:shd w:val="clear" w:color="auto" w:fill="F2CEED" w:themeFill="accent5" w:themeFillTint="33"/>
+          </w:tcPr>
+          <w:p>
+            <w:pPr>
+              <w:rPr>
+                <w:rFonts w:eastAsiaTheme="minorHAnsi"/>
+                <w:sz w:val="18"/>
+                <w:szCs w:val="18"/>
+              </w:rPr>
+            </w:pPr>
+          </w:p>
+        </w:tc>
+        <w:tc>
+          <w:tcPr>
+            <w:tcW w:w="1498" w:type="dxa"/>
+            <w:shd w:val="clear" w:color="auto" w:fill="F2CEED" w:themeFill="accent5" w:themeFillTint="33"/>
+          </w:tcPr>
+          <w:p>
+            <w:pPr>
+              <w:rPr>
+                <w:rFonts w:eastAsiaTheme="minorHAnsi"/>
+                <w:sz w:val="18"/>
+                <w:szCs w:val="18"/>
+              </w:rPr>
+            </w:pPr>
+          </w:p>
+        </w:tc>
+        <w:tc>
+          <w:tcPr>
+            <w:tcW w:w="1498" w:type="dxa"/>
+            <w:shd w:val="clear" w:color="auto" w:fill="F2CEED" w:themeFill="accent5" w:themeFillTint="33"/>
+          </w:tcPr>
+          <w:p>
+            <w:pPr>
+              <w:rPr>
+                <w:rFonts w:eastAsiaTheme="minorHAnsi"/>
+                <w:sz w:val="18"/>
+                <w:szCs w:val="18"/>
+              </w:rPr>
+            </w:pPr>
+          </w:p>
+        </w:tc>
+        <w:tc>
+          <w:tcPr>
+            <w:tcW w:w="1498" w:type="dxa"/>
+            <w:shd w:val="clear" w:color="auto" w:fill="F2CEED" w:themeFill="accent5" w:themeFillTint="33"/>
+          </w:tcPr>
+          <w:p>
+            <w:pPr>
+              <w:rPr>
+                <w:rFonts w:eastAsiaTheme="minorHAnsi"/>
+                <w:sz w:val="18"/>
+                <w:szCs w:val="18"/>
+              </w:rPr>
+            </w:pPr>
+          </w:p>
+        </w:tc>
+        <w:tc>
+          <w:tcPr>
+            <w:tcW w:w="1498" w:type="dxa"/>
+            <w:shd w:val="clear" w:color="auto" w:fill="F2CEED" w:themeFill="accent5" w:themeFillTint="33"/>
           </w:tcPr>
           <w:p>
             <w:pPr>
@@ -2844,7 +2527,7 @@
         <w:tc>
           <w:tcPr>
             <w:tcW w:w="1497" w:type="dxa"/>
-            <w:shd w:val="clear" w:color="auto" w:fill="E6E9EB" w:themeFill="text2" w:themeFillTint="1a"/>
+            <w:shd w:val="clear" w:color="auto" w:fill="DAE9F7" w:themeFill="text2" w:themeFillTint="1A"/>
           </w:tcPr>
           <w:p>
             <w:pPr>
@@ -2868,7 +2551,7 @@
         <w:tc>
           <w:tcPr>
             <w:tcW w:w="1498" w:type="dxa"/>
-            <w:shd w:val="clear" w:color="auto" w:fill="E6E9EB" w:themeFill="text2" w:themeFillTint="1a"/>
+            <w:shd w:val="clear" w:color="auto" w:fill="DAE9F7" w:themeFill="text2" w:themeFillTint="1A"/>
           </w:tcPr>
           <w:p>
             <w:pPr>
@@ -2892,7 +2575,7 @@
         <w:tc>
           <w:tcPr>
             <w:tcW w:w="1498" w:type="dxa"/>
-            <w:shd w:val="clear" w:color="auto" w:fill="E6E9EB" w:themeFill="text2" w:themeFillTint="1a"/>
+            <w:shd w:val="clear" w:color="auto" w:fill="DAE9F7" w:themeFill="text2" w:themeFillTint="1A"/>
           </w:tcPr>
           <w:p>
             <w:pPr>
@@ -2916,7 +2599,7 @@
         <w:tc>
           <w:tcPr>
             <w:tcW w:w="1498" w:type="dxa"/>
-            <w:shd w:val="clear" w:color="auto" w:fill="E6E9EB" w:themeFill="text2" w:themeFillTint="1a"/>
+            <w:shd w:val="clear" w:color="auto" w:fill="DAE9F7" w:themeFill="text2" w:themeFillTint="1A"/>
           </w:tcPr>
           <w:p>
             <w:pPr>
@@ -2940,7 +2623,7 @@
         <w:tc>
           <w:tcPr>
             <w:tcW w:w="1498" w:type="dxa"/>
-            <w:shd w:val="clear" w:color="auto" w:fill="E6E9EB" w:themeFill="text2" w:themeFillTint="1a"/>
+            <w:shd w:val="clear" w:color="auto" w:fill="DAE9F7" w:themeFill="text2" w:themeFillTint="1A"/>
           </w:tcPr>
           <w:p>
             <w:pPr>
@@ -2964,7 +2647,7 @@
         <w:tc>
           <w:tcPr>
             <w:tcW w:w="1498" w:type="dxa"/>
-            <w:shd w:val="clear" w:color="auto" w:fill="E6E9EB" w:themeFill="text2" w:themeFillTint="1a"/>
+            <w:shd w:val="clear" w:color="auto" w:fill="DAE9F7" w:themeFill="text2" w:themeFillTint="1A"/>
           </w:tcPr>
           <w:p>
             <w:pPr>
@@ -2988,7 +2671,7 @@
         <w:tc>
           <w:tcPr>
             <w:tcW w:w="1498" w:type="dxa"/>
-            <w:shd w:val="clear" w:color="auto" w:fill="E6E9EB" w:themeFill="text2" w:themeFillTint="1a"/>
+            <w:shd w:val="clear" w:color="auto" w:fill="DAE9F7" w:themeFill="text2" w:themeFillTint="1A"/>
           </w:tcPr>
           <w:p>
             <w:pPr>
@@ -3012,102 +2695,102 @@
       </w:tr>
       <w:tr>
         <w:trPr>
-          <w:trHeight w:val="412" w:hRule="atLeast"/>
+          <w:trHeight w:val="412"/>
         </w:trPr>
         <w:tc>
           <w:tcPr>
             <w:tcW w:w="1497" w:type="dxa"/>
-            <w:shd w:val="clear" w:color="auto" w:fill="ECD4E9" w:themeFill="accent5" w:themeFillTint="33"/>
-          </w:tcPr>
-          <w:p>
-            <w:pPr>
-              <w:rPr>
-                <w:rFonts w:eastAsiaTheme="minorHAnsi"/>
-                <w:sz w:val="18"/>
-                <w:szCs w:val="18"/>
-              </w:rPr>
-            </w:pPr>
-          </w:p>
-        </w:tc>
-        <w:tc>
-          <w:tcPr>
-            <w:tcW w:w="1498" w:type="dxa"/>
-            <w:shd w:val="clear" w:color="auto" w:fill="ECD4E9" w:themeFill="accent5" w:themeFillTint="33"/>
-          </w:tcPr>
-          <w:p>
-            <w:pPr>
-              <w:rPr>
-                <w:rFonts w:eastAsiaTheme="minorHAnsi"/>
-                <w:sz w:val="18"/>
-                <w:szCs w:val="18"/>
-              </w:rPr>
-            </w:pPr>
-          </w:p>
-        </w:tc>
-        <w:tc>
-          <w:tcPr>
-            <w:tcW w:w="1498" w:type="dxa"/>
-            <w:shd w:val="clear" w:color="auto" w:fill="ECD4E9" w:themeFill="accent5" w:themeFillTint="33"/>
-          </w:tcPr>
-          <w:p>
-            <w:pPr>
-              <w:rPr>
-                <w:rFonts w:eastAsiaTheme="minorHAnsi"/>
-                <w:sz w:val="18"/>
-                <w:szCs w:val="18"/>
-              </w:rPr>
-            </w:pPr>
-          </w:p>
-        </w:tc>
-        <w:tc>
-          <w:tcPr>
-            <w:tcW w:w="1498" w:type="dxa"/>
-            <w:shd w:val="clear" w:color="auto" w:fill="ECD4E9" w:themeFill="accent5" w:themeFillTint="33"/>
-          </w:tcPr>
-          <w:p>
-            <w:pPr>
-              <w:rPr>
-                <w:rFonts w:eastAsiaTheme="minorHAnsi"/>
-                <w:sz w:val="18"/>
-                <w:szCs w:val="18"/>
-              </w:rPr>
-            </w:pPr>
-          </w:p>
-        </w:tc>
-        <w:tc>
-          <w:tcPr>
-            <w:tcW w:w="1498" w:type="dxa"/>
-            <w:shd w:val="clear" w:color="auto" w:fill="ECD4E9" w:themeFill="accent5" w:themeFillTint="33"/>
-          </w:tcPr>
-          <w:p>
-            <w:pPr>
-              <w:rPr>
-                <w:rFonts w:eastAsiaTheme="minorHAnsi"/>
-                <w:sz w:val="18"/>
-                <w:szCs w:val="18"/>
-              </w:rPr>
-            </w:pPr>
-          </w:p>
-        </w:tc>
-        <w:tc>
-          <w:tcPr>
-            <w:tcW w:w="1498" w:type="dxa"/>
-            <w:shd w:val="clear" w:color="auto" w:fill="ECD4E9" w:themeFill="accent5" w:themeFillTint="33"/>
-          </w:tcPr>
-          <w:p>
-            <w:pPr>
-              <w:rPr>
-                <w:rFonts w:eastAsiaTheme="minorHAnsi"/>
-                <w:sz w:val="18"/>
-                <w:szCs w:val="18"/>
-              </w:rPr>
-            </w:pPr>
-          </w:p>
-        </w:tc>
-        <w:tc>
-          <w:tcPr>
-            <w:tcW w:w="1498" w:type="dxa"/>
-            <w:shd w:val="clear" w:color="auto" w:fill="ECD4E9" w:themeFill="accent5" w:themeFillTint="33"/>
+            <w:shd w:val="clear" w:color="auto" w:fill="F2CEED" w:themeFill="accent5" w:themeFillTint="33"/>
+          </w:tcPr>
+          <w:p>
+            <w:pPr>
+              <w:rPr>
+                <w:rFonts w:eastAsiaTheme="minorHAnsi"/>
+                <w:sz w:val="18"/>
+                <w:szCs w:val="18"/>
+              </w:rPr>
+            </w:pPr>
+          </w:p>
+        </w:tc>
+        <w:tc>
+          <w:tcPr>
+            <w:tcW w:w="1498" w:type="dxa"/>
+            <w:shd w:val="clear" w:color="auto" w:fill="F2CEED" w:themeFill="accent5" w:themeFillTint="33"/>
+          </w:tcPr>
+          <w:p>
+            <w:pPr>
+              <w:rPr>
+                <w:rFonts w:eastAsiaTheme="minorHAnsi"/>
+                <w:sz w:val="18"/>
+                <w:szCs w:val="18"/>
+              </w:rPr>
+            </w:pPr>
+          </w:p>
+        </w:tc>
+        <w:tc>
+          <w:tcPr>
+            <w:tcW w:w="1498" w:type="dxa"/>
+            <w:shd w:val="clear" w:color="auto" w:fill="F2CEED" w:themeFill="accent5" w:themeFillTint="33"/>
+          </w:tcPr>
+          <w:p>
+            <w:pPr>
+              <w:rPr>
+                <w:rFonts w:eastAsiaTheme="minorHAnsi"/>
+                <w:sz w:val="18"/>
+                <w:szCs w:val="18"/>
+              </w:rPr>
+            </w:pPr>
+          </w:p>
+        </w:tc>
+        <w:tc>
+          <w:tcPr>
+            <w:tcW w:w="1498" w:type="dxa"/>
+            <w:shd w:val="clear" w:color="auto" w:fill="F2CEED" w:themeFill="accent5" w:themeFillTint="33"/>
+          </w:tcPr>
+          <w:p>
+            <w:pPr>
+              <w:rPr>
+                <w:rFonts w:eastAsiaTheme="minorHAnsi"/>
+                <w:sz w:val="18"/>
+                <w:szCs w:val="18"/>
+              </w:rPr>
+            </w:pPr>
+          </w:p>
+        </w:tc>
+        <w:tc>
+          <w:tcPr>
+            <w:tcW w:w="1498" w:type="dxa"/>
+            <w:shd w:val="clear" w:color="auto" w:fill="F2CEED" w:themeFill="accent5" w:themeFillTint="33"/>
+          </w:tcPr>
+          <w:p>
+            <w:pPr>
+              <w:rPr>
+                <w:rFonts w:eastAsiaTheme="minorHAnsi"/>
+                <w:sz w:val="18"/>
+                <w:szCs w:val="18"/>
+              </w:rPr>
+            </w:pPr>
+          </w:p>
+        </w:tc>
+        <w:tc>
+          <w:tcPr>
+            <w:tcW w:w="1498" w:type="dxa"/>
+            <w:shd w:val="clear" w:color="auto" w:fill="F2CEED" w:themeFill="accent5" w:themeFillTint="33"/>
+          </w:tcPr>
+          <w:p>
+            <w:pPr>
+              <w:rPr>
+                <w:rFonts w:eastAsiaTheme="minorHAnsi"/>
+                <w:sz w:val="18"/>
+                <w:szCs w:val="18"/>
+              </w:rPr>
+            </w:pPr>
+          </w:p>
+        </w:tc>
+        <w:tc>
+          <w:tcPr>
+            <w:tcW w:w="1498" w:type="dxa"/>
+            <w:shd w:val="clear" w:color="auto" w:fill="F2CEED" w:themeFill="accent5" w:themeFillTint="33"/>
           </w:tcPr>
           <w:p>
             <w:pPr>
@@ -3124,7 +2807,7 @@
         <w:tc>
           <w:tcPr>
             <w:tcW w:w="1497" w:type="dxa"/>
-            <w:shd w:val="clear" w:color="auto" w:fill="E6E9EB" w:themeFill="text2" w:themeFillTint="1a"/>
+            <w:shd w:val="clear" w:color="auto" w:fill="DAE9F7" w:themeFill="text2" w:themeFillTint="1A"/>
           </w:tcPr>
           <w:p>
             <w:pPr>
@@ -3148,7 +2831,7 @@
         <w:tc>
           <w:tcPr>
             <w:tcW w:w="1498" w:type="dxa"/>
-            <w:shd w:val="clear" w:color="auto" w:fill="E6E9EB" w:themeFill="text2" w:themeFillTint="1a"/>
+            <w:shd w:val="clear" w:color="auto" w:fill="DAE9F7" w:themeFill="text2" w:themeFillTint="1A"/>
           </w:tcPr>
           <w:p>
             <w:pPr>
@@ -3172,7 +2855,7 @@
         <w:tc>
           <w:tcPr>
             <w:tcW w:w="1498" w:type="dxa"/>
-            <w:shd w:val="clear" w:color="auto" w:fill="E6E9EB" w:themeFill="text2" w:themeFillTint="1a"/>
+            <w:shd w:val="clear" w:color="auto" w:fill="DAE9F7" w:themeFill="text2" w:themeFillTint="1A"/>
           </w:tcPr>
           <w:p>
             <w:pPr>
@@ -3196,7 +2879,7 @@
         <w:tc>
           <w:tcPr>
             <w:tcW w:w="1498" w:type="dxa"/>
-            <w:shd w:val="clear" w:color="auto" w:fill="E6E9EB" w:themeFill="text2" w:themeFillTint="1a"/>
+            <w:shd w:val="clear" w:color="auto" w:fill="DAE9F7" w:themeFill="text2" w:themeFillTint="1A"/>
           </w:tcPr>
           <w:p>
             <w:pPr>
@@ -3220,7 +2903,7 @@
         <w:tc>
           <w:tcPr>
             <w:tcW w:w="1498" w:type="dxa"/>
-            <w:shd w:val="clear" w:color="auto" w:fill="E6E9EB" w:themeFill="text2" w:themeFillTint="1a"/>
+            <w:shd w:val="clear" w:color="auto" w:fill="DAE9F7" w:themeFill="text2" w:themeFillTint="1A"/>
           </w:tcPr>
           <w:p>
             <w:pPr>
@@ -3244,7 +2927,7 @@
         <w:tc>
           <w:tcPr>
             <w:tcW w:w="1498" w:type="dxa"/>
-            <w:shd w:val="clear" w:color="auto" w:fill="E6E9EB" w:themeFill="text2" w:themeFillTint="1a"/>
+            <w:shd w:val="clear" w:color="auto" w:fill="DAE9F7" w:themeFill="text2" w:themeFillTint="1A"/>
           </w:tcPr>
           <w:p>
             <w:pPr>
@@ -3268,7 +2951,7 @@
         <w:tc>
           <w:tcPr>
             <w:tcW w:w="1498" w:type="dxa"/>
-            <w:shd w:val="clear" w:color="auto" w:fill="E6E9EB" w:themeFill="text2" w:themeFillTint="1a"/>
+            <w:shd w:val="clear" w:color="auto" w:fill="DAE9F7" w:themeFill="text2" w:themeFillTint="1A"/>
           </w:tcPr>
           <w:p>
             <w:pPr>
@@ -3292,96 +2975,96 @@
       </w:tr>
       <w:tr>
         <w:trPr>
-          <w:trHeight w:val="407" w:hRule="atLeast"/>
+          <w:trHeight w:val="407"/>
         </w:trPr>
         <w:tc>
           <w:tcPr>
             <w:tcW w:w="1497" w:type="dxa"/>
-            <w:shd w:val="clear" w:color="auto" w:fill="ECD4E9" w:themeFill="accent5" w:themeFillTint="33"/>
-          </w:tcPr>
-          <w:p>
-            <w:pPr>
-              <w:rPr>
-                <w:rFonts w:eastAsiaTheme="minorHAnsi"/>
-                <w:sz w:val="24"/>
-              </w:rPr>
-            </w:pPr>
-          </w:p>
-        </w:tc>
-        <w:tc>
-          <w:tcPr>
-            <w:tcW w:w="1498" w:type="dxa"/>
-            <w:shd w:val="clear" w:color="auto" w:fill="ECD4E9" w:themeFill="accent5" w:themeFillTint="33"/>
-          </w:tcPr>
-          <w:p>
-            <w:pPr>
-              <w:rPr>
-                <w:rFonts w:eastAsiaTheme="minorHAnsi"/>
-                <w:sz w:val="24"/>
-              </w:rPr>
-            </w:pPr>
-          </w:p>
-        </w:tc>
-        <w:tc>
-          <w:tcPr>
-            <w:tcW w:w="1498" w:type="dxa"/>
-            <w:shd w:val="clear" w:color="auto" w:fill="ECD4E9" w:themeFill="accent5" w:themeFillTint="33"/>
-          </w:tcPr>
-          <w:p>
-            <w:pPr>
-              <w:rPr>
-                <w:rFonts w:eastAsiaTheme="minorHAnsi"/>
-                <w:sz w:val="24"/>
-              </w:rPr>
-            </w:pPr>
-          </w:p>
-        </w:tc>
-        <w:tc>
-          <w:tcPr>
-            <w:tcW w:w="1498" w:type="dxa"/>
-            <w:shd w:val="clear" w:color="auto" w:fill="ECD4E9" w:themeFill="accent5" w:themeFillTint="33"/>
-          </w:tcPr>
-          <w:p>
-            <w:pPr>
-              <w:rPr>
-                <w:rFonts w:eastAsiaTheme="minorHAnsi"/>
-                <w:sz w:val="24"/>
-              </w:rPr>
-            </w:pPr>
-          </w:p>
-        </w:tc>
-        <w:tc>
-          <w:tcPr>
-            <w:tcW w:w="1498" w:type="dxa"/>
-            <w:shd w:val="clear" w:color="auto" w:fill="ECD4E9" w:themeFill="accent5" w:themeFillTint="33"/>
-          </w:tcPr>
-          <w:p>
-            <w:pPr>
-              <w:rPr>
-                <w:rFonts w:eastAsiaTheme="minorHAnsi"/>
-                <w:sz w:val="24"/>
-              </w:rPr>
-            </w:pPr>
-          </w:p>
-        </w:tc>
-        <w:tc>
-          <w:tcPr>
-            <w:tcW w:w="1498" w:type="dxa"/>
-            <w:shd w:val="clear" w:color="auto" w:fill="ECD4E9" w:themeFill="accent5" w:themeFillTint="33"/>
-          </w:tcPr>
-          <w:p>
-            <w:pPr>
-              <w:rPr>
-                <w:rFonts w:eastAsiaTheme="minorHAnsi"/>
-                <w:sz w:val="24"/>
-              </w:rPr>
-            </w:pPr>
-          </w:p>
-        </w:tc>
-        <w:tc>
-          <w:tcPr>
-            <w:tcW w:w="1498" w:type="dxa"/>
-            <w:shd w:val="clear" w:color="auto" w:fill="ECD4E9" w:themeFill="accent5" w:themeFillTint="33"/>
+            <w:shd w:val="clear" w:color="auto" w:fill="F2CEED" w:themeFill="accent5" w:themeFillTint="33"/>
+          </w:tcPr>
+          <w:p>
+            <w:pPr>
+              <w:rPr>
+                <w:rFonts w:eastAsiaTheme="minorHAnsi"/>
+                <w:sz w:val="24"/>
+              </w:rPr>
+            </w:pPr>
+          </w:p>
+        </w:tc>
+        <w:tc>
+          <w:tcPr>
+            <w:tcW w:w="1498" w:type="dxa"/>
+            <w:shd w:val="clear" w:color="auto" w:fill="F2CEED" w:themeFill="accent5" w:themeFillTint="33"/>
+          </w:tcPr>
+          <w:p>
+            <w:pPr>
+              <w:rPr>
+                <w:rFonts w:eastAsiaTheme="minorHAnsi"/>
+                <w:sz w:val="24"/>
+              </w:rPr>
+            </w:pPr>
+          </w:p>
+        </w:tc>
+        <w:tc>
+          <w:tcPr>
+            <w:tcW w:w="1498" w:type="dxa"/>
+            <w:shd w:val="clear" w:color="auto" w:fill="F2CEED" w:themeFill="accent5" w:themeFillTint="33"/>
+          </w:tcPr>
+          <w:p>
+            <w:pPr>
+              <w:rPr>
+                <w:rFonts w:eastAsiaTheme="minorHAnsi"/>
+                <w:sz w:val="24"/>
+              </w:rPr>
+            </w:pPr>
+          </w:p>
+        </w:tc>
+        <w:tc>
+          <w:tcPr>
+            <w:tcW w:w="1498" w:type="dxa"/>
+            <w:shd w:val="clear" w:color="auto" w:fill="F2CEED" w:themeFill="accent5" w:themeFillTint="33"/>
+          </w:tcPr>
+          <w:p>
+            <w:pPr>
+              <w:rPr>
+                <w:rFonts w:eastAsiaTheme="minorHAnsi"/>
+                <w:sz w:val="24"/>
+              </w:rPr>
+            </w:pPr>
+          </w:p>
+        </w:tc>
+        <w:tc>
+          <w:tcPr>
+            <w:tcW w:w="1498" w:type="dxa"/>
+            <w:shd w:val="clear" w:color="auto" w:fill="F2CEED" w:themeFill="accent5" w:themeFillTint="33"/>
+          </w:tcPr>
+          <w:p>
+            <w:pPr>
+              <w:rPr>
+                <w:rFonts w:eastAsiaTheme="minorHAnsi"/>
+                <w:sz w:val="24"/>
+              </w:rPr>
+            </w:pPr>
+          </w:p>
+        </w:tc>
+        <w:tc>
+          <w:tcPr>
+            <w:tcW w:w="1498" w:type="dxa"/>
+            <w:shd w:val="clear" w:color="auto" w:fill="F2CEED" w:themeFill="accent5" w:themeFillTint="33"/>
+          </w:tcPr>
+          <w:p>
+            <w:pPr>
+              <w:rPr>
+                <w:rFonts w:eastAsiaTheme="minorHAnsi"/>
+                <w:sz w:val="24"/>
+              </w:rPr>
+            </w:pPr>
+          </w:p>
+        </w:tc>
+        <w:tc>
+          <w:tcPr>
+            <w:tcW w:w="1498" w:type="dxa"/>
+            <w:shd w:val="clear" w:color="auto" w:fill="F2CEED" w:themeFill="accent5" w:themeFillTint="33"/>
           </w:tcPr>
           <w:p>
             <w:pPr>
@@ -3418,7 +3101,7 @@
         <w:tc>
           <w:tcPr>
             <w:tcW w:w="1497" w:type="dxa"/>
-            <w:shd w:val="clear" w:color="auto" w:fill="D9D9D9" w:themeFill="background1" w:themeFillShade="d9"/>
+            <w:shd w:val="clear" w:color="auto" w:fill="D9D9D9" w:themeFill="background1" w:themeFillShade="D9"/>
           </w:tcPr>
           <w:p>
             <w:pPr>
@@ -3442,7 +3125,7 @@
         <w:tc>
           <w:tcPr>
             <w:tcW w:w="1498" w:type="dxa"/>
-            <w:shd w:val="clear" w:color="auto" w:fill="D9D9D9" w:themeFill="background1" w:themeFillShade="d9"/>
+            <w:shd w:val="clear" w:color="auto" w:fill="D9D9D9" w:themeFill="background1" w:themeFillShade="D9"/>
           </w:tcPr>
           <w:p>
             <w:pPr>
@@ -3466,7 +3149,7 @@
         <w:tc>
           <w:tcPr>
             <w:tcW w:w="1498" w:type="dxa"/>
-            <w:shd w:val="clear" w:color="auto" w:fill="D9D9D9" w:themeFill="background1" w:themeFillShade="d9"/>
+            <w:shd w:val="clear" w:color="auto" w:fill="D9D9D9" w:themeFill="background1" w:themeFillShade="D9"/>
           </w:tcPr>
           <w:p>
             <w:pPr>
@@ -3490,7 +3173,7 @@
         <w:tc>
           <w:tcPr>
             <w:tcW w:w="1498" w:type="dxa"/>
-            <w:shd w:val="clear" w:color="auto" w:fill="D9D9D9" w:themeFill="background1" w:themeFillShade="d9"/>
+            <w:shd w:val="clear" w:color="auto" w:fill="D9D9D9" w:themeFill="background1" w:themeFillShade="D9"/>
           </w:tcPr>
           <w:p>
             <w:pPr>
@@ -3514,7 +3197,7 @@
         <w:tc>
           <w:tcPr>
             <w:tcW w:w="1498" w:type="dxa"/>
-            <w:shd w:val="clear" w:color="auto" w:fill="D9D9D9" w:themeFill="background1" w:themeFillShade="d9"/>
+            <w:shd w:val="clear" w:color="auto" w:fill="D9D9D9" w:themeFill="background1" w:themeFillShade="D9"/>
           </w:tcPr>
           <w:p>
             <w:pPr>
@@ -3538,7 +3221,7 @@
         <w:tc>
           <w:tcPr>
             <w:tcW w:w="1498" w:type="dxa"/>
-            <w:shd w:val="clear" w:color="auto" w:fill="D9D9D9" w:themeFill="background1" w:themeFillShade="d9"/>
+            <w:shd w:val="clear" w:color="auto" w:fill="D9D9D9" w:themeFill="background1" w:themeFillShade="D9"/>
           </w:tcPr>
           <w:p>
             <w:pPr>
@@ -3562,7 +3245,7 @@
         <w:tc>
           <w:tcPr>
             <w:tcW w:w="1498" w:type="dxa"/>
-            <w:shd w:val="clear" w:color="auto" w:fill="D9D9D9" w:themeFill="background1" w:themeFillShade="d9"/>
+            <w:shd w:val="clear" w:color="auto" w:fill="D9D9D9" w:themeFill="background1" w:themeFillShade="D9"/>
           </w:tcPr>
           <w:p>
             <w:pPr>
@@ -3588,7 +3271,7 @@
         <w:tc>
           <w:tcPr>
             <w:tcW w:w="1497" w:type="dxa"/>
-            <w:shd w:val="clear" w:color="auto" w:fill="E6E9EB" w:themeFill="text2" w:themeFillTint="1a"/>
+            <w:shd w:val="clear" w:color="auto" w:fill="DAE9F7" w:themeFill="text2" w:themeFillTint="1A"/>
           </w:tcPr>
           <w:p>
             <w:pPr>
@@ -3612,7 +3295,7 @@
         <w:tc>
           <w:tcPr>
             <w:tcW w:w="1498" w:type="dxa"/>
-            <w:shd w:val="clear" w:color="auto" w:fill="E6E9EB" w:themeFill="text2" w:themeFillTint="1a"/>
+            <w:shd w:val="clear" w:color="auto" w:fill="DAE9F7" w:themeFill="text2" w:themeFillTint="1A"/>
           </w:tcPr>
           <w:p>
             <w:pPr>
@@ -3636,7 +3319,7 @@
         <w:tc>
           <w:tcPr>
             <w:tcW w:w="1498" w:type="dxa"/>
-            <w:shd w:val="clear" w:color="auto" w:fill="E6E9EB" w:themeFill="text2" w:themeFillTint="1a"/>
+            <w:shd w:val="clear" w:color="auto" w:fill="DAE9F7" w:themeFill="text2" w:themeFillTint="1A"/>
           </w:tcPr>
           <w:p>
             <w:pPr>
@@ -3660,7 +3343,7 @@
         <w:tc>
           <w:tcPr>
             <w:tcW w:w="1498" w:type="dxa"/>
-            <w:shd w:val="clear" w:color="auto" w:fill="E6E9EB" w:themeFill="text2" w:themeFillTint="1a"/>
+            <w:shd w:val="clear" w:color="auto" w:fill="DAE9F7" w:themeFill="text2" w:themeFillTint="1A"/>
           </w:tcPr>
           <w:p>
             <w:pPr>
@@ -3684,7 +3367,7 @@
         <w:tc>
           <w:tcPr>
             <w:tcW w:w="1498" w:type="dxa"/>
-            <w:shd w:val="clear" w:color="auto" w:fill="E6E9EB" w:themeFill="text2" w:themeFillTint="1a"/>
+            <w:shd w:val="clear" w:color="auto" w:fill="DAE9F7" w:themeFill="text2" w:themeFillTint="1A"/>
           </w:tcPr>
           <w:p>
             <w:pPr>
@@ -3708,7 +3391,7 @@
         <w:tc>
           <w:tcPr>
             <w:tcW w:w="1498" w:type="dxa"/>
-            <w:shd w:val="clear" w:color="auto" w:fill="E6E9EB" w:themeFill="text2" w:themeFillTint="1a"/>
+            <w:shd w:val="clear" w:color="auto" w:fill="DAE9F7" w:themeFill="text2" w:themeFillTint="1A"/>
           </w:tcPr>
           <w:p>
             <w:pPr>
@@ -3732,7 +3415,7 @@
         <w:tc>
           <w:tcPr>
             <w:tcW w:w="1498" w:type="dxa"/>
-            <w:shd w:val="clear" w:color="auto" w:fill="E6E9EB" w:themeFill="text2" w:themeFillTint="1a"/>
+            <w:shd w:val="clear" w:color="auto" w:fill="DAE9F7" w:themeFill="text2" w:themeFillTint="1A"/>
           </w:tcPr>
           <w:p>
             <w:pPr>
@@ -3756,12 +3439,12 @@
       </w:tr>
       <w:tr>
         <w:trPr>
-          <w:trHeight w:val="431" w:hRule="atLeast"/>
+          <w:trHeight w:val="431"/>
         </w:trPr>
         <w:tc>
           <w:tcPr>
             <w:tcW w:w="1497" w:type="dxa"/>
-            <w:shd w:val="clear" w:color="auto" w:fill="CEEBF6" w:themeFill="accent4" w:themeFillTint="33"/>
+            <w:shd w:val="clear" w:color="auto" w:fill="CAEDFB" w:themeFill="accent4" w:themeFillTint="33"/>
           </w:tcPr>
           <w:p>
             <w:pPr>
@@ -3776,7 +3459,7 @@
         <w:tc>
           <w:tcPr>
             <w:tcW w:w="1498" w:type="dxa"/>
-            <w:shd w:val="clear" w:color="auto" w:fill="CEEBF6" w:themeFill="accent4" w:themeFillTint="33"/>
+            <w:shd w:val="clear" w:color="auto" w:fill="CAEDFB" w:themeFill="accent4" w:themeFillTint="33"/>
           </w:tcPr>
           <w:p>
             <w:pPr>
@@ -3791,7 +3474,7 @@
         <w:tc>
           <w:tcPr>
             <w:tcW w:w="1498" w:type="dxa"/>
-            <w:shd w:val="clear" w:color="auto" w:fill="CEEBF6" w:themeFill="accent4" w:themeFillTint="33"/>
+            <w:shd w:val="clear" w:color="auto" w:fill="CAEDFB" w:themeFill="accent4" w:themeFillTint="33"/>
           </w:tcPr>
           <w:p>
             <w:pPr>
@@ -3806,7 +3489,7 @@
         <w:tc>
           <w:tcPr>
             <w:tcW w:w="1498" w:type="dxa"/>
-            <w:shd w:val="clear" w:color="auto" w:fill="CEEBF6" w:themeFill="accent4" w:themeFillTint="33"/>
+            <w:shd w:val="clear" w:color="auto" w:fill="CAEDFB" w:themeFill="accent4" w:themeFillTint="33"/>
           </w:tcPr>
           <w:p>
             <w:pPr>
@@ -3821,25 +3504,21 @@
         <w:tc>
           <w:tcPr>
             <w:tcW w:w="1498" w:type="dxa"/>
-            <w:shd w:val="clear" w:color="auto" w:fill="CEEBF6" w:themeFill="accent4" w:themeFillTint="33"/>
-          </w:tcPr>
-          <w:p>
-            <w:pPr>
-              <w:rPr>
-                <w:lang w:eastAsia="ko-KR"/>
+            <w:shd w:val="clear" w:color="auto" w:fill="CAEDFB" w:themeFill="accent4" w:themeFillTint="33"/>
+          </w:tcPr>
+          <w:p>
+            <w:pPr>
+              <w:rPr>
                 <w:rFonts w:asciiTheme="majorHAnsi" w:eastAsiaTheme="majorHAnsi" w:hAnsiTheme="majorHAnsi"/>
                 <w:sz w:val="16"/>
                 <w:szCs w:val="16"/>
-                <w:rtl w:val="off"/>
-              </w:rPr>
-            </w:pPr>
-            <w:r>
-              <w:rPr>
-                <w:lang w:eastAsia="ko-KR"/>
+              </w:rPr>
+            </w:pPr>
+            <w:r>
+              <w:rPr>
                 <w:rFonts w:asciiTheme="majorHAnsi" w:eastAsiaTheme="majorHAnsi" w:hAnsiTheme="majorHAnsi"/>
                 <w:sz w:val="16"/>
                 <w:szCs w:val="16"/>
-                <w:rtl w:val="off"/>
               </w:rPr>
               <w:t>- EmotionGame, Hatch 네트워크 로직 작성</w:t>
             </w:r>
@@ -3847,20 +3526,16 @@
           <w:p>
             <w:pPr>
               <w:rPr>
-                <w:lang w:eastAsia="ko-KR"/>
                 <w:rFonts w:asciiTheme="majorHAnsi" w:eastAsiaTheme="majorHAnsi" w:hAnsiTheme="majorHAnsi"/>
                 <w:sz w:val="16"/>
                 <w:szCs w:val="16"/>
-                <w:rtl w:val="off"/>
-              </w:rPr>
-            </w:pPr>
-            <w:r>
-              <w:rPr>
-                <w:lang w:eastAsia="ko-KR"/>
+              </w:rPr>
+            </w:pPr>
+            <w:r>
+              <w:rPr>
                 <w:rFonts w:asciiTheme="majorHAnsi" w:eastAsiaTheme="majorHAnsi" w:hAnsiTheme="majorHAnsi"/>
                 <w:sz w:val="16"/>
                 <w:szCs w:val="16"/>
-                <w:rtl w:val="off"/>
               </w:rPr>
               <w:t>- 거미줄 생성</w:t>
             </w:r>
@@ -3868,20 +3543,16 @@
           <w:p>
             <w:pPr>
               <w:rPr>
-                <w:lang w:eastAsia="ko-KR"/>
                 <w:rFonts w:asciiTheme="majorHAnsi" w:eastAsiaTheme="majorHAnsi" w:hAnsiTheme="majorHAnsi"/>
                 <w:sz w:val="16"/>
                 <w:szCs w:val="16"/>
-                <w:rtl w:val="off"/>
-              </w:rPr>
-            </w:pPr>
-            <w:r>
-              <w:rPr>
-                <w:lang w:eastAsia="ko-KR"/>
+              </w:rPr>
+            </w:pPr>
+            <w:r>
+              <w:rPr>
                 <w:rFonts w:asciiTheme="majorHAnsi" w:eastAsiaTheme="majorHAnsi" w:hAnsiTheme="majorHAnsi"/>
                 <w:sz w:val="16"/>
                 <w:szCs w:val="16"/>
-                <w:rtl w:val="off"/>
               </w:rPr>
               <w:t>- Hatch 클래스 생성 및 상호작용 함수 구현(서버 통신X)</w:t>
             </w:r>
@@ -3896,11 +3567,9 @@
             </w:pPr>
             <w:r>
               <w:rPr>
-                <w:lang w:eastAsia="ko-KR"/>
                 <w:rFonts w:asciiTheme="majorHAnsi" w:eastAsiaTheme="majorHAnsi" w:hAnsiTheme="majorHAnsi"/>
                 <w:sz w:val="16"/>
                 <w:szCs w:val="16"/>
-                <w:rtl w:val="off"/>
               </w:rPr>
               <w:t xml:space="preserve">- EmotionGame </w:t>
             </w:r>
@@ -3909,25 +3578,21 @@
         <w:tc>
           <w:tcPr>
             <w:tcW w:w="1498" w:type="dxa"/>
-            <w:shd w:val="clear" w:color="auto" w:fill="CEEBF6" w:themeFill="accent4" w:themeFillTint="33"/>
-          </w:tcPr>
-          <w:p>
-            <w:pPr>
-              <w:rPr>
-                <w:lang w:eastAsia="ko-KR"/>
+            <w:shd w:val="clear" w:color="auto" w:fill="CAEDFB" w:themeFill="accent4" w:themeFillTint="33"/>
+          </w:tcPr>
+          <w:p>
+            <w:pPr>
+              <w:rPr>
                 <w:rFonts w:asciiTheme="majorHAnsi" w:eastAsiaTheme="majorHAnsi" w:hAnsiTheme="majorHAnsi"/>
                 <w:sz w:val="16"/>
                 <w:szCs w:val="16"/>
-                <w:rtl w:val="off"/>
-              </w:rPr>
-            </w:pPr>
-            <w:r>
-              <w:rPr>
-                <w:lang w:eastAsia="ko-KR"/>
+              </w:rPr>
+            </w:pPr>
+            <w:r>
+              <w:rPr>
                 <w:rFonts w:asciiTheme="majorHAnsi" w:eastAsiaTheme="majorHAnsi" w:hAnsiTheme="majorHAnsi"/>
                 <w:sz w:val="16"/>
                 <w:szCs w:val="16"/>
-                <w:rtl w:val="off"/>
               </w:rPr>
               <w:t>- 감정 추출 및 전송 로직 변경, 추출된 감정 UI에 이모지 그리기</w:t>
             </w:r>
@@ -3942,11 +3607,9 @@
             </w:pPr>
             <w:r>
               <w:rPr>
-                <w:lang w:eastAsia="ko-KR"/>
                 <w:rFonts w:asciiTheme="majorHAnsi" w:eastAsiaTheme="majorHAnsi" w:hAnsiTheme="majorHAnsi"/>
                 <w:sz w:val="16"/>
                 <w:szCs w:val="16"/>
-                <w:rtl w:val="off"/>
               </w:rPr>
               <w:t>- 판매기 네트워크 로직 작성</w:t>
             </w:r>
@@ -3955,7 +3618,7 @@
         <w:tc>
           <w:tcPr>
             <w:tcW w:w="1498" w:type="dxa"/>
-            <w:shd w:val="clear" w:color="auto" w:fill="CEEBF6" w:themeFill="accent4" w:themeFillTint="33"/>
+            <w:shd w:val="clear" w:color="auto" w:fill="CAEDFB" w:themeFill="accent4" w:themeFillTint="33"/>
           </w:tcPr>
           <w:p>
             <w:pPr>
@@ -3967,11 +3630,9 @@
             </w:pPr>
             <w:r>
               <w:rPr>
-                <w:lang w:eastAsia="ko-KR"/>
                 <w:rFonts w:asciiTheme="majorHAnsi" w:eastAsiaTheme="majorHAnsi" w:hAnsiTheme="majorHAnsi"/>
                 <w:sz w:val="16"/>
                 <w:szCs w:val="16"/>
-                <w:rtl w:val="off"/>
               </w:rPr>
               <w:t>- EmotionGame 로직 구현(카운트다운, 게임 결과Display 그리기)</w:t>
             </w:r>
@@ -3982,7 +3643,7 @@
         <w:tc>
           <w:tcPr>
             <w:tcW w:w="1497" w:type="dxa"/>
-            <w:shd w:val="clear" w:color="auto" w:fill="E6E9EB" w:themeFill="text2" w:themeFillTint="1a"/>
+            <w:shd w:val="clear" w:color="auto" w:fill="DAE9F7" w:themeFill="text2" w:themeFillTint="1A"/>
           </w:tcPr>
           <w:p>
             <w:pPr>
@@ -4006,7 +3667,7 @@
         <w:tc>
           <w:tcPr>
             <w:tcW w:w="1498" w:type="dxa"/>
-            <w:shd w:val="clear" w:color="auto" w:fill="E6E9EB" w:themeFill="text2" w:themeFillTint="1a"/>
+            <w:shd w:val="clear" w:color="auto" w:fill="DAE9F7" w:themeFill="text2" w:themeFillTint="1A"/>
           </w:tcPr>
           <w:p>
             <w:pPr>
@@ -4030,7 +3691,7 @@
         <w:tc>
           <w:tcPr>
             <w:tcW w:w="1498" w:type="dxa"/>
-            <w:shd w:val="clear" w:color="auto" w:fill="E6E9EB" w:themeFill="text2" w:themeFillTint="1a"/>
+            <w:shd w:val="clear" w:color="auto" w:fill="DAE9F7" w:themeFill="text2" w:themeFillTint="1A"/>
           </w:tcPr>
           <w:p>
             <w:pPr>
@@ -4054,7 +3715,7 @@
         <w:tc>
           <w:tcPr>
             <w:tcW w:w="1498" w:type="dxa"/>
-            <w:shd w:val="clear" w:color="auto" w:fill="E6E9EB" w:themeFill="text2" w:themeFillTint="1a"/>
+            <w:shd w:val="clear" w:color="auto" w:fill="DAE9F7" w:themeFill="text2" w:themeFillTint="1A"/>
           </w:tcPr>
           <w:p>
             <w:pPr>
@@ -4078,7 +3739,7 @@
         <w:tc>
           <w:tcPr>
             <w:tcW w:w="1498" w:type="dxa"/>
-            <w:shd w:val="clear" w:color="auto" w:fill="E6E9EB" w:themeFill="text2" w:themeFillTint="1a"/>
+            <w:shd w:val="clear" w:color="auto" w:fill="DAE9F7" w:themeFill="text2" w:themeFillTint="1A"/>
           </w:tcPr>
           <w:p>
             <w:pPr>
@@ -4102,7 +3763,7 @@
         <w:tc>
           <w:tcPr>
             <w:tcW w:w="1498" w:type="dxa"/>
-            <w:shd w:val="clear" w:color="auto" w:fill="E6E9EB" w:themeFill="text2" w:themeFillTint="1a"/>
+            <w:shd w:val="clear" w:color="auto" w:fill="DAE9F7" w:themeFill="text2" w:themeFillTint="1A"/>
           </w:tcPr>
           <w:p>
             <w:pPr>
@@ -4126,7 +3787,7 @@
         <w:tc>
           <w:tcPr>
             <w:tcW w:w="1498" w:type="dxa"/>
-            <w:shd w:val="clear" w:color="auto" w:fill="E6E9EB" w:themeFill="text2" w:themeFillTint="1a"/>
+            <w:shd w:val="clear" w:color="auto" w:fill="DAE9F7" w:themeFill="text2" w:themeFillTint="1A"/>
           </w:tcPr>
           <w:p>
             <w:pPr>
@@ -4150,30 +3811,26 @@
       </w:tr>
       <w:tr>
         <w:trPr>
-          <w:trHeight w:val="410" w:hRule="atLeast"/>
+          <w:trHeight w:val="410"/>
         </w:trPr>
         <w:tc>
           <w:tcPr>
             <w:tcW w:w="1497" w:type="dxa"/>
-            <w:shd w:val="clear" w:color="auto" w:fill="D0DFE6" w:themeFill="accent1" w:themeFillTint="33"/>
-          </w:tcPr>
-          <w:p>
-            <w:pPr>
-              <w:rPr>
-                <w:lang w:eastAsia="ko-KR"/>
-                <w:rFonts w:eastAsiaTheme="minorHAnsi"/>
-                <w:sz w:val="16"/>
-                <w:szCs w:val="16"/>
-                <w:rtl w:val="off"/>
-              </w:rPr>
-            </w:pPr>
-            <w:r>
-              <w:rPr>
-                <w:lang w:eastAsia="ko-KR"/>
-                <w:rFonts w:eastAsiaTheme="minorHAnsi"/>
-                <w:sz w:val="16"/>
-                <w:szCs w:val="16"/>
-                <w:rtl w:val="off"/>
+            <w:shd w:val="clear" w:color="auto" w:fill="C1E4F5" w:themeFill="accent1" w:themeFillTint="33"/>
+          </w:tcPr>
+          <w:p>
+            <w:pPr>
+              <w:rPr>
+                <w:rFonts w:eastAsiaTheme="minorHAnsi"/>
+                <w:sz w:val="16"/>
+                <w:szCs w:val="16"/>
+              </w:rPr>
+            </w:pPr>
+            <w:r>
+              <w:rPr>
+                <w:rFonts w:eastAsiaTheme="minorHAnsi"/>
+                <w:sz w:val="16"/>
+                <w:szCs w:val="16"/>
               </w:rPr>
               <w:t>- 스테미나, Hp 바 UI</w:t>
             </w:r>
@@ -4188,11 +3845,9 @@
             </w:pPr>
             <w:r>
               <w:rPr>
-                <w:lang w:eastAsia="ko-KR"/>
-                <w:rFonts w:eastAsiaTheme="minorHAnsi"/>
-                <w:sz w:val="16"/>
-                <w:szCs w:val="16"/>
-                <w:rtl w:val="off"/>
+                <w:rFonts w:eastAsiaTheme="minorHAnsi"/>
+                <w:sz w:val="16"/>
+                <w:szCs w:val="16"/>
               </w:rPr>
               <w:t>- 거미줄 설치</w:t>
             </w:r>
@@ -4201,55 +3856,51 @@
         <w:tc>
           <w:tcPr>
             <w:tcW w:w="1498" w:type="dxa"/>
-            <w:shd w:val="clear" w:color="auto" w:fill="D0DFE6" w:themeFill="accent1" w:themeFillTint="33"/>
-          </w:tcPr>
-          <w:p>
-            <w:pPr>
-              <w:rPr>
-                <w:rFonts w:eastAsiaTheme="minorHAnsi"/>
-                <w:sz w:val="16"/>
-                <w:szCs w:val="16"/>
-              </w:rPr>
-            </w:pPr>
-          </w:p>
-        </w:tc>
-        <w:tc>
-          <w:tcPr>
-            <w:tcW w:w="1498" w:type="dxa"/>
-            <w:shd w:val="clear" w:color="auto" w:fill="D0DFE6" w:themeFill="accent1" w:themeFillTint="33"/>
-          </w:tcPr>
-          <w:p>
-            <w:pPr>
-              <w:rPr>
-                <w:rFonts w:eastAsiaTheme="minorHAnsi"/>
-                <w:sz w:val="16"/>
-                <w:szCs w:val="16"/>
-              </w:rPr>
-            </w:pPr>
-          </w:p>
-        </w:tc>
-        <w:tc>
-          <w:tcPr>
-            <w:tcW w:w="1498" w:type="dxa"/>
-            <w:shd w:val="clear" w:color="auto" w:fill="D0DFE6" w:themeFill="accent1" w:themeFillTint="33"/>
-          </w:tcPr>
-          <w:p>
-            <w:pPr>
-              <w:rPr>
-                <w:lang w:eastAsia="ko-KR"/>
-                <w:rFonts w:eastAsiaTheme="minorHAnsi"/>
-                <w:sz w:val="16"/>
-                <w:szCs w:val="16"/>
-                <w:rtl w:val="off"/>
-              </w:rPr>
-            </w:pPr>
-            <w:r>
-              <w:rPr>
-                <w:lang w:eastAsia="ko-KR"/>
-                <w:rFonts w:eastAsiaTheme="minorHAnsi"/>
-                <w:sz w:val="16"/>
-                <w:szCs w:val="16"/>
-                <w:rtl w:val="off"/>
+            <w:shd w:val="clear" w:color="auto" w:fill="C1E4F5" w:themeFill="accent1" w:themeFillTint="33"/>
+          </w:tcPr>
+          <w:p>
+            <w:pPr>
+              <w:rPr>
+                <w:rFonts w:eastAsiaTheme="minorHAnsi"/>
+                <w:sz w:val="16"/>
+                <w:szCs w:val="16"/>
+              </w:rPr>
+            </w:pPr>
+          </w:p>
+        </w:tc>
+        <w:tc>
+          <w:tcPr>
+            <w:tcW w:w="1498" w:type="dxa"/>
+            <w:shd w:val="clear" w:color="auto" w:fill="C1E4F5" w:themeFill="accent1" w:themeFillTint="33"/>
+          </w:tcPr>
+          <w:p>
+            <w:pPr>
+              <w:rPr>
+                <w:rFonts w:eastAsiaTheme="minorHAnsi"/>
+                <w:sz w:val="16"/>
+                <w:szCs w:val="16"/>
+              </w:rPr>
+            </w:pPr>
+          </w:p>
+        </w:tc>
+        <w:tc>
+          <w:tcPr>
+            <w:tcW w:w="1498" w:type="dxa"/>
+            <w:shd w:val="clear" w:color="auto" w:fill="C1E4F5" w:themeFill="accent1" w:themeFillTint="33"/>
+          </w:tcPr>
+          <w:p>
+            <w:pPr>
+              <w:rPr>
+                <w:rFonts w:eastAsiaTheme="minorHAnsi"/>
+                <w:sz w:val="16"/>
+                <w:szCs w:val="16"/>
+              </w:rPr>
+            </w:pPr>
+            <w:r>
+              <w:rPr>
+                <w:rFonts w:eastAsiaTheme="minorHAnsi"/>
+                <w:sz w:val="16"/>
+                <w:szCs w:val="16"/>
               </w:rPr>
               <w:t>- 거미줄 충돌 이동 속도 변경</w:t>
             </w:r>
@@ -4264,11 +3915,9 @@
             </w:pPr>
             <w:r>
               <w:rPr>
-                <w:lang w:eastAsia="ko-KR"/>
-                <w:rFonts w:eastAsiaTheme="minorHAnsi"/>
-                <w:sz w:val="16"/>
-                <w:szCs w:val="16"/>
-                <w:rtl w:val="off"/>
+                <w:rFonts w:eastAsiaTheme="minorHAnsi"/>
+                <w:sz w:val="16"/>
+                <w:szCs w:val="16"/>
               </w:rPr>
               <w:t>- 판매기 구현</w:t>
             </w:r>
@@ -4277,25 +3926,21 @@
         <w:tc>
           <w:tcPr>
             <w:tcW w:w="1498" w:type="dxa"/>
-            <w:shd w:val="clear" w:color="auto" w:fill="D0DFE6" w:themeFill="accent1" w:themeFillTint="33"/>
-          </w:tcPr>
-          <w:p>
-            <w:pPr>
-              <w:rPr>
-                <w:lang w:eastAsia="ko-KR"/>
-                <w:rFonts w:eastAsiaTheme="minorHAnsi"/>
-                <w:sz w:val="16"/>
-                <w:szCs w:val="16"/>
-                <w:rtl w:val="off"/>
-              </w:rPr>
-            </w:pPr>
-            <w:r>
-              <w:rPr>
-                <w:lang w:eastAsia="ko-KR"/>
-                <w:rFonts w:eastAsiaTheme="minorHAnsi"/>
-                <w:sz w:val="16"/>
-                <w:szCs w:val="16"/>
-                <w:rtl w:val="off"/>
+            <w:shd w:val="clear" w:color="auto" w:fill="C1E4F5" w:themeFill="accent1" w:themeFillTint="33"/>
+          </w:tcPr>
+          <w:p>
+            <w:pPr>
+              <w:rPr>
+                <w:rFonts w:eastAsiaTheme="minorHAnsi"/>
+                <w:sz w:val="16"/>
+                <w:szCs w:val="16"/>
+              </w:rPr>
+            </w:pPr>
+            <w:r>
+              <w:rPr>
+                <w:rFonts w:eastAsiaTheme="minorHAnsi"/>
+                <w:sz w:val="16"/>
+                <w:szCs w:val="16"/>
               </w:rPr>
               <w:t>- 스캔 수정(가격 데이터 연결, UI 겹침 없도록, 크기)</w:t>
             </w:r>
@@ -4310,11 +3955,9 @@
             </w:pPr>
             <w:r>
               <w:rPr>
-                <w:lang w:eastAsia="ko-KR"/>
-                <w:rFonts w:eastAsiaTheme="minorHAnsi"/>
-                <w:sz w:val="16"/>
-                <w:szCs w:val="16"/>
-                <w:rtl w:val="off"/>
+                <w:rFonts w:eastAsiaTheme="minorHAnsi"/>
+                <w:sz w:val="16"/>
+                <w:szCs w:val="16"/>
               </w:rPr>
               <w:t>- EmotionGame Grab 문제 해결</w:t>
             </w:r>
@@ -4323,25 +3966,21 @@
         <w:tc>
           <w:tcPr>
             <w:tcW w:w="1498" w:type="dxa"/>
-            <w:shd w:val="clear" w:color="auto" w:fill="D0DFE6" w:themeFill="accent1" w:themeFillTint="33"/>
-          </w:tcPr>
-          <w:p>
-            <w:pPr>
-              <w:rPr>
-                <w:lang w:eastAsia="ko-KR"/>
-                <w:rFonts w:eastAsiaTheme="minorHAnsi"/>
-                <w:sz w:val="16"/>
-                <w:szCs w:val="16"/>
-                <w:rtl w:val="off"/>
-              </w:rPr>
-            </w:pPr>
-            <w:r>
-              <w:rPr>
-                <w:lang w:eastAsia="ko-KR"/>
-                <w:rFonts w:eastAsiaTheme="minorHAnsi"/>
-                <w:sz w:val="16"/>
-                <w:szCs w:val="16"/>
-                <w:rtl w:val="off"/>
+            <w:shd w:val="clear" w:color="auto" w:fill="C1E4F5" w:themeFill="accent1" w:themeFillTint="33"/>
+          </w:tcPr>
+          <w:p>
+            <w:pPr>
+              <w:rPr>
+                <w:rFonts w:eastAsiaTheme="minorHAnsi"/>
+                <w:sz w:val="16"/>
+                <w:szCs w:val="16"/>
+              </w:rPr>
+            </w:pPr>
+            <w:r>
+              <w:rPr>
+                <w:rFonts w:eastAsiaTheme="minorHAnsi"/>
+                <w:sz w:val="16"/>
+                <w:szCs w:val="16"/>
               </w:rPr>
               <w:t>- 서버 구현 몬스터 클라 구현</w:t>
             </w:r>
@@ -4356,11 +3995,9 @@
             </w:pPr>
             <w:r>
               <w:rPr>
-                <w:lang w:eastAsia="ko-KR"/>
-                <w:rFonts w:eastAsiaTheme="minorHAnsi"/>
-                <w:sz w:val="16"/>
-                <w:szCs w:val="16"/>
-                <w:rtl w:val="off"/>
+                <w:rFonts w:eastAsiaTheme="minorHAnsi"/>
+                <w:sz w:val="16"/>
+                <w:szCs w:val="16"/>
               </w:rPr>
               <w:t>- 스테이지 변경 연출</w:t>
             </w:r>
@@ -4369,23 +4006,21 @@
         <w:tc>
           <w:tcPr>
             <w:tcW w:w="1498" w:type="dxa"/>
-            <w:shd w:val="clear" w:color="auto" w:fill="D0DFE6" w:themeFill="accent1" w:themeFillTint="33"/>
-          </w:tcPr>
-          <w:p>
-            <w:pPr>
-              <w:rPr>
-                <w:rFonts w:eastAsiaTheme="minorHAnsi"/>
-                <w:sz w:val="16"/>
-                <w:szCs w:val="16"/>
-              </w:rPr>
-            </w:pPr>
-            <w:r>
-              <w:rPr>
-                <w:lang w:eastAsia="ko-KR"/>
-                <w:rFonts w:eastAsiaTheme="minorHAnsi"/>
-                <w:sz w:val="16"/>
-                <w:szCs w:val="16"/>
-                <w:rtl w:val="off"/>
+            <w:shd w:val="clear" w:color="auto" w:fill="C1E4F5" w:themeFill="accent1" w:themeFillTint="33"/>
+          </w:tcPr>
+          <w:p>
+            <w:pPr>
+              <w:rPr>
+                <w:rFonts w:eastAsiaTheme="minorHAnsi"/>
+                <w:sz w:val="16"/>
+                <w:szCs w:val="16"/>
+              </w:rPr>
+            </w:pPr>
+            <w:r>
+              <w:rPr>
+                <w:rFonts w:eastAsiaTheme="minorHAnsi"/>
+                <w:sz w:val="16"/>
+                <w:szCs w:val="16"/>
               </w:rPr>
               <w:t>- 서버 구현 몬스터 클라 구현</w:t>
             </w:r>
@@ -4394,12 +4029,12 @@
       </w:tr>
       <w:tr>
         <w:trPr>
-          <w:trHeight w:val="253" w:hRule="atLeast"/>
+          <w:trHeight w:val="253"/>
         </w:trPr>
         <w:tc>
           <w:tcPr>
             <w:tcW w:w="1497" w:type="dxa"/>
-            <w:shd w:val="clear" w:color="auto" w:fill="E6E9EB" w:themeFill="text2" w:themeFillTint="1a"/>
+            <w:shd w:val="clear" w:color="auto" w:fill="DAE9F7" w:themeFill="text2" w:themeFillTint="1A"/>
           </w:tcPr>
           <w:p>
             <w:pPr>
@@ -4423,7 +4058,7 @@
         <w:tc>
           <w:tcPr>
             <w:tcW w:w="1498" w:type="dxa"/>
-            <w:shd w:val="clear" w:color="auto" w:fill="E6E9EB" w:themeFill="text2" w:themeFillTint="1a"/>
+            <w:shd w:val="clear" w:color="auto" w:fill="DAE9F7" w:themeFill="text2" w:themeFillTint="1A"/>
           </w:tcPr>
           <w:p>
             <w:pPr>
@@ -4447,7 +4082,7 @@
         <w:tc>
           <w:tcPr>
             <w:tcW w:w="1498" w:type="dxa"/>
-            <w:shd w:val="clear" w:color="auto" w:fill="E6E9EB" w:themeFill="text2" w:themeFillTint="1a"/>
+            <w:shd w:val="clear" w:color="auto" w:fill="DAE9F7" w:themeFill="text2" w:themeFillTint="1A"/>
           </w:tcPr>
           <w:p>
             <w:pPr>
@@ -4471,7 +4106,7 @@
         <w:tc>
           <w:tcPr>
             <w:tcW w:w="1498" w:type="dxa"/>
-            <w:shd w:val="clear" w:color="auto" w:fill="E6E9EB" w:themeFill="text2" w:themeFillTint="1a"/>
+            <w:shd w:val="clear" w:color="auto" w:fill="DAE9F7" w:themeFill="text2" w:themeFillTint="1A"/>
           </w:tcPr>
           <w:p>
             <w:pPr>
@@ -4495,7 +4130,7 @@
         <w:tc>
           <w:tcPr>
             <w:tcW w:w="1498" w:type="dxa"/>
-            <w:shd w:val="clear" w:color="auto" w:fill="E6E9EB" w:themeFill="text2" w:themeFillTint="1a"/>
+            <w:shd w:val="clear" w:color="auto" w:fill="DAE9F7" w:themeFill="text2" w:themeFillTint="1A"/>
           </w:tcPr>
           <w:p>
             <w:pPr>
@@ -4519,7 +4154,7 @@
         <w:tc>
           <w:tcPr>
             <w:tcW w:w="1498" w:type="dxa"/>
-            <w:shd w:val="clear" w:color="auto" w:fill="E6E9EB" w:themeFill="text2" w:themeFillTint="1a"/>
+            <w:shd w:val="clear" w:color="auto" w:fill="DAE9F7" w:themeFill="text2" w:themeFillTint="1A"/>
           </w:tcPr>
           <w:p>
             <w:pPr>
@@ -4543,7 +4178,7 @@
         <w:tc>
           <w:tcPr>
             <w:tcW w:w="1498" w:type="dxa"/>
-            <w:shd w:val="clear" w:color="auto" w:fill="E6E9EB" w:themeFill="text2" w:themeFillTint="1a"/>
+            <w:shd w:val="clear" w:color="auto" w:fill="DAE9F7" w:themeFill="text2" w:themeFillTint="1A"/>
           </w:tcPr>
           <w:p>
             <w:pPr>
@@ -4567,102 +4202,102 @@
       </w:tr>
       <w:tr>
         <w:trPr>
-          <w:trHeight w:val="418" w:hRule="atLeast"/>
+          <w:trHeight w:val="418"/>
         </w:trPr>
         <w:tc>
           <w:tcPr>
             <w:tcW w:w="1497" w:type="dxa"/>
-            <w:shd w:val="clear" w:color="auto" w:fill="D0DFE6" w:themeFill="accent1" w:themeFillTint="33"/>
-          </w:tcPr>
-          <w:p>
-            <w:pPr>
-              <w:rPr>
-                <w:rFonts w:eastAsiaTheme="minorHAnsi"/>
-                <w:sz w:val="16"/>
-                <w:szCs w:val="16"/>
-              </w:rPr>
-            </w:pPr>
-          </w:p>
-        </w:tc>
-        <w:tc>
-          <w:tcPr>
-            <w:tcW w:w="1498" w:type="dxa"/>
-            <w:shd w:val="clear" w:color="auto" w:fill="D0DFE6" w:themeFill="accent1" w:themeFillTint="33"/>
-          </w:tcPr>
-          <w:p>
-            <w:pPr>
-              <w:rPr>
-                <w:rFonts w:eastAsiaTheme="minorHAnsi"/>
-                <w:sz w:val="16"/>
-                <w:szCs w:val="16"/>
-              </w:rPr>
-            </w:pPr>
-          </w:p>
-        </w:tc>
-        <w:tc>
-          <w:tcPr>
-            <w:tcW w:w="1498" w:type="dxa"/>
-            <w:shd w:val="clear" w:color="auto" w:fill="D0DFE6" w:themeFill="accent1" w:themeFillTint="33"/>
-          </w:tcPr>
-          <w:p>
-            <w:pPr>
-              <w:rPr>
-                <w:rFonts w:eastAsiaTheme="minorHAnsi"/>
-                <w:sz w:val="16"/>
-                <w:szCs w:val="16"/>
-              </w:rPr>
-            </w:pPr>
-          </w:p>
-        </w:tc>
-        <w:tc>
-          <w:tcPr>
-            <w:tcW w:w="1498" w:type="dxa"/>
-            <w:shd w:val="clear" w:color="auto" w:fill="D0DFE6" w:themeFill="accent1" w:themeFillTint="33"/>
-          </w:tcPr>
-          <w:p>
-            <w:pPr>
-              <w:rPr>
-                <w:rFonts w:eastAsiaTheme="minorHAnsi"/>
-                <w:sz w:val="16"/>
-                <w:szCs w:val="16"/>
-              </w:rPr>
-            </w:pPr>
-          </w:p>
-        </w:tc>
-        <w:tc>
-          <w:tcPr>
-            <w:tcW w:w="1498" w:type="dxa"/>
-            <w:shd w:val="clear" w:color="auto" w:fill="D0DFE6" w:themeFill="accent1" w:themeFillTint="33"/>
-          </w:tcPr>
-          <w:p>
-            <w:pPr>
-              <w:rPr>
-                <w:rFonts w:eastAsiaTheme="minorHAnsi"/>
-                <w:sz w:val="16"/>
-                <w:szCs w:val="16"/>
-              </w:rPr>
-            </w:pPr>
-          </w:p>
-        </w:tc>
-        <w:tc>
-          <w:tcPr>
-            <w:tcW w:w="1498" w:type="dxa"/>
-            <w:shd w:val="clear" w:color="auto" w:fill="D0DFE6" w:themeFill="accent1" w:themeFillTint="33"/>
-          </w:tcPr>
-          <w:p>
-            <w:pPr>
-              <w:rPr>
-                <w:rFonts w:eastAsiaTheme="minorHAnsi"/>
-                <w:sz w:val="16"/>
-                <w:szCs w:val="16"/>
-              </w:rPr>
-            </w:pPr>
-          </w:p>
-        </w:tc>
-        <w:tc>
-          <w:tcPr>
-            <w:tcW w:w="1498" w:type="dxa"/>
-            <w:shd w:val="clear" w:color="auto" w:fill="D0DFE6" w:themeFill="accent1" w:themeFillTint="33"/>
+            <w:shd w:val="clear" w:color="auto" w:fill="C1E4F5" w:themeFill="accent1" w:themeFillTint="33"/>
+          </w:tcPr>
+          <w:p>
+            <w:pPr>
+              <w:rPr>
+                <w:rFonts w:eastAsiaTheme="minorHAnsi"/>
+                <w:sz w:val="16"/>
+                <w:szCs w:val="16"/>
+              </w:rPr>
+            </w:pPr>
+          </w:p>
+        </w:tc>
+        <w:tc>
+          <w:tcPr>
+            <w:tcW w:w="1498" w:type="dxa"/>
+            <w:shd w:val="clear" w:color="auto" w:fill="C1E4F5" w:themeFill="accent1" w:themeFillTint="33"/>
+          </w:tcPr>
+          <w:p>
+            <w:pPr>
+              <w:rPr>
+                <w:rFonts w:eastAsiaTheme="minorHAnsi"/>
+                <w:sz w:val="16"/>
+                <w:szCs w:val="16"/>
+              </w:rPr>
+            </w:pPr>
+          </w:p>
+        </w:tc>
+        <w:tc>
+          <w:tcPr>
+            <w:tcW w:w="1498" w:type="dxa"/>
+            <w:shd w:val="clear" w:color="auto" w:fill="C1E4F5" w:themeFill="accent1" w:themeFillTint="33"/>
+          </w:tcPr>
+          <w:p>
+            <w:pPr>
+              <w:rPr>
+                <w:rFonts w:eastAsiaTheme="minorHAnsi"/>
+                <w:sz w:val="16"/>
+                <w:szCs w:val="16"/>
+              </w:rPr>
+            </w:pPr>
+          </w:p>
+        </w:tc>
+        <w:tc>
+          <w:tcPr>
+            <w:tcW w:w="1498" w:type="dxa"/>
+            <w:shd w:val="clear" w:color="auto" w:fill="C1E4F5" w:themeFill="accent1" w:themeFillTint="33"/>
+          </w:tcPr>
+          <w:p>
+            <w:pPr>
+              <w:rPr>
+                <w:rFonts w:eastAsiaTheme="minorHAnsi"/>
+                <w:sz w:val="16"/>
+                <w:szCs w:val="16"/>
+              </w:rPr>
+            </w:pPr>
+          </w:p>
+        </w:tc>
+        <w:tc>
+          <w:tcPr>
+            <w:tcW w:w="1498" w:type="dxa"/>
+            <w:shd w:val="clear" w:color="auto" w:fill="C1E4F5" w:themeFill="accent1" w:themeFillTint="33"/>
+          </w:tcPr>
+          <w:p>
+            <w:pPr>
+              <w:rPr>
+                <w:rFonts w:eastAsiaTheme="minorHAnsi"/>
+                <w:sz w:val="16"/>
+                <w:szCs w:val="16"/>
+              </w:rPr>
+            </w:pPr>
+          </w:p>
+        </w:tc>
+        <w:tc>
+          <w:tcPr>
+            <w:tcW w:w="1498" w:type="dxa"/>
+            <w:shd w:val="clear" w:color="auto" w:fill="C1E4F5" w:themeFill="accent1" w:themeFillTint="33"/>
+          </w:tcPr>
+          <w:p>
+            <w:pPr>
+              <w:rPr>
+                <w:rFonts w:eastAsiaTheme="minorHAnsi"/>
+                <w:sz w:val="16"/>
+                <w:szCs w:val="16"/>
+              </w:rPr>
+            </w:pPr>
+          </w:p>
+        </w:tc>
+        <w:tc>
+          <w:tcPr>
+            <w:tcW w:w="1498" w:type="dxa"/>
+            <w:shd w:val="clear" w:color="auto" w:fill="C1E4F5" w:themeFill="accent1" w:themeFillTint="33"/>
           </w:tcPr>
           <w:p>
             <w:pPr>
@@ -4679,7 +4314,7 @@
         <w:tc>
           <w:tcPr>
             <w:tcW w:w="1497" w:type="dxa"/>
-            <w:shd w:val="clear" w:color="auto" w:fill="E6E9EB" w:themeFill="text2" w:themeFillTint="1a"/>
+            <w:shd w:val="clear" w:color="auto" w:fill="DAE9F7" w:themeFill="text2" w:themeFillTint="1A"/>
           </w:tcPr>
           <w:p>
             <w:pPr>
@@ -4703,7 +4338,7 @@
         <w:tc>
           <w:tcPr>
             <w:tcW w:w="1498" w:type="dxa"/>
-            <w:shd w:val="clear" w:color="auto" w:fill="E6E9EB" w:themeFill="text2" w:themeFillTint="1a"/>
+            <w:shd w:val="clear" w:color="auto" w:fill="DAE9F7" w:themeFill="text2" w:themeFillTint="1A"/>
           </w:tcPr>
           <w:p>
             <w:pPr>
@@ -4727,7 +4362,7 @@
         <w:tc>
           <w:tcPr>
             <w:tcW w:w="1498" w:type="dxa"/>
-            <w:shd w:val="clear" w:color="auto" w:fill="E6E9EB" w:themeFill="text2" w:themeFillTint="1a"/>
+            <w:shd w:val="clear" w:color="auto" w:fill="DAE9F7" w:themeFill="text2" w:themeFillTint="1A"/>
           </w:tcPr>
           <w:p>
             <w:pPr>
@@ -4751,7 +4386,7 @@
         <w:tc>
           <w:tcPr>
             <w:tcW w:w="1498" w:type="dxa"/>
-            <w:shd w:val="clear" w:color="auto" w:fill="E6E9EB" w:themeFill="text2" w:themeFillTint="1a"/>
+            <w:shd w:val="clear" w:color="auto" w:fill="DAE9F7" w:themeFill="text2" w:themeFillTint="1A"/>
           </w:tcPr>
           <w:p>
             <w:pPr>
@@ -4775,7 +4410,7 @@
         <w:tc>
           <w:tcPr>
             <w:tcW w:w="1498" w:type="dxa"/>
-            <w:shd w:val="clear" w:color="auto" w:fill="E6E9EB" w:themeFill="text2" w:themeFillTint="1a"/>
+            <w:shd w:val="clear" w:color="auto" w:fill="DAE9F7" w:themeFill="text2" w:themeFillTint="1A"/>
           </w:tcPr>
           <w:p>
             <w:pPr>
@@ -4799,7 +4434,7 @@
         <w:tc>
           <w:tcPr>
             <w:tcW w:w="1498" w:type="dxa"/>
-            <w:shd w:val="clear" w:color="auto" w:fill="E6E9EB" w:themeFill="text2" w:themeFillTint="1a"/>
+            <w:shd w:val="clear" w:color="auto" w:fill="DAE9F7" w:themeFill="text2" w:themeFillTint="1A"/>
           </w:tcPr>
           <w:p>
             <w:pPr>
@@ -4823,7 +4458,7 @@
         <w:tc>
           <w:tcPr>
             <w:tcW w:w="1498" w:type="dxa"/>
-            <w:shd w:val="clear" w:color="auto" w:fill="E6E9EB" w:themeFill="text2" w:themeFillTint="1a"/>
+            <w:shd w:val="clear" w:color="auto" w:fill="DAE9F7" w:themeFill="text2" w:themeFillTint="1A"/>
           </w:tcPr>
           <w:p>
             <w:pPr>
@@ -4847,102 +4482,102 @@
       </w:tr>
       <w:tr>
         <w:trPr>
-          <w:trHeight w:val="412" w:hRule="atLeast"/>
+          <w:trHeight w:val="412"/>
         </w:trPr>
         <w:tc>
           <w:tcPr>
             <w:tcW w:w="1497" w:type="dxa"/>
-            <w:shd w:val="clear" w:color="auto" w:fill="D0DFE6" w:themeFill="accent1" w:themeFillTint="33"/>
-          </w:tcPr>
-          <w:p>
-            <w:pPr>
-              <w:rPr>
-                <w:rFonts w:eastAsiaTheme="minorHAnsi"/>
-                <w:sz w:val="16"/>
-                <w:szCs w:val="16"/>
-              </w:rPr>
-            </w:pPr>
-          </w:p>
-        </w:tc>
-        <w:tc>
-          <w:tcPr>
-            <w:tcW w:w="1498" w:type="dxa"/>
-            <w:shd w:val="clear" w:color="auto" w:fill="D0DFE6" w:themeFill="accent1" w:themeFillTint="33"/>
-          </w:tcPr>
-          <w:p>
-            <w:pPr>
-              <w:rPr>
-                <w:rFonts w:eastAsiaTheme="minorHAnsi"/>
-                <w:sz w:val="16"/>
-                <w:szCs w:val="16"/>
-              </w:rPr>
-            </w:pPr>
-          </w:p>
-        </w:tc>
-        <w:tc>
-          <w:tcPr>
-            <w:tcW w:w="1498" w:type="dxa"/>
-            <w:shd w:val="clear" w:color="auto" w:fill="D0DFE6" w:themeFill="accent1" w:themeFillTint="33"/>
-          </w:tcPr>
-          <w:p>
-            <w:pPr>
-              <w:rPr>
-                <w:rFonts w:eastAsiaTheme="minorHAnsi"/>
-                <w:sz w:val="16"/>
-                <w:szCs w:val="16"/>
-              </w:rPr>
-            </w:pPr>
-          </w:p>
-        </w:tc>
-        <w:tc>
-          <w:tcPr>
-            <w:tcW w:w="1498" w:type="dxa"/>
-            <w:shd w:val="clear" w:color="auto" w:fill="D0DFE6" w:themeFill="accent1" w:themeFillTint="33"/>
-          </w:tcPr>
-          <w:p>
-            <w:pPr>
-              <w:rPr>
-                <w:rFonts w:eastAsiaTheme="minorHAnsi"/>
-                <w:sz w:val="16"/>
-                <w:szCs w:val="16"/>
-              </w:rPr>
-            </w:pPr>
-          </w:p>
-        </w:tc>
-        <w:tc>
-          <w:tcPr>
-            <w:tcW w:w="1498" w:type="dxa"/>
-            <w:shd w:val="clear" w:color="auto" w:fill="D0DFE6" w:themeFill="accent1" w:themeFillTint="33"/>
-          </w:tcPr>
-          <w:p>
-            <w:pPr>
-              <w:rPr>
-                <w:rFonts w:eastAsiaTheme="minorHAnsi"/>
-                <w:sz w:val="16"/>
-                <w:szCs w:val="16"/>
-              </w:rPr>
-            </w:pPr>
-          </w:p>
-        </w:tc>
-        <w:tc>
-          <w:tcPr>
-            <w:tcW w:w="1498" w:type="dxa"/>
-            <w:shd w:val="clear" w:color="auto" w:fill="D0DFE6" w:themeFill="accent1" w:themeFillTint="33"/>
-          </w:tcPr>
-          <w:p>
-            <w:pPr>
-              <w:rPr>
-                <w:rFonts w:eastAsiaTheme="minorHAnsi"/>
-                <w:sz w:val="16"/>
-                <w:szCs w:val="16"/>
-              </w:rPr>
-            </w:pPr>
-          </w:p>
-        </w:tc>
-        <w:tc>
-          <w:tcPr>
-            <w:tcW w:w="1498" w:type="dxa"/>
-            <w:shd w:val="clear" w:color="auto" w:fill="D0DFE6" w:themeFill="accent1" w:themeFillTint="33"/>
+            <w:shd w:val="clear" w:color="auto" w:fill="C1E4F5" w:themeFill="accent1" w:themeFillTint="33"/>
+          </w:tcPr>
+          <w:p>
+            <w:pPr>
+              <w:rPr>
+                <w:rFonts w:eastAsiaTheme="minorHAnsi"/>
+                <w:sz w:val="16"/>
+                <w:szCs w:val="16"/>
+              </w:rPr>
+            </w:pPr>
+          </w:p>
+        </w:tc>
+        <w:tc>
+          <w:tcPr>
+            <w:tcW w:w="1498" w:type="dxa"/>
+            <w:shd w:val="clear" w:color="auto" w:fill="C1E4F5" w:themeFill="accent1" w:themeFillTint="33"/>
+          </w:tcPr>
+          <w:p>
+            <w:pPr>
+              <w:rPr>
+                <w:rFonts w:eastAsiaTheme="minorHAnsi"/>
+                <w:sz w:val="16"/>
+                <w:szCs w:val="16"/>
+              </w:rPr>
+            </w:pPr>
+          </w:p>
+        </w:tc>
+        <w:tc>
+          <w:tcPr>
+            <w:tcW w:w="1498" w:type="dxa"/>
+            <w:shd w:val="clear" w:color="auto" w:fill="C1E4F5" w:themeFill="accent1" w:themeFillTint="33"/>
+          </w:tcPr>
+          <w:p>
+            <w:pPr>
+              <w:rPr>
+                <w:rFonts w:eastAsiaTheme="minorHAnsi"/>
+                <w:sz w:val="16"/>
+                <w:szCs w:val="16"/>
+              </w:rPr>
+            </w:pPr>
+          </w:p>
+        </w:tc>
+        <w:tc>
+          <w:tcPr>
+            <w:tcW w:w="1498" w:type="dxa"/>
+            <w:shd w:val="clear" w:color="auto" w:fill="C1E4F5" w:themeFill="accent1" w:themeFillTint="33"/>
+          </w:tcPr>
+          <w:p>
+            <w:pPr>
+              <w:rPr>
+                <w:rFonts w:eastAsiaTheme="minorHAnsi"/>
+                <w:sz w:val="16"/>
+                <w:szCs w:val="16"/>
+              </w:rPr>
+            </w:pPr>
+          </w:p>
+        </w:tc>
+        <w:tc>
+          <w:tcPr>
+            <w:tcW w:w="1498" w:type="dxa"/>
+            <w:shd w:val="clear" w:color="auto" w:fill="C1E4F5" w:themeFill="accent1" w:themeFillTint="33"/>
+          </w:tcPr>
+          <w:p>
+            <w:pPr>
+              <w:rPr>
+                <w:rFonts w:eastAsiaTheme="minorHAnsi"/>
+                <w:sz w:val="16"/>
+                <w:szCs w:val="16"/>
+              </w:rPr>
+            </w:pPr>
+          </w:p>
+        </w:tc>
+        <w:tc>
+          <w:tcPr>
+            <w:tcW w:w="1498" w:type="dxa"/>
+            <w:shd w:val="clear" w:color="auto" w:fill="C1E4F5" w:themeFill="accent1" w:themeFillTint="33"/>
+          </w:tcPr>
+          <w:p>
+            <w:pPr>
+              <w:rPr>
+                <w:rFonts w:eastAsiaTheme="minorHAnsi"/>
+                <w:sz w:val="16"/>
+                <w:szCs w:val="16"/>
+              </w:rPr>
+            </w:pPr>
+          </w:p>
+        </w:tc>
+        <w:tc>
+          <w:tcPr>
+            <w:tcW w:w="1498" w:type="dxa"/>
+            <w:shd w:val="clear" w:color="auto" w:fill="C1E4F5" w:themeFill="accent1" w:themeFillTint="33"/>
           </w:tcPr>
           <w:p>
             <w:pPr>
@@ -4959,7 +4594,7 @@
         <w:tc>
           <w:tcPr>
             <w:tcW w:w="1497" w:type="dxa"/>
-            <w:shd w:val="clear" w:color="auto" w:fill="E6E9EB" w:themeFill="text2" w:themeFillTint="1a"/>
+            <w:shd w:val="clear" w:color="auto" w:fill="DAE9F7" w:themeFill="text2" w:themeFillTint="1A"/>
           </w:tcPr>
           <w:p>
             <w:pPr>
@@ -4983,7 +4618,7 @@
         <w:tc>
           <w:tcPr>
             <w:tcW w:w="1498" w:type="dxa"/>
-            <w:shd w:val="clear" w:color="auto" w:fill="E6E9EB" w:themeFill="text2" w:themeFillTint="1a"/>
+            <w:shd w:val="clear" w:color="auto" w:fill="DAE9F7" w:themeFill="text2" w:themeFillTint="1A"/>
           </w:tcPr>
           <w:p>
             <w:pPr>
@@ -5007,7 +4642,7 @@
         <w:tc>
           <w:tcPr>
             <w:tcW w:w="1498" w:type="dxa"/>
-            <w:shd w:val="clear" w:color="auto" w:fill="E6E9EB" w:themeFill="text2" w:themeFillTint="1a"/>
+            <w:shd w:val="clear" w:color="auto" w:fill="DAE9F7" w:themeFill="text2" w:themeFillTint="1A"/>
           </w:tcPr>
           <w:p>
             <w:pPr>
@@ -5031,7 +4666,7 @@
         <w:tc>
           <w:tcPr>
             <w:tcW w:w="1498" w:type="dxa"/>
-            <w:shd w:val="clear" w:color="auto" w:fill="E6E9EB" w:themeFill="text2" w:themeFillTint="1a"/>
+            <w:shd w:val="clear" w:color="auto" w:fill="DAE9F7" w:themeFill="text2" w:themeFillTint="1A"/>
           </w:tcPr>
           <w:p>
             <w:pPr>
@@ -5055,7 +4690,7 @@
         <w:tc>
           <w:tcPr>
             <w:tcW w:w="1498" w:type="dxa"/>
-            <w:shd w:val="clear" w:color="auto" w:fill="E6E9EB" w:themeFill="text2" w:themeFillTint="1a"/>
+            <w:shd w:val="clear" w:color="auto" w:fill="DAE9F7" w:themeFill="text2" w:themeFillTint="1A"/>
           </w:tcPr>
           <w:p>
             <w:pPr>
@@ -5079,7 +4714,7 @@
         <w:tc>
           <w:tcPr>
             <w:tcW w:w="1498" w:type="dxa"/>
-            <w:shd w:val="clear" w:color="auto" w:fill="E6E9EB" w:themeFill="text2" w:themeFillTint="1a"/>
+            <w:shd w:val="clear" w:color="auto" w:fill="DAE9F7" w:themeFill="text2" w:themeFillTint="1A"/>
           </w:tcPr>
           <w:p>
             <w:pPr>
@@ -5103,7 +4738,7 @@
         <w:tc>
           <w:tcPr>
             <w:tcW w:w="1498" w:type="dxa"/>
-            <w:shd w:val="clear" w:color="auto" w:fill="E6E9EB" w:themeFill="text2" w:themeFillTint="1a"/>
+            <w:shd w:val="clear" w:color="auto" w:fill="DAE9F7" w:themeFill="text2" w:themeFillTint="1A"/>
           </w:tcPr>
           <w:p>
             <w:pPr>
@@ -5127,102 +4762,102 @@
       </w:tr>
       <w:tr>
         <w:trPr>
-          <w:trHeight w:val="407" w:hRule="atLeast"/>
+          <w:trHeight w:val="407"/>
         </w:trPr>
         <w:tc>
           <w:tcPr>
             <w:tcW w:w="1497" w:type="dxa"/>
-            <w:shd w:val="clear" w:color="auto" w:fill="D0DFE6" w:themeFill="accent1" w:themeFillTint="33"/>
-          </w:tcPr>
-          <w:p>
-            <w:pPr>
-              <w:rPr>
-                <w:rFonts w:eastAsiaTheme="minorHAnsi"/>
-                <w:sz w:val="16"/>
-                <w:szCs w:val="16"/>
-              </w:rPr>
-            </w:pPr>
-          </w:p>
-        </w:tc>
-        <w:tc>
-          <w:tcPr>
-            <w:tcW w:w="1498" w:type="dxa"/>
-            <w:shd w:val="clear" w:color="auto" w:fill="D0DFE6" w:themeFill="accent1" w:themeFillTint="33"/>
-          </w:tcPr>
-          <w:p>
-            <w:pPr>
-              <w:rPr>
-                <w:rFonts w:eastAsiaTheme="minorHAnsi"/>
-                <w:sz w:val="16"/>
-                <w:szCs w:val="16"/>
-              </w:rPr>
-            </w:pPr>
-          </w:p>
-        </w:tc>
-        <w:tc>
-          <w:tcPr>
-            <w:tcW w:w="1498" w:type="dxa"/>
-            <w:shd w:val="clear" w:color="auto" w:fill="D0DFE6" w:themeFill="accent1" w:themeFillTint="33"/>
-          </w:tcPr>
-          <w:p>
-            <w:pPr>
-              <w:rPr>
-                <w:rFonts w:eastAsiaTheme="minorHAnsi"/>
-                <w:sz w:val="16"/>
-                <w:szCs w:val="16"/>
-              </w:rPr>
-            </w:pPr>
-          </w:p>
-        </w:tc>
-        <w:tc>
-          <w:tcPr>
-            <w:tcW w:w="1498" w:type="dxa"/>
-            <w:shd w:val="clear" w:color="auto" w:fill="D0DFE6" w:themeFill="accent1" w:themeFillTint="33"/>
-          </w:tcPr>
-          <w:p>
-            <w:pPr>
-              <w:rPr>
-                <w:rFonts w:eastAsiaTheme="minorHAnsi"/>
-                <w:sz w:val="16"/>
-                <w:szCs w:val="16"/>
-              </w:rPr>
-            </w:pPr>
-          </w:p>
-        </w:tc>
-        <w:tc>
-          <w:tcPr>
-            <w:tcW w:w="1498" w:type="dxa"/>
-            <w:shd w:val="clear" w:color="auto" w:fill="D0DFE6" w:themeFill="accent1" w:themeFillTint="33"/>
-          </w:tcPr>
-          <w:p>
-            <w:pPr>
-              <w:rPr>
-                <w:rFonts w:eastAsiaTheme="minorHAnsi"/>
-                <w:sz w:val="16"/>
-                <w:szCs w:val="16"/>
-              </w:rPr>
-            </w:pPr>
-          </w:p>
-        </w:tc>
-        <w:tc>
-          <w:tcPr>
-            <w:tcW w:w="1498" w:type="dxa"/>
-            <w:shd w:val="clear" w:color="auto" w:fill="D0DFE6" w:themeFill="accent1" w:themeFillTint="33"/>
-          </w:tcPr>
-          <w:p>
-            <w:pPr>
-              <w:rPr>
-                <w:rFonts w:eastAsiaTheme="minorHAnsi"/>
-                <w:sz w:val="16"/>
-                <w:szCs w:val="16"/>
-              </w:rPr>
-            </w:pPr>
-          </w:p>
-        </w:tc>
-        <w:tc>
-          <w:tcPr>
-            <w:tcW w:w="1498" w:type="dxa"/>
-            <w:shd w:val="clear" w:color="auto" w:fill="D0DFE6" w:themeFill="accent1" w:themeFillTint="33"/>
+            <w:shd w:val="clear" w:color="auto" w:fill="C1E4F5" w:themeFill="accent1" w:themeFillTint="33"/>
+          </w:tcPr>
+          <w:p>
+            <w:pPr>
+              <w:rPr>
+                <w:rFonts w:eastAsiaTheme="minorHAnsi"/>
+                <w:sz w:val="16"/>
+                <w:szCs w:val="16"/>
+              </w:rPr>
+            </w:pPr>
+          </w:p>
+        </w:tc>
+        <w:tc>
+          <w:tcPr>
+            <w:tcW w:w="1498" w:type="dxa"/>
+            <w:shd w:val="clear" w:color="auto" w:fill="C1E4F5" w:themeFill="accent1" w:themeFillTint="33"/>
+          </w:tcPr>
+          <w:p>
+            <w:pPr>
+              <w:rPr>
+                <w:rFonts w:eastAsiaTheme="minorHAnsi"/>
+                <w:sz w:val="16"/>
+                <w:szCs w:val="16"/>
+              </w:rPr>
+            </w:pPr>
+          </w:p>
+        </w:tc>
+        <w:tc>
+          <w:tcPr>
+            <w:tcW w:w="1498" w:type="dxa"/>
+            <w:shd w:val="clear" w:color="auto" w:fill="C1E4F5" w:themeFill="accent1" w:themeFillTint="33"/>
+          </w:tcPr>
+          <w:p>
+            <w:pPr>
+              <w:rPr>
+                <w:rFonts w:eastAsiaTheme="minorHAnsi"/>
+                <w:sz w:val="16"/>
+                <w:szCs w:val="16"/>
+              </w:rPr>
+            </w:pPr>
+          </w:p>
+        </w:tc>
+        <w:tc>
+          <w:tcPr>
+            <w:tcW w:w="1498" w:type="dxa"/>
+            <w:shd w:val="clear" w:color="auto" w:fill="C1E4F5" w:themeFill="accent1" w:themeFillTint="33"/>
+          </w:tcPr>
+          <w:p>
+            <w:pPr>
+              <w:rPr>
+                <w:rFonts w:eastAsiaTheme="minorHAnsi"/>
+                <w:sz w:val="16"/>
+                <w:szCs w:val="16"/>
+              </w:rPr>
+            </w:pPr>
+          </w:p>
+        </w:tc>
+        <w:tc>
+          <w:tcPr>
+            <w:tcW w:w="1498" w:type="dxa"/>
+            <w:shd w:val="clear" w:color="auto" w:fill="C1E4F5" w:themeFill="accent1" w:themeFillTint="33"/>
+          </w:tcPr>
+          <w:p>
+            <w:pPr>
+              <w:rPr>
+                <w:rFonts w:eastAsiaTheme="minorHAnsi"/>
+                <w:sz w:val="16"/>
+                <w:szCs w:val="16"/>
+              </w:rPr>
+            </w:pPr>
+          </w:p>
+        </w:tc>
+        <w:tc>
+          <w:tcPr>
+            <w:tcW w:w="1498" w:type="dxa"/>
+            <w:shd w:val="clear" w:color="auto" w:fill="C1E4F5" w:themeFill="accent1" w:themeFillTint="33"/>
+          </w:tcPr>
+          <w:p>
+            <w:pPr>
+              <w:rPr>
+                <w:rFonts w:eastAsiaTheme="minorHAnsi"/>
+                <w:sz w:val="16"/>
+                <w:szCs w:val="16"/>
+              </w:rPr>
+            </w:pPr>
+          </w:p>
+        </w:tc>
+        <w:tc>
+          <w:tcPr>
+            <w:tcW w:w="1498" w:type="dxa"/>
+            <w:shd w:val="clear" w:color="auto" w:fill="C1E4F5" w:themeFill="accent1" w:themeFillTint="33"/>
           </w:tcPr>
           <w:p>
             <w:pPr>
@@ -5256,7 +4891,7 @@
         <w:tc>
           <w:tcPr>
             <w:tcW w:w="1497" w:type="dxa"/>
-            <w:shd w:val="clear" w:color="auto" w:fill="D9D9D9" w:themeFill="background1" w:themeFillShade="d9"/>
+            <w:shd w:val="clear" w:color="auto" w:fill="D9D9D9" w:themeFill="background1" w:themeFillShade="D9"/>
           </w:tcPr>
           <w:p>
             <w:pPr>
@@ -5280,7 +4915,7 @@
         <w:tc>
           <w:tcPr>
             <w:tcW w:w="1498" w:type="dxa"/>
-            <w:shd w:val="clear" w:color="auto" w:fill="D9D9D9" w:themeFill="background1" w:themeFillShade="d9"/>
+            <w:shd w:val="clear" w:color="auto" w:fill="D9D9D9" w:themeFill="background1" w:themeFillShade="D9"/>
           </w:tcPr>
           <w:p>
             <w:pPr>
@@ -5304,7 +4939,7 @@
         <w:tc>
           <w:tcPr>
             <w:tcW w:w="1498" w:type="dxa"/>
-            <w:shd w:val="clear" w:color="auto" w:fill="D9D9D9" w:themeFill="background1" w:themeFillShade="d9"/>
+            <w:shd w:val="clear" w:color="auto" w:fill="D9D9D9" w:themeFill="background1" w:themeFillShade="D9"/>
           </w:tcPr>
           <w:p>
             <w:pPr>
@@ -5328,7 +4963,7 @@
         <w:tc>
           <w:tcPr>
             <w:tcW w:w="1498" w:type="dxa"/>
-            <w:shd w:val="clear" w:color="auto" w:fill="D9D9D9" w:themeFill="background1" w:themeFillShade="d9"/>
+            <w:shd w:val="clear" w:color="auto" w:fill="D9D9D9" w:themeFill="background1" w:themeFillShade="D9"/>
           </w:tcPr>
           <w:p>
             <w:pPr>
@@ -5352,7 +4987,7 @@
         <w:tc>
           <w:tcPr>
             <w:tcW w:w="1498" w:type="dxa"/>
-            <w:shd w:val="clear" w:color="auto" w:fill="D9D9D9" w:themeFill="background1" w:themeFillShade="d9"/>
+            <w:shd w:val="clear" w:color="auto" w:fill="D9D9D9" w:themeFill="background1" w:themeFillShade="D9"/>
           </w:tcPr>
           <w:p>
             <w:pPr>
@@ -5376,7 +5011,7 @@
         <w:tc>
           <w:tcPr>
             <w:tcW w:w="1498" w:type="dxa"/>
-            <w:shd w:val="clear" w:color="auto" w:fill="D9D9D9" w:themeFill="background1" w:themeFillShade="d9"/>
+            <w:shd w:val="clear" w:color="auto" w:fill="D9D9D9" w:themeFill="background1" w:themeFillShade="D9"/>
           </w:tcPr>
           <w:p>
             <w:pPr>
@@ -5400,7 +5035,7 @@
         <w:tc>
           <w:tcPr>
             <w:tcW w:w="1498" w:type="dxa"/>
-            <w:shd w:val="clear" w:color="auto" w:fill="D9D9D9" w:themeFill="background1" w:themeFillShade="d9"/>
+            <w:shd w:val="clear" w:color="auto" w:fill="D9D9D9" w:themeFill="background1" w:themeFillShade="D9"/>
           </w:tcPr>
           <w:p>
             <w:pPr>
@@ -5426,7 +5061,7 @@
         <w:tc>
           <w:tcPr>
             <w:tcW w:w="1497" w:type="dxa"/>
-            <w:shd w:val="clear" w:color="auto" w:fill="E6E9EB" w:themeFill="text2" w:themeFillTint="1a"/>
+            <w:shd w:val="clear" w:color="auto" w:fill="DAE9F7" w:themeFill="text2" w:themeFillTint="1A"/>
           </w:tcPr>
           <w:p>
             <w:pPr>
@@ -5450,7 +5085,7 @@
         <w:tc>
           <w:tcPr>
             <w:tcW w:w="1498" w:type="dxa"/>
-            <w:shd w:val="clear" w:color="auto" w:fill="E6E9EB" w:themeFill="text2" w:themeFillTint="1a"/>
+            <w:shd w:val="clear" w:color="auto" w:fill="DAE9F7" w:themeFill="text2" w:themeFillTint="1A"/>
           </w:tcPr>
           <w:p>
             <w:pPr>
@@ -5474,7 +5109,7 @@
         <w:tc>
           <w:tcPr>
             <w:tcW w:w="1498" w:type="dxa"/>
-            <w:shd w:val="clear" w:color="auto" w:fill="E6E9EB" w:themeFill="text2" w:themeFillTint="1a"/>
+            <w:shd w:val="clear" w:color="auto" w:fill="DAE9F7" w:themeFill="text2" w:themeFillTint="1A"/>
           </w:tcPr>
           <w:p>
             <w:pPr>
@@ -5498,7 +5133,7 @@
         <w:tc>
           <w:tcPr>
             <w:tcW w:w="1498" w:type="dxa"/>
-            <w:shd w:val="clear" w:color="auto" w:fill="E6E9EB" w:themeFill="text2" w:themeFillTint="1a"/>
+            <w:shd w:val="clear" w:color="auto" w:fill="DAE9F7" w:themeFill="text2" w:themeFillTint="1A"/>
           </w:tcPr>
           <w:p>
             <w:pPr>
@@ -5522,7 +5157,7 @@
         <w:tc>
           <w:tcPr>
             <w:tcW w:w="1498" w:type="dxa"/>
-            <w:shd w:val="clear" w:color="auto" w:fill="E6E9EB" w:themeFill="text2" w:themeFillTint="1a"/>
+            <w:shd w:val="clear" w:color="auto" w:fill="DAE9F7" w:themeFill="text2" w:themeFillTint="1A"/>
           </w:tcPr>
           <w:p>
             <w:pPr>
@@ -5546,7 +5181,7 @@
         <w:tc>
           <w:tcPr>
             <w:tcW w:w="1498" w:type="dxa"/>
-            <w:shd w:val="clear" w:color="auto" w:fill="E6E9EB" w:themeFill="text2" w:themeFillTint="1a"/>
+            <w:shd w:val="clear" w:color="auto" w:fill="DAE9F7" w:themeFill="text2" w:themeFillTint="1A"/>
           </w:tcPr>
           <w:p>
             <w:pPr>
@@ -5570,7 +5205,7 @@
         <w:tc>
           <w:tcPr>
             <w:tcW w:w="1498" w:type="dxa"/>
-            <w:shd w:val="clear" w:color="auto" w:fill="E6E9EB" w:themeFill="text2" w:themeFillTint="1a"/>
+            <w:shd w:val="clear" w:color="auto" w:fill="DAE9F7" w:themeFill="text2" w:themeFillTint="1A"/>
           </w:tcPr>
           <w:p>
             <w:pPr>
@@ -5594,7 +5229,7 @@
       </w:tr>
       <w:tr>
         <w:trPr>
-          <w:trHeight w:val="431" w:hRule="atLeast"/>
+          <w:trHeight w:val="431"/>
         </w:trPr>
         <w:tc>
           <w:tcPr>
@@ -5690,39 +5325,7 @@
                 <w:sz w:val="16"/>
                 <w:szCs w:val="16"/>
               </w:rPr>
-              <w:t xml:space="preserve">[클라] 7가지 감정 </w:t>
-            </w:r>
-            <w:r>
-              <w:rPr>
-                <w:rFonts w:asciiTheme="majorHAnsi" w:eastAsiaTheme="majorHAnsi" w:hAnsiTheme="majorHAnsi"/>
-                <w:sz w:val="16"/>
-                <w:szCs w:val="16"/>
-              </w:rPr>
-              <w:t>이모지</w:t>
-            </w:r>
-            <w:r>
-              <w:rPr>
-                <w:rFonts w:asciiTheme="majorHAnsi" w:eastAsiaTheme="majorHAnsi" w:hAnsiTheme="majorHAnsi"/>
-                <w:sz w:val="16"/>
-                <w:szCs w:val="16"/>
-              </w:rPr>
-              <w:t xml:space="preserve">, 거미줄 </w:t>
-            </w:r>
-            <w:r>
-              <w:rPr>
-                <w:rFonts w:asciiTheme="majorHAnsi" w:eastAsiaTheme="majorHAnsi" w:hAnsiTheme="majorHAnsi"/>
-                <w:sz w:val="16"/>
-                <w:szCs w:val="16"/>
-              </w:rPr>
-              <w:t>에셋</w:t>
-            </w:r>
-            <w:r>
-              <w:rPr>
-                <w:rFonts w:asciiTheme="majorHAnsi" w:eastAsiaTheme="majorHAnsi" w:hAnsiTheme="majorHAnsi"/>
-                <w:sz w:val="16"/>
-                <w:szCs w:val="16"/>
-              </w:rPr>
-              <w:t xml:space="preserve"> 필요</w:t>
+              <w:t>[클라] 7가지 감정 이모지, 거미줄 에셋 필요</w:t>
             </w:r>
           </w:p>
         </w:tc>
@@ -5746,7 +5349,7 @@
         <w:tc>
           <w:tcPr>
             <w:tcW w:w="1497" w:type="dxa"/>
-            <w:shd w:val="clear" w:color="auto" w:fill="E6E9EB" w:themeFill="text2" w:themeFillTint="1a"/>
+            <w:shd w:val="clear" w:color="auto" w:fill="DAE9F7" w:themeFill="text2" w:themeFillTint="1A"/>
           </w:tcPr>
           <w:p>
             <w:pPr>
@@ -5770,7 +5373,7 @@
         <w:tc>
           <w:tcPr>
             <w:tcW w:w="1498" w:type="dxa"/>
-            <w:shd w:val="clear" w:color="auto" w:fill="E6E9EB" w:themeFill="text2" w:themeFillTint="1a"/>
+            <w:shd w:val="clear" w:color="auto" w:fill="DAE9F7" w:themeFill="text2" w:themeFillTint="1A"/>
           </w:tcPr>
           <w:p>
             <w:pPr>
@@ -5794,7 +5397,7 @@
         <w:tc>
           <w:tcPr>
             <w:tcW w:w="1498" w:type="dxa"/>
-            <w:shd w:val="clear" w:color="auto" w:fill="E6E9EB" w:themeFill="text2" w:themeFillTint="1a"/>
+            <w:shd w:val="clear" w:color="auto" w:fill="DAE9F7" w:themeFill="text2" w:themeFillTint="1A"/>
           </w:tcPr>
           <w:p>
             <w:pPr>
@@ -5818,7 +5421,7 @@
         <w:tc>
           <w:tcPr>
             <w:tcW w:w="1498" w:type="dxa"/>
-            <w:shd w:val="clear" w:color="auto" w:fill="E6E9EB" w:themeFill="text2" w:themeFillTint="1a"/>
+            <w:shd w:val="clear" w:color="auto" w:fill="DAE9F7" w:themeFill="text2" w:themeFillTint="1A"/>
           </w:tcPr>
           <w:p>
             <w:pPr>
@@ -5842,7 +5445,7 @@
         <w:tc>
           <w:tcPr>
             <w:tcW w:w="1498" w:type="dxa"/>
-            <w:shd w:val="clear" w:color="auto" w:fill="E6E9EB" w:themeFill="text2" w:themeFillTint="1a"/>
+            <w:shd w:val="clear" w:color="auto" w:fill="DAE9F7" w:themeFill="text2" w:themeFillTint="1A"/>
           </w:tcPr>
           <w:p>
             <w:pPr>
@@ -5866,7 +5469,7 @@
         <w:tc>
           <w:tcPr>
             <w:tcW w:w="1498" w:type="dxa"/>
-            <w:shd w:val="clear" w:color="auto" w:fill="E6E9EB" w:themeFill="text2" w:themeFillTint="1a"/>
+            <w:shd w:val="clear" w:color="auto" w:fill="DAE9F7" w:themeFill="text2" w:themeFillTint="1A"/>
           </w:tcPr>
           <w:p>
             <w:pPr>
@@ -5890,7 +5493,7 @@
         <w:tc>
           <w:tcPr>
             <w:tcW w:w="1498" w:type="dxa"/>
-            <w:shd w:val="clear" w:color="auto" w:fill="E6E9EB" w:themeFill="text2" w:themeFillTint="1a"/>
+            <w:shd w:val="clear" w:color="auto" w:fill="DAE9F7" w:themeFill="text2" w:themeFillTint="1A"/>
           </w:tcPr>
           <w:p>
             <w:pPr>
@@ -5914,7 +5517,7 @@
       </w:tr>
       <w:tr>
         <w:trPr>
-          <w:trHeight w:val="410" w:hRule="atLeast"/>
+          <w:trHeight w:val="410"/>
         </w:trPr>
         <w:tc>
           <w:tcPr>
@@ -6026,47 +5629,7 @@
                 <w:sz w:val="16"/>
                 <w:szCs w:val="16"/>
               </w:rPr>
-              <w:t xml:space="preserve">- </w:t>
-            </w:r>
-            <w:r>
-              <w:rPr>
-                <w:rFonts w:eastAsiaTheme="minorHAnsi"/>
-                <w:sz w:val="16"/>
-                <w:szCs w:val="16"/>
-              </w:rPr>
-              <w:t xml:space="preserve">가구 </w:t>
-            </w:r>
-            <w:r>
-              <w:rPr>
-                <w:rFonts w:eastAsiaTheme="minorHAnsi"/>
-                <w:sz w:val="16"/>
-                <w:szCs w:val="16"/>
-              </w:rPr>
-              <w:t>에셋</w:t>
-            </w:r>
-            <w:r>
-              <w:rPr>
-                <w:rFonts w:eastAsiaTheme="minorHAnsi"/>
-                <w:sz w:val="16"/>
-                <w:szCs w:val="16"/>
-              </w:rPr>
-              <w:t xml:space="preserve"> 추가, </w:t>
-            </w:r>
-            <w:r>
-              <w:rPr>
-                <w:rFonts w:eastAsiaTheme="minorHAnsi"/>
-                <w:sz w:val="16"/>
-                <w:szCs w:val="16"/>
-              </w:rPr>
-              <w:t>json</w:t>
-            </w:r>
-            <w:r>
-              <w:rPr>
-                <w:rFonts w:eastAsiaTheme="minorHAnsi"/>
-                <w:sz w:val="16"/>
-                <w:szCs w:val="16"/>
-              </w:rPr>
-              <w:t xml:space="preserve"> 작성</w:t>
+              <w:t>- 가구 에셋 추가, json 작성</w:t>
             </w:r>
           </w:p>
         </w:tc>
@@ -6088,12 +5651,12 @@
       </w:tr>
       <w:tr>
         <w:trPr>
-          <w:trHeight w:val="253" w:hRule="atLeast"/>
+          <w:trHeight w:val="253"/>
         </w:trPr>
         <w:tc>
           <w:tcPr>
             <w:tcW w:w="1497" w:type="dxa"/>
-            <w:shd w:val="clear" w:color="auto" w:fill="E6E9EB" w:themeFill="text2" w:themeFillTint="1a"/>
+            <w:shd w:val="clear" w:color="auto" w:fill="DAE9F7" w:themeFill="text2" w:themeFillTint="1A"/>
           </w:tcPr>
           <w:p>
             <w:pPr>
@@ -6117,7 +5680,7 @@
         <w:tc>
           <w:tcPr>
             <w:tcW w:w="1498" w:type="dxa"/>
-            <w:shd w:val="clear" w:color="auto" w:fill="E6E9EB" w:themeFill="text2" w:themeFillTint="1a"/>
+            <w:shd w:val="clear" w:color="auto" w:fill="DAE9F7" w:themeFill="text2" w:themeFillTint="1A"/>
           </w:tcPr>
           <w:p>
             <w:pPr>
@@ -6141,7 +5704,7 @@
         <w:tc>
           <w:tcPr>
             <w:tcW w:w="1498" w:type="dxa"/>
-            <w:shd w:val="clear" w:color="auto" w:fill="E6E9EB" w:themeFill="text2" w:themeFillTint="1a"/>
+            <w:shd w:val="clear" w:color="auto" w:fill="DAE9F7" w:themeFill="text2" w:themeFillTint="1A"/>
           </w:tcPr>
           <w:p>
             <w:pPr>
@@ -6165,7 +5728,7 @@
         <w:tc>
           <w:tcPr>
             <w:tcW w:w="1498" w:type="dxa"/>
-            <w:shd w:val="clear" w:color="auto" w:fill="E6E9EB" w:themeFill="text2" w:themeFillTint="1a"/>
+            <w:shd w:val="clear" w:color="auto" w:fill="DAE9F7" w:themeFill="text2" w:themeFillTint="1A"/>
           </w:tcPr>
           <w:p>
             <w:pPr>
@@ -6189,7 +5752,7 @@
         <w:tc>
           <w:tcPr>
             <w:tcW w:w="1498" w:type="dxa"/>
-            <w:shd w:val="clear" w:color="auto" w:fill="E6E9EB" w:themeFill="text2" w:themeFillTint="1a"/>
+            <w:shd w:val="clear" w:color="auto" w:fill="DAE9F7" w:themeFill="text2" w:themeFillTint="1A"/>
           </w:tcPr>
           <w:p>
             <w:pPr>
@@ -6213,7 +5776,7 @@
         <w:tc>
           <w:tcPr>
             <w:tcW w:w="1498" w:type="dxa"/>
-            <w:shd w:val="clear" w:color="auto" w:fill="E6E9EB" w:themeFill="text2" w:themeFillTint="1a"/>
+            <w:shd w:val="clear" w:color="auto" w:fill="DAE9F7" w:themeFill="text2" w:themeFillTint="1A"/>
           </w:tcPr>
           <w:p>
             <w:pPr>
@@ -6237,7 +5800,7 @@
         <w:tc>
           <w:tcPr>
             <w:tcW w:w="1498" w:type="dxa"/>
-            <w:shd w:val="clear" w:color="auto" w:fill="E6E9EB" w:themeFill="text2" w:themeFillTint="1a"/>
+            <w:shd w:val="clear" w:color="auto" w:fill="DAE9F7" w:themeFill="text2" w:themeFillTint="1A"/>
           </w:tcPr>
           <w:p>
             <w:pPr>
@@ -6261,7 +5824,7 @@
       </w:tr>
       <w:tr>
         <w:trPr>
-          <w:trHeight w:val="418" w:hRule="atLeast"/>
+          <w:trHeight w:val="418"/>
         </w:trPr>
         <w:tc>
           <w:tcPr>
@@ -6381,7 +5944,7 @@
         <w:tc>
           <w:tcPr>
             <w:tcW w:w="1497" w:type="dxa"/>
-            <w:shd w:val="clear" w:color="auto" w:fill="E6E9EB" w:themeFill="text2" w:themeFillTint="1a"/>
+            <w:shd w:val="clear" w:color="auto" w:fill="DAE9F7" w:themeFill="text2" w:themeFillTint="1A"/>
           </w:tcPr>
           <w:p>
             <w:pPr>
@@ -6405,7 +5968,7 @@
         <w:tc>
           <w:tcPr>
             <w:tcW w:w="1498" w:type="dxa"/>
-            <w:shd w:val="clear" w:color="auto" w:fill="E6E9EB" w:themeFill="text2" w:themeFillTint="1a"/>
+            <w:shd w:val="clear" w:color="auto" w:fill="DAE9F7" w:themeFill="text2" w:themeFillTint="1A"/>
           </w:tcPr>
           <w:p>
             <w:pPr>
@@ -6429,7 +5992,7 @@
         <w:tc>
           <w:tcPr>
             <w:tcW w:w="1498" w:type="dxa"/>
-            <w:shd w:val="clear" w:color="auto" w:fill="E6E9EB" w:themeFill="text2" w:themeFillTint="1a"/>
+            <w:shd w:val="clear" w:color="auto" w:fill="DAE9F7" w:themeFill="text2" w:themeFillTint="1A"/>
           </w:tcPr>
           <w:p>
             <w:pPr>
@@ -6453,7 +6016,7 @@
         <w:tc>
           <w:tcPr>
             <w:tcW w:w="1498" w:type="dxa"/>
-            <w:shd w:val="clear" w:color="auto" w:fill="E6E9EB" w:themeFill="text2" w:themeFillTint="1a"/>
+            <w:shd w:val="clear" w:color="auto" w:fill="DAE9F7" w:themeFill="text2" w:themeFillTint="1A"/>
           </w:tcPr>
           <w:p>
             <w:pPr>
@@ -6477,7 +6040,7 @@
         <w:tc>
           <w:tcPr>
             <w:tcW w:w="1498" w:type="dxa"/>
-            <w:shd w:val="clear" w:color="auto" w:fill="E6E9EB" w:themeFill="text2" w:themeFillTint="1a"/>
+            <w:shd w:val="clear" w:color="auto" w:fill="DAE9F7" w:themeFill="text2" w:themeFillTint="1A"/>
           </w:tcPr>
           <w:p>
             <w:pPr>
@@ -6501,7 +6064,7 @@
         <w:tc>
           <w:tcPr>
             <w:tcW w:w="1498" w:type="dxa"/>
-            <w:shd w:val="clear" w:color="auto" w:fill="E6E9EB" w:themeFill="text2" w:themeFillTint="1a"/>
+            <w:shd w:val="clear" w:color="auto" w:fill="DAE9F7" w:themeFill="text2" w:themeFillTint="1A"/>
           </w:tcPr>
           <w:p>
             <w:pPr>
@@ -6525,7 +6088,7 @@
         <w:tc>
           <w:tcPr>
             <w:tcW w:w="1498" w:type="dxa"/>
-            <w:shd w:val="clear" w:color="auto" w:fill="E6E9EB" w:themeFill="text2" w:themeFillTint="1a"/>
+            <w:shd w:val="clear" w:color="auto" w:fill="DAE9F7" w:themeFill="text2" w:themeFillTint="1A"/>
           </w:tcPr>
           <w:p>
             <w:pPr>
@@ -6549,7 +6112,7 @@
       </w:tr>
       <w:tr>
         <w:trPr>
-          <w:trHeight w:val="412" w:hRule="atLeast"/>
+          <w:trHeight w:val="412"/>
         </w:trPr>
         <w:tc>
           <w:tcPr>
@@ -6661,7 +6224,7 @@
         <w:tc>
           <w:tcPr>
             <w:tcW w:w="1497" w:type="dxa"/>
-            <w:shd w:val="clear" w:color="auto" w:fill="E6E9EB" w:themeFill="text2" w:themeFillTint="1a"/>
+            <w:shd w:val="clear" w:color="auto" w:fill="DAE9F7" w:themeFill="text2" w:themeFillTint="1A"/>
           </w:tcPr>
           <w:p>
             <w:pPr>
@@ -6685,7 +6248,7 @@
         <w:tc>
           <w:tcPr>
             <w:tcW w:w="1498" w:type="dxa"/>
-            <w:shd w:val="clear" w:color="auto" w:fill="E6E9EB" w:themeFill="text2" w:themeFillTint="1a"/>
+            <w:shd w:val="clear" w:color="auto" w:fill="DAE9F7" w:themeFill="text2" w:themeFillTint="1A"/>
           </w:tcPr>
           <w:p>
             <w:pPr>
@@ -6709,7 +6272,7 @@
         <w:tc>
           <w:tcPr>
             <w:tcW w:w="1498" w:type="dxa"/>
-            <w:shd w:val="clear" w:color="auto" w:fill="E6E9EB" w:themeFill="text2" w:themeFillTint="1a"/>
+            <w:shd w:val="clear" w:color="auto" w:fill="DAE9F7" w:themeFill="text2" w:themeFillTint="1A"/>
           </w:tcPr>
           <w:p>
             <w:pPr>
@@ -6733,7 +6296,7 @@
         <w:tc>
           <w:tcPr>
             <w:tcW w:w="1498" w:type="dxa"/>
-            <w:shd w:val="clear" w:color="auto" w:fill="E6E9EB" w:themeFill="text2" w:themeFillTint="1a"/>
+            <w:shd w:val="clear" w:color="auto" w:fill="DAE9F7" w:themeFill="text2" w:themeFillTint="1A"/>
           </w:tcPr>
           <w:p>
             <w:pPr>
@@ -6757,7 +6320,7 @@
         <w:tc>
           <w:tcPr>
             <w:tcW w:w="1498" w:type="dxa"/>
-            <w:shd w:val="clear" w:color="auto" w:fill="E6E9EB" w:themeFill="text2" w:themeFillTint="1a"/>
+            <w:shd w:val="clear" w:color="auto" w:fill="DAE9F7" w:themeFill="text2" w:themeFillTint="1A"/>
           </w:tcPr>
           <w:p>
             <w:pPr>
@@ -6781,7 +6344,7 @@
         <w:tc>
           <w:tcPr>
             <w:tcW w:w="1498" w:type="dxa"/>
-            <w:shd w:val="clear" w:color="auto" w:fill="E6E9EB" w:themeFill="text2" w:themeFillTint="1a"/>
+            <w:shd w:val="clear" w:color="auto" w:fill="DAE9F7" w:themeFill="text2" w:themeFillTint="1A"/>
           </w:tcPr>
           <w:p>
             <w:pPr>
@@ -6805,7 +6368,7 @@
         <w:tc>
           <w:tcPr>
             <w:tcW w:w="1498" w:type="dxa"/>
-            <w:shd w:val="clear" w:color="auto" w:fill="E6E9EB" w:themeFill="text2" w:themeFillTint="1a"/>
+            <w:shd w:val="clear" w:color="auto" w:fill="DAE9F7" w:themeFill="text2" w:themeFillTint="1A"/>
           </w:tcPr>
           <w:p>
             <w:pPr>
@@ -6829,7 +6392,7 @@
       </w:tr>
       <w:tr>
         <w:trPr>
-          <w:trHeight w:val="407" w:hRule="atLeast"/>
+          <w:trHeight w:val="407"/>
         </w:trPr>
         <w:tc>
           <w:tcPr>
@@ -6954,7 +6517,7 @@
     <w:sectPr>
       <w:pgSz w:w="11906" w:h="16838"/>
       <w:pgMar w:top="720" w:right="720" w:bottom="720" w:left="720" w:header="851" w:footer="992" w:gutter="0"/>
-      <w:cols/>
+      <w:cols w:space="720"/>
       <w:docGrid w:linePitch="360"/>
     </w:sectPr>
   </w:body>
@@ -6962,12 +6525,12 @@
 </file>
 
 <file path=word/numbering.xml><?xml version="1.0" encoding="utf-8"?>
-<w:numbering xmlns:ve="http://schemas.openxmlformats.org/markup-compatibility/2006" xmlns:o="urn:schemas-microsoft-com:office:office" xmlns:r="http://schemas.openxmlformats.org/officeDocument/2006/relationships" xmlns:m="http://schemas.openxmlformats.org/officeDocument/2006/math" xmlns:v="urn:schemas-microsoft-com:vml" xmlns:wp="http://schemas.openxmlformats.org/drawingml/2006/wordprocessingDrawing" xmlns:w10="urn:schemas-microsoft-com:office:word" xmlns:w="http://schemas.openxmlformats.org/wordprocessingml/2006/main" xmlns:w14="http://schemas.microsoft.com/office/word/2010/wordml" xmlns:wne="http://schemas.microsoft.com/office/word/2006/wordml">
-  <w:abstractNum w:abstractNumId="0">
-    <w:nsid w:val="1ee279e1"/>
+<w:numbering xmlns:wpc="http://schemas.microsoft.com/office/word/2010/wordprocessingCanvas" xmlns:cx="http://schemas.microsoft.com/office/drawing/2014/chartex" xmlns:cx1="http://schemas.microsoft.com/office/drawing/2015/9/8/chartex" xmlns:cx2="http://schemas.microsoft.com/office/drawing/2015/10/21/chartex" xmlns:cx3="http://schemas.microsoft.com/office/drawing/2016/5/9/chartex" xmlns:cx4="http://schemas.microsoft.com/office/drawing/2016/5/10/chartex" xmlns:cx5="http://schemas.microsoft.com/office/drawing/2016/5/11/chartex" xmlns:cx6="http://schemas.microsoft.com/office/drawing/2016/5/12/chartex" xmlns:cx7="http://schemas.microsoft.com/office/drawing/2016/5/13/chartex" xmlns:cx8="http://schemas.microsoft.com/office/drawing/2016/5/14/chartex" xmlns:mc="http://schemas.openxmlformats.org/markup-compatibility/2006" xmlns:aink="http://schemas.microsoft.com/office/drawing/2016/ink" xmlns:am3d="http://schemas.microsoft.com/office/drawing/2017/model3d" xmlns:o="urn:schemas-microsoft-com:office:office" xmlns:oel="http://schemas.microsoft.com/office/2019/extlst" xmlns:r="http://schemas.openxmlformats.org/officeDocument/2006/relationships" xmlns:m="http://schemas.openxmlformats.org/officeDocument/2006/math" xmlns:v="urn:schemas-microsoft-com:vml" xmlns:wp14="http://schemas.microsoft.com/office/word/2010/wordprocessingDrawing" xmlns:wp="http://schemas.openxmlformats.org/drawingml/2006/wordprocessingDrawing" xmlns:w10="urn:schemas-microsoft-com:office:word" xmlns:w="http://schemas.openxmlformats.org/wordprocessingml/2006/main" xmlns:w14="http://schemas.microsoft.com/office/word/2010/wordml" xmlns:w15="http://schemas.microsoft.com/office/word/2012/wordml" xmlns:w16cex="http://schemas.microsoft.com/office/word/2018/wordml/cex" xmlns:w16cid="http://schemas.microsoft.com/office/word/2016/wordml/cid" xmlns:w16="http://schemas.microsoft.com/office/word/2018/wordml" xmlns:w16du="http://schemas.microsoft.com/office/word/2023/wordml/word16du" xmlns:w16sdtdh="http://schemas.microsoft.com/office/word/2020/wordml/sdtdatahash" xmlns:w16sdtfl="http://schemas.microsoft.com/office/word/2024/wordml/sdtformatlock" xmlns:w16se="http://schemas.microsoft.com/office/word/2015/wordml/symex" xmlns:wpg="http://schemas.microsoft.com/office/word/2010/wordprocessingGroup" xmlns:wpi="http://schemas.microsoft.com/office/word/2010/wordprocessingInk" xmlns:wne="http://schemas.microsoft.com/office/word/2006/wordml" xmlns:wps="http://schemas.microsoft.com/office/word/2010/wordprocessingShape" mc:Ignorable="w14 w15 w16se w16cid w16 w16cex w16sdtdh w16sdtfl w16du wp14">
+  <w:abstractNum w:abstractNumId="0" w15:restartNumberingAfterBreak="0">
+    <w:nsid w:val="1EE279E1"/>
     <w:multiLevelType w:val="hybridMultilevel"/>
-    <w:tmpl w:val="4a4837b8"/>
-    <w:lvl w:ilvl="0" w:tplc="3aedc6">
+    <w:tmpl w:val="4A4837B8"/>
+    <w:lvl w:ilvl="0" w:tplc="003AEDC6">
       <w:numFmt w:val="bullet"/>
       <w:lvlText w:val="-"/>
       <w:lvlJc w:val="left"/>
@@ -6978,7 +6541,7 @@
         <w:rFonts w:ascii="HY헤드라인M" w:eastAsia="HY헤드라인M" w:hint="eastAsia"/>
       </w:rPr>
     </w:lvl>
-    <w:lvl w:ilvl="1" w:tentative="on" w:tplc="4090003">
+    <w:lvl w:ilvl="1" w:tplc="04090003" w:tentative="1">
       <w:start w:val="1"/>
       <w:numFmt w:val="bullet"/>
       <w:lvlText w:val=""/>
@@ -6990,7 +6553,7 @@
         <w:rFonts w:ascii="Wingdings" w:hAnsi="Wingdings" w:hint="default"/>
       </w:rPr>
     </w:lvl>
-    <w:lvl w:ilvl="2" w:tentative="on" w:tplc="4090005">
+    <w:lvl w:ilvl="2" w:tplc="04090005" w:tentative="1">
       <w:start w:val="1"/>
       <w:numFmt w:val="bullet"/>
       <w:lvlText w:val=""/>
@@ -7002,7 +6565,7 @@
         <w:rFonts w:ascii="Wingdings" w:hAnsi="Wingdings" w:hint="default"/>
       </w:rPr>
     </w:lvl>
-    <w:lvl w:ilvl="3" w:tentative="on" w:tplc="4090001">
+    <w:lvl w:ilvl="3" w:tplc="04090001" w:tentative="1">
       <w:start w:val="1"/>
       <w:numFmt w:val="bullet"/>
       <w:lvlText w:val=""/>
@@ -7014,7 +6577,7 @@
         <w:rFonts w:ascii="Wingdings" w:hAnsi="Wingdings" w:hint="default"/>
       </w:rPr>
     </w:lvl>
-    <w:lvl w:ilvl="4" w:tentative="on" w:tplc="4090003">
+    <w:lvl w:ilvl="4" w:tplc="04090003" w:tentative="1">
       <w:start w:val="1"/>
       <w:numFmt w:val="bullet"/>
       <w:lvlText w:val=""/>
@@ -7026,7 +6589,7 @@
         <w:rFonts w:ascii="Wingdings" w:hAnsi="Wingdings" w:hint="default"/>
       </w:rPr>
     </w:lvl>
-    <w:lvl w:ilvl="5" w:tentative="on" w:tplc="4090005">
+    <w:lvl w:ilvl="5" w:tplc="04090005" w:tentative="1">
       <w:start w:val="1"/>
       <w:numFmt w:val="bullet"/>
       <w:lvlText w:val=""/>
@@ -7038,7 +6601,7 @@
         <w:rFonts w:ascii="Wingdings" w:hAnsi="Wingdings" w:hint="default"/>
       </w:rPr>
     </w:lvl>
-    <w:lvl w:ilvl="6" w:tentative="on" w:tplc="4090001">
+    <w:lvl w:ilvl="6" w:tplc="04090001" w:tentative="1">
       <w:start w:val="1"/>
       <w:numFmt w:val="bullet"/>
       <w:lvlText w:val=""/>
@@ -7050,7 +6613,7 @@
         <w:rFonts w:ascii="Wingdings" w:hAnsi="Wingdings" w:hint="default"/>
       </w:rPr>
     </w:lvl>
-    <w:lvl w:ilvl="7" w:tentative="on" w:tplc="4090003">
+    <w:lvl w:ilvl="7" w:tplc="04090003" w:tentative="1">
       <w:start w:val="1"/>
       <w:numFmt w:val="bullet"/>
       <w:lvlText w:val=""/>
@@ -7062,7 +6625,7 @@
         <w:rFonts w:ascii="Wingdings" w:hAnsi="Wingdings" w:hint="default"/>
       </w:rPr>
     </w:lvl>
-    <w:lvl w:ilvl="8" w:tentative="on" w:tplc="4090005">
+    <w:lvl w:ilvl="8" w:tplc="04090005" w:tentative="1">
       <w:start w:val="1"/>
       <w:numFmt w:val="bullet"/>
       <w:lvlText w:val=""/>
@@ -7075,22 +6638,22 @@
       </w:rPr>
     </w:lvl>
   </w:abstractNum>
-  <w:num w:numId="1">
+  <w:num w:numId="1" w16cid:durableId="1402292368">
     <w:abstractNumId w:val="0"/>
   </w:num>
 </w:numbering>
 </file>
 
 <file path=word/styles.xml><?xml version="1.0" encoding="utf-8"?>
-<w:styles xmlns:r="http://schemas.openxmlformats.org/officeDocument/2006/relationships" xmlns:w="http://schemas.openxmlformats.org/wordprocessingml/2006/main">
+<w:styles xmlns:mc="http://schemas.openxmlformats.org/markup-compatibility/2006" xmlns:r="http://schemas.openxmlformats.org/officeDocument/2006/relationships" xmlns:w="http://schemas.openxmlformats.org/wordprocessingml/2006/main" xmlns:w14="http://schemas.microsoft.com/office/word/2010/wordml" xmlns:w15="http://schemas.microsoft.com/office/word/2012/wordml" xmlns:w16cex="http://schemas.microsoft.com/office/word/2018/wordml/cex" xmlns:w16cid="http://schemas.microsoft.com/office/word/2016/wordml/cid" xmlns:w16="http://schemas.microsoft.com/office/word/2018/wordml" xmlns:w16du="http://schemas.microsoft.com/office/word/2023/wordml/word16du" xmlns:w16sdtdh="http://schemas.microsoft.com/office/word/2020/wordml/sdtdatahash" xmlns:w16sdtfl="http://schemas.microsoft.com/office/word/2024/wordml/sdtformatlock" xmlns:w16se="http://schemas.microsoft.com/office/word/2015/wordml/symex" mc:Ignorable="w14 w15 w16se w16cid w16 w16cex w16sdtdh w16sdtfl w16du">
   <w:docDefaults>
     <w:rPrDefault>
       <w:rPr>
-        <w:lang w:val="en-US" w:eastAsia="ko-KR" w:bidi="ar-SA"/>
         <w:rFonts w:asciiTheme="minorHAnsi" w:eastAsiaTheme="minorEastAsia" w:hAnsiTheme="minorHAnsi" w:cstheme="minorBidi"/>
+        <w:kern w:val="2"/>
         <w:sz w:val="22"/>
         <w:szCs w:val="24"/>
-        <w:kern w:val="2"/>
+        <w:lang w:val="en-US" w:eastAsia="ko-KR" w:bidi="ar-SA"/>
       </w:rPr>
     </w:rPrDefault>
     <w:pPrDefault>
@@ -7261,105 +6824,105 @@
     <w:lsdException w:name="Light Shading" w:uiPriority="96"/>
     <w:lsdException w:name="Light List" w:uiPriority="97"/>
     <w:lsdException w:name="Light Grid" w:uiPriority="98"/>
-    <w:lsdException w:name="Medium Shading 1" w:uiPriority="99"/>
-    <w:lsdException w:name="Medium Shading 2" w:uiPriority="100"/>
-    <w:lsdException w:name="Medium List 1" w:uiPriority="101"/>
-    <w:lsdException w:name="Medium List 2" w:uiPriority="102"/>
-    <w:lsdException w:name="Medium Grid 1" w:uiPriority="103"/>
-    <w:lsdException w:name="Medium Grid 2" w:uiPriority="104"/>
-    <w:lsdException w:name="Medium Grid 3" w:uiPriority="105"/>
-    <w:lsdException w:name="Dark List" w:uiPriority="112"/>
-    <w:lsdException w:name="Colorful Shading" w:uiPriority="113"/>
-    <w:lsdException w:name="Colorful List" w:uiPriority="114"/>
-    <w:lsdException w:name="Colorful Grid" w:uiPriority="115"/>
+    <w:lsdException w:name="Medium Shading 1"/>
+    <w:lsdException w:name="Medium Shading 2" w:uiPriority="0"/>
+    <w:lsdException w:name="Medium List 1" w:uiPriority="0"/>
+    <w:lsdException w:name="Medium List 2" w:uiPriority="0"/>
+    <w:lsdException w:name="Medium Grid 1" w:uiPriority="0"/>
+    <w:lsdException w:name="Medium Grid 2" w:uiPriority="0"/>
+    <w:lsdException w:name="Medium Grid 3" w:uiPriority="0"/>
+    <w:lsdException w:name="Dark List" w:uiPriority="0"/>
+    <w:lsdException w:name="Colorful Shading" w:uiPriority="0"/>
+    <w:lsdException w:name="Colorful List" w:uiPriority="0"/>
+    <w:lsdException w:name="Colorful Grid" w:uiPriority="0"/>
     <w:lsdException w:name="Light Shading Accent 1" w:uiPriority="96"/>
     <w:lsdException w:name="Light List Accent 1" w:uiPriority="97"/>
     <w:lsdException w:name="Light Grid Accent 1" w:uiPriority="98"/>
-    <w:lsdException w:name="Medium Shading 1 Accent 1" w:uiPriority="99"/>
-    <w:lsdException w:name="Medium Shading 2 Accent 1" w:uiPriority="100"/>
-    <w:lsdException w:name="Medium List 1 Accent 1" w:uiPriority="101"/>
+    <w:lsdException w:name="Medium Shading 1 Accent 1"/>
+    <w:lsdException w:name="Medium Shading 2 Accent 1" w:uiPriority="0"/>
+    <w:lsdException w:name="Medium List 1 Accent 1" w:uiPriority="0"/>
     <w:lsdException w:name="Revision" w:semiHidden="1"/>
     <w:lsdException w:name="List Paragraph" w:uiPriority="52" w:qFormat="1"/>
     <w:lsdException w:name="Quote" w:uiPriority="41" w:qFormat="1"/>
     <w:lsdException w:name="Intense Quote" w:uiPriority="48" w:qFormat="1"/>
-    <w:lsdException w:name="Medium List 2 Accent 1" w:uiPriority="102"/>
-    <w:lsdException w:name="Medium Grid 1 Accent 1" w:uiPriority="103"/>
-    <w:lsdException w:name="Medium Grid 2 Accent 1" w:uiPriority="104"/>
-    <w:lsdException w:name="Medium Grid 3 Accent 1" w:uiPriority="105"/>
-    <w:lsdException w:name="Dark List Accent 1" w:uiPriority="112"/>
-    <w:lsdException w:name="Colorful Shading Accent 1" w:uiPriority="113"/>
-    <w:lsdException w:name="Colorful List Accent 1" w:uiPriority="114"/>
-    <w:lsdException w:name="Colorful Grid Accent 1" w:uiPriority="115"/>
+    <w:lsdException w:name="Medium List 2 Accent 1" w:uiPriority="0"/>
+    <w:lsdException w:name="Medium Grid 1 Accent 1" w:uiPriority="0"/>
+    <w:lsdException w:name="Medium Grid 2 Accent 1" w:uiPriority="0"/>
+    <w:lsdException w:name="Medium Grid 3 Accent 1" w:uiPriority="0"/>
+    <w:lsdException w:name="Dark List Accent 1" w:uiPriority="0"/>
+    <w:lsdException w:name="Colorful Shading Accent 1" w:uiPriority="0"/>
+    <w:lsdException w:name="Colorful List Accent 1" w:uiPriority="0"/>
+    <w:lsdException w:name="Colorful Grid Accent 1" w:uiPriority="0"/>
     <w:lsdException w:name="Light Shading Accent 2" w:uiPriority="96"/>
     <w:lsdException w:name="Light List Accent 2" w:uiPriority="97"/>
     <w:lsdException w:name="Light Grid Accent 2" w:uiPriority="98"/>
-    <w:lsdException w:name="Medium Shading 1 Accent 2" w:uiPriority="99"/>
-    <w:lsdException w:name="Medium Shading 2 Accent 2" w:uiPriority="100"/>
-    <w:lsdException w:name="Medium List 1 Accent 2" w:uiPriority="101"/>
-    <w:lsdException w:name="Medium List 2 Accent 2" w:uiPriority="102"/>
-    <w:lsdException w:name="Medium Grid 1 Accent 2" w:uiPriority="103"/>
-    <w:lsdException w:name="Medium Grid 2 Accent 2" w:uiPriority="104"/>
-    <w:lsdException w:name="Medium Grid 3 Accent 2" w:uiPriority="105"/>
-    <w:lsdException w:name="Dark List Accent 2" w:uiPriority="112"/>
-    <w:lsdException w:name="Colorful Shading Accent 2" w:uiPriority="113"/>
-    <w:lsdException w:name="Colorful List Accent 2" w:uiPriority="114"/>
-    <w:lsdException w:name="Colorful Grid Accent 2" w:uiPriority="115"/>
+    <w:lsdException w:name="Medium Shading 1 Accent 2"/>
+    <w:lsdException w:name="Medium Shading 2 Accent 2" w:uiPriority="0"/>
+    <w:lsdException w:name="Medium List 1 Accent 2" w:uiPriority="0"/>
+    <w:lsdException w:name="Medium List 2 Accent 2" w:uiPriority="0"/>
+    <w:lsdException w:name="Medium Grid 1 Accent 2" w:uiPriority="0"/>
+    <w:lsdException w:name="Medium Grid 2 Accent 2" w:uiPriority="0"/>
+    <w:lsdException w:name="Medium Grid 3 Accent 2" w:uiPriority="0"/>
+    <w:lsdException w:name="Dark List Accent 2" w:uiPriority="0"/>
+    <w:lsdException w:name="Colorful Shading Accent 2" w:uiPriority="0"/>
+    <w:lsdException w:name="Colorful List Accent 2" w:uiPriority="0"/>
+    <w:lsdException w:name="Colorful Grid Accent 2" w:uiPriority="0"/>
     <w:lsdException w:name="Light Shading Accent 3" w:uiPriority="96"/>
     <w:lsdException w:name="Light List Accent 3" w:uiPriority="97"/>
     <w:lsdException w:name="Light Grid Accent 3" w:uiPriority="98"/>
-    <w:lsdException w:name="Medium Shading 1 Accent 3" w:uiPriority="99"/>
-    <w:lsdException w:name="Medium Shading 2 Accent 3" w:uiPriority="100"/>
-    <w:lsdException w:name="Medium List 1 Accent 3" w:uiPriority="101"/>
-    <w:lsdException w:name="Medium List 2 Accent 3" w:uiPriority="102"/>
-    <w:lsdException w:name="Medium Grid 1 Accent 3" w:uiPriority="103"/>
-    <w:lsdException w:name="Medium Grid 2 Accent 3" w:uiPriority="104"/>
-    <w:lsdException w:name="Medium Grid 3 Accent 3" w:uiPriority="105"/>
-    <w:lsdException w:name="Dark List Accent 3" w:uiPriority="112"/>
-    <w:lsdException w:name="Colorful Shading Accent 3" w:uiPriority="113"/>
-    <w:lsdException w:name="Colorful List Accent 3" w:uiPriority="114"/>
-    <w:lsdException w:name="Colorful Grid Accent 3" w:uiPriority="115"/>
+    <w:lsdException w:name="Medium Shading 1 Accent 3"/>
+    <w:lsdException w:name="Medium Shading 2 Accent 3" w:uiPriority="0"/>
+    <w:lsdException w:name="Medium List 1 Accent 3" w:uiPriority="0"/>
+    <w:lsdException w:name="Medium List 2 Accent 3" w:uiPriority="0"/>
+    <w:lsdException w:name="Medium Grid 1 Accent 3" w:uiPriority="0"/>
+    <w:lsdException w:name="Medium Grid 2 Accent 3" w:uiPriority="0"/>
+    <w:lsdException w:name="Medium Grid 3 Accent 3" w:uiPriority="0"/>
+    <w:lsdException w:name="Dark List Accent 3" w:uiPriority="0"/>
+    <w:lsdException w:name="Colorful Shading Accent 3" w:uiPriority="0"/>
+    <w:lsdException w:name="Colorful List Accent 3" w:uiPriority="0"/>
+    <w:lsdException w:name="Colorful Grid Accent 3" w:uiPriority="0"/>
     <w:lsdException w:name="Light Shading Accent 4" w:uiPriority="96"/>
     <w:lsdException w:name="Light List Accent 4" w:uiPriority="97"/>
     <w:lsdException w:name="Light Grid Accent 4" w:uiPriority="98"/>
-    <w:lsdException w:name="Medium Shading 1 Accent 4" w:uiPriority="99"/>
-    <w:lsdException w:name="Medium Shading 2 Accent 4" w:uiPriority="100"/>
-    <w:lsdException w:name="Medium List 1 Accent 4" w:uiPriority="101"/>
-    <w:lsdException w:name="Medium List 2 Accent 4" w:uiPriority="102"/>
-    <w:lsdException w:name="Medium Grid 1 Accent 4" w:uiPriority="103"/>
-    <w:lsdException w:name="Medium Grid 2 Accent 4" w:uiPriority="104"/>
-    <w:lsdException w:name="Medium Grid 3 Accent 4" w:uiPriority="105"/>
-    <w:lsdException w:name="Dark List Accent 4" w:uiPriority="112"/>
-    <w:lsdException w:name="Colorful Shading Accent 4" w:uiPriority="113"/>
-    <w:lsdException w:name="Colorful List Accent 4" w:uiPriority="114"/>
-    <w:lsdException w:name="Colorful Grid Accent 4" w:uiPriority="115"/>
+    <w:lsdException w:name="Medium Shading 1 Accent 4"/>
+    <w:lsdException w:name="Medium Shading 2 Accent 4" w:uiPriority="0"/>
+    <w:lsdException w:name="Medium List 1 Accent 4" w:uiPriority="0"/>
+    <w:lsdException w:name="Medium List 2 Accent 4" w:uiPriority="0"/>
+    <w:lsdException w:name="Medium Grid 1 Accent 4" w:uiPriority="0"/>
+    <w:lsdException w:name="Medium Grid 2 Accent 4" w:uiPriority="0"/>
+    <w:lsdException w:name="Medium Grid 3 Accent 4" w:uiPriority="0"/>
+    <w:lsdException w:name="Dark List Accent 4" w:uiPriority="0"/>
+    <w:lsdException w:name="Colorful Shading Accent 4" w:uiPriority="0"/>
+    <w:lsdException w:name="Colorful List Accent 4" w:uiPriority="0"/>
+    <w:lsdException w:name="Colorful Grid Accent 4" w:uiPriority="0"/>
     <w:lsdException w:name="Light Shading Accent 5" w:uiPriority="96"/>
     <w:lsdException w:name="Light List Accent 5" w:uiPriority="97"/>
     <w:lsdException w:name="Light Grid Accent 5" w:uiPriority="98"/>
-    <w:lsdException w:name="Medium Shading 1 Accent 5" w:uiPriority="99"/>
-    <w:lsdException w:name="Medium Shading 2 Accent 5" w:uiPriority="100"/>
-    <w:lsdException w:name="Medium List 1 Accent 5" w:uiPriority="101"/>
-    <w:lsdException w:name="Medium List 2 Accent 5" w:uiPriority="102"/>
-    <w:lsdException w:name="Medium Grid 1 Accent 5" w:uiPriority="103"/>
-    <w:lsdException w:name="Medium Grid 2 Accent 5" w:uiPriority="104"/>
-    <w:lsdException w:name="Medium Grid 3 Accent 5" w:uiPriority="105"/>
-    <w:lsdException w:name="Dark List Accent 5" w:uiPriority="112"/>
-    <w:lsdException w:name="Colorful Shading Accent 5" w:uiPriority="113"/>
-    <w:lsdException w:name="Colorful List Accent 5" w:uiPriority="114"/>
-    <w:lsdException w:name="Colorful Grid Accent 5" w:uiPriority="115"/>
+    <w:lsdException w:name="Medium Shading 1 Accent 5"/>
+    <w:lsdException w:name="Medium Shading 2 Accent 5" w:uiPriority="0"/>
+    <w:lsdException w:name="Medium List 1 Accent 5" w:uiPriority="0"/>
+    <w:lsdException w:name="Medium List 2 Accent 5" w:uiPriority="0"/>
+    <w:lsdException w:name="Medium Grid 1 Accent 5" w:uiPriority="0"/>
+    <w:lsdException w:name="Medium Grid 2 Accent 5" w:uiPriority="0"/>
+    <w:lsdException w:name="Medium Grid 3 Accent 5" w:uiPriority="0"/>
+    <w:lsdException w:name="Dark List Accent 5" w:uiPriority="0"/>
+    <w:lsdException w:name="Colorful Shading Accent 5" w:uiPriority="0"/>
+    <w:lsdException w:name="Colorful List Accent 5" w:uiPriority="0"/>
+    <w:lsdException w:name="Colorful Grid Accent 5" w:uiPriority="0"/>
     <w:lsdException w:name="Light Shading Accent 6" w:uiPriority="96"/>
     <w:lsdException w:name="Light List Accent 6" w:uiPriority="97"/>
     <w:lsdException w:name="Light Grid Accent 6" w:uiPriority="98"/>
-    <w:lsdException w:name="Medium Shading 1 Accent 6" w:uiPriority="99"/>
-    <w:lsdException w:name="Medium Shading 2 Accent 6" w:uiPriority="100"/>
-    <w:lsdException w:name="Medium List 1 Accent 6" w:uiPriority="101"/>
-    <w:lsdException w:name="Medium List 2 Accent 6" w:uiPriority="102"/>
-    <w:lsdException w:name="Medium Grid 1 Accent 6" w:uiPriority="103"/>
-    <w:lsdException w:name="Medium Grid 2 Accent 6" w:uiPriority="104"/>
-    <w:lsdException w:name="Medium Grid 3 Accent 6" w:uiPriority="105"/>
-    <w:lsdException w:name="Dark List Accent 6" w:uiPriority="112"/>
-    <w:lsdException w:name="Colorful Shading Accent 6" w:uiPriority="113"/>
-    <w:lsdException w:name="Colorful List Accent 6" w:uiPriority="114"/>
-    <w:lsdException w:name="Colorful Grid Accent 6" w:uiPriority="115"/>
+    <w:lsdException w:name="Medium Shading 1 Accent 6"/>
+    <w:lsdException w:name="Medium Shading 2 Accent 6" w:uiPriority="0"/>
+    <w:lsdException w:name="Medium List 1 Accent 6" w:uiPriority="0"/>
+    <w:lsdException w:name="Medium List 2 Accent 6" w:uiPriority="0"/>
+    <w:lsdException w:name="Medium Grid 1 Accent 6" w:uiPriority="0"/>
+    <w:lsdException w:name="Medium Grid 2 Accent 6" w:uiPriority="0"/>
+    <w:lsdException w:name="Medium Grid 3 Accent 6" w:uiPriority="0"/>
+    <w:lsdException w:name="Dark List Accent 6" w:uiPriority="0"/>
+    <w:lsdException w:name="Colorful Shading Accent 6" w:uiPriority="0"/>
+    <w:lsdException w:name="Colorful List Accent 6" w:uiPriority="0"/>
+    <w:lsdException w:name="Colorful Grid Accent 6" w:uiPriority="0"/>
     <w:lsdException w:name="Subtle Emphasis" w:uiPriority="25" w:qFormat="1"/>
     <w:lsdException w:name="Intense Emphasis" w:uiPriority="33" w:qFormat="1"/>
     <w:lsdException w:name="Subtle Reference" w:uiPriority="49" w:qFormat="1"/>
@@ -7481,24 +7044,24 @@
     <w:name w:val="Normal"/>
     <w:qFormat/>
     <w:pPr>
-      <w:autoSpaceDE w:val="off"/>
-      <w:autoSpaceDN w:val="off"/>
-      <w:widowControl w:val="off"/>
-      <w:wordWrap w:val="off"/>
+      <w:widowControl w:val="0"/>
+      <w:wordWrap w:val="0"/>
+      <w:autoSpaceDE w:val="0"/>
+      <w:autoSpaceDN w:val="0"/>
     </w:pPr>
   </w:style>
   <w:style w:type="paragraph" w:styleId="1">
     <w:name w:val="heading 1"/>
-    <w:uiPriority w:val="9"/>
     <w:basedOn w:val="a"/>
     <w:next w:val="a"/>
     <w:link w:val="1Char"/>
+    <w:uiPriority w:val="9"/>
     <w:qFormat/>
     <w:pPr>
       <w:keepNext/>
       <w:keepLines/>
+      <w:spacing w:before="280" w:after="80"/>
       <w:outlineLvl w:val="0"/>
-      <w:spacing w:after="80" w:before="280"/>
     </w:pPr>
     <w:rPr>
       <w:rFonts w:asciiTheme="majorHAnsi" w:eastAsiaTheme="majorEastAsia" w:hAnsiTheme="majorHAnsi" w:cstheme="majorBidi"/>
@@ -7509,18 +7072,18 @@
   </w:style>
   <w:style w:type="paragraph" w:styleId="2">
     <w:name w:val="heading 2"/>
-    <w:uiPriority w:val="9"/>
     <w:basedOn w:val="a"/>
     <w:next w:val="a"/>
     <w:link w:val="2Char"/>
-    <w:qFormat/>
+    <w:uiPriority w:val="9"/>
     <w:semiHidden/>
     <w:unhideWhenUsed/>
+    <w:qFormat/>
     <w:pPr>
       <w:keepNext/>
       <w:keepLines/>
+      <w:spacing w:before="160" w:after="80"/>
       <w:outlineLvl w:val="1"/>
-      <w:spacing w:after="80" w:before="160"/>
     </w:pPr>
     <w:rPr>
       <w:rFonts w:asciiTheme="majorHAnsi" w:eastAsiaTheme="majorEastAsia" w:hAnsiTheme="majorHAnsi" w:cstheme="majorBidi"/>
@@ -7531,18 +7094,18 @@
   </w:style>
   <w:style w:type="paragraph" w:styleId="3">
     <w:name w:val="heading 3"/>
-    <w:uiPriority w:val="9"/>
     <w:basedOn w:val="a"/>
     <w:next w:val="a"/>
     <w:link w:val="3Char"/>
-    <w:qFormat/>
+    <w:uiPriority w:val="9"/>
     <w:semiHidden/>
     <w:unhideWhenUsed/>
+    <w:qFormat/>
     <w:pPr>
       <w:keepNext/>
       <w:keepLines/>
+      <w:spacing w:before="160" w:after="80"/>
       <w:outlineLvl w:val="2"/>
-      <w:spacing w:after="80" w:before="160"/>
     </w:pPr>
     <w:rPr>
       <w:rFonts w:asciiTheme="majorHAnsi" w:eastAsiaTheme="majorEastAsia" w:hAnsiTheme="majorHAnsi" w:cstheme="majorBidi"/>
@@ -7552,18 +7115,18 @@
   </w:style>
   <w:style w:type="paragraph" w:styleId="4">
     <w:name w:val="heading 4"/>
-    <w:uiPriority w:val="9"/>
     <w:basedOn w:val="a"/>
     <w:next w:val="a"/>
     <w:link w:val="4Char"/>
-    <w:qFormat/>
+    <w:uiPriority w:val="9"/>
     <w:semiHidden/>
     <w:unhideWhenUsed/>
+    <w:qFormat/>
     <w:pPr>
       <w:keepNext/>
       <w:keepLines/>
+      <w:spacing w:before="80" w:after="40"/>
       <w:outlineLvl w:val="3"/>
-      <w:spacing w:after="40" w:before="80"/>
     </w:pPr>
     <w:rPr>
       <w:rFonts w:asciiTheme="majorHAnsi" w:eastAsiaTheme="majorEastAsia" w:hAnsiTheme="majorHAnsi" w:cstheme="majorBidi"/>
@@ -7572,19 +7135,19 @@
   </w:style>
   <w:style w:type="paragraph" w:styleId="5">
     <w:name w:val="heading 5"/>
-    <w:uiPriority w:val="9"/>
     <w:basedOn w:val="a"/>
     <w:next w:val="a"/>
     <w:link w:val="5Char"/>
-    <w:qFormat/>
+    <w:uiPriority w:val="9"/>
     <w:semiHidden/>
     <w:unhideWhenUsed/>
+    <w:qFormat/>
     <w:pPr>
-      <w:ind w:leftChars="100" w:left="100"/>
       <w:keepNext/>
       <w:keepLines/>
+      <w:spacing w:before="80" w:after="40"/>
+      <w:ind w:leftChars="100" w:left="100"/>
       <w:outlineLvl w:val="4"/>
-      <w:spacing w:after="40" w:before="80"/>
     </w:pPr>
     <w:rPr>
       <w:rFonts w:asciiTheme="majorHAnsi" w:eastAsiaTheme="majorEastAsia" w:hAnsiTheme="majorHAnsi" w:cstheme="majorBidi"/>
@@ -7593,19 +7156,19 @@
   </w:style>
   <w:style w:type="paragraph" w:styleId="6">
     <w:name w:val="heading 6"/>
-    <w:uiPriority w:val="9"/>
     <w:basedOn w:val="a"/>
     <w:next w:val="a"/>
     <w:link w:val="6Char"/>
-    <w:qFormat/>
+    <w:uiPriority w:val="9"/>
     <w:semiHidden/>
     <w:unhideWhenUsed/>
+    <w:qFormat/>
     <w:pPr>
-      <w:ind w:leftChars="200" w:left="200"/>
       <w:keepNext/>
       <w:keepLines/>
+      <w:spacing w:before="80" w:after="40"/>
+      <w:ind w:leftChars="200" w:left="200"/>
       <w:outlineLvl w:val="5"/>
-      <w:spacing w:after="40" w:before="80"/>
     </w:pPr>
     <w:rPr>
       <w:rFonts w:asciiTheme="majorHAnsi" w:eastAsiaTheme="majorEastAsia" w:hAnsiTheme="majorHAnsi" w:cstheme="majorBidi"/>
@@ -7614,19 +7177,19 @@
   </w:style>
   <w:style w:type="paragraph" w:styleId="7">
     <w:name w:val="heading 7"/>
-    <w:uiPriority w:val="9"/>
     <w:basedOn w:val="a"/>
     <w:next w:val="a"/>
     <w:link w:val="7Char"/>
-    <w:qFormat/>
+    <w:uiPriority w:val="9"/>
     <w:semiHidden/>
     <w:unhideWhenUsed/>
+    <w:qFormat/>
     <w:pPr>
-      <w:ind w:leftChars="300" w:left="300"/>
       <w:keepNext/>
       <w:keepLines/>
+      <w:spacing w:before="80" w:after="40"/>
+      <w:ind w:leftChars="300" w:left="300"/>
       <w:outlineLvl w:val="6"/>
-      <w:spacing w:after="40" w:before="80"/>
     </w:pPr>
     <w:rPr>
       <w:rFonts w:asciiTheme="majorHAnsi" w:eastAsiaTheme="majorEastAsia" w:hAnsiTheme="majorHAnsi" w:cstheme="majorBidi"/>
@@ -7635,19 +7198,19 @@
   </w:style>
   <w:style w:type="paragraph" w:styleId="8">
     <w:name w:val="heading 8"/>
-    <w:uiPriority w:val="9"/>
     <w:basedOn w:val="a"/>
     <w:next w:val="a"/>
     <w:link w:val="8Char"/>
-    <w:qFormat/>
+    <w:uiPriority w:val="9"/>
     <w:semiHidden/>
     <w:unhideWhenUsed/>
+    <w:qFormat/>
     <w:pPr>
-      <w:ind w:leftChars="400" w:left="400"/>
       <w:keepNext/>
       <w:keepLines/>
+      <w:spacing w:before="80" w:after="40"/>
+      <w:ind w:leftChars="400" w:left="400"/>
       <w:outlineLvl w:val="7"/>
-      <w:spacing w:after="40" w:before="80"/>
     </w:pPr>
     <w:rPr>
       <w:rFonts w:asciiTheme="majorHAnsi" w:eastAsiaTheme="majorEastAsia" w:hAnsiTheme="majorHAnsi" w:cstheme="majorBidi"/>
@@ -7656,19 +7219,19 @@
   </w:style>
   <w:style w:type="paragraph" w:styleId="9">
     <w:name w:val="heading 9"/>
-    <w:uiPriority w:val="9"/>
     <w:basedOn w:val="a"/>
     <w:next w:val="a"/>
     <w:link w:val="9Char"/>
-    <w:qFormat/>
+    <w:uiPriority w:val="9"/>
     <w:semiHidden/>
     <w:unhideWhenUsed/>
+    <w:qFormat/>
     <w:pPr>
-      <w:ind w:leftChars="500" w:left="500"/>
       <w:keepNext/>
       <w:keepLines/>
+      <w:spacing w:before="80" w:after="40"/>
+      <w:ind w:leftChars="500" w:left="500"/>
       <w:outlineLvl w:val="8"/>
-      <w:spacing w:after="40" w:before="80"/>
     </w:pPr>
     <w:rPr>
       <w:rFonts w:asciiTheme="majorHAnsi" w:eastAsiaTheme="majorEastAsia" w:hAnsiTheme="majorHAnsi" w:cstheme="majorBidi"/>
@@ -7704,9 +7267,9 @@
   </w:style>
   <w:style w:type="character" w:customStyle="1" w:styleId="1Char">
     <w:name w:val="제목 1 Char"/>
-    <w:uiPriority w:val="9"/>
     <w:basedOn w:val="a0"/>
     <w:link w:val="1"/>
+    <w:uiPriority w:val="9"/>
     <w:rPr>
       <w:rFonts w:asciiTheme="majorHAnsi" w:eastAsiaTheme="majorEastAsia" w:hAnsiTheme="majorHAnsi" w:cstheme="majorBidi"/>
       <w:color w:val="000000"/>
@@ -7716,9 +7279,9 @@
   </w:style>
   <w:style w:type="character" w:customStyle="1" w:styleId="2Char">
     <w:name w:val="제목 2 Char"/>
-    <w:uiPriority w:val="9"/>
     <w:basedOn w:val="a0"/>
     <w:link w:val="2"/>
+    <w:uiPriority w:val="9"/>
     <w:semiHidden/>
     <w:rPr>
       <w:rFonts w:asciiTheme="majorHAnsi" w:eastAsiaTheme="majorEastAsia" w:hAnsiTheme="majorHAnsi" w:cstheme="majorBidi"/>
@@ -7729,9 +7292,9 @@
   </w:style>
   <w:style w:type="character" w:customStyle="1" w:styleId="3Char">
     <w:name w:val="제목 3 Char"/>
-    <w:uiPriority w:val="9"/>
     <w:basedOn w:val="a0"/>
     <w:link w:val="3"/>
+    <w:uiPriority w:val="9"/>
     <w:semiHidden/>
     <w:rPr>
       <w:rFonts w:asciiTheme="majorHAnsi" w:eastAsiaTheme="majorEastAsia" w:hAnsiTheme="majorHAnsi" w:cstheme="majorBidi"/>
@@ -7741,9 +7304,9 @@
   </w:style>
   <w:style w:type="character" w:customStyle="1" w:styleId="4Char">
     <w:name w:val="제목 4 Char"/>
-    <w:uiPriority w:val="9"/>
     <w:basedOn w:val="a0"/>
     <w:link w:val="4"/>
+    <w:uiPriority w:val="9"/>
     <w:semiHidden/>
     <w:rPr>
       <w:rFonts w:asciiTheme="majorHAnsi" w:eastAsiaTheme="majorEastAsia" w:hAnsiTheme="majorHAnsi" w:cstheme="majorBidi"/>
@@ -7752,9 +7315,9 @@
   </w:style>
   <w:style w:type="character" w:customStyle="1" w:styleId="5Char">
     <w:name w:val="제목 5 Char"/>
-    <w:uiPriority w:val="9"/>
     <w:basedOn w:val="a0"/>
     <w:link w:val="5"/>
+    <w:uiPriority w:val="9"/>
     <w:semiHidden/>
     <w:rPr>
       <w:rFonts w:asciiTheme="majorHAnsi" w:eastAsiaTheme="majorEastAsia" w:hAnsiTheme="majorHAnsi" w:cstheme="majorBidi"/>
@@ -7763,9 +7326,9 @@
   </w:style>
   <w:style w:type="character" w:customStyle="1" w:styleId="6Char">
     <w:name w:val="제목 6 Char"/>
-    <w:uiPriority w:val="9"/>
     <w:basedOn w:val="a0"/>
     <w:link w:val="6"/>
+    <w:uiPriority w:val="9"/>
     <w:semiHidden/>
     <w:rPr>
       <w:rFonts w:asciiTheme="majorHAnsi" w:eastAsiaTheme="majorEastAsia" w:hAnsiTheme="majorHAnsi" w:cstheme="majorBidi"/>
@@ -7774,9 +7337,9 @@
   </w:style>
   <w:style w:type="character" w:customStyle="1" w:styleId="7Char">
     <w:name w:val="제목 7 Char"/>
-    <w:uiPriority w:val="9"/>
     <w:basedOn w:val="a0"/>
     <w:link w:val="7"/>
+    <w:uiPriority w:val="9"/>
     <w:semiHidden/>
     <w:rPr>
       <w:rFonts w:asciiTheme="majorHAnsi" w:eastAsiaTheme="majorEastAsia" w:hAnsiTheme="majorHAnsi" w:cstheme="majorBidi"/>
@@ -7785,9 +7348,9 @@
   </w:style>
   <w:style w:type="character" w:customStyle="1" w:styleId="8Char">
     <w:name w:val="제목 8 Char"/>
-    <w:uiPriority w:val="9"/>
     <w:basedOn w:val="a0"/>
     <w:link w:val="8"/>
+    <w:uiPriority w:val="9"/>
     <w:semiHidden/>
     <w:rPr>
       <w:rFonts w:asciiTheme="majorHAnsi" w:eastAsiaTheme="majorEastAsia" w:hAnsiTheme="majorHAnsi" w:cstheme="majorBidi"/>
@@ -7796,9 +7359,9 @@
   </w:style>
   <w:style w:type="character" w:customStyle="1" w:styleId="9Char">
     <w:name w:val="제목 9 Char"/>
-    <w:uiPriority w:val="9"/>
     <w:basedOn w:val="a0"/>
     <w:link w:val="9"/>
+    <w:uiPriority w:val="9"/>
     <w:semiHidden/>
     <w:rPr>
       <w:rFonts w:asciiTheme="majorHAnsi" w:eastAsiaTheme="majorEastAsia" w:hAnsiTheme="majorHAnsi" w:cstheme="majorBidi"/>
@@ -7807,81 +7370,81 @@
   </w:style>
   <w:style w:type="paragraph" w:styleId="a3">
     <w:name w:val="Title"/>
-    <w:uiPriority w:val="10"/>
     <w:basedOn w:val="a"/>
     <w:next w:val="a"/>
     <w:link w:val="Char"/>
+    <w:uiPriority w:val="10"/>
     <w:qFormat/>
     <w:pPr>
+      <w:spacing w:after="80"/>
       <w:contextualSpacing/>
       <w:jc w:val="center"/>
-      <w:spacing w:after="80"/>
     </w:pPr>
     <w:rPr>
       <w:rFonts w:asciiTheme="majorHAnsi" w:eastAsiaTheme="majorEastAsia" w:hAnsiTheme="majorHAnsi" w:cstheme="majorBidi"/>
+      <w:spacing w:val="-10"/>
+      <w:kern w:val="28"/>
       <w:sz w:val="56"/>
       <w:szCs w:val="56"/>
-      <w:kern w:val="28"/>
-      <w:spacing w:val="-10"/>
     </w:rPr>
   </w:style>
   <w:style w:type="character" w:customStyle="1" w:styleId="Char">
     <w:name w:val="제목 Char"/>
-    <w:uiPriority w:val="10"/>
     <w:basedOn w:val="a0"/>
     <w:link w:val="a3"/>
+    <w:uiPriority w:val="10"/>
     <w:rPr>
       <w:rFonts w:asciiTheme="majorHAnsi" w:eastAsiaTheme="majorEastAsia" w:hAnsiTheme="majorHAnsi" w:cstheme="majorBidi"/>
+      <w:spacing w:val="-10"/>
+      <w:kern w:val="28"/>
       <w:sz w:val="56"/>
       <w:szCs w:val="56"/>
-      <w:kern w:val="28"/>
-      <w:spacing w:val="-10"/>
     </w:rPr>
   </w:style>
   <w:style w:type="paragraph" w:styleId="a4">
     <w:name w:val="Subtitle"/>
-    <w:uiPriority w:val="11"/>
     <w:basedOn w:val="a"/>
     <w:next w:val="a"/>
     <w:link w:val="Char0"/>
+    <w:uiPriority w:val="11"/>
     <w:qFormat/>
     <w:pPr>
-      <w:jc w:val="center"/>
       <w:numPr>
         <w:ilvl w:val="1"/>
       </w:numPr>
+      <w:jc w:val="center"/>
     </w:pPr>
     <w:rPr>
       <w:rFonts w:asciiTheme="majorHAnsi" w:eastAsiaTheme="majorEastAsia" w:hAnsiTheme="majorHAnsi" w:cstheme="majorBidi"/>
       <w:color w:val="595959"/>
+      <w:spacing w:val="15"/>
       <w:sz w:val="28"/>
       <w:szCs w:val="28"/>
-      <w:spacing w:val="15"/>
     </w:rPr>
   </w:style>
   <w:style w:type="character" w:customStyle="1" w:styleId="Char0">
     <w:name w:val="부제 Char"/>
-    <w:uiPriority w:val="11"/>
     <w:basedOn w:val="a0"/>
     <w:link w:val="a4"/>
+    <w:uiPriority w:val="11"/>
     <w:rPr>
       <w:rFonts w:asciiTheme="majorHAnsi" w:eastAsiaTheme="majorEastAsia" w:hAnsiTheme="majorHAnsi" w:cstheme="majorBidi"/>
       <w:color w:val="595959"/>
+      <w:spacing w:val="15"/>
       <w:sz w:val="28"/>
       <w:szCs w:val="28"/>
-      <w:spacing w:val="15"/>
     </w:rPr>
   </w:style>
   <w:style w:type="paragraph" w:styleId="a5">
     <w:name w:val="Quote"/>
-    <w:uiPriority w:val="29"/>
     <w:basedOn w:val="a"/>
     <w:next w:val="a"/>
     <w:link w:val="Char1"/>
+    <w:uiPriority w:val="29"/>
     <w:qFormat/>
     <w:pPr>
+      <w:spacing w:before="160"/>
       <w:jc w:val="center"/>
-      <w:spacing w:before="160"/>
     </w:pPr>
     <w:rPr>
       <w:i/>
@@ -7891,9 +7454,9 @@
   </w:style>
   <w:style w:type="character" w:customStyle="1" w:styleId="Char1">
     <w:name w:val="인용 Char"/>
-    <w:uiPriority w:val="29"/>
     <w:basedOn w:val="a0"/>
     <w:link w:val="a5"/>
+    <w:uiPriority w:val="29"/>
     <w:rPr>
       <w:i/>
       <w:iCs/>
@@ -7902,8 +7465,8 @@
   </w:style>
   <w:style w:type="paragraph" w:styleId="a6">
     <w:name w:val="List Paragraph"/>
+    <w:basedOn w:val="a"/>
     <w:uiPriority w:val="34"/>
-    <w:basedOn w:val="a"/>
     <w:qFormat/>
     <w:pPr>
       <w:ind w:left="720"/>
@@ -7912,8 +7475,8 @@
   </w:style>
   <w:style w:type="character" w:styleId="a7">
     <w:name w:val="Intense Emphasis"/>
+    <w:basedOn w:val="a0"/>
     <w:uiPriority w:val="21"/>
-    <w:basedOn w:val="a0"/>
     <w:qFormat/>
     <w:rPr>
       <w:i/>
@@ -7923,19 +7486,19 @@
   </w:style>
   <w:style w:type="paragraph" w:styleId="a8">
     <w:name w:val="Intense Quote"/>
-    <w:uiPriority w:val="30"/>
     <w:basedOn w:val="a"/>
     <w:next w:val="a"/>
     <w:link w:val="Char2"/>
+    <w:uiPriority w:val="30"/>
     <w:qFormat/>
     <w:pPr>
+      <w:pBdr>
+        <w:top w:val="single" w:sz="4" w:space="10" w:color="0F4761" w:themeColor="accent1" w:themeShade="BF"/>
+        <w:bottom w:val="single" w:sz="4" w:space="10" w:color="0F4761" w:themeColor="accent1" w:themeShade="BF"/>
+      </w:pBdr>
+      <w:spacing w:before="360" w:after="360"/>
       <w:ind w:left="864" w:right="864"/>
       <w:jc w:val="center"/>
-      <w:pBdr>
-        <w:top w:val="single" w:sz="4" w:space="10" w:color="104861" w:themeColor="accent1" w:themeShade="bf"/>
-        <w:bottom w:val="single" w:sz="4" w:space="10" w:color="104861" w:themeColor="accent1" w:themeShade="bf"/>
-      </w:pBdr>
-      <w:spacing w:after="360" w:before="360"/>
     </w:pPr>
     <w:rPr>
       <w:i/>
@@ -7945,9 +7508,9 @@
   </w:style>
   <w:style w:type="character" w:customStyle="1" w:styleId="Char2">
     <w:name w:val="강한 인용 Char"/>
-    <w:uiPriority w:val="30"/>
     <w:basedOn w:val="a0"/>
     <w:link w:val="a8"/>
+    <w:uiPriority w:val="30"/>
     <w:rPr>
       <w:i/>
       <w:iCs/>
@@ -7956,8 +7519,8 @@
   </w:style>
   <w:style w:type="character" w:styleId="a9">
     <w:name w:val="Intense Reference"/>
+    <w:basedOn w:val="a0"/>
     <w:uiPriority w:val="32"/>
-    <w:basedOn w:val="a0"/>
     <w:qFormat/>
     <w:rPr>
       <w:b/>
@@ -7969,48 +7532,48 @@
   </w:style>
   <w:style w:type="paragraph" w:styleId="aa">
     <w:name w:val="header"/>
-    <w:uiPriority w:val="99"/>
     <w:basedOn w:val="a"/>
     <w:link w:val="Char3"/>
+    <w:uiPriority w:val="99"/>
     <w:unhideWhenUsed/>
     <w:pPr>
-      <w:snapToGrid w:val="0"/>
       <w:tabs>
         <w:tab w:val="center" w:pos="4513"/>
         <w:tab w:val="right" w:pos="9026"/>
       </w:tabs>
+      <w:snapToGrid w:val="0"/>
     </w:pPr>
   </w:style>
   <w:style w:type="character" w:customStyle="1" w:styleId="Char3">
     <w:name w:val="머리글 Char"/>
-    <w:uiPriority w:val="99"/>
     <w:basedOn w:val="a0"/>
     <w:link w:val="aa"/>
+    <w:uiPriority w:val="99"/>
   </w:style>
   <w:style w:type="paragraph" w:styleId="ab">
     <w:name w:val="footer"/>
-    <w:uiPriority w:val="99"/>
     <w:basedOn w:val="a"/>
     <w:link w:val="Char4"/>
+    <w:uiPriority w:val="99"/>
     <w:unhideWhenUsed/>
     <w:pPr>
-      <w:snapToGrid w:val="0"/>
       <w:tabs>
         <w:tab w:val="center" w:pos="4513"/>
         <w:tab w:val="right" w:pos="9026"/>
       </w:tabs>
+      <w:snapToGrid w:val="0"/>
     </w:pPr>
   </w:style>
   <w:style w:type="character" w:customStyle="1" w:styleId="Char4">
     <w:name w:val="바닥글 Char"/>
-    <w:uiPriority w:val="99"/>
     <w:basedOn w:val="a0"/>
     <w:link w:val="ab"/>
+    <w:uiPriority w:val="99"/>
   </w:style>
   <w:style w:type="table" w:styleId="ac">
     <w:name w:val="Table Grid"/>
+    <w:basedOn w:val="a1"/>
     <w:uiPriority w:val="39"/>
-    <w:basedOn w:val="a1"/>
     <w:pPr>
       <w:spacing w:after="0"/>
     </w:pPr>
@@ -8027,19 +7590,19 @@
   </w:style>
   <w:style w:type="table" w:customStyle="1" w:styleId="10">
     <w:name w:val="달력 1"/>
+    <w:basedOn w:val="a1"/>
     <w:uiPriority w:val="99"/>
-    <w:basedOn w:val="a1"/>
     <w:qFormat/>
     <w:pPr>
       <w:spacing w:after="0"/>
     </w:pPr>
     <w:rPr>
+      <w:kern w:val="0"/>
       <w:szCs w:val="22"/>
-      <w:kern w:val="0"/>
     </w:rPr>
     <w:tblPr>
+      <w:tblStyleRowBandSize w:val="1"/>
       <w:tblStyleColBandSize w:val="1"/>
-      <w:tblStyleRowBandSize w:val="1"/>
     </w:tblPr>
     <w:tcPr>
       <w:shd w:val="clear" w:color="auto" w:fill="auto"/>
@@ -8047,7 +7610,7 @@
     <w:tblStylePr w:type="firstRow">
       <w:pPr>
         <w:wordWrap/>
-        <w:spacing w:afterLines="0" w:afterAutospacing="0" w:beforeLines="0" w:beforeAutospacing="0" w:line="240" w:lineRule="auto"/>
+        <w:spacing w:beforeLines="0" w:beforeAutospacing="0" w:afterLines="0" w:afterAutospacing="0" w:line="240" w:lineRule="auto"/>
       </w:pPr>
       <w:rPr>
         <w:rFonts w:asciiTheme="minorHAnsi" w:eastAsiaTheme="minorEastAsia" w:hAnsiTheme="minorHAnsi"/>
@@ -8112,18 +7675,18 @@
   </w:style>
   <w:style w:type="table" w:customStyle="1" w:styleId="30">
     <w:name w:val="달력 3"/>
+    <w:basedOn w:val="a1"/>
     <w:uiPriority w:val="99"/>
-    <w:basedOn w:val="a1"/>
     <w:qFormat/>
     <w:pPr>
+      <w:spacing w:after="0"/>
       <w:jc w:val="right"/>
-      <w:spacing w:after="0"/>
     </w:pPr>
     <w:rPr>
       <w:rFonts w:asciiTheme="majorHAnsi" w:eastAsiaTheme="majorEastAsia" w:hAnsiTheme="majorHAnsi" w:cstheme="majorBidi"/>
       <w:color w:val="000000"/>
+      <w:kern w:val="0"/>
       <w:szCs w:val="22"/>
-      <w:kern w:val="0"/>
     </w:rPr>
     <w:tblPr/>
     <w:tblStylePr w:type="firstRow">
@@ -8149,8 +7712,8 @@
   </w:style>
   <w:style w:type="character" w:styleId="ad">
     <w:name w:val="Strong"/>
+    <w:basedOn w:val="a0"/>
     <w:uiPriority w:val="22"/>
-    <w:basedOn w:val="a0"/>
     <w:qFormat/>
     <w:rPr>
       <w:b/>
@@ -8159,8 +7722,8 @@
   </w:style>
   <w:style w:type="character" w:styleId="ae">
     <w:name w:val="Emphasis"/>
+    <w:basedOn w:val="a0"/>
     <w:uiPriority w:val="20"/>
-    <w:basedOn w:val="a0"/>
     <w:qFormat/>
     <w:rPr>
       <w:i/>
